--- a/LLDD/word/BE/LLDD-BE-API-Document-Create-Update.docx
+++ b/LLDD/word/BE/LLDD-BE-API-Document-Create-Update.docx
@@ -1619,7 +1619,7 @@
                 <w:b w:val="0"/>
                 <w:sz w:val="18"/>
               </w:rPr>
-              <w:t>ตัวอย่าง 2569/00124; เก็บ doc_no เป็น string และเก็บ be_year/running_no แยกเพื่อ index</w:t>
+              <w:t>ตัวอย่าง 2026/00124; เก็บ doc_no เป็น string และเก็บ year/running_no แยกเพื่อ index</w:t>
             </w:r>
           </w:p>
         </w:tc>
@@ -1687,7 +1687,7 @@
                 <w:b w:val="0"/>
                 <w:sz w:val="18"/>
               </w:rPr>
-              <w:t>unique key `(be_year, running_no)` และ unique `doc_no`</w:t>
+              <w:t>unique key `(year, running_no)` และ unique `doc_no`</w:t>
             </w:r>
           </w:p>
         </w:tc>
@@ -2510,7 +2510,7 @@
                 <w:b w:val="0"/>
                 <w:sz w:val="18"/>
               </w:rPr>
-              <w:t>insert workflow_instances/workflow_tasks section 06 หรือเรียก workflow service ภายใน transaction boundary ที่กำหนด</w:t>
+              <w:t>เรียก initializeWorkflow + addPreparedApprover (state 06) ของ @srm/glb-workflow ภายใน transaction boundary ที่กำหนด</w:t>
             </w:r>
           </w:p>
         </w:tc>
@@ -2792,7 +2792,7 @@
                 <w:b w:val="0"/>
                 <w:sz w:val="18"/>
               </w:rPr>
-              <w:t>จำลอง error หลัง insert document ก่อน insert task</w:t>
+              <w:t>จำลอง error หลัง insert document ก่อนเปิด workflow</w:t>
             </w:r>
           </w:p>
         </w:tc>
@@ -2813,7 +2813,7 @@
                 <w:b w:val="0"/>
                 <w:sz w:val="18"/>
               </w:rPr>
-              <w:t>rollback แล้วไม่เหลือ compensation_documents/workflow_tasks/audit partial</w:t>
+              <w:t>rollback แล้วไม่เหลือ compensation_documents/workflow_transaction/audit partial</w:t>
             </w:r>
           </w:p>
         </w:tc>
@@ -2890,24 +2890,24 @@
         </w:rPr>
         <w:t>-- Lock sequence row for the Buddhist year before generating docNo.</w:t>
         <w:br/>
-        <w:t>SELECT be_year, next_running_no</w:t>
+        <w:t>SELECT year, next_running_no</w:t>
         <w:br/>
         <w:t>FROM document_number_sequences</w:t>
         <w:br/>
-        <w:t>WHERE be_year = :beYear</w:t>
+        <w:t>WHERE year = :year</w:t>
         <w:br/>
         <w:t>FOR UPDATE;</w:t>
         <w:br/>
         <w:br/>
         <w:t>-- Create sequence row when the year is first used.</w:t>
         <w:br/>
-        <w:t>INSERT INTO document_number_sequences (be_year, next_running_no, created_at, updated_at)</w:t>
+        <w:t>INSERT INTO document_number_sequences (year, next_running_no, created_at, updated_at)</w:t>
         <w:br/>
-        <w:t>SELECT :beYear, 0, CURRENT_TIMESTAMP, CURRENT_TIMESTAMP</w:t>
+        <w:t>SELECT :year, 0, CURRENT_TIMESTAMP, CURRENT_TIMESTAMP</w:t>
         <w:br/>
         <w:t>WHERE NOT EXISTS (</w:t>
         <w:br/>
-        <w:t xml:space="preserve">    SELECT 1 FROM document_number_sequences WHERE be_year = :beYear</w:t>
+        <w:t xml:space="preserve">    SELECT 1 FROM document_number_sequences WHERE year = :year</w:t>
         <w:br/>
         <w:t>);</w:t>
         <w:br/>
@@ -2920,20 +2920,20 @@
         <w:br/>
         <w:t xml:space="preserve">    updated_at = CURRENT_TIMESTAMP</w:t>
         <w:br/>
-        <w:t>WHERE be_year = :beYear</w:t>
+        <w:t>WHERE year = :year</w:t>
         <w:br/>
-        <w:t>RETURNING be_year, next_running_no;</w:t>
+        <w:t>RETURNING year, next_running_no;</w:t>
         <w:br/>
         <w:br/>
         <w:t>INSERT INTO compensation_documents (</w:t>
         <w:br/>
-        <w:t xml:space="preserve">    doc_no, be_year, running_no, impacted_store_code, impact_month,</w:t>
+        <w:t xml:space="preserve">    doc_no, year, running_no, impacted_store_code, impact_month,</w:t>
         <w:br/>
         <w:t xml:space="preserve">    new_store_code, round_no, source, status_code, created_by, created_at</w:t>
         <w:br/>
         <w:t>) VALUES (</w:t>
         <w:br/>
-        <w:t xml:space="preserve">    :docNo, :beYear, :runningNo, :impactedStoreCode, :impactMonth,</w:t>
+        <w:t xml:space="preserve">    :docNo, :year, :runningNo, :impactedStoreCode, :impactMonth,</w:t>
         <w:br/>
         <w:t xml:space="preserve">    :newStoreCode, :roundNo, :source, '06', :userId, CURRENT_TIMESTAMP</w:t>
         <w:br/>
@@ -3147,7 +3147,7 @@
                 <w:b w:val="0"/>
                 <w:sz w:val="18"/>
               </w:rPr>
-              <w:t>compensation_documents; workflow_instances / workflow_tasks; document_new_stores</w:t>
+              <w:t>compensation_documents; workflow_transaction / workflow_approver (@srm/glb-workflow); document_new_stores</w:t>
             </w:r>
           </w:p>
         </w:tc>
@@ -5163,7 +5163,7 @@
               </w:rPr>
               <w:t>{</w:t>
               <w:br/>
-              <w:t xml:space="preserve">  "docNo": "2569/00124",</w:t>
+              <w:t xml:space="preserve">  "docNo": "2026/00124",</w:t>
               <w:br/>
               <w:t xml:space="preserve">  "statusCode": "06"</w:t>
               <w:br/>
@@ -6421,7 +6421,7 @@
                 <w:b w:val="0"/>
                 <w:sz w:val="18"/>
               </w:rPr>
-              <w:t>workflow_instances / workflow_tasks</w:t>
+              <w:t>workflow_transaction / workflow_approver (@srm/glb-workflow)</w:t>
             </w:r>
           </w:p>
         </w:tc>

--- a/LLDD/word/BE/LLDD-BE-API-Document-Create-Update.docx
+++ b/LLDD/word/BE/LLDD-BE-API-Document-Create-Update.docx
@@ -103,11 +103,15 @@
               <w:keepLines/>
               <w:spacing w:after="0"/>
             </w:pPr>
-            <w:r/>
-            <w:r>
-              <w:rPr>
-                <w:rFonts w:ascii="Arial" w:hAnsi="Arial" w:eastAsia="Arial"/>
-                <w:b w:val="0"/>
+            <w:r>
+              <w:rPr>
+                <w:rFonts w:ascii="Arial" w:hAnsi="Arial" w:eastAsia="Arial"/>
+                <w:sz w:val="18"/>
+              </w:rPr>
+            </w:r>
+            <w:r>
+              <w:rPr>
+                <w:rFonts w:ascii="Arial" w:hAnsi="Arial" w:eastAsia="Arial"/>
                 <w:sz w:val="18"/>
               </w:rPr>
               <w:t>วัตถุประสงค์</w:t>
@@ -124,11 +128,15 @@
               <w:keepLines/>
               <w:spacing w:after="0"/>
             </w:pPr>
-            <w:r/>
-            <w:r>
-              <w:rPr>
-                <w:rFonts w:ascii="Arial" w:hAnsi="Arial" w:eastAsia="Arial"/>
-                <w:b w:val="0"/>
+            <w:r>
+              <w:rPr>
+                <w:rFonts w:ascii="Arial" w:hAnsi="Arial" w:eastAsia="Arial"/>
+                <w:sz w:val="18"/>
+              </w:rPr>
+            </w:r>
+            <w:r>
+              <w:rPr>
+                <w:rFonts w:ascii="Arial" w:hAnsi="Arial" w:eastAsia="Arial"/>
                 <w:sz w:val="18"/>
               </w:rPr>
               <w:t>ใช้เป็นรายละเอียดระดับพัฒนาสำหรับออกแบบ ลงมือพัฒนา ตรวจทาน และทดสอบขอบเขตที่ระบุในฉบับนี้</w:t>
@@ -150,11 +158,15 @@
               <w:keepLines/>
               <w:spacing w:after="0"/>
             </w:pPr>
-            <w:r/>
-            <w:r>
-              <w:rPr>
-                <w:rFonts w:ascii="Arial" w:hAnsi="Arial" w:eastAsia="Arial"/>
-                <w:b w:val="0"/>
+            <w:r>
+              <w:rPr>
+                <w:rFonts w:ascii="Arial" w:hAnsi="Arial" w:eastAsia="Arial"/>
+                <w:sz w:val="18"/>
+              </w:rPr>
+            </w:r>
+            <w:r>
+              <w:rPr>
+                <w:rFonts w:ascii="Arial" w:hAnsi="Arial" w:eastAsia="Arial"/>
                 <w:sz w:val="18"/>
               </w:rPr>
               <w:t>ลำดับการอ่าน</w:t>
@@ -171,11 +183,15 @@
               <w:keepLines/>
               <w:spacing w:after="0"/>
             </w:pPr>
-            <w:r/>
-            <w:r>
-              <w:rPr>
-                <w:rFonts w:ascii="Arial" w:hAnsi="Arial" w:eastAsia="Arial"/>
-                <w:b w:val="0"/>
+            <w:r>
+              <w:rPr>
+                <w:rFonts w:ascii="Arial" w:hAnsi="Arial" w:eastAsia="Arial"/>
+                <w:sz w:val="18"/>
+              </w:rPr>
+            </w:r>
+            <w:r>
+              <w:rPr>
+                <w:rFonts w:ascii="Arial" w:hAnsi="Arial" w:eastAsia="Arial"/>
                 <w:sz w:val="18"/>
               </w:rPr>
               <w:t>เริ่มจาก Overview และ Scope จากนั้นตรวจ Field/Validation, Implementation, Contract, Processing Flow, Acceptance Criteria และ Test Checklist ตามลำดับ</w:t>
@@ -197,11 +213,15 @@
               <w:keepLines/>
               <w:spacing w:after="0"/>
             </w:pPr>
-            <w:r/>
-            <w:r>
-              <w:rPr>
-                <w:rFonts w:ascii="Arial" w:hAnsi="Arial" w:eastAsia="Arial"/>
-                <w:b w:val="0"/>
+            <w:r>
+              <w:rPr>
+                <w:rFonts w:ascii="Arial" w:hAnsi="Arial" w:eastAsia="Arial"/>
+                <w:sz w:val="18"/>
+              </w:rPr>
+            </w:r>
+            <w:r>
+              <w:rPr>
+                <w:rFonts w:ascii="Arial" w:hAnsi="Arial" w:eastAsia="Arial"/>
                 <w:sz w:val="18"/>
               </w:rPr>
               <w:t>ผลลัพธ์ที่คาดหวัง</w:t>
@@ -218,11 +238,15 @@
               <w:keepLines/>
               <w:spacing w:after="0"/>
             </w:pPr>
-            <w:r/>
-            <w:r>
-              <w:rPr>
-                <w:rFonts w:ascii="Arial" w:hAnsi="Arial" w:eastAsia="Arial"/>
-                <w:b w:val="0"/>
+            <w:r>
+              <w:rPr>
+                <w:rFonts w:ascii="Arial" w:hAnsi="Arial" w:eastAsia="Arial"/>
+                <w:sz w:val="18"/>
+              </w:rPr>
+            </w:r>
+            <w:r>
+              <w:rPr>
+                <w:rFonts w:ascii="Arial" w:hAnsi="Arial" w:eastAsia="Arial"/>
                 <w:sz w:val="18"/>
               </w:rPr>
               <w:t>ผู้อ่านสามารถระบุ input, ขั้นตอนประมวลผล, output, เงื่อนไขผิดพลาด และหลักฐานการทดสอบได้จากเนื้อหาในฉบับเดียว</w:t>
@@ -322,11 +346,15 @@
               <w:keepLines/>
               <w:spacing w:after="0"/>
             </w:pPr>
-            <w:r/>
-            <w:r>
-              <w:rPr>
-                <w:rFonts w:ascii="Arial" w:hAnsi="Arial" w:eastAsia="Arial"/>
-                <w:b w:val="0"/>
+            <w:r>
+              <w:rPr>
+                <w:rFonts w:ascii="Arial" w:hAnsi="Arial" w:eastAsia="Arial"/>
+                <w:sz w:val="18"/>
+              </w:rPr>
+            </w:r>
+            <w:r>
+              <w:rPr>
+                <w:rFonts w:ascii="Arial" w:hAnsi="Arial" w:eastAsia="Arial"/>
                 <w:sz w:val="18"/>
               </w:rPr>
               <w:t>Track</w:t>
@@ -343,11 +371,15 @@
               <w:keepLines/>
               <w:spacing w:after="0"/>
             </w:pPr>
-            <w:r/>
-            <w:r>
-              <w:rPr>
-                <w:rFonts w:ascii="Arial" w:hAnsi="Arial" w:eastAsia="Arial"/>
-                <w:b w:val="0"/>
+            <w:r>
+              <w:rPr>
+                <w:rFonts w:ascii="Arial" w:hAnsi="Arial" w:eastAsia="Arial"/>
+                <w:sz w:val="18"/>
+              </w:rPr>
+            </w:r>
+            <w:r>
+              <w:rPr>
+                <w:rFonts w:ascii="Arial" w:hAnsi="Arial" w:eastAsia="Arial"/>
                 <w:sz w:val="18"/>
               </w:rPr>
               <w:t>BE</w:t>
@@ -369,11 +401,15 @@
               <w:keepLines/>
               <w:spacing w:after="0"/>
             </w:pPr>
-            <w:r/>
-            <w:r>
-              <w:rPr>
-                <w:rFonts w:ascii="Arial" w:hAnsi="Arial" w:eastAsia="Arial"/>
-                <w:b w:val="0"/>
+            <w:r>
+              <w:rPr>
+                <w:rFonts w:ascii="Arial" w:hAnsi="Arial" w:eastAsia="Arial"/>
+                <w:sz w:val="18"/>
+              </w:rPr>
+            </w:r>
+            <w:r>
+              <w:rPr>
+                <w:rFonts w:ascii="Arial" w:hAnsi="Arial" w:eastAsia="Arial"/>
                 <w:sz w:val="18"/>
               </w:rPr>
               <w:t>Estimate</w:t>
@@ -390,11 +426,15 @@
               <w:keepLines/>
               <w:spacing w:after="0"/>
             </w:pPr>
-            <w:r/>
-            <w:r>
-              <w:rPr>
-                <w:rFonts w:ascii="Arial" w:hAnsi="Arial" w:eastAsia="Arial"/>
-                <w:b w:val="0"/>
+            <w:r>
+              <w:rPr>
+                <w:rFonts w:ascii="Arial" w:hAnsi="Arial" w:eastAsia="Arial"/>
+                <w:sz w:val="18"/>
+              </w:rPr>
+            </w:r>
+            <w:r>
+              <w:rPr>
+                <w:rFonts w:ascii="Arial" w:hAnsi="Arial" w:eastAsia="Arial"/>
                 <w:sz w:val="18"/>
               </w:rPr>
               <w:t>27 ชั่วโมง</w:t>
@@ -416,11 +456,15 @@
               <w:keepLines/>
               <w:spacing w:after="0"/>
             </w:pPr>
-            <w:r/>
-            <w:r>
-              <w:rPr>
-                <w:rFonts w:ascii="Arial" w:hAnsi="Arial" w:eastAsia="Arial"/>
-                <w:b w:val="0"/>
+            <w:r>
+              <w:rPr>
+                <w:rFonts w:ascii="Arial" w:hAnsi="Arial" w:eastAsia="Arial"/>
+                <w:sz w:val="18"/>
+              </w:rPr>
+            </w:r>
+            <w:r>
+              <w:rPr>
+                <w:rFonts w:ascii="Arial" w:hAnsi="Arial" w:eastAsia="Arial"/>
                 <w:sz w:val="18"/>
               </w:rPr>
               <w:t>Owner</w:t>
@@ -437,11 +481,15 @@
               <w:keepLines/>
               <w:spacing w:after="0"/>
             </w:pPr>
-            <w:r/>
-            <w:r>
-              <w:rPr>
-                <w:rFonts w:ascii="Arial" w:hAnsi="Arial" w:eastAsia="Arial"/>
-                <w:b w:val="0"/>
+            <w:r>
+              <w:rPr>
+                <w:rFonts w:ascii="Arial" w:hAnsi="Arial" w:eastAsia="Arial"/>
+                <w:sz w:val="18"/>
+              </w:rPr>
+            </w:r>
+            <w:r>
+              <w:rPr>
+                <w:rFonts w:ascii="Arial" w:hAnsi="Arial" w:eastAsia="Arial"/>
                 <w:sz w:val="18"/>
               </w:rPr>
               <w:t>Tunyatorn &lt;Vava&gt; Kiatkongphongsa</w:t>
@@ -463,11 +511,15 @@
               <w:keepLines/>
               <w:spacing w:after="0"/>
             </w:pPr>
-            <w:r/>
-            <w:r>
-              <w:rPr>
-                <w:rFonts w:ascii="Arial" w:hAnsi="Arial" w:eastAsia="Arial"/>
-                <w:b w:val="0"/>
+            <w:r>
+              <w:rPr>
+                <w:rFonts w:ascii="Arial" w:hAnsi="Arial" w:eastAsia="Arial"/>
+                <w:sz w:val="18"/>
+              </w:rPr>
+            </w:r>
+            <w:r>
+              <w:rPr>
+                <w:rFonts w:ascii="Arial" w:hAnsi="Arial" w:eastAsia="Arial"/>
                 <w:sz w:val="18"/>
               </w:rPr>
               <w:t>Objective</w:t>
@@ -484,11 +536,15 @@
               <w:keepLines/>
               <w:spacing w:after="0"/>
             </w:pPr>
-            <w:r/>
-            <w:r>
-              <w:rPr>
-                <w:rFonts w:ascii="Arial" w:hAnsi="Arial" w:eastAsia="Arial"/>
-                <w:b w:val="0"/>
+            <w:r>
+              <w:rPr>
+                <w:rFonts w:ascii="Arial" w:hAnsi="Arial" w:eastAsia="Arial"/>
+                <w:sz w:val="18"/>
+              </w:rPr>
+            </w:r>
+            <w:r>
+              <w:rPr>
+                <w:rFonts w:ascii="Arial" w:hAnsi="Arial" w:eastAsia="Arial"/>
                 <w:sz w:val="18"/>
               </w:rPr>
               <w:t>ออกแบบ APIs สำหรับสร้างเอกสารใหม่และบันทึกส่วนย่อยของเอกสาร</w:t>
@@ -754,11 +810,15 @@
               <w:keepLines/>
               <w:spacing w:after="0"/>
             </w:pPr>
-            <w:r/>
-            <w:r>
-              <w:rPr>
-                <w:rFonts w:ascii="Arial" w:hAnsi="Arial" w:eastAsia="Arial"/>
-                <w:b w:val="0"/>
+            <w:r>
+              <w:rPr>
+                <w:rFonts w:ascii="Arial" w:hAnsi="Arial" w:eastAsia="Arial"/>
+                <w:sz w:val="18"/>
+              </w:rPr>
+            </w:r>
+            <w:r>
+              <w:rPr>
+                <w:rFonts w:ascii="Arial" w:hAnsi="Arial" w:eastAsia="Arial"/>
                 <w:sz w:val="18"/>
               </w:rPr>
               <w:t>docNo</w:t>
@@ -775,11 +835,15 @@
               <w:keepLines/>
               <w:spacing w:after="0"/>
             </w:pPr>
-            <w:r/>
-            <w:r>
-              <w:rPr>
-                <w:rFonts w:ascii="Arial" w:hAnsi="Arial" w:eastAsia="Arial"/>
-                <w:b w:val="0"/>
+            <w:r>
+              <w:rPr>
+                <w:rFonts w:ascii="Arial" w:hAnsi="Arial" w:eastAsia="Arial"/>
+                <w:sz w:val="18"/>
+              </w:rPr>
+            </w:r>
+            <w:r>
+              <w:rPr>
+                <w:rFonts w:ascii="Arial" w:hAnsi="Arial" w:eastAsia="Arial"/>
                 <w:sz w:val="18"/>
               </w:rPr>
               <w:t>YYYY/xxxxx</w:t>
@@ -796,11 +860,15 @@
               <w:keepLines/>
               <w:spacing w:after="0"/>
             </w:pPr>
-            <w:r/>
-            <w:r>
-              <w:rPr>
-                <w:rFonts w:ascii="Arial" w:hAnsi="Arial" w:eastAsia="Arial"/>
-                <w:b w:val="0"/>
+            <w:r>
+              <w:rPr>
+                <w:rFonts w:ascii="Arial" w:hAnsi="Arial" w:eastAsia="Arial"/>
+                <w:sz w:val="18"/>
+              </w:rPr>
+            </w:r>
+            <w:r>
+              <w:rPr>
+                <w:rFonts w:ascii="Arial" w:hAnsi="Arial" w:eastAsia="Arial"/>
                 <w:sz w:val="18"/>
               </w:rPr>
               <w:t>required when opening existing document</w:t>
@@ -817,11 +885,15 @@
               <w:keepLines/>
               <w:spacing w:after="0"/>
             </w:pPr>
-            <w:r/>
-            <w:r>
-              <w:rPr>
-                <w:rFonts w:ascii="Arial" w:hAnsi="Arial" w:eastAsia="Arial"/>
-                <w:b w:val="0"/>
+            <w:r>
+              <w:rPr>
+                <w:rFonts w:ascii="Arial" w:hAnsi="Arial" w:eastAsia="Arial"/>
+                <w:sz w:val="18"/>
+              </w:rPr>
+            </w:r>
+            <w:r>
+              <w:rPr>
+                <w:rFonts w:ascii="Arial" w:hAnsi="Arial" w:eastAsia="Arial"/>
                 <w:sz w:val="18"/>
               </w:rPr>
               <w:t>ใช้ปี พ.ศ. และ running 5 หลัก</w:t>
@@ -843,11 +915,15 @@
               <w:keepLines/>
               <w:spacing w:after="0"/>
             </w:pPr>
-            <w:r/>
-            <w:r>
-              <w:rPr>
-                <w:rFonts w:ascii="Arial" w:hAnsi="Arial" w:eastAsia="Arial"/>
-                <w:b w:val="0"/>
+            <w:r>
+              <w:rPr>
+                <w:rFonts w:ascii="Arial" w:hAnsi="Arial" w:eastAsia="Arial"/>
+                <w:sz w:val="18"/>
+              </w:rPr>
+            </w:r>
+            <w:r>
+              <w:rPr>
+                <w:rFonts w:ascii="Arial" w:hAnsi="Arial" w:eastAsia="Arial"/>
                 <w:sz w:val="18"/>
               </w:rPr>
               <w:t>storeCode</w:t>
@@ -864,11 +940,15 @@
               <w:keepLines/>
               <w:spacing w:after="0"/>
             </w:pPr>
-            <w:r/>
-            <w:r>
-              <w:rPr>
-                <w:rFonts w:ascii="Arial" w:hAnsi="Arial" w:eastAsia="Arial"/>
-                <w:b w:val="0"/>
+            <w:r>
+              <w:rPr>
+                <w:rFonts w:ascii="Arial" w:hAnsi="Arial" w:eastAsia="Arial"/>
+                <w:sz w:val="18"/>
+              </w:rPr>
+            </w:r>
+            <w:r>
+              <w:rPr>
+                <w:rFonts w:ascii="Arial" w:hAnsi="Arial" w:eastAsia="Arial"/>
                 <w:sz w:val="18"/>
               </w:rPr>
               <w:t>string 5 digits</w:t>
@@ -885,11 +965,15 @@
               <w:keepLines/>
               <w:spacing w:after="0"/>
             </w:pPr>
-            <w:r/>
-            <w:r>
-              <w:rPr>
-                <w:rFonts w:ascii="Arial" w:hAnsi="Arial" w:eastAsia="Arial"/>
-                <w:b w:val="0"/>
+            <w:r>
+              <w:rPr>
+                <w:rFonts w:ascii="Arial" w:hAnsi="Arial" w:eastAsia="Arial"/>
+                <w:sz w:val="18"/>
+              </w:rPr>
+            </w:r>
+            <w:r>
+              <w:rPr>
+                <w:rFonts w:ascii="Arial" w:hAnsi="Arial" w:eastAsia="Arial"/>
                 <w:sz w:val="18"/>
               </w:rPr>
               <w:t>numeric length = 5</w:t>
@@ -906,11 +990,15 @@
               <w:keepLines/>
               <w:spacing w:after="0"/>
             </w:pPr>
-            <w:r/>
-            <w:r>
-              <w:rPr>
-                <w:rFonts w:ascii="Arial" w:hAnsi="Arial" w:eastAsia="Arial"/>
-                <w:b w:val="0"/>
+            <w:r>
+              <w:rPr>
+                <w:rFonts w:ascii="Arial" w:hAnsi="Arial" w:eastAsia="Arial"/>
+                <w:sz w:val="18"/>
+              </w:rPr>
+            </w:r>
+            <w:r>
+              <w:rPr>
+                <w:rFonts w:ascii="Arial" w:hAnsi="Arial" w:eastAsia="Arial"/>
                 <w:sz w:val="18"/>
               </w:rPr>
               <w:t>แสดง leading zero</w:t>
@@ -932,11 +1020,15 @@
               <w:keepLines/>
               <w:spacing w:after="0"/>
             </w:pPr>
-            <w:r/>
-            <w:r>
-              <w:rPr>
-                <w:rFonts w:ascii="Arial" w:hAnsi="Arial" w:eastAsia="Arial"/>
-                <w:b w:val="0"/>
+            <w:r>
+              <w:rPr>
+                <w:rFonts w:ascii="Arial" w:hAnsi="Arial" w:eastAsia="Arial"/>
+                <w:sz w:val="18"/>
+              </w:rPr>
+            </w:r>
+            <w:r>
+              <w:rPr>
+                <w:rFonts w:ascii="Arial" w:hAnsi="Arial" w:eastAsia="Arial"/>
                 <w:sz w:val="18"/>
               </w:rPr>
               <w:t>amount</w:t>
@@ -953,11 +1045,15 @@
               <w:keepLines/>
               <w:spacing w:after="0"/>
             </w:pPr>
-            <w:r/>
-            <w:r>
-              <w:rPr>
-                <w:rFonts w:ascii="Arial" w:hAnsi="Arial" w:eastAsia="Arial"/>
-                <w:b w:val="0"/>
+            <w:r>
+              <w:rPr>
+                <w:rFonts w:ascii="Arial" w:hAnsi="Arial" w:eastAsia="Arial"/>
+                <w:sz w:val="18"/>
+              </w:rPr>
+            </w:r>
+            <w:r>
+              <w:rPr>
+                <w:rFonts w:ascii="Arial" w:hAnsi="Arial" w:eastAsia="Arial"/>
                 <w:sz w:val="18"/>
               </w:rPr>
               <w:t>number, 2 decimals</w:t>
@@ -974,11 +1070,15 @@
               <w:keepLines/>
               <w:spacing w:after="0"/>
             </w:pPr>
-            <w:r/>
-            <w:r>
-              <w:rPr>
-                <w:rFonts w:ascii="Arial" w:hAnsi="Arial" w:eastAsia="Arial"/>
-                <w:b w:val="0"/>
+            <w:r>
+              <w:rPr>
+                <w:rFonts w:ascii="Arial" w:hAnsi="Arial" w:eastAsia="Arial"/>
+                <w:sz w:val="18"/>
+              </w:rPr>
+            </w:r>
+            <w:r>
+              <w:rPr>
+                <w:rFonts w:ascii="Arial" w:hAnsi="Arial" w:eastAsia="Arial"/>
                 <w:sz w:val="18"/>
               </w:rPr>
               <w:t>&gt;= 0</w:t>
@@ -995,14 +1095,32 @@
               <w:keepLines/>
               <w:spacing w:after="0"/>
             </w:pPr>
-            <w:r/>
-            <w:r>
-              <w:rPr>
-                <w:rFonts w:ascii="Arial" w:hAnsi="Arial" w:eastAsia="Arial"/>
-                <w:b w:val="0"/>
-                <w:sz w:val="18"/>
-              </w:rPr>
-              <w:t>format `#,##0.00` บาท</w:t>
+            <w:r>
+              <w:rPr>
+                <w:rFonts w:ascii="Arial" w:hAnsi="Arial" w:eastAsia="Arial"/>
+                <w:sz w:val="18"/>
+              </w:rPr>
+            </w:r>
+            <w:r>
+              <w:rPr>
+                <w:rFonts w:ascii="Arial" w:hAnsi="Arial" w:eastAsia="Arial"/>
+                <w:sz w:val="18"/>
+              </w:rPr>
+              <w:t xml:space="preserve">format </w:t>
+            </w:r>
+            <w:r>
+              <w:rPr>
+                <w:rFonts w:ascii="Courier New" w:hAnsi="Courier New" w:eastAsia="Arial"/>
+                <w:sz w:val="18"/>
+              </w:rPr>
+              <w:t>#,##0.00</w:t>
+            </w:r>
+            <w:r>
+              <w:rPr>
+                <w:rFonts w:ascii="Arial" w:hAnsi="Arial" w:eastAsia="Arial"/>
+                <w:sz w:val="18"/>
+              </w:rPr>
+              <w:t xml:space="preserve"> บาท</w:t>
             </w:r>
           </w:p>
         </w:tc>
@@ -1021,11 +1139,15 @@
               <w:keepLines/>
               <w:spacing w:after="0"/>
             </w:pPr>
-            <w:r/>
-            <w:r>
-              <w:rPr>
-                <w:rFonts w:ascii="Arial" w:hAnsi="Arial" w:eastAsia="Arial"/>
-                <w:b w:val="0"/>
+            <w:r>
+              <w:rPr>
+                <w:rFonts w:ascii="Arial" w:hAnsi="Arial" w:eastAsia="Arial"/>
+                <w:sz w:val="18"/>
+              </w:rPr>
+            </w:r>
+            <w:r>
+              <w:rPr>
+                <w:rFonts w:ascii="Arial" w:hAnsi="Arial" w:eastAsia="Arial"/>
                 <w:sz w:val="18"/>
               </w:rPr>
               <w:t>percent</w:t>
@@ -1042,11 +1164,15 @@
               <w:keepLines/>
               <w:spacing w:after="0"/>
             </w:pPr>
-            <w:r/>
-            <w:r>
-              <w:rPr>
-                <w:rFonts w:ascii="Arial" w:hAnsi="Arial" w:eastAsia="Arial"/>
-                <w:b w:val="0"/>
+            <w:r>
+              <w:rPr>
+                <w:rFonts w:ascii="Arial" w:hAnsi="Arial" w:eastAsia="Arial"/>
+                <w:sz w:val="18"/>
+              </w:rPr>
+            </w:r>
+            <w:r>
+              <w:rPr>
+                <w:rFonts w:ascii="Arial" w:hAnsi="Arial" w:eastAsia="Arial"/>
                 <w:sz w:val="18"/>
               </w:rPr>
               <w:t>number, 2 decimals</w:t>
@@ -1063,11 +1189,15 @@
               <w:keepLines/>
               <w:spacing w:after="0"/>
             </w:pPr>
-            <w:r/>
-            <w:r>
-              <w:rPr>
-                <w:rFonts w:ascii="Arial" w:hAnsi="Arial" w:eastAsia="Arial"/>
-                <w:b w:val="0"/>
+            <w:r>
+              <w:rPr>
+                <w:rFonts w:ascii="Arial" w:hAnsi="Arial" w:eastAsia="Arial"/>
+                <w:sz w:val="18"/>
+              </w:rPr>
+            </w:r>
+            <w:r>
+              <w:rPr>
+                <w:rFonts w:ascii="Arial" w:hAnsi="Arial" w:eastAsia="Arial"/>
                 <w:sz w:val="18"/>
               </w:rPr>
               <w:t>0-100</w:t>
@@ -1084,14 +1214,32 @@
               <w:keepLines/>
               <w:spacing w:after="0"/>
             </w:pPr>
-            <w:r/>
-            <w:r>
-              <w:rPr>
-                <w:rFonts w:ascii="Arial" w:hAnsi="Arial" w:eastAsia="Arial"/>
-                <w:b w:val="0"/>
-                <w:sz w:val="18"/>
-              </w:rPr>
-              <w:t>ใช้ `%` และรวม allocation ต้องเท่ากับ 100</w:t>
+            <w:r>
+              <w:rPr>
+                <w:rFonts w:ascii="Arial" w:hAnsi="Arial" w:eastAsia="Arial"/>
+                <w:sz w:val="18"/>
+              </w:rPr>
+            </w:r>
+            <w:r>
+              <w:rPr>
+                <w:rFonts w:ascii="Arial" w:hAnsi="Arial" w:eastAsia="Arial"/>
+                <w:sz w:val="18"/>
+              </w:rPr>
+              <w:t xml:space="preserve">ใช้ </w:t>
+            </w:r>
+            <w:r>
+              <w:rPr>
+                <w:rFonts w:ascii="Courier New" w:hAnsi="Courier New" w:eastAsia="Arial"/>
+                <w:sz w:val="18"/>
+              </w:rPr>
+              <w:t>%</w:t>
+            </w:r>
+            <w:r>
+              <w:rPr>
+                <w:rFonts w:ascii="Arial" w:hAnsi="Arial" w:eastAsia="Arial"/>
+                <w:sz w:val="18"/>
+              </w:rPr>
+              <w:t xml:space="preserve"> และรวม allocation ต้องเท่ากับ 100</w:t>
             </w:r>
           </w:p>
         </w:tc>
@@ -1110,11 +1258,15 @@
               <w:keepLines/>
               <w:spacing w:after="0"/>
             </w:pPr>
-            <w:r/>
-            <w:r>
-              <w:rPr>
-                <w:rFonts w:ascii="Arial" w:hAnsi="Arial" w:eastAsia="Arial"/>
-                <w:b w:val="0"/>
+            <w:r>
+              <w:rPr>
+                <w:rFonts w:ascii="Arial" w:hAnsi="Arial" w:eastAsia="Arial"/>
+                <w:sz w:val="18"/>
+              </w:rPr>
+            </w:r>
+            <w:r>
+              <w:rPr>
+                <w:rFonts w:ascii="Arial" w:hAnsi="Arial" w:eastAsia="Arial"/>
                 <w:sz w:val="18"/>
               </w:rPr>
               <w:t>date</w:t>
@@ -1131,11 +1283,15 @@
               <w:keepLines/>
               <w:spacing w:after="0"/>
             </w:pPr>
-            <w:r/>
-            <w:r>
-              <w:rPr>
-                <w:rFonts w:ascii="Arial" w:hAnsi="Arial" w:eastAsia="Arial"/>
-                <w:b w:val="0"/>
+            <w:r>
+              <w:rPr>
+                <w:rFonts w:ascii="Arial" w:hAnsi="Arial" w:eastAsia="Arial"/>
+                <w:sz w:val="18"/>
+              </w:rPr>
+            </w:r>
+            <w:r>
+              <w:rPr>
+                <w:rFonts w:ascii="Arial" w:hAnsi="Arial" w:eastAsia="Arial"/>
                 <w:sz w:val="18"/>
               </w:rPr>
               <w:t>DD/MM/YYYY</w:t>
@@ -1152,11 +1308,15 @@
               <w:keepLines/>
               <w:spacing w:after="0"/>
             </w:pPr>
-            <w:r/>
-            <w:r>
-              <w:rPr>
-                <w:rFonts w:ascii="Arial" w:hAnsi="Arial" w:eastAsia="Arial"/>
-                <w:b w:val="0"/>
+            <w:r>
+              <w:rPr>
+                <w:rFonts w:ascii="Arial" w:hAnsi="Arial" w:eastAsia="Arial"/>
+                <w:sz w:val="18"/>
+              </w:rPr>
+            </w:r>
+            <w:r>
+              <w:rPr>
+                <w:rFonts w:ascii="Arial" w:hAnsi="Arial" w:eastAsia="Arial"/>
                 <w:sz w:val="18"/>
               </w:rPr>
               <w:t>valid date</w:t>
@@ -1173,11 +1333,15 @@
               <w:keepLines/>
               <w:spacing w:after="0"/>
             </w:pPr>
-            <w:r/>
-            <w:r>
-              <w:rPr>
-                <w:rFonts w:ascii="Arial" w:hAnsi="Arial" w:eastAsia="Arial"/>
-                <w:b w:val="0"/>
+            <w:r>
+              <w:rPr>
+                <w:rFonts w:ascii="Arial" w:hAnsi="Arial" w:eastAsia="Arial"/>
+                <w:sz w:val="18"/>
+              </w:rPr>
+            </w:r>
+            <w:r>
+              <w:rPr>
+                <w:rFonts w:ascii="Arial" w:hAnsi="Arial" w:eastAsia="Arial"/>
                 <w:sz w:val="18"/>
               </w:rPr>
               <w:t>FE แสดง พ.ศ. หาก source เป็น ISO ค.ศ.</w:t>
@@ -1199,11 +1363,15 @@
               <w:keepLines/>
               <w:spacing w:after="0"/>
             </w:pPr>
-            <w:r/>
-            <w:r>
-              <w:rPr>
-                <w:rFonts w:ascii="Arial" w:hAnsi="Arial" w:eastAsia="Arial"/>
-                <w:b w:val="0"/>
+            <w:r>
+              <w:rPr>
+                <w:rFonts w:ascii="Arial" w:hAnsi="Arial" w:eastAsia="Arial"/>
+                <w:sz w:val="18"/>
+              </w:rPr>
+            </w:r>
+            <w:r>
+              <w:rPr>
+                <w:rFonts w:ascii="Arial" w:hAnsi="Arial" w:eastAsia="Arial"/>
                 <w:sz w:val="18"/>
               </w:rPr>
               <w:t>attachment</w:t>
@@ -1220,11 +1388,15 @@
               <w:keepLines/>
               <w:spacing w:after="0"/>
             </w:pPr>
-            <w:r/>
-            <w:r>
-              <w:rPr>
-                <w:rFonts w:ascii="Arial" w:hAnsi="Arial" w:eastAsia="Arial"/>
-                <w:b w:val="0"/>
+            <w:r>
+              <w:rPr>
+                <w:rFonts w:ascii="Arial" w:hAnsi="Arial" w:eastAsia="Arial"/>
+                <w:sz w:val="18"/>
+              </w:rPr>
+            </w:r>
+            <w:r>
+              <w:rPr>
+                <w:rFonts w:ascii="Arial" w:hAnsi="Arial" w:eastAsia="Arial"/>
                 <w:sz w:val="18"/>
               </w:rPr>
               <w:t>file</w:t>
@@ -1241,11 +1413,15 @@
               <w:keepLines/>
               <w:spacing w:after="0"/>
             </w:pPr>
-            <w:r/>
-            <w:r>
-              <w:rPr>
-                <w:rFonts w:ascii="Arial" w:hAnsi="Arial" w:eastAsia="Arial"/>
-                <w:b w:val="0"/>
+            <w:r>
+              <w:rPr>
+                <w:rFonts w:ascii="Arial" w:hAnsi="Arial" w:eastAsia="Arial"/>
+                <w:sz w:val="18"/>
+              </w:rPr>
+            </w:r>
+            <w:r>
+              <w:rPr>
+                <w:rFonts w:ascii="Arial" w:hAnsi="Arial" w:eastAsia="Arial"/>
                 <w:sz w:val="18"/>
               </w:rPr>
               <w:t>&lt;= 5 MB</w:t>
@@ -1262,11 +1438,15 @@
               <w:keepLines/>
               <w:spacing w:after="0"/>
             </w:pPr>
-            <w:r/>
-            <w:r>
-              <w:rPr>
-                <w:rFonts w:ascii="Arial" w:hAnsi="Arial" w:eastAsia="Arial"/>
-                <w:b w:val="0"/>
+            <w:r>
+              <w:rPr>
+                <w:rFonts w:ascii="Arial" w:hAnsi="Arial" w:eastAsia="Arial"/>
+                <w:sz w:val="18"/>
+              </w:rPr>
+            </w:r>
+            <w:r>
+              <w:rPr>
+                <w:rFonts w:ascii="Arial" w:hAnsi="Arial" w:eastAsia="Arial"/>
                 <w:sz w:val="18"/>
               </w:rPr>
               <w:t>รองรับ vsd, dwg, afp, pdf, mda, zip, wav, mp3, gif, jpg, tif, tiff, htm, html, txt, xml, mpg, mov, ivs, doc, docx, xls, xlsx, pps, ppt, pot, csv</w:t>
@@ -1288,11 +1468,15 @@
               <w:keepLines/>
               <w:spacing w:after="0"/>
             </w:pPr>
-            <w:r/>
-            <w:r>
-              <w:rPr>
-                <w:rFonts w:ascii="Arial" w:hAnsi="Arial" w:eastAsia="Arial"/>
-                <w:b w:val="0"/>
+            <w:r>
+              <w:rPr>
+                <w:rFonts w:ascii="Arial" w:hAnsi="Arial" w:eastAsia="Arial"/>
+                <w:sz w:val="18"/>
+              </w:rPr>
+            </w:r>
+            <w:r>
+              <w:rPr>
+                <w:rFonts w:ascii="Arial" w:hAnsi="Arial" w:eastAsia="Arial"/>
                 <w:sz w:val="18"/>
               </w:rPr>
               <w:t>requestId</w:t>
@@ -1309,11 +1493,15 @@
               <w:keepLines/>
               <w:spacing w:after="0"/>
             </w:pPr>
-            <w:r/>
-            <w:r>
-              <w:rPr>
-                <w:rFonts w:ascii="Arial" w:hAnsi="Arial" w:eastAsia="Arial"/>
-                <w:b w:val="0"/>
+            <w:r>
+              <w:rPr>
+                <w:rFonts w:ascii="Arial" w:hAnsi="Arial" w:eastAsia="Arial"/>
+                <w:sz w:val="18"/>
+              </w:rPr>
+            </w:r>
+            <w:r>
+              <w:rPr>
+                <w:rFonts w:ascii="Arial" w:hAnsi="Arial" w:eastAsia="Arial"/>
                 <w:sz w:val="18"/>
               </w:rPr>
               <w:t>string</w:t>
@@ -1330,11 +1518,15 @@
               <w:keepLines/>
               <w:spacing w:after="0"/>
             </w:pPr>
-            <w:r/>
-            <w:r>
-              <w:rPr>
-                <w:rFonts w:ascii="Arial" w:hAnsi="Arial" w:eastAsia="Arial"/>
-                <w:b w:val="0"/>
+            <w:r>
+              <w:rPr>
+                <w:rFonts w:ascii="Arial" w:hAnsi="Arial" w:eastAsia="Arial"/>
+                <w:sz w:val="18"/>
+              </w:rPr>
+            </w:r>
+            <w:r>
+              <w:rPr>
+                <w:rFonts w:ascii="Arial" w:hAnsi="Arial" w:eastAsia="Arial"/>
                 <w:sz w:val="18"/>
               </w:rPr>
               <w:t>optional</w:t>
@@ -1351,11 +1543,15 @@
               <w:keepLines/>
               <w:spacing w:after="0"/>
             </w:pPr>
-            <w:r/>
-            <w:r>
-              <w:rPr>
-                <w:rFonts w:ascii="Arial" w:hAnsi="Arial" w:eastAsia="Arial"/>
-                <w:b w:val="0"/>
+            <w:r>
+              <w:rPr>
+                <w:rFonts w:ascii="Arial" w:hAnsi="Arial" w:eastAsia="Arial"/>
+                <w:sz w:val="18"/>
+              </w:rPr>
+            </w:r>
+            <w:r>
+              <w:rPr>
+                <w:rFonts w:ascii="Arial" w:hAnsi="Arial" w:eastAsia="Arial"/>
                 <w:sz w:val="18"/>
               </w:rPr>
               <w:t>ใช้ trace request; duplicate guard หลักเป็น business key</w:t>
@@ -1377,11 +1573,15 @@
               <w:keepLines/>
               <w:spacing w:after="0"/>
             </w:pPr>
-            <w:r/>
-            <w:r>
-              <w:rPr>
-                <w:rFonts w:ascii="Arial" w:hAnsi="Arial" w:eastAsia="Arial"/>
-                <w:b w:val="0"/>
+            <w:r>
+              <w:rPr>
+                <w:rFonts w:ascii="Arial" w:hAnsi="Arial" w:eastAsia="Arial"/>
+                <w:sz w:val="18"/>
+              </w:rPr>
+            </w:r>
+            <w:r>
+              <w:rPr>
+                <w:rFonts w:ascii="Arial" w:hAnsi="Arial" w:eastAsia="Arial"/>
                 <w:sz w:val="18"/>
               </w:rPr>
               <w:t>source</w:t>
@@ -1398,11 +1598,15 @@
               <w:keepLines/>
               <w:spacing w:after="0"/>
             </w:pPr>
-            <w:r/>
-            <w:r>
-              <w:rPr>
-                <w:rFonts w:ascii="Arial" w:hAnsi="Arial" w:eastAsia="Arial"/>
-                <w:b w:val="0"/>
+            <w:r>
+              <w:rPr>
+                <w:rFonts w:ascii="Arial" w:hAnsi="Arial" w:eastAsia="Arial"/>
+                <w:sz w:val="18"/>
+              </w:rPr>
+            </w:r>
+            <w:r>
+              <w:rPr>
+                <w:rFonts w:ascii="Arial" w:hAnsi="Arial" w:eastAsia="Arial"/>
                 <w:sz w:val="18"/>
               </w:rPr>
               <w:t>MANUAL|FS</w:t>
@@ -1419,11 +1623,15 @@
               <w:keepLines/>
               <w:spacing w:after="0"/>
             </w:pPr>
-            <w:r/>
-            <w:r>
-              <w:rPr>
-                <w:rFonts w:ascii="Arial" w:hAnsi="Arial" w:eastAsia="Arial"/>
-                <w:b w:val="0"/>
+            <w:r>
+              <w:rPr>
+                <w:rFonts w:ascii="Arial" w:hAnsi="Arial" w:eastAsia="Arial"/>
+                <w:sz w:val="18"/>
+              </w:rPr>
+            </w:r>
+            <w:r>
+              <w:rPr>
+                <w:rFonts w:ascii="Arial" w:hAnsi="Arial" w:eastAsia="Arial"/>
                 <w:sz w:val="18"/>
               </w:rPr>
               <w:t>required</w:t>
@@ -1440,11 +1648,15 @@
               <w:keepLines/>
               <w:spacing w:after="0"/>
             </w:pPr>
-            <w:r/>
-            <w:r>
-              <w:rPr>
-                <w:rFonts w:ascii="Arial" w:hAnsi="Arial" w:eastAsia="Arial"/>
-                <w:b w:val="0"/>
+            <w:r>
+              <w:rPr>
+                <w:rFonts w:ascii="Arial" w:hAnsi="Arial" w:eastAsia="Arial"/>
+                <w:sz w:val="18"/>
+              </w:rPr>
+            </w:r>
+            <w:r>
+              <w:rPr>
+                <w:rFonts w:ascii="Arial" w:hAnsi="Arial" w:eastAsia="Arial"/>
                 <w:sz w:val="18"/>
               </w:rPr>
               <w:t>แยกแหล่งสร้างเอกสาร</w:t>
@@ -1570,11 +1782,15 @@
               <w:keepLines/>
               <w:spacing w:after="0"/>
             </w:pPr>
-            <w:r/>
-            <w:r>
-              <w:rPr>
-                <w:rFonts w:ascii="Arial" w:hAnsi="Arial" w:eastAsia="Arial"/>
-                <w:b w:val="0"/>
+            <w:r>
+              <w:rPr>
+                <w:rFonts w:ascii="Arial" w:hAnsi="Arial" w:eastAsia="Arial"/>
+                <w:sz w:val="18"/>
+              </w:rPr>
+            </w:r>
+            <w:r>
+              <w:rPr>
+                <w:rFonts w:ascii="Arial" w:hAnsi="Arial" w:eastAsia="Arial"/>
                 <w:sz w:val="18"/>
               </w:rPr>
               <w:t>Format</w:t>
@@ -1591,11 +1807,15 @@
               <w:keepLines/>
               <w:spacing w:after="0"/>
             </w:pPr>
-            <w:r/>
-            <w:r>
-              <w:rPr>
-                <w:rFonts w:ascii="Arial" w:hAnsi="Arial" w:eastAsia="Arial"/>
-                <w:b w:val="0"/>
+            <w:r>
+              <w:rPr>
+                <w:rFonts w:ascii="Arial" w:hAnsi="Arial" w:eastAsia="Arial"/>
+                <w:sz w:val="18"/>
+              </w:rPr>
+            </w:r>
+            <w:r>
+              <w:rPr>
+                <w:rFonts w:ascii="Arial" w:hAnsi="Arial" w:eastAsia="Arial"/>
                 <w:sz w:val="18"/>
               </w:rPr>
               <w:t>YYYY/xxxxx โดย YYYY เป็นปี พ.ศ. และ running 5 หลัก</w:t>
@@ -1612,11 +1832,15 @@
               <w:keepLines/>
               <w:spacing w:after="0"/>
             </w:pPr>
-            <w:r/>
-            <w:r>
-              <w:rPr>
-                <w:rFonts w:ascii="Arial" w:hAnsi="Arial" w:eastAsia="Arial"/>
-                <w:b w:val="0"/>
+            <w:r>
+              <w:rPr>
+                <w:rFonts w:ascii="Arial" w:hAnsi="Arial" w:eastAsia="Arial"/>
+                <w:sz w:val="18"/>
+              </w:rPr>
+            </w:r>
+            <w:r>
+              <w:rPr>
+                <w:rFonts w:ascii="Arial" w:hAnsi="Arial" w:eastAsia="Arial"/>
                 <w:sz w:val="18"/>
               </w:rPr>
               <w:t>ตัวอย่าง 2026/00124; เก็บ doc_no เป็น string และเก็บ year/running_no แยกเพื่อ index</w:t>
@@ -1638,11 +1862,15 @@
               <w:keepLines/>
               <w:spacing w:after="0"/>
             </w:pPr>
-            <w:r/>
-            <w:r>
-              <w:rPr>
-                <w:rFonts w:ascii="Arial" w:hAnsi="Arial" w:eastAsia="Arial"/>
-                <w:b w:val="0"/>
+            <w:r>
+              <w:rPr>
+                <w:rFonts w:ascii="Arial" w:hAnsi="Arial" w:eastAsia="Arial"/>
+                <w:sz w:val="18"/>
+              </w:rPr>
+            </w:r>
+            <w:r>
+              <w:rPr>
+                <w:rFonts w:ascii="Arial" w:hAnsi="Arial" w:eastAsia="Arial"/>
                 <w:sz w:val="18"/>
               </w:rPr>
               <w:t>Sequence scope</w:t>
@@ -1659,11 +1887,15 @@
               <w:keepLines/>
               <w:spacing w:after="0"/>
             </w:pPr>
-            <w:r/>
-            <w:r>
-              <w:rPr>
-                <w:rFonts w:ascii="Arial" w:hAnsi="Arial" w:eastAsia="Arial"/>
-                <w:b w:val="0"/>
+            <w:r>
+              <w:rPr>
+                <w:rFonts w:ascii="Arial" w:hAnsi="Arial" w:eastAsia="Arial"/>
+                <w:sz w:val="18"/>
+              </w:rPr>
+            </w:r>
+            <w:r>
+              <w:rPr>
+                <w:rFonts w:ascii="Arial" w:hAnsi="Arial" w:eastAsia="Arial"/>
                 <w:sz w:val="18"/>
               </w:rPr>
               <w:t>running reset ตามปี พ.ศ.</w:t>
@@ -1680,14 +1912,39 @@
               <w:keepLines/>
               <w:spacing w:after="0"/>
             </w:pPr>
-            <w:r/>
-            <w:r>
-              <w:rPr>
-                <w:rFonts w:ascii="Arial" w:hAnsi="Arial" w:eastAsia="Arial"/>
-                <w:b w:val="0"/>
-                <w:sz w:val="18"/>
-              </w:rPr>
-              <w:t>unique key `(year, running_no)` และ unique `doc_no`</w:t>
+            <w:r>
+              <w:rPr>
+                <w:rFonts w:ascii="Arial" w:hAnsi="Arial" w:eastAsia="Arial"/>
+                <w:sz w:val="18"/>
+              </w:rPr>
+            </w:r>
+            <w:r>
+              <w:rPr>
+                <w:rFonts w:ascii="Arial" w:hAnsi="Arial" w:eastAsia="Arial"/>
+                <w:sz w:val="18"/>
+              </w:rPr>
+              <w:t xml:space="preserve">unique key </w:t>
+            </w:r>
+            <w:r>
+              <w:rPr>
+                <w:rFonts w:ascii="Courier New" w:hAnsi="Courier New" w:eastAsia="Arial"/>
+                <w:sz w:val="18"/>
+              </w:rPr>
+              <w:t>(year, running_no)</w:t>
+            </w:r>
+            <w:r>
+              <w:rPr>
+                <w:rFonts w:ascii="Arial" w:hAnsi="Arial" w:eastAsia="Arial"/>
+                <w:sz w:val="18"/>
+              </w:rPr>
+              <w:t xml:space="preserve"> และ unique </w:t>
+            </w:r>
+            <w:r>
+              <w:rPr>
+                <w:rFonts w:ascii="Courier New" w:hAnsi="Courier New" w:eastAsia="Arial"/>
+                <w:sz w:val="18"/>
+              </w:rPr>
+              <w:t>doc_no</w:t>
             </w:r>
           </w:p>
         </w:tc>
@@ -1706,11 +1963,15 @@
               <w:keepLines/>
               <w:spacing w:after="0"/>
             </w:pPr>
-            <w:r/>
-            <w:r>
-              <w:rPr>
-                <w:rFonts w:ascii="Arial" w:hAnsi="Arial" w:eastAsia="Arial"/>
-                <w:b w:val="0"/>
+            <w:r>
+              <w:rPr>
+                <w:rFonts w:ascii="Arial" w:hAnsi="Arial" w:eastAsia="Arial"/>
+                <w:sz w:val="18"/>
+              </w:rPr>
+            </w:r>
+            <w:r>
+              <w:rPr>
+                <w:rFonts w:ascii="Arial" w:hAnsi="Arial" w:eastAsia="Arial"/>
                 <w:sz w:val="18"/>
               </w:rPr>
               <w:t>Lock strategy</w:t>
@@ -1727,14 +1988,32 @@
               <w:keepLines/>
               <w:spacing w:after="0"/>
             </w:pPr>
-            <w:r/>
-            <w:r>
-              <w:rPr>
-                <w:rFonts w:ascii="Arial" w:hAnsi="Arial" w:eastAsia="Arial"/>
-                <w:b w:val="0"/>
-                <w:sz w:val="18"/>
-              </w:rPr>
-              <w:t>lock row sequence ด้วย `SELECT ... FOR UPDATE` หรือ database sequence ต่อปี</w:t>
+            <w:r>
+              <w:rPr>
+                <w:rFonts w:ascii="Arial" w:hAnsi="Arial" w:eastAsia="Arial"/>
+                <w:sz w:val="18"/>
+              </w:rPr>
+            </w:r>
+            <w:r>
+              <w:rPr>
+                <w:rFonts w:ascii="Arial" w:hAnsi="Arial" w:eastAsia="Arial"/>
+                <w:sz w:val="18"/>
+              </w:rPr>
+              <w:t xml:space="preserve">lock row sequence ด้วย </w:t>
+            </w:r>
+            <w:r>
+              <w:rPr>
+                <w:rFonts w:ascii="Courier New" w:hAnsi="Courier New" w:eastAsia="Arial"/>
+                <w:sz w:val="18"/>
+              </w:rPr>
+              <w:t>SELECT ... FOR UPDATE</w:t>
+            </w:r>
+            <w:r>
+              <w:rPr>
+                <w:rFonts w:ascii="Arial" w:hAnsi="Arial" w:eastAsia="Arial"/>
+                <w:sz w:val="18"/>
+              </w:rPr>
+              <w:t xml:space="preserve"> หรือ database sequence ต่อปี</w:t>
             </w:r>
           </w:p>
         </w:tc>
@@ -1748,11 +2027,15 @@
               <w:keepLines/>
               <w:spacing w:after="0"/>
             </w:pPr>
-            <w:r/>
-            <w:r>
-              <w:rPr>
-                <w:rFonts w:ascii="Arial" w:hAnsi="Arial" w:eastAsia="Arial"/>
-                <w:b w:val="0"/>
+            <w:r>
+              <w:rPr>
+                <w:rFonts w:ascii="Arial" w:hAnsi="Arial" w:eastAsia="Arial"/>
+                <w:sz w:val="18"/>
+              </w:rPr>
+            </w:r>
+            <w:r>
+              <w:rPr>
+                <w:rFonts w:ascii="Arial" w:hAnsi="Arial" w:eastAsia="Arial"/>
                 <w:sz w:val="18"/>
               </w:rPr>
               <w:t>ห้ามอ่าน max(running_no)+1 แบบไม่มี lock</w:t>
@@ -1774,11 +2057,15 @@
               <w:keepLines/>
               <w:spacing w:after="0"/>
             </w:pPr>
-            <w:r/>
-            <w:r>
-              <w:rPr>
-                <w:rFonts w:ascii="Arial" w:hAnsi="Arial" w:eastAsia="Arial"/>
-                <w:b w:val="0"/>
+            <w:r>
+              <w:rPr>
+                <w:rFonts w:ascii="Arial" w:hAnsi="Arial" w:eastAsia="Arial"/>
+                <w:sz w:val="18"/>
+              </w:rPr>
+            </w:r>
+            <w:r>
+              <w:rPr>
+                <w:rFonts w:ascii="Arial" w:hAnsi="Arial" w:eastAsia="Arial"/>
                 <w:sz w:val="18"/>
               </w:rPr>
               <w:t>Transaction boundary</w:t>
@@ -1795,11 +2082,15 @@
               <w:keepLines/>
               <w:spacing w:after="0"/>
             </w:pPr>
-            <w:r/>
-            <w:r>
-              <w:rPr>
-                <w:rFonts w:ascii="Arial" w:hAnsi="Arial" w:eastAsia="Arial"/>
-                <w:b w:val="0"/>
+            <w:r>
+              <w:rPr>
+                <w:rFonts w:ascii="Arial" w:hAnsi="Arial" w:eastAsia="Arial"/>
+                <w:sz w:val="18"/>
+              </w:rPr>
+            </w:r>
+            <w:r>
+              <w:rPr>
+                <w:rFonts w:ascii="Arial" w:hAnsi="Arial" w:eastAsia="Arial"/>
                 <w:sz w:val="18"/>
               </w:rPr>
               <w:t>generate docNo, insert compensation_documents, insert first workflow task และ audit ใน transaction เดียว</w:t>
@@ -1816,11 +2107,15 @@
               <w:keepLines/>
               <w:spacing w:after="0"/>
             </w:pPr>
-            <w:r/>
-            <w:r>
-              <w:rPr>
-                <w:rFonts w:ascii="Arial" w:hAnsi="Arial" w:eastAsia="Arial"/>
-                <w:b w:val="0"/>
+            <w:r>
+              <w:rPr>
+                <w:rFonts w:ascii="Arial" w:hAnsi="Arial" w:eastAsia="Arial"/>
+                <w:sz w:val="18"/>
+              </w:rPr>
+            </w:r>
+            <w:r>
+              <w:rPr>
+                <w:rFonts w:ascii="Arial" w:hAnsi="Arial" w:eastAsia="Arial"/>
                 <w:sz w:val="18"/>
               </w:rPr>
               <w:t>ถ้าสร้าง task ไม่สำเร็จต้อง rollback ทั้งชุด</w:t>
@@ -1842,11 +2137,15 @@
               <w:keepLines/>
               <w:spacing w:after="0"/>
             </w:pPr>
-            <w:r/>
-            <w:r>
-              <w:rPr>
-                <w:rFonts w:ascii="Arial" w:hAnsi="Arial" w:eastAsia="Arial"/>
-                <w:b w:val="0"/>
+            <w:r>
+              <w:rPr>
+                <w:rFonts w:ascii="Arial" w:hAnsi="Arial" w:eastAsia="Arial"/>
+                <w:sz w:val="18"/>
+              </w:rPr>
+            </w:r>
+            <w:r>
+              <w:rPr>
+                <w:rFonts w:ascii="Arial" w:hAnsi="Arial" w:eastAsia="Arial"/>
                 <w:sz w:val="18"/>
               </w:rPr>
               <w:t>Gap policy</w:t>
@@ -1863,11 +2162,15 @@
               <w:keepLines/>
               <w:spacing w:after="0"/>
             </w:pPr>
-            <w:r/>
-            <w:r>
-              <w:rPr>
-                <w:rFonts w:ascii="Arial" w:hAnsi="Arial" w:eastAsia="Arial"/>
-                <w:b w:val="0"/>
+            <w:r>
+              <w:rPr>
+                <w:rFonts w:ascii="Arial" w:hAnsi="Arial" w:eastAsia="Arial"/>
+                <w:sz w:val="18"/>
+              </w:rPr>
+            </w:r>
+            <w:r>
+              <w:rPr>
+                <w:rFonts w:ascii="Arial" w:hAnsi="Arial" w:eastAsia="Arial"/>
                 <w:sz w:val="18"/>
               </w:rPr>
               <w:t>เลขที่ถูก commit แล้วห้าม reuse; rollback ก่อน commit ไม่ควรเผยแพร่ docNo ให้ client</w:t>
@@ -1884,11 +2187,15 @@
               <w:keepLines/>
               <w:spacing w:after="0"/>
             </w:pPr>
-            <w:r/>
-            <w:r>
-              <w:rPr>
-                <w:rFonts w:ascii="Arial" w:hAnsi="Arial" w:eastAsia="Arial"/>
-                <w:b w:val="0"/>
+            <w:r>
+              <w:rPr>
+                <w:rFonts w:ascii="Arial" w:hAnsi="Arial" w:eastAsia="Arial"/>
+                <w:sz w:val="18"/>
+              </w:rPr>
+            </w:r>
+            <w:r>
+              <w:rPr>
+                <w:rFonts w:ascii="Arial" w:hAnsi="Arial" w:eastAsia="Arial"/>
                 <w:sz w:val="18"/>
               </w:rPr>
               <w:t>ถ้าใช้ native sequence ที่เกิด gap ได้ต้องบันทึก policy นี้ใน runbook</w:t>
@@ -1910,11 +2217,15 @@
               <w:keepLines/>
               <w:spacing w:after="0"/>
             </w:pPr>
-            <w:r/>
-            <w:r>
-              <w:rPr>
-                <w:rFonts w:ascii="Arial" w:hAnsi="Arial" w:eastAsia="Arial"/>
-                <w:b w:val="0"/>
+            <w:r>
+              <w:rPr>
+                <w:rFonts w:ascii="Arial" w:hAnsi="Arial" w:eastAsia="Arial"/>
+                <w:sz w:val="18"/>
+              </w:rPr>
+            </w:r>
+            <w:r>
+              <w:rPr>
+                <w:rFonts w:ascii="Arial" w:hAnsi="Arial" w:eastAsia="Arial"/>
                 <w:sz w:val="18"/>
               </w:rPr>
               <w:t>Duplicate guard</w:t>
@@ -1931,11 +2242,15 @@
               <w:keepLines/>
               <w:spacing w:after="0"/>
             </w:pPr>
-            <w:r/>
-            <w:r>
-              <w:rPr>
-                <w:rFonts w:ascii="Arial" w:hAnsi="Arial" w:eastAsia="Arial"/>
-                <w:b w:val="0"/>
+            <w:r>
+              <w:rPr>
+                <w:rFonts w:ascii="Arial" w:hAnsi="Arial" w:eastAsia="Arial"/>
+                <w:sz w:val="18"/>
+              </w:rPr>
+            </w:r>
+            <w:r>
+              <w:rPr>
+                <w:rFonts w:ascii="Arial" w:hAnsi="Arial" w:eastAsia="Arial"/>
                 <w:sz w:val="18"/>
               </w:rPr>
               <w:t>business key ซ้ำต้องคืน 409 ก่อน generate docNo ใหม่เมื่อเป็นไปได้</w:t>
@@ -1952,11 +2267,15 @@
               <w:keepLines/>
               <w:spacing w:after="0"/>
             </w:pPr>
-            <w:r/>
-            <w:r>
-              <w:rPr>
-                <w:rFonts w:ascii="Arial" w:hAnsi="Arial" w:eastAsia="Arial"/>
-                <w:b w:val="0"/>
+            <w:r>
+              <w:rPr>
+                <w:rFonts w:ascii="Arial" w:hAnsi="Arial" w:eastAsia="Arial"/>
+                <w:sz w:val="18"/>
+              </w:rPr>
+            </w:r>
+            <w:r>
+              <w:rPr>
+                <w:rFonts w:ascii="Arial" w:hAnsi="Arial" w:eastAsia="Arial"/>
                 <w:sz w:val="18"/>
               </w:rPr>
               <w:t>business key อย่างน้อย impactedStoreCode+impactMonth+newStoreCode+roundNo+source</w:t>
@@ -1978,11 +2297,15 @@
               <w:keepLines/>
               <w:spacing w:after="0"/>
             </w:pPr>
-            <w:r/>
-            <w:r>
-              <w:rPr>
-                <w:rFonts w:ascii="Arial" w:hAnsi="Arial" w:eastAsia="Arial"/>
-                <w:b w:val="0"/>
+            <w:r>
+              <w:rPr>
+                <w:rFonts w:ascii="Arial" w:hAnsi="Arial" w:eastAsia="Arial"/>
+                <w:sz w:val="18"/>
+              </w:rPr>
+            </w:r>
+            <w:r>
+              <w:rPr>
+                <w:rFonts w:ascii="Arial" w:hAnsi="Arial" w:eastAsia="Arial"/>
                 <w:sz w:val="18"/>
               </w:rPr>
               <w:t>Idempotency</w:t>
@@ -1999,11 +2322,15 @@
               <w:keepLines/>
               <w:spacing w:after="0"/>
             </w:pPr>
-            <w:r/>
-            <w:r>
-              <w:rPr>
-                <w:rFonts w:ascii="Arial" w:hAnsi="Arial" w:eastAsia="Arial"/>
-                <w:b w:val="0"/>
+            <w:r>
+              <w:rPr>
+                <w:rFonts w:ascii="Arial" w:hAnsi="Arial" w:eastAsia="Arial"/>
+                <w:sz w:val="18"/>
+              </w:rPr>
+            </w:r>
+            <w:r>
+              <w:rPr>
+                <w:rFonts w:ascii="Arial" w:hAnsi="Arial" w:eastAsia="Arial"/>
                 <w:sz w:val="18"/>
               </w:rPr>
               <w:t>requestId ใช้ trace/retry แต่ไม่แทน duplicate business key</w:t>
@@ -2020,11 +2347,15 @@
               <w:keepLines/>
               <w:spacing w:after="0"/>
             </w:pPr>
-            <w:r/>
-            <w:r>
-              <w:rPr>
-                <w:rFonts w:ascii="Arial" w:hAnsi="Arial" w:eastAsia="Arial"/>
-                <w:b w:val="0"/>
+            <w:r>
+              <w:rPr>
+                <w:rFonts w:ascii="Arial" w:hAnsi="Arial" w:eastAsia="Arial"/>
+                <w:sz w:val="18"/>
+              </w:rPr>
+            </w:r>
+            <w:r>
+              <w:rPr>
+                <w:rFonts w:ascii="Arial" w:hAnsi="Arial" w:eastAsia="Arial"/>
                 <w:sz w:val="18"/>
               </w:rPr>
               <w:t>ถ้า retry request เดิมหลัง success ให้คืน docNo เดิมเมื่อจับคู่ requestId ได้</w:t>
@@ -2142,11 +2473,15 @@
               <w:keepLines/>
               <w:spacing w:after="0"/>
             </w:pPr>
-            <w:r/>
-            <w:r>
-              <w:rPr>
-                <w:rFonts w:ascii="Arial" w:hAnsi="Arial" w:eastAsia="Arial"/>
-                <w:b w:val="0"/>
+            <w:r>
+              <w:rPr>
+                <w:rFonts w:ascii="Arial" w:hAnsi="Arial" w:eastAsia="Arial"/>
+                <w:sz w:val="18"/>
+              </w:rPr>
+            </w:r>
+            <w:r>
+              <w:rPr>
+                <w:rFonts w:ascii="Arial" w:hAnsi="Arial" w:eastAsia="Arial"/>
                 <w:sz w:val="18"/>
               </w:rPr>
               <w:t>1. Validate input</w:t>
@@ -2163,11 +2498,15 @@
               <w:keepLines/>
               <w:spacing w:after="0"/>
             </w:pPr>
-            <w:r/>
-            <w:r>
-              <w:rPr>
-                <w:rFonts w:ascii="Arial" w:hAnsi="Arial" w:eastAsia="Arial"/>
-                <w:b w:val="0"/>
+            <w:r>
+              <w:rPr>
+                <w:rFonts w:ascii="Arial" w:hAnsi="Arial" w:eastAsia="Arial"/>
+                <w:sz w:val="18"/>
+              </w:rPr>
+            </w:r>
+            <w:r>
+              <w:rPr>
+                <w:rFonts w:ascii="Arial" w:hAnsi="Arial" w:eastAsia="Arial"/>
                 <w:sz w:val="18"/>
               </w:rPr>
               <w:t>ตรวจ required, format, store exists, period, source, roundNo</w:t>
@@ -2184,11 +2523,15 @@
               <w:keepLines/>
               <w:spacing w:after="0"/>
             </w:pPr>
-            <w:r/>
-            <w:r>
-              <w:rPr>
-                <w:rFonts w:ascii="Arial" w:hAnsi="Arial" w:eastAsia="Arial"/>
-                <w:b w:val="0"/>
+            <w:r>
+              <w:rPr>
+                <w:rFonts w:ascii="Arial" w:hAnsi="Arial" w:eastAsia="Arial"/>
+                <w:sz w:val="18"/>
+              </w:rPr>
+            </w:r>
+            <w:r>
+              <w:rPr>
+                <w:rFonts w:ascii="Arial" w:hAnsi="Arial" w:eastAsia="Arial"/>
                 <w:sz w:val="18"/>
               </w:rPr>
               <w:t>invalid คืน 400/422 ก่อน lock sequence</w:t>
@@ -2210,11 +2553,15 @@
               <w:keepLines/>
               <w:spacing w:after="0"/>
             </w:pPr>
-            <w:r/>
-            <w:r>
-              <w:rPr>
-                <w:rFonts w:ascii="Arial" w:hAnsi="Arial" w:eastAsia="Arial"/>
-                <w:b w:val="0"/>
+            <w:r>
+              <w:rPr>
+                <w:rFonts w:ascii="Arial" w:hAnsi="Arial" w:eastAsia="Arial"/>
+                <w:sz w:val="18"/>
+              </w:rPr>
+            </w:r>
+            <w:r>
+              <w:rPr>
+                <w:rFonts w:ascii="Arial" w:hAnsi="Arial" w:eastAsia="Arial"/>
                 <w:sz w:val="18"/>
               </w:rPr>
               <w:t>2. Check duplicate</w:t>
@@ -2231,11 +2578,15 @@
               <w:keepLines/>
               <w:spacing w:after="0"/>
             </w:pPr>
-            <w:r/>
-            <w:r>
-              <w:rPr>
-                <w:rFonts w:ascii="Arial" w:hAnsi="Arial" w:eastAsia="Arial"/>
-                <w:b w:val="0"/>
+            <w:r>
+              <w:rPr>
+                <w:rFonts w:ascii="Arial" w:hAnsi="Arial" w:eastAsia="Arial"/>
+                <w:sz w:val="18"/>
+              </w:rPr>
+            </w:r>
+            <w:r>
+              <w:rPr>
+                <w:rFonts w:ascii="Arial" w:hAnsi="Arial" w:eastAsia="Arial"/>
                 <w:sz w:val="18"/>
               </w:rPr>
               <w:t>query business key บน compensation_documents</w:t>
@@ -2252,11 +2603,15 @@
               <w:keepLines/>
               <w:spacing w:after="0"/>
             </w:pPr>
-            <w:r/>
-            <w:r>
-              <w:rPr>
-                <w:rFonts w:ascii="Arial" w:hAnsi="Arial" w:eastAsia="Arial"/>
-                <w:b w:val="0"/>
+            <w:r>
+              <w:rPr>
+                <w:rFonts w:ascii="Arial" w:hAnsi="Arial" w:eastAsia="Arial"/>
+                <w:sz w:val="18"/>
+              </w:rPr>
+            </w:r>
+            <w:r>
+              <w:rPr>
+                <w:rFonts w:ascii="Arial" w:hAnsi="Arial" w:eastAsia="Arial"/>
                 <w:sz w:val="18"/>
               </w:rPr>
               <w:t>พบเอกสารเดิมคืน 409 DUPLICATE_DOCUMENT พร้อม docNo เดิมถ้าอนุญาตให้แสดง</w:t>
@@ -2278,11 +2633,15 @@
               <w:keepLines/>
               <w:spacing w:after="0"/>
             </w:pPr>
-            <w:r/>
-            <w:r>
-              <w:rPr>
-                <w:rFonts w:ascii="Arial" w:hAnsi="Arial" w:eastAsia="Arial"/>
-                <w:b w:val="0"/>
+            <w:r>
+              <w:rPr>
+                <w:rFonts w:ascii="Arial" w:hAnsi="Arial" w:eastAsia="Arial"/>
+                <w:sz w:val="18"/>
+              </w:rPr>
+            </w:r>
+            <w:r>
+              <w:rPr>
+                <w:rFonts w:ascii="Arial" w:hAnsi="Arial" w:eastAsia="Arial"/>
                 <w:sz w:val="18"/>
               </w:rPr>
               <w:t>3. Start transaction</w:t>
@@ -2299,11 +2658,15 @@
               <w:keepLines/>
               <w:spacing w:after="0"/>
             </w:pPr>
-            <w:r/>
-            <w:r>
-              <w:rPr>
-                <w:rFonts w:ascii="Arial" w:hAnsi="Arial" w:eastAsia="Arial"/>
-                <w:b w:val="0"/>
+            <w:r>
+              <w:rPr>
+                <w:rFonts w:ascii="Arial" w:hAnsi="Arial" w:eastAsia="Arial"/>
+                <w:sz w:val="18"/>
+              </w:rPr>
+            </w:r>
+            <w:r>
+              <w:rPr>
+                <w:rFonts w:ascii="Arial" w:hAnsi="Arial" w:eastAsia="Arial"/>
                 <w:sz w:val="18"/>
               </w:rPr>
               <w:t>เปิด transaction และ lock sequence row ของปี พ.ศ.</w:t>
@@ -2320,11 +2683,15 @@
               <w:keepLines/>
               <w:spacing w:after="0"/>
             </w:pPr>
-            <w:r/>
-            <w:r>
-              <w:rPr>
-                <w:rFonts w:ascii="Arial" w:hAnsi="Arial" w:eastAsia="Arial"/>
-                <w:b w:val="0"/>
+            <w:r>
+              <w:rPr>
+                <w:rFonts w:ascii="Arial" w:hAnsi="Arial" w:eastAsia="Arial"/>
+                <w:sz w:val="18"/>
+              </w:rPr>
+            </w:r>
+            <w:r>
+              <w:rPr>
+                <w:rFonts w:ascii="Arial" w:hAnsi="Arial" w:eastAsia="Arial"/>
                 <w:sz w:val="18"/>
               </w:rPr>
               <w:t>lock timeout คืน 409/503 ตามมาตรฐาน platform</w:t>
@@ -2346,11 +2713,15 @@
               <w:keepLines/>
               <w:spacing w:after="0"/>
             </w:pPr>
-            <w:r/>
-            <w:r>
-              <w:rPr>
-                <w:rFonts w:ascii="Arial" w:hAnsi="Arial" w:eastAsia="Arial"/>
-                <w:b w:val="0"/>
+            <w:r>
+              <w:rPr>
+                <w:rFonts w:ascii="Arial" w:hAnsi="Arial" w:eastAsia="Arial"/>
+                <w:sz w:val="18"/>
+              </w:rPr>
+            </w:r>
+            <w:r>
+              <w:rPr>
+                <w:rFonts w:ascii="Arial" w:hAnsi="Arial" w:eastAsia="Arial"/>
                 <w:sz w:val="18"/>
               </w:rPr>
               <w:t>4. Generate docNo</w:t>
@@ -2367,11 +2738,15 @@
               <w:keepLines/>
               <w:spacing w:after="0"/>
             </w:pPr>
-            <w:r/>
-            <w:r>
-              <w:rPr>
-                <w:rFonts w:ascii="Arial" w:hAnsi="Arial" w:eastAsia="Arial"/>
-                <w:b w:val="0"/>
+            <w:r>
+              <w:rPr>
+                <w:rFonts w:ascii="Arial" w:hAnsi="Arial" w:eastAsia="Arial"/>
+                <w:sz w:val="18"/>
+              </w:rPr>
+            </w:r>
+            <w:r>
+              <w:rPr>
+                <w:rFonts w:ascii="Arial" w:hAnsi="Arial" w:eastAsia="Arial"/>
                 <w:sz w:val="18"/>
               </w:rPr>
               <w:t>เพิ่ม running_no และประกอบ doc_no</w:t>
@@ -2388,11 +2763,15 @@
               <w:keepLines/>
               <w:spacing w:after="0"/>
             </w:pPr>
-            <w:r/>
-            <w:r>
-              <w:rPr>
-                <w:rFonts w:ascii="Arial" w:hAnsi="Arial" w:eastAsia="Arial"/>
-                <w:b w:val="0"/>
+            <w:r>
+              <w:rPr>
+                <w:rFonts w:ascii="Arial" w:hAnsi="Arial" w:eastAsia="Arial"/>
+                <w:sz w:val="18"/>
+              </w:rPr>
+            </w:r>
+            <w:r>
+              <w:rPr>
+                <w:rFonts w:ascii="Arial" w:hAnsi="Arial" w:eastAsia="Arial"/>
                 <w:sz w:val="18"/>
               </w:rPr>
               <w:t>ยังไม่ส่ง response จนกว่า commit สำเร็จ</w:t>
@@ -2414,11 +2793,15 @@
               <w:keepLines/>
               <w:spacing w:after="0"/>
             </w:pPr>
-            <w:r/>
-            <w:r>
-              <w:rPr>
-                <w:rFonts w:ascii="Arial" w:hAnsi="Arial" w:eastAsia="Arial"/>
-                <w:b w:val="0"/>
+            <w:r>
+              <w:rPr>
+                <w:rFonts w:ascii="Arial" w:hAnsi="Arial" w:eastAsia="Arial"/>
+                <w:sz w:val="18"/>
+              </w:rPr>
+            </w:r>
+            <w:r>
+              <w:rPr>
+                <w:rFonts w:ascii="Arial" w:hAnsi="Arial" w:eastAsia="Arial"/>
                 <w:sz w:val="18"/>
               </w:rPr>
               <w:t>5. Insert document</w:t>
@@ -2435,11 +2818,15 @@
               <w:keepLines/>
               <w:spacing w:after="0"/>
             </w:pPr>
-            <w:r/>
-            <w:r>
-              <w:rPr>
-                <w:rFonts w:ascii="Arial" w:hAnsi="Arial" w:eastAsia="Arial"/>
-                <w:b w:val="0"/>
+            <w:r>
+              <w:rPr>
+                <w:rFonts w:ascii="Arial" w:hAnsi="Arial" w:eastAsia="Arial"/>
+                <w:sz w:val="18"/>
+              </w:rPr>
+            </w:r>
+            <w:r>
+              <w:rPr>
+                <w:rFonts w:ascii="Arial" w:hAnsi="Arial" w:eastAsia="Arial"/>
                 <w:sz w:val="18"/>
               </w:rPr>
               <w:t>insert compensation_documents และ child rows เริ่มต้น</w:t>
@@ -2456,11 +2843,15 @@
               <w:keepLines/>
               <w:spacing w:after="0"/>
             </w:pPr>
-            <w:r/>
-            <w:r>
-              <w:rPr>
-                <w:rFonts w:ascii="Arial" w:hAnsi="Arial" w:eastAsia="Arial"/>
-                <w:b w:val="0"/>
+            <w:r>
+              <w:rPr>
+                <w:rFonts w:ascii="Arial" w:hAnsi="Arial" w:eastAsia="Arial"/>
+                <w:sz w:val="18"/>
+              </w:rPr>
+            </w:r>
+            <w:r>
+              <w:rPr>
+                <w:rFonts w:ascii="Arial" w:hAnsi="Arial" w:eastAsia="Arial"/>
                 <w:sz w:val="18"/>
               </w:rPr>
               <w:t>fail ต้อง rollback sequence/document</w:t>
@@ -2482,11 +2873,15 @@
               <w:keepLines/>
               <w:spacing w:after="0"/>
             </w:pPr>
-            <w:r/>
-            <w:r>
-              <w:rPr>
-                <w:rFonts w:ascii="Arial" w:hAnsi="Arial" w:eastAsia="Arial"/>
-                <w:b w:val="0"/>
+            <w:r>
+              <w:rPr>
+                <w:rFonts w:ascii="Arial" w:hAnsi="Arial" w:eastAsia="Arial"/>
+                <w:sz w:val="18"/>
+              </w:rPr>
+            </w:r>
+            <w:r>
+              <w:rPr>
+                <w:rFonts w:ascii="Arial" w:hAnsi="Arial" w:eastAsia="Arial"/>
                 <w:sz w:val="18"/>
               </w:rPr>
               <w:t>6. Open first task</w:t>
@@ -2503,14 +2898,18 @@
               <w:keepLines/>
               <w:spacing w:after="0"/>
             </w:pPr>
-            <w:r/>
-            <w:r>
-              <w:rPr>
-                <w:rFonts w:ascii="Arial" w:hAnsi="Arial" w:eastAsia="Arial"/>
-                <w:b w:val="0"/>
-                <w:sz w:val="18"/>
-              </w:rPr>
-              <w:t>เรียก initializeWorkflow + addPreparedApprover (state 06) ของ @srm/glb-workflow ภายใน transaction boundary ที่กำหนด</w:t>
+            <w:r>
+              <w:rPr>
+                <w:rFonts w:ascii="Arial" w:hAnsi="Arial" w:eastAsia="Arial"/>
+                <w:sz w:val="18"/>
+              </w:rPr>
+            </w:r>
+            <w:r>
+              <w:rPr>
+                <w:rFonts w:ascii="Arial" w:hAnsi="Arial" w:eastAsia="Arial"/>
+                <w:sz w:val="18"/>
+              </w:rPr>
+              <w:t>เรียก initialize + add-prepared-approver (state 06) ของ @srm/glb-workflow ภายใน transaction boundary ที่กำหนด — ชื่อ function ยังไม่ยืนยัน (3 ชุดขัดกัน · ดู LLDD-BE-Workflow-Engine-Definition.pdf 5.3)</w:t>
             </w:r>
           </w:p>
         </w:tc>
@@ -2524,11 +2923,15 @@
               <w:keepLines/>
               <w:spacing w:after="0"/>
             </w:pPr>
-            <w:r/>
-            <w:r>
-              <w:rPr>
-                <w:rFonts w:ascii="Arial" w:hAnsi="Arial" w:eastAsia="Arial"/>
-                <w:b w:val="0"/>
+            <w:r>
+              <w:rPr>
+                <w:rFonts w:ascii="Arial" w:hAnsi="Arial" w:eastAsia="Arial"/>
+                <w:sz w:val="18"/>
+              </w:rPr>
+            </w:r>
+            <w:r>
+              <w:rPr>
+                <w:rFonts w:ascii="Arial" w:hAnsi="Arial" w:eastAsia="Arial"/>
                 <w:sz w:val="18"/>
               </w:rPr>
               <w:t>fail ต้อง rollback document</w:t>
@@ -2550,14 +2953,18 @@
               <w:keepLines/>
               <w:spacing w:after="0"/>
             </w:pPr>
-            <w:r/>
-            <w:r>
-              <w:rPr>
-                <w:rFonts w:ascii="Arial" w:hAnsi="Arial" w:eastAsia="Arial"/>
-                <w:b w:val="0"/>
-                <w:sz w:val="18"/>
-              </w:rPr>
-              <w:t>7. Audit and commit</w:t>
+            <w:r>
+              <w:rPr>
+                <w:rFonts w:ascii="Arial" w:hAnsi="Arial" w:eastAsia="Arial"/>
+                <w:sz w:val="18"/>
+              </w:rPr>
+            </w:r>
+            <w:r>
+              <w:rPr>
+                <w:rFonts w:ascii="Arial" w:hAnsi="Arial" w:eastAsia="Arial"/>
+                <w:sz w:val="18"/>
+              </w:rPr>
+              <w:t>7. Commit</w:t>
             </w:r>
           </w:p>
         </w:tc>
@@ -2571,14 +2978,18 @@
               <w:keepLines/>
               <w:spacing w:after="0"/>
             </w:pPr>
-            <w:r/>
-            <w:r>
-              <w:rPr>
-                <w:rFonts w:ascii="Arial" w:hAnsi="Arial" w:eastAsia="Arial"/>
-                <w:b w:val="0"/>
-                <w:sz w:val="18"/>
-              </w:rPr>
-              <w:t>insert audit_logs แล้ว commit</w:t>
+            <w:r>
+              <w:rPr>
+                <w:rFonts w:ascii="Arial" w:hAnsi="Arial" w:eastAsia="Arial"/>
+                <w:sz w:val="18"/>
+              </w:rPr>
+            </w:r>
+            <w:r>
+              <w:rPr>
+                <w:rFonts w:ascii="Arial" w:hAnsi="Arial" w:eastAsia="Arial"/>
+                <w:sz w:val="18"/>
+              </w:rPr>
+              <w:t>commit transaction (ไม่มีการเขียน audit ของ master แล้ว · ยกเลิกระบบ audit ของ master 2026-08-07)</w:t>
             </w:r>
           </w:p>
         </w:tc>
@@ -2592,11 +3003,15 @@
               <w:keepLines/>
               <w:spacing w:after="0"/>
             </w:pPr>
-            <w:r/>
-            <w:r>
-              <w:rPr>
-                <w:rFonts w:ascii="Arial" w:hAnsi="Arial" w:eastAsia="Arial"/>
-                <w:b w:val="0"/>
+            <w:r>
+              <w:rPr>
+                <w:rFonts w:ascii="Arial" w:hAnsi="Arial" w:eastAsia="Arial"/>
+                <w:sz w:val="18"/>
+              </w:rPr>
+            </w:r>
+            <w:r>
+              <w:rPr>
+                <w:rFonts w:ascii="Arial" w:hAnsi="Arial" w:eastAsia="Arial"/>
                 <w:sz w:val="18"/>
               </w:rPr>
               <w:t>หลัง commit จึง return docNo/statusCode</w:t>
@@ -2691,11 +3106,15 @@
               <w:keepLines/>
               <w:spacing w:after="0"/>
             </w:pPr>
-            <w:r/>
-            <w:r>
-              <w:rPr>
-                <w:rFonts w:ascii="Arial" w:hAnsi="Arial" w:eastAsia="Arial"/>
-                <w:b w:val="0"/>
+            <w:r>
+              <w:rPr>
+                <w:rFonts w:ascii="Arial" w:hAnsi="Arial" w:eastAsia="Arial"/>
+                <w:sz w:val="18"/>
+              </w:rPr>
+            </w:r>
+            <w:r>
+              <w:rPr>
+                <w:rFonts w:ascii="Arial" w:hAnsi="Arial" w:eastAsia="Arial"/>
                 <w:sz w:val="18"/>
               </w:rPr>
               <w:t>ยิง POST /documents พร้อมกัน 20 request ในปีเดียวกัน</w:t>
@@ -2712,11 +3131,15 @@
               <w:keepLines/>
               <w:spacing w:after="0"/>
             </w:pPr>
-            <w:r/>
-            <w:r>
-              <w:rPr>
-                <w:rFonts w:ascii="Arial" w:hAnsi="Arial" w:eastAsia="Arial"/>
-                <w:b w:val="0"/>
+            <w:r>
+              <w:rPr>
+                <w:rFonts w:ascii="Arial" w:hAnsi="Arial" w:eastAsia="Arial"/>
+                <w:sz w:val="18"/>
+              </w:rPr>
+            </w:r>
+            <w:r>
+              <w:rPr>
+                <w:rFonts w:ascii="Arial" w:hAnsi="Arial" w:eastAsia="Arial"/>
                 <w:sz w:val="18"/>
               </w:rPr>
               <w:t>ได้ docNo ไม่ซ้ำ running เรียงตาม commit และไม่มี duplicate key error ที่หลุดเป็น 500</w:t>
@@ -2738,11 +3161,15 @@
               <w:keepLines/>
               <w:spacing w:after="0"/>
             </w:pPr>
-            <w:r/>
-            <w:r>
-              <w:rPr>
-                <w:rFonts w:ascii="Arial" w:hAnsi="Arial" w:eastAsia="Arial"/>
-                <w:b w:val="0"/>
+            <w:r>
+              <w:rPr>
+                <w:rFonts w:ascii="Arial" w:hAnsi="Arial" w:eastAsia="Arial"/>
+                <w:sz w:val="18"/>
+              </w:rPr>
+            </w:r>
+            <w:r>
+              <w:rPr>
+                <w:rFonts w:ascii="Arial" w:hAnsi="Arial" w:eastAsia="Arial"/>
                 <w:sz w:val="18"/>
               </w:rPr>
               <w:t>สร้าง duplicate business key</w:t>
@@ -2759,11 +3186,15 @@
               <w:keepLines/>
               <w:spacing w:after="0"/>
             </w:pPr>
-            <w:r/>
-            <w:r>
-              <w:rPr>
-                <w:rFonts w:ascii="Arial" w:hAnsi="Arial" w:eastAsia="Arial"/>
-                <w:b w:val="0"/>
+            <w:r>
+              <w:rPr>
+                <w:rFonts w:ascii="Arial" w:hAnsi="Arial" w:eastAsia="Arial"/>
+                <w:sz w:val="18"/>
+              </w:rPr>
+            </w:r>
+            <w:r>
+              <w:rPr>
+                <w:rFonts w:ascii="Arial" w:hAnsi="Arial" w:eastAsia="Arial"/>
                 <w:sz w:val="18"/>
               </w:rPr>
               <w:t>คืน 409 DUPLICATE_DOCUMENT และไม่ consume docNo ใหม่ถ้า duplicate ถูกพบก่อน lock sequence</w:t>
@@ -2785,11 +3216,15 @@
               <w:keepLines/>
               <w:spacing w:after="0"/>
             </w:pPr>
-            <w:r/>
-            <w:r>
-              <w:rPr>
-                <w:rFonts w:ascii="Arial" w:hAnsi="Arial" w:eastAsia="Arial"/>
-                <w:b w:val="0"/>
+            <w:r>
+              <w:rPr>
+                <w:rFonts w:ascii="Arial" w:hAnsi="Arial" w:eastAsia="Arial"/>
+                <w:sz w:val="18"/>
+              </w:rPr>
+            </w:r>
+            <w:r>
+              <w:rPr>
+                <w:rFonts w:ascii="Arial" w:hAnsi="Arial" w:eastAsia="Arial"/>
                 <w:sz w:val="18"/>
               </w:rPr>
               <w:t>จำลอง error หลัง insert document ก่อนเปิด workflow</w:t>
@@ -2806,11 +3241,15 @@
               <w:keepLines/>
               <w:spacing w:after="0"/>
             </w:pPr>
-            <w:r/>
-            <w:r>
-              <w:rPr>
-                <w:rFonts w:ascii="Arial" w:hAnsi="Arial" w:eastAsia="Arial"/>
-                <w:b w:val="0"/>
+            <w:r>
+              <w:rPr>
+                <w:rFonts w:ascii="Arial" w:hAnsi="Arial" w:eastAsia="Arial"/>
+                <w:sz w:val="18"/>
+              </w:rPr>
+            </w:r>
+            <w:r>
+              <w:rPr>
+                <w:rFonts w:ascii="Arial" w:hAnsi="Arial" w:eastAsia="Arial"/>
                 <w:sz w:val="18"/>
               </w:rPr>
               <w:t>rollback แล้วไม่เหลือ compensation_documents/workflow_transaction/audit partial</w:t>
@@ -2832,11 +3271,15 @@
               <w:keepLines/>
               <w:spacing w:after="0"/>
             </w:pPr>
-            <w:r/>
-            <w:r>
-              <w:rPr>
-                <w:rFonts w:ascii="Arial" w:hAnsi="Arial" w:eastAsia="Arial"/>
-                <w:b w:val="0"/>
+            <w:r>
+              <w:rPr>
+                <w:rFonts w:ascii="Arial" w:hAnsi="Arial" w:eastAsia="Arial"/>
+                <w:sz w:val="18"/>
+              </w:rPr>
+            </w:r>
+            <w:r>
+              <w:rPr>
+                <w:rFonts w:ascii="Arial" w:hAnsi="Arial" w:eastAsia="Arial"/>
                 <w:sz w:val="18"/>
               </w:rPr>
               <w:t>เปลี่ยนปี พ.ศ.</w:t>
@@ -2853,11 +3296,15 @@
               <w:keepLines/>
               <w:spacing w:after="0"/>
             </w:pPr>
-            <w:r/>
-            <w:r>
-              <w:rPr>
-                <w:rFonts w:ascii="Arial" w:hAnsi="Arial" w:eastAsia="Arial"/>
-                <w:b w:val="0"/>
+            <w:r>
+              <w:rPr>
+                <w:rFonts w:ascii="Arial" w:hAnsi="Arial" w:eastAsia="Arial"/>
+                <w:sz w:val="18"/>
+              </w:rPr>
+            </w:r>
+            <w:r>
+              <w:rPr>
+                <w:rFonts w:ascii="Arial" w:hAnsi="Arial" w:eastAsia="Arial"/>
                 <w:sz w:val="18"/>
               </w:rPr>
               <w:t>running เริ่มที่ 00001 ของปีใหม่</w:t>
@@ -3025,11 +3472,15 @@
               <w:keepLines/>
               <w:spacing w:after="0"/>
             </w:pPr>
-            <w:r/>
-            <w:r>
-              <w:rPr>
-                <w:rFonts w:ascii="Arial" w:hAnsi="Arial" w:eastAsia="Arial"/>
-                <w:b w:val="0"/>
+            <w:r>
+              <w:rPr>
+                <w:rFonts w:ascii="Arial" w:hAnsi="Arial" w:eastAsia="Arial"/>
+                <w:sz w:val="18"/>
+              </w:rPr>
+            </w:r>
+            <w:r>
+              <w:rPr>
+                <w:rFonts w:ascii="Arial" w:hAnsi="Arial" w:eastAsia="Arial"/>
                 <w:sz w:val="18"/>
               </w:rPr>
               <w:t>Input</w:t>
@@ -3046,11 +3497,15 @@
               <w:keepLines/>
               <w:spacing w:after="0"/>
             </w:pPr>
-            <w:r/>
-            <w:r>
-              <w:rPr>
-                <w:rFonts w:ascii="Arial" w:hAnsi="Arial" w:eastAsia="Arial"/>
-                <w:b w:val="0"/>
+            <w:r>
+              <w:rPr>
+                <w:rFonts w:ascii="Arial" w:hAnsi="Arial" w:eastAsia="Arial"/>
+                <w:sz w:val="18"/>
+              </w:rPr>
+            </w:r>
+            <w:r>
+              <w:rPr>
+                <w:rFonts w:ascii="Arial" w:hAnsi="Arial" w:eastAsia="Arial"/>
                 <w:sz w:val="18"/>
               </w:rPr>
               <w:t>POST /api/v1/documents; PUT /api/v1/documents/{docNo}</w:t>
@@ -3072,11 +3527,15 @@
               <w:keepLines/>
               <w:spacing w:after="0"/>
             </w:pPr>
-            <w:r/>
-            <w:r>
-              <w:rPr>
-                <w:rFonts w:ascii="Arial" w:hAnsi="Arial" w:eastAsia="Arial"/>
-                <w:b w:val="0"/>
+            <w:r>
+              <w:rPr>
+                <w:rFonts w:ascii="Arial" w:hAnsi="Arial" w:eastAsia="Arial"/>
+                <w:sz w:val="18"/>
+              </w:rPr>
+            </w:r>
+            <w:r>
+              <w:rPr>
+                <w:rFonts w:ascii="Arial" w:hAnsi="Arial" w:eastAsia="Arial"/>
                 <w:sz w:val="18"/>
               </w:rPr>
               <w:t>Progress</w:t>
@@ -3093,11 +3552,15 @@
               <w:keepLines/>
               <w:spacing w:after="0"/>
             </w:pPr>
-            <w:r/>
-            <w:r>
-              <w:rPr>
-                <w:rFonts w:ascii="Arial" w:hAnsi="Arial" w:eastAsia="Arial"/>
-                <w:b w:val="0"/>
+            <w:r>
+              <w:rPr>
+                <w:rFonts w:ascii="Arial" w:hAnsi="Arial" w:eastAsia="Arial"/>
+                <w:sz w:val="18"/>
+              </w:rPr>
+            </w:r>
+            <w:r>
+              <w:rPr>
+                <w:rFonts w:ascii="Arial" w:hAnsi="Arial" w:eastAsia="Arial"/>
                 <w:sz w:val="18"/>
               </w:rPr>
               <w:t>Validate required fields; Check duplicate store/month; Generate docNo; Insert compensation_documents</w:t>
@@ -3119,11 +3582,15 @@
               <w:keepLines/>
               <w:spacing w:after="0"/>
             </w:pPr>
-            <w:r/>
-            <w:r>
-              <w:rPr>
-                <w:rFonts w:ascii="Arial" w:hAnsi="Arial" w:eastAsia="Arial"/>
-                <w:b w:val="0"/>
+            <w:r>
+              <w:rPr>
+                <w:rFonts w:ascii="Arial" w:hAnsi="Arial" w:eastAsia="Arial"/>
+                <w:sz w:val="18"/>
+              </w:rPr>
+            </w:r>
+            <w:r>
+              <w:rPr>
+                <w:rFonts w:ascii="Arial" w:hAnsi="Arial" w:eastAsia="Arial"/>
                 <w:sz w:val="18"/>
               </w:rPr>
               <w:t>Output</w:t>
@@ -3140,11 +3607,15 @@
               <w:keepLines/>
               <w:spacing w:after="0"/>
             </w:pPr>
-            <w:r/>
-            <w:r>
-              <w:rPr>
-                <w:rFonts w:ascii="Arial" w:hAnsi="Arial" w:eastAsia="Arial"/>
-                <w:b w:val="0"/>
+            <w:r>
+              <w:rPr>
+                <w:rFonts w:ascii="Arial" w:hAnsi="Arial" w:eastAsia="Arial"/>
+                <w:sz w:val="18"/>
+              </w:rPr>
+            </w:r>
+            <w:r>
+              <w:rPr>
+                <w:rFonts w:ascii="Arial" w:hAnsi="Arial" w:eastAsia="Arial"/>
                 <w:sz w:val="18"/>
               </w:rPr>
               <w:t>compensation_documents; workflow_transaction / workflow_approver (@srm/glb-workflow); document_new_stores</w:t>
@@ -3285,11 +3756,15 @@
               <w:keepLines/>
               <w:spacing w:after="0"/>
             </w:pPr>
-            <w:r/>
-            <w:r>
-              <w:rPr>
-                <w:rFonts w:ascii="Arial" w:hAnsi="Arial" w:eastAsia="Arial"/>
-                <w:b w:val="0"/>
+            <w:r>
+              <w:rPr>
+                <w:rFonts w:ascii="Arial" w:hAnsi="Arial" w:eastAsia="Arial"/>
+                <w:sz w:val="18"/>
+              </w:rPr>
+            </w:r>
+            <w:r>
+              <w:rPr>
+                <w:rFonts w:ascii="Arial" w:hAnsi="Arial" w:eastAsia="Arial"/>
                 <w:sz w:val="18"/>
               </w:rPr>
               <w:t>POST /api/v1/documents</w:t>
@@ -3306,11 +3781,15 @@
               <w:keepLines/>
               <w:spacing w:after="0"/>
             </w:pPr>
-            <w:r/>
-            <w:r>
-              <w:rPr>
-                <w:rFonts w:ascii="Arial" w:hAnsi="Arial" w:eastAsia="Arial"/>
-                <w:b w:val="0"/>
+            <w:r>
+              <w:rPr>
+                <w:rFonts w:ascii="Arial" w:hAnsi="Arial" w:eastAsia="Arial"/>
+                <w:sz w:val="18"/>
+              </w:rPr>
+            </w:r>
+            <w:r>
+              <w:rPr>
+                <w:rFonts w:ascii="Arial" w:hAnsi="Arial" w:eastAsia="Arial"/>
                 <w:sz w:val="18"/>
               </w:rPr>
               <w:t>Create document API</w:t>
@@ -3327,11 +3806,15 @@
               <w:keepLines/>
               <w:spacing w:after="0"/>
             </w:pPr>
-            <w:r/>
-            <w:r>
-              <w:rPr>
-                <w:rFonts w:ascii="Arial" w:hAnsi="Arial" w:eastAsia="Arial"/>
-                <w:b w:val="0"/>
+            <w:r>
+              <w:rPr>
+                <w:rFonts w:ascii="Arial" w:hAnsi="Arial" w:eastAsia="Arial"/>
+                <w:sz w:val="18"/>
+              </w:rPr>
+            </w:r>
+            <w:r>
+              <w:rPr>
+                <w:rFonts w:ascii="Arial" w:hAnsi="Arial" w:eastAsia="Arial"/>
                 <w:sz w:val="18"/>
               </w:rPr>
               <w:t>Validate required fields</w:t>
@@ -3348,11 +3831,15 @@
               <w:keepLines/>
               <w:spacing w:after="0"/>
             </w:pPr>
-            <w:r/>
-            <w:r>
-              <w:rPr>
-                <w:rFonts w:ascii="Arial" w:hAnsi="Arial" w:eastAsia="Arial"/>
-                <w:b w:val="0"/>
+            <w:r>
+              <w:rPr>
+                <w:rFonts w:ascii="Arial" w:hAnsi="Arial" w:eastAsia="Arial"/>
+                <w:sz w:val="18"/>
+              </w:rPr>
+            </w:r>
+            <w:r>
+              <w:rPr>
+                <w:rFonts w:ascii="Arial" w:hAnsi="Arial" w:eastAsia="Arial"/>
                 <w:sz w:val="18"/>
               </w:rPr>
               <w:t>duplicate business key returns 409</w:t>
@@ -3374,11 +3861,15 @@
               <w:keepLines/>
               <w:spacing w:after="0"/>
             </w:pPr>
-            <w:r/>
-            <w:r>
-              <w:rPr>
-                <w:rFonts w:ascii="Arial" w:hAnsi="Arial" w:eastAsia="Arial"/>
-                <w:b w:val="0"/>
+            <w:r>
+              <w:rPr>
+                <w:rFonts w:ascii="Arial" w:hAnsi="Arial" w:eastAsia="Arial"/>
+                <w:sz w:val="18"/>
+              </w:rPr>
+            </w:r>
+            <w:r>
+              <w:rPr>
+                <w:rFonts w:ascii="Arial" w:hAnsi="Arial" w:eastAsia="Arial"/>
                 <w:sz w:val="18"/>
               </w:rPr>
               <w:t>PUT /api/v1/documents/{docNo}</w:t>
@@ -3395,11 +3886,15 @@
               <w:keepLines/>
               <w:spacing w:after="0"/>
             </w:pPr>
-            <w:r/>
-            <w:r>
-              <w:rPr>
-                <w:rFonts w:ascii="Arial" w:hAnsi="Arial" w:eastAsia="Arial"/>
-                <w:b w:val="0"/>
+            <w:r>
+              <w:rPr>
+                <w:rFonts w:ascii="Arial" w:hAnsi="Arial" w:eastAsia="Arial"/>
+                <w:sz w:val="18"/>
+              </w:rPr>
+            </w:r>
+            <w:r>
+              <w:rPr>
+                <w:rFonts w:ascii="Arial" w:hAnsi="Arial" w:eastAsia="Arial"/>
                 <w:sz w:val="18"/>
               </w:rPr>
               <w:t>Update document partial sections</w:t>
@@ -3416,11 +3911,15 @@
               <w:keepLines/>
               <w:spacing w:after="0"/>
             </w:pPr>
-            <w:r/>
-            <w:r>
-              <w:rPr>
-                <w:rFonts w:ascii="Arial" w:hAnsi="Arial" w:eastAsia="Arial"/>
-                <w:b w:val="0"/>
+            <w:r>
+              <w:rPr>
+                <w:rFonts w:ascii="Arial" w:hAnsi="Arial" w:eastAsia="Arial"/>
+                <w:sz w:val="18"/>
+              </w:rPr>
+            </w:r>
+            <w:r>
+              <w:rPr>
+                <w:rFonts w:ascii="Arial" w:hAnsi="Arial" w:eastAsia="Arial"/>
                 <w:sz w:val="18"/>
               </w:rPr>
               <w:t>Check duplicate store/month</w:t>
@@ -3437,11 +3936,15 @@
               <w:keepLines/>
               <w:spacing w:after="0"/>
             </w:pPr>
-            <w:r/>
-            <w:r>
-              <w:rPr>
-                <w:rFonts w:ascii="Arial" w:hAnsi="Arial" w:eastAsia="Arial"/>
-                <w:b w:val="0"/>
+            <w:r>
+              <w:rPr>
+                <w:rFonts w:ascii="Arial" w:hAnsi="Arial" w:eastAsia="Arial"/>
+                <w:sz w:val="18"/>
+              </w:rPr>
+            </w:r>
+            <w:r>
+              <w:rPr>
+                <w:rFonts w:ascii="Arial" w:hAnsi="Arial" w:eastAsia="Arial"/>
                 <w:sz w:val="18"/>
               </w:rPr>
               <w:t>docNo format YYYY/xxxxx</w:t>
@@ -3559,11 +4062,15 @@
               <w:keepLines/>
               <w:spacing w:after="0"/>
             </w:pPr>
-            <w:r/>
-            <w:r>
-              <w:rPr>
-                <w:rFonts w:ascii="Arial" w:hAnsi="Arial" w:eastAsia="Arial"/>
-                <w:b w:val="0"/>
+            <w:r>
+              <w:rPr>
+                <w:rFonts w:ascii="Arial" w:hAnsi="Arial" w:eastAsia="Arial"/>
+                <w:sz w:val="18"/>
+              </w:rPr>
+            </w:r>
+            <w:r>
+              <w:rPr>
+                <w:rFonts w:ascii="Arial" w:hAnsi="Arial" w:eastAsia="Arial"/>
                 <w:sz w:val="18"/>
               </w:rPr>
               <w:t>1</w:t>
@@ -3580,11 +4087,15 @@
               <w:keepLines/>
               <w:spacing w:after="0"/>
             </w:pPr>
-            <w:r/>
-            <w:r>
-              <w:rPr>
-                <w:rFonts w:ascii="Arial" w:hAnsi="Arial" w:eastAsia="Arial"/>
-                <w:b w:val="0"/>
+            <w:r>
+              <w:rPr>
+                <w:rFonts w:ascii="Arial" w:hAnsi="Arial" w:eastAsia="Arial"/>
+                <w:sz w:val="18"/>
+              </w:rPr>
+            </w:r>
+            <w:r>
+              <w:rPr>
+                <w:rFonts w:ascii="Arial" w:hAnsi="Arial" w:eastAsia="Arial"/>
                 <w:sz w:val="18"/>
               </w:rPr>
               <w:t>Validate required fields</w:t>
@@ -3601,11 +4112,15 @@
               <w:keepLines/>
               <w:spacing w:after="0"/>
             </w:pPr>
-            <w:r/>
-            <w:r>
-              <w:rPr>
-                <w:rFonts w:ascii="Arial" w:hAnsi="Arial" w:eastAsia="Arial"/>
-                <w:b w:val="0"/>
+            <w:r>
+              <w:rPr>
+                <w:rFonts w:ascii="Arial" w:hAnsi="Arial" w:eastAsia="Arial"/>
+                <w:sz w:val="18"/>
+              </w:rPr>
+            </w:r>
+            <w:r>
+              <w:rPr>
+                <w:rFonts w:ascii="Arial" w:hAnsi="Arial" w:eastAsia="Arial"/>
                 <w:sz w:val="18"/>
               </w:rPr>
               <w:t>create success</w:t>
@@ -3627,11 +4142,15 @@
               <w:keepLines/>
               <w:spacing w:after="0"/>
             </w:pPr>
-            <w:r/>
-            <w:r>
-              <w:rPr>
-                <w:rFonts w:ascii="Arial" w:hAnsi="Arial" w:eastAsia="Arial"/>
-                <w:b w:val="0"/>
+            <w:r>
+              <w:rPr>
+                <w:rFonts w:ascii="Arial" w:hAnsi="Arial" w:eastAsia="Arial"/>
+                <w:sz w:val="18"/>
+              </w:rPr>
+            </w:r>
+            <w:r>
+              <w:rPr>
+                <w:rFonts w:ascii="Arial" w:hAnsi="Arial" w:eastAsia="Arial"/>
                 <w:sz w:val="18"/>
               </w:rPr>
               <w:t>2</w:t>
@@ -3648,11 +4167,15 @@
               <w:keepLines/>
               <w:spacing w:after="0"/>
             </w:pPr>
-            <w:r/>
-            <w:r>
-              <w:rPr>
-                <w:rFonts w:ascii="Arial" w:hAnsi="Arial" w:eastAsia="Arial"/>
-                <w:b w:val="0"/>
+            <w:r>
+              <w:rPr>
+                <w:rFonts w:ascii="Arial" w:hAnsi="Arial" w:eastAsia="Arial"/>
+                <w:sz w:val="18"/>
+              </w:rPr>
+            </w:r>
+            <w:r>
+              <w:rPr>
+                <w:rFonts w:ascii="Arial" w:hAnsi="Arial" w:eastAsia="Arial"/>
                 <w:sz w:val="18"/>
               </w:rPr>
               <w:t>Check duplicate store/month</w:t>
@@ -3669,11 +4192,15 @@
               <w:keepLines/>
               <w:spacing w:after="0"/>
             </w:pPr>
-            <w:r/>
-            <w:r>
-              <w:rPr>
-                <w:rFonts w:ascii="Arial" w:hAnsi="Arial" w:eastAsia="Arial"/>
-                <w:b w:val="0"/>
+            <w:r>
+              <w:rPr>
+                <w:rFonts w:ascii="Arial" w:hAnsi="Arial" w:eastAsia="Arial"/>
+                <w:sz w:val="18"/>
+              </w:rPr>
+            </w:r>
+            <w:r>
+              <w:rPr>
+                <w:rFonts w:ascii="Arial" w:hAnsi="Arial" w:eastAsia="Arial"/>
                 <w:sz w:val="18"/>
               </w:rPr>
               <w:t>create duplicate</w:t>
@@ -3695,11 +4222,15 @@
               <w:keepLines/>
               <w:spacing w:after="0"/>
             </w:pPr>
-            <w:r/>
-            <w:r>
-              <w:rPr>
-                <w:rFonts w:ascii="Arial" w:hAnsi="Arial" w:eastAsia="Arial"/>
-                <w:b w:val="0"/>
+            <w:r>
+              <w:rPr>
+                <w:rFonts w:ascii="Arial" w:hAnsi="Arial" w:eastAsia="Arial"/>
+                <w:sz w:val="18"/>
+              </w:rPr>
+            </w:r>
+            <w:r>
+              <w:rPr>
+                <w:rFonts w:ascii="Arial" w:hAnsi="Arial" w:eastAsia="Arial"/>
                 <w:sz w:val="18"/>
               </w:rPr>
               <w:t>3</w:t>
@@ -3716,11 +4247,15 @@
               <w:keepLines/>
               <w:spacing w:after="0"/>
             </w:pPr>
-            <w:r/>
-            <w:r>
-              <w:rPr>
-                <w:rFonts w:ascii="Arial" w:hAnsi="Arial" w:eastAsia="Arial"/>
-                <w:b w:val="0"/>
+            <w:r>
+              <w:rPr>
+                <w:rFonts w:ascii="Arial" w:hAnsi="Arial" w:eastAsia="Arial"/>
+                <w:sz w:val="18"/>
+              </w:rPr>
+            </w:r>
+            <w:r>
+              <w:rPr>
+                <w:rFonts w:ascii="Arial" w:hAnsi="Arial" w:eastAsia="Arial"/>
                 <w:sz w:val="18"/>
               </w:rPr>
               <w:t>Generate docNo</w:t>
@@ -3737,11 +4272,15 @@
               <w:keepLines/>
               <w:spacing w:after="0"/>
             </w:pPr>
-            <w:r/>
-            <w:r>
-              <w:rPr>
-                <w:rFonts w:ascii="Arial" w:hAnsi="Arial" w:eastAsia="Arial"/>
-                <w:b w:val="0"/>
+            <w:r>
+              <w:rPr>
+                <w:rFonts w:ascii="Arial" w:hAnsi="Arial" w:eastAsia="Arial"/>
+                <w:sz w:val="18"/>
+              </w:rPr>
+            </w:r>
+            <w:r>
+              <w:rPr>
+                <w:rFonts w:ascii="Arial" w:hAnsi="Arial" w:eastAsia="Arial"/>
                 <w:sz w:val="18"/>
               </w:rPr>
               <w:t>update allocation invalid</w:t>
@@ -3763,11 +4302,15 @@
               <w:keepLines/>
               <w:spacing w:after="0"/>
             </w:pPr>
-            <w:r/>
-            <w:r>
-              <w:rPr>
-                <w:rFonts w:ascii="Arial" w:hAnsi="Arial" w:eastAsia="Arial"/>
-                <w:b w:val="0"/>
+            <w:r>
+              <w:rPr>
+                <w:rFonts w:ascii="Arial" w:hAnsi="Arial" w:eastAsia="Arial"/>
+                <w:sz w:val="18"/>
+              </w:rPr>
+            </w:r>
+            <w:r>
+              <w:rPr>
+                <w:rFonts w:ascii="Arial" w:hAnsi="Arial" w:eastAsia="Arial"/>
                 <w:sz w:val="18"/>
               </w:rPr>
               <w:t>4</w:t>
@@ -3784,11 +4327,15 @@
               <w:keepLines/>
               <w:spacing w:after="0"/>
             </w:pPr>
-            <w:r/>
-            <w:r>
-              <w:rPr>
-                <w:rFonts w:ascii="Arial" w:hAnsi="Arial" w:eastAsia="Arial"/>
-                <w:b w:val="0"/>
+            <w:r>
+              <w:rPr>
+                <w:rFonts w:ascii="Arial" w:hAnsi="Arial" w:eastAsia="Arial"/>
+                <w:sz w:val="18"/>
+              </w:rPr>
+            </w:r>
+            <w:r>
+              <w:rPr>
+                <w:rFonts w:ascii="Arial" w:hAnsi="Arial" w:eastAsia="Arial"/>
                 <w:sz w:val="18"/>
               </w:rPr>
               <w:t>Insert compensation_documents</w:t>
@@ -3805,11 +4352,15 @@
               <w:keepLines/>
               <w:spacing w:after="0"/>
             </w:pPr>
-            <w:r/>
-            <w:r>
-              <w:rPr>
-                <w:rFonts w:ascii="Arial" w:hAnsi="Arial" w:eastAsia="Arial"/>
-                <w:b w:val="0"/>
+            <w:r>
+              <w:rPr>
+                <w:rFonts w:ascii="Arial" w:hAnsi="Arial" w:eastAsia="Arial"/>
+                <w:sz w:val="18"/>
+              </w:rPr>
+            </w:r>
+            <w:r>
+              <w:rPr>
+                <w:rFonts w:ascii="Arial" w:hAnsi="Arial" w:eastAsia="Arial"/>
                 <w:sz w:val="18"/>
               </w:rPr>
               <w:t>permission denied section</w:t>
@@ -3831,11 +4382,15 @@
               <w:keepLines/>
               <w:spacing w:after="0"/>
             </w:pPr>
-            <w:r/>
-            <w:r>
-              <w:rPr>
-                <w:rFonts w:ascii="Arial" w:hAnsi="Arial" w:eastAsia="Arial"/>
-                <w:b w:val="0"/>
+            <w:r>
+              <w:rPr>
+                <w:rFonts w:ascii="Arial" w:hAnsi="Arial" w:eastAsia="Arial"/>
+                <w:sz w:val="18"/>
+              </w:rPr>
+            </w:r>
+            <w:r>
+              <w:rPr>
+                <w:rFonts w:ascii="Arial" w:hAnsi="Arial" w:eastAsia="Arial"/>
                 <w:sz w:val="18"/>
               </w:rPr>
               <w:t>5</w:t>
@@ -3852,11 +4407,15 @@
               <w:keepLines/>
               <w:spacing w:after="0"/>
             </w:pPr>
-            <w:r/>
-            <w:r>
-              <w:rPr>
-                <w:rFonts w:ascii="Arial" w:hAnsi="Arial" w:eastAsia="Arial"/>
-                <w:b w:val="0"/>
+            <w:r>
+              <w:rPr>
+                <w:rFonts w:ascii="Arial" w:hAnsi="Arial" w:eastAsia="Arial"/>
+                <w:sz w:val="18"/>
+              </w:rPr>
+            </w:r>
+            <w:r>
+              <w:rPr>
+                <w:rFonts w:ascii="Arial" w:hAnsi="Arial" w:eastAsia="Arial"/>
                 <w:sz w:val="18"/>
               </w:rPr>
               <w:t>Open workflow task</w:t>
@@ -3873,11 +4432,15 @@
               <w:keepLines/>
               <w:spacing w:after="0"/>
             </w:pPr>
-            <w:r/>
-            <w:r>
-              <w:rPr>
-                <w:rFonts w:ascii="Arial" w:hAnsi="Arial" w:eastAsia="Arial"/>
-                <w:b w:val="0"/>
+            <w:r>
+              <w:rPr>
+                <w:rFonts w:ascii="Arial" w:hAnsi="Arial" w:eastAsia="Arial"/>
+                <w:sz w:val="18"/>
+              </w:rPr>
+            </w:r>
+            <w:r>
+              <w:rPr>
+                <w:rFonts w:ascii="Arial" w:hAnsi="Arial" w:eastAsia="Arial"/>
                 <w:sz w:val="18"/>
               </w:rPr>
               <w:t>create success</w:t>
@@ -3899,11 +4462,15 @@
               <w:keepLines/>
               <w:spacing w:after="0"/>
             </w:pPr>
-            <w:r/>
-            <w:r>
-              <w:rPr>
-                <w:rFonts w:ascii="Arial" w:hAnsi="Arial" w:eastAsia="Arial"/>
-                <w:b w:val="0"/>
+            <w:r>
+              <w:rPr>
+                <w:rFonts w:ascii="Arial" w:hAnsi="Arial" w:eastAsia="Arial"/>
+                <w:sz w:val="18"/>
+              </w:rPr>
+            </w:r>
+            <w:r>
+              <w:rPr>
+                <w:rFonts w:ascii="Arial" w:hAnsi="Arial" w:eastAsia="Arial"/>
                 <w:sz w:val="18"/>
               </w:rPr>
               <w:t>6</w:t>
@@ -3920,11 +4487,15 @@
               <w:keepLines/>
               <w:spacing w:after="0"/>
             </w:pPr>
-            <w:r/>
-            <w:r>
-              <w:rPr>
-                <w:rFonts w:ascii="Arial" w:hAnsi="Arial" w:eastAsia="Arial"/>
-                <w:b w:val="0"/>
+            <w:r>
+              <w:rPr>
+                <w:rFonts w:ascii="Arial" w:hAnsi="Arial" w:eastAsia="Arial"/>
+                <w:sz w:val="18"/>
+              </w:rPr>
+            </w:r>
+            <w:r>
+              <w:rPr>
+                <w:rFonts w:ascii="Arial" w:hAnsi="Arial" w:eastAsia="Arial"/>
                 <w:sz w:val="18"/>
               </w:rPr>
               <w:t>Save section updates in transaction</w:t>
@@ -3941,11 +4512,15 @@
               <w:keepLines/>
               <w:spacing w:after="0"/>
             </w:pPr>
-            <w:r/>
-            <w:r>
-              <w:rPr>
-                <w:rFonts w:ascii="Arial" w:hAnsi="Arial" w:eastAsia="Arial"/>
-                <w:b w:val="0"/>
+            <w:r>
+              <w:rPr>
+                <w:rFonts w:ascii="Arial" w:hAnsi="Arial" w:eastAsia="Arial"/>
+                <w:sz w:val="18"/>
+              </w:rPr>
+            </w:r>
+            <w:r>
+              <w:rPr>
+                <w:rFonts w:ascii="Arial" w:hAnsi="Arial" w:eastAsia="Arial"/>
                 <w:sz w:val="18"/>
               </w:rPr>
               <w:t>create duplicate</w:t>
@@ -4086,11 +4661,15 @@
               <w:keepLines/>
               <w:spacing w:after="0"/>
             </w:pPr>
-            <w:r/>
-            <w:r>
-              <w:rPr>
-                <w:rFonts w:ascii="Arial" w:hAnsi="Arial" w:eastAsia="Arial"/>
-                <w:b w:val="0"/>
+            <w:r>
+              <w:rPr>
+                <w:rFonts w:ascii="Arial" w:hAnsi="Arial" w:eastAsia="Arial"/>
+                <w:sz w:val="18"/>
+              </w:rPr>
+            </w:r>
+            <w:r>
+              <w:rPr>
+                <w:rFonts w:ascii="Arial" w:hAnsi="Arial" w:eastAsia="Arial"/>
                 <w:sz w:val="18"/>
               </w:rPr>
               <w:t>Create document</w:t>
@@ -4107,11 +4686,15 @@
               <w:keepLines/>
               <w:spacing w:after="0"/>
             </w:pPr>
-            <w:r/>
-            <w:r>
-              <w:rPr>
-                <w:rFonts w:ascii="Arial" w:hAnsi="Arial" w:eastAsia="Arial"/>
-                <w:b w:val="0"/>
+            <w:r>
+              <w:rPr>
+                <w:rFonts w:ascii="Arial" w:hAnsi="Arial" w:eastAsia="Arial"/>
+                <w:sz w:val="18"/>
+              </w:rPr>
+            </w:r>
+            <w:r>
+              <w:rPr>
+                <w:rFonts w:ascii="Arial" w:hAnsi="Arial" w:eastAsia="Arial"/>
                 <w:sz w:val="18"/>
               </w:rPr>
               <w:t>POST</w:t>
@@ -4128,11 +4711,15 @@
               <w:keepLines/>
               <w:spacing w:after="0"/>
             </w:pPr>
-            <w:r/>
-            <w:r>
-              <w:rPr>
-                <w:rFonts w:ascii="Arial" w:hAnsi="Arial" w:eastAsia="Arial"/>
-                <w:b w:val="0"/>
+            <w:r>
+              <w:rPr>
+                <w:rFonts w:ascii="Arial" w:hAnsi="Arial" w:eastAsia="Arial"/>
+                <w:sz w:val="18"/>
+              </w:rPr>
+            </w:r>
+            <w:r>
+              <w:rPr>
+                <w:rFonts w:ascii="Arial" w:hAnsi="Arial" w:eastAsia="Arial"/>
                 <w:sz w:val="18"/>
               </w:rPr>
               <w:t>document.service.create</w:t>
@@ -4149,11 +4736,15 @@
               <w:keepLines/>
               <w:spacing w:after="0"/>
             </w:pPr>
-            <w:r/>
-            <w:r>
-              <w:rPr>
-                <w:rFonts w:ascii="Arial" w:hAnsi="Arial" w:eastAsia="Arial"/>
-                <w:b w:val="0"/>
+            <w:r>
+              <w:rPr>
+                <w:rFonts w:ascii="Arial" w:hAnsi="Arial" w:eastAsia="Arial"/>
+                <w:sz w:val="18"/>
+              </w:rPr>
+            </w:r>
+            <w:r>
+              <w:rPr>
+                <w:rFonts w:ascii="Arial" w:hAnsi="Arial" w:eastAsia="Arial"/>
                 <w:sz w:val="18"/>
               </w:rPr>
               <w:t>create doc + first workflow task</w:t>
@@ -4175,11 +4766,15 @@
               <w:keepLines/>
               <w:spacing w:after="0"/>
             </w:pPr>
-            <w:r/>
-            <w:r>
-              <w:rPr>
-                <w:rFonts w:ascii="Arial" w:hAnsi="Arial" w:eastAsia="Arial"/>
-                <w:b w:val="0"/>
+            <w:r>
+              <w:rPr>
+                <w:rFonts w:ascii="Arial" w:hAnsi="Arial" w:eastAsia="Arial"/>
+                <w:sz w:val="18"/>
+              </w:rPr>
+            </w:r>
+            <w:r>
+              <w:rPr>
+                <w:rFonts w:ascii="Arial" w:hAnsi="Arial" w:eastAsia="Arial"/>
                 <w:sz w:val="18"/>
               </w:rPr>
               <w:t>Update document section</w:t>
@@ -4196,11 +4791,15 @@
               <w:keepLines/>
               <w:spacing w:after="0"/>
             </w:pPr>
-            <w:r/>
-            <w:r>
-              <w:rPr>
-                <w:rFonts w:ascii="Arial" w:hAnsi="Arial" w:eastAsia="Arial"/>
-                <w:b w:val="0"/>
+            <w:r>
+              <w:rPr>
+                <w:rFonts w:ascii="Arial" w:hAnsi="Arial" w:eastAsia="Arial"/>
+                <w:sz w:val="18"/>
+              </w:rPr>
+            </w:r>
+            <w:r>
+              <w:rPr>
+                <w:rFonts w:ascii="Arial" w:hAnsi="Arial" w:eastAsia="Arial"/>
                 <w:sz w:val="18"/>
               </w:rPr>
               <w:t>PUT</w:t>
@@ -4217,11 +4816,15 @@
               <w:keepLines/>
               <w:spacing w:after="0"/>
             </w:pPr>
-            <w:r/>
-            <w:r>
-              <w:rPr>
-                <w:rFonts w:ascii="Arial" w:hAnsi="Arial" w:eastAsia="Arial"/>
-                <w:b w:val="0"/>
+            <w:r>
+              <w:rPr>
+                <w:rFonts w:ascii="Arial" w:hAnsi="Arial" w:eastAsia="Arial"/>
+                <w:sz w:val="18"/>
+              </w:rPr>
+            </w:r>
+            <w:r>
+              <w:rPr>
+                <w:rFonts w:ascii="Arial" w:hAnsi="Arial" w:eastAsia="Arial"/>
                 <w:sz w:val="18"/>
               </w:rPr>
               <w:t>document.service.updateSections</w:t>
@@ -4238,11 +4841,15 @@
               <w:keepLines/>
               <w:spacing w:after="0"/>
             </w:pPr>
-            <w:r/>
-            <w:r>
-              <w:rPr>
-                <w:rFonts w:ascii="Arial" w:hAnsi="Arial" w:eastAsia="Arial"/>
-                <w:b w:val="0"/>
+            <w:r>
+              <w:rPr>
+                <w:rFonts w:ascii="Arial" w:hAnsi="Arial" w:eastAsia="Arial"/>
+                <w:sz w:val="18"/>
+              </w:rPr>
+            </w:r>
+            <w:r>
+              <w:rPr>
+                <w:rFonts w:ascii="Arial" w:hAnsi="Arial" w:eastAsia="Arial"/>
                 <w:sz w:val="18"/>
               </w:rPr>
               <w:t>save editable sections</w:t>
@@ -4493,11 +5100,15 @@
               <w:keepLines/>
               <w:spacing w:after="0"/>
             </w:pPr>
-            <w:r/>
-            <w:r>
-              <w:rPr>
-                <w:rFonts w:ascii="Arial" w:hAnsi="Arial" w:eastAsia="Arial"/>
-                <w:b w:val="0"/>
+            <w:r>
+              <w:rPr>
+                <w:rFonts w:ascii="Arial" w:hAnsi="Arial" w:eastAsia="Arial"/>
+                <w:sz w:val="18"/>
+              </w:rPr>
+            </w:r>
+            <w:r>
+              <w:rPr>
+                <w:rFonts w:ascii="Arial" w:hAnsi="Arial" w:eastAsia="Arial"/>
                 <w:sz w:val="18"/>
               </w:rPr>
               <w:t>impactedStoreCode</w:t>
@@ -4514,11 +5125,15 @@
               <w:keepLines/>
               <w:spacing w:after="0"/>
             </w:pPr>
-            <w:r/>
-            <w:r>
-              <w:rPr>
-                <w:rFonts w:ascii="Arial" w:hAnsi="Arial" w:eastAsia="Arial"/>
-                <w:b w:val="0"/>
+            <w:r>
+              <w:rPr>
+                <w:rFonts w:ascii="Arial" w:hAnsi="Arial" w:eastAsia="Arial"/>
+                <w:sz w:val="18"/>
+              </w:rPr>
+            </w:r>
+            <w:r>
+              <w:rPr>
+                <w:rFonts w:ascii="Arial" w:hAnsi="Arial" w:eastAsia="Arial"/>
                 <w:sz w:val="18"/>
               </w:rPr>
               <w:t>string</w:t>
@@ -4535,11 +5150,15 @@
               <w:keepLines/>
               <w:spacing w:after="0"/>
             </w:pPr>
-            <w:r/>
-            <w:r>
-              <w:rPr>
-                <w:rFonts w:ascii="Arial" w:hAnsi="Arial" w:eastAsia="Arial"/>
-                <w:b w:val="0"/>
+            <w:r>
+              <w:rPr>
+                <w:rFonts w:ascii="Arial" w:hAnsi="Arial" w:eastAsia="Arial"/>
+                <w:sz w:val="18"/>
+              </w:rPr>
+            </w:r>
+            <w:r>
+              <w:rPr>
+                <w:rFonts w:ascii="Arial" w:hAnsi="Arial" w:eastAsia="Arial"/>
                 <w:sz w:val="18"/>
               </w:rPr>
               <w:t>Yes</w:t>
@@ -4556,11 +5175,15 @@
               <w:keepLines/>
               <w:spacing w:after="0"/>
             </w:pPr>
-            <w:r/>
-            <w:r>
-              <w:rPr>
-                <w:rFonts w:ascii="Arial" w:hAnsi="Arial" w:eastAsia="Arial"/>
-                <w:b w:val="0"/>
+            <w:r>
+              <w:rPr>
+                <w:rFonts w:ascii="Arial" w:hAnsi="Arial" w:eastAsia="Arial"/>
+                <w:sz w:val="18"/>
+              </w:rPr>
+            </w:r>
+            <w:r>
+              <w:rPr>
+                <w:rFonts w:ascii="Arial" w:hAnsi="Arial" w:eastAsia="Arial"/>
                 <w:sz w:val="18"/>
               </w:rPr>
               <w:t>exactly 5 digits; preserve leading zero</w:t>
@@ -4582,11 +5205,15 @@
               <w:keepLines/>
               <w:spacing w:after="0"/>
             </w:pPr>
-            <w:r/>
-            <w:r>
-              <w:rPr>
-                <w:rFonts w:ascii="Arial" w:hAnsi="Arial" w:eastAsia="Arial"/>
-                <w:b w:val="0"/>
+            <w:r>
+              <w:rPr>
+                <w:rFonts w:ascii="Arial" w:hAnsi="Arial" w:eastAsia="Arial"/>
+                <w:sz w:val="18"/>
+              </w:rPr>
+            </w:r>
+            <w:r>
+              <w:rPr>
+                <w:rFonts w:ascii="Arial" w:hAnsi="Arial" w:eastAsia="Arial"/>
                 <w:sz w:val="18"/>
               </w:rPr>
               <w:t>impactMonth</w:t>
@@ -4603,11 +5230,15 @@
               <w:keepLines/>
               <w:spacing w:after="0"/>
             </w:pPr>
-            <w:r/>
-            <w:r>
-              <w:rPr>
-                <w:rFonts w:ascii="Arial" w:hAnsi="Arial" w:eastAsia="Arial"/>
-                <w:b w:val="0"/>
+            <w:r>
+              <w:rPr>
+                <w:rFonts w:ascii="Arial" w:hAnsi="Arial" w:eastAsia="Arial"/>
+                <w:sz w:val="18"/>
+              </w:rPr>
+            </w:r>
+            <w:r>
+              <w:rPr>
+                <w:rFonts w:ascii="Arial" w:hAnsi="Arial" w:eastAsia="Arial"/>
                 <w:sz w:val="18"/>
               </w:rPr>
               <w:t>string</w:t>
@@ -4624,11 +5255,15 @@
               <w:keepLines/>
               <w:spacing w:after="0"/>
             </w:pPr>
-            <w:r/>
-            <w:r>
-              <w:rPr>
-                <w:rFonts w:ascii="Arial" w:hAnsi="Arial" w:eastAsia="Arial"/>
-                <w:b w:val="0"/>
+            <w:r>
+              <w:rPr>
+                <w:rFonts w:ascii="Arial" w:hAnsi="Arial" w:eastAsia="Arial"/>
+                <w:sz w:val="18"/>
+              </w:rPr>
+            </w:r>
+            <w:r>
+              <w:rPr>
+                <w:rFonts w:ascii="Arial" w:hAnsi="Arial" w:eastAsia="Arial"/>
                 <w:sz w:val="18"/>
               </w:rPr>
               <w:t>Yes</w:t>
@@ -4645,11 +5280,15 @@
               <w:keepLines/>
               <w:spacing w:after="0"/>
             </w:pPr>
-            <w:r/>
-            <w:r>
-              <w:rPr>
-                <w:rFonts w:ascii="Arial" w:hAnsi="Arial" w:eastAsia="Arial"/>
-                <w:b w:val="0"/>
+            <w:r>
+              <w:rPr>
+                <w:rFonts w:ascii="Arial" w:hAnsi="Arial" w:eastAsia="Arial"/>
+                <w:sz w:val="18"/>
+              </w:rPr>
+            </w:r>
+            <w:r>
+              <w:rPr>
+                <w:rFonts w:ascii="Arial" w:hAnsi="Arial" w:eastAsia="Arial"/>
                 <w:sz w:val="18"/>
               </w:rPr>
               <w:t>ISO-8601 ค.ศ.; nullable only when type includes null</w:t>
@@ -4671,11 +5310,15 @@
               <w:keepLines/>
               <w:spacing w:after="0"/>
             </w:pPr>
-            <w:r/>
-            <w:r>
-              <w:rPr>
-                <w:rFonts w:ascii="Arial" w:hAnsi="Arial" w:eastAsia="Arial"/>
-                <w:b w:val="0"/>
+            <w:r>
+              <w:rPr>
+                <w:rFonts w:ascii="Arial" w:hAnsi="Arial" w:eastAsia="Arial"/>
+                <w:sz w:val="18"/>
+              </w:rPr>
+            </w:r>
+            <w:r>
+              <w:rPr>
+                <w:rFonts w:ascii="Arial" w:hAnsi="Arial" w:eastAsia="Arial"/>
                 <w:sz w:val="18"/>
               </w:rPr>
               <w:t>source</w:t>
@@ -4692,11 +5335,15 @@
               <w:keepLines/>
               <w:spacing w:after="0"/>
             </w:pPr>
-            <w:r/>
-            <w:r>
-              <w:rPr>
-                <w:rFonts w:ascii="Arial" w:hAnsi="Arial" w:eastAsia="Arial"/>
-                <w:b w:val="0"/>
+            <w:r>
+              <w:rPr>
+                <w:rFonts w:ascii="Arial" w:hAnsi="Arial" w:eastAsia="Arial"/>
+                <w:sz w:val="18"/>
+              </w:rPr>
+            </w:r>
+            <w:r>
+              <w:rPr>
+                <w:rFonts w:ascii="Arial" w:hAnsi="Arial" w:eastAsia="Arial"/>
                 <w:sz w:val="18"/>
               </w:rPr>
               <w:t>string</w:t>
@@ -4713,11 +5360,15 @@
               <w:keepLines/>
               <w:spacing w:after="0"/>
             </w:pPr>
-            <w:r/>
-            <w:r>
-              <w:rPr>
-                <w:rFonts w:ascii="Arial" w:hAnsi="Arial" w:eastAsia="Arial"/>
-                <w:b w:val="0"/>
+            <w:r>
+              <w:rPr>
+                <w:rFonts w:ascii="Arial" w:hAnsi="Arial" w:eastAsia="Arial"/>
+                <w:sz w:val="18"/>
+              </w:rPr>
+            </w:r>
+            <w:r>
+              <w:rPr>
+                <w:rFonts w:ascii="Arial" w:hAnsi="Arial" w:eastAsia="Arial"/>
                 <w:sz w:val="18"/>
               </w:rPr>
               <w:t>Yes</w:t>
@@ -4734,11 +5385,15 @@
               <w:keepLines/>
               <w:spacing w:after="0"/>
             </w:pPr>
-            <w:r/>
-            <w:r>
-              <w:rPr>
-                <w:rFonts w:ascii="Arial" w:hAnsi="Arial" w:eastAsia="Arial"/>
-                <w:b w:val="0"/>
+            <w:r>
+              <w:rPr>
+                <w:rFonts w:ascii="Arial" w:hAnsi="Arial" w:eastAsia="Arial"/>
+                <w:sz w:val="18"/>
+              </w:rPr>
+            </w:r>
+            <w:r>
+              <w:rPr>
+                <w:rFonts w:ascii="Arial" w:hAnsi="Arial" w:eastAsia="Arial"/>
                 <w:sz w:val="18"/>
               </w:rPr>
               <w:t>UTF-8; use value domain described by endpoint purpose</w:t>
@@ -4760,11 +5415,15 @@
               <w:keepLines/>
               <w:spacing w:after="0"/>
             </w:pPr>
-            <w:r/>
-            <w:r>
-              <w:rPr>
-                <w:rFonts w:ascii="Arial" w:hAnsi="Arial" w:eastAsia="Arial"/>
-                <w:b w:val="0"/>
+            <w:r>
+              <w:rPr>
+                <w:rFonts w:ascii="Arial" w:hAnsi="Arial" w:eastAsia="Arial"/>
+                <w:sz w:val="18"/>
+              </w:rPr>
+            </w:r>
+            <w:r>
+              <w:rPr>
+                <w:rFonts w:ascii="Arial" w:hAnsi="Arial" w:eastAsia="Arial"/>
                 <w:sz w:val="18"/>
               </w:rPr>
               <w:t>newStoreCode</w:t>
@@ -4781,11 +5440,15 @@
               <w:keepLines/>
               <w:spacing w:after="0"/>
             </w:pPr>
-            <w:r/>
-            <w:r>
-              <w:rPr>
-                <w:rFonts w:ascii="Arial" w:hAnsi="Arial" w:eastAsia="Arial"/>
-                <w:b w:val="0"/>
+            <w:r>
+              <w:rPr>
+                <w:rFonts w:ascii="Arial" w:hAnsi="Arial" w:eastAsia="Arial"/>
+                <w:sz w:val="18"/>
+              </w:rPr>
+            </w:r>
+            <w:r>
+              <w:rPr>
+                <w:rFonts w:ascii="Arial" w:hAnsi="Arial" w:eastAsia="Arial"/>
                 <w:sz w:val="18"/>
               </w:rPr>
               <w:t>string</w:t>
@@ -4802,11 +5465,15 @@
               <w:keepLines/>
               <w:spacing w:after="0"/>
             </w:pPr>
-            <w:r/>
-            <w:r>
-              <w:rPr>
-                <w:rFonts w:ascii="Arial" w:hAnsi="Arial" w:eastAsia="Arial"/>
-                <w:b w:val="0"/>
+            <w:r>
+              <w:rPr>
+                <w:rFonts w:ascii="Arial" w:hAnsi="Arial" w:eastAsia="Arial"/>
+                <w:sz w:val="18"/>
+              </w:rPr>
+            </w:r>
+            <w:r>
+              <w:rPr>
+                <w:rFonts w:ascii="Arial" w:hAnsi="Arial" w:eastAsia="Arial"/>
                 <w:sz w:val="18"/>
               </w:rPr>
               <w:t>Yes</w:t>
@@ -4823,11 +5490,15 @@
               <w:keepLines/>
               <w:spacing w:after="0"/>
             </w:pPr>
-            <w:r/>
-            <w:r>
-              <w:rPr>
-                <w:rFonts w:ascii="Arial" w:hAnsi="Arial" w:eastAsia="Arial"/>
-                <w:b w:val="0"/>
+            <w:r>
+              <w:rPr>
+                <w:rFonts w:ascii="Arial" w:hAnsi="Arial" w:eastAsia="Arial"/>
+                <w:sz w:val="18"/>
+              </w:rPr>
+            </w:r>
+            <w:r>
+              <w:rPr>
+                <w:rFonts w:ascii="Arial" w:hAnsi="Arial" w:eastAsia="Arial"/>
                 <w:sz w:val="18"/>
               </w:rPr>
               <w:t>exactly 5 digits; preserve leading zero</w:t>
@@ -4849,11 +5520,15 @@
               <w:keepLines/>
               <w:spacing w:after="0"/>
             </w:pPr>
-            <w:r/>
-            <w:r>
-              <w:rPr>
-                <w:rFonts w:ascii="Arial" w:hAnsi="Arial" w:eastAsia="Arial"/>
-                <w:b w:val="0"/>
+            <w:r>
+              <w:rPr>
+                <w:rFonts w:ascii="Arial" w:hAnsi="Arial" w:eastAsia="Arial"/>
+                <w:sz w:val="18"/>
+              </w:rPr>
+            </w:r>
+            <w:r>
+              <w:rPr>
+                <w:rFonts w:ascii="Arial" w:hAnsi="Arial" w:eastAsia="Arial"/>
                 <w:sz w:val="18"/>
               </w:rPr>
               <w:t>roundNo</w:t>
@@ -4870,11 +5545,15 @@
               <w:keepLines/>
               <w:spacing w:after="0"/>
             </w:pPr>
-            <w:r/>
-            <w:r>
-              <w:rPr>
-                <w:rFonts w:ascii="Arial" w:hAnsi="Arial" w:eastAsia="Arial"/>
-                <w:b w:val="0"/>
+            <w:r>
+              <w:rPr>
+                <w:rFonts w:ascii="Arial" w:hAnsi="Arial" w:eastAsia="Arial"/>
+                <w:sz w:val="18"/>
+              </w:rPr>
+            </w:r>
+            <w:r>
+              <w:rPr>
+                <w:rFonts w:ascii="Arial" w:hAnsi="Arial" w:eastAsia="Arial"/>
                 <w:sz w:val="18"/>
               </w:rPr>
               <w:t>integer</w:t>
@@ -4891,11 +5570,15 @@
               <w:keepLines/>
               <w:spacing w:after="0"/>
             </w:pPr>
-            <w:r/>
-            <w:r>
-              <w:rPr>
-                <w:rFonts w:ascii="Arial" w:hAnsi="Arial" w:eastAsia="Arial"/>
-                <w:b w:val="0"/>
+            <w:r>
+              <w:rPr>
+                <w:rFonts w:ascii="Arial" w:hAnsi="Arial" w:eastAsia="Arial"/>
+                <w:sz w:val="18"/>
+              </w:rPr>
+            </w:r>
+            <w:r>
+              <w:rPr>
+                <w:rFonts w:ascii="Arial" w:hAnsi="Arial" w:eastAsia="Arial"/>
                 <w:sz w:val="18"/>
               </w:rPr>
               <w:t>Yes</w:t>
@@ -4912,11 +5595,15 @@
               <w:keepLines/>
               <w:spacing w:after="0"/>
             </w:pPr>
-            <w:r/>
-            <w:r>
-              <w:rPr>
-                <w:rFonts w:ascii="Arial" w:hAnsi="Arial" w:eastAsia="Arial"/>
-                <w:b w:val="0"/>
+            <w:r>
+              <w:rPr>
+                <w:rFonts w:ascii="Arial" w:hAnsi="Arial" w:eastAsia="Arial"/>
+                <w:sz w:val="18"/>
+              </w:rPr>
+            </w:r>
+            <w:r>
+              <w:rPr>
+                <w:rFonts w:ascii="Arial" w:hAnsi="Arial" w:eastAsia="Arial"/>
                 <w:sz w:val="18"/>
               </w:rPr>
               <w:t>UTF-8; use value domain described by endpoint purpose</w:t>
@@ -4938,11 +5625,15 @@
               <w:keepLines/>
               <w:spacing w:after="0"/>
             </w:pPr>
-            <w:r/>
-            <w:r>
-              <w:rPr>
-                <w:rFonts w:ascii="Arial" w:hAnsi="Arial" w:eastAsia="Arial"/>
-                <w:b w:val="0"/>
+            <w:r>
+              <w:rPr>
+                <w:rFonts w:ascii="Arial" w:hAnsi="Arial" w:eastAsia="Arial"/>
+                <w:sz w:val="18"/>
+              </w:rPr>
+            </w:r>
+            <w:r>
+              <w:rPr>
+                <w:rFonts w:ascii="Arial" w:hAnsi="Arial" w:eastAsia="Arial"/>
                 <w:sz w:val="18"/>
               </w:rPr>
               <w:t>reason</w:t>
@@ -4959,11 +5650,15 @@
               <w:keepLines/>
               <w:spacing w:after="0"/>
             </w:pPr>
-            <w:r/>
-            <w:r>
-              <w:rPr>
-                <w:rFonts w:ascii="Arial" w:hAnsi="Arial" w:eastAsia="Arial"/>
-                <w:b w:val="0"/>
+            <w:r>
+              <w:rPr>
+                <w:rFonts w:ascii="Arial" w:hAnsi="Arial" w:eastAsia="Arial"/>
+                <w:sz w:val="18"/>
+              </w:rPr>
+            </w:r>
+            <w:r>
+              <w:rPr>
+                <w:rFonts w:ascii="Arial" w:hAnsi="Arial" w:eastAsia="Arial"/>
                 <w:sz w:val="18"/>
               </w:rPr>
               <w:t>string</w:t>
@@ -4980,11 +5675,15 @@
               <w:keepLines/>
               <w:spacing w:after="0"/>
             </w:pPr>
-            <w:r/>
-            <w:r>
-              <w:rPr>
-                <w:rFonts w:ascii="Arial" w:hAnsi="Arial" w:eastAsia="Arial"/>
-                <w:b w:val="0"/>
+            <w:r>
+              <w:rPr>
+                <w:rFonts w:ascii="Arial" w:hAnsi="Arial" w:eastAsia="Arial"/>
+                <w:sz w:val="18"/>
+              </w:rPr>
+            </w:r>
+            <w:r>
+              <w:rPr>
+                <w:rFonts w:ascii="Arial" w:hAnsi="Arial" w:eastAsia="Arial"/>
                 <w:sz w:val="18"/>
               </w:rPr>
               <w:t>Yes</w:t>
@@ -5001,11 +5700,15 @@
               <w:keepLines/>
               <w:spacing w:after="0"/>
             </w:pPr>
-            <w:r/>
-            <w:r>
-              <w:rPr>
-                <w:rFonts w:ascii="Arial" w:hAnsi="Arial" w:eastAsia="Arial"/>
-                <w:b w:val="0"/>
+            <w:r>
+              <w:rPr>
+                <w:rFonts w:ascii="Arial" w:hAnsi="Arial" w:eastAsia="Arial"/>
+                <w:sz w:val="18"/>
+              </w:rPr>
+            </w:r>
+            <w:r>
+              <w:rPr>
+                <w:rFonts w:ascii="Arial" w:hAnsi="Arial" w:eastAsia="Arial"/>
                 <w:sz w:val="18"/>
               </w:rPr>
               <w:t>trimmed UTF-8 Thai text; required by operation/business rule</w:t>
@@ -5027,11 +5730,15 @@
               <w:keepLines/>
               <w:spacing w:after="0"/>
             </w:pPr>
-            <w:r/>
-            <w:r>
-              <w:rPr>
-                <w:rFonts w:ascii="Arial" w:hAnsi="Arial" w:eastAsia="Arial"/>
-                <w:b w:val="0"/>
+            <w:r>
+              <w:rPr>
+                <w:rFonts w:ascii="Arial" w:hAnsi="Arial" w:eastAsia="Arial"/>
+                <w:sz w:val="18"/>
+              </w:rPr>
+            </w:r>
+            <w:r>
+              <w:rPr>
+                <w:rFonts w:ascii="Arial" w:hAnsi="Arial" w:eastAsia="Arial"/>
                 <w:sz w:val="18"/>
               </w:rPr>
               <w:t>requestId</w:t>
@@ -5048,11 +5755,15 @@
               <w:keepLines/>
               <w:spacing w:after="0"/>
             </w:pPr>
-            <w:r/>
-            <w:r>
-              <w:rPr>
-                <w:rFonts w:ascii="Arial" w:hAnsi="Arial" w:eastAsia="Arial"/>
-                <w:b w:val="0"/>
+            <w:r>
+              <w:rPr>
+                <w:rFonts w:ascii="Arial" w:hAnsi="Arial" w:eastAsia="Arial"/>
+                <w:sz w:val="18"/>
+              </w:rPr>
+            </w:r>
+            <w:r>
+              <w:rPr>
+                <w:rFonts w:ascii="Arial" w:hAnsi="Arial" w:eastAsia="Arial"/>
                 <w:sz w:val="18"/>
               </w:rPr>
               <w:t>string</w:t>
@@ -5069,11 +5780,15 @@
               <w:keepLines/>
               <w:spacing w:after="0"/>
             </w:pPr>
-            <w:r/>
-            <w:r>
-              <w:rPr>
-                <w:rFonts w:ascii="Arial" w:hAnsi="Arial" w:eastAsia="Arial"/>
-                <w:b w:val="0"/>
+            <w:r>
+              <w:rPr>
+                <w:rFonts w:ascii="Arial" w:hAnsi="Arial" w:eastAsia="Arial"/>
+                <w:sz w:val="18"/>
+              </w:rPr>
+            </w:r>
+            <w:r>
+              <w:rPr>
+                <w:rFonts w:ascii="Arial" w:hAnsi="Arial" w:eastAsia="Arial"/>
                 <w:sz w:val="18"/>
               </w:rPr>
               <w:t>Yes</w:t>
@@ -5090,11 +5805,15 @@
               <w:keepLines/>
               <w:spacing w:after="0"/>
             </w:pPr>
-            <w:r/>
-            <w:r>
-              <w:rPr>
-                <w:rFonts w:ascii="Arial" w:hAnsi="Arial" w:eastAsia="Arial"/>
-                <w:b w:val="0"/>
+            <w:r>
+              <w:rPr>
+                <w:rFonts w:ascii="Arial" w:hAnsi="Arial" w:eastAsia="Arial"/>
+                <w:sz w:val="18"/>
+              </w:rPr>
+            </w:r>
+            <w:r>
+              <w:rPr>
+                <w:rFonts w:ascii="Arial" w:hAnsi="Arial" w:eastAsia="Arial"/>
                 <w:sz w:val="18"/>
               </w:rPr>
               <w:t>UTF-8; use value domain described by endpoint purpose</w:t>
@@ -5305,11 +6024,15 @@
               <w:keepLines/>
               <w:spacing w:after="0"/>
             </w:pPr>
-            <w:r/>
-            <w:r>
-              <w:rPr>
-                <w:rFonts w:ascii="Arial" w:hAnsi="Arial" w:eastAsia="Arial"/>
-                <w:b w:val="0"/>
+            <w:r>
+              <w:rPr>
+                <w:rFonts w:ascii="Arial" w:hAnsi="Arial" w:eastAsia="Arial"/>
+                <w:sz w:val="18"/>
+              </w:rPr>
+            </w:r>
+            <w:r>
+              <w:rPr>
+                <w:rFonts w:ascii="Arial" w:hAnsi="Arial" w:eastAsia="Arial"/>
                 <w:sz w:val="18"/>
               </w:rPr>
               <w:t>docNo</w:t>
@@ -5326,11 +6049,15 @@
               <w:keepLines/>
               <w:spacing w:after="0"/>
             </w:pPr>
-            <w:r/>
-            <w:r>
-              <w:rPr>
-                <w:rFonts w:ascii="Arial" w:hAnsi="Arial" w:eastAsia="Arial"/>
-                <w:b w:val="0"/>
+            <w:r>
+              <w:rPr>
+                <w:rFonts w:ascii="Arial" w:hAnsi="Arial" w:eastAsia="Arial"/>
+                <w:sz w:val="18"/>
+              </w:rPr>
+            </w:r>
+            <w:r>
+              <w:rPr>
+                <w:rFonts w:ascii="Arial" w:hAnsi="Arial" w:eastAsia="Arial"/>
                 <w:sz w:val="18"/>
               </w:rPr>
               <w:t>string</w:t>
@@ -5347,11 +6074,15 @@
               <w:keepLines/>
               <w:spacing w:after="0"/>
             </w:pPr>
-            <w:r/>
-            <w:r>
-              <w:rPr>
-                <w:rFonts w:ascii="Arial" w:hAnsi="Arial" w:eastAsia="Arial"/>
-                <w:b w:val="0"/>
+            <w:r>
+              <w:rPr>
+                <w:rFonts w:ascii="Arial" w:hAnsi="Arial" w:eastAsia="Arial"/>
+                <w:sz w:val="18"/>
+              </w:rPr>
+            </w:r>
+            <w:r>
+              <w:rPr>
+                <w:rFonts w:ascii="Arial" w:hAnsi="Arial" w:eastAsia="Arial"/>
                 <w:sz w:val="18"/>
               </w:rPr>
               <w:t>Yes</w:t>
@@ -5368,11 +6099,15 @@
               <w:keepLines/>
               <w:spacing w:after="0"/>
             </w:pPr>
-            <w:r/>
-            <w:r>
-              <w:rPr>
-                <w:rFonts w:ascii="Arial" w:hAnsi="Arial" w:eastAsia="Arial"/>
-                <w:b w:val="0"/>
+            <w:r>
+              <w:rPr>
+                <w:rFonts w:ascii="Arial" w:hAnsi="Arial" w:eastAsia="Arial"/>
+                <w:sz w:val="18"/>
+              </w:rPr>
+            </w:r>
+            <w:r>
+              <w:rPr>
+                <w:rFonts w:ascii="Arial" w:hAnsi="Arial" w:eastAsia="Arial"/>
                 <w:sz w:val="18"/>
               </w:rPr>
               <w:t>พ.ศ. YYYY/xxxxx</w:t>
@@ -5394,11 +6129,15 @@
               <w:keepLines/>
               <w:spacing w:after="0"/>
             </w:pPr>
-            <w:r/>
-            <w:r>
-              <w:rPr>
-                <w:rFonts w:ascii="Arial" w:hAnsi="Arial" w:eastAsia="Arial"/>
-                <w:b w:val="0"/>
+            <w:r>
+              <w:rPr>
+                <w:rFonts w:ascii="Arial" w:hAnsi="Arial" w:eastAsia="Arial"/>
+                <w:sz w:val="18"/>
+              </w:rPr>
+            </w:r>
+            <w:r>
+              <w:rPr>
+                <w:rFonts w:ascii="Arial" w:hAnsi="Arial" w:eastAsia="Arial"/>
                 <w:sz w:val="18"/>
               </w:rPr>
               <w:t>statusCode</w:t>
@@ -5415,11 +6154,15 @@
               <w:keepLines/>
               <w:spacing w:after="0"/>
             </w:pPr>
-            <w:r/>
-            <w:r>
-              <w:rPr>
-                <w:rFonts w:ascii="Arial" w:hAnsi="Arial" w:eastAsia="Arial"/>
-                <w:b w:val="0"/>
+            <w:r>
+              <w:rPr>
+                <w:rFonts w:ascii="Arial" w:hAnsi="Arial" w:eastAsia="Arial"/>
+                <w:sz w:val="18"/>
+              </w:rPr>
+            </w:r>
+            <w:r>
+              <w:rPr>
+                <w:rFonts w:ascii="Arial" w:hAnsi="Arial" w:eastAsia="Arial"/>
                 <w:sz w:val="18"/>
               </w:rPr>
               <w:t>string</w:t>
@@ -5436,11 +6179,15 @@
               <w:keepLines/>
               <w:spacing w:after="0"/>
             </w:pPr>
-            <w:r/>
-            <w:r>
-              <w:rPr>
-                <w:rFonts w:ascii="Arial" w:hAnsi="Arial" w:eastAsia="Arial"/>
-                <w:b w:val="0"/>
+            <w:r>
+              <w:rPr>
+                <w:rFonts w:ascii="Arial" w:hAnsi="Arial" w:eastAsia="Arial"/>
+                <w:sz w:val="18"/>
+              </w:rPr>
+            </w:r>
+            <w:r>
+              <w:rPr>
+                <w:rFonts w:ascii="Arial" w:hAnsi="Arial" w:eastAsia="Arial"/>
                 <w:sz w:val="18"/>
               </w:rPr>
               <w:t>Yes</w:t>
@@ -5457,11 +6204,15 @@
               <w:keepLines/>
               <w:spacing w:after="0"/>
             </w:pPr>
-            <w:r/>
-            <w:r>
-              <w:rPr>
-                <w:rFonts w:ascii="Arial" w:hAnsi="Arial" w:eastAsia="Arial"/>
-                <w:b w:val="0"/>
+            <w:r>
+              <w:rPr>
+                <w:rFonts w:ascii="Arial" w:hAnsi="Arial" w:eastAsia="Arial"/>
+                <w:sz w:val="18"/>
+              </w:rPr>
+            </w:r>
+            <w:r>
+              <w:rPr>
+                <w:rFonts w:ascii="Arial" w:hAnsi="Arial" w:eastAsia="Arial"/>
                 <w:sz w:val="18"/>
               </w:rPr>
               <w:t>canonical code; do not replace with display label</w:t>
@@ -5699,11 +6450,15 @@
               <w:keepLines/>
               <w:spacing w:after="0"/>
             </w:pPr>
-            <w:r/>
-            <w:r>
-              <w:rPr>
-                <w:rFonts w:ascii="Arial" w:hAnsi="Arial" w:eastAsia="Arial"/>
-                <w:b w:val="0"/>
+            <w:r>
+              <w:rPr>
+                <w:rFonts w:ascii="Arial" w:hAnsi="Arial" w:eastAsia="Arial"/>
+                <w:sz w:val="18"/>
+              </w:rPr>
+            </w:r>
+            <w:r>
+              <w:rPr>
+                <w:rFonts w:ascii="Arial" w:hAnsi="Arial" w:eastAsia="Arial"/>
                 <w:sz w:val="18"/>
               </w:rPr>
               <w:t>newStores</w:t>
@@ -5720,11 +6475,15 @@
               <w:keepLines/>
               <w:spacing w:after="0"/>
             </w:pPr>
-            <w:r/>
-            <w:r>
-              <w:rPr>
-                <w:rFonts w:ascii="Arial" w:hAnsi="Arial" w:eastAsia="Arial"/>
-                <w:b w:val="0"/>
+            <w:r>
+              <w:rPr>
+                <w:rFonts w:ascii="Arial" w:hAnsi="Arial" w:eastAsia="Arial"/>
+                <w:sz w:val="18"/>
+              </w:rPr>
+            </w:r>
+            <w:r>
+              <w:rPr>
+                <w:rFonts w:ascii="Arial" w:hAnsi="Arial" w:eastAsia="Arial"/>
                 <w:sz w:val="18"/>
               </w:rPr>
               <w:t>array&lt;object&gt;</w:t>
@@ -5741,11 +6500,15 @@
               <w:keepLines/>
               <w:spacing w:after="0"/>
             </w:pPr>
-            <w:r/>
-            <w:r>
-              <w:rPr>
-                <w:rFonts w:ascii="Arial" w:hAnsi="Arial" w:eastAsia="Arial"/>
-                <w:b w:val="0"/>
+            <w:r>
+              <w:rPr>
+                <w:rFonts w:ascii="Arial" w:hAnsi="Arial" w:eastAsia="Arial"/>
+                <w:sz w:val="18"/>
+              </w:rPr>
+            </w:r>
+            <w:r>
+              <w:rPr>
+                <w:rFonts w:ascii="Arial" w:hAnsi="Arial" w:eastAsia="Arial"/>
                 <w:sz w:val="18"/>
               </w:rPr>
               <w:t>Yes</w:t>
@@ -5762,11 +6525,15 @@
               <w:keepLines/>
               <w:spacing w:after="0"/>
             </w:pPr>
-            <w:r/>
-            <w:r>
-              <w:rPr>
-                <w:rFonts w:ascii="Arial" w:hAnsi="Arial" w:eastAsia="Arial"/>
-                <w:b w:val="0"/>
+            <w:r>
+              <w:rPr>
+                <w:rFonts w:ascii="Arial" w:hAnsi="Arial" w:eastAsia="Arial"/>
+                <w:sz w:val="18"/>
+              </w:rPr>
+            </w:r>
+            <w:r>
+              <w:rPr>
+                <w:rFonts w:ascii="Arial" w:hAnsi="Arial" w:eastAsia="Arial"/>
                 <w:sz w:val="18"/>
               </w:rPr>
               <w:t>JSON array; element type shown in Type column</w:t>
@@ -5788,11 +6555,15 @@
               <w:keepLines/>
               <w:spacing w:after="0"/>
             </w:pPr>
-            <w:r/>
-            <w:r>
-              <w:rPr>
-                <w:rFonts w:ascii="Arial" w:hAnsi="Arial" w:eastAsia="Arial"/>
-                <w:b w:val="0"/>
+            <w:r>
+              <w:rPr>
+                <w:rFonts w:ascii="Arial" w:hAnsi="Arial" w:eastAsia="Arial"/>
+                <w:sz w:val="18"/>
+              </w:rPr>
+            </w:r>
+            <w:r>
+              <w:rPr>
+                <w:rFonts w:ascii="Arial" w:hAnsi="Arial" w:eastAsia="Arial"/>
                 <w:sz w:val="18"/>
               </w:rPr>
               <w:t>newStores[].newStoreCode</w:t>
@@ -5809,11 +6580,15 @@
               <w:keepLines/>
               <w:spacing w:after="0"/>
             </w:pPr>
-            <w:r/>
-            <w:r>
-              <w:rPr>
-                <w:rFonts w:ascii="Arial" w:hAnsi="Arial" w:eastAsia="Arial"/>
-                <w:b w:val="0"/>
+            <w:r>
+              <w:rPr>
+                <w:rFonts w:ascii="Arial" w:hAnsi="Arial" w:eastAsia="Arial"/>
+                <w:sz w:val="18"/>
+              </w:rPr>
+            </w:r>
+            <w:r>
+              <w:rPr>
+                <w:rFonts w:ascii="Arial" w:hAnsi="Arial" w:eastAsia="Arial"/>
                 <w:sz w:val="18"/>
               </w:rPr>
               <w:t>string</w:t>
@@ -5830,11 +6605,15 @@
               <w:keepLines/>
               <w:spacing w:after="0"/>
             </w:pPr>
-            <w:r/>
-            <w:r>
-              <w:rPr>
-                <w:rFonts w:ascii="Arial" w:hAnsi="Arial" w:eastAsia="Arial"/>
-                <w:b w:val="0"/>
+            <w:r>
+              <w:rPr>
+                <w:rFonts w:ascii="Arial" w:hAnsi="Arial" w:eastAsia="Arial"/>
+                <w:sz w:val="18"/>
+              </w:rPr>
+            </w:r>
+            <w:r>
+              <w:rPr>
+                <w:rFonts w:ascii="Arial" w:hAnsi="Arial" w:eastAsia="Arial"/>
                 <w:sz w:val="18"/>
               </w:rPr>
               <w:t>Yes</w:t>
@@ -5851,11 +6630,15 @@
               <w:keepLines/>
               <w:spacing w:after="0"/>
             </w:pPr>
-            <w:r/>
-            <w:r>
-              <w:rPr>
-                <w:rFonts w:ascii="Arial" w:hAnsi="Arial" w:eastAsia="Arial"/>
-                <w:b w:val="0"/>
+            <w:r>
+              <w:rPr>
+                <w:rFonts w:ascii="Arial" w:hAnsi="Arial" w:eastAsia="Arial"/>
+                <w:sz w:val="18"/>
+              </w:rPr>
+            </w:r>
+            <w:r>
+              <w:rPr>
+                <w:rFonts w:ascii="Arial" w:hAnsi="Arial" w:eastAsia="Arial"/>
                 <w:sz w:val="18"/>
               </w:rPr>
               <w:t>exactly 5 digits; preserve leading zero</w:t>
@@ -5877,11 +6660,15 @@
               <w:keepLines/>
               <w:spacing w:after="0"/>
             </w:pPr>
-            <w:r/>
-            <w:r>
-              <w:rPr>
-                <w:rFonts w:ascii="Arial" w:hAnsi="Arial" w:eastAsia="Arial"/>
-                <w:b w:val="0"/>
+            <w:r>
+              <w:rPr>
+                <w:rFonts w:ascii="Arial" w:hAnsi="Arial" w:eastAsia="Arial"/>
+                <w:sz w:val="18"/>
+              </w:rPr>
+            </w:r>
+            <w:r>
+              <w:rPr>
+                <w:rFonts w:ascii="Arial" w:hAnsi="Arial" w:eastAsia="Arial"/>
                 <w:sz w:val="18"/>
               </w:rPr>
               <w:t>newStores[].compensatePercent</w:t>
@@ -5898,11 +6685,15 @@
               <w:keepLines/>
               <w:spacing w:after="0"/>
             </w:pPr>
-            <w:r/>
-            <w:r>
-              <w:rPr>
-                <w:rFonts w:ascii="Arial" w:hAnsi="Arial" w:eastAsia="Arial"/>
-                <w:b w:val="0"/>
+            <w:r>
+              <w:rPr>
+                <w:rFonts w:ascii="Arial" w:hAnsi="Arial" w:eastAsia="Arial"/>
+                <w:sz w:val="18"/>
+              </w:rPr>
+            </w:r>
+            <w:r>
+              <w:rPr>
+                <w:rFonts w:ascii="Arial" w:hAnsi="Arial" w:eastAsia="Arial"/>
                 <w:sz w:val="18"/>
               </w:rPr>
               <w:t>integer</w:t>
@@ -5919,11 +6710,15 @@
               <w:keepLines/>
               <w:spacing w:after="0"/>
             </w:pPr>
-            <w:r/>
-            <w:r>
-              <w:rPr>
-                <w:rFonts w:ascii="Arial" w:hAnsi="Arial" w:eastAsia="Arial"/>
-                <w:b w:val="0"/>
+            <w:r>
+              <w:rPr>
+                <w:rFonts w:ascii="Arial" w:hAnsi="Arial" w:eastAsia="Arial"/>
+                <w:sz w:val="18"/>
+              </w:rPr>
+            </w:r>
+            <w:r>
+              <w:rPr>
+                <w:rFonts w:ascii="Arial" w:hAnsi="Arial" w:eastAsia="Arial"/>
                 <w:sz w:val="18"/>
               </w:rPr>
               <w:t>Yes</w:t>
@@ -5940,11 +6735,15 @@
               <w:keepLines/>
               <w:spacing w:after="0"/>
             </w:pPr>
-            <w:r/>
-            <w:r>
-              <w:rPr>
-                <w:rFonts w:ascii="Arial" w:hAnsi="Arial" w:eastAsia="Arial"/>
-                <w:b w:val="0"/>
+            <w:r>
+              <w:rPr>
+                <w:rFonts w:ascii="Arial" w:hAnsi="Arial" w:eastAsia="Arial"/>
+                <w:sz w:val="18"/>
+              </w:rPr>
+            </w:r>
+            <w:r>
+              <w:rPr>
+                <w:rFonts w:ascii="Arial" w:hAnsi="Arial" w:eastAsia="Arial"/>
                 <w:sz w:val="18"/>
               </w:rPr>
               <w:t>number 0..100 with 2 decimals</w:t>
@@ -6153,11 +6952,15 @@
               <w:keepLines/>
               <w:spacing w:after="0"/>
             </w:pPr>
-            <w:r/>
-            <w:r>
-              <w:rPr>
-                <w:rFonts w:ascii="Arial" w:hAnsi="Arial" w:eastAsia="Arial"/>
-                <w:b w:val="0"/>
+            <w:r>
+              <w:rPr>
+                <w:rFonts w:ascii="Arial" w:hAnsi="Arial" w:eastAsia="Arial"/>
+                <w:sz w:val="18"/>
+              </w:rPr>
+            </w:r>
+            <w:r>
+              <w:rPr>
+                <w:rFonts w:ascii="Arial" w:hAnsi="Arial" w:eastAsia="Arial"/>
                 <w:sz w:val="18"/>
               </w:rPr>
               <w:t>message</w:t>
@@ -6174,11 +6977,15 @@
               <w:keepLines/>
               <w:spacing w:after="0"/>
             </w:pPr>
-            <w:r/>
-            <w:r>
-              <w:rPr>
-                <w:rFonts w:ascii="Arial" w:hAnsi="Arial" w:eastAsia="Arial"/>
-                <w:b w:val="0"/>
+            <w:r>
+              <w:rPr>
+                <w:rFonts w:ascii="Arial" w:hAnsi="Arial" w:eastAsia="Arial"/>
+                <w:sz w:val="18"/>
+              </w:rPr>
+            </w:r>
+            <w:r>
+              <w:rPr>
+                <w:rFonts w:ascii="Arial" w:hAnsi="Arial" w:eastAsia="Arial"/>
                 <w:sz w:val="18"/>
               </w:rPr>
               <w:t>string</w:t>
@@ -6195,11 +7002,15 @@
               <w:keepLines/>
               <w:spacing w:after="0"/>
             </w:pPr>
-            <w:r/>
-            <w:r>
-              <w:rPr>
-                <w:rFonts w:ascii="Arial" w:hAnsi="Arial" w:eastAsia="Arial"/>
-                <w:b w:val="0"/>
+            <w:r>
+              <w:rPr>
+                <w:rFonts w:ascii="Arial" w:hAnsi="Arial" w:eastAsia="Arial"/>
+                <w:sz w:val="18"/>
+              </w:rPr>
+            </w:r>
+            <w:r>
+              <w:rPr>
+                <w:rFonts w:ascii="Arial" w:hAnsi="Arial" w:eastAsia="Arial"/>
                 <w:sz w:val="18"/>
               </w:rPr>
               <w:t>Yes</w:t>
@@ -6216,11 +7027,15 @@
               <w:keepLines/>
               <w:spacing w:after="0"/>
             </w:pPr>
-            <w:r/>
-            <w:r>
-              <w:rPr>
-                <w:rFonts w:ascii="Arial" w:hAnsi="Arial" w:eastAsia="Arial"/>
-                <w:b w:val="0"/>
+            <w:r>
+              <w:rPr>
+                <w:rFonts w:ascii="Arial" w:hAnsi="Arial" w:eastAsia="Arial"/>
+                <w:sz w:val="18"/>
+              </w:rPr>
+            </w:r>
+            <w:r>
+              <w:rPr>
+                <w:rFonts w:ascii="Arial" w:hAnsi="Arial" w:eastAsia="Arial"/>
                 <w:sz w:val="18"/>
               </w:rPr>
               <w:t>UTF-8; use value domain described by endpoint purpose</w:t>
@@ -6346,11 +7161,15 @@
               <w:keepLines/>
               <w:spacing w:after="0"/>
             </w:pPr>
-            <w:r/>
-            <w:r>
-              <w:rPr>
-                <w:rFonts w:ascii="Arial" w:hAnsi="Arial" w:eastAsia="Arial"/>
-                <w:b w:val="0"/>
+            <w:r>
+              <w:rPr>
+                <w:rFonts w:ascii="Arial" w:hAnsi="Arial" w:eastAsia="Arial"/>
+                <w:sz w:val="18"/>
+              </w:rPr>
+            </w:r>
+            <w:r>
+              <w:rPr>
+                <w:rFonts w:ascii="Arial" w:hAnsi="Arial" w:eastAsia="Arial"/>
                 <w:sz w:val="18"/>
               </w:rPr>
               <w:t>compensation_documents</w:t>
@@ -6367,11 +7186,15 @@
               <w:keepLines/>
               <w:spacing w:after="0"/>
             </w:pPr>
-            <w:r/>
-            <w:r>
-              <w:rPr>
-                <w:rFonts w:ascii="Arial" w:hAnsi="Arial" w:eastAsia="Arial"/>
-                <w:b w:val="0"/>
+            <w:r>
+              <w:rPr>
+                <w:rFonts w:ascii="Arial" w:hAnsi="Arial" w:eastAsia="Arial"/>
+                <w:sz w:val="18"/>
+              </w:rPr>
+            </w:r>
+            <w:r>
+              <w:rPr>
+                <w:rFonts w:ascii="Arial" w:hAnsi="Arial" w:eastAsia="Arial"/>
                 <w:sz w:val="18"/>
               </w:rPr>
               <w:t>R/W</w:t>
@@ -6388,11 +7211,15 @@
               <w:keepLines/>
               <w:spacing w:after="0"/>
             </w:pPr>
-            <w:r/>
-            <w:r>
-              <w:rPr>
-                <w:rFonts w:ascii="Arial" w:hAnsi="Arial" w:eastAsia="Arial"/>
-                <w:b w:val="0"/>
+            <w:r>
+              <w:rPr>
+                <w:rFonts w:ascii="Arial" w:hAnsi="Arial" w:eastAsia="Arial"/>
+                <w:sz w:val="18"/>
+              </w:rPr>
+            </w:r>
+            <w:r>
+              <w:rPr>
+                <w:rFonts w:ascii="Arial" w:hAnsi="Arial" w:eastAsia="Arial"/>
                 <w:sz w:val="18"/>
               </w:rPr>
               <w:t>สร้างหัวเอกสารและแก้ไข section หลัก</w:t>
@@ -6414,11 +7241,15 @@
               <w:keepLines/>
               <w:spacing w:after="0"/>
             </w:pPr>
-            <w:r/>
-            <w:r>
-              <w:rPr>
-                <w:rFonts w:ascii="Arial" w:hAnsi="Arial" w:eastAsia="Arial"/>
-                <w:b w:val="0"/>
+            <w:r>
+              <w:rPr>
+                <w:rFonts w:ascii="Arial" w:hAnsi="Arial" w:eastAsia="Arial"/>
+                <w:sz w:val="18"/>
+              </w:rPr>
+            </w:r>
+            <w:r>
+              <w:rPr>
+                <w:rFonts w:ascii="Arial" w:hAnsi="Arial" w:eastAsia="Arial"/>
                 <w:sz w:val="18"/>
               </w:rPr>
               <w:t>workflow_transaction / workflow_approver (@srm/glb-workflow)</w:t>
@@ -6435,11 +7266,15 @@
               <w:keepLines/>
               <w:spacing w:after="0"/>
             </w:pPr>
-            <w:r/>
-            <w:r>
-              <w:rPr>
-                <w:rFonts w:ascii="Arial" w:hAnsi="Arial" w:eastAsia="Arial"/>
-                <w:b w:val="0"/>
+            <w:r>
+              <w:rPr>
+                <w:rFonts w:ascii="Arial" w:hAnsi="Arial" w:eastAsia="Arial"/>
+                <w:sz w:val="18"/>
+              </w:rPr>
+            </w:r>
+            <w:r>
+              <w:rPr>
+                <w:rFonts w:ascii="Arial" w:hAnsi="Arial" w:eastAsia="Arial"/>
                 <w:sz w:val="18"/>
               </w:rPr>
               <w:t>W</w:t>
@@ -6456,11 +7291,15 @@
               <w:keepLines/>
               <w:spacing w:after="0"/>
             </w:pPr>
-            <w:r/>
-            <w:r>
-              <w:rPr>
-                <w:rFonts w:ascii="Arial" w:hAnsi="Arial" w:eastAsia="Arial"/>
-                <w:b w:val="0"/>
+            <w:r>
+              <w:rPr>
+                <w:rFonts w:ascii="Arial" w:hAnsi="Arial" w:eastAsia="Arial"/>
+                <w:sz w:val="18"/>
+              </w:rPr>
+            </w:r>
+            <w:r>
+              <w:rPr>
+                <w:rFonts w:ascii="Arial" w:hAnsi="Arial" w:eastAsia="Arial"/>
                 <w:sz w:val="18"/>
               </w:rPr>
               <w:t>เปิด workflow งานแรกตอนสร้างเอกสาร</w:t>
@@ -6482,11 +7321,15 @@
               <w:keepLines/>
               <w:spacing w:after="0"/>
             </w:pPr>
-            <w:r/>
-            <w:r>
-              <w:rPr>
-                <w:rFonts w:ascii="Arial" w:hAnsi="Arial" w:eastAsia="Arial"/>
-                <w:b w:val="0"/>
+            <w:r>
+              <w:rPr>
+                <w:rFonts w:ascii="Arial" w:hAnsi="Arial" w:eastAsia="Arial"/>
+                <w:sz w:val="18"/>
+              </w:rPr>
+            </w:r>
+            <w:r>
+              <w:rPr>
+                <w:rFonts w:ascii="Arial" w:hAnsi="Arial" w:eastAsia="Arial"/>
                 <w:sz w:val="18"/>
               </w:rPr>
               <w:t>document_new_stores</w:t>
@@ -6503,11 +7346,15 @@
               <w:keepLines/>
               <w:spacing w:after="0"/>
             </w:pPr>
-            <w:r/>
-            <w:r>
-              <w:rPr>
-                <w:rFonts w:ascii="Arial" w:hAnsi="Arial" w:eastAsia="Arial"/>
-                <w:b w:val="0"/>
+            <w:r>
+              <w:rPr>
+                <w:rFonts w:ascii="Arial" w:hAnsi="Arial" w:eastAsia="Arial"/>
+                <w:sz w:val="18"/>
+              </w:rPr>
+            </w:r>
+            <w:r>
+              <w:rPr>
+                <w:rFonts w:ascii="Arial" w:hAnsi="Arial" w:eastAsia="Arial"/>
                 <w:sz w:val="18"/>
               </w:rPr>
               <w:t>R/W</w:t>
@@ -6524,11 +7371,15 @@
               <w:keepLines/>
               <w:spacing w:after="0"/>
             </w:pPr>
-            <w:r/>
-            <w:r>
-              <w:rPr>
-                <w:rFonts w:ascii="Arial" w:hAnsi="Arial" w:eastAsia="Arial"/>
-                <w:b w:val="0"/>
+            <w:r>
+              <w:rPr>
+                <w:rFonts w:ascii="Arial" w:hAnsi="Arial" w:eastAsia="Arial"/>
+                <w:sz w:val="18"/>
+              </w:rPr>
+            </w:r>
+            <w:r>
+              <w:rPr>
+                <w:rFonts w:ascii="Arial" w:hAnsi="Arial" w:eastAsia="Arial"/>
                 <w:sz w:val="18"/>
               </w:rPr>
               <w:t>ร้านเปิดใหม่และ % ชดเชย</w:t>
@@ -6550,11 +7401,15 @@
               <w:keepLines/>
               <w:spacing w:after="0"/>
             </w:pPr>
-            <w:r/>
-            <w:r>
-              <w:rPr>
-                <w:rFonts w:ascii="Arial" w:hAnsi="Arial" w:eastAsia="Arial"/>
-                <w:b w:val="0"/>
+            <w:r>
+              <w:rPr>
+                <w:rFonts w:ascii="Arial" w:hAnsi="Arial" w:eastAsia="Arial"/>
+                <w:sz w:val="18"/>
+              </w:rPr>
+            </w:r>
+            <w:r>
+              <w:rPr>
+                <w:rFonts w:ascii="Arial" w:hAnsi="Arial" w:eastAsia="Arial"/>
                 <w:sz w:val="18"/>
               </w:rPr>
               <w:t>document_competitors</w:t>
@@ -6571,11 +7426,15 @@
               <w:keepLines/>
               <w:spacing w:after="0"/>
             </w:pPr>
-            <w:r/>
-            <w:r>
-              <w:rPr>
-                <w:rFonts w:ascii="Arial" w:hAnsi="Arial" w:eastAsia="Arial"/>
-                <w:b w:val="0"/>
+            <w:r>
+              <w:rPr>
+                <w:rFonts w:ascii="Arial" w:hAnsi="Arial" w:eastAsia="Arial"/>
+                <w:sz w:val="18"/>
+              </w:rPr>
+            </w:r>
+            <w:r>
+              <w:rPr>
+                <w:rFonts w:ascii="Arial" w:hAnsi="Arial" w:eastAsia="Arial"/>
                 <w:sz w:val="18"/>
               </w:rPr>
               <w:t>R/W</w:t>
@@ -6592,11 +7451,15 @@
               <w:keepLines/>
               <w:spacing w:after="0"/>
             </w:pPr>
-            <w:r/>
-            <w:r>
-              <w:rPr>
-                <w:rFonts w:ascii="Arial" w:hAnsi="Arial" w:eastAsia="Arial"/>
-                <w:b w:val="0"/>
+            <w:r>
+              <w:rPr>
+                <w:rFonts w:ascii="Arial" w:hAnsi="Arial" w:eastAsia="Arial"/>
+                <w:sz w:val="18"/>
+              </w:rPr>
+            </w:r>
+            <w:r>
+              <w:rPr>
+                <w:rFonts w:ascii="Arial" w:hAnsi="Arial" w:eastAsia="Arial"/>
                 <w:sz w:val="18"/>
               </w:rPr>
               <w:t>ร้านคู่แข่งในเอกสาร</w:t>
@@ -6618,11 +7481,15 @@
               <w:keepLines/>
               <w:spacing w:after="0"/>
             </w:pPr>
-            <w:r/>
-            <w:r>
-              <w:rPr>
-                <w:rFonts w:ascii="Arial" w:hAnsi="Arial" w:eastAsia="Arial"/>
-                <w:b w:val="0"/>
+            <w:r>
+              <w:rPr>
+                <w:rFonts w:ascii="Arial" w:hAnsi="Arial" w:eastAsia="Arial"/>
+                <w:sz w:val="18"/>
+              </w:rPr>
+            </w:r>
+            <w:r>
+              <w:rPr>
+                <w:rFonts w:ascii="Arial" w:hAnsi="Arial" w:eastAsia="Arial"/>
                 <w:sz w:val="18"/>
               </w:rPr>
               <w:t>document_external_factors</w:t>
@@ -6639,11 +7506,15 @@
               <w:keepLines/>
               <w:spacing w:after="0"/>
             </w:pPr>
-            <w:r/>
-            <w:r>
-              <w:rPr>
-                <w:rFonts w:ascii="Arial" w:hAnsi="Arial" w:eastAsia="Arial"/>
-                <w:b w:val="0"/>
+            <w:r>
+              <w:rPr>
+                <w:rFonts w:ascii="Arial" w:hAnsi="Arial" w:eastAsia="Arial"/>
+                <w:sz w:val="18"/>
+              </w:rPr>
+            </w:r>
+            <w:r>
+              <w:rPr>
+                <w:rFonts w:ascii="Arial" w:hAnsi="Arial" w:eastAsia="Arial"/>
                 <w:sz w:val="18"/>
               </w:rPr>
               <w:t>R/W</w:t>
@@ -6660,11 +7531,15 @@
               <w:keepLines/>
               <w:spacing w:after="0"/>
             </w:pPr>
-            <w:r/>
-            <w:r>
-              <w:rPr>
-                <w:rFonts w:ascii="Arial" w:hAnsi="Arial" w:eastAsia="Arial"/>
-                <w:b w:val="0"/>
+            <w:r>
+              <w:rPr>
+                <w:rFonts w:ascii="Arial" w:hAnsi="Arial" w:eastAsia="Arial"/>
+                <w:sz w:val="18"/>
+              </w:rPr>
+            </w:r>
+            <w:r>
+              <w:rPr>
+                <w:rFonts w:ascii="Arial" w:hAnsi="Arial" w:eastAsia="Arial"/>
                 <w:sz w:val="18"/>
               </w:rPr>
               <w:t>ปัจจัยภายนอกในเอกสาร</w:t>
@@ -6686,11 +7561,15 @@
               <w:keepLines/>
               <w:spacing w:after="0"/>
             </w:pPr>
-            <w:r/>
-            <w:r>
-              <w:rPr>
-                <w:rFonts w:ascii="Arial" w:hAnsi="Arial" w:eastAsia="Arial"/>
-                <w:b w:val="0"/>
+            <w:r>
+              <w:rPr>
+                <w:rFonts w:ascii="Arial" w:hAnsi="Arial" w:eastAsia="Arial"/>
+                <w:sz w:val="18"/>
+              </w:rPr>
+            </w:r>
+            <w:r>
+              <w:rPr>
+                <w:rFonts w:ascii="Arial" w:hAnsi="Arial" w:eastAsia="Arial"/>
                 <w:sz w:val="18"/>
               </w:rPr>
               <w:t>compensation_documents unique guard</w:t>
@@ -6707,11 +7586,15 @@
               <w:keepLines/>
               <w:spacing w:after="0"/>
             </w:pPr>
-            <w:r/>
-            <w:r>
-              <w:rPr>
-                <w:rFonts w:ascii="Arial" w:hAnsi="Arial" w:eastAsia="Arial"/>
-                <w:b w:val="0"/>
+            <w:r>
+              <w:rPr>
+                <w:rFonts w:ascii="Arial" w:hAnsi="Arial" w:eastAsia="Arial"/>
+                <w:sz w:val="18"/>
+              </w:rPr>
+            </w:r>
+            <w:r>
+              <w:rPr>
+                <w:rFonts w:ascii="Arial" w:hAnsi="Arial" w:eastAsia="Arial"/>
                 <w:sz w:val="18"/>
               </w:rPr>
               <w:t>R</w:t>
@@ -6728,11 +7611,15 @@
               <w:keepLines/>
               <w:spacing w:after="0"/>
             </w:pPr>
-            <w:r/>
-            <w:r>
-              <w:rPr>
-                <w:rFonts w:ascii="Arial" w:hAnsi="Arial" w:eastAsia="Arial"/>
-                <w:b w:val="0"/>
+            <w:r>
+              <w:rPr>
+                <w:rFonts w:ascii="Arial" w:hAnsi="Arial" w:eastAsia="Arial"/>
+                <w:sz w:val="18"/>
+              </w:rPr>
+            </w:r>
+            <w:r>
+              <w:rPr>
+                <w:rFonts w:ascii="Arial" w:hAnsi="Arial" w:eastAsia="Arial"/>
                 <w:sz w:val="18"/>
               </w:rPr>
               <w:t>กัน duplicate ด้วย business key: impact_process_id หรือ source + impacted_store_code + impact_month + new_store_code + round_no</w:t>
@@ -6750,7 +7637,80 @@
         <w:pageBreakBefore w:val="0"/>
       </w:pPr>
       <w:r>
-        <w:t>9. Processing Flow</w:t>
+        <w:t>9. Skeleton Code (store-backend + BFF)</w:t>
+      </w:r>
+    </w:p>
+    <w:p>
+      <w:pPr>
+        <w:keepNext w:val="0"/>
+      </w:pPr>
+      <w:r>
+        <w:t xml:space="preserve">โครงโค้ดตั้งต้นของเอกสารฉบับนี้ ยึด convention จริงของ </w:t>
+      </w:r>
+      <w:r>
+        <w:rPr>
+          <w:rFonts w:ascii="Courier New" w:hAnsi="Courier New"/>
+        </w:rPr>
+        <w:t>srm-sps-spsap-store-backend</w:t>
+      </w:r>
+      <w:r>
+        <w:t xml:space="preserve"> (NestJS 11 + TypeORM, schema </w:t>
+      </w:r>
+      <w:r>
+        <w:rPr>
+          <w:rFonts w:ascii="Courier New" w:hAnsi="Courier New"/>
+        </w:rPr>
+        <w:t>sps_store</w:t>
+      </w:r>
+      <w:r>
+        <w:t xml:space="preserve">, custom provider </w:t>
+      </w:r>
+      <w:r>
+        <w:rPr>
+          <w:rFonts w:ascii="Courier New" w:hAnsi="Courier New"/>
+        </w:rPr>
+        <w:t>DATA_SOURCE</w:t>
+      </w:r>
+      <w:r>
+        <w:t xml:space="preserve"> ที่ route SELECT ไป slave pool) และ </w:t>
+      </w:r>
+      <w:r>
+        <w:rPr>
+          <w:rFonts w:ascii="Courier New" w:hAnsi="Courier New"/>
+        </w:rPr>
+        <w:t>srm-sps-spsap-sbp-bff</w:t>
+      </w:r>
+      <w:r>
+        <w:t xml:space="preserve"> (ไม่มี DB, forward ผ่าน client service). ทุกจุดที่ต้องเติมกำกับด้วย </w:t>
+      </w:r>
+      <w:r>
+        <w:rPr>
+          <w:rFonts w:ascii="Courier New" w:hAnsi="Courier New"/>
+        </w:rPr>
+        <w:t>// TODO:</w:t>
+      </w:r>
+      <w:r>
+        <w:t xml:space="preserve"> และ response ทุกเส้นถูกห่อเป็น </w:t>
+      </w:r>
+      <w:r>
+        <w:rPr>
+          <w:rFonts w:ascii="Courier New" w:hAnsi="Courier New"/>
+        </w:rPr>
+        <w:t>{success, data}</w:t>
+      </w:r>
+      <w:r>
+        <w:t xml:space="preserve"> โดย ResponseInterceptor อยู่แล้ว จึงห้าม service ห่อซ้ำ</w:t>
+      </w:r>
+    </w:p>
+    <w:p>
+      <w:pPr>
+        <w:pStyle w:val="Heading3"/>
+        <w:keepNext/>
+        <w:keepLines/>
+        <w:pageBreakBefore w:val="0"/>
+      </w:pPr>
+      <w:r>
+        <w:t>9.1 ผังไฟล์ที่ต้องสร้าง</w:t>
       </w:r>
     </w:p>
     <w:tbl>
@@ -6786,7 +7746,7 @@
                 <w:b/>
                 <w:sz w:val="18"/>
               </w:rPr>
-              <w:t>Step</w:t>
+              <w:t>Path</w:t>
             </w:r>
           </w:p>
         </w:tc>
@@ -6808,7 +7768,7 @@
                 <w:b/>
                 <w:sz w:val="18"/>
               </w:rPr>
-              <w:t>Description</w:t>
+              <w:t>หน้าที่</w:t>
             </w:r>
           </w:p>
         </w:tc>
@@ -6827,14 +7787,18 @@
               <w:keepLines/>
               <w:spacing w:after="0"/>
             </w:pPr>
-            <w:r/>
-            <w:r>
-              <w:rPr>
-                <w:rFonts w:ascii="Arial" w:hAnsi="Arial" w:eastAsia="Arial"/>
-                <w:b w:val="0"/>
-                <w:sz w:val="18"/>
-              </w:rPr>
-              <w:t>1</w:t>
+            <w:r>
+              <w:rPr>
+                <w:rFonts w:ascii="Arial" w:hAnsi="Arial" w:eastAsia="Arial"/>
+                <w:sz w:val="18"/>
+              </w:rPr>
+            </w:r>
+            <w:r>
+              <w:rPr>
+                <w:rFonts w:ascii="Arial" w:hAnsi="Arial" w:eastAsia="Arial"/>
+                <w:sz w:val="18"/>
+              </w:rPr>
+              <w:t>store-backend · src/modules/sbpgi-document-create-update/sbpgi-document-create-update.controller.ts</w:t>
             </w:r>
           </w:p>
         </w:tc>
@@ -6848,14 +7812,39 @@
               <w:keepLines/>
               <w:spacing w:after="0"/>
             </w:pPr>
-            <w:r/>
-            <w:r>
-              <w:rPr>
-                <w:rFonts w:ascii="Arial" w:hAnsi="Arial" w:eastAsia="Arial"/>
-                <w:b w:val="0"/>
-                <w:sz w:val="18"/>
-              </w:rPr>
-              <w:t>Validate required fields</w:t>
+            <w:r>
+              <w:rPr>
+                <w:rFonts w:ascii="Arial" w:hAnsi="Arial" w:eastAsia="Arial"/>
+                <w:sz w:val="18"/>
+              </w:rPr>
+            </w:r>
+            <w:r>
+              <w:rPr>
+                <w:rFonts w:ascii="Arial" w:hAnsi="Arial" w:eastAsia="Arial"/>
+                <w:sz w:val="18"/>
+              </w:rPr>
+              <w:t xml:space="preserve">route ทั้งหมดของเอกสารนี้ (2 เส้น) + </w:t>
+            </w:r>
+            <w:r>
+              <w:rPr>
+                <w:rFonts w:ascii="Courier New" w:hAnsi="Courier New" w:eastAsia="Arial"/>
+                <w:sz w:val="18"/>
+              </w:rPr>
+              <w:t>@UseGuards(HttpHeaderGuard)</w:t>
+            </w:r>
+            <w:r>
+              <w:rPr>
+                <w:rFonts w:ascii="Arial" w:hAnsi="Arial" w:eastAsia="Arial"/>
+                <w:sz w:val="18"/>
+              </w:rPr>
+              <w:t xml:space="preserve"> + </w:t>
+            </w:r>
+            <w:r>
+              <w:rPr>
+                <w:rFonts w:ascii="Courier New" w:hAnsi="Courier New" w:eastAsia="Arial"/>
+                <w:sz w:val="18"/>
+              </w:rPr>
+              <w:t>@UserId()</w:t>
             </w:r>
           </w:p>
         </w:tc>
@@ -6874,14 +7863,18 @@
               <w:keepLines/>
               <w:spacing w:after="0"/>
             </w:pPr>
-            <w:r/>
-            <w:r>
-              <w:rPr>
-                <w:rFonts w:ascii="Arial" w:hAnsi="Arial" w:eastAsia="Arial"/>
-                <w:b w:val="0"/>
-                <w:sz w:val="18"/>
-              </w:rPr>
-              <w:t>2</w:t>
+            <w:r>
+              <w:rPr>
+                <w:rFonts w:ascii="Arial" w:hAnsi="Arial" w:eastAsia="Arial"/>
+                <w:sz w:val="18"/>
+              </w:rPr>
+            </w:r>
+            <w:r>
+              <w:rPr>
+                <w:rFonts w:ascii="Arial" w:hAnsi="Arial" w:eastAsia="Arial"/>
+                <w:sz w:val="18"/>
+              </w:rPr>
+              <w:t>store-backend · src/modules/sbpgi-document-create-update/sbpgi-document-create-update.service.ts</w:t>
             </w:r>
           </w:p>
         </w:tc>
@@ -6895,14 +7888,32 @@
               <w:keepLines/>
               <w:spacing w:after="0"/>
             </w:pPr>
-            <w:r/>
-            <w:r>
-              <w:rPr>
-                <w:rFonts w:ascii="Arial" w:hAnsi="Arial" w:eastAsia="Arial"/>
-                <w:b w:val="0"/>
-                <w:sz w:val="18"/>
-              </w:rPr>
-              <w:t>Check duplicate store/month</w:t>
+            <w:r>
+              <w:rPr>
+                <w:rFonts w:ascii="Arial" w:hAnsi="Arial" w:eastAsia="Arial"/>
+                <w:sz w:val="18"/>
+              </w:rPr>
+            </w:r>
+            <w:r>
+              <w:rPr>
+                <w:rFonts w:ascii="Arial" w:hAnsi="Arial" w:eastAsia="Arial"/>
+                <w:sz w:val="18"/>
+              </w:rPr>
+              <w:t xml:space="preserve">business logic — inject </w:t>
+            </w:r>
+            <w:r>
+              <w:rPr>
+                <w:rFonts w:ascii="Courier New" w:hAnsi="Courier New" w:eastAsia="Arial"/>
+                <w:sz w:val="18"/>
+              </w:rPr>
+              <w:t>'DATA_SOURCE'</w:t>
+            </w:r>
+            <w:r>
+              <w:rPr>
+                <w:rFonts w:ascii="Arial" w:hAnsi="Arial" w:eastAsia="Arial"/>
+                <w:sz w:val="18"/>
+              </w:rPr>
+              <w:t xml:space="preserve"> แล้วยิง raw SQL, mutation ใช้ QueryRunner transaction</w:t>
             </w:r>
           </w:p>
         </w:tc>
@@ -6921,14 +7932,18 @@
               <w:keepLines/>
               <w:spacing w:after="0"/>
             </w:pPr>
-            <w:r/>
-            <w:r>
-              <w:rPr>
-                <w:rFonts w:ascii="Arial" w:hAnsi="Arial" w:eastAsia="Arial"/>
-                <w:b w:val="0"/>
-                <w:sz w:val="18"/>
-              </w:rPr>
-              <w:t>3</w:t>
+            <w:r>
+              <w:rPr>
+                <w:rFonts w:ascii="Arial" w:hAnsi="Arial" w:eastAsia="Arial"/>
+                <w:sz w:val="18"/>
+              </w:rPr>
+            </w:r>
+            <w:r>
+              <w:rPr>
+                <w:rFonts w:ascii="Arial" w:hAnsi="Arial" w:eastAsia="Arial"/>
+                <w:sz w:val="18"/>
+              </w:rPr>
+              <w:t>store-backend · src/modules/sbpgi-document-create-update/sbpgi-document-create-update.sql.ts</w:t>
             </w:r>
           </w:p>
         </w:tc>
@@ -6942,14 +7957,18 @@
               <w:keepLines/>
               <w:spacing w:after="0"/>
             </w:pPr>
-            <w:r/>
-            <w:r>
-              <w:rPr>
-                <w:rFonts w:ascii="Arial" w:hAnsi="Arial" w:eastAsia="Arial"/>
-                <w:b w:val="0"/>
-                <w:sz w:val="18"/>
-              </w:rPr>
-              <w:t>Generate docNo</w:t>
+            <w:r>
+              <w:rPr>
+                <w:rFonts w:ascii="Arial" w:hAnsi="Arial" w:eastAsia="Arial"/>
+                <w:sz w:val="18"/>
+              </w:rPr>
+            </w:r>
+            <w:r>
+              <w:rPr>
+                <w:rFonts w:ascii="Arial" w:hAnsi="Arial" w:eastAsia="Arial"/>
+                <w:sz w:val="18"/>
+              </w:rPr>
+              <w:t>เก็บ SQL ต่อ endpoint (คัดจากหัวข้อ 10) แยกออกจาก service ให้ทดสอบ/รีวิวง่าย</w:t>
             </w:r>
           </w:p>
         </w:tc>
@@ -6968,14 +7987,18 @@
               <w:keepLines/>
               <w:spacing w:after="0"/>
             </w:pPr>
-            <w:r/>
-            <w:r>
-              <w:rPr>
-                <w:rFonts w:ascii="Arial" w:hAnsi="Arial" w:eastAsia="Arial"/>
-                <w:b w:val="0"/>
-                <w:sz w:val="18"/>
-              </w:rPr>
-              <w:t>4</w:t>
+            <w:r>
+              <w:rPr>
+                <w:rFonts w:ascii="Arial" w:hAnsi="Arial" w:eastAsia="Arial"/>
+                <w:sz w:val="18"/>
+              </w:rPr>
+            </w:r>
+            <w:r>
+              <w:rPr>
+                <w:rFonts w:ascii="Arial" w:hAnsi="Arial" w:eastAsia="Arial"/>
+                <w:sz w:val="18"/>
+              </w:rPr>
+              <w:t>store-backend · src/modules/sbpgi-document-create-update/dto/sbpgi-document-create-update.dto.ts</w:t>
             </w:r>
           </w:p>
         </w:tc>
@@ -6989,14 +8012,18 @@
               <w:keepLines/>
               <w:spacing w:after="0"/>
             </w:pPr>
-            <w:r/>
-            <w:r>
-              <w:rPr>
-                <w:rFonts w:ascii="Arial" w:hAnsi="Arial" w:eastAsia="Arial"/>
-                <w:b w:val="0"/>
-                <w:sz w:val="18"/>
-              </w:rPr>
-              <w:t>Insert compensation_documents</w:t>
+            <w:r>
+              <w:rPr>
+                <w:rFonts w:ascii="Arial" w:hAnsi="Arial" w:eastAsia="Arial"/>
+                <w:sz w:val="18"/>
+              </w:rPr>
+            </w:r>
+            <w:r>
+              <w:rPr>
+                <w:rFonts w:ascii="Arial" w:hAnsi="Arial" w:eastAsia="Arial"/>
+                <w:sz w:val="18"/>
+              </w:rPr>
+              <w:t>DTO + class-validator ตาม validation ในหัวข้อฟิลด์ของเอกสารนี้</w:t>
             </w:r>
           </w:p>
         </w:tc>
@@ -7015,14 +8042,18 @@
               <w:keepLines/>
               <w:spacing w:after="0"/>
             </w:pPr>
-            <w:r/>
-            <w:r>
-              <w:rPr>
-                <w:rFonts w:ascii="Arial" w:hAnsi="Arial" w:eastAsia="Arial"/>
-                <w:b w:val="0"/>
-                <w:sz w:val="18"/>
-              </w:rPr>
-              <w:t>5</w:t>
+            <w:r>
+              <w:rPr>
+                <w:rFonts w:ascii="Arial" w:hAnsi="Arial" w:eastAsia="Arial"/>
+                <w:sz w:val="18"/>
+              </w:rPr>
+            </w:r>
+            <w:r>
+              <w:rPr>
+                <w:rFonts w:ascii="Arial" w:hAnsi="Arial" w:eastAsia="Arial"/>
+                <w:sz w:val="18"/>
+              </w:rPr>
+              <w:t>store-backend · src/modules/sbpgi-document-create-update/sbpgi-document-create-update.module.ts</w:t>
             </w:r>
           </w:p>
         </w:tc>
@@ -7036,14 +8067,25 @@
               <w:keepLines/>
               <w:spacing w:after="0"/>
             </w:pPr>
-            <w:r/>
-            <w:r>
-              <w:rPr>
-                <w:rFonts w:ascii="Arial" w:hAnsi="Arial" w:eastAsia="Arial"/>
-                <w:b w:val="0"/>
-                <w:sz w:val="18"/>
-              </w:rPr>
-              <w:t>Open workflow task</w:t>
+            <w:r>
+              <w:rPr>
+                <w:rFonts w:ascii="Arial" w:hAnsi="Arial" w:eastAsia="Arial"/>
+                <w:sz w:val="18"/>
+              </w:rPr>
+            </w:r>
+            <w:r>
+              <w:rPr>
+                <w:rFonts w:ascii="Arial" w:hAnsi="Arial" w:eastAsia="Arial"/>
+                <w:sz w:val="18"/>
+              </w:rPr>
+              <w:t xml:space="preserve">ประกอบ controller/service/providers แล้ว register ที่ </w:t>
+            </w:r>
+            <w:r>
+              <w:rPr>
+                <w:rFonts w:ascii="Courier New" w:hAnsi="Courier New" w:eastAsia="Arial"/>
+                <w:sz w:val="18"/>
+              </w:rPr>
+              <w:t>app.module.ts</w:t>
             </w:r>
           </w:p>
         </w:tc>
@@ -7062,14 +8104,18 @@
               <w:keepLines/>
               <w:spacing w:after="0"/>
             </w:pPr>
-            <w:r/>
-            <w:r>
-              <w:rPr>
-                <w:rFonts w:ascii="Arial" w:hAnsi="Arial" w:eastAsia="Arial"/>
-                <w:b w:val="0"/>
-                <w:sz w:val="18"/>
-              </w:rPr>
-              <w:t>6</w:t>
+            <w:r>
+              <w:rPr>
+                <w:rFonts w:ascii="Arial" w:hAnsi="Arial" w:eastAsia="Arial"/>
+                <w:sz w:val="18"/>
+              </w:rPr>
+            </w:r>
+            <w:r>
+              <w:rPr>
+                <w:rFonts w:ascii="Arial" w:hAnsi="Arial" w:eastAsia="Arial"/>
+                <w:sz w:val="18"/>
+              </w:rPr>
+              <w:t>store-backend · src/entitys/compensation-documents.entity.ts</w:t>
             </w:r>
           </w:p>
         </w:tc>
@@ -7083,11 +8129,3661 @@
               <w:keepLines/>
               <w:spacing w:after="0"/>
             </w:pPr>
+            <w:r>
+              <w:rPr>
+                <w:rFonts w:ascii="Arial" w:hAnsi="Arial" w:eastAsia="Arial"/>
+                <w:sz w:val="18"/>
+              </w:rPr>
+            </w:r>
+            <w:r>
+              <w:rPr>
+                <w:rFonts w:ascii="Arial" w:hAnsi="Arial" w:eastAsia="Arial"/>
+                <w:sz w:val="18"/>
+              </w:rPr>
+              <w:t xml:space="preserve">entity ของ </w:t>
+            </w:r>
+            <w:r>
+              <w:rPr>
+                <w:rFonts w:ascii="Courier New" w:hAnsi="Courier New" w:eastAsia="Arial"/>
+                <w:sz w:val="18"/>
+              </w:rPr>
+              <w:t>compensation_documents</w:t>
+            </w:r>
+            <w:r>
+              <w:rPr>
+                <w:rFonts w:ascii="Arial" w:hAnsi="Arial" w:eastAsia="Arial"/>
+                <w:sz w:val="18"/>
+              </w:rPr>
+              <w:t xml:space="preserve"> (</w:t>
+            </w:r>
+            <w:r>
+              <w:rPr>
+                <w:rFonts w:ascii="Courier New" w:hAnsi="Courier New" w:eastAsia="Arial"/>
+                <w:sz w:val="18"/>
+              </w:rPr>
+              <w:t>@Entity({schema: process.env.DB_SCHEMA})</w:t>
+            </w:r>
+            <w:r>
+              <w:rPr>
+                <w:rFonts w:ascii="Arial" w:hAnsi="Arial" w:eastAsia="Arial"/>
+                <w:sz w:val="18"/>
+              </w:rPr>
+              <w:t xml:space="preserve">, ไม่ประกาศ relation) — </w:t>
+            </w:r>
+            <w:r>
+              <w:rPr>
+                <w:rFonts w:ascii="Arial" w:hAnsi="Arial" w:eastAsia="Arial"/>
+                <w:b/>
+                <w:sz w:val="18"/>
+              </w:rPr>
+              <w:t>entity ร่วมหลายเอกสาร: ประกาศครั้งเดียวแล้วอ้างอิง อย่าสร้างซ้ำ</w:t>
+            </w:r>
+          </w:p>
+        </w:tc>
+      </w:tr>
+      <w:tr>
+        <w:trPr>
+          <w:cantSplit/>
+        </w:trPr>
+        <w:tc>
+          <w:tcPr>
+            <w:tcW w:type="dxa" w:w="5040"/>
+            <w:vAlign w:val="center"/>
+          </w:tcPr>
+          <w:p>
+            <w:pPr>
+              <w:keepLines/>
+              <w:spacing w:after="0"/>
+            </w:pPr>
+            <w:r>
+              <w:rPr>
+                <w:rFonts w:ascii="Arial" w:hAnsi="Arial" w:eastAsia="Arial"/>
+                <w:sz w:val="18"/>
+              </w:rPr>
+            </w:r>
+            <w:r>
+              <w:rPr>
+                <w:rFonts w:ascii="Arial" w:hAnsi="Arial" w:eastAsia="Arial"/>
+                <w:sz w:val="18"/>
+              </w:rPr>
+              <w:t>store-backend · src/entitys/document-new-stores.entity.ts</w:t>
+            </w:r>
+          </w:p>
+        </w:tc>
+        <w:tc>
+          <w:tcPr>
+            <w:tcW w:type="dxa" w:w="5040"/>
+            <w:vAlign w:val="center"/>
+          </w:tcPr>
+          <w:p>
+            <w:pPr>
+              <w:keepLines/>
+              <w:spacing w:after="0"/>
+            </w:pPr>
+            <w:r>
+              <w:rPr>
+                <w:rFonts w:ascii="Arial" w:hAnsi="Arial" w:eastAsia="Arial"/>
+                <w:sz w:val="18"/>
+              </w:rPr>
+            </w:r>
+            <w:r>
+              <w:rPr>
+                <w:rFonts w:ascii="Arial" w:hAnsi="Arial" w:eastAsia="Arial"/>
+                <w:sz w:val="18"/>
+              </w:rPr>
+              <w:t xml:space="preserve">entity ของ </w:t>
+            </w:r>
+            <w:r>
+              <w:rPr>
+                <w:rFonts w:ascii="Courier New" w:hAnsi="Courier New" w:eastAsia="Arial"/>
+                <w:sz w:val="18"/>
+              </w:rPr>
+              <w:t>document_new_stores</w:t>
+            </w:r>
+            <w:r>
+              <w:rPr>
+                <w:rFonts w:ascii="Arial" w:hAnsi="Arial" w:eastAsia="Arial"/>
+                <w:sz w:val="18"/>
+              </w:rPr>
+              <w:t xml:space="preserve"> (</w:t>
+            </w:r>
+            <w:r>
+              <w:rPr>
+                <w:rFonts w:ascii="Courier New" w:hAnsi="Courier New" w:eastAsia="Arial"/>
+                <w:sz w:val="18"/>
+              </w:rPr>
+              <w:t>@Entity({schema: process.env.DB_SCHEMA})</w:t>
+            </w:r>
+            <w:r>
+              <w:rPr>
+                <w:rFonts w:ascii="Arial" w:hAnsi="Arial" w:eastAsia="Arial"/>
+                <w:sz w:val="18"/>
+              </w:rPr>
+              <w:t>, ไม่ประกาศ relation)</w:t>
+            </w:r>
+          </w:p>
+        </w:tc>
+      </w:tr>
+      <w:tr>
+        <w:trPr>
+          <w:cantSplit/>
+        </w:trPr>
+        <w:tc>
+          <w:tcPr>
+            <w:tcW w:type="dxa" w:w="5040"/>
+            <w:vAlign w:val="center"/>
+          </w:tcPr>
+          <w:p>
+            <w:pPr>
+              <w:keepLines/>
+              <w:spacing w:after="0"/>
+            </w:pPr>
+            <w:r>
+              <w:rPr>
+                <w:rFonts w:ascii="Arial" w:hAnsi="Arial" w:eastAsia="Arial"/>
+                <w:sz w:val="18"/>
+              </w:rPr>
+            </w:r>
+            <w:r>
+              <w:rPr>
+                <w:rFonts w:ascii="Arial" w:hAnsi="Arial" w:eastAsia="Arial"/>
+                <w:sz w:val="18"/>
+              </w:rPr>
+              <w:t>store-backend · src/entitys/document-competitors.entity.ts</w:t>
+            </w:r>
+          </w:p>
+        </w:tc>
+        <w:tc>
+          <w:tcPr>
+            <w:tcW w:type="dxa" w:w="5040"/>
+            <w:vAlign w:val="center"/>
+          </w:tcPr>
+          <w:p>
+            <w:pPr>
+              <w:keepLines/>
+              <w:spacing w:after="0"/>
+            </w:pPr>
+            <w:r>
+              <w:rPr>
+                <w:rFonts w:ascii="Arial" w:hAnsi="Arial" w:eastAsia="Arial"/>
+                <w:sz w:val="18"/>
+              </w:rPr>
+            </w:r>
+            <w:r>
+              <w:rPr>
+                <w:rFonts w:ascii="Arial" w:hAnsi="Arial" w:eastAsia="Arial"/>
+                <w:sz w:val="18"/>
+              </w:rPr>
+              <w:t xml:space="preserve">entity ของ </w:t>
+            </w:r>
+            <w:r>
+              <w:rPr>
+                <w:rFonts w:ascii="Courier New" w:hAnsi="Courier New" w:eastAsia="Arial"/>
+                <w:sz w:val="18"/>
+              </w:rPr>
+              <w:t>document_competitors</w:t>
+            </w:r>
+            <w:r>
+              <w:rPr>
+                <w:rFonts w:ascii="Arial" w:hAnsi="Arial" w:eastAsia="Arial"/>
+                <w:sz w:val="18"/>
+              </w:rPr>
+              <w:t xml:space="preserve"> (</w:t>
+            </w:r>
+            <w:r>
+              <w:rPr>
+                <w:rFonts w:ascii="Courier New" w:hAnsi="Courier New" w:eastAsia="Arial"/>
+                <w:sz w:val="18"/>
+              </w:rPr>
+              <w:t>@Entity({schema: process.env.DB_SCHEMA})</w:t>
+            </w:r>
+            <w:r>
+              <w:rPr>
+                <w:rFonts w:ascii="Arial" w:hAnsi="Arial" w:eastAsia="Arial"/>
+                <w:sz w:val="18"/>
+              </w:rPr>
+              <w:t>, ไม่ประกาศ relation)</w:t>
+            </w:r>
+          </w:p>
+        </w:tc>
+      </w:tr>
+      <w:tr>
+        <w:trPr>
+          <w:cantSplit/>
+        </w:trPr>
+        <w:tc>
+          <w:tcPr>
+            <w:tcW w:type="dxa" w:w="5040"/>
+            <w:vAlign w:val="center"/>
+          </w:tcPr>
+          <w:p>
+            <w:pPr>
+              <w:keepLines/>
+              <w:spacing w:after="0"/>
+            </w:pPr>
+            <w:r>
+              <w:rPr>
+                <w:rFonts w:ascii="Arial" w:hAnsi="Arial" w:eastAsia="Arial"/>
+                <w:sz w:val="18"/>
+              </w:rPr>
+            </w:r>
+            <w:r>
+              <w:rPr>
+                <w:rFonts w:ascii="Arial" w:hAnsi="Arial" w:eastAsia="Arial"/>
+                <w:sz w:val="18"/>
+              </w:rPr>
+              <w:t>store-backend · src/providers/sbpgi/sbpgi.ts</w:t>
+            </w:r>
+          </w:p>
+        </w:tc>
+        <w:tc>
+          <w:tcPr>
+            <w:tcW w:type="dxa" w:w="5040"/>
+            <w:vAlign w:val="center"/>
+          </w:tcPr>
+          <w:p>
+            <w:pPr>
+              <w:keepLines/>
+              <w:spacing w:after="0"/>
+            </w:pPr>
+            <w:r>
+              <w:rPr>
+                <w:rFonts w:ascii="Arial" w:hAnsi="Arial" w:eastAsia="Arial"/>
+                <w:sz w:val="18"/>
+              </w:rPr>
+            </w:r>
+            <w:r>
+              <w:rPr>
+                <w:rFonts w:ascii="Arial" w:hAnsi="Arial" w:eastAsia="Arial"/>
+                <w:sz w:val="18"/>
+              </w:rPr>
+              <w:t xml:space="preserve">repository provider แบบ factory ผูก token string กับ </w:t>
+            </w:r>
+            <w:r>
+              <w:rPr>
+                <w:rFonts w:ascii="Courier New" w:hAnsi="Courier New" w:eastAsia="Arial"/>
+                <w:sz w:val="18"/>
+              </w:rPr>
+              <w:t>DATA_SOURCE</w:t>
+            </w:r>
+            <w:r>
+              <w:rPr>
+                <w:rFonts w:ascii="Arial" w:hAnsi="Arial" w:eastAsia="Arial"/>
+                <w:sz w:val="18"/>
+              </w:rPr>
+              <w:t xml:space="preserve"> — </w:t>
+            </w:r>
+            <w:r>
+              <w:rPr>
+                <w:rFonts w:ascii="Arial" w:hAnsi="Arial" w:eastAsia="Arial"/>
+                <w:b/>
+                <w:sz w:val="18"/>
+              </w:rPr>
+              <w:t>ไฟล์ร่วมของทุกเอกสาร BE ให้ merge array เพิ่ม ห้ามเขียนทับ</w:t>
+            </w:r>
+          </w:p>
+        </w:tc>
+      </w:tr>
+      <w:tr>
+        <w:trPr>
+          <w:cantSplit/>
+        </w:trPr>
+        <w:tc>
+          <w:tcPr>
+            <w:tcW w:type="dxa" w:w="5040"/>
+            <w:vAlign w:val="center"/>
+          </w:tcPr>
+          <w:p>
+            <w:pPr>
+              <w:keepLines/>
+              <w:spacing w:after="0"/>
+            </w:pPr>
+            <w:r>
+              <w:rPr>
+                <w:rFonts w:ascii="Arial" w:hAnsi="Arial" w:eastAsia="Arial"/>
+                <w:sz w:val="18"/>
+              </w:rPr>
+            </w:r>
+            <w:r>
+              <w:rPr>
+                <w:rFonts w:ascii="Arial" w:hAnsi="Arial" w:eastAsia="Arial"/>
+                <w:sz w:val="18"/>
+              </w:rPr>
+              <w:t>store-backend · sql/deploy-sbpgi-document-create-update.sql</w:t>
+            </w:r>
+          </w:p>
+        </w:tc>
+        <w:tc>
+          <w:tcPr>
+            <w:tcW w:type="dxa" w:w="5040"/>
+            <w:vAlign w:val="center"/>
+          </w:tcPr>
+          <w:p>
+            <w:pPr>
+              <w:keepLines/>
+              <w:spacing w:after="0"/>
+            </w:pPr>
+            <w:r>
+              <w:rPr>
+                <w:rFonts w:ascii="Arial" w:hAnsi="Arial" w:eastAsia="Arial"/>
+                <w:sz w:val="18"/>
+              </w:rPr>
+            </w:r>
+            <w:r>
+              <w:rPr>
+                <w:rFonts w:ascii="Arial" w:hAnsi="Arial" w:eastAsia="Arial"/>
+                <w:sz w:val="18"/>
+              </w:rPr>
+              <w:t>DDL production แบบ idempotent (ทีมนี้ไม่ใช้ migration เป็นหลัก)</w:t>
+            </w:r>
+          </w:p>
+        </w:tc>
+      </w:tr>
+      <w:tr>
+        <w:trPr>
+          <w:cantSplit/>
+        </w:trPr>
+        <w:tc>
+          <w:tcPr>
+            <w:tcW w:type="dxa" w:w="5040"/>
+            <w:vAlign w:val="center"/>
+          </w:tcPr>
+          <w:p>
+            <w:pPr>
+              <w:keepLines/>
+              <w:spacing w:after="0"/>
+            </w:pPr>
+            <w:r>
+              <w:rPr>
+                <w:rFonts w:ascii="Arial" w:hAnsi="Arial" w:eastAsia="Arial"/>
+                <w:sz w:val="18"/>
+              </w:rPr>
+            </w:r>
+            <w:r>
+              <w:rPr>
+                <w:rFonts w:ascii="Arial" w:hAnsi="Arial" w:eastAsia="Arial"/>
+                <w:sz w:val="18"/>
+              </w:rPr>
+              <w:t>BFF · src/common/client-services/sbpgi-client.service.ts</w:t>
+            </w:r>
+          </w:p>
+        </w:tc>
+        <w:tc>
+          <w:tcPr>
+            <w:tcW w:type="dxa" w:w="5040"/>
+            <w:vAlign w:val="center"/>
+          </w:tcPr>
+          <w:p>
+            <w:pPr>
+              <w:keepLines/>
+              <w:spacing w:after="0"/>
+            </w:pPr>
+            <w:r>
+              <w:rPr>
+                <w:rFonts w:ascii="Arial" w:hAnsi="Arial" w:eastAsia="Arial"/>
+                <w:sz w:val="18"/>
+              </w:rPr>
+            </w:r>
+            <w:r>
+              <w:rPr>
+                <w:rFonts w:ascii="Arial" w:hAnsi="Arial" w:eastAsia="Arial"/>
+                <w:sz w:val="18"/>
+              </w:rPr>
+              <w:t xml:space="preserve">client ต่อจาก </w:t>
+            </w:r>
+            <w:r>
+              <w:rPr>
+                <w:rFonts w:ascii="Courier New" w:hAnsi="Courier New" w:eastAsia="Arial"/>
+                <w:sz w:val="18"/>
+              </w:rPr>
+              <w:t>BaseClientService</w:t>
+            </w:r>
+            <w:r>
+              <w:rPr>
+                <w:rFonts w:ascii="Arial" w:hAnsi="Arial" w:eastAsia="Arial"/>
+                <w:sz w:val="18"/>
+              </w:rPr>
+              <w:t xml:space="preserve"> ตั้ง baseUrl + </w:t>
+            </w:r>
+            <w:r>
+              <w:rPr>
+                <w:rFonts w:ascii="Courier New" w:hAnsi="Courier New" w:eastAsia="Arial"/>
+                <w:sz w:val="18"/>
+              </w:rPr>
+              <w:t>x-api-key</w:t>
+            </w:r>
+            <w:r>
+              <w:rPr>
+                <w:rFonts w:ascii="Arial" w:hAnsi="Arial" w:eastAsia="Arial"/>
+                <w:sz w:val="18"/>
+              </w:rPr>
+              <w:t xml:space="preserve"> ตอน </w:t>
+            </w:r>
+            <w:r>
+              <w:rPr>
+                <w:rFonts w:ascii="Courier New" w:hAnsi="Courier New" w:eastAsia="Arial"/>
+                <w:sz w:val="18"/>
+              </w:rPr>
+              <w:t>onModuleInit</w:t>
+            </w:r>
+          </w:p>
+        </w:tc>
+      </w:tr>
+      <w:tr>
+        <w:trPr>
+          <w:cantSplit/>
+        </w:trPr>
+        <w:tc>
+          <w:tcPr>
+            <w:tcW w:type="dxa" w:w="5040"/>
+            <w:vAlign w:val="center"/>
+          </w:tcPr>
+          <w:p>
+            <w:pPr>
+              <w:keepLines/>
+              <w:spacing w:after="0"/>
+            </w:pPr>
+            <w:r>
+              <w:rPr>
+                <w:rFonts w:ascii="Arial" w:hAnsi="Arial" w:eastAsia="Arial"/>
+                <w:sz w:val="18"/>
+              </w:rPr>
+            </w:r>
+            <w:r>
+              <w:rPr>
+                <w:rFonts w:ascii="Arial" w:hAnsi="Arial" w:eastAsia="Arial"/>
+                <w:sz w:val="18"/>
+              </w:rPr>
+              <w:t>BFF · src/modules/sbpgi-document-create-update/sbpgi-document-create-update.controller.ts</w:t>
+            </w:r>
+          </w:p>
+        </w:tc>
+        <w:tc>
+          <w:tcPr>
+            <w:tcW w:type="dxa" w:w="5040"/>
+            <w:vAlign w:val="center"/>
+          </w:tcPr>
+          <w:p>
+            <w:pPr>
+              <w:keepLines/>
+              <w:spacing w:after="0"/>
+            </w:pPr>
+            <w:r>
+              <w:rPr>
+                <w:rFonts w:ascii="Arial" w:hAnsi="Arial" w:eastAsia="Arial"/>
+                <w:sz w:val="18"/>
+              </w:rPr>
+            </w:r>
+            <w:r>
+              <w:rPr>
+                <w:rFonts w:ascii="Arial" w:hAnsi="Arial" w:eastAsia="Arial"/>
+                <w:sz w:val="18"/>
+              </w:rPr>
+              <w:t xml:space="preserve">route ฝั่ง BFF prefix </w:t>
+            </w:r>
+            <w:r>
+              <w:rPr>
+                <w:rFonts w:ascii="Courier New" w:hAnsi="Courier New" w:eastAsia="Arial"/>
+                <w:sz w:val="18"/>
+              </w:rPr>
+              <w:t>/bff/sbpgi/…</w:t>
+            </w:r>
+            <w:r>
+              <w:rPr>
+                <w:rFonts w:ascii="Arial" w:hAnsi="Arial" w:eastAsia="Arial"/>
+                <w:sz w:val="18"/>
+              </w:rPr>
+              <w:t xml:space="preserve"> + </w:t>
+            </w:r>
+            <w:r>
+              <w:rPr>
+                <w:rFonts w:ascii="Courier New" w:hAnsi="Courier New" w:eastAsia="Arial"/>
+                <w:sz w:val="18"/>
+              </w:rPr>
+              <w:t>@UseGuards(AuthGuard('jwt'))</w:t>
+            </w:r>
+          </w:p>
+        </w:tc>
+      </w:tr>
+      <w:tr>
+        <w:trPr>
+          <w:cantSplit/>
+        </w:trPr>
+        <w:tc>
+          <w:tcPr>
+            <w:tcW w:type="dxa" w:w="5040"/>
+            <w:vAlign w:val="center"/>
+          </w:tcPr>
+          <w:p>
+            <w:pPr>
+              <w:keepLines/>
+              <w:spacing w:after="0"/>
+            </w:pPr>
+            <w:r>
+              <w:rPr>
+                <w:rFonts w:ascii="Arial" w:hAnsi="Arial" w:eastAsia="Arial"/>
+                <w:sz w:val="18"/>
+              </w:rPr>
+            </w:r>
+            <w:r>
+              <w:rPr>
+                <w:rFonts w:ascii="Arial" w:hAnsi="Arial" w:eastAsia="Arial"/>
+                <w:sz w:val="18"/>
+              </w:rPr>
+              <w:t>BFF · src/modules/sbpgi-document-create-update/sbpgi-document-create-update.service.ts</w:t>
+            </w:r>
+          </w:p>
+        </w:tc>
+        <w:tc>
+          <w:tcPr>
+            <w:tcW w:type="dxa" w:w="5040"/>
+            <w:vAlign w:val="center"/>
+          </w:tcPr>
+          <w:p>
+            <w:pPr>
+              <w:keepLines/>
+              <w:spacing w:after="0"/>
+            </w:pPr>
+            <w:r>
+              <w:rPr>
+                <w:rFonts w:ascii="Arial" w:hAnsi="Arial" w:eastAsia="Arial"/>
+                <w:sz w:val="18"/>
+              </w:rPr>
+            </w:r>
+            <w:r>
+              <w:rPr>
+                <w:rFonts w:ascii="Arial" w:hAnsi="Arial" w:eastAsia="Arial"/>
+                <w:sz w:val="18"/>
+              </w:rPr>
+              <w:t xml:space="preserve">แนบ </w:t>
+            </w:r>
+            <w:r>
+              <w:rPr>
+                <w:rFonts w:ascii="Courier New" w:hAnsi="Courier New" w:eastAsia="Arial"/>
+                <w:sz w:val="18"/>
+              </w:rPr>
+              <w:t>x-user-id</w:t>
+            </w:r>
+            <w:r>
+              <w:rPr>
+                <w:rFonts w:ascii="Arial" w:hAnsi="Arial" w:eastAsia="Arial"/>
+                <w:sz w:val="18"/>
+              </w:rPr>
+              <w:t xml:space="preserve"> / </w:t>
+            </w:r>
+            <w:r>
+              <w:rPr>
+                <w:rFonts w:ascii="Courier New" w:hAnsi="Courier New" w:eastAsia="Arial"/>
+                <w:sz w:val="18"/>
+              </w:rPr>
+              <w:t>x-user-group-id</w:t>
+            </w:r>
+            <w:r>
+              <w:rPr>
+                <w:rFonts w:ascii="Arial" w:hAnsi="Arial" w:eastAsia="Arial"/>
+                <w:sz w:val="18"/>
+              </w:rPr>
+              <w:t xml:space="preserve"> / </w:t>
+            </w:r>
+            <w:r>
+              <w:rPr>
+                <w:rFonts w:ascii="Courier New" w:hAnsi="Courier New" w:eastAsia="Arial"/>
+                <w:sz w:val="18"/>
+              </w:rPr>
+              <w:t>x-user-permissions</w:t>
+            </w:r>
+            <w:r>
+              <w:rPr>
+                <w:rFonts w:ascii="Arial" w:hAnsi="Arial" w:eastAsia="Arial"/>
+                <w:sz w:val="18"/>
+              </w:rPr>
+              <w:t xml:space="preserve"> แล้ว forward ไป backend</w:t>
+            </w:r>
+          </w:p>
+        </w:tc>
+      </w:tr>
+    </w:tbl>
+    <w:p/>
+    <w:p>
+      <w:pPr>
+        <w:pStyle w:val="Heading3"/>
+        <w:keepNext/>
+        <w:keepLines/>
+        <w:pageBreakBefore w:val="0"/>
+      </w:pPr>
+      <w:r>
+        <w:t>9.2 Controller (store-backend)</w:t>
+      </w:r>
+    </w:p>
+    <w:p>
+      <w:pPr>
+        <w:keepLines w:val="0"/>
+        <w:ind w:left="288"/>
+      </w:pPr>
+      <w:r>
+        <w:rPr>
+          <w:rFonts w:ascii="Courier New" w:hAnsi="Courier New"/>
+          <w:sz w:val="16"/>
+        </w:rPr>
+        <w:t>// src/modules/sbpgi-document-create-update/sbpgi-document-create-update.controller.ts</w:t>
+        <w:br/>
+        <w:t>import { Body, Controller, Param, Post, Put, UseGuards } from '@nestjs/common';</w:t>
+        <w:br/>
+        <w:t>import { HttpHeaderGuard } from '../../guards/http-header.guard';</w:t>
+        <w:br/>
+        <w:t>import { UserId } from '../../common/decorators/user-id.decorator';</w:t>
+        <w:br/>
+        <w:t>import { SbpgiDocumentCreateUpdateService } from './sbpgi-document-create-update.service';</w:t>
+        <w:br/>
+        <w:t>import { CreateDocumentsBodyDto, UpdateDocumentsByDocNoBodyDto } from './dto/sbpgi-document-create-update.dto';</w:t>
+        <w:br/>
+        <w:br/>
+        <w:t>// LLDD BE - API Document Create and Update</w:t>
+        <w:br/>
+        <w:t>// BFF เรียกด้วย x-api-key และแนบ x-user-id / x-user-group-id / x-user-permissions มาให้</w:t>
+        <w:br/>
+        <w:t>@Controller('sbpgi/documents')</w:t>
+        <w:br/>
+        <w:t>@UseGuards(HttpHeaderGuard)</w:t>
+        <w:br/>
+        <w:t>export class SbpgiDocumentCreateUpdateController {</w:t>
+        <w:br/>
+        <w:t xml:space="preserve">  constructor(private readonly service: SbpgiDocumentCreateUpdateService) {}</w:t>
+        <w:br/>
+        <w:br/>
+        <w:t xml:space="preserve">  // POST /api/v1/documents — Create document API</w:t>
+        <w:br/>
+        <w:t xml:space="preserve">  @Post()</w:t>
+        <w:br/>
+        <w:t xml:space="preserve">  createDocuments(@Body() body: CreateDocumentsBodyDto, @UserId() userId: string) {</w:t>
+        <w:br/>
+        <w:t xml:space="preserve">    // TODO: ตรวจ x-user-permissions ก่อนเรียก service ถ้า endpoint นี้จำกัดสิทธิ์เมนู</w:t>
+        <w:br/>
+        <w:t xml:space="preserve">    return this.service.createDocuments(body, userId);</w:t>
+        <w:br/>
+        <w:t xml:space="preserve">  }</w:t>
+        <w:br/>
+        <w:br/>
+        <w:t xml:space="preserve">  // PUT /api/v1/documents/{docNo} — Update document partial sections</w:t>
+        <w:br/>
+        <w:t xml:space="preserve">  @Put(':docNo')</w:t>
+        <w:br/>
+        <w:t xml:space="preserve">  updateDocumentsByDocNo(</w:t>
+        <w:br/>
+        <w:t xml:space="preserve">    @Param('docNo') docNo: string,</w:t>
+        <w:br/>
+        <w:t xml:space="preserve">    @Body() body: UpdateDocumentsByDocNoBodyDto,</w:t>
+        <w:br/>
+        <w:t xml:space="preserve">    @UserId() userId: string,</w:t>
+        <w:br/>
+        <w:t xml:space="preserve">  ) {</w:t>
+        <w:br/>
+        <w:t xml:space="preserve">    // TODO: ตรวจ x-user-permissions ก่อนเรียก service ถ้า endpoint นี้จำกัดสิทธิ์เมนู</w:t>
+        <w:br/>
+        <w:t xml:space="preserve">    return this.service.updateDocumentsByDocNo(docNo, body, userId);</w:t>
+        <w:br/>
+        <w:t xml:space="preserve">  }</w:t>
+        <w:br/>
+        <w:t>}</w:t>
+      </w:r>
+    </w:p>
+    <w:p>
+      <w:pPr>
+        <w:pStyle w:val="Heading3"/>
+        <w:keepNext/>
+        <w:keepLines/>
+        <w:pageBreakBefore w:val="0"/>
+      </w:pPr>
+      <w:r>
+        <w:t>9.3 DTO + Validation</w:t>
+      </w:r>
+    </w:p>
+    <w:p>
+      <w:pPr>
+        <w:keepLines w:val="0"/>
+        <w:ind w:left="288"/>
+      </w:pPr>
+      <w:r>
+        <w:rPr>
+          <w:rFonts w:ascii="Courier New" w:hAnsi="Courier New"/>
+          <w:sz w:val="16"/>
+        </w:rPr>
+        <w:t>// src/modules/sbpgi-document-create-update/dto/sbpgi-document-create-update.dto.ts</w:t>
+        <w:br/>
+        <w:t>import { Type } from 'class-transformer';</w:t>
+        <w:br/>
+        <w:t>import {</w:t>
+        <w:br/>
+        <w:t xml:space="preserve">  IsArray, IsBoolean, IsIn, IsInt, IsNotEmpty, IsNumber, IsObject, IsOptional,</w:t>
+        <w:br/>
+        <w:t xml:space="preserve">  IsString, Matches, Max, MaxLength, Min,</w:t>
+        <w:br/>
+        <w:t>} from 'class-validator';</w:t>
+        <w:br/>
+        <w:br/>
+        <w:t>// ValidationPipe ระดับ global ตั้ง whitelist + forbidNonWhitelisted + transform ไว้แล้ว (main.ts)</w:t>
+        <w:br/>
+        <w:t>// property ที่ไม่ประกาศที่นี่จะถูก reject เป็น 400 อัตโนมัติ</w:t>
+        <w:br/>
+        <w:br/>
+        <w:t>// body ของ POST /api/v1/documents</w:t>
+        <w:br/>
+        <w:t>export class CreateDocumentsBodyDto {</w:t>
+        <w:br/>
+        <w:t xml:space="preserve">  @IsNotEmpty()</w:t>
+        <w:br/>
+        <w:t xml:space="preserve">  @IsString()</w:t>
+        <w:br/>
+        <w:t xml:space="preserve">  impactedStoreCode: string;</w:t>
+        <w:br/>
+        <w:br/>
+        <w:t xml:space="preserve">  @IsNotEmpty()</w:t>
+        <w:br/>
+        <w:t xml:space="preserve">  @IsString()</w:t>
+        <w:br/>
+        <w:t xml:space="preserve">  impactMonth: string;</w:t>
+        <w:br/>
+        <w:br/>
+        <w:t xml:space="preserve">  /** แยกแหล่งสร้างเอกสาร */</w:t>
+        <w:br/>
+        <w:t xml:space="preserve">  @IsNotEmpty()</w:t>
+        <w:br/>
+        <w:t xml:space="preserve">  @IsString()</w:t>
+        <w:br/>
+        <w:t xml:space="preserve">  @IsIn(['MANUAL', 'FS'])</w:t>
+        <w:br/>
+        <w:t xml:space="preserve">  source: string;</w:t>
+        <w:br/>
+        <w:br/>
+        <w:t xml:space="preserve">  @IsNotEmpty()</w:t>
+        <w:br/>
+        <w:t xml:space="preserve">  @IsString()</w:t>
+        <w:br/>
+        <w:t xml:space="preserve">  newStoreCode: string;</w:t>
+        <w:br/>
+        <w:br/>
+        <w:t xml:space="preserve">  @IsNotEmpty()</w:t>
+        <w:br/>
+        <w:t xml:space="preserve">  @Type(() =&gt; Number)</w:t>
+        <w:br/>
+        <w:t xml:space="preserve">  @IsInt()</w:t>
+        <w:br/>
+        <w:t xml:space="preserve">  roundNo: number;</w:t>
+        <w:br/>
+        <w:br/>
+        <w:t xml:space="preserve">  @IsNotEmpty()</w:t>
+        <w:br/>
+        <w:t xml:space="preserve">  @IsString()</w:t>
+        <w:br/>
+        <w:t xml:space="preserve">  @MaxLength(500)</w:t>
+        <w:br/>
+        <w:t xml:space="preserve">  reason: string;</w:t>
+        <w:br/>
+        <w:br/>
+        <w:t xml:space="preserve">  // TODO: เพิ่ม property ที่เหลือของ payload นี้ให้ครบตามหัวข้อฟิลด์ของเอกสารนี้</w:t>
+        <w:br/>
+        <w:t>}</w:t>
+      </w:r>
+    </w:p>
+    <w:p>
+      <w:pPr>
+        <w:keepLines w:val="0"/>
+        <w:ind w:left="288"/>
+      </w:pPr>
+      <w:r>
+        <w:rPr>
+          <w:rFonts w:ascii="Courier New" w:hAnsi="Courier New"/>
+          <w:sz w:val="16"/>
+        </w:rPr>
+        <w:t>// body ของ PUT /api/v1/documents/{docNo}</w:t>
+        <w:br/>
+        <w:t>export class UpdateDocumentsByDocNoBodyDto {</w:t>
+        <w:br/>
+        <w:t xml:space="preserve">  @IsNotEmpty()</w:t>
+        <w:br/>
+        <w:t xml:space="preserve">  @IsArray()</w:t>
+        <w:br/>
+        <w:t xml:space="preserve">  @IsString({ each: true })</w:t>
+        <w:br/>
+        <w:t xml:space="preserve">  newStores: string[];</w:t>
+        <w:br/>
+        <w:t>}</w:t>
+      </w:r>
+    </w:p>
+    <w:p>
+      <w:pPr>
+        <w:pStyle w:val="Heading3"/>
+        <w:keepNext/>
+        <w:keepLines/>
+        <w:pageBreakBefore w:val="0"/>
+      </w:pPr>
+      <w:r>
+        <w:t>9.4 Service (inject `DATA_SOURCE` + raw SQL)</w:t>
+      </w:r>
+    </w:p>
+    <w:p>
+      <w:pPr>
+        <w:keepNext w:val="0"/>
+      </w:pPr>
+      <w:r>
+        <w:t xml:space="preserve">service ประกาศ method ครบทุกเส้นที่ controller เรียก และ </w:t>
+      </w:r>
+      <w:r>
+        <w:rPr>
+          <w:b/>
+        </w:rPr>
+        <w:t>signature มาจากแหล่งเดียวกับ controller</w:t>
+      </w:r>
+      <w:r>
+        <w:t xml:space="preserve"> (จำนวน/ลำดับพารามิเตอร์จึงตรงกันเสมอ) — เส้นที่ยังไม่ได้ implement เป็น stub ที่ </w:t>
+      </w:r>
+      <w:r>
+        <w:rPr>
+          <w:rFonts w:ascii="Courier New" w:hAnsi="Courier New"/>
+        </w:rPr>
+        <w:t>throw new NotImplementedException(...)</w:t>
+      </w:r>
+      <w:r>
+        <w:t xml:space="preserve"> ให้ TypeScript compile ผ่านตั้งแต่วันแรก</w:t>
+      </w:r>
+    </w:p>
+    <w:p>
+      <w:pPr>
+        <w:keepLines w:val="0"/>
+        <w:ind w:left="288"/>
+      </w:pPr>
+      <w:r>
+        <w:rPr>
+          <w:rFonts w:ascii="Courier New" w:hAnsi="Courier New"/>
+          <w:sz w:val="16"/>
+        </w:rPr>
+        <w:t>// src/modules/sbpgi-document-create-update/sbpgi-document-create-update.service.ts</w:t>
+        <w:br/>
+        <w:t>import { Inject, Injectable, Logger, NotFoundException, NotImplementedException } from '@nestjs/common';</w:t>
+        <w:br/>
+        <w:t>import { DataSource } from 'typeorm';</w:t>
+        <w:br/>
+        <w:t>import { WorkflowService } from '../workflow/workflow.service';</w:t>
+        <w:br/>
+        <w:t>import { SBPGI_SQL } from './sbpgi-document-create-update.sql';</w:t>
+        <w:br/>
+        <w:br/>
+        <w:t>@Injectable()</w:t>
+        <w:br/>
+        <w:t>export class SbpgiDocumentCreateUpdateService {</w:t>
+        <w:br/>
+        <w:t xml:space="preserve">  private readonly logger = new Logger(SbpgiDocumentCreateUpdateService.name);</w:t>
+        <w:br/>
+        <w:t xml:space="preserve">  // versionId ของ workflow ประกันรายได้ (ตั้งใน env เหมือน COOPERATION_WORKFLOW_VERSION_ID)</w:t>
+        <w:br/>
+        <w:t xml:space="preserve">  private readonly versionId = Number(process.env.SBPGI_WORKFLOW_VERSION_ID);</w:t>
+        <w:br/>
+        <w:br/>
+        <w:t xml:space="preserve">  constructor(</w:t>
+        <w:br/>
+        <w:t xml:space="preserve">    // DATA_SOURCE override query(): SELECT/WITH ไป slave pool, write ไป master</w:t>
+        <w:br/>
+        <w:t xml:space="preserve">    @Inject('DATA_SOURCE') private readonly dataSource: DataSource,</w:t>
+        <w:br/>
+        <w:t xml:space="preserve">    private readonly workflow: WorkflowService,</w:t>
+        <w:br/>
+        <w:t xml:space="preserve">  ) {}</w:t>
+        <w:br/>
+        <w:br/>
+        <w:t xml:space="preserve">  // POST /api/v1/documents — Create document API</w:t>
+        <w:br/>
+        <w:t xml:space="preserve">  // mutation ต้องอยู่ใน transaction เดียว (ไม่มี audit ของ master แล้ว · 2026-08-07)</w:t>
+        <w:br/>
+        <w:t xml:space="preserve">  async createDocuments(body: CreateDocumentsBodyDto, userId: string) {</w:t>
+        <w:br/>
+        <w:t xml:space="preserve">    const runner = this.dataSource.createQueryRunner();</w:t>
+        <w:br/>
+        <w:t xml:space="preserve">    await runner.connect();</w:t>
+        <w:br/>
+        <w:t xml:space="preserve">    await runner.startTransaction();</w:t>
+        <w:br/>
+        <w:t xml:space="preserve">    try {</w:t>
+        <w:br/>
+        <w:t xml:space="preserve">      // TODO: lock แถวเป้าหมายของ compensation_documents ด้วย SELECT ... FOR UPDATE ก่อนเขียน</w:t>
+        <w:br/>
+        <w:t xml:space="preserve">      const [current] = await runner.query(SBPGI_SQL.createDocumentsLock, [body.docNo]);</w:t>
+        <w:br/>
+        <w:t xml:space="preserve">      if (!current) {</w:t>
+        <w:br/>
+        <w:t xml:space="preserve">        throw new NotFoundException('ไม่พบข้อมูลที่ต้องการ');</w:t>
+        <w:br/>
+        <w:t xml:space="preserve">      }</w:t>
+        <w:br/>
+        <w:t xml:space="preserve">      await runner.query(SBPGI_SQL.createDocuments, [/* TODO: ผูกค่าจาก body */]);</w:t>
+        <w:br/>
+        <w:t xml:space="preserve">      await runner.commitTransaction();</w:t>
+        <w:br/>
+        <w:t xml:space="preserve">      // ⚠️ workflow engine อยู่คนละ DataSource ('workflow-connection' ของ @srm/glb-workflow)</w:t>
+        <w:br/>
+        <w:t xml:space="preserve">      //    จึง **atomic ร่วมกับ transaction ข้างบนไม่ได้** — ต้อง commit ฝั่ง SBPGI ให้เสร็จก่อน</w:t>
+        <w:br/>
+        <w:t xml:space="preserve">      //    แล้วค่อย triggerEvent (idempotency key = referenceId = docNo)</w:t>
+        <w:br/>
+        <w:t xml:space="preserve">      // TODO: เรียก workflow use case ตามตารางหัวข้อ Workflow ด้านล่าง + retry</w:t>
+        <w:br/>
+        <w:t xml:space="preserve">      // TODO: ถ้า triggerEvent ล้มเหลว ต้องมี compensating action และบันทึกผลลง</w:t>
+        <w:br/>
+        <w:t xml:space="preserve">      //       consideration_logs เพื่อให้ job reconcile ตามเก็บได้</w:t>
+        <w:br/>
+        <w:t xml:space="preserve">      return { message: 'saved' };</w:t>
+        <w:br/>
+        <w:t xml:space="preserve">    } catch (error) {</w:t>
+        <w:br/>
+        <w:t xml:space="preserve">      await runner.rollbackTransaction();</w:t>
+        <w:br/>
+        <w:t xml:space="preserve">      this.logger.error(error);</w:t>
+        <w:br/>
+        <w:t xml:space="preserve">      throw error;</w:t>
+        <w:br/>
+        <w:t xml:space="preserve">    } finally {</w:t>
+        <w:br/>
+        <w:t xml:space="preserve">      await runner.release();</w:t>
+        <w:br/>
+        <w:t xml:space="preserve">    }</w:t>
+        <w:br/>
+        <w:t xml:space="preserve">  }</w:t>
+        <w:br/>
+        <w:br/>
+        <w:t xml:space="preserve">  // PUT /api/v1/documents/{docNo} — Update document partial sections</w:t>
+        <w:br/>
+        <w:t xml:space="preserve">  async updateDocumentsByDocNo(docNo: string, body: UpdateDocumentsByDocNoBodyDto, userId: string) {</w:t>
+        <w:br/>
+        <w:t xml:space="preserve">    // TODO: implement ตาม business rule ของ PUT /api/v1/documents/{docNo}</w:t>
+        <w:br/>
+        <w:t xml:space="preserve">    //       (SQL อยู่ในหัวข้อ Database SQL คีย์ 'PUT /api/v1/documents/{docNo}')</w:t>
+        <w:br/>
+        <w:t xml:space="preserve">    throw new NotImplementedException('updateDocumentsByDocNo ยังไม่ implement');</w:t>
+        <w:br/>
+        <w:t xml:space="preserve">  }</w:t>
+        <w:br/>
+        <w:t>}</w:t>
+      </w:r>
+    </w:p>
+    <w:p>
+      <w:pPr>
+        <w:pStyle w:val="Heading3"/>
+        <w:keepNext/>
+        <w:keepLines/>
+        <w:pageBreakBefore w:val="0"/>
+      </w:pPr>
+      <w:r>
+        <w:t>9.5 Workflow (`@srm/glb-workflow`)</w:t>
+      </w:r>
+    </w:p>
+    <w:p>
+      <w:pPr>
+        <w:keepNext w:val="0"/>
+      </w:pPr>
+      <w:r>
+        <w:t xml:space="preserve">⚠️ </w:t>
+      </w:r>
+      <w:r>
+        <w:rPr>
+          <w:b/>
+        </w:rPr>
+        <w:t>ชื่อ function ของ engine ยังไม่ยืนยัน (บันทึก 2026-08-07)</w:t>
+      </w:r>
+      <w:r>
+        <w:t xml:space="preserve"> — แหล่งอ้างอิง 3 แหล่งให้ชื่อไม่ตรงกัน ชุด A </w:t>
+      </w:r>
+      <w:r>
+        <w:rPr>
+          <w:rFonts w:ascii="Courier New" w:hAnsi="Courier New"/>
+        </w:rPr>
+        <w:t>TSM SRM LLDD SBP workflow ไฟล์1.2</w:t>
+      </w:r>
+      <w:r>
+        <w:t xml:space="preserve"> ชีต Detail = </w:t>
+      </w:r>
+      <w:r>
+        <w:rPr>
+          <w:rFonts w:ascii="Courier New" w:hAnsi="Courier New"/>
+        </w:rPr>
+        <w:t>eventWorkflow</w:t>
+      </w:r>
+      <w:r>
+        <w:t xml:space="preserve"> · </w:t>
+      </w:r>
+      <w:r>
+        <w:rPr>
+          <w:rFonts w:ascii="Courier New" w:hAnsi="Courier New"/>
+        </w:rPr>
+        <w:t>addPreApprover</w:t>
+      </w:r>
+      <w:r>
+        <w:t xml:space="preserve"> · </w:t>
+      </w:r>
+      <w:r>
+        <w:rPr>
+          <w:rFonts w:ascii="Courier New" w:hAnsi="Courier New"/>
+        </w:rPr>
+        <w:t>getPendingFlowByUser</w:t>
+      </w:r>
+      <w:r>
+        <w:t xml:space="preserve"> · ชุด B ชีต </w:t>
+      </w:r>
+      <w:r>
+        <w:rPr>
+          <w:rFonts w:ascii="Courier New" w:hAnsi="Courier New"/>
+        </w:rPr>
+        <w:t>Mermaid seq</w:t>
+      </w:r>
+      <w:r>
+        <w:t xml:space="preserve"> ของไฟล์เดียวกัน = </w:t>
+      </w:r>
+      <w:r>
+        <w:rPr>
+          <w:rFonts w:ascii="Courier New" w:hAnsi="Courier New"/>
+        </w:rPr>
+        <w:t>triggerEvent</w:t>
+      </w:r>
+      <w:r>
+        <w:t xml:space="preserve"> · ชุด C </w:t>
+      </w:r>
+      <w:r>
+        <w:rPr>
+          <w:rFonts w:ascii="Courier New" w:hAnsi="Courier New"/>
+        </w:rPr>
+        <w:t>srm sps spsap store backend</w:t>
+      </w:r>
+      <w:r>
+        <w:t xml:space="preserve"> §1.5 = </w:t>
+      </w:r>
+      <w:r>
+        <w:rPr>
+          <w:rFonts w:ascii="Courier New" w:hAnsi="Courier New"/>
+        </w:rPr>
+        <w:t>TriggerEventUseCase</w:t>
+      </w:r>
+      <w:r>
+        <w:t xml:space="preserve"> · </w:t>
+      </w:r>
+      <w:r>
+        <w:rPr>
+          <w:rFonts w:ascii="Courier New" w:hAnsi="Courier New"/>
+        </w:rPr>
+        <w:t>AddPreparedApproverUseCase</w:t>
+      </w:r>
+      <w:r>
+        <w:t xml:space="preserve"> · </w:t>
+      </w:r>
+      <w:r>
+        <w:rPr>
+          <w:rFonts w:ascii="Courier New" w:hAnsi="Courier New"/>
+        </w:rPr>
+        <w:t>GetPendingFlowUseCase</w:t>
+      </w:r>
+      <w:r>
+        <w:t xml:space="preserve"> · ชื่อที่ใช้ใน skeleton ด้านล่างเป็น </w:t>
+      </w:r>
+      <w:r>
+        <w:rPr>
+          <w:b/>
+        </w:rPr>
+        <w:t>ชื่อชั่วคราว</w:t>
+      </w:r>
+      <w:r>
+        <w:t xml:space="preserve"> ต้องยืนยันกับทีมเจ้าของ library ก่อนเขียนโค้ดจริง (ดู </w:t>
+      </w:r>
+      <w:r>
+        <w:rPr>
+          <w:rFonts w:ascii="Courier New" w:hAnsi="Courier New"/>
+        </w:rPr>
+        <w:t>LLDD-BE-Workflow-Engine-Definition.pdf</w:t>
+      </w:r>
+      <w:r>
+        <w:t xml:space="preserve"> หัวข้อ 5.3) · engine มี </w:t>
+      </w:r>
+      <w:r>
+        <w:rPr>
+          <w:b/>
+        </w:rPr>
+        <w:t>13 ตาราง</w:t>
+      </w:r>
+      <w:r>
+        <w:t xml:space="preserve"> อยู่ใน schema </w:t>
+      </w:r>
+      <w:r>
+        <w:rPr>
+          <w:b/>
+        </w:rPr>
+        <w:t>`sps_store`</w:t>
+      </w:r>
+      <w:r>
+        <w:t xml:space="preserve"> (ไม่ใช่ 10 ตาราง และไม่ใช่ </w:t>
+      </w:r>
+      <w:r>
+        <w:rPr>
+          <w:rFonts w:ascii="Courier New" w:hAnsi="Courier New"/>
+        </w:rPr>
+        <w:t>sps_auth</w:t>
+      </w:r>
+      <w:r>
+        <w:t>)</w:t>
+      </w:r>
+    </w:p>
+    <w:tbl>
+      <w:tblPr>
+        <w:tblStyle w:val="TableGrid"/>
+        <w:tblW w:type="auto" w:w="0"/>
+        <w:jc w:val="center"/>
+        <w:tblLook w:firstColumn="1" w:firstRow="1" w:lastColumn="0" w:lastRow="0" w:noHBand="0" w:noVBand="1" w:val="04A0"/>
+      </w:tblPr>
+      <w:tblGrid>
+        <w:gridCol w:w="3360"/>
+        <w:gridCol w:w="3360"/>
+        <w:gridCol w:w="3360"/>
+      </w:tblGrid>
+      <w:tr>
+        <w:trPr>
+          <w:cantSplit/>
+        </w:trPr>
+        <w:tc>
+          <w:tcPr>
+            <w:tcW w:type="dxa" w:w="3360"/>
+            <w:vAlign w:val="center"/>
+            <w:shd w:fill="E8EEF5"/>
+          </w:tcPr>
+          <w:p>
+            <w:pPr>
+              <w:keepLines/>
+              <w:spacing w:after="0"/>
+            </w:pPr>
             <w:r/>
             <w:r>
               <w:rPr>
                 <w:rFonts w:ascii="Arial" w:hAnsi="Arial" w:eastAsia="Arial"/>
-                <w:b w:val="0"/>
+                <w:b/>
+                <w:sz w:val="18"/>
+              </w:rPr>
+              <w:t>Endpoint</w:t>
+            </w:r>
+          </w:p>
+        </w:tc>
+        <w:tc>
+          <w:tcPr>
+            <w:tcW w:type="dxa" w:w="3360"/>
+            <w:vAlign w:val="center"/>
+            <w:shd w:fill="E8EEF5"/>
+          </w:tcPr>
+          <w:p>
+            <w:pPr>
+              <w:keepLines/>
+              <w:spacing w:after="0"/>
+            </w:pPr>
+            <w:r/>
+            <w:r>
+              <w:rPr>
+                <w:rFonts w:ascii="Arial" w:hAnsi="Arial" w:eastAsia="Arial"/>
+                <w:b/>
+                <w:sz w:val="18"/>
+              </w:rPr>
+              <w:t>Use case ที่ต้องเรียก</w:t>
+            </w:r>
+          </w:p>
+        </w:tc>
+        <w:tc>
+          <w:tcPr>
+            <w:tcW w:type="dxa" w:w="3360"/>
+            <w:vAlign w:val="center"/>
+            <w:shd w:fill="E8EEF5"/>
+          </w:tcPr>
+          <w:p>
+            <w:pPr>
+              <w:keepLines/>
+              <w:spacing w:after="0"/>
+            </w:pPr>
+            <w:r/>
+            <w:r>
+              <w:rPr>
+                <w:rFonts w:ascii="Arial" w:hAnsi="Arial" w:eastAsia="Arial"/>
+                <w:b/>
+                <w:sz w:val="18"/>
+              </w:rPr>
+              <w:t>เหตุผล</w:t>
+            </w:r>
+          </w:p>
+        </w:tc>
+      </w:tr>
+      <w:tr>
+        <w:trPr>
+          <w:cantSplit/>
+        </w:trPr>
+        <w:tc>
+          <w:tcPr>
+            <w:tcW w:type="dxa" w:w="3360"/>
+            <w:vAlign w:val="center"/>
+          </w:tcPr>
+          <w:p>
+            <w:pPr>
+              <w:keepLines/>
+              <w:spacing w:after="0"/>
+            </w:pPr>
+            <w:r>
+              <w:rPr>
+                <w:rFonts w:ascii="Arial" w:hAnsi="Arial" w:eastAsia="Arial"/>
+                <w:sz w:val="18"/>
+              </w:rPr>
+            </w:r>
+            <w:r>
+              <w:rPr>
+                <w:rFonts w:ascii="Arial" w:hAnsi="Arial" w:eastAsia="Arial"/>
+                <w:sz w:val="18"/>
+              </w:rPr>
+              <w:t>(อ่านสถานะประกอบ)</w:t>
+            </w:r>
+          </w:p>
+        </w:tc>
+        <w:tc>
+          <w:tcPr>
+            <w:tcW w:type="dxa" w:w="3360"/>
+            <w:vAlign w:val="center"/>
+          </w:tcPr>
+          <w:p>
+            <w:pPr>
+              <w:keepLines/>
+              <w:spacing w:after="0"/>
+            </w:pPr>
+            <w:r>
+              <w:rPr>
+                <w:rFonts w:ascii="Arial" w:hAnsi="Arial" w:eastAsia="Arial"/>
+                <w:sz w:val="18"/>
+              </w:rPr>
+            </w:r>
+            <w:r>
+              <w:rPr>
+                <w:rFonts w:ascii="Arial" w:hAnsi="Arial" w:eastAsia="Arial"/>
+                <w:sz w:val="18"/>
+              </w:rPr>
+              <w:t>getTransaction()</w:t>
+            </w:r>
+          </w:p>
+        </w:tc>
+        <w:tc>
+          <w:tcPr>
+            <w:tcW w:type="dxa" w:w="3360"/>
+            <w:vAlign w:val="center"/>
+          </w:tcPr>
+          <w:p>
+            <w:pPr>
+              <w:keepLines/>
+              <w:spacing w:after="0"/>
+            </w:pPr>
+            <w:r>
+              <w:rPr>
+                <w:rFonts w:ascii="Arial" w:hAnsi="Arial" w:eastAsia="Arial"/>
+                <w:sz w:val="18"/>
+              </w:rPr>
+            </w:r>
+            <w:r>
+              <w:rPr>
+                <w:rFonts w:ascii="Arial" w:hAnsi="Arial" w:eastAsia="Arial"/>
+                <w:sz w:val="18"/>
+              </w:rPr>
+              <w:t>อ่านสถานะปัจจุบันของเอกสารเพื่อประกอบ response</w:t>
+            </w:r>
+          </w:p>
+        </w:tc>
+      </w:tr>
+    </w:tbl>
+    <w:p/>
+    <w:p>
+      <w:pPr>
+        <w:keepLines w:val="0"/>
+        <w:ind w:left="288"/>
+      </w:pPr>
+      <w:r>
+        <w:rPr>
+          <w:rFonts w:ascii="Courier New" w:hAnsi="Courier New"/>
+          <w:sz w:val="16"/>
+        </w:rPr>
+        <w:t>// src/modules/sbpgi-document-create-update/sbpgi-document-create-update.workflow.ts (หรือรวมไว้ใน service เดียวกัน)</w:t>
+        <w:br/>
+        <w:t>// WorkflowService = wrapper ของ @srm/glb-workflow ที่ store-backend มีอยู่แล้ว</w:t>
+        <w:br/>
+        <w:t>// (DataSource แยกชื่อ 'workflow-connection', ทุก use case ห่อด้วย TypeOrmUnitOfWork)</w:t>
+        <w:br/>
+        <w:br/>
+        <w:t xml:space="preserve">  // สถานะปัจจุบันของเอกสาร</w:t>
+        <w:br/>
+        <w:t xml:space="preserve">  const trx = await this.workflow.getTransaction({ versionId: this.versionId, referenceId: docNo });</w:t>
+        <w:br/>
+        <w:t xml:space="preserve">  // TODO: map currentState -&gt; statusCode/statusName ที่ FE ใช้</w:t>
+      </w:r>
+    </w:p>
+    <w:p>
+      <w:pPr>
+        <w:pStyle w:val="Heading3"/>
+        <w:keepNext/>
+        <w:keepLines/>
+        <w:pageBreakBefore w:val="0"/>
+      </w:pPr>
+      <w:r>
+        <w:t>9.6 Entity (TypeORM)</w:t>
+      </w:r>
+    </w:p>
+    <w:p>
+      <w:pPr>
+        <w:keepLines w:val="0"/>
+        <w:ind w:left="288"/>
+      </w:pPr>
+      <w:r>
+        <w:rPr>
+          <w:rFonts w:ascii="Courier New" w:hAnsi="Courier New"/>
+          <w:sz w:val="16"/>
+        </w:rPr>
+        <w:t>// src/entitys/compensation-documents.entity.ts</w:t>
+        <w:br/>
+        <w:t>import { Column, Entity, PrimaryColumn } from 'typeorm';</w:t>
+        <w:br/>
+        <w:br/>
+        <w:t>@Entity({ name: 'compensation_documents', schema: process.env.DB_SCHEMA })</w:t>
+        <w:br/>
+        <w:t>export class CompensationDocument {</w:t>
+        <w:br/>
+        <w:t xml:space="preserve">  @PrimaryColumn({ name: 'doc_no', type: 'varchar', length: 12 })</w:t>
+        <w:br/>
+        <w:t xml:space="preserve">  docNo: string;</w:t>
+        <w:br/>
+        <w:br/>
+        <w:t xml:space="preserve">  @Column({ name: 'impact_process_id', type: 'bigint', nullable: true })</w:t>
+        <w:br/>
+        <w:t xml:space="preserve">  impactProcessId?: number;</w:t>
+        <w:br/>
+        <w:br/>
+        <w:t xml:space="preserve">  @Column({ name: 'impacted_store_code', type: 'char', length: 5 })</w:t>
+        <w:br/>
+        <w:t xml:space="preserve">  impactedStoreCode: string;</w:t>
+        <w:br/>
+        <w:br/>
+        <w:t xml:space="preserve">  @Column({ name: 'status_code', type: 'varchar', length: 2 })</w:t>
+        <w:br/>
+        <w:t xml:space="preserve">  statusCode: string;</w:t>
+        <w:br/>
+        <w:br/>
+        <w:t xml:space="preserve">  @Column({ name: 'current_section_code', type: 'varchar', length: 2 })</w:t>
+        <w:br/>
+        <w:t xml:space="preserve">  currentSectionCode: string;</w:t>
+        <w:br/>
+        <w:br/>
+        <w:t xml:space="preserve">  @Column({ name: 'round_no', type: 'int', nullable: true })</w:t>
+        <w:br/>
+        <w:t xml:space="preserve">  roundNo?: number;</w:t>
+        <w:br/>
+        <w:br/>
+        <w:t xml:space="preserve">  @Column({ name: 'loop_no', type: 'int', nullable: true })</w:t>
+        <w:br/>
+        <w:t xml:space="preserve">  loopNo?: number;</w:t>
+        <w:br/>
+        <w:br/>
+        <w:t xml:space="preserve">  @Column({ name: 'statement_id', type: 'varchar', length: 30, nullable: true })</w:t>
+        <w:br/>
+        <w:t xml:space="preserve">  statementId?: string;</w:t>
+        <w:br/>
+        <w:br/>
+        <w:t xml:space="preserve">  @Column({ name: 'statement_date', type: 'date', nullable: true })</w:t>
+        <w:br/>
+        <w:t xml:space="preserve">  statementDate?: Date;</w:t>
+        <w:br/>
+        <w:br/>
+        <w:t xml:space="preserve">  @Column({ name: 'account_year', type: 'int', nullable: true })</w:t>
+        <w:br/>
+        <w:t xml:space="preserve">  accountYear?: number;</w:t>
+        <w:br/>
+        <w:br/>
+        <w:t xml:space="preserve">  @Column({ name: 'account_month', type: 'int', nullable: true })</w:t>
+        <w:br/>
+        <w:t xml:space="preserve">  accountMonth?: number;</w:t>
+        <w:br/>
+        <w:br/>
+        <w:t xml:space="preserve">  @Column({ name: 'compensate_amount', type: 'numeric', precision: 15, scale: 2, nullable: true })</w:t>
+        <w:br/>
+        <w:t xml:space="preserve">  compensateAmount?: string;</w:t>
+        <w:br/>
+        <w:br/>
+        <w:t xml:space="preserve">  @Column({ name: 'allmap_url', type: 'text', nullable: true })</w:t>
+        <w:br/>
+        <w:t xml:space="preserve">  allmapUrl?: string;</w:t>
+        <w:br/>
+        <w:br/>
+        <w:t xml:space="preserve">  @Column({ name: 'approver_snapshot', type: 'jsonb', nullable: true })</w:t>
+        <w:br/>
+        <w:t xml:space="preserve">  approverSnapshot?: Record&lt;string, unknown&gt;;</w:t>
+        <w:br/>
+        <w:br/>
+        <w:t xml:space="preserve">  @Column({ name: 'created_at', type: 'timestamptz', nullable: true })</w:t>
+        <w:br/>
+        <w:t xml:space="preserve">  createdAt?: Date;</w:t>
+        <w:br/>
+        <w:br/>
+        <w:t xml:space="preserve">  @Column({ name: 'updated_at', type: 'timestamptz', nullable: true })</w:t>
+        <w:br/>
+        <w:t xml:space="preserve">  updatedAt?: Date;</w:t>
+        <w:br/>
+        <w:br/>
+        <w:t xml:space="preserve">  // TODO: ตรวจความยาว/precision กับ DDL จริงใน sql/deploy-sbpgi-*.sql ก่อน merge</w:t>
+        <w:br/>
+        <w:t xml:space="preserve">  //       entity ชุดนี้ไม่ประกาศ relation ตาม convention (join ด้วย raw SQL)</w:t>
+        <w:br/>
+        <w:t>}</w:t>
+      </w:r>
+    </w:p>
+    <w:p>
+      <w:pPr>
+        <w:keepLines w:val="0"/>
+        <w:ind w:left="288"/>
+      </w:pPr>
+      <w:r>
+        <w:rPr>
+          <w:rFonts w:ascii="Courier New" w:hAnsi="Courier New"/>
+          <w:sz w:val="16"/>
+        </w:rPr>
+        <w:t>// src/entitys/document-new-stores.entity.ts</w:t>
+        <w:br/>
+        <w:t>import { Column, Entity, PrimaryColumn } from 'typeorm';</w:t>
+        <w:br/>
+        <w:br/>
+        <w:t>@Entity({ name: 'document_new_stores', schema: process.env.DB_SCHEMA })</w:t>
+        <w:br/>
+        <w:t>export class DocumentNewStore {</w:t>
+        <w:br/>
+        <w:t xml:space="preserve">  @PrimaryColumn({ name: 'id', type: 'bigint' })</w:t>
+        <w:br/>
+        <w:t xml:space="preserve">  id: number;</w:t>
+        <w:br/>
+        <w:br/>
+        <w:t xml:space="preserve">  @Column({ name: 'doc_no', type: 'varchar', length: 12 })</w:t>
+        <w:br/>
+        <w:t xml:space="preserve">  docNo: string;</w:t>
+        <w:br/>
+        <w:br/>
+        <w:t xml:space="preserve">  @Column({ name: 'new_store_code', type: 'char', length: 5 })</w:t>
+        <w:br/>
+        <w:t xml:space="preserve">  newStoreCode: string;</w:t>
+        <w:br/>
+        <w:br/>
+        <w:t xml:space="preserve">  @Column({ name: 'distance_km', type: 'numeric', precision: 6, scale: 2, nullable: true })</w:t>
+        <w:br/>
+        <w:t xml:space="preserve">  distanceKm?: string;</w:t>
+        <w:br/>
+        <w:br/>
+        <w:t xml:space="preserve">  @Column({ name: 'compensate_percent', type: 'numeric', precision: 5, scale: 2 })</w:t>
+        <w:br/>
+        <w:t xml:space="preserve">  compensatePercent: string;</w:t>
+        <w:br/>
+        <w:br/>
+        <w:t xml:space="preserve">  @Column({ name: 'compensate_amount', type: 'numeric', precision: 15, scale: 2, nullable: true })</w:t>
+        <w:br/>
+        <w:t xml:space="preserve">  compensateAmount?: string;</w:t>
+        <w:br/>
+        <w:br/>
+        <w:t xml:space="preserve">  @Column({ name: 'open_date', type: 'date', nullable: true })</w:t>
+        <w:br/>
+        <w:t xml:space="preserve">  openDate?: Date;</w:t>
+        <w:br/>
+        <w:br/>
+        <w:t xml:space="preserve">  // TODO: ตรวจความยาว/precision กับ DDL จริงใน sql/deploy-sbpgi-*.sql ก่อน merge</w:t>
+        <w:br/>
+        <w:t xml:space="preserve">  //       entity ชุดนี้ไม่ประกาศ relation ตาม convention (join ด้วย raw SQL)</w:t>
+        <w:br/>
+        <w:t>}</w:t>
+      </w:r>
+    </w:p>
+    <w:p>
+      <w:r>
+        <w:t>ตารางที่เหลือของเอกสารนี้ (</w:t>
+      </w:r>
+      <w:r>
+        <w:rPr>
+          <w:rFonts w:ascii="Courier New" w:hAnsi="Courier New"/>
+        </w:rPr>
+        <w:t>document_competitors</w:t>
+      </w:r>
+      <w:r>
+        <w:t xml:space="preserve">, </w:t>
+      </w:r>
+      <w:r>
+        <w:rPr>
+          <w:rFonts w:ascii="Courier New" w:hAnsi="Courier New"/>
+        </w:rPr>
+        <w:t>document_external_factors</w:t>
+      </w:r>
+      <w:r>
+        <w:t xml:space="preserve">) ใช้รูปแบบ entity เดียวกัน — คอลัมน์อ้างจาก </w:t>
+      </w:r>
+      <w:r>
+        <w:rPr>
+          <w:rFonts w:ascii="Courier New" w:hAnsi="Courier New"/>
+        </w:rPr>
+        <w:t>Database design</w:t>
+      </w:r>
+    </w:p>
+    <w:p>
+      <w:r>
+        <w:t xml:space="preserve">ตารางที่ </w:t>
+      </w:r>
+      <w:r>
+        <w:rPr>
+          <w:b/>
+        </w:rPr>
+        <w:t>ไม่ต้องสร้าง entity</w:t>
+      </w:r>
+      <w:r>
+        <w:t xml:space="preserve"> เพราะใช้ของระบบเดิม/workflow engine:</w:t>
+      </w:r>
+    </w:p>
+    <w:tbl>
+      <w:tblPr>
+        <w:tblStyle w:val="TableGrid"/>
+        <w:tblW w:type="auto" w:w="0"/>
+        <w:jc w:val="center"/>
+        <w:tblLook w:firstColumn="1" w:firstRow="1" w:lastColumn="0" w:lastRow="0" w:noHBand="0" w:noVBand="1" w:val="04A0"/>
+      </w:tblPr>
+      <w:tblGrid>
+        <w:gridCol w:w="3360"/>
+        <w:gridCol w:w="3360"/>
+        <w:gridCol w:w="3360"/>
+      </w:tblGrid>
+      <w:tr>
+        <w:trPr>
+          <w:cantSplit/>
+        </w:trPr>
+        <w:tc>
+          <w:tcPr>
+            <w:tcW w:type="dxa" w:w="3360"/>
+            <w:vAlign w:val="center"/>
+            <w:shd w:fill="E8EEF5"/>
+          </w:tcPr>
+          <w:p>
+            <w:pPr>
+              <w:keepLines/>
+              <w:spacing w:after="0"/>
+            </w:pPr>
+            <w:r/>
+            <w:r>
+              <w:rPr>
+                <w:rFonts w:ascii="Arial" w:hAnsi="Arial" w:eastAsia="Arial"/>
+                <w:b/>
+                <w:sz w:val="18"/>
+              </w:rPr>
+              <w:t>Object</w:t>
+            </w:r>
+          </w:p>
+        </w:tc>
+        <w:tc>
+          <w:tcPr>
+            <w:tcW w:type="dxa" w:w="3360"/>
+            <w:vAlign w:val="center"/>
+            <w:shd w:fill="E8EEF5"/>
+          </w:tcPr>
+          <w:p>
+            <w:pPr>
+              <w:keepLines/>
+              <w:spacing w:after="0"/>
+            </w:pPr>
+            <w:r/>
+            <w:r>
+              <w:rPr>
+                <w:rFonts w:ascii="Arial" w:hAnsi="Arial" w:eastAsia="Arial"/>
+                <w:b/>
+                <w:sz w:val="18"/>
+              </w:rPr>
+              <w:t>R/W</w:t>
+            </w:r>
+          </w:p>
+        </w:tc>
+        <w:tc>
+          <w:tcPr>
+            <w:tcW w:type="dxa" w:w="3360"/>
+            <w:vAlign w:val="center"/>
+            <w:shd w:fill="E8EEF5"/>
+          </w:tcPr>
+          <w:p>
+            <w:pPr>
+              <w:keepLines/>
+              <w:spacing w:after="0"/>
+            </w:pPr>
+            <w:r/>
+            <w:r>
+              <w:rPr>
+                <w:rFonts w:ascii="Arial" w:hAnsi="Arial" w:eastAsia="Arial"/>
+                <w:b/>
+                <w:sz w:val="18"/>
+              </w:rPr>
+              <w:t>ใช้ของระบบเดิมตัวไหน</w:t>
+            </w:r>
+          </w:p>
+        </w:tc>
+      </w:tr>
+      <w:tr>
+        <w:trPr>
+          <w:cantSplit/>
+        </w:trPr>
+        <w:tc>
+          <w:tcPr>
+            <w:tcW w:type="dxa" w:w="3360"/>
+            <w:vAlign w:val="center"/>
+          </w:tcPr>
+          <w:p>
+            <w:pPr>
+              <w:keepLines/>
+              <w:spacing w:after="0"/>
+            </w:pPr>
+            <w:r>
+              <w:rPr>
+                <w:rFonts w:ascii="Arial" w:hAnsi="Arial" w:eastAsia="Arial"/>
+                <w:sz w:val="18"/>
+              </w:rPr>
+            </w:r>
+            <w:r>
+              <w:rPr>
+                <w:rFonts w:ascii="Arial" w:hAnsi="Arial" w:eastAsia="Arial"/>
+                <w:sz w:val="18"/>
+              </w:rPr>
+              <w:t>workflow_transaction</w:t>
+            </w:r>
+          </w:p>
+        </w:tc>
+        <w:tc>
+          <w:tcPr>
+            <w:tcW w:type="dxa" w:w="3360"/>
+            <w:vAlign w:val="center"/>
+          </w:tcPr>
+          <w:p>
+            <w:pPr>
+              <w:keepLines/>
+              <w:spacing w:after="0"/>
+            </w:pPr>
+            <w:r>
+              <w:rPr>
+                <w:rFonts w:ascii="Arial" w:hAnsi="Arial" w:eastAsia="Arial"/>
+                <w:sz w:val="18"/>
+              </w:rPr>
+            </w:r>
+            <w:r>
+              <w:rPr>
+                <w:rFonts w:ascii="Arial" w:hAnsi="Arial" w:eastAsia="Arial"/>
+                <w:sz w:val="18"/>
+              </w:rPr>
+              <w:t>W</w:t>
+            </w:r>
+          </w:p>
+        </w:tc>
+        <w:tc>
+          <w:tcPr>
+            <w:tcW w:type="dxa" w:w="3360"/>
+            <w:vAlign w:val="center"/>
+          </w:tcPr>
+          <w:p>
+            <w:pPr>
+              <w:keepLines/>
+              <w:spacing w:after="0"/>
+            </w:pPr>
+            <w:r>
+              <w:rPr>
+                <w:rFonts w:ascii="Arial" w:hAnsi="Arial" w:eastAsia="Arial"/>
+                <w:sz w:val="18"/>
+              </w:rPr>
+            </w:r>
+            <w:r>
+              <w:rPr>
+                <w:rFonts w:ascii="Arial" w:hAnsi="Arial" w:eastAsia="Arial"/>
+                <w:sz w:val="18"/>
+              </w:rPr>
+              <w:t>workflow engine @srm/glb-workflow</w:t>
+            </w:r>
+          </w:p>
+        </w:tc>
+      </w:tr>
+      <w:tr>
+        <w:trPr>
+          <w:cantSplit/>
+        </w:trPr>
+        <w:tc>
+          <w:tcPr>
+            <w:tcW w:type="dxa" w:w="3360"/>
+            <w:vAlign w:val="center"/>
+          </w:tcPr>
+          <w:p>
+            <w:pPr>
+              <w:keepLines/>
+              <w:spacing w:after="0"/>
+            </w:pPr>
+            <w:r>
+              <w:rPr>
+                <w:rFonts w:ascii="Arial" w:hAnsi="Arial" w:eastAsia="Arial"/>
+                <w:sz w:val="18"/>
+              </w:rPr>
+            </w:r>
+            <w:r>
+              <w:rPr>
+                <w:rFonts w:ascii="Arial" w:hAnsi="Arial" w:eastAsia="Arial"/>
+                <w:sz w:val="18"/>
+              </w:rPr>
+              <w:t>workflow_approver</w:t>
+            </w:r>
+          </w:p>
+        </w:tc>
+        <w:tc>
+          <w:tcPr>
+            <w:tcW w:type="dxa" w:w="3360"/>
+            <w:vAlign w:val="center"/>
+          </w:tcPr>
+          <w:p>
+            <w:pPr>
+              <w:keepLines/>
+              <w:spacing w:after="0"/>
+            </w:pPr>
+            <w:r>
+              <w:rPr>
+                <w:rFonts w:ascii="Arial" w:hAnsi="Arial" w:eastAsia="Arial"/>
+                <w:sz w:val="18"/>
+              </w:rPr>
+            </w:r>
+            <w:r>
+              <w:rPr>
+                <w:rFonts w:ascii="Arial" w:hAnsi="Arial" w:eastAsia="Arial"/>
+                <w:sz w:val="18"/>
+              </w:rPr>
+              <w:t>W</w:t>
+            </w:r>
+          </w:p>
+        </w:tc>
+        <w:tc>
+          <w:tcPr>
+            <w:tcW w:type="dxa" w:w="3360"/>
+            <w:vAlign w:val="center"/>
+          </w:tcPr>
+          <w:p>
+            <w:pPr>
+              <w:keepLines/>
+              <w:spacing w:after="0"/>
+            </w:pPr>
+            <w:r>
+              <w:rPr>
+                <w:rFonts w:ascii="Arial" w:hAnsi="Arial" w:eastAsia="Arial"/>
+                <w:sz w:val="18"/>
+              </w:rPr>
+            </w:r>
+            <w:r>
+              <w:rPr>
+                <w:rFonts w:ascii="Arial" w:hAnsi="Arial" w:eastAsia="Arial"/>
+                <w:sz w:val="18"/>
+              </w:rPr>
+              <w:t>workflow engine @srm/glb-workflow</w:t>
+            </w:r>
+          </w:p>
+        </w:tc>
+      </w:tr>
+    </w:tbl>
+    <w:p/>
+    <w:p>
+      <w:pPr>
+        <w:pStyle w:val="Heading3"/>
+        <w:keepNext/>
+        <w:keepLines/>
+        <w:pageBreakBefore w:val="0"/>
+      </w:pPr>
+      <w:r>
+        <w:t>9.7 Repository Providers + Module wiring</w:t>
+      </w:r>
+    </w:p>
+    <w:p>
+      <w:pPr>
+        <w:keepLines w:val="0"/>
+        <w:ind w:left="288"/>
+      </w:pPr>
+      <w:r>
+        <w:rPr>
+          <w:rFonts w:ascii="Courier New" w:hAnsi="Courier New"/>
+          <w:sz w:val="16"/>
+        </w:rPr>
+        <w:t>// src/providers/sbpgi/sbpgi.ts — repository provider แบบ factory (ไม่ใช้ TypeOrmModule.forFeature)</w:t>
+        <w:br/>
+        <w:t>// convention ของโฟลเดอร์ providers คือ 1 ไฟล์ต่อโดเมน ตั้งชื่อตามโดเมน (business_user/business_user.ts,</w:t>
+        <w:br/>
+        <w:t>// common_code/common_code.ts …) ไม่ใช่ index.ts</w:t>
+        <w:br/>
+        <w:t>//</w:t>
+        <w:br/>
+        <w:t>// ⚠️ ไฟล์นี้ใช้ร่วมกันทุกเอกสาร BE ของ SBPGI — ให้ **merge array เพิ่ม** เข้าไฟล์เดิม ห้ามเขียนทับ</w:t>
+        <w:br/>
+        <w:t>//    (ชื่อ const แยกต่อเอกสารไว้แล้วเพื่อไม่ให้ชนกัน)</w:t>
+        <w:br/>
+        <w:t>import { DataSource } from 'typeorm';</w:t>
+        <w:br/>
+        <w:t>import { CompensationDocument } from '../../entitys/compensation-documents.entity';</w:t>
+        <w:br/>
+        <w:t>import { DocumentNewStore } from '../../entitys/document-new-stores.entity';</w:t>
+        <w:br/>
+        <w:t>import { DocumentCompetitor } from '../../entitys/document-competitors.entity';</w:t>
+        <w:br/>
+        <w:br/>
+        <w:t>export const sbpgiDocumentCreateUpdateProviders = [</w:t>
+        <w:br/>
+        <w:t xml:space="preserve">  {</w:t>
+        <w:br/>
+        <w:t xml:space="preserve">    provide: 'COMPENSATION_DOCUMENT_REPOSITORY',</w:t>
+        <w:br/>
+        <w:t xml:space="preserve">    useFactory: (dataSource: DataSource) =&gt; dataSource.getRepository(CompensationDocument),</w:t>
+        <w:br/>
+        <w:t xml:space="preserve">    inject: ['DATA_SOURCE'],</w:t>
+        <w:br/>
+        <w:t xml:space="preserve">  },</w:t>
+        <w:br/>
+        <w:t xml:space="preserve">  {</w:t>
+        <w:br/>
+        <w:t xml:space="preserve">    provide: 'DOCUMENT_NEW_STORE_REPOSITORY',</w:t>
+        <w:br/>
+        <w:t xml:space="preserve">    useFactory: (dataSource: DataSource) =&gt; dataSource.getRepository(DocumentNewStore),</w:t>
+        <w:br/>
+        <w:t xml:space="preserve">    inject: ['DATA_SOURCE'],</w:t>
+        <w:br/>
+        <w:t xml:space="preserve">  },</w:t>
+        <w:br/>
+        <w:t xml:space="preserve">  {</w:t>
+        <w:br/>
+        <w:t xml:space="preserve">    provide: 'DOCUMENT_COMPETITOR_REPOSITORY',</w:t>
+        <w:br/>
+        <w:t xml:space="preserve">    useFactory: (dataSource: DataSource) =&gt; dataSource.getRepository(DocumentCompetitor),</w:t>
+        <w:br/>
+        <w:t xml:space="preserve">    inject: ['DATA_SOURCE'],</w:t>
+        <w:br/>
+        <w:t xml:space="preserve">  },</w:t>
+        <w:br/>
+        <w:t>];</w:t>
+        <w:br/>
+        <w:br/>
+        <w:t>// src/modules/sbpgi-document-create-update/sbpgi-document-create-update.module.ts</w:t>
+        <w:br/>
+        <w:t>import { MiddlewareConsumer, Module, NestModule } from '@nestjs/common';</w:t>
+        <w:br/>
+        <w:t>import { DatabaseModule } from '../../database/database.module';</w:t>
+        <w:br/>
+        <w:t>// UserContextMiddleware อ่าน header x-user-id แล้วเซ็ต request.userId ที่ @UserId() ใช้</w:t>
+        <w:br/>
+        <w:t>// — app.module.ts **ไม่ได้** apply แบบ global (มีแค่ HttpContext/LoggerContext) แต่ละโมดูลต้อง apply เอง</w:t>
+        <w:br/>
+        <w:t>// (ดู evaluation-process.module.ts / inform-evaluate.module.ts / cooperation-request.module.ts)</w:t>
+        <w:br/>
+        <w:t>import { UserContextMiddleware } from '../../common/middleware/user-context.middleware';</w:t>
+        <w:br/>
+        <w:t>import { WorkflowModule } from '../workflow/workflow.module';</w:t>
+        <w:br/>
+        <w:t>import { sbpgiDocumentCreateUpdateProviders } from '../../providers/sbpgi/sbpgi';</w:t>
+        <w:br/>
+        <w:t>import { SbpgiDocumentCreateUpdateController } from './sbpgi-document-create-update.controller';</w:t>
+        <w:br/>
+        <w:t>import { SbpgiDocumentCreateUpdateService } from './sbpgi-document-create-update.service';</w:t>
+        <w:br/>
+        <w:br/>
+        <w:t>@Module({</w:t>
+        <w:br/>
+        <w:t xml:space="preserve">  imports: [DatabaseModule, WorkflowModule],</w:t>
+        <w:br/>
+        <w:t xml:space="preserve">  controllers: [SbpgiDocumentCreateUpdateController],</w:t>
+        <w:br/>
+        <w:t xml:space="preserve">  providers: [SbpgiDocumentCreateUpdateService, ...sbpgiDocumentCreateUpdateProviders],</w:t>
+        <w:br/>
+        <w:t xml:space="preserve">  exports: [SbpgiDocumentCreateUpdateService],</w:t>
+        <w:br/>
+        <w:t>})</w:t>
+        <w:br/>
+        <w:t>export class SbpgiDocumentCreateUpdateModule implements NestModule {</w:t>
+        <w:br/>
+        <w:t xml:space="preserve">  configure(consumer: MiddlewareConsumer) {</w:t>
+        <w:br/>
+        <w:t xml:space="preserve">    // ถ้าไม่ apply ตรงนี้ userId จะเป็น undefined เงียบ ๆ ทุก endpoint</w:t>
+        <w:br/>
+        <w:t xml:space="preserve">    consumer.apply(UserContextMiddleware).forRoutes(SbpgiDocumentCreateUpdateController);</w:t>
+        <w:br/>
+        <w:t xml:space="preserve">  }</w:t>
+        <w:br/>
+        <w:t>}</w:t>
+        <w:br/>
+        <w:t>// TODO: register module นี้ใน app.module.ts (imports) พร้อมกับโมดูล SBPGI ตัวอื่น</w:t>
+      </w:r>
+    </w:p>
+    <w:p>
+      <w:pPr>
+        <w:pStyle w:val="Heading3"/>
+        <w:keepNext/>
+        <w:keepLines/>
+        <w:pageBreakBefore w:val="0"/>
+      </w:pPr>
+      <w:r>
+        <w:t>9.8 BFF Proxy (module + controller + client service)</w:t>
+      </w:r>
+    </w:p>
+    <w:p>
+      <w:pPr>
+        <w:keepNext w:val="0"/>
+      </w:pPr>
+      <w:r>
+        <w:t xml:space="preserve">BFF ยังไม่มีฟีเจอร์ประกันรายได้เลย จึงต้องสร้าง module ใหม่ + client service ใหม่ทั้งชุด และเลือก prefix แบบเดียวทั้งโมดูล (ที่นี่ใช้ </w:t>
+      </w:r>
+      <w:r>
+        <w:rPr>
+          <w:rFonts w:ascii="Courier New" w:hAnsi="Courier New"/>
+        </w:rPr>
+        <w:t>/bff/sbpgi/…</w:t>
+      </w:r>
+      <w:r>
+        <w:t xml:space="preserve">) เพื่อไม่ให้ปนแบบที่มี/ไม่มี </w:t>
+      </w:r>
+      <w:r>
+        <w:rPr>
+          <w:rFonts w:ascii="Courier New" w:hAnsi="Courier New"/>
+        </w:rPr>
+        <w:t>/bff</w:t>
+      </w:r>
+      <w:r>
+        <w:t xml:space="preserve"> เหมือนโมดูลเดิม</w:t>
+      </w:r>
+    </w:p>
+    <w:p>
+      <w:pPr>
+        <w:keepLines w:val="0"/>
+        <w:ind w:left="288"/>
+      </w:pPr>
+      <w:r>
+        <w:rPr>
+          <w:rFonts w:ascii="Courier New" w:hAnsi="Courier New"/>
+          <w:sz w:val="16"/>
+        </w:rPr>
+        <w:t>// src/common/client-services/sbpgi-client.service.ts</w:t>
+        <w:br/>
+        <w:t>import { Injectable, Logger, OnModuleInit } from '@nestjs/common';</w:t>
+        <w:br/>
+        <w:t>import { BaseClientService } from './base-client.service';</w:t>
+        <w:br/>
+        <w:br/>
+        <w:t>@Injectable()</w:t>
+        <w:br/>
+        <w:t>export class SbpgiClientService extends BaseClientService implements OnModuleInit {</w:t>
+        <w:br/>
+        <w:t xml:space="preserve">  protected logger: Logger = new Logger(SbpgiClientService.name);</w:t>
+        <w:br/>
+        <w:br/>
+        <w:t xml:space="preserve">  onModuleInit() {</w:t>
+        <w:br/>
+        <w:t xml:space="preserve">    // TODO: ถ้า deploy SBPGI แยก service ให้เพิ่ม API_SBPGI_BACKEND_* ใน AppConfigService</w:t>
+        <w:br/>
+        <w:t xml:space="preserve">    //       ตอนนี้ชี้ store backend ตัวเดียวกับ StoreClientService</w:t>
+        <w:br/>
+        <w:t xml:space="preserve">    this.defaultHeaders[this.config.api.store.key.name] = this.config.api.store.key.value;</w:t>
+        <w:br/>
+        <w:t xml:space="preserve">    this.baseUrl = this.config.api.store.url;</w:t>
+        <w:br/>
+        <w:t xml:space="preserve">  }</w:t>
+        <w:br/>
+        <w:t>}</w:t>
+        <w:br/>
+        <w:t>// BaseClientService แกะ { success, data } ให้แล้ว — service ฝั่ง BFF จึงได้ data ตรง ๆ</w:t>
+        <w:br/>
+        <w:t>// TODO: เพิ่ม SbpgiClientService ใน providers/exports ของ ClientServiceModule (@Global)</w:t>
+      </w:r>
+    </w:p>
+    <w:p>
+      <w:pPr>
+        <w:keepLines w:val="0"/>
+        <w:ind w:left="288"/>
+      </w:pPr>
+      <w:r>
+        <w:rPr>
+          <w:rFonts w:ascii="Courier New" w:hAnsi="Courier New"/>
+          <w:sz w:val="16"/>
+        </w:rPr>
+        <w:t>// src/modules/sbpgi-document-create-update/sbpgi-document-create-update.service.ts (BFF)</w:t>
+        <w:br/>
+        <w:t>import { Injectable } from '@nestjs/common';</w:t>
+        <w:br/>
+        <w:t>import { SbpgiClientService } from '@common/client-services/sbpgi-client.service';</w:t>
+        <w:br/>
+        <w:br/>
+        <w:t>@Injectable()</w:t>
+        <w:br/>
+        <w:t>export class SbpgiDocumentCreateUpdateBffService {</w:t>
+        <w:br/>
+        <w:t xml:space="preserve">  constructor(private readonly client: SbpgiClientService) {}</w:t>
+        <w:br/>
+        <w:br/>
+        <w:t xml:space="preserve">  // BFF ไม่มี DB — หน้าที่เดียวคือแนบ user context แล้ว forward</w:t>
+        <w:br/>
+        <w:t xml:space="preserve">  private userHeaders(user: any) {</w:t>
+        <w:br/>
+        <w:t xml:space="preserve">    return {</w:t>
+        <w:br/>
+        <w:t xml:space="preserve">      'x-user-id': user?.userId,</w:t>
+        <w:br/>
+        <w:t xml:space="preserve">      'x-user-group-id': user?.groupId,</w:t>
+        <w:br/>
+        <w:t xml:space="preserve">      'x-user-permissions': (user?.permissions ?? []).join(','),</w:t>
+        <w:br/>
+        <w:t xml:space="preserve">    };</w:t>
+        <w:br/>
+        <w:t xml:space="preserve">  }</w:t>
+        <w:br/>
+        <w:br/>
+        <w:t xml:space="preserve">  createDocuments(body: any, user: any) {</w:t>
+        <w:br/>
+        <w:t xml:space="preserve">    return this.client.post('/api/v1/documents', body, { headers: this.userHeaders(user) });</w:t>
+        <w:br/>
+        <w:t xml:space="preserve">  }</w:t>
+        <w:br/>
+        <w:br/>
+        <w:t xml:space="preserve">  updateDocumentsByDocNo(docNo: string, body: any, user: any) {</w:t>
+        <w:br/>
+        <w:t xml:space="preserve">    return this.client.put(`/api/v1/documents/${docNo}`, body, { headers: this.userHeaders(user) });</w:t>
+        <w:br/>
+        <w:t xml:space="preserve">  }</w:t>
+        <w:br/>
+        <w:t>}</w:t>
+        <w:br/>
+        <w:br/>
+        <w:t>// ---------- src/modules/sbpgi-document-create-update/sbpgi-document-create-update.controller.ts (BFF) ----------</w:t>
+        <w:br/>
+        <w:t>import { Body, Controller, Delete, Get, Param, Post, Put, Query, Req, UseGuards } from '@nestjs/common';</w:t>
+        <w:br/>
+        <w:t>import { AuthGuard } from '@nestjs/passport';</w:t>
+        <w:br/>
+        <w:br/>
+        <w:t>// เลือก prefix แบบเดียวทั้งโมดูล: ใช้ '/bff/sbpgi/...' (ห้ามปนกับแบบไม่มี /bff)</w:t>
+        <w:br/>
+        <w:t>@Controller('bff/sbpgi/document-create-update')</w:t>
+        <w:br/>
+        <w:t>@UseGuards(AuthGuard('jwt'))</w:t>
+        <w:br/>
+        <w:t>export class SbpgiDocumentCreateUpdateBffController {</w:t>
+        <w:br/>
+        <w:t xml:space="preserve">  constructor(private readonly service: SbpgiDocumentCreateUpdateBffService) {}</w:t>
+        <w:br/>
+        <w:br/>
+        <w:t xml:space="preserve">  // proxy ของ POST /api/v1/documents</w:t>
+        <w:br/>
+        <w:t xml:space="preserve">  @Post('documents')</w:t>
+        <w:br/>
+        <w:t xml:space="preserve">  createDocuments(@Body() body: any, @Req() req: any) {</w:t>
+        <w:br/>
+        <w:t xml:space="preserve">    return this.service.createDocuments(body, req.user);</w:t>
+        <w:br/>
+        <w:t xml:space="preserve">  }</w:t>
+        <w:br/>
+        <w:br/>
+        <w:t xml:space="preserve">  // proxy ของ PUT /api/v1/documents/{docNo}</w:t>
+        <w:br/>
+        <w:t xml:space="preserve">  @Put('documents/:docNo')</w:t>
+        <w:br/>
+        <w:t xml:space="preserve">  updateDocumentsByDocNo(@Param('docNo') docNo: string, @Body() body: any, @Req() req: any) {</w:t>
+        <w:br/>
+        <w:t xml:space="preserve">    return this.service.updateDocumentsByDocNo(docNo, body, req.user);</w:t>
+        <w:br/>
+        <w:t xml:space="preserve">  }</w:t>
+        <w:br/>
+        <w:t>}</w:t>
+        <w:br/>
+        <w:t>// TODO: register module ใน app.module.ts ของ BFF และเพิ่ม SbpgiClientService ใน ClientServiceModule (@Global)</w:t>
+      </w:r>
+    </w:p>
+    <w:p>
+      <w:pPr>
+        <w:pStyle w:val="Heading1"/>
+        <w:keepNext/>
+        <w:keepLines/>
+        <w:pageBreakBefore w:val="0"/>
+      </w:pPr>
+      <w:r>
+        <w:t>10. Database SQL</w:t>
+      </w:r>
+    </w:p>
+    <w:p>
+      <w:pPr>
+        <w:pStyle w:val="Heading3"/>
+        <w:keepNext/>
+        <w:keepLines/>
+        <w:pageBreakBefore w:val="0"/>
+      </w:pPr>
+      <w:r>
+        <w:t>10.1 ตารางที่อ่าน/เขียน</w:t>
+      </w:r>
+    </w:p>
+    <w:tbl>
+      <w:tblPr>
+        <w:tblStyle w:val="TableGrid"/>
+        <w:tblW w:type="auto" w:w="0"/>
+        <w:jc w:val="center"/>
+        <w:tblLook w:firstColumn="1" w:firstRow="1" w:lastColumn="0" w:lastRow="0" w:noHBand="0" w:noVBand="1" w:val="04A0"/>
+      </w:tblPr>
+      <w:tblGrid>
+        <w:gridCol w:w="3360"/>
+        <w:gridCol w:w="3360"/>
+        <w:gridCol w:w="3360"/>
+      </w:tblGrid>
+      <w:tr>
+        <w:trPr>
+          <w:cantSplit/>
+        </w:trPr>
+        <w:tc>
+          <w:tcPr>
+            <w:tcW w:type="dxa" w:w="3360"/>
+            <w:vAlign w:val="center"/>
+            <w:shd w:fill="E8EEF5"/>
+          </w:tcPr>
+          <w:p>
+            <w:pPr>
+              <w:keepLines/>
+              <w:spacing w:after="0"/>
+            </w:pPr>
+            <w:r/>
+            <w:r>
+              <w:rPr>
+                <w:rFonts w:ascii="Arial" w:hAnsi="Arial" w:eastAsia="Arial"/>
+                <w:b/>
+                <w:sz w:val="18"/>
+              </w:rPr>
+              <w:t>Table / Object</w:t>
+            </w:r>
+          </w:p>
+        </w:tc>
+        <w:tc>
+          <w:tcPr>
+            <w:tcW w:type="dxa" w:w="3360"/>
+            <w:vAlign w:val="center"/>
+            <w:shd w:fill="E8EEF5"/>
+          </w:tcPr>
+          <w:p>
+            <w:pPr>
+              <w:keepLines/>
+              <w:spacing w:after="0"/>
+            </w:pPr>
+            <w:r/>
+            <w:r>
+              <w:rPr>
+                <w:rFonts w:ascii="Arial" w:hAnsi="Arial" w:eastAsia="Arial"/>
+                <w:b/>
+                <w:sz w:val="18"/>
+              </w:rPr>
+              <w:t>R/W</w:t>
+            </w:r>
+          </w:p>
+        </w:tc>
+        <w:tc>
+          <w:tcPr>
+            <w:tcW w:type="dxa" w:w="3360"/>
+            <w:vAlign w:val="center"/>
+            <w:shd w:fill="E8EEF5"/>
+          </w:tcPr>
+          <w:p>
+            <w:pPr>
+              <w:keepLines/>
+              <w:spacing w:after="0"/>
+            </w:pPr>
+            <w:r/>
+            <w:r>
+              <w:rPr>
+                <w:rFonts w:ascii="Arial" w:hAnsi="Arial" w:eastAsia="Arial"/>
+                <w:b/>
+                <w:sz w:val="18"/>
+              </w:rPr>
+              <w:t>Usage</w:t>
+            </w:r>
+          </w:p>
+        </w:tc>
+      </w:tr>
+      <w:tr>
+        <w:trPr>
+          <w:cantSplit/>
+        </w:trPr>
+        <w:tc>
+          <w:tcPr>
+            <w:tcW w:type="dxa" w:w="3360"/>
+            <w:vAlign w:val="center"/>
+          </w:tcPr>
+          <w:p>
+            <w:pPr>
+              <w:keepLines/>
+              <w:spacing w:after="0"/>
+            </w:pPr>
+            <w:r>
+              <w:rPr>
+                <w:rFonts w:ascii="Arial" w:hAnsi="Arial" w:eastAsia="Arial"/>
+                <w:sz w:val="18"/>
+              </w:rPr>
+            </w:r>
+            <w:r>
+              <w:rPr>
+                <w:rFonts w:ascii="Arial" w:hAnsi="Arial" w:eastAsia="Arial"/>
+                <w:sz w:val="18"/>
+              </w:rPr>
+              <w:t>compensation_documents</w:t>
+            </w:r>
+          </w:p>
+        </w:tc>
+        <w:tc>
+          <w:tcPr>
+            <w:tcW w:type="dxa" w:w="3360"/>
+            <w:vAlign w:val="center"/>
+          </w:tcPr>
+          <w:p>
+            <w:pPr>
+              <w:keepLines/>
+              <w:spacing w:after="0"/>
+            </w:pPr>
+            <w:r>
+              <w:rPr>
+                <w:rFonts w:ascii="Arial" w:hAnsi="Arial" w:eastAsia="Arial"/>
+                <w:sz w:val="18"/>
+              </w:rPr>
+            </w:r>
+            <w:r>
+              <w:rPr>
+                <w:rFonts w:ascii="Arial" w:hAnsi="Arial" w:eastAsia="Arial"/>
+                <w:sz w:val="18"/>
+              </w:rPr>
+              <w:t>R/W</w:t>
+            </w:r>
+          </w:p>
+        </w:tc>
+        <w:tc>
+          <w:tcPr>
+            <w:tcW w:type="dxa" w:w="3360"/>
+            <w:vAlign w:val="center"/>
+          </w:tcPr>
+          <w:p>
+            <w:pPr>
+              <w:keepLines/>
+              <w:spacing w:after="0"/>
+            </w:pPr>
+            <w:r>
+              <w:rPr>
+                <w:rFonts w:ascii="Arial" w:hAnsi="Arial" w:eastAsia="Arial"/>
+                <w:sz w:val="18"/>
+              </w:rPr>
+            </w:r>
+            <w:r>
+              <w:rPr>
+                <w:rFonts w:ascii="Arial" w:hAnsi="Arial" w:eastAsia="Arial"/>
+                <w:sz w:val="18"/>
+              </w:rPr>
+              <w:t>สร้างหัวเอกสารและแก้ไข section หลัก</w:t>
+            </w:r>
+          </w:p>
+        </w:tc>
+      </w:tr>
+      <w:tr>
+        <w:trPr>
+          <w:cantSplit/>
+        </w:trPr>
+        <w:tc>
+          <w:tcPr>
+            <w:tcW w:type="dxa" w:w="3360"/>
+            <w:vAlign w:val="center"/>
+          </w:tcPr>
+          <w:p>
+            <w:pPr>
+              <w:keepLines/>
+              <w:spacing w:after="0"/>
+            </w:pPr>
+            <w:r>
+              <w:rPr>
+                <w:rFonts w:ascii="Arial" w:hAnsi="Arial" w:eastAsia="Arial"/>
+                <w:sz w:val="18"/>
+              </w:rPr>
+            </w:r>
+            <w:r>
+              <w:rPr>
+                <w:rFonts w:ascii="Arial" w:hAnsi="Arial" w:eastAsia="Arial"/>
+                <w:sz w:val="18"/>
+              </w:rPr>
+              <w:t>document_new_stores</w:t>
+            </w:r>
+          </w:p>
+        </w:tc>
+        <w:tc>
+          <w:tcPr>
+            <w:tcW w:type="dxa" w:w="3360"/>
+            <w:vAlign w:val="center"/>
+          </w:tcPr>
+          <w:p>
+            <w:pPr>
+              <w:keepLines/>
+              <w:spacing w:after="0"/>
+            </w:pPr>
+            <w:r>
+              <w:rPr>
+                <w:rFonts w:ascii="Arial" w:hAnsi="Arial" w:eastAsia="Arial"/>
+                <w:sz w:val="18"/>
+              </w:rPr>
+            </w:r>
+            <w:r>
+              <w:rPr>
+                <w:rFonts w:ascii="Arial" w:hAnsi="Arial" w:eastAsia="Arial"/>
+                <w:sz w:val="18"/>
+              </w:rPr>
+              <w:t>R/W</w:t>
+            </w:r>
+          </w:p>
+        </w:tc>
+        <w:tc>
+          <w:tcPr>
+            <w:tcW w:type="dxa" w:w="3360"/>
+            <w:vAlign w:val="center"/>
+          </w:tcPr>
+          <w:p>
+            <w:pPr>
+              <w:keepLines/>
+              <w:spacing w:after="0"/>
+            </w:pPr>
+            <w:r>
+              <w:rPr>
+                <w:rFonts w:ascii="Arial" w:hAnsi="Arial" w:eastAsia="Arial"/>
+                <w:sz w:val="18"/>
+              </w:rPr>
+            </w:r>
+            <w:r>
+              <w:rPr>
+                <w:rFonts w:ascii="Arial" w:hAnsi="Arial" w:eastAsia="Arial"/>
+                <w:sz w:val="18"/>
+              </w:rPr>
+              <w:t>ร้านเปิดใหม่และ % ชดเชย</w:t>
+            </w:r>
+          </w:p>
+        </w:tc>
+      </w:tr>
+      <w:tr>
+        <w:trPr>
+          <w:cantSplit/>
+        </w:trPr>
+        <w:tc>
+          <w:tcPr>
+            <w:tcW w:type="dxa" w:w="3360"/>
+            <w:vAlign w:val="center"/>
+          </w:tcPr>
+          <w:p>
+            <w:pPr>
+              <w:keepLines/>
+              <w:spacing w:after="0"/>
+            </w:pPr>
+            <w:r>
+              <w:rPr>
+                <w:rFonts w:ascii="Arial" w:hAnsi="Arial" w:eastAsia="Arial"/>
+                <w:sz w:val="18"/>
+              </w:rPr>
+            </w:r>
+            <w:r>
+              <w:rPr>
+                <w:rFonts w:ascii="Arial" w:hAnsi="Arial" w:eastAsia="Arial"/>
+                <w:sz w:val="18"/>
+              </w:rPr>
+              <w:t>document_competitors</w:t>
+            </w:r>
+          </w:p>
+        </w:tc>
+        <w:tc>
+          <w:tcPr>
+            <w:tcW w:type="dxa" w:w="3360"/>
+            <w:vAlign w:val="center"/>
+          </w:tcPr>
+          <w:p>
+            <w:pPr>
+              <w:keepLines/>
+              <w:spacing w:after="0"/>
+            </w:pPr>
+            <w:r>
+              <w:rPr>
+                <w:rFonts w:ascii="Arial" w:hAnsi="Arial" w:eastAsia="Arial"/>
+                <w:sz w:val="18"/>
+              </w:rPr>
+            </w:r>
+            <w:r>
+              <w:rPr>
+                <w:rFonts w:ascii="Arial" w:hAnsi="Arial" w:eastAsia="Arial"/>
+                <w:sz w:val="18"/>
+              </w:rPr>
+              <w:t>R/W</w:t>
+            </w:r>
+          </w:p>
+        </w:tc>
+        <w:tc>
+          <w:tcPr>
+            <w:tcW w:type="dxa" w:w="3360"/>
+            <w:vAlign w:val="center"/>
+          </w:tcPr>
+          <w:p>
+            <w:pPr>
+              <w:keepLines/>
+              <w:spacing w:after="0"/>
+            </w:pPr>
+            <w:r>
+              <w:rPr>
+                <w:rFonts w:ascii="Arial" w:hAnsi="Arial" w:eastAsia="Arial"/>
+                <w:sz w:val="18"/>
+              </w:rPr>
+            </w:r>
+            <w:r>
+              <w:rPr>
+                <w:rFonts w:ascii="Arial" w:hAnsi="Arial" w:eastAsia="Arial"/>
+                <w:sz w:val="18"/>
+              </w:rPr>
+              <w:t>ร้านคู่แข่งในเอกสาร</w:t>
+            </w:r>
+          </w:p>
+        </w:tc>
+      </w:tr>
+      <w:tr>
+        <w:trPr>
+          <w:cantSplit/>
+        </w:trPr>
+        <w:tc>
+          <w:tcPr>
+            <w:tcW w:type="dxa" w:w="3360"/>
+            <w:vAlign w:val="center"/>
+          </w:tcPr>
+          <w:p>
+            <w:pPr>
+              <w:keepLines/>
+              <w:spacing w:after="0"/>
+            </w:pPr>
+            <w:r>
+              <w:rPr>
+                <w:rFonts w:ascii="Arial" w:hAnsi="Arial" w:eastAsia="Arial"/>
+                <w:sz w:val="18"/>
+              </w:rPr>
+            </w:r>
+            <w:r>
+              <w:rPr>
+                <w:rFonts w:ascii="Arial" w:hAnsi="Arial" w:eastAsia="Arial"/>
+                <w:sz w:val="18"/>
+              </w:rPr>
+              <w:t>document_external_factors</w:t>
+            </w:r>
+          </w:p>
+        </w:tc>
+        <w:tc>
+          <w:tcPr>
+            <w:tcW w:type="dxa" w:w="3360"/>
+            <w:vAlign w:val="center"/>
+          </w:tcPr>
+          <w:p>
+            <w:pPr>
+              <w:keepLines/>
+              <w:spacing w:after="0"/>
+            </w:pPr>
+            <w:r>
+              <w:rPr>
+                <w:rFonts w:ascii="Arial" w:hAnsi="Arial" w:eastAsia="Arial"/>
+                <w:sz w:val="18"/>
+              </w:rPr>
+            </w:r>
+            <w:r>
+              <w:rPr>
+                <w:rFonts w:ascii="Arial" w:hAnsi="Arial" w:eastAsia="Arial"/>
+                <w:sz w:val="18"/>
+              </w:rPr>
+              <w:t>R/W</w:t>
+            </w:r>
+          </w:p>
+        </w:tc>
+        <w:tc>
+          <w:tcPr>
+            <w:tcW w:type="dxa" w:w="3360"/>
+            <w:vAlign w:val="center"/>
+          </w:tcPr>
+          <w:p>
+            <w:pPr>
+              <w:keepLines/>
+              <w:spacing w:after="0"/>
+            </w:pPr>
+            <w:r>
+              <w:rPr>
+                <w:rFonts w:ascii="Arial" w:hAnsi="Arial" w:eastAsia="Arial"/>
+                <w:sz w:val="18"/>
+              </w:rPr>
+            </w:r>
+            <w:r>
+              <w:rPr>
+                <w:rFonts w:ascii="Arial" w:hAnsi="Arial" w:eastAsia="Arial"/>
+                <w:sz w:val="18"/>
+              </w:rPr>
+              <w:t>ปัจจัยภายนอกในเอกสาร</w:t>
+            </w:r>
+          </w:p>
+        </w:tc>
+      </w:tr>
+      <w:tr>
+        <w:trPr>
+          <w:cantSplit/>
+        </w:trPr>
+        <w:tc>
+          <w:tcPr>
+            <w:tcW w:type="dxa" w:w="3360"/>
+            <w:vAlign w:val="center"/>
+          </w:tcPr>
+          <w:p>
+            <w:pPr>
+              <w:keepLines/>
+              <w:spacing w:after="0"/>
+            </w:pPr>
+            <w:r>
+              <w:rPr>
+                <w:rFonts w:ascii="Arial" w:hAnsi="Arial" w:eastAsia="Arial"/>
+                <w:sz w:val="18"/>
+              </w:rPr>
+            </w:r>
+            <w:r>
+              <w:rPr>
+                <w:rFonts w:ascii="Arial" w:hAnsi="Arial" w:eastAsia="Arial"/>
+                <w:sz w:val="18"/>
+              </w:rPr>
+              <w:t>workflow_transaction</w:t>
+            </w:r>
+          </w:p>
+        </w:tc>
+        <w:tc>
+          <w:tcPr>
+            <w:tcW w:type="dxa" w:w="3360"/>
+            <w:vAlign w:val="center"/>
+          </w:tcPr>
+          <w:p>
+            <w:pPr>
+              <w:keepLines/>
+              <w:spacing w:after="0"/>
+            </w:pPr>
+            <w:r>
+              <w:rPr>
+                <w:rFonts w:ascii="Arial" w:hAnsi="Arial" w:eastAsia="Arial"/>
+                <w:sz w:val="18"/>
+              </w:rPr>
+            </w:r>
+            <w:r>
+              <w:rPr>
+                <w:rFonts w:ascii="Arial" w:hAnsi="Arial" w:eastAsia="Arial"/>
+                <w:sz w:val="18"/>
+              </w:rPr>
+              <w:t>W</w:t>
+            </w:r>
+          </w:p>
+        </w:tc>
+        <w:tc>
+          <w:tcPr>
+            <w:tcW w:type="dxa" w:w="3360"/>
+            <w:vAlign w:val="center"/>
+          </w:tcPr>
+          <w:p>
+            <w:pPr>
+              <w:keepLines/>
+              <w:spacing w:after="0"/>
+            </w:pPr>
+            <w:r>
+              <w:rPr>
+                <w:rFonts w:ascii="Arial" w:hAnsi="Arial" w:eastAsia="Arial"/>
+                <w:sz w:val="18"/>
+              </w:rPr>
+            </w:r>
+            <w:r>
+              <w:rPr>
+                <w:rFonts w:ascii="Arial" w:hAnsi="Arial" w:eastAsia="Arial"/>
+                <w:sz w:val="18"/>
+              </w:rPr>
+              <w:t>ใช้ของระบบเดิม: workflow engine @srm/glb-workflow</w:t>
+            </w:r>
+          </w:p>
+        </w:tc>
+      </w:tr>
+      <w:tr>
+        <w:trPr>
+          <w:cantSplit/>
+        </w:trPr>
+        <w:tc>
+          <w:tcPr>
+            <w:tcW w:type="dxa" w:w="3360"/>
+            <w:vAlign w:val="center"/>
+          </w:tcPr>
+          <w:p>
+            <w:pPr>
+              <w:keepLines/>
+              <w:spacing w:after="0"/>
+            </w:pPr>
+            <w:r>
+              <w:rPr>
+                <w:rFonts w:ascii="Arial" w:hAnsi="Arial" w:eastAsia="Arial"/>
+                <w:sz w:val="18"/>
+              </w:rPr>
+            </w:r>
+            <w:r>
+              <w:rPr>
+                <w:rFonts w:ascii="Arial" w:hAnsi="Arial" w:eastAsia="Arial"/>
+                <w:sz w:val="18"/>
+              </w:rPr>
+              <w:t>workflow_approver</w:t>
+            </w:r>
+          </w:p>
+        </w:tc>
+        <w:tc>
+          <w:tcPr>
+            <w:tcW w:type="dxa" w:w="3360"/>
+            <w:vAlign w:val="center"/>
+          </w:tcPr>
+          <w:p>
+            <w:pPr>
+              <w:keepLines/>
+              <w:spacing w:after="0"/>
+            </w:pPr>
+            <w:r>
+              <w:rPr>
+                <w:rFonts w:ascii="Arial" w:hAnsi="Arial" w:eastAsia="Arial"/>
+                <w:sz w:val="18"/>
+              </w:rPr>
+            </w:r>
+            <w:r>
+              <w:rPr>
+                <w:rFonts w:ascii="Arial" w:hAnsi="Arial" w:eastAsia="Arial"/>
+                <w:sz w:val="18"/>
+              </w:rPr>
+              <w:t>W</w:t>
+            </w:r>
+          </w:p>
+        </w:tc>
+        <w:tc>
+          <w:tcPr>
+            <w:tcW w:type="dxa" w:w="3360"/>
+            <w:vAlign w:val="center"/>
+          </w:tcPr>
+          <w:p>
+            <w:pPr>
+              <w:keepLines/>
+              <w:spacing w:after="0"/>
+            </w:pPr>
+            <w:r>
+              <w:rPr>
+                <w:rFonts w:ascii="Arial" w:hAnsi="Arial" w:eastAsia="Arial"/>
+                <w:sz w:val="18"/>
+              </w:rPr>
+            </w:r>
+            <w:r>
+              <w:rPr>
+                <w:rFonts w:ascii="Arial" w:hAnsi="Arial" w:eastAsia="Arial"/>
+                <w:sz w:val="18"/>
+              </w:rPr>
+              <w:t>ใช้ของระบบเดิม: workflow engine @srm/glb-workflow</w:t>
+            </w:r>
+          </w:p>
+        </w:tc>
+      </w:tr>
+    </w:tbl>
+    <w:p/>
+    <w:p>
+      <w:pPr>
+        <w:pStyle w:val="Heading3"/>
+        <w:keepNext/>
+        <w:keepLines/>
+        <w:pageBreakBefore w:val="0"/>
+      </w:pPr>
+      <w:r>
+        <w:t>10.2 SQL จริงต่อ Endpoint</w:t>
+      </w:r>
+    </w:p>
+    <w:p>
+      <w:pPr>
+        <w:keepNext w:val="0"/>
+      </w:pPr>
+      <w:r>
+        <w:rPr>
+          <w:b/>
+        </w:rPr>
+        <w:t>POST /api/v1/documents</w:t>
+      </w:r>
+      <w:r>
+        <w:t xml:space="preserve"> — Create document API</w:t>
+      </w:r>
+    </w:p>
+    <w:p>
+      <w:pPr>
+        <w:keepLines w:val="0"/>
+        <w:ind w:left="288"/>
+      </w:pPr>
+      <w:r>
+        <w:rPr>
+          <w:rFonts w:ascii="Courier New" w:hAnsi="Courier New"/>
+          <w:sz w:val="16"/>
+        </w:rPr>
+        <w:t>-- ⚠️ SQL นี้ใช้ named parameter (:name) แต่ `dataSource.query()` ของ store-backend</w:t>
+        <w:br/>
+        <w:t>--    รับเฉพาะ positional $1..$n — ต้องแปลงเป็นลำดับ หรือรันผ่าน QueryBuilder</w:t>
+        <w:br/>
+        <w:t>-- กันซ้ำเฉพาะเอกสาร active (SDD GI): เอกสารเดิมที่จบด้วยหยุดชดเชย/เห็นควรไม่ชดเชย เปิดเรื่องใหม่ได้</w:t>
+        <w:br/>
+        <w:t>SELECT 1 FROM compensation_documents</w:t>
+        <w:br/>
+        <w:t>WHERE impact_process_id = :impactProcessId AND status_code &lt;&gt; :statusDone;</w:t>
+        <w:br/>
+        <w:br/>
+        <w:t>-- ออกเลขที่ YYYY/xxxxx (running ต่อปี) แล้วสร้างเอกสาร + เปิด workflow งานแรก (Section 06)</w:t>
+        <w:br/>
+        <w:t>INSERT INTO compensation_documents (doc_no, year, running_no, impact_process_id, impacted_store_code, impact_month, status_code, current_section_code, created_by)</w:t>
+        <w:br/>
+        <w:t>VALUES (:docNo, :year, :runningNo, :impactProcessId, :storeCode, :month, :statusInit, :section06, :empId);</w:t>
+        <w:br/>
+        <w:t>-- ⚠️ ไม่ INSERT ตาราง workflow เอง — เรียก @srm/glb-workflow (schema sps_store) ให้ library เขียนให้</w:t>
+        <w:br/>
+        <w:t>--    initialize(versionId=:sbpgiVersionId, referenceId=:referenceId, userId=:empId)</w:t>
+        <w:br/>
+        <w:t>--    addPreparedApprover(versionId, referenceId, stateId=:section06, approver, seq=1)</w:t>
+        <w:br/>
+        <w:t>--    library เขียน sps_store.workflow_transaction / workflow_approver / workflow_history ให้เอง</w:t>
+        <w:br/>
+        <w:t>-- ⚠️ ชื่อ function ยังไม่ยืนยัน (3 ชุดขัดกัน) · referenceId = doc_no หรือ surrogate id ยังไม่ตัดสิน (DP-1)</w:t>
+        <w:br/>
+        <w:t>-- ⚠️ sps_store.workflow_transaction ไม่มี PK/index → กันซ้ำต้องทำที่ application (DP-2)</w:t>
+        <w:br/>
+        <w:t>--    ดู SBPGI vs existing system หัวข้อ 4</w:t>
+      </w:r>
+    </w:p>
+    <w:p>
+      <w:r>
+        <w:rPr>
+          <w:b/>
+        </w:rPr>
+        <w:t>PUT /api/v1/documents/{docNo}</w:t>
+      </w:r>
+      <w:r>
+        <w:t xml:space="preserve"> — Update document partial sections</w:t>
+      </w:r>
+    </w:p>
+    <w:p>
+      <w:pPr>
+        <w:keepLines w:val="0"/>
+        <w:ind w:left="288"/>
+      </w:pPr>
+      <w:r>
+        <w:rPr>
+          <w:rFonts w:ascii="Courier New" w:hAnsi="Courier New"/>
+          <w:sz w:val="16"/>
+        </w:rPr>
+        <w:t>-- ⚠️ SQL นี้ใช้ named parameter (:name) แต่ `dataSource.query()` ของ store-backend</w:t>
+        <w:br/>
+        <w:t>--    รับเฉพาะ positional $1..$n — ต้องแปลงเป็นลำดับ หรือรันผ่าน QueryBuilder</w:t>
+        <w:br/>
+        <w:t>-- ตรวจสิทธิ์ตาม role + current_section ก่อน · %ชดเชยร้านใหม่รวมกันต้อง = 100% (ไม่งั้น 422)</w:t>
+        <w:br/>
+        <w:t>-- optimistic concurrency: mutation ทุกชุดต้องส่ง versionNo ล่าสุด; ไม่ตรงคืน 409 STALE_VERSION</w:t>
+        <w:br/>
+        <w:t>UPDATE compensation_documents SET version_no = version_no + 1, updated_at = :now, updated_by = :empId</w:t>
+        <w:br/>
+        <w:t>WHERE doc_no = :docNo AND version_no = :versionNo;</w:t>
+        <w:br/>
+        <w:t>UPDATE document_new_stores       SET compensate_percent = :pct, compensate_amount = :amount</w:t>
+        <w:br/>
+        <w:t>WHERE new_store_code = :newStoreCode AND doc_no = :docNo;</w:t>
+        <w:br/>
+        <w:t>UPDATE document_competitors      SET impact_date = :date         WHERE id = :competitorId AND doc_no = :docNo;</w:t>
+        <w:br/>
+        <w:t>UPDATE document_external_factors SET date_from = :from, date_to = :to WHERE id = :factorId AND doc_no = :docNo;</w:t>
+        <w:br/>
+        <w:br/>
+        <w:t>-- ลบรายการที่ผู้ใช้เอาออก (ปุ่ม "ลบที่เลือก" ส่งอาร์เรย์ชุดใหม่มาแทนทั้งชุด)</w:t>
+        <w:br/>
+        <w:t>DELETE FROM document_competitors      WHERE doc_no = :docNo AND id NOT IN (:keepCompetitorIds);</w:t>
+        <w:br/>
+        <w:t>DELETE FROM document_external_factors WHERE doc_no = :docNo AND id NOT IN (:keepFactorIds);</w:t>
+      </w:r>
+    </w:p>
+    <w:p>
+      <w:pPr>
+        <w:pStyle w:val="Heading3"/>
+        <w:keepNext/>
+        <w:keepLines/>
+        <w:pageBreakBefore w:val="0"/>
+      </w:pPr>
+      <w:r>
+        <w:t>10.3 Index / Constraint ที่ควรมี (ข้อเสนอ)</w:t>
+      </w:r>
+    </w:p>
+    <w:tbl>
+      <w:tblPr>
+        <w:tblStyle w:val="TableGrid"/>
+        <w:tblW w:type="auto" w:w="0"/>
+        <w:jc w:val="center"/>
+        <w:tblLook w:firstColumn="1" w:firstRow="1" w:lastColumn="0" w:lastRow="0" w:noHBand="0" w:noVBand="1" w:val="04A0"/>
+      </w:tblPr>
+      <w:tblGrid>
+        <w:gridCol w:w="3360"/>
+        <w:gridCol w:w="3360"/>
+        <w:gridCol w:w="3360"/>
+      </w:tblGrid>
+      <w:tr>
+        <w:trPr>
+          <w:cantSplit/>
+        </w:trPr>
+        <w:tc>
+          <w:tcPr>
+            <w:tcW w:type="dxa" w:w="3360"/>
+            <w:vAlign w:val="center"/>
+            <w:shd w:fill="E8EEF5"/>
+          </w:tcPr>
+          <w:p>
+            <w:pPr>
+              <w:keepLines/>
+              <w:spacing w:after="0"/>
+            </w:pPr>
+            <w:r/>
+            <w:r>
+              <w:rPr>
+                <w:rFonts w:ascii="Arial" w:hAnsi="Arial" w:eastAsia="Arial"/>
+                <w:b/>
+                <w:sz w:val="18"/>
+              </w:rPr>
+              <w:t>Table</w:t>
+            </w:r>
+          </w:p>
+        </w:tc>
+        <w:tc>
+          <w:tcPr>
+            <w:tcW w:type="dxa" w:w="3360"/>
+            <w:vAlign w:val="center"/>
+            <w:shd w:fill="E8EEF5"/>
+          </w:tcPr>
+          <w:p>
+            <w:pPr>
+              <w:keepLines/>
+              <w:spacing w:after="0"/>
+            </w:pPr>
+            <w:r/>
+            <w:r>
+              <w:rPr>
+                <w:rFonts w:ascii="Arial" w:hAnsi="Arial" w:eastAsia="Arial"/>
+                <w:b/>
+                <w:sz w:val="18"/>
+              </w:rPr>
+              <w:t>DDL ที่เสนอ</w:t>
+            </w:r>
+          </w:p>
+        </w:tc>
+        <w:tc>
+          <w:tcPr>
+            <w:tcW w:type="dxa" w:w="3360"/>
+            <w:vAlign w:val="center"/>
+            <w:shd w:fill="E8EEF5"/>
+          </w:tcPr>
+          <w:p>
+            <w:pPr>
+              <w:keepLines/>
+              <w:spacing w:after="0"/>
+            </w:pPr>
+            <w:r/>
+            <w:r>
+              <w:rPr>
+                <w:rFonts w:ascii="Arial" w:hAnsi="Arial" w:eastAsia="Arial"/>
+                <w:b/>
+                <w:sz w:val="18"/>
+              </w:rPr>
+              <w:t>ที่มา / หมายเหตุ</w:t>
+            </w:r>
+          </w:p>
+        </w:tc>
+      </w:tr>
+      <w:tr>
+        <w:trPr>
+          <w:cantSplit/>
+        </w:trPr>
+        <w:tc>
+          <w:tcPr>
+            <w:tcW w:type="dxa" w:w="3360"/>
+            <w:vAlign w:val="center"/>
+          </w:tcPr>
+          <w:p>
+            <w:pPr>
+              <w:keepLines/>
+              <w:spacing w:after="0"/>
+            </w:pPr>
+            <w:r>
+              <w:rPr>
+                <w:rFonts w:ascii="Arial" w:hAnsi="Arial" w:eastAsia="Arial"/>
+                <w:sz w:val="18"/>
+              </w:rPr>
+            </w:r>
+            <w:r>
+              <w:rPr>
+                <w:rFonts w:ascii="Arial" w:hAnsi="Arial" w:eastAsia="Arial"/>
+                <w:sz w:val="18"/>
+              </w:rPr>
+              <w:t>compensation_documents</w:t>
+            </w:r>
+          </w:p>
+        </w:tc>
+        <w:tc>
+          <w:tcPr>
+            <w:tcW w:type="dxa" w:w="3360"/>
+            <w:vAlign w:val="center"/>
+          </w:tcPr>
+          <w:p>
+            <w:pPr>
+              <w:keepLines/>
+              <w:spacing w:after="0"/>
+            </w:pPr>
+            <w:r>
+              <w:rPr>
+                <w:rFonts w:ascii="Arial" w:hAnsi="Arial" w:eastAsia="Arial"/>
+                <w:sz w:val="18"/>
+              </w:rPr>
+            </w:r>
+            <w:r>
+              <w:rPr>
+                <w:rFonts w:ascii="Arial" w:hAnsi="Arial" w:eastAsia="Arial"/>
+                <w:sz w:val="18"/>
+              </w:rPr>
+              <w:t>CREATE UNIQUE INDEX uk_compensation_documents_business ON compensation_documents (impacted_store_code, account_year, account_month, round_no);</w:t>
+            </w:r>
+          </w:p>
+        </w:tc>
+        <w:tc>
+          <w:tcPr>
+            <w:tcW w:type="dxa" w:w="3360"/>
+            <w:vAlign w:val="center"/>
+          </w:tcPr>
+          <w:p>
+            <w:pPr>
+              <w:keepLines/>
+              <w:spacing w:after="0"/>
+            </w:pPr>
+            <w:r>
+              <w:rPr>
+                <w:rFonts w:ascii="Arial" w:hAnsi="Arial" w:eastAsia="Arial"/>
+                <w:sz w:val="18"/>
+              </w:rPr>
+            </w:r>
+            <w:r>
+              <w:rPr>
+                <w:rFonts w:ascii="Arial" w:hAnsi="Arial" w:eastAsia="Arial"/>
+                <w:sz w:val="18"/>
+              </w:rPr>
+              <w:t>ข้อเสนอ — อนุมานจากเงื่อนไข query ที่เอกสารนี้ระบุ ต้องยืนยันกับ DBA ก่อนใช้จริง</w:t>
+            </w:r>
+          </w:p>
+        </w:tc>
+      </w:tr>
+      <w:tr>
+        <w:trPr>
+          <w:cantSplit/>
+        </w:trPr>
+        <w:tc>
+          <w:tcPr>
+            <w:tcW w:type="dxa" w:w="3360"/>
+            <w:vAlign w:val="center"/>
+          </w:tcPr>
+          <w:p>
+            <w:pPr>
+              <w:keepLines/>
+              <w:spacing w:after="0"/>
+            </w:pPr>
+            <w:r>
+              <w:rPr>
+                <w:rFonts w:ascii="Arial" w:hAnsi="Arial" w:eastAsia="Arial"/>
+                <w:sz w:val="18"/>
+              </w:rPr>
+            </w:r>
+            <w:r>
+              <w:rPr>
+                <w:rFonts w:ascii="Arial" w:hAnsi="Arial" w:eastAsia="Arial"/>
+                <w:sz w:val="18"/>
+              </w:rPr>
+              <w:t>document_new_stores</w:t>
+            </w:r>
+          </w:p>
+        </w:tc>
+        <w:tc>
+          <w:tcPr>
+            <w:tcW w:type="dxa" w:w="3360"/>
+            <w:vAlign w:val="center"/>
+          </w:tcPr>
+          <w:p>
+            <w:pPr>
+              <w:keepLines/>
+              <w:spacing w:after="0"/>
+            </w:pPr>
+            <w:r>
+              <w:rPr>
+                <w:rFonts w:ascii="Arial" w:hAnsi="Arial" w:eastAsia="Arial"/>
+                <w:sz w:val="18"/>
+              </w:rPr>
+            </w:r>
+            <w:r>
+              <w:rPr>
+                <w:rFonts w:ascii="Arial" w:hAnsi="Arial" w:eastAsia="Arial"/>
+                <w:sz w:val="18"/>
+              </w:rPr>
+              <w:t>CREATE INDEX idx_document_new_stores_doc_no ON document_new_stores (doc_no);</w:t>
+            </w:r>
+          </w:p>
+        </w:tc>
+        <w:tc>
+          <w:tcPr>
+            <w:tcW w:type="dxa" w:w="3360"/>
+            <w:vAlign w:val="center"/>
+          </w:tcPr>
+          <w:p>
+            <w:pPr>
+              <w:keepLines/>
+              <w:spacing w:after="0"/>
+            </w:pPr>
+            <w:r>
+              <w:rPr>
+                <w:rFonts w:ascii="Arial" w:hAnsi="Arial" w:eastAsia="Arial"/>
+                <w:sz w:val="18"/>
+              </w:rPr>
+            </w:r>
+            <w:r>
+              <w:rPr>
+                <w:rFonts w:ascii="Arial" w:hAnsi="Arial" w:eastAsia="Arial"/>
+                <w:sz w:val="18"/>
+              </w:rPr>
+              <w:t>ข้อเสนอ — อนุมานจากเงื่อนไข query ที่เอกสารนี้ระบุ ต้องยืนยันกับ DBA ก่อนใช้จริง</w:t>
+            </w:r>
+          </w:p>
+        </w:tc>
+      </w:tr>
+      <w:tr>
+        <w:trPr>
+          <w:cantSplit/>
+        </w:trPr>
+        <w:tc>
+          <w:tcPr>
+            <w:tcW w:type="dxa" w:w="3360"/>
+            <w:vAlign w:val="center"/>
+          </w:tcPr>
+          <w:p>
+            <w:pPr>
+              <w:keepLines/>
+              <w:spacing w:after="0"/>
+            </w:pPr>
+            <w:r>
+              <w:rPr>
+                <w:rFonts w:ascii="Arial" w:hAnsi="Arial" w:eastAsia="Arial"/>
+                <w:sz w:val="18"/>
+              </w:rPr>
+            </w:r>
+            <w:r>
+              <w:rPr>
+                <w:rFonts w:ascii="Arial" w:hAnsi="Arial" w:eastAsia="Arial"/>
+                <w:sz w:val="18"/>
+              </w:rPr>
+              <w:t>document_competitors</w:t>
+            </w:r>
+          </w:p>
+        </w:tc>
+        <w:tc>
+          <w:tcPr>
+            <w:tcW w:type="dxa" w:w="3360"/>
+            <w:vAlign w:val="center"/>
+          </w:tcPr>
+          <w:p>
+            <w:pPr>
+              <w:keepLines/>
+              <w:spacing w:after="0"/>
+            </w:pPr>
+            <w:r>
+              <w:rPr>
+                <w:rFonts w:ascii="Arial" w:hAnsi="Arial" w:eastAsia="Arial"/>
+                <w:sz w:val="18"/>
+              </w:rPr>
+            </w:r>
+            <w:r>
+              <w:rPr>
+                <w:rFonts w:ascii="Arial" w:hAnsi="Arial" w:eastAsia="Arial"/>
+                <w:sz w:val="18"/>
+              </w:rPr>
+              <w:t>CREATE INDEX idx_document_competitors_doc_no ON document_competitors (doc_no, source_system);</w:t>
+            </w:r>
+          </w:p>
+        </w:tc>
+        <w:tc>
+          <w:tcPr>
+            <w:tcW w:type="dxa" w:w="3360"/>
+            <w:vAlign w:val="center"/>
+          </w:tcPr>
+          <w:p>
+            <w:pPr>
+              <w:keepLines/>
+              <w:spacing w:after="0"/>
+            </w:pPr>
+            <w:r>
+              <w:rPr>
+                <w:rFonts w:ascii="Arial" w:hAnsi="Arial" w:eastAsia="Arial"/>
+                <w:sz w:val="18"/>
+              </w:rPr>
+            </w:r>
+            <w:r>
+              <w:rPr>
+                <w:rFonts w:ascii="Arial" w:hAnsi="Arial" w:eastAsia="Arial"/>
+                <w:sz w:val="18"/>
+              </w:rPr>
+              <w:t>ข้อเสนอ — อนุมานจากเงื่อนไข query ที่เอกสารนี้ระบุ ต้องยืนยันกับ DBA ก่อนใช้จริง</w:t>
+            </w:r>
+          </w:p>
+        </w:tc>
+      </w:tr>
+      <w:tr>
+        <w:trPr>
+          <w:cantSplit/>
+        </w:trPr>
+        <w:tc>
+          <w:tcPr>
+            <w:tcW w:type="dxa" w:w="3360"/>
+            <w:vAlign w:val="center"/>
+          </w:tcPr>
+          <w:p>
+            <w:pPr>
+              <w:keepLines/>
+              <w:spacing w:after="0"/>
+            </w:pPr>
+            <w:r>
+              <w:rPr>
+                <w:rFonts w:ascii="Arial" w:hAnsi="Arial" w:eastAsia="Arial"/>
+                <w:sz w:val="18"/>
+              </w:rPr>
+            </w:r>
+            <w:r>
+              <w:rPr>
+                <w:rFonts w:ascii="Arial" w:hAnsi="Arial" w:eastAsia="Arial"/>
+                <w:sz w:val="18"/>
+              </w:rPr>
+              <w:t>document_external_factors</w:t>
+            </w:r>
+          </w:p>
+        </w:tc>
+        <w:tc>
+          <w:tcPr>
+            <w:tcW w:type="dxa" w:w="3360"/>
+            <w:vAlign w:val="center"/>
+          </w:tcPr>
+          <w:p>
+            <w:pPr>
+              <w:keepLines/>
+              <w:spacing w:after="0"/>
+            </w:pPr>
+            <w:r>
+              <w:rPr>
+                <w:rFonts w:ascii="Arial" w:hAnsi="Arial" w:eastAsia="Arial"/>
+                <w:sz w:val="18"/>
+              </w:rPr>
+            </w:r>
+            <w:r>
+              <w:rPr>
+                <w:rFonts w:ascii="Arial" w:hAnsi="Arial" w:eastAsia="Arial"/>
+                <w:sz w:val="18"/>
+              </w:rPr>
+              <w:t>CREATE INDEX idx_document_external_factors_doc_no ON document_external_factors (doc_no);</w:t>
+            </w:r>
+          </w:p>
+        </w:tc>
+        <w:tc>
+          <w:tcPr>
+            <w:tcW w:type="dxa" w:w="3360"/>
+            <w:vAlign w:val="center"/>
+          </w:tcPr>
+          <w:p>
+            <w:pPr>
+              <w:keepLines/>
+              <w:spacing w:after="0"/>
+            </w:pPr>
+            <w:r>
+              <w:rPr>
+                <w:rFonts w:ascii="Arial" w:hAnsi="Arial" w:eastAsia="Arial"/>
+                <w:sz w:val="18"/>
+              </w:rPr>
+            </w:r>
+            <w:r>
+              <w:rPr>
+                <w:rFonts w:ascii="Arial" w:hAnsi="Arial" w:eastAsia="Arial"/>
+                <w:sz w:val="18"/>
+              </w:rPr>
+              <w:t>ข้อเสนอ — อนุมานจากเงื่อนไข query ที่เอกสารนี้ระบุ ต้องยืนยันกับ DBA ก่อนใช้จริง</w:t>
+            </w:r>
+          </w:p>
+        </w:tc>
+      </w:tr>
+    </w:tbl>
+    <w:p/>
+    <w:p>
+      <w:r>
+        <w:t xml:space="preserve">ทั้งหมดเป็น </w:t>
+      </w:r>
+      <w:r>
+        <w:rPr>
+          <w:b/>
+        </w:rPr>
+        <w:t>ข้อเสนอ</w:t>
+      </w:r>
+      <w:r>
+        <w:t xml:space="preserve"> ไม่ใช่ข้อกำหนดจาก ข้อกำหนดทางธุรกิจ — ให้ตรวจกับ </w:t>
+      </w:r>
+      <w:r>
+        <w:rPr>
+          <w:rFonts w:ascii="Courier New" w:hAnsi="Courier New"/>
+        </w:rPr>
+        <w:t>EXPLAIN ANALYZE</w:t>
+      </w:r>
+      <w:r>
+        <w:t xml:space="preserve"> บนข้อมูลจริง และรวมเข้าไฟล์ </w:t>
+      </w:r>
+      <w:r>
+        <w:rPr>
+          <w:rFonts w:ascii="Courier New" w:hAnsi="Courier New"/>
+        </w:rPr>
+        <w:t>sql/deploy-sbpgi-*.sql</w:t>
+      </w:r>
+      <w:r>
+        <w:t xml:space="preserve"> แบบ idempotent (</w:t>
+      </w:r>
+      <w:r>
+        <w:rPr>
+          <w:rFonts w:ascii="Courier New" w:hAnsi="Courier New"/>
+        </w:rPr>
+        <w:t>CREATE INDEX IF NOT EXISTS</w:t>
+      </w:r>
+      <w:r>
+        <w:t>) ตาม pattern ที่ทีมใช้อยู่</w:t>
+      </w:r>
+    </w:p>
+    <w:p>
+      <w:pPr>
+        <w:pStyle w:val="Heading1"/>
+        <w:keepNext/>
+        <w:keepLines/>
+        <w:pageBreakBefore w:val="0"/>
+      </w:pPr>
+      <w:r>
+        <w:t>11. Processing Flow</w:t>
+      </w:r>
+    </w:p>
+    <w:tbl>
+      <w:tblPr>
+        <w:tblStyle w:val="TableGrid"/>
+        <w:tblW w:type="auto" w:w="0"/>
+        <w:jc w:val="center"/>
+        <w:tblLook w:firstColumn="1" w:firstRow="1" w:lastColumn="0" w:lastRow="0" w:noHBand="0" w:noVBand="1" w:val="04A0"/>
+      </w:tblPr>
+      <w:tblGrid>
+        <w:gridCol w:w="5040"/>
+        <w:gridCol w:w="5040"/>
+      </w:tblGrid>
+      <w:tr>
+        <w:trPr>
+          <w:cantSplit/>
+        </w:trPr>
+        <w:tc>
+          <w:tcPr>
+            <w:tcW w:type="dxa" w:w="5040"/>
+            <w:vAlign w:val="center"/>
+            <w:shd w:fill="E8EEF5"/>
+          </w:tcPr>
+          <w:p>
+            <w:pPr>
+              <w:keepLines/>
+              <w:spacing w:after="0"/>
+            </w:pPr>
+            <w:r/>
+            <w:r>
+              <w:rPr>
+                <w:rFonts w:ascii="Arial" w:hAnsi="Arial" w:eastAsia="Arial"/>
+                <w:b/>
+                <w:sz w:val="18"/>
+              </w:rPr>
+              <w:t>Step</w:t>
+            </w:r>
+          </w:p>
+        </w:tc>
+        <w:tc>
+          <w:tcPr>
+            <w:tcW w:type="dxa" w:w="5040"/>
+            <w:vAlign w:val="center"/>
+            <w:shd w:fill="E8EEF5"/>
+          </w:tcPr>
+          <w:p>
+            <w:pPr>
+              <w:keepLines/>
+              <w:spacing w:after="0"/>
+            </w:pPr>
+            <w:r/>
+            <w:r>
+              <w:rPr>
+                <w:rFonts w:ascii="Arial" w:hAnsi="Arial" w:eastAsia="Arial"/>
+                <w:b/>
+                <w:sz w:val="18"/>
+              </w:rPr>
+              <w:t>Description</w:t>
+            </w:r>
+          </w:p>
+        </w:tc>
+      </w:tr>
+      <w:tr>
+        <w:trPr>
+          <w:cantSplit/>
+        </w:trPr>
+        <w:tc>
+          <w:tcPr>
+            <w:tcW w:type="dxa" w:w="5040"/>
+            <w:vAlign w:val="center"/>
+          </w:tcPr>
+          <w:p>
+            <w:pPr>
+              <w:keepLines/>
+              <w:spacing w:after="0"/>
+            </w:pPr>
+            <w:r>
+              <w:rPr>
+                <w:rFonts w:ascii="Arial" w:hAnsi="Arial" w:eastAsia="Arial"/>
+                <w:sz w:val="18"/>
+              </w:rPr>
+            </w:r>
+            <w:r>
+              <w:rPr>
+                <w:rFonts w:ascii="Arial" w:hAnsi="Arial" w:eastAsia="Arial"/>
+                <w:sz w:val="18"/>
+              </w:rPr>
+              <w:t>1</w:t>
+            </w:r>
+          </w:p>
+        </w:tc>
+        <w:tc>
+          <w:tcPr>
+            <w:tcW w:type="dxa" w:w="5040"/>
+            <w:vAlign w:val="center"/>
+          </w:tcPr>
+          <w:p>
+            <w:pPr>
+              <w:keepLines/>
+              <w:spacing w:after="0"/>
+            </w:pPr>
+            <w:r>
+              <w:rPr>
+                <w:rFonts w:ascii="Arial" w:hAnsi="Arial" w:eastAsia="Arial"/>
+                <w:sz w:val="18"/>
+              </w:rPr>
+            </w:r>
+            <w:r>
+              <w:rPr>
+                <w:rFonts w:ascii="Arial" w:hAnsi="Arial" w:eastAsia="Arial"/>
+                <w:sz w:val="18"/>
+              </w:rPr>
+              <w:t>Validate required fields</w:t>
+            </w:r>
+          </w:p>
+        </w:tc>
+      </w:tr>
+      <w:tr>
+        <w:trPr>
+          <w:cantSplit/>
+        </w:trPr>
+        <w:tc>
+          <w:tcPr>
+            <w:tcW w:type="dxa" w:w="5040"/>
+            <w:vAlign w:val="center"/>
+          </w:tcPr>
+          <w:p>
+            <w:pPr>
+              <w:keepLines/>
+              <w:spacing w:after="0"/>
+            </w:pPr>
+            <w:r>
+              <w:rPr>
+                <w:rFonts w:ascii="Arial" w:hAnsi="Arial" w:eastAsia="Arial"/>
+                <w:sz w:val="18"/>
+              </w:rPr>
+            </w:r>
+            <w:r>
+              <w:rPr>
+                <w:rFonts w:ascii="Arial" w:hAnsi="Arial" w:eastAsia="Arial"/>
+                <w:sz w:val="18"/>
+              </w:rPr>
+              <w:t>2</w:t>
+            </w:r>
+          </w:p>
+        </w:tc>
+        <w:tc>
+          <w:tcPr>
+            <w:tcW w:type="dxa" w:w="5040"/>
+            <w:vAlign w:val="center"/>
+          </w:tcPr>
+          <w:p>
+            <w:pPr>
+              <w:keepLines/>
+              <w:spacing w:after="0"/>
+            </w:pPr>
+            <w:r>
+              <w:rPr>
+                <w:rFonts w:ascii="Arial" w:hAnsi="Arial" w:eastAsia="Arial"/>
+                <w:sz w:val="18"/>
+              </w:rPr>
+            </w:r>
+            <w:r>
+              <w:rPr>
+                <w:rFonts w:ascii="Arial" w:hAnsi="Arial" w:eastAsia="Arial"/>
+                <w:sz w:val="18"/>
+              </w:rPr>
+              <w:t>Check duplicate store/month</w:t>
+            </w:r>
+          </w:p>
+        </w:tc>
+      </w:tr>
+      <w:tr>
+        <w:trPr>
+          <w:cantSplit/>
+        </w:trPr>
+        <w:tc>
+          <w:tcPr>
+            <w:tcW w:type="dxa" w:w="5040"/>
+            <w:vAlign w:val="center"/>
+          </w:tcPr>
+          <w:p>
+            <w:pPr>
+              <w:keepLines/>
+              <w:spacing w:after="0"/>
+            </w:pPr>
+            <w:r>
+              <w:rPr>
+                <w:rFonts w:ascii="Arial" w:hAnsi="Arial" w:eastAsia="Arial"/>
+                <w:sz w:val="18"/>
+              </w:rPr>
+            </w:r>
+            <w:r>
+              <w:rPr>
+                <w:rFonts w:ascii="Arial" w:hAnsi="Arial" w:eastAsia="Arial"/>
+                <w:sz w:val="18"/>
+              </w:rPr>
+              <w:t>3</w:t>
+            </w:r>
+          </w:p>
+        </w:tc>
+        <w:tc>
+          <w:tcPr>
+            <w:tcW w:type="dxa" w:w="5040"/>
+            <w:vAlign w:val="center"/>
+          </w:tcPr>
+          <w:p>
+            <w:pPr>
+              <w:keepLines/>
+              <w:spacing w:after="0"/>
+            </w:pPr>
+            <w:r>
+              <w:rPr>
+                <w:rFonts w:ascii="Arial" w:hAnsi="Arial" w:eastAsia="Arial"/>
+                <w:sz w:val="18"/>
+              </w:rPr>
+            </w:r>
+            <w:r>
+              <w:rPr>
+                <w:rFonts w:ascii="Arial" w:hAnsi="Arial" w:eastAsia="Arial"/>
+                <w:sz w:val="18"/>
+              </w:rPr>
+              <w:t>Generate docNo</w:t>
+            </w:r>
+          </w:p>
+        </w:tc>
+      </w:tr>
+      <w:tr>
+        <w:trPr>
+          <w:cantSplit/>
+        </w:trPr>
+        <w:tc>
+          <w:tcPr>
+            <w:tcW w:type="dxa" w:w="5040"/>
+            <w:vAlign w:val="center"/>
+          </w:tcPr>
+          <w:p>
+            <w:pPr>
+              <w:keepLines/>
+              <w:spacing w:after="0"/>
+            </w:pPr>
+            <w:r>
+              <w:rPr>
+                <w:rFonts w:ascii="Arial" w:hAnsi="Arial" w:eastAsia="Arial"/>
+                <w:sz w:val="18"/>
+              </w:rPr>
+            </w:r>
+            <w:r>
+              <w:rPr>
+                <w:rFonts w:ascii="Arial" w:hAnsi="Arial" w:eastAsia="Arial"/>
+                <w:sz w:val="18"/>
+              </w:rPr>
+              <w:t>4</w:t>
+            </w:r>
+          </w:p>
+        </w:tc>
+        <w:tc>
+          <w:tcPr>
+            <w:tcW w:type="dxa" w:w="5040"/>
+            <w:vAlign w:val="center"/>
+          </w:tcPr>
+          <w:p>
+            <w:pPr>
+              <w:keepLines/>
+              <w:spacing w:after="0"/>
+            </w:pPr>
+            <w:r>
+              <w:rPr>
+                <w:rFonts w:ascii="Arial" w:hAnsi="Arial" w:eastAsia="Arial"/>
+                <w:sz w:val="18"/>
+              </w:rPr>
+            </w:r>
+            <w:r>
+              <w:rPr>
+                <w:rFonts w:ascii="Arial" w:hAnsi="Arial" w:eastAsia="Arial"/>
+                <w:sz w:val="18"/>
+              </w:rPr>
+              <w:t>Insert compensation_documents</w:t>
+            </w:r>
+          </w:p>
+        </w:tc>
+      </w:tr>
+      <w:tr>
+        <w:trPr>
+          <w:cantSplit/>
+        </w:trPr>
+        <w:tc>
+          <w:tcPr>
+            <w:tcW w:type="dxa" w:w="5040"/>
+            <w:vAlign w:val="center"/>
+          </w:tcPr>
+          <w:p>
+            <w:pPr>
+              <w:keepLines/>
+              <w:spacing w:after="0"/>
+            </w:pPr>
+            <w:r>
+              <w:rPr>
+                <w:rFonts w:ascii="Arial" w:hAnsi="Arial" w:eastAsia="Arial"/>
+                <w:sz w:val="18"/>
+              </w:rPr>
+            </w:r>
+            <w:r>
+              <w:rPr>
+                <w:rFonts w:ascii="Arial" w:hAnsi="Arial" w:eastAsia="Arial"/>
+                <w:sz w:val="18"/>
+              </w:rPr>
+              <w:t>5</w:t>
+            </w:r>
+          </w:p>
+        </w:tc>
+        <w:tc>
+          <w:tcPr>
+            <w:tcW w:type="dxa" w:w="5040"/>
+            <w:vAlign w:val="center"/>
+          </w:tcPr>
+          <w:p>
+            <w:pPr>
+              <w:keepLines/>
+              <w:spacing w:after="0"/>
+            </w:pPr>
+            <w:r>
+              <w:rPr>
+                <w:rFonts w:ascii="Arial" w:hAnsi="Arial" w:eastAsia="Arial"/>
+                <w:sz w:val="18"/>
+              </w:rPr>
+            </w:r>
+            <w:r>
+              <w:rPr>
+                <w:rFonts w:ascii="Arial" w:hAnsi="Arial" w:eastAsia="Arial"/>
+                <w:sz w:val="18"/>
+              </w:rPr>
+              <w:t>Open workflow task</w:t>
+            </w:r>
+          </w:p>
+        </w:tc>
+      </w:tr>
+      <w:tr>
+        <w:trPr>
+          <w:cantSplit/>
+        </w:trPr>
+        <w:tc>
+          <w:tcPr>
+            <w:tcW w:type="dxa" w:w="5040"/>
+            <w:vAlign w:val="center"/>
+          </w:tcPr>
+          <w:p>
+            <w:pPr>
+              <w:keepLines/>
+              <w:spacing w:after="0"/>
+            </w:pPr>
+            <w:r>
+              <w:rPr>
+                <w:rFonts w:ascii="Arial" w:hAnsi="Arial" w:eastAsia="Arial"/>
+                <w:sz w:val="18"/>
+              </w:rPr>
+            </w:r>
+            <w:r>
+              <w:rPr>
+                <w:rFonts w:ascii="Arial" w:hAnsi="Arial" w:eastAsia="Arial"/>
+                <w:sz w:val="18"/>
+              </w:rPr>
+              <w:t>6</w:t>
+            </w:r>
+          </w:p>
+        </w:tc>
+        <w:tc>
+          <w:tcPr>
+            <w:tcW w:type="dxa" w:w="5040"/>
+            <w:vAlign w:val="center"/>
+          </w:tcPr>
+          <w:p>
+            <w:pPr>
+              <w:keepLines/>
+              <w:spacing w:after="0"/>
+            </w:pPr>
+            <w:r>
+              <w:rPr>
+                <w:rFonts w:ascii="Arial" w:hAnsi="Arial" w:eastAsia="Arial"/>
+                <w:sz w:val="18"/>
+              </w:rPr>
+            </w:r>
+            <w:r>
+              <w:rPr>
+                <w:rFonts w:ascii="Arial" w:hAnsi="Arial" w:eastAsia="Arial"/>
                 <w:sz w:val="18"/>
               </w:rPr>
               <w:t>Save section updates in transaction</w:t>
@@ -7105,7 +11801,7 @@
         <w:pageBreakBefore w:val="0"/>
       </w:pPr>
       <w:r>
-        <w:t>10. Acceptance Criteria</w:t>
+        <w:t>12. Acceptance Criteria</w:t>
       </w:r>
     </w:p>
     <w:p>
@@ -7152,7 +11848,7 @@
         <w:pageBreakBefore w:val="0"/>
       </w:pPr>
       <w:r>
-        <w:t>11. Developer Test Checklist</w:t>
+        <w:t>13. Developer Test Checklist</w:t>
       </w:r>
     </w:p>
     <w:tbl>
@@ -7229,11 +11925,15 @@
               <w:keepLines/>
               <w:spacing w:after="0"/>
             </w:pPr>
-            <w:r/>
-            <w:r>
-              <w:rPr>
-                <w:rFonts w:ascii="Arial" w:hAnsi="Arial" w:eastAsia="Arial"/>
-                <w:b w:val="0"/>
+            <w:r>
+              <w:rPr>
+                <w:rFonts w:ascii="Arial" w:hAnsi="Arial" w:eastAsia="Arial"/>
+                <w:sz w:val="18"/>
+              </w:rPr>
+            </w:r>
+            <w:r>
+              <w:rPr>
+                <w:rFonts w:ascii="Arial" w:hAnsi="Arial" w:eastAsia="Arial"/>
                 <w:sz w:val="18"/>
               </w:rPr>
               <w:t>1</w:t>
@@ -7250,11 +11950,15 @@
               <w:keepLines/>
               <w:spacing w:after="0"/>
             </w:pPr>
-            <w:r/>
-            <w:r>
-              <w:rPr>
-                <w:rFonts w:ascii="Arial" w:hAnsi="Arial" w:eastAsia="Arial"/>
-                <w:b w:val="0"/>
+            <w:r>
+              <w:rPr>
+                <w:rFonts w:ascii="Arial" w:hAnsi="Arial" w:eastAsia="Arial"/>
+                <w:sz w:val="18"/>
+              </w:rPr>
+            </w:r>
+            <w:r>
+              <w:rPr>
+                <w:rFonts w:ascii="Arial" w:hAnsi="Arial" w:eastAsia="Arial"/>
                 <w:sz w:val="18"/>
               </w:rPr>
               <w:t>create success</w:t>
@@ -7276,11 +11980,15 @@
               <w:keepLines/>
               <w:spacing w:after="0"/>
             </w:pPr>
-            <w:r/>
-            <w:r>
-              <w:rPr>
-                <w:rFonts w:ascii="Arial" w:hAnsi="Arial" w:eastAsia="Arial"/>
-                <w:b w:val="0"/>
+            <w:r>
+              <w:rPr>
+                <w:rFonts w:ascii="Arial" w:hAnsi="Arial" w:eastAsia="Arial"/>
+                <w:sz w:val="18"/>
+              </w:rPr>
+            </w:r>
+            <w:r>
+              <w:rPr>
+                <w:rFonts w:ascii="Arial" w:hAnsi="Arial" w:eastAsia="Arial"/>
                 <w:sz w:val="18"/>
               </w:rPr>
               <w:t>2</w:t>
@@ -7297,11 +12005,15 @@
               <w:keepLines/>
               <w:spacing w:after="0"/>
             </w:pPr>
-            <w:r/>
-            <w:r>
-              <w:rPr>
-                <w:rFonts w:ascii="Arial" w:hAnsi="Arial" w:eastAsia="Arial"/>
-                <w:b w:val="0"/>
+            <w:r>
+              <w:rPr>
+                <w:rFonts w:ascii="Arial" w:hAnsi="Arial" w:eastAsia="Arial"/>
+                <w:sz w:val="18"/>
+              </w:rPr>
+            </w:r>
+            <w:r>
+              <w:rPr>
+                <w:rFonts w:ascii="Arial" w:hAnsi="Arial" w:eastAsia="Arial"/>
                 <w:sz w:val="18"/>
               </w:rPr>
               <w:t>create duplicate</w:t>
@@ -7323,11 +12035,15 @@
               <w:keepLines/>
               <w:spacing w:after="0"/>
             </w:pPr>
-            <w:r/>
-            <w:r>
-              <w:rPr>
-                <w:rFonts w:ascii="Arial" w:hAnsi="Arial" w:eastAsia="Arial"/>
-                <w:b w:val="0"/>
+            <w:r>
+              <w:rPr>
+                <w:rFonts w:ascii="Arial" w:hAnsi="Arial" w:eastAsia="Arial"/>
+                <w:sz w:val="18"/>
+              </w:rPr>
+            </w:r>
+            <w:r>
+              <w:rPr>
+                <w:rFonts w:ascii="Arial" w:hAnsi="Arial" w:eastAsia="Arial"/>
                 <w:sz w:val="18"/>
               </w:rPr>
               <w:t>3</w:t>
@@ -7344,11 +12060,15 @@
               <w:keepLines/>
               <w:spacing w:after="0"/>
             </w:pPr>
-            <w:r/>
-            <w:r>
-              <w:rPr>
-                <w:rFonts w:ascii="Arial" w:hAnsi="Arial" w:eastAsia="Arial"/>
-                <w:b w:val="0"/>
+            <w:r>
+              <w:rPr>
+                <w:rFonts w:ascii="Arial" w:hAnsi="Arial" w:eastAsia="Arial"/>
+                <w:sz w:val="18"/>
+              </w:rPr>
+            </w:r>
+            <w:r>
+              <w:rPr>
+                <w:rFonts w:ascii="Arial" w:hAnsi="Arial" w:eastAsia="Arial"/>
                 <w:sz w:val="18"/>
               </w:rPr>
               <w:t>update allocation invalid</w:t>
@@ -7370,11 +12090,15 @@
               <w:keepLines/>
               <w:spacing w:after="0"/>
             </w:pPr>
-            <w:r/>
-            <w:r>
-              <w:rPr>
-                <w:rFonts w:ascii="Arial" w:hAnsi="Arial" w:eastAsia="Arial"/>
-                <w:b w:val="0"/>
+            <w:r>
+              <w:rPr>
+                <w:rFonts w:ascii="Arial" w:hAnsi="Arial" w:eastAsia="Arial"/>
+                <w:sz w:val="18"/>
+              </w:rPr>
+            </w:r>
+            <w:r>
+              <w:rPr>
+                <w:rFonts w:ascii="Arial" w:hAnsi="Arial" w:eastAsia="Arial"/>
                 <w:sz w:val="18"/>
               </w:rPr>
               <w:t>4</w:t>
@@ -7391,11 +12115,15 @@
               <w:keepLines/>
               <w:spacing w:after="0"/>
             </w:pPr>
-            <w:r/>
-            <w:r>
-              <w:rPr>
-                <w:rFonts w:ascii="Arial" w:hAnsi="Arial" w:eastAsia="Arial"/>
-                <w:b w:val="0"/>
+            <w:r>
+              <w:rPr>
+                <w:rFonts w:ascii="Arial" w:hAnsi="Arial" w:eastAsia="Arial"/>
+                <w:sz w:val="18"/>
+              </w:rPr>
+            </w:r>
+            <w:r>
+              <w:rPr>
+                <w:rFonts w:ascii="Arial" w:hAnsi="Arial" w:eastAsia="Arial"/>
                 <w:sz w:val="18"/>
               </w:rPr>
               <w:t>permission denied section</w:t>
@@ -7953,12 +12681,13 @@
       <w:outlineLvl w:val="3"/>
     </w:pPr>
     <w:rPr>
-      <w:rFonts w:asciiTheme="majorHAnsi" w:eastAsiaTheme="majorEastAsia" w:hAnsiTheme="majorHAnsi" w:cstheme="majorBidi"/>
+      <w:rFonts w:asciiTheme="majorHAnsi" w:eastAsiaTheme="majorEastAsia" w:hAnsiTheme="majorHAnsi" w:cstheme="majorBidi" w:ascii="Arial" w:hAnsi="Arial" w:eastAsia="Arial"/>
       <w:b/>
       <w:bCs/>
       <w:i/>
       <w:iCs/>
-      <w:color w:val="4F81BD" w:themeColor="accent1"/>
+      <w:color w:val="2E74B5"/>
+      <w:sz w:val="20"/>
     </w:rPr>
   </w:style>
   <w:style w:type="paragraph" w:styleId="Heading5">

--- a/LLDD/word/BE/LLDD-BE-API-Document-Create-Update.docx
+++ b/LLDD/word/BE/LLDD-BE-API-Document-Create-Update.docx
@@ -437,7 +437,7 @@
                 <w:rFonts w:ascii="Arial" w:hAnsi="Arial" w:eastAsia="Arial"/>
                 <w:sz w:val="18"/>
               </w:rPr>
-              <w:t>27 ชั่วโมง</w:t>
+              <w:t>24 ชั่วโมง</w:t>
             </w:r>
           </w:p>
         </w:tc>
@@ -492,7 +492,7 @@
                 <w:rFonts w:ascii="Arial" w:hAnsi="Arial" w:eastAsia="Arial"/>
                 <w:sz w:val="18"/>
               </w:rPr>
-              <w:t>Tunyatorn &lt;Vava&gt; Kiatkongphongsa</w:t>
+              <w:t>Butsaba &lt;But&gt; Podamrong</w:t>
             </w:r>
           </w:p>
         </w:tc>
@@ -896,7 +896,22 @@
                 <w:rFonts w:ascii="Arial" w:hAnsi="Arial" w:eastAsia="Arial"/>
                 <w:sz w:val="18"/>
               </w:rPr>
-              <w:t>ใช้ปี พ.ศ. และ running 5 หลัก</w:t>
+              <w:t xml:space="preserve">ใช้ปี </w:t>
+            </w:r>
+            <w:r>
+              <w:rPr>
+                <w:rFonts w:ascii="Arial" w:hAnsi="Arial" w:eastAsia="Arial"/>
+                <w:b/>
+                <w:sz w:val="18"/>
+              </w:rPr>
+              <w:t>ค.ศ.</w:t>
+            </w:r>
+            <w:r>
+              <w:rPr>
+                <w:rFonts w:ascii="Arial" w:hAnsi="Arial" w:eastAsia="Arial"/>
+                <w:sz w:val="18"/>
+              </w:rPr>
+              <w:t xml:space="preserve"> และ running 5 หลัก (มติ 2026-08-06)</w:t>
             </w:r>
           </w:p>
         </w:tc>
@@ -1344,7 +1359,7 @@
                 <w:rFonts w:ascii="Arial" w:hAnsi="Arial" w:eastAsia="Arial"/>
                 <w:sz w:val="18"/>
               </w:rPr>
-              <w:t>FE แสดง พ.ศ. หาก source เป็น ISO ค.ศ.</w:t>
+              <w:t>payload เป็น ISO ค.ศ. · FE แสดง ค.ศ. เป็นค่าเริ่มต้น (DatePicker buddhistEra=false) แสดง พ.ศ. เฉพาะจุดที่เปิด flag</w:t>
             </w:r>
           </w:p>
         </w:tc>
@@ -1818,7 +1833,22 @@
                 <w:rFonts w:ascii="Arial" w:hAnsi="Arial" w:eastAsia="Arial"/>
                 <w:sz w:val="18"/>
               </w:rPr>
-              <w:t>YYYY/xxxxx โดย YYYY เป็นปี พ.ศ. และ running 5 หลัก</w:t>
+              <w:t xml:space="preserve">YYYY/xxxxx โดย YYYY เป็นปี </w:t>
+            </w:r>
+            <w:r>
+              <w:rPr>
+                <w:rFonts w:ascii="Arial" w:hAnsi="Arial" w:eastAsia="Arial"/>
+                <w:b/>
+                <w:sz w:val="18"/>
+              </w:rPr>
+              <w:t>ค.ศ.</w:t>
+            </w:r>
+            <w:r>
+              <w:rPr>
+                <w:rFonts w:ascii="Arial" w:hAnsi="Arial" w:eastAsia="Arial"/>
+                <w:sz w:val="18"/>
+              </w:rPr>
+              <w:t xml:space="preserve"> และ running 5 หลัก (มติ 2026-08-06 · หน้าจอ K2 จริงใช้ ค.ศ. เช่น 2026/01870)</w:t>
             </w:r>
           </w:p>
         </w:tc>
@@ -1898,7 +1928,7 @@
                 <w:rFonts w:ascii="Arial" w:hAnsi="Arial" w:eastAsia="Arial"/>
                 <w:sz w:val="18"/>
               </w:rPr>
-              <w:t>running reset ตามปี พ.ศ.</w:t>
+              <w:t>running reset ตามปี ค.ศ.</w:t>
             </w:r>
           </w:p>
         </w:tc>
@@ -2669,7 +2699,7 @@
                 <w:rFonts w:ascii="Arial" w:hAnsi="Arial" w:eastAsia="Arial"/>
                 <w:sz w:val="18"/>
               </w:rPr>
-              <w:t>เปิด transaction และ lock sequence row ของปี พ.ศ.</w:t>
+              <w:t>เปิด transaction และ lock sequence row ของปี ค.ศ.</w:t>
             </w:r>
           </w:p>
         </w:tc>
@@ -3282,7 +3312,7 @@
                 <w:rFonts w:ascii="Arial" w:hAnsi="Arial" w:eastAsia="Arial"/>
                 <w:sz w:val="18"/>
               </w:rPr>
-              <w:t>เปลี่ยนปี พ.ศ.</w:t>
+              <w:t>เปลี่ยนปี ค.ศ.</w:t>
             </w:r>
           </w:p>
         </w:tc>
@@ -6110,7 +6140,7 @@
                 <w:rFonts w:ascii="Arial" w:hAnsi="Arial" w:eastAsia="Arial"/>
                 <w:sz w:val="18"/>
               </w:rPr>
-              <w:t>พ.ศ. YYYY/xxxxx</w:t>
+              <w:t>ค.ศ. YYYY/xxxxx</w:t>
             </w:r>
           </w:p>
         </w:tc>
@@ -7463,6 +7493,166 @@
                 <w:sz w:val="18"/>
               </w:rPr>
               <w:t>ร้านคู่แข่งในเอกสาร</w:t>
+            </w:r>
+          </w:p>
+        </w:tc>
+      </w:tr>
+      <w:tr>
+        <w:trPr>
+          <w:cantSplit/>
+        </w:trPr>
+        <w:tc>
+          <w:tcPr>
+            <w:tcW w:type="dxa" w:w="3360"/>
+            <w:vAlign w:val="center"/>
+          </w:tcPr>
+          <w:p>
+            <w:pPr>
+              <w:keepLines/>
+              <w:spacing w:after="0"/>
+            </w:pPr>
+            <w:r>
+              <w:rPr>
+                <w:rFonts w:ascii="Arial" w:hAnsi="Arial" w:eastAsia="Arial"/>
+                <w:sz w:val="18"/>
+              </w:rPr>
+            </w:r>
+            <w:r>
+              <w:rPr>
+                <w:rFonts w:ascii="Arial" w:hAnsi="Arial" w:eastAsia="Arial"/>
+                <w:sz w:val="18"/>
+              </w:rPr>
+              <w:t>document_running_numbers</w:t>
+            </w:r>
+          </w:p>
+        </w:tc>
+        <w:tc>
+          <w:tcPr>
+            <w:tcW w:type="dxa" w:w="3360"/>
+            <w:vAlign w:val="center"/>
+          </w:tcPr>
+          <w:p>
+            <w:pPr>
+              <w:keepLines/>
+              <w:spacing w:after="0"/>
+            </w:pPr>
+            <w:r>
+              <w:rPr>
+                <w:rFonts w:ascii="Arial" w:hAnsi="Arial" w:eastAsia="Arial"/>
+                <w:sz w:val="18"/>
+              </w:rPr>
+            </w:r>
+            <w:r>
+              <w:rPr>
+                <w:rFonts w:ascii="Arial" w:hAnsi="Arial" w:eastAsia="Arial"/>
+                <w:sz w:val="18"/>
+              </w:rPr>
+              <w:t>R/W</w:t>
+            </w:r>
+          </w:p>
+        </w:tc>
+        <w:tc>
+          <w:tcPr>
+            <w:tcW w:type="dxa" w:w="3360"/>
+            <w:vAlign w:val="center"/>
+          </w:tcPr>
+          <w:p>
+            <w:pPr>
+              <w:keepLines/>
+              <w:spacing w:after="0"/>
+            </w:pPr>
+            <w:r>
+              <w:rPr>
+                <w:rFonts w:ascii="Arial" w:hAnsi="Arial" w:eastAsia="Arial"/>
+                <w:sz w:val="18"/>
+              </w:rPr>
+            </w:r>
+            <w:r>
+              <w:rPr>
+                <w:rFonts w:ascii="Arial" w:hAnsi="Arial" w:eastAsia="Arial"/>
+                <w:sz w:val="18"/>
+              </w:rPr>
+              <w:t>ตัวนับเลขเอกสารต่อปี ค.ศ. — ออกเลข YYYY/xxxxx แบบ atomic (INSERT … ON CONFLICT DO UPDATE … RETURNING)</w:t>
+            </w:r>
+          </w:p>
+        </w:tc>
+      </w:tr>
+      <w:tr>
+        <w:trPr>
+          <w:cantSplit/>
+        </w:trPr>
+        <w:tc>
+          <w:tcPr>
+            <w:tcW w:type="dxa" w:w="3360"/>
+            <w:vAlign w:val="center"/>
+          </w:tcPr>
+          <w:p>
+            <w:pPr>
+              <w:keepLines/>
+              <w:spacing w:after="0"/>
+            </w:pPr>
+            <w:r>
+              <w:rPr>
+                <w:rFonts w:ascii="Arial" w:hAnsi="Arial" w:eastAsia="Arial"/>
+                <w:sz w:val="18"/>
+              </w:rPr>
+            </w:r>
+            <w:r>
+              <w:rPr>
+                <w:rFonts w:ascii="Arial" w:hAnsi="Arial" w:eastAsia="Arial"/>
+                <w:sz w:val="18"/>
+              </w:rPr>
+              <w:t>document_cost_details</w:t>
+            </w:r>
+          </w:p>
+        </w:tc>
+        <w:tc>
+          <w:tcPr>
+            <w:tcW w:type="dxa" w:w="3360"/>
+            <w:vAlign w:val="center"/>
+          </w:tcPr>
+          <w:p>
+            <w:pPr>
+              <w:keepLines/>
+              <w:spacing w:after="0"/>
+            </w:pPr>
+            <w:r>
+              <w:rPr>
+                <w:rFonts w:ascii="Arial" w:hAnsi="Arial" w:eastAsia="Arial"/>
+                <w:sz w:val="18"/>
+              </w:rPr>
+            </w:r>
+            <w:r>
+              <w:rPr>
+                <w:rFonts w:ascii="Arial" w:hAnsi="Arial" w:eastAsia="Arial"/>
+                <w:sz w:val="18"/>
+              </w:rPr>
+              <w:t>R/W</w:t>
+            </w:r>
+          </w:p>
+        </w:tc>
+        <w:tc>
+          <w:tcPr>
+            <w:tcW w:type="dxa" w:w="3360"/>
+            <w:vAlign w:val="center"/>
+          </w:tcPr>
+          <w:p>
+            <w:pPr>
+              <w:keepLines/>
+              <w:spacing w:after="0"/>
+            </w:pPr>
+            <w:r>
+              <w:rPr>
+                <w:rFonts w:ascii="Arial" w:hAnsi="Arial" w:eastAsia="Arial"/>
+                <w:sz w:val="18"/>
+              </w:rPr>
+            </w:r>
+            <w:r>
+              <w:rPr>
+                <w:rFonts w:ascii="Arial" w:hAnsi="Arial" w:eastAsia="Arial"/>
+                <w:sz w:val="18"/>
+              </w:rPr>
+              <w:t>ยอดชดเชยแยกรายเดือน/รายร้านเปิดใหม่ (cost_year/cost_month · cost_target · cost_amount · _n / _nc)</w:t>
             </w:r>
           </w:p>
         </w:tc>
@@ -9651,6 +9841,24 @@
         <w:rPr>
           <w:rFonts w:ascii="Courier New" w:hAnsi="Courier New"/>
         </w:rPr>
+        <w:t>document_running_numbers</w:t>
+      </w:r>
+      <w:r>
+        <w:t xml:space="preserve">, </w:t>
+      </w:r>
+      <w:r>
+        <w:rPr>
+          <w:rFonts w:ascii="Courier New" w:hAnsi="Courier New"/>
+        </w:rPr>
+        <w:t>document_cost_details</w:t>
+      </w:r>
+      <w:r>
+        <w:t xml:space="preserve">, </w:t>
+      </w:r>
+      <w:r>
+        <w:rPr>
+          <w:rFonts w:ascii="Courier New" w:hAnsi="Courier New"/>
+        </w:rPr>
         <w:t>document_external_factors</w:t>
       </w:r>
       <w:r>
@@ -10571,6 +10779,166 @@
                 <w:sz w:val="18"/>
               </w:rPr>
               <w:t>ร้านคู่แข่งในเอกสาร</w:t>
+            </w:r>
+          </w:p>
+        </w:tc>
+      </w:tr>
+      <w:tr>
+        <w:trPr>
+          <w:cantSplit/>
+        </w:trPr>
+        <w:tc>
+          <w:tcPr>
+            <w:tcW w:type="dxa" w:w="3360"/>
+            <w:vAlign w:val="center"/>
+          </w:tcPr>
+          <w:p>
+            <w:pPr>
+              <w:keepLines/>
+              <w:spacing w:after="0"/>
+            </w:pPr>
+            <w:r>
+              <w:rPr>
+                <w:rFonts w:ascii="Arial" w:hAnsi="Arial" w:eastAsia="Arial"/>
+                <w:sz w:val="18"/>
+              </w:rPr>
+            </w:r>
+            <w:r>
+              <w:rPr>
+                <w:rFonts w:ascii="Arial" w:hAnsi="Arial" w:eastAsia="Arial"/>
+                <w:sz w:val="18"/>
+              </w:rPr>
+              <w:t>document_running_numbers</w:t>
+            </w:r>
+          </w:p>
+        </w:tc>
+        <w:tc>
+          <w:tcPr>
+            <w:tcW w:type="dxa" w:w="3360"/>
+            <w:vAlign w:val="center"/>
+          </w:tcPr>
+          <w:p>
+            <w:pPr>
+              <w:keepLines/>
+              <w:spacing w:after="0"/>
+            </w:pPr>
+            <w:r>
+              <w:rPr>
+                <w:rFonts w:ascii="Arial" w:hAnsi="Arial" w:eastAsia="Arial"/>
+                <w:sz w:val="18"/>
+              </w:rPr>
+            </w:r>
+            <w:r>
+              <w:rPr>
+                <w:rFonts w:ascii="Arial" w:hAnsi="Arial" w:eastAsia="Arial"/>
+                <w:sz w:val="18"/>
+              </w:rPr>
+              <w:t>R/W</w:t>
+            </w:r>
+          </w:p>
+        </w:tc>
+        <w:tc>
+          <w:tcPr>
+            <w:tcW w:type="dxa" w:w="3360"/>
+            <w:vAlign w:val="center"/>
+          </w:tcPr>
+          <w:p>
+            <w:pPr>
+              <w:keepLines/>
+              <w:spacing w:after="0"/>
+            </w:pPr>
+            <w:r>
+              <w:rPr>
+                <w:rFonts w:ascii="Arial" w:hAnsi="Arial" w:eastAsia="Arial"/>
+                <w:sz w:val="18"/>
+              </w:rPr>
+            </w:r>
+            <w:r>
+              <w:rPr>
+                <w:rFonts w:ascii="Arial" w:hAnsi="Arial" w:eastAsia="Arial"/>
+                <w:sz w:val="18"/>
+              </w:rPr>
+              <w:t>ตัวนับเลขเอกสารต่อปี ค.ศ. — ออกเลข YYYY/xxxxx แบบ atomic (INSERT … ON CONFLICT DO UPDATE … RETURNING)</w:t>
+            </w:r>
+          </w:p>
+        </w:tc>
+      </w:tr>
+      <w:tr>
+        <w:trPr>
+          <w:cantSplit/>
+        </w:trPr>
+        <w:tc>
+          <w:tcPr>
+            <w:tcW w:type="dxa" w:w="3360"/>
+            <w:vAlign w:val="center"/>
+          </w:tcPr>
+          <w:p>
+            <w:pPr>
+              <w:keepLines/>
+              <w:spacing w:after="0"/>
+            </w:pPr>
+            <w:r>
+              <w:rPr>
+                <w:rFonts w:ascii="Arial" w:hAnsi="Arial" w:eastAsia="Arial"/>
+                <w:sz w:val="18"/>
+              </w:rPr>
+            </w:r>
+            <w:r>
+              <w:rPr>
+                <w:rFonts w:ascii="Arial" w:hAnsi="Arial" w:eastAsia="Arial"/>
+                <w:sz w:val="18"/>
+              </w:rPr>
+              <w:t>document_cost_details</w:t>
+            </w:r>
+          </w:p>
+        </w:tc>
+        <w:tc>
+          <w:tcPr>
+            <w:tcW w:type="dxa" w:w="3360"/>
+            <w:vAlign w:val="center"/>
+          </w:tcPr>
+          <w:p>
+            <w:pPr>
+              <w:keepLines/>
+              <w:spacing w:after="0"/>
+            </w:pPr>
+            <w:r>
+              <w:rPr>
+                <w:rFonts w:ascii="Arial" w:hAnsi="Arial" w:eastAsia="Arial"/>
+                <w:sz w:val="18"/>
+              </w:rPr>
+            </w:r>
+            <w:r>
+              <w:rPr>
+                <w:rFonts w:ascii="Arial" w:hAnsi="Arial" w:eastAsia="Arial"/>
+                <w:sz w:val="18"/>
+              </w:rPr>
+              <w:t>R/W</w:t>
+            </w:r>
+          </w:p>
+        </w:tc>
+        <w:tc>
+          <w:tcPr>
+            <w:tcW w:type="dxa" w:w="3360"/>
+            <w:vAlign w:val="center"/>
+          </w:tcPr>
+          <w:p>
+            <w:pPr>
+              <w:keepLines/>
+              <w:spacing w:after="0"/>
+            </w:pPr>
+            <w:r>
+              <w:rPr>
+                <w:rFonts w:ascii="Arial" w:hAnsi="Arial" w:eastAsia="Arial"/>
+                <w:sz w:val="18"/>
+              </w:rPr>
+            </w:r>
+            <w:r>
+              <w:rPr>
+                <w:rFonts w:ascii="Arial" w:hAnsi="Arial" w:eastAsia="Arial"/>
+                <w:sz w:val="18"/>
+              </w:rPr>
+              <w:t>ยอดชดเชยแยกรายเดือน/รายร้านเปิดใหม่ (cost_year/cost_month · cost_target · cost_amount · _n / _nc)</w:t>
             </w:r>
           </w:p>
         </w:tc>

--- a/LLDD/word/BE/LLDD-BE-API-Document-Create-Update.docx
+++ b/LLDD/word/BE/LLDD-BE-API-Document-Create-Update.docx
@@ -5,7 +5,7 @@
     <w:p>
       <w:r>
         <w:rPr>
-          <w:rFonts w:ascii="Arial" w:hAnsi="Arial" w:eastAsia="Arial"/>
+          <w:rFonts w:ascii="Arial" w:hAnsi="Arial" w:eastAsia="Arial" w:cs="Tahoma"/>
           <w:b/>
           <w:color w:val="0B2545"/>
           <w:sz w:val="40"/>
@@ -58,7 +58,7 @@
             <w:r/>
             <w:r>
               <w:rPr>
-                <w:rFonts w:ascii="Arial" w:hAnsi="Arial" w:eastAsia="Arial"/>
+                <w:rFonts w:ascii="Arial" w:hAnsi="Arial" w:eastAsia="Arial" w:cs="Tahoma"/>
                 <w:b/>
                 <w:sz w:val="18"/>
               </w:rPr>
@@ -80,7 +80,7 @@
             <w:r/>
             <w:r>
               <w:rPr>
-                <w:rFonts w:ascii="Arial" w:hAnsi="Arial" w:eastAsia="Arial"/>
+                <w:rFonts w:ascii="Arial" w:hAnsi="Arial" w:eastAsia="Arial" w:cs="Tahoma"/>
                 <w:b/>
                 <w:sz w:val="18"/>
               </w:rPr>
@@ -105,13 +105,13 @@
             </w:pPr>
             <w:r>
               <w:rPr>
-                <w:rFonts w:ascii="Arial" w:hAnsi="Arial" w:eastAsia="Arial"/>
-                <w:sz w:val="18"/>
-              </w:rPr>
-            </w:r>
-            <w:r>
-              <w:rPr>
-                <w:rFonts w:ascii="Arial" w:hAnsi="Arial" w:eastAsia="Arial"/>
+                <w:rFonts w:ascii="Arial" w:hAnsi="Arial" w:eastAsia="Arial" w:cs="Tahoma"/>
+                <w:sz w:val="18"/>
+              </w:rPr>
+            </w:r>
+            <w:r>
+              <w:rPr>
+                <w:rFonts w:ascii="Arial" w:hAnsi="Arial" w:eastAsia="Arial" w:cs="Tahoma"/>
                 <w:sz w:val="18"/>
               </w:rPr>
               <w:t>วัตถุประสงค์</w:t>
@@ -130,13 +130,13 @@
             </w:pPr>
             <w:r>
               <w:rPr>
-                <w:rFonts w:ascii="Arial" w:hAnsi="Arial" w:eastAsia="Arial"/>
-                <w:sz w:val="18"/>
-              </w:rPr>
-            </w:r>
-            <w:r>
-              <w:rPr>
-                <w:rFonts w:ascii="Arial" w:hAnsi="Arial" w:eastAsia="Arial"/>
+                <w:rFonts w:ascii="Arial" w:hAnsi="Arial" w:eastAsia="Arial" w:cs="Tahoma"/>
+                <w:sz w:val="18"/>
+              </w:rPr>
+            </w:r>
+            <w:r>
+              <w:rPr>
+                <w:rFonts w:ascii="Arial" w:hAnsi="Arial" w:eastAsia="Arial" w:cs="Tahoma"/>
                 <w:sz w:val="18"/>
               </w:rPr>
               <w:t>ใช้เป็นรายละเอียดระดับพัฒนาสำหรับออกแบบ ลงมือพัฒนา ตรวจทาน และทดสอบขอบเขตที่ระบุในฉบับนี้</w:t>
@@ -160,13 +160,13 @@
             </w:pPr>
             <w:r>
               <w:rPr>
-                <w:rFonts w:ascii="Arial" w:hAnsi="Arial" w:eastAsia="Arial"/>
-                <w:sz w:val="18"/>
-              </w:rPr>
-            </w:r>
-            <w:r>
-              <w:rPr>
-                <w:rFonts w:ascii="Arial" w:hAnsi="Arial" w:eastAsia="Arial"/>
+                <w:rFonts w:ascii="Arial" w:hAnsi="Arial" w:eastAsia="Arial" w:cs="Tahoma"/>
+                <w:sz w:val="18"/>
+              </w:rPr>
+            </w:r>
+            <w:r>
+              <w:rPr>
+                <w:rFonts w:ascii="Arial" w:hAnsi="Arial" w:eastAsia="Arial" w:cs="Tahoma"/>
                 <w:sz w:val="18"/>
               </w:rPr>
               <w:t>ลำดับการอ่าน</w:t>
@@ -185,13 +185,13 @@
             </w:pPr>
             <w:r>
               <w:rPr>
-                <w:rFonts w:ascii="Arial" w:hAnsi="Arial" w:eastAsia="Arial"/>
-                <w:sz w:val="18"/>
-              </w:rPr>
-            </w:r>
-            <w:r>
-              <w:rPr>
-                <w:rFonts w:ascii="Arial" w:hAnsi="Arial" w:eastAsia="Arial"/>
+                <w:rFonts w:ascii="Arial" w:hAnsi="Arial" w:eastAsia="Arial" w:cs="Tahoma"/>
+                <w:sz w:val="18"/>
+              </w:rPr>
+            </w:r>
+            <w:r>
+              <w:rPr>
+                <w:rFonts w:ascii="Arial" w:hAnsi="Arial" w:eastAsia="Arial" w:cs="Tahoma"/>
                 <w:sz w:val="18"/>
               </w:rPr>
               <w:t>เริ่มจาก Overview และ Scope จากนั้นตรวจ Field/Validation, Implementation, Contract, Processing Flow, Acceptance Criteria และ Test Checklist ตามลำดับ</w:t>
@@ -215,13 +215,13 @@
             </w:pPr>
             <w:r>
               <w:rPr>
-                <w:rFonts w:ascii="Arial" w:hAnsi="Arial" w:eastAsia="Arial"/>
-                <w:sz w:val="18"/>
-              </w:rPr>
-            </w:r>
-            <w:r>
-              <w:rPr>
-                <w:rFonts w:ascii="Arial" w:hAnsi="Arial" w:eastAsia="Arial"/>
+                <w:rFonts w:ascii="Arial" w:hAnsi="Arial" w:eastAsia="Arial" w:cs="Tahoma"/>
+                <w:sz w:val="18"/>
+              </w:rPr>
+            </w:r>
+            <w:r>
+              <w:rPr>
+                <w:rFonts w:ascii="Arial" w:hAnsi="Arial" w:eastAsia="Arial" w:cs="Tahoma"/>
                 <w:sz w:val="18"/>
               </w:rPr>
               <w:t>ผลลัพธ์ที่คาดหวัง</w:t>
@@ -240,13 +240,13 @@
             </w:pPr>
             <w:r>
               <w:rPr>
-                <w:rFonts w:ascii="Arial" w:hAnsi="Arial" w:eastAsia="Arial"/>
-                <w:sz w:val="18"/>
-              </w:rPr>
-            </w:r>
-            <w:r>
-              <w:rPr>
-                <w:rFonts w:ascii="Arial" w:hAnsi="Arial" w:eastAsia="Arial"/>
+                <w:rFonts w:ascii="Arial" w:hAnsi="Arial" w:eastAsia="Arial" w:cs="Tahoma"/>
+                <w:sz w:val="18"/>
+              </w:rPr>
+            </w:r>
+            <w:r>
+              <w:rPr>
+                <w:rFonts w:ascii="Arial" w:hAnsi="Arial" w:eastAsia="Arial" w:cs="Tahoma"/>
                 <w:sz w:val="18"/>
               </w:rPr>
               <w:t>ผู้อ่านสามารถระบุ input, ขั้นตอนประมวลผล, output, เงื่อนไขผิดพลาด และหลักฐานการทดสอบได้จากเนื้อหาในฉบับเดียว</w:t>
@@ -301,7 +301,7 @@
             <w:r/>
             <w:r>
               <w:rPr>
-                <w:rFonts w:ascii="Arial" w:hAnsi="Arial" w:eastAsia="Arial"/>
+                <w:rFonts w:ascii="Arial" w:hAnsi="Arial" w:eastAsia="Arial" w:cs="Tahoma"/>
                 <w:b/>
                 <w:sz w:val="18"/>
               </w:rPr>
@@ -323,7 +323,7 @@
             <w:r/>
             <w:r>
               <w:rPr>
-                <w:rFonts w:ascii="Arial" w:hAnsi="Arial" w:eastAsia="Arial"/>
+                <w:rFonts w:ascii="Arial" w:hAnsi="Arial" w:eastAsia="Arial" w:cs="Tahoma"/>
                 <w:b/>
                 <w:sz w:val="18"/>
               </w:rPr>
@@ -348,13 +348,13 @@
             </w:pPr>
             <w:r>
               <w:rPr>
-                <w:rFonts w:ascii="Arial" w:hAnsi="Arial" w:eastAsia="Arial"/>
-                <w:sz w:val="18"/>
-              </w:rPr>
-            </w:r>
-            <w:r>
-              <w:rPr>
-                <w:rFonts w:ascii="Arial" w:hAnsi="Arial" w:eastAsia="Arial"/>
+                <w:rFonts w:ascii="Arial" w:hAnsi="Arial" w:eastAsia="Arial" w:cs="Tahoma"/>
+                <w:sz w:val="18"/>
+              </w:rPr>
+            </w:r>
+            <w:r>
+              <w:rPr>
+                <w:rFonts w:ascii="Arial" w:hAnsi="Arial" w:eastAsia="Arial" w:cs="Tahoma"/>
                 <w:sz w:val="18"/>
               </w:rPr>
               <w:t>Track</w:t>
@@ -373,13 +373,13 @@
             </w:pPr>
             <w:r>
               <w:rPr>
-                <w:rFonts w:ascii="Arial" w:hAnsi="Arial" w:eastAsia="Arial"/>
-                <w:sz w:val="18"/>
-              </w:rPr>
-            </w:r>
-            <w:r>
-              <w:rPr>
-                <w:rFonts w:ascii="Arial" w:hAnsi="Arial" w:eastAsia="Arial"/>
+                <w:rFonts w:ascii="Arial" w:hAnsi="Arial" w:eastAsia="Arial" w:cs="Tahoma"/>
+                <w:sz w:val="18"/>
+              </w:rPr>
+            </w:r>
+            <w:r>
+              <w:rPr>
+                <w:rFonts w:ascii="Arial" w:hAnsi="Arial" w:eastAsia="Arial" w:cs="Tahoma"/>
                 <w:sz w:val="18"/>
               </w:rPr>
               <w:t>BE</w:t>
@@ -403,13 +403,13 @@
             </w:pPr>
             <w:r>
               <w:rPr>
-                <w:rFonts w:ascii="Arial" w:hAnsi="Arial" w:eastAsia="Arial"/>
-                <w:sz w:val="18"/>
-              </w:rPr>
-            </w:r>
-            <w:r>
-              <w:rPr>
-                <w:rFonts w:ascii="Arial" w:hAnsi="Arial" w:eastAsia="Arial"/>
+                <w:rFonts w:ascii="Arial" w:hAnsi="Arial" w:eastAsia="Arial" w:cs="Tahoma"/>
+                <w:sz w:val="18"/>
+              </w:rPr>
+            </w:r>
+            <w:r>
+              <w:rPr>
+                <w:rFonts w:ascii="Arial" w:hAnsi="Arial" w:eastAsia="Arial" w:cs="Tahoma"/>
                 <w:sz w:val="18"/>
               </w:rPr>
               <w:t>Estimate</w:t>
@@ -428,16 +428,24 @@
             </w:pPr>
             <w:r>
               <w:rPr>
-                <w:rFonts w:ascii="Arial" w:hAnsi="Arial" w:eastAsia="Arial"/>
-                <w:sz w:val="18"/>
-              </w:rPr>
-            </w:r>
-            <w:r>
-              <w:rPr>
-                <w:rFonts w:ascii="Arial" w:hAnsi="Arial" w:eastAsia="Arial"/>
-                <w:sz w:val="18"/>
-              </w:rPr>
-              <w:t>24 ชั่วโมง</w:t>
+                <w:rFonts w:ascii="Arial" w:hAnsi="Arial" w:eastAsia="Arial" w:cs="Tahoma"/>
+                <w:sz w:val="18"/>
+              </w:rPr>
+            </w:r>
+            <w:r>
+              <w:rPr>
+                <w:rFonts w:ascii="Arial" w:hAnsi="Arial" w:eastAsia="Arial" w:cs="Tahoma"/>
+                <w:b/>
+                <w:sz w:val="18"/>
+              </w:rPr>
+              <w:t>32 ชั่วโมง</w:t>
+            </w:r>
+            <w:r>
+              <w:rPr>
+                <w:rFonts w:ascii="Arial" w:hAnsi="Arial" w:eastAsia="Arial" w:cs="Tahoma"/>
+                <w:sz w:val="18"/>
+              </w:rPr>
+              <w:t xml:space="preserve"> = implementation 24 + unit test 8 (30%)</w:t>
             </w:r>
           </w:p>
         </w:tc>
@@ -458,13 +466,13 @@
             </w:pPr>
             <w:r>
               <w:rPr>
-                <w:rFonts w:ascii="Arial" w:hAnsi="Arial" w:eastAsia="Arial"/>
-                <w:sz w:val="18"/>
-              </w:rPr>
-            </w:r>
-            <w:r>
-              <w:rPr>
-                <w:rFonts w:ascii="Arial" w:hAnsi="Arial" w:eastAsia="Arial"/>
+                <w:rFonts w:ascii="Arial" w:hAnsi="Arial" w:eastAsia="Arial" w:cs="Tahoma"/>
+                <w:sz w:val="18"/>
+              </w:rPr>
+            </w:r>
+            <w:r>
+              <w:rPr>
+                <w:rFonts w:ascii="Arial" w:hAnsi="Arial" w:eastAsia="Arial" w:cs="Tahoma"/>
                 <w:sz w:val="18"/>
               </w:rPr>
               <w:t>Owner</w:t>
@@ -483,13 +491,13 @@
             </w:pPr>
             <w:r>
               <w:rPr>
-                <w:rFonts w:ascii="Arial" w:hAnsi="Arial" w:eastAsia="Arial"/>
-                <w:sz w:val="18"/>
-              </w:rPr>
-            </w:r>
-            <w:r>
-              <w:rPr>
-                <w:rFonts w:ascii="Arial" w:hAnsi="Arial" w:eastAsia="Arial"/>
+                <w:rFonts w:ascii="Arial" w:hAnsi="Arial" w:eastAsia="Arial" w:cs="Tahoma"/>
+                <w:sz w:val="18"/>
+              </w:rPr>
+            </w:r>
+            <w:r>
+              <w:rPr>
+                <w:rFonts w:ascii="Arial" w:hAnsi="Arial" w:eastAsia="Arial" w:cs="Tahoma"/>
                 <w:sz w:val="18"/>
               </w:rPr>
               <w:t>Butsaba &lt;But&gt; Podamrong</w:t>
@@ -513,13 +521,103 @@
             </w:pPr>
             <w:r>
               <w:rPr>
-                <w:rFonts w:ascii="Arial" w:hAnsi="Arial" w:eastAsia="Arial"/>
-                <w:sz w:val="18"/>
-              </w:rPr>
-            </w:r>
-            <w:r>
-              <w:rPr>
-                <w:rFonts w:ascii="Arial" w:hAnsi="Arial" w:eastAsia="Arial"/>
+                <w:rFonts w:ascii="Arial" w:hAnsi="Arial" w:eastAsia="Arial" w:cs="Tahoma"/>
+                <w:sz w:val="18"/>
+              </w:rPr>
+            </w:r>
+            <w:r>
+              <w:rPr>
+                <w:rFonts w:ascii="Arial" w:hAnsi="Arial" w:eastAsia="Arial" w:cs="Tahoma"/>
+                <w:sz w:val="18"/>
+              </w:rPr>
+              <w:t>Target repository</w:t>
+            </w:r>
+          </w:p>
+        </w:tc>
+        <w:tc>
+          <w:tcPr>
+            <w:tcW w:type="dxa" w:w="5040"/>
+            <w:vAlign w:val="center"/>
+          </w:tcPr>
+          <w:p>
+            <w:pPr>
+              <w:keepLines/>
+              <w:spacing w:after="0"/>
+            </w:pPr>
+            <w:r>
+              <w:rPr>
+                <w:rFonts w:ascii="Arial" w:hAnsi="Arial" w:eastAsia="Arial" w:cs="Tahoma"/>
+                <w:sz w:val="18"/>
+              </w:rPr>
+            </w:r>
+            <w:r>
+              <w:rPr>
+                <w:rFonts w:ascii="Courier New" w:hAnsi="Courier New" w:eastAsia="Courier New" w:cs="Tahoma"/>
+                <w:sz w:val="18"/>
+              </w:rPr>
+              <w:t>SBP/srm-sps-spsap-store-backend</w:t>
+            </w:r>
+            <w:r>
+              <w:rPr>
+                <w:rFonts w:ascii="Arial" w:hAnsi="Arial" w:eastAsia="Arial" w:cs="Tahoma"/>
+                <w:sz w:val="18"/>
+              </w:rPr>
+              <w:t xml:space="preserve"> (NestJS + TypeORM · schema </w:t>
+            </w:r>
+            <w:r>
+              <w:rPr>
+                <w:rFonts w:ascii="Courier New" w:hAnsi="Courier New" w:eastAsia="Courier New" w:cs="Tahoma"/>
+                <w:sz w:val="18"/>
+              </w:rPr>
+              <w:t>sps_store</w:t>
+            </w:r>
+            <w:r>
+              <w:rPr>
+                <w:rFonts w:ascii="Arial" w:hAnsi="Arial" w:eastAsia="Arial" w:cs="Tahoma"/>
+                <w:sz w:val="18"/>
+              </w:rPr>
+              <w:t xml:space="preserve">) + </w:t>
+            </w:r>
+            <w:r>
+              <w:rPr>
+                <w:rFonts w:ascii="Courier New" w:hAnsi="Courier New" w:eastAsia="Courier New" w:cs="Tahoma"/>
+                <w:sz w:val="18"/>
+              </w:rPr>
+              <w:t>SBP/srm-sps-spsap-sbp-bff</w:t>
+            </w:r>
+            <w:r>
+              <w:rPr>
+                <w:rFonts w:ascii="Arial" w:hAnsi="Arial" w:eastAsia="Arial" w:cs="Tahoma"/>
+                <w:sz w:val="18"/>
+              </w:rPr>
+              <w:t xml:space="preserve"> (forward ผ่าน client service · ไม่มี DB) สำหรับเส้นที่ FE เรียก</w:t>
+            </w:r>
+          </w:p>
+        </w:tc>
+      </w:tr>
+      <w:tr>
+        <w:trPr>
+          <w:cantSplit/>
+        </w:trPr>
+        <w:tc>
+          <w:tcPr>
+            <w:tcW w:type="dxa" w:w="5040"/>
+            <w:vAlign w:val="center"/>
+          </w:tcPr>
+          <w:p>
+            <w:pPr>
+              <w:keepLines/>
+              <w:spacing w:after="0"/>
+            </w:pPr>
+            <w:r>
+              <w:rPr>
+                <w:rFonts w:ascii="Arial" w:hAnsi="Arial" w:eastAsia="Arial" w:cs="Tahoma"/>
+                <w:sz w:val="18"/>
+              </w:rPr>
+            </w:r>
+            <w:r>
+              <w:rPr>
+                <w:rFonts w:ascii="Arial" w:hAnsi="Arial" w:eastAsia="Arial" w:cs="Tahoma"/>
                 <w:sz w:val="18"/>
               </w:rPr>
               <w:t>Objective</w:t>
@@ -538,13 +636,13 @@
             </w:pPr>
             <w:r>
               <w:rPr>
-                <w:rFonts w:ascii="Arial" w:hAnsi="Arial" w:eastAsia="Arial"/>
-                <w:sz w:val="18"/>
-              </w:rPr>
-            </w:r>
-            <w:r>
-              <w:rPr>
-                <w:rFonts w:ascii="Arial" w:hAnsi="Arial" w:eastAsia="Arial"/>
+                <w:rFonts w:ascii="Arial" w:hAnsi="Arial" w:eastAsia="Arial" w:cs="Tahoma"/>
+                <w:sz w:val="18"/>
+              </w:rPr>
+            </w:r>
+            <w:r>
+              <w:rPr>
+                <w:rFonts w:ascii="Arial" w:hAnsi="Arial" w:eastAsia="Arial" w:cs="Tahoma"/>
                 <w:sz w:val="18"/>
               </w:rPr>
               <w:t>ออกแบบ APIs สำหรับสร้างเอกสารใหม่และบันทึกส่วนย่อยของเอกสาร</w:t>
@@ -613,6 +711,25 @@
       </w:pPr>
       <w:r>
         <w:t>Business validation</w:t>
+      </w:r>
+    </w:p>
+    <w:p>
+      <w:pPr>
+        <w:pStyle w:val="Heading1"/>
+        <w:keepNext/>
+        <w:keepLines/>
+        <w:pageBreakBefore w:val="0"/>
+      </w:pPr>
+      <w:r>
+        <w:t>3. Screenshot Reference</w:t>
+      </w:r>
+    </w:p>
+    <w:p>
+      <w:pPr>
+        <w:keepNext w:val="0"/>
+      </w:pPr>
+      <w:r>
+        <w:t>ไม่มีภาพหน้าจอสำหรับหัวข้อนี้ — เป็นเอกสารฝั่ง Backend/Batch ที่ไม่มี UI (ภาพหน้าจอทั้งหมดอยู่ในเอกสารชุด FE)</w:t>
       </w:r>
     </w:p>
     <w:p>
@@ -721,7 +838,7 @@
             <w:r/>
             <w:r>
               <w:rPr>
-                <w:rFonts w:ascii="Arial" w:hAnsi="Arial" w:eastAsia="Arial"/>
+                <w:rFonts w:ascii="Arial" w:hAnsi="Arial" w:eastAsia="Arial" w:cs="Tahoma"/>
                 <w:b/>
                 <w:sz w:val="18"/>
               </w:rPr>
@@ -743,7 +860,7 @@
             <w:r/>
             <w:r>
               <w:rPr>
-                <w:rFonts w:ascii="Arial" w:hAnsi="Arial" w:eastAsia="Arial"/>
+                <w:rFonts w:ascii="Arial" w:hAnsi="Arial" w:eastAsia="Arial" w:cs="Tahoma"/>
                 <w:b/>
                 <w:sz w:val="18"/>
               </w:rPr>
@@ -765,7 +882,7 @@
             <w:r/>
             <w:r>
               <w:rPr>
-                <w:rFonts w:ascii="Arial" w:hAnsi="Arial" w:eastAsia="Arial"/>
+                <w:rFonts w:ascii="Arial" w:hAnsi="Arial" w:eastAsia="Arial" w:cs="Tahoma"/>
                 <w:b/>
                 <w:sz w:val="18"/>
               </w:rPr>
@@ -787,7 +904,7 @@
             <w:r/>
             <w:r>
               <w:rPr>
-                <w:rFonts w:ascii="Arial" w:hAnsi="Arial" w:eastAsia="Arial"/>
+                <w:rFonts w:ascii="Arial" w:hAnsi="Arial" w:eastAsia="Arial" w:cs="Tahoma"/>
                 <w:b/>
                 <w:sz w:val="18"/>
               </w:rPr>
@@ -812,13 +929,13 @@
             </w:pPr>
             <w:r>
               <w:rPr>
-                <w:rFonts w:ascii="Arial" w:hAnsi="Arial" w:eastAsia="Arial"/>
-                <w:sz w:val="18"/>
-              </w:rPr>
-            </w:r>
-            <w:r>
-              <w:rPr>
-                <w:rFonts w:ascii="Arial" w:hAnsi="Arial" w:eastAsia="Arial"/>
+                <w:rFonts w:ascii="Arial" w:hAnsi="Arial" w:eastAsia="Arial" w:cs="Tahoma"/>
+                <w:sz w:val="18"/>
+              </w:rPr>
+            </w:r>
+            <w:r>
+              <w:rPr>
+                <w:rFonts w:ascii="Arial" w:hAnsi="Arial" w:eastAsia="Arial" w:cs="Tahoma"/>
                 <w:sz w:val="18"/>
               </w:rPr>
               <w:t>docNo</w:t>
@@ -837,13 +954,13 @@
             </w:pPr>
             <w:r>
               <w:rPr>
-                <w:rFonts w:ascii="Arial" w:hAnsi="Arial" w:eastAsia="Arial"/>
-                <w:sz w:val="18"/>
-              </w:rPr>
-            </w:r>
-            <w:r>
-              <w:rPr>
-                <w:rFonts w:ascii="Arial" w:hAnsi="Arial" w:eastAsia="Arial"/>
+                <w:rFonts w:ascii="Arial" w:hAnsi="Arial" w:eastAsia="Arial" w:cs="Tahoma"/>
+                <w:sz w:val="18"/>
+              </w:rPr>
+            </w:r>
+            <w:r>
+              <w:rPr>
+                <w:rFonts w:ascii="Arial" w:hAnsi="Arial" w:eastAsia="Arial" w:cs="Tahoma"/>
                 <w:sz w:val="18"/>
               </w:rPr>
               <w:t>YYYY/xxxxx</w:t>
@@ -862,13 +979,13 @@
             </w:pPr>
             <w:r>
               <w:rPr>
-                <w:rFonts w:ascii="Arial" w:hAnsi="Arial" w:eastAsia="Arial"/>
-                <w:sz w:val="18"/>
-              </w:rPr>
-            </w:r>
-            <w:r>
-              <w:rPr>
-                <w:rFonts w:ascii="Arial" w:hAnsi="Arial" w:eastAsia="Arial"/>
+                <w:rFonts w:ascii="Arial" w:hAnsi="Arial" w:eastAsia="Arial" w:cs="Tahoma"/>
+                <w:sz w:val="18"/>
+              </w:rPr>
+            </w:r>
+            <w:r>
+              <w:rPr>
+                <w:rFonts w:ascii="Arial" w:hAnsi="Arial" w:eastAsia="Arial" w:cs="Tahoma"/>
                 <w:sz w:val="18"/>
               </w:rPr>
               <w:t>required when opening existing document</w:t>
@@ -887,20 +1004,20 @@
             </w:pPr>
             <w:r>
               <w:rPr>
-                <w:rFonts w:ascii="Arial" w:hAnsi="Arial" w:eastAsia="Arial"/>
-                <w:sz w:val="18"/>
-              </w:rPr>
-            </w:r>
-            <w:r>
-              <w:rPr>
-                <w:rFonts w:ascii="Arial" w:hAnsi="Arial" w:eastAsia="Arial"/>
+                <w:rFonts w:ascii="Arial" w:hAnsi="Arial" w:eastAsia="Arial" w:cs="Tahoma"/>
+                <w:sz w:val="18"/>
+              </w:rPr>
+            </w:r>
+            <w:r>
+              <w:rPr>
+                <w:rFonts w:ascii="Arial" w:hAnsi="Arial" w:eastAsia="Arial" w:cs="Tahoma"/>
                 <w:sz w:val="18"/>
               </w:rPr>
               <w:t xml:space="preserve">ใช้ปี </w:t>
             </w:r>
             <w:r>
               <w:rPr>
-                <w:rFonts w:ascii="Arial" w:hAnsi="Arial" w:eastAsia="Arial"/>
+                <w:rFonts w:ascii="Arial" w:hAnsi="Arial" w:eastAsia="Arial" w:cs="Tahoma"/>
                 <w:b/>
                 <w:sz w:val="18"/>
               </w:rPr>
@@ -908,7 +1025,7 @@
             </w:r>
             <w:r>
               <w:rPr>
-                <w:rFonts w:ascii="Arial" w:hAnsi="Arial" w:eastAsia="Arial"/>
+                <w:rFonts w:ascii="Arial" w:hAnsi="Arial" w:eastAsia="Arial" w:cs="Tahoma"/>
                 <w:sz w:val="18"/>
               </w:rPr>
               <w:t xml:space="preserve"> และ running 5 หลัก (มติ 2026-08-06)</w:t>
@@ -932,13 +1049,13 @@
             </w:pPr>
             <w:r>
               <w:rPr>
-                <w:rFonts w:ascii="Arial" w:hAnsi="Arial" w:eastAsia="Arial"/>
-                <w:sz w:val="18"/>
-              </w:rPr>
-            </w:r>
-            <w:r>
-              <w:rPr>
-                <w:rFonts w:ascii="Arial" w:hAnsi="Arial" w:eastAsia="Arial"/>
+                <w:rFonts w:ascii="Arial" w:hAnsi="Arial" w:eastAsia="Arial" w:cs="Tahoma"/>
+                <w:sz w:val="18"/>
+              </w:rPr>
+            </w:r>
+            <w:r>
+              <w:rPr>
+                <w:rFonts w:ascii="Arial" w:hAnsi="Arial" w:eastAsia="Arial" w:cs="Tahoma"/>
                 <w:sz w:val="18"/>
               </w:rPr>
               <w:t>storeCode</w:t>
@@ -957,13 +1074,13 @@
             </w:pPr>
             <w:r>
               <w:rPr>
-                <w:rFonts w:ascii="Arial" w:hAnsi="Arial" w:eastAsia="Arial"/>
-                <w:sz w:val="18"/>
-              </w:rPr>
-            </w:r>
-            <w:r>
-              <w:rPr>
-                <w:rFonts w:ascii="Arial" w:hAnsi="Arial" w:eastAsia="Arial"/>
+                <w:rFonts w:ascii="Arial" w:hAnsi="Arial" w:eastAsia="Arial" w:cs="Tahoma"/>
+                <w:sz w:val="18"/>
+              </w:rPr>
+            </w:r>
+            <w:r>
+              <w:rPr>
+                <w:rFonts w:ascii="Arial" w:hAnsi="Arial" w:eastAsia="Arial" w:cs="Tahoma"/>
                 <w:sz w:val="18"/>
               </w:rPr>
               <w:t>string 5 digits</w:t>
@@ -982,13 +1099,13 @@
             </w:pPr>
             <w:r>
               <w:rPr>
-                <w:rFonts w:ascii="Arial" w:hAnsi="Arial" w:eastAsia="Arial"/>
-                <w:sz w:val="18"/>
-              </w:rPr>
-            </w:r>
-            <w:r>
-              <w:rPr>
-                <w:rFonts w:ascii="Arial" w:hAnsi="Arial" w:eastAsia="Arial"/>
+                <w:rFonts w:ascii="Arial" w:hAnsi="Arial" w:eastAsia="Arial" w:cs="Tahoma"/>
+                <w:sz w:val="18"/>
+              </w:rPr>
+            </w:r>
+            <w:r>
+              <w:rPr>
+                <w:rFonts w:ascii="Arial" w:hAnsi="Arial" w:eastAsia="Arial" w:cs="Tahoma"/>
                 <w:sz w:val="18"/>
               </w:rPr>
               <w:t>numeric length = 5</w:t>
@@ -1007,13 +1124,13 @@
             </w:pPr>
             <w:r>
               <w:rPr>
-                <w:rFonts w:ascii="Arial" w:hAnsi="Arial" w:eastAsia="Arial"/>
-                <w:sz w:val="18"/>
-              </w:rPr>
-            </w:r>
-            <w:r>
-              <w:rPr>
-                <w:rFonts w:ascii="Arial" w:hAnsi="Arial" w:eastAsia="Arial"/>
+                <w:rFonts w:ascii="Arial" w:hAnsi="Arial" w:eastAsia="Arial" w:cs="Tahoma"/>
+                <w:sz w:val="18"/>
+              </w:rPr>
+            </w:r>
+            <w:r>
+              <w:rPr>
+                <w:rFonts w:ascii="Arial" w:hAnsi="Arial" w:eastAsia="Arial" w:cs="Tahoma"/>
                 <w:sz w:val="18"/>
               </w:rPr>
               <w:t>แสดง leading zero</w:t>
@@ -1037,13 +1154,13 @@
             </w:pPr>
             <w:r>
               <w:rPr>
-                <w:rFonts w:ascii="Arial" w:hAnsi="Arial" w:eastAsia="Arial"/>
-                <w:sz w:val="18"/>
-              </w:rPr>
-            </w:r>
-            <w:r>
-              <w:rPr>
-                <w:rFonts w:ascii="Arial" w:hAnsi="Arial" w:eastAsia="Arial"/>
+                <w:rFonts w:ascii="Arial" w:hAnsi="Arial" w:eastAsia="Arial" w:cs="Tahoma"/>
+                <w:sz w:val="18"/>
+              </w:rPr>
+            </w:r>
+            <w:r>
+              <w:rPr>
+                <w:rFonts w:ascii="Arial" w:hAnsi="Arial" w:eastAsia="Arial" w:cs="Tahoma"/>
                 <w:sz w:val="18"/>
               </w:rPr>
               <w:t>amount</w:t>
@@ -1062,13 +1179,13 @@
             </w:pPr>
             <w:r>
               <w:rPr>
-                <w:rFonts w:ascii="Arial" w:hAnsi="Arial" w:eastAsia="Arial"/>
-                <w:sz w:val="18"/>
-              </w:rPr>
-            </w:r>
-            <w:r>
-              <w:rPr>
-                <w:rFonts w:ascii="Arial" w:hAnsi="Arial" w:eastAsia="Arial"/>
+                <w:rFonts w:ascii="Arial" w:hAnsi="Arial" w:eastAsia="Arial" w:cs="Tahoma"/>
+                <w:sz w:val="18"/>
+              </w:rPr>
+            </w:r>
+            <w:r>
+              <w:rPr>
+                <w:rFonts w:ascii="Arial" w:hAnsi="Arial" w:eastAsia="Arial" w:cs="Tahoma"/>
                 <w:sz w:val="18"/>
               </w:rPr>
               <w:t>number, 2 decimals</w:t>
@@ -1087,13 +1204,13 @@
             </w:pPr>
             <w:r>
               <w:rPr>
-                <w:rFonts w:ascii="Arial" w:hAnsi="Arial" w:eastAsia="Arial"/>
-                <w:sz w:val="18"/>
-              </w:rPr>
-            </w:r>
-            <w:r>
-              <w:rPr>
-                <w:rFonts w:ascii="Arial" w:hAnsi="Arial" w:eastAsia="Arial"/>
+                <w:rFonts w:ascii="Arial" w:hAnsi="Arial" w:eastAsia="Arial" w:cs="Tahoma"/>
+                <w:sz w:val="18"/>
+              </w:rPr>
+            </w:r>
+            <w:r>
+              <w:rPr>
+                <w:rFonts w:ascii="Arial" w:hAnsi="Arial" w:eastAsia="Arial" w:cs="Tahoma"/>
                 <w:sz w:val="18"/>
               </w:rPr>
               <w:t>&gt;= 0</w:t>
@@ -1112,27 +1229,27 @@
             </w:pPr>
             <w:r>
               <w:rPr>
-                <w:rFonts w:ascii="Arial" w:hAnsi="Arial" w:eastAsia="Arial"/>
-                <w:sz w:val="18"/>
-              </w:rPr>
-            </w:r>
-            <w:r>
-              <w:rPr>
-                <w:rFonts w:ascii="Arial" w:hAnsi="Arial" w:eastAsia="Arial"/>
+                <w:rFonts w:ascii="Arial" w:hAnsi="Arial" w:eastAsia="Arial" w:cs="Tahoma"/>
+                <w:sz w:val="18"/>
+              </w:rPr>
+            </w:r>
+            <w:r>
+              <w:rPr>
+                <w:rFonts w:ascii="Arial" w:hAnsi="Arial" w:eastAsia="Arial" w:cs="Tahoma"/>
                 <w:sz w:val="18"/>
               </w:rPr>
               <w:t xml:space="preserve">format </w:t>
             </w:r>
             <w:r>
               <w:rPr>
-                <w:rFonts w:ascii="Courier New" w:hAnsi="Courier New" w:eastAsia="Arial"/>
+                <w:rFonts w:ascii="Courier New" w:hAnsi="Courier New" w:eastAsia="Courier New" w:cs="Tahoma"/>
                 <w:sz w:val="18"/>
               </w:rPr>
               <w:t>#,##0.00</w:t>
             </w:r>
             <w:r>
               <w:rPr>
-                <w:rFonts w:ascii="Arial" w:hAnsi="Arial" w:eastAsia="Arial"/>
+                <w:rFonts w:ascii="Arial" w:hAnsi="Arial" w:eastAsia="Arial" w:cs="Tahoma"/>
                 <w:sz w:val="18"/>
               </w:rPr>
               <w:t xml:space="preserve"> บาท</w:t>
@@ -1156,13 +1273,13 @@
             </w:pPr>
             <w:r>
               <w:rPr>
-                <w:rFonts w:ascii="Arial" w:hAnsi="Arial" w:eastAsia="Arial"/>
-                <w:sz w:val="18"/>
-              </w:rPr>
-            </w:r>
-            <w:r>
-              <w:rPr>
-                <w:rFonts w:ascii="Arial" w:hAnsi="Arial" w:eastAsia="Arial"/>
+                <w:rFonts w:ascii="Arial" w:hAnsi="Arial" w:eastAsia="Arial" w:cs="Tahoma"/>
+                <w:sz w:val="18"/>
+              </w:rPr>
+            </w:r>
+            <w:r>
+              <w:rPr>
+                <w:rFonts w:ascii="Arial" w:hAnsi="Arial" w:eastAsia="Arial" w:cs="Tahoma"/>
                 <w:sz w:val="18"/>
               </w:rPr>
               <w:t>percent</w:t>
@@ -1181,13 +1298,13 @@
             </w:pPr>
             <w:r>
               <w:rPr>
-                <w:rFonts w:ascii="Arial" w:hAnsi="Arial" w:eastAsia="Arial"/>
-                <w:sz w:val="18"/>
-              </w:rPr>
-            </w:r>
-            <w:r>
-              <w:rPr>
-                <w:rFonts w:ascii="Arial" w:hAnsi="Arial" w:eastAsia="Arial"/>
+                <w:rFonts w:ascii="Arial" w:hAnsi="Arial" w:eastAsia="Arial" w:cs="Tahoma"/>
+                <w:sz w:val="18"/>
+              </w:rPr>
+            </w:r>
+            <w:r>
+              <w:rPr>
+                <w:rFonts w:ascii="Arial" w:hAnsi="Arial" w:eastAsia="Arial" w:cs="Tahoma"/>
                 <w:sz w:val="18"/>
               </w:rPr>
               <w:t>number, 2 decimals</w:t>
@@ -1206,13 +1323,13 @@
             </w:pPr>
             <w:r>
               <w:rPr>
-                <w:rFonts w:ascii="Arial" w:hAnsi="Arial" w:eastAsia="Arial"/>
-                <w:sz w:val="18"/>
-              </w:rPr>
-            </w:r>
-            <w:r>
-              <w:rPr>
-                <w:rFonts w:ascii="Arial" w:hAnsi="Arial" w:eastAsia="Arial"/>
+                <w:rFonts w:ascii="Arial" w:hAnsi="Arial" w:eastAsia="Arial" w:cs="Tahoma"/>
+                <w:sz w:val="18"/>
+              </w:rPr>
+            </w:r>
+            <w:r>
+              <w:rPr>
+                <w:rFonts w:ascii="Arial" w:hAnsi="Arial" w:eastAsia="Arial" w:cs="Tahoma"/>
                 <w:sz w:val="18"/>
               </w:rPr>
               <w:t>0-100</w:t>
@@ -1231,27 +1348,27 @@
             </w:pPr>
             <w:r>
               <w:rPr>
-                <w:rFonts w:ascii="Arial" w:hAnsi="Arial" w:eastAsia="Arial"/>
-                <w:sz w:val="18"/>
-              </w:rPr>
-            </w:r>
-            <w:r>
-              <w:rPr>
-                <w:rFonts w:ascii="Arial" w:hAnsi="Arial" w:eastAsia="Arial"/>
+                <w:rFonts w:ascii="Arial" w:hAnsi="Arial" w:eastAsia="Arial" w:cs="Tahoma"/>
+                <w:sz w:val="18"/>
+              </w:rPr>
+            </w:r>
+            <w:r>
+              <w:rPr>
+                <w:rFonts w:ascii="Arial" w:hAnsi="Arial" w:eastAsia="Arial" w:cs="Tahoma"/>
                 <w:sz w:val="18"/>
               </w:rPr>
               <w:t xml:space="preserve">ใช้ </w:t>
             </w:r>
             <w:r>
               <w:rPr>
-                <w:rFonts w:ascii="Courier New" w:hAnsi="Courier New" w:eastAsia="Arial"/>
+                <w:rFonts w:ascii="Courier New" w:hAnsi="Courier New" w:eastAsia="Courier New" w:cs="Tahoma"/>
                 <w:sz w:val="18"/>
               </w:rPr>
               <w:t>%</w:t>
             </w:r>
             <w:r>
               <w:rPr>
-                <w:rFonts w:ascii="Arial" w:hAnsi="Arial" w:eastAsia="Arial"/>
+                <w:rFonts w:ascii="Arial" w:hAnsi="Arial" w:eastAsia="Arial" w:cs="Tahoma"/>
                 <w:sz w:val="18"/>
               </w:rPr>
               <w:t xml:space="preserve"> และรวม allocation ต้องเท่ากับ 100</w:t>
@@ -1275,13 +1392,13 @@
             </w:pPr>
             <w:r>
               <w:rPr>
-                <w:rFonts w:ascii="Arial" w:hAnsi="Arial" w:eastAsia="Arial"/>
-                <w:sz w:val="18"/>
-              </w:rPr>
-            </w:r>
-            <w:r>
-              <w:rPr>
-                <w:rFonts w:ascii="Arial" w:hAnsi="Arial" w:eastAsia="Arial"/>
+                <w:rFonts w:ascii="Arial" w:hAnsi="Arial" w:eastAsia="Arial" w:cs="Tahoma"/>
+                <w:sz w:val="18"/>
+              </w:rPr>
+            </w:r>
+            <w:r>
+              <w:rPr>
+                <w:rFonts w:ascii="Arial" w:hAnsi="Arial" w:eastAsia="Arial" w:cs="Tahoma"/>
                 <w:sz w:val="18"/>
               </w:rPr>
               <w:t>date</w:t>
@@ -1300,13 +1417,13 @@
             </w:pPr>
             <w:r>
               <w:rPr>
-                <w:rFonts w:ascii="Arial" w:hAnsi="Arial" w:eastAsia="Arial"/>
-                <w:sz w:val="18"/>
-              </w:rPr>
-            </w:r>
-            <w:r>
-              <w:rPr>
-                <w:rFonts w:ascii="Arial" w:hAnsi="Arial" w:eastAsia="Arial"/>
+                <w:rFonts w:ascii="Arial" w:hAnsi="Arial" w:eastAsia="Arial" w:cs="Tahoma"/>
+                <w:sz w:val="18"/>
+              </w:rPr>
+            </w:r>
+            <w:r>
+              <w:rPr>
+                <w:rFonts w:ascii="Arial" w:hAnsi="Arial" w:eastAsia="Arial" w:cs="Tahoma"/>
                 <w:sz w:val="18"/>
               </w:rPr>
               <w:t>DD/MM/YYYY</w:t>
@@ -1325,13 +1442,13 @@
             </w:pPr>
             <w:r>
               <w:rPr>
-                <w:rFonts w:ascii="Arial" w:hAnsi="Arial" w:eastAsia="Arial"/>
-                <w:sz w:val="18"/>
-              </w:rPr>
-            </w:r>
-            <w:r>
-              <w:rPr>
-                <w:rFonts w:ascii="Arial" w:hAnsi="Arial" w:eastAsia="Arial"/>
+                <w:rFonts w:ascii="Arial" w:hAnsi="Arial" w:eastAsia="Arial" w:cs="Tahoma"/>
+                <w:sz w:val="18"/>
+              </w:rPr>
+            </w:r>
+            <w:r>
+              <w:rPr>
+                <w:rFonts w:ascii="Arial" w:hAnsi="Arial" w:eastAsia="Arial" w:cs="Tahoma"/>
                 <w:sz w:val="18"/>
               </w:rPr>
               <w:t>valid date</w:t>
@@ -1350,13 +1467,13 @@
             </w:pPr>
             <w:r>
               <w:rPr>
-                <w:rFonts w:ascii="Arial" w:hAnsi="Arial" w:eastAsia="Arial"/>
-                <w:sz w:val="18"/>
-              </w:rPr>
-            </w:r>
-            <w:r>
-              <w:rPr>
-                <w:rFonts w:ascii="Arial" w:hAnsi="Arial" w:eastAsia="Arial"/>
+                <w:rFonts w:ascii="Arial" w:hAnsi="Arial" w:eastAsia="Arial" w:cs="Tahoma"/>
+                <w:sz w:val="18"/>
+              </w:rPr>
+            </w:r>
+            <w:r>
+              <w:rPr>
+                <w:rFonts w:ascii="Arial" w:hAnsi="Arial" w:eastAsia="Arial" w:cs="Tahoma"/>
                 <w:sz w:val="18"/>
               </w:rPr>
               <w:t>payload เป็น ISO ค.ศ. · FE แสดง ค.ศ. เป็นค่าเริ่มต้น (DatePicker buddhistEra=false) แสดง พ.ศ. เฉพาะจุดที่เปิด flag</w:t>
@@ -1380,13 +1497,13 @@
             </w:pPr>
             <w:r>
               <w:rPr>
-                <w:rFonts w:ascii="Arial" w:hAnsi="Arial" w:eastAsia="Arial"/>
-                <w:sz w:val="18"/>
-              </w:rPr>
-            </w:r>
-            <w:r>
-              <w:rPr>
-                <w:rFonts w:ascii="Arial" w:hAnsi="Arial" w:eastAsia="Arial"/>
+                <w:rFonts w:ascii="Arial" w:hAnsi="Arial" w:eastAsia="Arial" w:cs="Tahoma"/>
+                <w:sz w:val="18"/>
+              </w:rPr>
+            </w:r>
+            <w:r>
+              <w:rPr>
+                <w:rFonts w:ascii="Arial" w:hAnsi="Arial" w:eastAsia="Arial" w:cs="Tahoma"/>
                 <w:sz w:val="18"/>
               </w:rPr>
               <w:t>attachment</w:t>
@@ -1405,13 +1522,13 @@
             </w:pPr>
             <w:r>
               <w:rPr>
-                <w:rFonts w:ascii="Arial" w:hAnsi="Arial" w:eastAsia="Arial"/>
-                <w:sz w:val="18"/>
-              </w:rPr>
-            </w:r>
-            <w:r>
-              <w:rPr>
-                <w:rFonts w:ascii="Arial" w:hAnsi="Arial" w:eastAsia="Arial"/>
+                <w:rFonts w:ascii="Arial" w:hAnsi="Arial" w:eastAsia="Arial" w:cs="Tahoma"/>
+                <w:sz w:val="18"/>
+              </w:rPr>
+            </w:r>
+            <w:r>
+              <w:rPr>
+                <w:rFonts w:ascii="Arial" w:hAnsi="Arial" w:eastAsia="Arial" w:cs="Tahoma"/>
                 <w:sz w:val="18"/>
               </w:rPr>
               <w:t>file</w:t>
@@ -1430,13 +1547,13 @@
             </w:pPr>
             <w:r>
               <w:rPr>
-                <w:rFonts w:ascii="Arial" w:hAnsi="Arial" w:eastAsia="Arial"/>
-                <w:sz w:val="18"/>
-              </w:rPr>
-            </w:r>
-            <w:r>
-              <w:rPr>
-                <w:rFonts w:ascii="Arial" w:hAnsi="Arial" w:eastAsia="Arial"/>
+                <w:rFonts w:ascii="Arial" w:hAnsi="Arial" w:eastAsia="Arial" w:cs="Tahoma"/>
+                <w:sz w:val="18"/>
+              </w:rPr>
+            </w:r>
+            <w:r>
+              <w:rPr>
+                <w:rFonts w:ascii="Arial" w:hAnsi="Arial" w:eastAsia="Arial" w:cs="Tahoma"/>
                 <w:sz w:val="18"/>
               </w:rPr>
               <w:t>&lt;= 5 MB</w:t>
@@ -1455,13 +1572,13 @@
             </w:pPr>
             <w:r>
               <w:rPr>
-                <w:rFonts w:ascii="Arial" w:hAnsi="Arial" w:eastAsia="Arial"/>
-                <w:sz w:val="18"/>
-              </w:rPr>
-            </w:r>
-            <w:r>
-              <w:rPr>
-                <w:rFonts w:ascii="Arial" w:hAnsi="Arial" w:eastAsia="Arial"/>
+                <w:rFonts w:ascii="Arial" w:hAnsi="Arial" w:eastAsia="Arial" w:cs="Tahoma"/>
+                <w:sz w:val="18"/>
+              </w:rPr>
+            </w:r>
+            <w:r>
+              <w:rPr>
+                <w:rFonts w:ascii="Arial" w:hAnsi="Arial" w:eastAsia="Arial" w:cs="Tahoma"/>
                 <w:sz w:val="18"/>
               </w:rPr>
               <w:t>รองรับ vsd, dwg, afp, pdf, mda, zip, wav, mp3, gif, jpg, tif, tiff, htm, html, txt, xml, mpg, mov, ivs, doc, docx, xls, xlsx, pps, ppt, pot, csv</w:t>
@@ -1485,13 +1602,13 @@
             </w:pPr>
             <w:r>
               <w:rPr>
-                <w:rFonts w:ascii="Arial" w:hAnsi="Arial" w:eastAsia="Arial"/>
-                <w:sz w:val="18"/>
-              </w:rPr>
-            </w:r>
-            <w:r>
-              <w:rPr>
-                <w:rFonts w:ascii="Arial" w:hAnsi="Arial" w:eastAsia="Arial"/>
+                <w:rFonts w:ascii="Arial" w:hAnsi="Arial" w:eastAsia="Arial" w:cs="Tahoma"/>
+                <w:sz w:val="18"/>
+              </w:rPr>
+            </w:r>
+            <w:r>
+              <w:rPr>
+                <w:rFonts w:ascii="Arial" w:hAnsi="Arial" w:eastAsia="Arial" w:cs="Tahoma"/>
                 <w:sz w:val="18"/>
               </w:rPr>
               <w:t>requestId</w:t>
@@ -1510,13 +1627,13 @@
             </w:pPr>
             <w:r>
               <w:rPr>
-                <w:rFonts w:ascii="Arial" w:hAnsi="Arial" w:eastAsia="Arial"/>
-                <w:sz w:val="18"/>
-              </w:rPr>
-            </w:r>
-            <w:r>
-              <w:rPr>
-                <w:rFonts w:ascii="Arial" w:hAnsi="Arial" w:eastAsia="Arial"/>
+                <w:rFonts w:ascii="Arial" w:hAnsi="Arial" w:eastAsia="Arial" w:cs="Tahoma"/>
+                <w:sz w:val="18"/>
+              </w:rPr>
+            </w:r>
+            <w:r>
+              <w:rPr>
+                <w:rFonts w:ascii="Arial" w:hAnsi="Arial" w:eastAsia="Arial" w:cs="Tahoma"/>
                 <w:sz w:val="18"/>
               </w:rPr>
               <w:t>string</w:t>
@@ -1535,13 +1652,13 @@
             </w:pPr>
             <w:r>
               <w:rPr>
-                <w:rFonts w:ascii="Arial" w:hAnsi="Arial" w:eastAsia="Arial"/>
-                <w:sz w:val="18"/>
-              </w:rPr>
-            </w:r>
-            <w:r>
-              <w:rPr>
-                <w:rFonts w:ascii="Arial" w:hAnsi="Arial" w:eastAsia="Arial"/>
+                <w:rFonts w:ascii="Arial" w:hAnsi="Arial" w:eastAsia="Arial" w:cs="Tahoma"/>
+                <w:sz w:val="18"/>
+              </w:rPr>
+            </w:r>
+            <w:r>
+              <w:rPr>
+                <w:rFonts w:ascii="Arial" w:hAnsi="Arial" w:eastAsia="Arial" w:cs="Tahoma"/>
                 <w:sz w:val="18"/>
               </w:rPr>
               <w:t>optional</w:t>
@@ -1560,13 +1677,13 @@
             </w:pPr>
             <w:r>
               <w:rPr>
-                <w:rFonts w:ascii="Arial" w:hAnsi="Arial" w:eastAsia="Arial"/>
-                <w:sz w:val="18"/>
-              </w:rPr>
-            </w:r>
-            <w:r>
-              <w:rPr>
-                <w:rFonts w:ascii="Arial" w:hAnsi="Arial" w:eastAsia="Arial"/>
+                <w:rFonts w:ascii="Arial" w:hAnsi="Arial" w:eastAsia="Arial" w:cs="Tahoma"/>
+                <w:sz w:val="18"/>
+              </w:rPr>
+            </w:r>
+            <w:r>
+              <w:rPr>
+                <w:rFonts w:ascii="Arial" w:hAnsi="Arial" w:eastAsia="Arial" w:cs="Tahoma"/>
                 <w:sz w:val="18"/>
               </w:rPr>
               <w:t>ใช้ trace request; duplicate guard หลักเป็น business key</w:t>
@@ -1590,13 +1707,13 @@
             </w:pPr>
             <w:r>
               <w:rPr>
-                <w:rFonts w:ascii="Arial" w:hAnsi="Arial" w:eastAsia="Arial"/>
-                <w:sz w:val="18"/>
-              </w:rPr>
-            </w:r>
-            <w:r>
-              <w:rPr>
-                <w:rFonts w:ascii="Arial" w:hAnsi="Arial" w:eastAsia="Arial"/>
+                <w:rFonts w:ascii="Arial" w:hAnsi="Arial" w:eastAsia="Arial" w:cs="Tahoma"/>
+                <w:sz w:val="18"/>
+              </w:rPr>
+            </w:r>
+            <w:r>
+              <w:rPr>
+                <w:rFonts w:ascii="Arial" w:hAnsi="Arial" w:eastAsia="Arial" w:cs="Tahoma"/>
                 <w:sz w:val="18"/>
               </w:rPr>
               <w:t>source</w:t>
@@ -1615,13 +1732,13 @@
             </w:pPr>
             <w:r>
               <w:rPr>
-                <w:rFonts w:ascii="Arial" w:hAnsi="Arial" w:eastAsia="Arial"/>
-                <w:sz w:val="18"/>
-              </w:rPr>
-            </w:r>
-            <w:r>
-              <w:rPr>
-                <w:rFonts w:ascii="Arial" w:hAnsi="Arial" w:eastAsia="Arial"/>
+                <w:rFonts w:ascii="Arial" w:hAnsi="Arial" w:eastAsia="Arial" w:cs="Tahoma"/>
+                <w:sz w:val="18"/>
+              </w:rPr>
+            </w:r>
+            <w:r>
+              <w:rPr>
+                <w:rFonts w:ascii="Arial" w:hAnsi="Arial" w:eastAsia="Arial" w:cs="Tahoma"/>
                 <w:sz w:val="18"/>
               </w:rPr>
               <w:t>MANUAL|FS</w:t>
@@ -1640,13 +1757,13 @@
             </w:pPr>
             <w:r>
               <w:rPr>
-                <w:rFonts w:ascii="Arial" w:hAnsi="Arial" w:eastAsia="Arial"/>
-                <w:sz w:val="18"/>
-              </w:rPr>
-            </w:r>
-            <w:r>
-              <w:rPr>
-                <w:rFonts w:ascii="Arial" w:hAnsi="Arial" w:eastAsia="Arial"/>
+                <w:rFonts w:ascii="Arial" w:hAnsi="Arial" w:eastAsia="Arial" w:cs="Tahoma"/>
+                <w:sz w:val="18"/>
+              </w:rPr>
+            </w:r>
+            <w:r>
+              <w:rPr>
+                <w:rFonts w:ascii="Arial" w:hAnsi="Arial" w:eastAsia="Arial" w:cs="Tahoma"/>
                 <w:sz w:val="18"/>
               </w:rPr>
               <w:t>required</w:t>
@@ -1665,13 +1782,13 @@
             </w:pPr>
             <w:r>
               <w:rPr>
-                <w:rFonts w:ascii="Arial" w:hAnsi="Arial" w:eastAsia="Arial"/>
-                <w:sz w:val="18"/>
-              </w:rPr>
-            </w:r>
-            <w:r>
-              <w:rPr>
-                <w:rFonts w:ascii="Arial" w:hAnsi="Arial" w:eastAsia="Arial"/>
+                <w:rFonts w:ascii="Arial" w:hAnsi="Arial" w:eastAsia="Arial" w:cs="Tahoma"/>
+                <w:sz w:val="18"/>
+              </w:rPr>
+            </w:r>
+            <w:r>
+              <w:rPr>
+                <w:rFonts w:ascii="Arial" w:hAnsi="Arial" w:eastAsia="Arial" w:cs="Tahoma"/>
                 <w:sz w:val="18"/>
               </w:rPr>
               <w:t>แยกแหล่งสร้างเอกสาร</w:t>
@@ -1730,7 +1847,7 @@
             <w:r/>
             <w:r>
               <w:rPr>
-                <w:rFonts w:ascii="Arial" w:hAnsi="Arial" w:eastAsia="Arial"/>
+                <w:rFonts w:ascii="Arial" w:hAnsi="Arial" w:eastAsia="Arial" w:cs="Tahoma"/>
                 <w:b/>
                 <w:sz w:val="18"/>
               </w:rPr>
@@ -1752,7 +1869,7 @@
             <w:r/>
             <w:r>
               <w:rPr>
-                <w:rFonts w:ascii="Arial" w:hAnsi="Arial" w:eastAsia="Arial"/>
+                <w:rFonts w:ascii="Arial" w:hAnsi="Arial" w:eastAsia="Arial" w:cs="Tahoma"/>
                 <w:b/>
                 <w:sz w:val="18"/>
               </w:rPr>
@@ -1774,7 +1891,7 @@
             <w:r/>
             <w:r>
               <w:rPr>
-                <w:rFonts w:ascii="Arial" w:hAnsi="Arial" w:eastAsia="Arial"/>
+                <w:rFonts w:ascii="Arial" w:hAnsi="Arial" w:eastAsia="Arial" w:cs="Tahoma"/>
                 <w:b/>
                 <w:sz w:val="18"/>
               </w:rPr>
@@ -1799,13 +1916,13 @@
             </w:pPr>
             <w:r>
               <w:rPr>
-                <w:rFonts w:ascii="Arial" w:hAnsi="Arial" w:eastAsia="Arial"/>
-                <w:sz w:val="18"/>
-              </w:rPr>
-            </w:r>
-            <w:r>
-              <w:rPr>
-                <w:rFonts w:ascii="Arial" w:hAnsi="Arial" w:eastAsia="Arial"/>
+                <w:rFonts w:ascii="Arial" w:hAnsi="Arial" w:eastAsia="Arial" w:cs="Tahoma"/>
+                <w:sz w:val="18"/>
+              </w:rPr>
+            </w:r>
+            <w:r>
+              <w:rPr>
+                <w:rFonts w:ascii="Arial" w:hAnsi="Arial" w:eastAsia="Arial" w:cs="Tahoma"/>
                 <w:sz w:val="18"/>
               </w:rPr>
               <w:t>Format</w:t>
@@ -1824,20 +1941,20 @@
             </w:pPr>
             <w:r>
               <w:rPr>
-                <w:rFonts w:ascii="Arial" w:hAnsi="Arial" w:eastAsia="Arial"/>
-                <w:sz w:val="18"/>
-              </w:rPr>
-            </w:r>
-            <w:r>
-              <w:rPr>
-                <w:rFonts w:ascii="Arial" w:hAnsi="Arial" w:eastAsia="Arial"/>
+                <w:rFonts w:ascii="Arial" w:hAnsi="Arial" w:eastAsia="Arial" w:cs="Tahoma"/>
+                <w:sz w:val="18"/>
+              </w:rPr>
+            </w:r>
+            <w:r>
+              <w:rPr>
+                <w:rFonts w:ascii="Arial" w:hAnsi="Arial" w:eastAsia="Arial" w:cs="Tahoma"/>
                 <w:sz w:val="18"/>
               </w:rPr>
               <w:t xml:space="preserve">YYYY/xxxxx โดย YYYY เป็นปี </w:t>
             </w:r>
             <w:r>
               <w:rPr>
-                <w:rFonts w:ascii="Arial" w:hAnsi="Arial" w:eastAsia="Arial"/>
+                <w:rFonts w:ascii="Arial" w:hAnsi="Arial" w:eastAsia="Arial" w:cs="Tahoma"/>
                 <w:b/>
                 <w:sz w:val="18"/>
               </w:rPr>
@@ -1845,7 +1962,7 @@
             </w:r>
             <w:r>
               <w:rPr>
-                <w:rFonts w:ascii="Arial" w:hAnsi="Arial" w:eastAsia="Arial"/>
+                <w:rFonts w:ascii="Arial" w:hAnsi="Arial" w:eastAsia="Arial" w:cs="Tahoma"/>
                 <w:sz w:val="18"/>
               </w:rPr>
               <w:t xml:space="preserve"> และ running 5 หลัก (มติ 2026-08-06 · หน้าจอ K2 จริงใช้ ค.ศ. เช่น 2026/01870)</w:t>
@@ -1864,13 +1981,13 @@
             </w:pPr>
             <w:r>
               <w:rPr>
-                <w:rFonts w:ascii="Arial" w:hAnsi="Arial" w:eastAsia="Arial"/>
-                <w:sz w:val="18"/>
-              </w:rPr>
-            </w:r>
-            <w:r>
-              <w:rPr>
-                <w:rFonts w:ascii="Arial" w:hAnsi="Arial" w:eastAsia="Arial"/>
+                <w:rFonts w:ascii="Arial" w:hAnsi="Arial" w:eastAsia="Arial" w:cs="Tahoma"/>
+                <w:sz w:val="18"/>
+              </w:rPr>
+            </w:r>
+            <w:r>
+              <w:rPr>
+                <w:rFonts w:ascii="Arial" w:hAnsi="Arial" w:eastAsia="Arial" w:cs="Tahoma"/>
                 <w:sz w:val="18"/>
               </w:rPr>
               <w:t>ตัวอย่าง 2026/00124; เก็บ doc_no เป็น string และเก็บ year/running_no แยกเพื่อ index</w:t>
@@ -1894,13 +2011,13 @@
             </w:pPr>
             <w:r>
               <w:rPr>
-                <w:rFonts w:ascii="Arial" w:hAnsi="Arial" w:eastAsia="Arial"/>
-                <w:sz w:val="18"/>
-              </w:rPr>
-            </w:r>
-            <w:r>
-              <w:rPr>
-                <w:rFonts w:ascii="Arial" w:hAnsi="Arial" w:eastAsia="Arial"/>
+                <w:rFonts w:ascii="Arial" w:hAnsi="Arial" w:eastAsia="Arial" w:cs="Tahoma"/>
+                <w:sz w:val="18"/>
+              </w:rPr>
+            </w:r>
+            <w:r>
+              <w:rPr>
+                <w:rFonts w:ascii="Arial" w:hAnsi="Arial" w:eastAsia="Arial" w:cs="Tahoma"/>
                 <w:sz w:val="18"/>
               </w:rPr>
               <w:t>Sequence scope</w:t>
@@ -1919,13 +2036,13 @@
             </w:pPr>
             <w:r>
               <w:rPr>
-                <w:rFonts w:ascii="Arial" w:hAnsi="Arial" w:eastAsia="Arial"/>
-                <w:sz w:val="18"/>
-              </w:rPr>
-            </w:r>
-            <w:r>
-              <w:rPr>
-                <w:rFonts w:ascii="Arial" w:hAnsi="Arial" w:eastAsia="Arial"/>
+                <w:rFonts w:ascii="Arial" w:hAnsi="Arial" w:eastAsia="Arial" w:cs="Tahoma"/>
+                <w:sz w:val="18"/>
+              </w:rPr>
+            </w:r>
+            <w:r>
+              <w:rPr>
+                <w:rFonts w:ascii="Arial" w:hAnsi="Arial" w:eastAsia="Arial" w:cs="Tahoma"/>
                 <w:sz w:val="18"/>
               </w:rPr>
               <w:t>running reset ตามปี ค.ศ.</w:t>
@@ -1944,34 +2061,34 @@
             </w:pPr>
             <w:r>
               <w:rPr>
-                <w:rFonts w:ascii="Arial" w:hAnsi="Arial" w:eastAsia="Arial"/>
-                <w:sz w:val="18"/>
-              </w:rPr>
-            </w:r>
-            <w:r>
-              <w:rPr>
-                <w:rFonts w:ascii="Arial" w:hAnsi="Arial" w:eastAsia="Arial"/>
+                <w:rFonts w:ascii="Arial" w:hAnsi="Arial" w:eastAsia="Arial" w:cs="Tahoma"/>
+                <w:sz w:val="18"/>
+              </w:rPr>
+            </w:r>
+            <w:r>
+              <w:rPr>
+                <w:rFonts w:ascii="Arial" w:hAnsi="Arial" w:eastAsia="Arial" w:cs="Tahoma"/>
                 <w:sz w:val="18"/>
               </w:rPr>
               <w:t xml:space="preserve">unique key </w:t>
             </w:r>
             <w:r>
               <w:rPr>
-                <w:rFonts w:ascii="Courier New" w:hAnsi="Courier New" w:eastAsia="Arial"/>
+                <w:rFonts w:ascii="Courier New" w:hAnsi="Courier New" w:eastAsia="Courier New" w:cs="Tahoma"/>
                 <w:sz w:val="18"/>
               </w:rPr>
               <w:t>(year, running_no)</w:t>
             </w:r>
             <w:r>
               <w:rPr>
-                <w:rFonts w:ascii="Arial" w:hAnsi="Arial" w:eastAsia="Arial"/>
+                <w:rFonts w:ascii="Arial" w:hAnsi="Arial" w:eastAsia="Arial" w:cs="Tahoma"/>
                 <w:sz w:val="18"/>
               </w:rPr>
               <w:t xml:space="preserve"> และ unique </w:t>
             </w:r>
             <w:r>
               <w:rPr>
-                <w:rFonts w:ascii="Courier New" w:hAnsi="Courier New" w:eastAsia="Arial"/>
+                <w:rFonts w:ascii="Courier New" w:hAnsi="Courier New" w:eastAsia="Courier New" w:cs="Tahoma"/>
                 <w:sz w:val="18"/>
               </w:rPr>
               <w:t>doc_no</w:t>
@@ -1995,13 +2112,13 @@
             </w:pPr>
             <w:r>
               <w:rPr>
-                <w:rFonts w:ascii="Arial" w:hAnsi="Arial" w:eastAsia="Arial"/>
-                <w:sz w:val="18"/>
-              </w:rPr>
-            </w:r>
-            <w:r>
-              <w:rPr>
-                <w:rFonts w:ascii="Arial" w:hAnsi="Arial" w:eastAsia="Arial"/>
+                <w:rFonts w:ascii="Arial" w:hAnsi="Arial" w:eastAsia="Arial" w:cs="Tahoma"/>
+                <w:sz w:val="18"/>
+              </w:rPr>
+            </w:r>
+            <w:r>
+              <w:rPr>
+                <w:rFonts w:ascii="Arial" w:hAnsi="Arial" w:eastAsia="Arial" w:cs="Tahoma"/>
                 <w:sz w:val="18"/>
               </w:rPr>
               <w:t>Lock strategy</w:t>
@@ -2020,27 +2137,27 @@
             </w:pPr>
             <w:r>
               <w:rPr>
-                <w:rFonts w:ascii="Arial" w:hAnsi="Arial" w:eastAsia="Arial"/>
-                <w:sz w:val="18"/>
-              </w:rPr>
-            </w:r>
-            <w:r>
-              <w:rPr>
-                <w:rFonts w:ascii="Arial" w:hAnsi="Arial" w:eastAsia="Arial"/>
+                <w:rFonts w:ascii="Arial" w:hAnsi="Arial" w:eastAsia="Arial" w:cs="Tahoma"/>
+                <w:sz w:val="18"/>
+              </w:rPr>
+            </w:r>
+            <w:r>
+              <w:rPr>
+                <w:rFonts w:ascii="Arial" w:hAnsi="Arial" w:eastAsia="Arial" w:cs="Tahoma"/>
                 <w:sz w:val="18"/>
               </w:rPr>
               <w:t xml:space="preserve">lock row sequence ด้วย </w:t>
             </w:r>
             <w:r>
               <w:rPr>
-                <w:rFonts w:ascii="Courier New" w:hAnsi="Courier New" w:eastAsia="Arial"/>
+                <w:rFonts w:ascii="Courier New" w:hAnsi="Courier New" w:eastAsia="Courier New" w:cs="Tahoma"/>
                 <w:sz w:val="18"/>
               </w:rPr>
               <w:t>SELECT ... FOR UPDATE</w:t>
             </w:r>
             <w:r>
               <w:rPr>
-                <w:rFonts w:ascii="Arial" w:hAnsi="Arial" w:eastAsia="Arial"/>
+                <w:rFonts w:ascii="Arial" w:hAnsi="Arial" w:eastAsia="Arial" w:cs="Tahoma"/>
                 <w:sz w:val="18"/>
               </w:rPr>
               <w:t xml:space="preserve"> หรือ database sequence ต่อปี</w:t>
@@ -2059,13 +2176,13 @@
             </w:pPr>
             <w:r>
               <w:rPr>
-                <w:rFonts w:ascii="Arial" w:hAnsi="Arial" w:eastAsia="Arial"/>
-                <w:sz w:val="18"/>
-              </w:rPr>
-            </w:r>
-            <w:r>
-              <w:rPr>
-                <w:rFonts w:ascii="Arial" w:hAnsi="Arial" w:eastAsia="Arial"/>
+                <w:rFonts w:ascii="Arial" w:hAnsi="Arial" w:eastAsia="Arial" w:cs="Tahoma"/>
+                <w:sz w:val="18"/>
+              </w:rPr>
+            </w:r>
+            <w:r>
+              <w:rPr>
+                <w:rFonts w:ascii="Arial" w:hAnsi="Arial" w:eastAsia="Arial" w:cs="Tahoma"/>
                 <w:sz w:val="18"/>
               </w:rPr>
               <w:t>ห้ามอ่าน max(running_no)+1 แบบไม่มี lock</w:t>
@@ -2089,13 +2206,13 @@
             </w:pPr>
             <w:r>
               <w:rPr>
-                <w:rFonts w:ascii="Arial" w:hAnsi="Arial" w:eastAsia="Arial"/>
-                <w:sz w:val="18"/>
-              </w:rPr>
-            </w:r>
-            <w:r>
-              <w:rPr>
-                <w:rFonts w:ascii="Arial" w:hAnsi="Arial" w:eastAsia="Arial"/>
+                <w:rFonts w:ascii="Arial" w:hAnsi="Arial" w:eastAsia="Arial" w:cs="Tahoma"/>
+                <w:sz w:val="18"/>
+              </w:rPr>
+            </w:r>
+            <w:r>
+              <w:rPr>
+                <w:rFonts w:ascii="Arial" w:hAnsi="Arial" w:eastAsia="Arial" w:cs="Tahoma"/>
                 <w:sz w:val="18"/>
               </w:rPr>
               <w:t>Transaction boundary</w:t>
@@ -2114,13 +2231,13 @@
             </w:pPr>
             <w:r>
               <w:rPr>
-                <w:rFonts w:ascii="Arial" w:hAnsi="Arial" w:eastAsia="Arial"/>
-                <w:sz w:val="18"/>
-              </w:rPr>
-            </w:r>
-            <w:r>
-              <w:rPr>
-                <w:rFonts w:ascii="Arial" w:hAnsi="Arial" w:eastAsia="Arial"/>
+                <w:rFonts w:ascii="Arial" w:hAnsi="Arial" w:eastAsia="Arial" w:cs="Tahoma"/>
+                <w:sz w:val="18"/>
+              </w:rPr>
+            </w:r>
+            <w:r>
+              <w:rPr>
+                <w:rFonts w:ascii="Arial" w:hAnsi="Arial" w:eastAsia="Arial" w:cs="Tahoma"/>
                 <w:sz w:val="18"/>
               </w:rPr>
               <w:t>generate docNo, insert compensation_documents, insert first workflow task และ audit ใน transaction เดียว</w:t>
@@ -2139,13 +2256,13 @@
             </w:pPr>
             <w:r>
               <w:rPr>
-                <w:rFonts w:ascii="Arial" w:hAnsi="Arial" w:eastAsia="Arial"/>
-                <w:sz w:val="18"/>
-              </w:rPr>
-            </w:r>
-            <w:r>
-              <w:rPr>
-                <w:rFonts w:ascii="Arial" w:hAnsi="Arial" w:eastAsia="Arial"/>
+                <w:rFonts w:ascii="Arial" w:hAnsi="Arial" w:eastAsia="Arial" w:cs="Tahoma"/>
+                <w:sz w:val="18"/>
+              </w:rPr>
+            </w:r>
+            <w:r>
+              <w:rPr>
+                <w:rFonts w:ascii="Arial" w:hAnsi="Arial" w:eastAsia="Arial" w:cs="Tahoma"/>
                 <w:sz w:val="18"/>
               </w:rPr>
               <w:t>ถ้าสร้าง task ไม่สำเร็จต้อง rollback ทั้งชุด</w:t>
@@ -2169,13 +2286,13 @@
             </w:pPr>
             <w:r>
               <w:rPr>
-                <w:rFonts w:ascii="Arial" w:hAnsi="Arial" w:eastAsia="Arial"/>
-                <w:sz w:val="18"/>
-              </w:rPr>
-            </w:r>
-            <w:r>
-              <w:rPr>
-                <w:rFonts w:ascii="Arial" w:hAnsi="Arial" w:eastAsia="Arial"/>
+                <w:rFonts w:ascii="Arial" w:hAnsi="Arial" w:eastAsia="Arial" w:cs="Tahoma"/>
+                <w:sz w:val="18"/>
+              </w:rPr>
+            </w:r>
+            <w:r>
+              <w:rPr>
+                <w:rFonts w:ascii="Arial" w:hAnsi="Arial" w:eastAsia="Arial" w:cs="Tahoma"/>
                 <w:sz w:val="18"/>
               </w:rPr>
               <w:t>Gap policy</w:t>
@@ -2194,13 +2311,13 @@
             </w:pPr>
             <w:r>
               <w:rPr>
-                <w:rFonts w:ascii="Arial" w:hAnsi="Arial" w:eastAsia="Arial"/>
-                <w:sz w:val="18"/>
-              </w:rPr>
-            </w:r>
-            <w:r>
-              <w:rPr>
-                <w:rFonts w:ascii="Arial" w:hAnsi="Arial" w:eastAsia="Arial"/>
+                <w:rFonts w:ascii="Arial" w:hAnsi="Arial" w:eastAsia="Arial" w:cs="Tahoma"/>
+                <w:sz w:val="18"/>
+              </w:rPr>
+            </w:r>
+            <w:r>
+              <w:rPr>
+                <w:rFonts w:ascii="Arial" w:hAnsi="Arial" w:eastAsia="Arial" w:cs="Tahoma"/>
                 <w:sz w:val="18"/>
               </w:rPr>
               <w:t>เลขที่ถูก commit แล้วห้าม reuse; rollback ก่อน commit ไม่ควรเผยแพร่ docNo ให้ client</w:t>
@@ -2219,13 +2336,13 @@
             </w:pPr>
             <w:r>
               <w:rPr>
-                <w:rFonts w:ascii="Arial" w:hAnsi="Arial" w:eastAsia="Arial"/>
-                <w:sz w:val="18"/>
-              </w:rPr>
-            </w:r>
-            <w:r>
-              <w:rPr>
-                <w:rFonts w:ascii="Arial" w:hAnsi="Arial" w:eastAsia="Arial"/>
+                <w:rFonts w:ascii="Arial" w:hAnsi="Arial" w:eastAsia="Arial" w:cs="Tahoma"/>
+                <w:sz w:val="18"/>
+              </w:rPr>
+            </w:r>
+            <w:r>
+              <w:rPr>
+                <w:rFonts w:ascii="Arial" w:hAnsi="Arial" w:eastAsia="Arial" w:cs="Tahoma"/>
                 <w:sz w:val="18"/>
               </w:rPr>
               <w:t>ถ้าใช้ native sequence ที่เกิด gap ได้ต้องบันทึก policy นี้ใน runbook</w:t>
@@ -2249,13 +2366,13 @@
             </w:pPr>
             <w:r>
               <w:rPr>
-                <w:rFonts w:ascii="Arial" w:hAnsi="Arial" w:eastAsia="Arial"/>
-                <w:sz w:val="18"/>
-              </w:rPr>
-            </w:r>
-            <w:r>
-              <w:rPr>
-                <w:rFonts w:ascii="Arial" w:hAnsi="Arial" w:eastAsia="Arial"/>
+                <w:rFonts w:ascii="Arial" w:hAnsi="Arial" w:eastAsia="Arial" w:cs="Tahoma"/>
+                <w:sz w:val="18"/>
+              </w:rPr>
+            </w:r>
+            <w:r>
+              <w:rPr>
+                <w:rFonts w:ascii="Arial" w:hAnsi="Arial" w:eastAsia="Arial" w:cs="Tahoma"/>
                 <w:sz w:val="18"/>
               </w:rPr>
               <w:t>Duplicate guard</w:t>
@@ -2274,13 +2391,13 @@
             </w:pPr>
             <w:r>
               <w:rPr>
-                <w:rFonts w:ascii="Arial" w:hAnsi="Arial" w:eastAsia="Arial"/>
-                <w:sz w:val="18"/>
-              </w:rPr>
-            </w:r>
-            <w:r>
-              <w:rPr>
-                <w:rFonts w:ascii="Arial" w:hAnsi="Arial" w:eastAsia="Arial"/>
+                <w:rFonts w:ascii="Arial" w:hAnsi="Arial" w:eastAsia="Arial" w:cs="Tahoma"/>
+                <w:sz w:val="18"/>
+              </w:rPr>
+            </w:r>
+            <w:r>
+              <w:rPr>
+                <w:rFonts w:ascii="Arial" w:hAnsi="Arial" w:eastAsia="Arial" w:cs="Tahoma"/>
                 <w:sz w:val="18"/>
               </w:rPr>
               <w:t>business key ซ้ำต้องคืน 409 ก่อน generate docNo ใหม่เมื่อเป็นไปได้</w:t>
@@ -2299,13 +2416,13 @@
             </w:pPr>
             <w:r>
               <w:rPr>
-                <w:rFonts w:ascii="Arial" w:hAnsi="Arial" w:eastAsia="Arial"/>
-                <w:sz w:val="18"/>
-              </w:rPr>
-            </w:r>
-            <w:r>
-              <w:rPr>
-                <w:rFonts w:ascii="Arial" w:hAnsi="Arial" w:eastAsia="Arial"/>
+                <w:rFonts w:ascii="Arial" w:hAnsi="Arial" w:eastAsia="Arial" w:cs="Tahoma"/>
+                <w:sz w:val="18"/>
+              </w:rPr>
+            </w:r>
+            <w:r>
+              <w:rPr>
+                <w:rFonts w:ascii="Arial" w:hAnsi="Arial" w:eastAsia="Arial" w:cs="Tahoma"/>
                 <w:sz w:val="18"/>
               </w:rPr>
               <w:t>business key อย่างน้อย impactedStoreCode+impactMonth+newStoreCode+roundNo+source</w:t>
@@ -2329,13 +2446,13 @@
             </w:pPr>
             <w:r>
               <w:rPr>
-                <w:rFonts w:ascii="Arial" w:hAnsi="Arial" w:eastAsia="Arial"/>
-                <w:sz w:val="18"/>
-              </w:rPr>
-            </w:r>
-            <w:r>
-              <w:rPr>
-                <w:rFonts w:ascii="Arial" w:hAnsi="Arial" w:eastAsia="Arial"/>
+                <w:rFonts w:ascii="Arial" w:hAnsi="Arial" w:eastAsia="Arial" w:cs="Tahoma"/>
+                <w:sz w:val="18"/>
+              </w:rPr>
+            </w:r>
+            <w:r>
+              <w:rPr>
+                <w:rFonts w:ascii="Arial" w:hAnsi="Arial" w:eastAsia="Arial" w:cs="Tahoma"/>
                 <w:sz w:val="18"/>
               </w:rPr>
               <w:t>Idempotency</w:t>
@@ -2354,13 +2471,13 @@
             </w:pPr>
             <w:r>
               <w:rPr>
-                <w:rFonts w:ascii="Arial" w:hAnsi="Arial" w:eastAsia="Arial"/>
-                <w:sz w:val="18"/>
-              </w:rPr>
-            </w:r>
-            <w:r>
-              <w:rPr>
-                <w:rFonts w:ascii="Arial" w:hAnsi="Arial" w:eastAsia="Arial"/>
+                <w:rFonts w:ascii="Arial" w:hAnsi="Arial" w:eastAsia="Arial" w:cs="Tahoma"/>
+                <w:sz w:val="18"/>
+              </w:rPr>
+            </w:r>
+            <w:r>
+              <w:rPr>
+                <w:rFonts w:ascii="Arial" w:hAnsi="Arial" w:eastAsia="Arial" w:cs="Tahoma"/>
                 <w:sz w:val="18"/>
               </w:rPr>
               <w:t>requestId ใช้ trace/retry แต่ไม่แทน duplicate business key</w:t>
@@ -2379,13 +2496,13 @@
             </w:pPr>
             <w:r>
               <w:rPr>
-                <w:rFonts w:ascii="Arial" w:hAnsi="Arial" w:eastAsia="Arial"/>
-                <w:sz w:val="18"/>
-              </w:rPr>
-            </w:r>
-            <w:r>
-              <w:rPr>
-                <w:rFonts w:ascii="Arial" w:hAnsi="Arial" w:eastAsia="Arial"/>
+                <w:rFonts w:ascii="Arial" w:hAnsi="Arial" w:eastAsia="Arial" w:cs="Tahoma"/>
+                <w:sz w:val="18"/>
+              </w:rPr>
+            </w:r>
+            <w:r>
+              <w:rPr>
+                <w:rFonts w:ascii="Arial" w:hAnsi="Arial" w:eastAsia="Arial" w:cs="Tahoma"/>
                 <w:sz w:val="18"/>
               </w:rPr>
               <w:t>ถ้า retry request เดิมหลัง success ให้คืน docNo เดิมเมื่อจับคู่ requestId ได้</w:t>
@@ -2436,7 +2553,7 @@
             <w:r/>
             <w:r>
               <w:rPr>
-                <w:rFonts w:ascii="Arial" w:hAnsi="Arial" w:eastAsia="Arial"/>
+                <w:rFonts w:ascii="Arial" w:hAnsi="Arial" w:eastAsia="Arial" w:cs="Tahoma"/>
                 <w:b/>
                 <w:sz w:val="18"/>
               </w:rPr>
@@ -2458,7 +2575,7 @@
             <w:r/>
             <w:r>
               <w:rPr>
-                <w:rFonts w:ascii="Arial" w:hAnsi="Arial" w:eastAsia="Arial"/>
+                <w:rFonts w:ascii="Arial" w:hAnsi="Arial" w:eastAsia="Arial" w:cs="Tahoma"/>
                 <w:b/>
                 <w:sz w:val="18"/>
               </w:rPr>
@@ -2480,7 +2597,7 @@
             <w:r/>
             <w:r>
               <w:rPr>
-                <w:rFonts w:ascii="Arial" w:hAnsi="Arial" w:eastAsia="Arial"/>
+                <w:rFonts w:ascii="Arial" w:hAnsi="Arial" w:eastAsia="Arial" w:cs="Tahoma"/>
                 <w:b/>
                 <w:sz w:val="18"/>
               </w:rPr>
@@ -2505,13 +2622,13 @@
             </w:pPr>
             <w:r>
               <w:rPr>
-                <w:rFonts w:ascii="Arial" w:hAnsi="Arial" w:eastAsia="Arial"/>
-                <w:sz w:val="18"/>
-              </w:rPr>
-            </w:r>
-            <w:r>
-              <w:rPr>
-                <w:rFonts w:ascii="Arial" w:hAnsi="Arial" w:eastAsia="Arial"/>
+                <w:rFonts w:ascii="Arial" w:hAnsi="Arial" w:eastAsia="Arial" w:cs="Tahoma"/>
+                <w:sz w:val="18"/>
+              </w:rPr>
+            </w:r>
+            <w:r>
+              <w:rPr>
+                <w:rFonts w:ascii="Arial" w:hAnsi="Arial" w:eastAsia="Arial" w:cs="Tahoma"/>
                 <w:sz w:val="18"/>
               </w:rPr>
               <w:t>1. Validate input</w:t>
@@ -2530,13 +2647,13 @@
             </w:pPr>
             <w:r>
               <w:rPr>
-                <w:rFonts w:ascii="Arial" w:hAnsi="Arial" w:eastAsia="Arial"/>
-                <w:sz w:val="18"/>
-              </w:rPr>
-            </w:r>
-            <w:r>
-              <w:rPr>
-                <w:rFonts w:ascii="Arial" w:hAnsi="Arial" w:eastAsia="Arial"/>
+                <w:rFonts w:ascii="Arial" w:hAnsi="Arial" w:eastAsia="Arial" w:cs="Tahoma"/>
+                <w:sz w:val="18"/>
+              </w:rPr>
+            </w:r>
+            <w:r>
+              <w:rPr>
+                <w:rFonts w:ascii="Arial" w:hAnsi="Arial" w:eastAsia="Arial" w:cs="Tahoma"/>
                 <w:sz w:val="18"/>
               </w:rPr>
               <w:t>ตรวจ required, format, store exists, period, source, roundNo</w:t>
@@ -2555,13 +2672,13 @@
             </w:pPr>
             <w:r>
               <w:rPr>
-                <w:rFonts w:ascii="Arial" w:hAnsi="Arial" w:eastAsia="Arial"/>
-                <w:sz w:val="18"/>
-              </w:rPr>
-            </w:r>
-            <w:r>
-              <w:rPr>
-                <w:rFonts w:ascii="Arial" w:hAnsi="Arial" w:eastAsia="Arial"/>
+                <w:rFonts w:ascii="Arial" w:hAnsi="Arial" w:eastAsia="Arial" w:cs="Tahoma"/>
+                <w:sz w:val="18"/>
+              </w:rPr>
+            </w:r>
+            <w:r>
+              <w:rPr>
+                <w:rFonts w:ascii="Arial" w:hAnsi="Arial" w:eastAsia="Arial" w:cs="Tahoma"/>
                 <w:sz w:val="18"/>
               </w:rPr>
               <w:t>invalid คืน 400/422 ก่อน lock sequence</w:t>
@@ -2585,13 +2702,13 @@
             </w:pPr>
             <w:r>
               <w:rPr>
-                <w:rFonts w:ascii="Arial" w:hAnsi="Arial" w:eastAsia="Arial"/>
-                <w:sz w:val="18"/>
-              </w:rPr>
-            </w:r>
-            <w:r>
-              <w:rPr>
-                <w:rFonts w:ascii="Arial" w:hAnsi="Arial" w:eastAsia="Arial"/>
+                <w:rFonts w:ascii="Arial" w:hAnsi="Arial" w:eastAsia="Arial" w:cs="Tahoma"/>
+                <w:sz w:val="18"/>
+              </w:rPr>
+            </w:r>
+            <w:r>
+              <w:rPr>
+                <w:rFonts w:ascii="Arial" w:hAnsi="Arial" w:eastAsia="Arial" w:cs="Tahoma"/>
                 <w:sz w:val="18"/>
               </w:rPr>
               <w:t>2. Check duplicate</w:t>
@@ -2610,13 +2727,13 @@
             </w:pPr>
             <w:r>
               <w:rPr>
-                <w:rFonts w:ascii="Arial" w:hAnsi="Arial" w:eastAsia="Arial"/>
-                <w:sz w:val="18"/>
-              </w:rPr>
-            </w:r>
-            <w:r>
-              <w:rPr>
-                <w:rFonts w:ascii="Arial" w:hAnsi="Arial" w:eastAsia="Arial"/>
+                <w:rFonts w:ascii="Arial" w:hAnsi="Arial" w:eastAsia="Arial" w:cs="Tahoma"/>
+                <w:sz w:val="18"/>
+              </w:rPr>
+            </w:r>
+            <w:r>
+              <w:rPr>
+                <w:rFonts w:ascii="Arial" w:hAnsi="Arial" w:eastAsia="Arial" w:cs="Tahoma"/>
                 <w:sz w:val="18"/>
               </w:rPr>
               <w:t>query business key บน compensation_documents</w:t>
@@ -2635,13 +2752,13 @@
             </w:pPr>
             <w:r>
               <w:rPr>
-                <w:rFonts w:ascii="Arial" w:hAnsi="Arial" w:eastAsia="Arial"/>
-                <w:sz w:val="18"/>
-              </w:rPr>
-            </w:r>
-            <w:r>
-              <w:rPr>
-                <w:rFonts w:ascii="Arial" w:hAnsi="Arial" w:eastAsia="Arial"/>
+                <w:rFonts w:ascii="Arial" w:hAnsi="Arial" w:eastAsia="Arial" w:cs="Tahoma"/>
+                <w:sz w:val="18"/>
+              </w:rPr>
+            </w:r>
+            <w:r>
+              <w:rPr>
+                <w:rFonts w:ascii="Arial" w:hAnsi="Arial" w:eastAsia="Arial" w:cs="Tahoma"/>
                 <w:sz w:val="18"/>
               </w:rPr>
               <w:t>พบเอกสารเดิมคืน 409 DUPLICATE_DOCUMENT พร้อม docNo เดิมถ้าอนุญาตให้แสดง</w:t>
@@ -2665,13 +2782,13 @@
             </w:pPr>
             <w:r>
               <w:rPr>
-                <w:rFonts w:ascii="Arial" w:hAnsi="Arial" w:eastAsia="Arial"/>
-                <w:sz w:val="18"/>
-              </w:rPr>
-            </w:r>
-            <w:r>
-              <w:rPr>
-                <w:rFonts w:ascii="Arial" w:hAnsi="Arial" w:eastAsia="Arial"/>
+                <w:rFonts w:ascii="Arial" w:hAnsi="Arial" w:eastAsia="Arial" w:cs="Tahoma"/>
+                <w:sz w:val="18"/>
+              </w:rPr>
+            </w:r>
+            <w:r>
+              <w:rPr>
+                <w:rFonts w:ascii="Arial" w:hAnsi="Arial" w:eastAsia="Arial" w:cs="Tahoma"/>
                 <w:sz w:val="18"/>
               </w:rPr>
               <w:t>3. Start transaction</w:t>
@@ -2690,13 +2807,13 @@
             </w:pPr>
             <w:r>
               <w:rPr>
-                <w:rFonts w:ascii="Arial" w:hAnsi="Arial" w:eastAsia="Arial"/>
-                <w:sz w:val="18"/>
-              </w:rPr>
-            </w:r>
-            <w:r>
-              <w:rPr>
-                <w:rFonts w:ascii="Arial" w:hAnsi="Arial" w:eastAsia="Arial"/>
+                <w:rFonts w:ascii="Arial" w:hAnsi="Arial" w:eastAsia="Arial" w:cs="Tahoma"/>
+                <w:sz w:val="18"/>
+              </w:rPr>
+            </w:r>
+            <w:r>
+              <w:rPr>
+                <w:rFonts w:ascii="Arial" w:hAnsi="Arial" w:eastAsia="Arial" w:cs="Tahoma"/>
                 <w:sz w:val="18"/>
               </w:rPr>
               <w:t>เปิด transaction และ lock sequence row ของปี ค.ศ.</w:t>
@@ -2715,13 +2832,13 @@
             </w:pPr>
             <w:r>
               <w:rPr>
-                <w:rFonts w:ascii="Arial" w:hAnsi="Arial" w:eastAsia="Arial"/>
-                <w:sz w:val="18"/>
-              </w:rPr>
-            </w:r>
-            <w:r>
-              <w:rPr>
-                <w:rFonts w:ascii="Arial" w:hAnsi="Arial" w:eastAsia="Arial"/>
+                <w:rFonts w:ascii="Arial" w:hAnsi="Arial" w:eastAsia="Arial" w:cs="Tahoma"/>
+                <w:sz w:val="18"/>
+              </w:rPr>
+            </w:r>
+            <w:r>
+              <w:rPr>
+                <w:rFonts w:ascii="Arial" w:hAnsi="Arial" w:eastAsia="Arial" w:cs="Tahoma"/>
                 <w:sz w:val="18"/>
               </w:rPr>
               <w:t>lock timeout คืน 409/503 ตามมาตรฐาน platform</w:t>
@@ -2745,13 +2862,13 @@
             </w:pPr>
             <w:r>
               <w:rPr>
-                <w:rFonts w:ascii="Arial" w:hAnsi="Arial" w:eastAsia="Arial"/>
-                <w:sz w:val="18"/>
-              </w:rPr>
-            </w:r>
-            <w:r>
-              <w:rPr>
-                <w:rFonts w:ascii="Arial" w:hAnsi="Arial" w:eastAsia="Arial"/>
+                <w:rFonts w:ascii="Arial" w:hAnsi="Arial" w:eastAsia="Arial" w:cs="Tahoma"/>
+                <w:sz w:val="18"/>
+              </w:rPr>
+            </w:r>
+            <w:r>
+              <w:rPr>
+                <w:rFonts w:ascii="Arial" w:hAnsi="Arial" w:eastAsia="Arial" w:cs="Tahoma"/>
                 <w:sz w:val="18"/>
               </w:rPr>
               <w:t>4. Generate docNo</w:t>
@@ -2770,13 +2887,13 @@
             </w:pPr>
             <w:r>
               <w:rPr>
-                <w:rFonts w:ascii="Arial" w:hAnsi="Arial" w:eastAsia="Arial"/>
-                <w:sz w:val="18"/>
-              </w:rPr>
-            </w:r>
-            <w:r>
-              <w:rPr>
-                <w:rFonts w:ascii="Arial" w:hAnsi="Arial" w:eastAsia="Arial"/>
+                <w:rFonts w:ascii="Arial" w:hAnsi="Arial" w:eastAsia="Arial" w:cs="Tahoma"/>
+                <w:sz w:val="18"/>
+              </w:rPr>
+            </w:r>
+            <w:r>
+              <w:rPr>
+                <w:rFonts w:ascii="Arial" w:hAnsi="Arial" w:eastAsia="Arial" w:cs="Tahoma"/>
                 <w:sz w:val="18"/>
               </w:rPr>
               <w:t>เพิ่ม running_no และประกอบ doc_no</w:t>
@@ -2795,13 +2912,13 @@
             </w:pPr>
             <w:r>
               <w:rPr>
-                <w:rFonts w:ascii="Arial" w:hAnsi="Arial" w:eastAsia="Arial"/>
-                <w:sz w:val="18"/>
-              </w:rPr>
-            </w:r>
-            <w:r>
-              <w:rPr>
-                <w:rFonts w:ascii="Arial" w:hAnsi="Arial" w:eastAsia="Arial"/>
+                <w:rFonts w:ascii="Arial" w:hAnsi="Arial" w:eastAsia="Arial" w:cs="Tahoma"/>
+                <w:sz w:val="18"/>
+              </w:rPr>
+            </w:r>
+            <w:r>
+              <w:rPr>
+                <w:rFonts w:ascii="Arial" w:hAnsi="Arial" w:eastAsia="Arial" w:cs="Tahoma"/>
                 <w:sz w:val="18"/>
               </w:rPr>
               <w:t>ยังไม่ส่ง response จนกว่า commit สำเร็จ</w:t>
@@ -2825,13 +2942,13 @@
             </w:pPr>
             <w:r>
               <w:rPr>
-                <w:rFonts w:ascii="Arial" w:hAnsi="Arial" w:eastAsia="Arial"/>
-                <w:sz w:val="18"/>
-              </w:rPr>
-            </w:r>
-            <w:r>
-              <w:rPr>
-                <w:rFonts w:ascii="Arial" w:hAnsi="Arial" w:eastAsia="Arial"/>
+                <w:rFonts w:ascii="Arial" w:hAnsi="Arial" w:eastAsia="Arial" w:cs="Tahoma"/>
+                <w:sz w:val="18"/>
+              </w:rPr>
+            </w:r>
+            <w:r>
+              <w:rPr>
+                <w:rFonts w:ascii="Arial" w:hAnsi="Arial" w:eastAsia="Arial" w:cs="Tahoma"/>
                 <w:sz w:val="18"/>
               </w:rPr>
               <w:t>5. Insert document</w:t>
@@ -2850,13 +2967,13 @@
             </w:pPr>
             <w:r>
               <w:rPr>
-                <w:rFonts w:ascii="Arial" w:hAnsi="Arial" w:eastAsia="Arial"/>
-                <w:sz w:val="18"/>
-              </w:rPr>
-            </w:r>
-            <w:r>
-              <w:rPr>
-                <w:rFonts w:ascii="Arial" w:hAnsi="Arial" w:eastAsia="Arial"/>
+                <w:rFonts w:ascii="Arial" w:hAnsi="Arial" w:eastAsia="Arial" w:cs="Tahoma"/>
+                <w:sz w:val="18"/>
+              </w:rPr>
+            </w:r>
+            <w:r>
+              <w:rPr>
+                <w:rFonts w:ascii="Arial" w:hAnsi="Arial" w:eastAsia="Arial" w:cs="Tahoma"/>
                 <w:sz w:val="18"/>
               </w:rPr>
               <w:t>insert compensation_documents และ child rows เริ่มต้น</w:t>
@@ -2875,13 +2992,13 @@
             </w:pPr>
             <w:r>
               <w:rPr>
-                <w:rFonts w:ascii="Arial" w:hAnsi="Arial" w:eastAsia="Arial"/>
-                <w:sz w:val="18"/>
-              </w:rPr>
-            </w:r>
-            <w:r>
-              <w:rPr>
-                <w:rFonts w:ascii="Arial" w:hAnsi="Arial" w:eastAsia="Arial"/>
+                <w:rFonts w:ascii="Arial" w:hAnsi="Arial" w:eastAsia="Arial" w:cs="Tahoma"/>
+                <w:sz w:val="18"/>
+              </w:rPr>
+            </w:r>
+            <w:r>
+              <w:rPr>
+                <w:rFonts w:ascii="Arial" w:hAnsi="Arial" w:eastAsia="Arial" w:cs="Tahoma"/>
                 <w:sz w:val="18"/>
               </w:rPr>
               <w:t>fail ต้อง rollback sequence/document</w:t>
@@ -2905,13 +3022,13 @@
             </w:pPr>
             <w:r>
               <w:rPr>
-                <w:rFonts w:ascii="Arial" w:hAnsi="Arial" w:eastAsia="Arial"/>
-                <w:sz w:val="18"/>
-              </w:rPr>
-            </w:r>
-            <w:r>
-              <w:rPr>
-                <w:rFonts w:ascii="Arial" w:hAnsi="Arial" w:eastAsia="Arial"/>
+                <w:rFonts w:ascii="Arial" w:hAnsi="Arial" w:eastAsia="Arial" w:cs="Tahoma"/>
+                <w:sz w:val="18"/>
+              </w:rPr>
+            </w:r>
+            <w:r>
+              <w:rPr>
+                <w:rFonts w:ascii="Arial" w:hAnsi="Arial" w:eastAsia="Arial" w:cs="Tahoma"/>
                 <w:sz w:val="18"/>
               </w:rPr>
               <w:t>6. Open first task</w:t>
@@ -2930,16 +3047,16 @@
             </w:pPr>
             <w:r>
               <w:rPr>
-                <w:rFonts w:ascii="Arial" w:hAnsi="Arial" w:eastAsia="Arial"/>
-                <w:sz w:val="18"/>
-              </w:rPr>
-            </w:r>
-            <w:r>
-              <w:rPr>
-                <w:rFonts w:ascii="Arial" w:hAnsi="Arial" w:eastAsia="Arial"/>
-                <w:sz w:val="18"/>
-              </w:rPr>
-              <w:t>เรียก initialize + add-prepared-approver (state 06) ของ @srm/glb-workflow ภายใน transaction boundary ที่กำหนด — ชื่อ function ยังไม่ยืนยัน (3 ชุดขัดกัน · ดู LLDD-BE-Workflow-Engine-Definition.pdf 5.3)</w:t>
+                <w:rFonts w:ascii="Arial" w:hAnsi="Arial" w:eastAsia="Arial" w:cs="Tahoma"/>
+                <w:sz w:val="18"/>
+              </w:rPr>
+            </w:r>
+            <w:r>
+              <w:rPr>
+                <w:rFonts w:ascii="Arial" w:hAnsi="Arial" w:eastAsia="Arial" w:cs="Tahoma"/>
+                <w:sz w:val="18"/>
+              </w:rPr>
+              <w:t>เรียก initializeWorkflow + addPreApprover (state 06) ของ @srm/glb-workflow ภายใน transaction boundary ที่กำหนด — ชื่อ function ตามชีต Detail ของ LLDD lib — ดู LLDD-BE-Workflow-Engine-Definition.pdf 5.3</w:t>
             </w:r>
           </w:p>
         </w:tc>
@@ -2955,13 +3072,13 @@
             </w:pPr>
             <w:r>
               <w:rPr>
-                <w:rFonts w:ascii="Arial" w:hAnsi="Arial" w:eastAsia="Arial"/>
-                <w:sz w:val="18"/>
-              </w:rPr>
-            </w:r>
-            <w:r>
-              <w:rPr>
-                <w:rFonts w:ascii="Arial" w:hAnsi="Arial" w:eastAsia="Arial"/>
+                <w:rFonts w:ascii="Arial" w:hAnsi="Arial" w:eastAsia="Arial" w:cs="Tahoma"/>
+                <w:sz w:val="18"/>
+              </w:rPr>
+            </w:r>
+            <w:r>
+              <w:rPr>
+                <w:rFonts w:ascii="Arial" w:hAnsi="Arial" w:eastAsia="Arial" w:cs="Tahoma"/>
                 <w:sz w:val="18"/>
               </w:rPr>
               <w:t>fail ต้อง rollback document</w:t>
@@ -2985,13 +3102,13 @@
             </w:pPr>
             <w:r>
               <w:rPr>
-                <w:rFonts w:ascii="Arial" w:hAnsi="Arial" w:eastAsia="Arial"/>
-                <w:sz w:val="18"/>
-              </w:rPr>
-            </w:r>
-            <w:r>
-              <w:rPr>
-                <w:rFonts w:ascii="Arial" w:hAnsi="Arial" w:eastAsia="Arial"/>
+                <w:rFonts w:ascii="Arial" w:hAnsi="Arial" w:eastAsia="Arial" w:cs="Tahoma"/>
+                <w:sz w:val="18"/>
+              </w:rPr>
+            </w:r>
+            <w:r>
+              <w:rPr>
+                <w:rFonts w:ascii="Arial" w:hAnsi="Arial" w:eastAsia="Arial" w:cs="Tahoma"/>
                 <w:sz w:val="18"/>
               </w:rPr>
               <w:t>7. Commit</w:t>
@@ -3010,13 +3127,13 @@
             </w:pPr>
             <w:r>
               <w:rPr>
-                <w:rFonts w:ascii="Arial" w:hAnsi="Arial" w:eastAsia="Arial"/>
-                <w:sz w:val="18"/>
-              </w:rPr>
-            </w:r>
-            <w:r>
-              <w:rPr>
-                <w:rFonts w:ascii="Arial" w:hAnsi="Arial" w:eastAsia="Arial"/>
+                <w:rFonts w:ascii="Arial" w:hAnsi="Arial" w:eastAsia="Arial" w:cs="Tahoma"/>
+                <w:sz w:val="18"/>
+              </w:rPr>
+            </w:r>
+            <w:r>
+              <w:rPr>
+                <w:rFonts w:ascii="Arial" w:hAnsi="Arial" w:eastAsia="Arial" w:cs="Tahoma"/>
                 <w:sz w:val="18"/>
               </w:rPr>
               <w:t>commit transaction (ไม่มีการเขียน audit ของ master แล้ว · ยกเลิกระบบ audit ของ master 2026-08-07)</w:t>
@@ -3035,13 +3152,13 @@
             </w:pPr>
             <w:r>
               <w:rPr>
-                <w:rFonts w:ascii="Arial" w:hAnsi="Arial" w:eastAsia="Arial"/>
-                <w:sz w:val="18"/>
-              </w:rPr>
-            </w:r>
-            <w:r>
-              <w:rPr>
-                <w:rFonts w:ascii="Arial" w:hAnsi="Arial" w:eastAsia="Arial"/>
+                <w:rFonts w:ascii="Arial" w:hAnsi="Arial" w:eastAsia="Arial" w:cs="Tahoma"/>
+                <w:sz w:val="18"/>
+              </w:rPr>
+            </w:r>
+            <w:r>
+              <w:rPr>
+                <w:rFonts w:ascii="Arial" w:hAnsi="Arial" w:eastAsia="Arial" w:cs="Tahoma"/>
                 <w:sz w:val="18"/>
               </w:rPr>
               <w:t>หลัง commit จึง return docNo/statusCode</w:t>
@@ -3091,7 +3208,7 @@
             <w:r/>
             <w:r>
               <w:rPr>
-                <w:rFonts w:ascii="Arial" w:hAnsi="Arial" w:eastAsia="Arial"/>
+                <w:rFonts w:ascii="Arial" w:hAnsi="Arial" w:eastAsia="Arial" w:cs="Tahoma"/>
                 <w:b/>
                 <w:sz w:val="18"/>
               </w:rPr>
@@ -3113,7 +3230,7 @@
             <w:r/>
             <w:r>
               <w:rPr>
-                <w:rFonts w:ascii="Arial" w:hAnsi="Arial" w:eastAsia="Arial"/>
+                <w:rFonts w:ascii="Arial" w:hAnsi="Arial" w:eastAsia="Arial" w:cs="Tahoma"/>
                 <w:b/>
                 <w:sz w:val="18"/>
               </w:rPr>
@@ -3138,13 +3255,13 @@
             </w:pPr>
             <w:r>
               <w:rPr>
-                <w:rFonts w:ascii="Arial" w:hAnsi="Arial" w:eastAsia="Arial"/>
-                <w:sz w:val="18"/>
-              </w:rPr>
-            </w:r>
-            <w:r>
-              <w:rPr>
-                <w:rFonts w:ascii="Arial" w:hAnsi="Arial" w:eastAsia="Arial"/>
+                <w:rFonts w:ascii="Arial" w:hAnsi="Arial" w:eastAsia="Arial" w:cs="Tahoma"/>
+                <w:sz w:val="18"/>
+              </w:rPr>
+            </w:r>
+            <w:r>
+              <w:rPr>
+                <w:rFonts w:ascii="Arial" w:hAnsi="Arial" w:eastAsia="Arial" w:cs="Tahoma"/>
                 <w:sz w:val="18"/>
               </w:rPr>
               <w:t>ยิง POST /documents พร้อมกัน 20 request ในปีเดียวกัน</w:t>
@@ -3163,13 +3280,13 @@
             </w:pPr>
             <w:r>
               <w:rPr>
-                <w:rFonts w:ascii="Arial" w:hAnsi="Arial" w:eastAsia="Arial"/>
-                <w:sz w:val="18"/>
-              </w:rPr>
-            </w:r>
-            <w:r>
-              <w:rPr>
-                <w:rFonts w:ascii="Arial" w:hAnsi="Arial" w:eastAsia="Arial"/>
+                <w:rFonts w:ascii="Arial" w:hAnsi="Arial" w:eastAsia="Arial" w:cs="Tahoma"/>
+                <w:sz w:val="18"/>
+              </w:rPr>
+            </w:r>
+            <w:r>
+              <w:rPr>
+                <w:rFonts w:ascii="Arial" w:hAnsi="Arial" w:eastAsia="Arial" w:cs="Tahoma"/>
                 <w:sz w:val="18"/>
               </w:rPr>
               <w:t>ได้ docNo ไม่ซ้ำ running เรียงตาม commit และไม่มี duplicate key error ที่หลุดเป็น 500</w:t>
@@ -3193,13 +3310,13 @@
             </w:pPr>
             <w:r>
               <w:rPr>
-                <w:rFonts w:ascii="Arial" w:hAnsi="Arial" w:eastAsia="Arial"/>
-                <w:sz w:val="18"/>
-              </w:rPr>
-            </w:r>
-            <w:r>
-              <w:rPr>
-                <w:rFonts w:ascii="Arial" w:hAnsi="Arial" w:eastAsia="Arial"/>
+                <w:rFonts w:ascii="Arial" w:hAnsi="Arial" w:eastAsia="Arial" w:cs="Tahoma"/>
+                <w:sz w:val="18"/>
+              </w:rPr>
+            </w:r>
+            <w:r>
+              <w:rPr>
+                <w:rFonts w:ascii="Arial" w:hAnsi="Arial" w:eastAsia="Arial" w:cs="Tahoma"/>
                 <w:sz w:val="18"/>
               </w:rPr>
               <w:t>สร้าง duplicate business key</w:t>
@@ -3218,13 +3335,13 @@
             </w:pPr>
             <w:r>
               <w:rPr>
-                <w:rFonts w:ascii="Arial" w:hAnsi="Arial" w:eastAsia="Arial"/>
-                <w:sz w:val="18"/>
-              </w:rPr>
-            </w:r>
-            <w:r>
-              <w:rPr>
-                <w:rFonts w:ascii="Arial" w:hAnsi="Arial" w:eastAsia="Arial"/>
+                <w:rFonts w:ascii="Arial" w:hAnsi="Arial" w:eastAsia="Arial" w:cs="Tahoma"/>
+                <w:sz w:val="18"/>
+              </w:rPr>
+            </w:r>
+            <w:r>
+              <w:rPr>
+                <w:rFonts w:ascii="Arial" w:hAnsi="Arial" w:eastAsia="Arial" w:cs="Tahoma"/>
                 <w:sz w:val="18"/>
               </w:rPr>
               <w:t>คืน 409 DUPLICATE_DOCUMENT และไม่ consume docNo ใหม่ถ้า duplicate ถูกพบก่อน lock sequence</w:t>
@@ -3248,13 +3365,13 @@
             </w:pPr>
             <w:r>
               <w:rPr>
-                <w:rFonts w:ascii="Arial" w:hAnsi="Arial" w:eastAsia="Arial"/>
-                <w:sz w:val="18"/>
-              </w:rPr>
-            </w:r>
-            <w:r>
-              <w:rPr>
-                <w:rFonts w:ascii="Arial" w:hAnsi="Arial" w:eastAsia="Arial"/>
+                <w:rFonts w:ascii="Arial" w:hAnsi="Arial" w:eastAsia="Arial" w:cs="Tahoma"/>
+                <w:sz w:val="18"/>
+              </w:rPr>
+            </w:r>
+            <w:r>
+              <w:rPr>
+                <w:rFonts w:ascii="Arial" w:hAnsi="Arial" w:eastAsia="Arial" w:cs="Tahoma"/>
                 <w:sz w:val="18"/>
               </w:rPr>
               <w:t>จำลอง error หลัง insert document ก่อนเปิด workflow</w:t>
@@ -3273,13 +3390,13 @@
             </w:pPr>
             <w:r>
               <w:rPr>
-                <w:rFonts w:ascii="Arial" w:hAnsi="Arial" w:eastAsia="Arial"/>
-                <w:sz w:val="18"/>
-              </w:rPr>
-            </w:r>
-            <w:r>
-              <w:rPr>
-                <w:rFonts w:ascii="Arial" w:hAnsi="Arial" w:eastAsia="Arial"/>
+                <w:rFonts w:ascii="Arial" w:hAnsi="Arial" w:eastAsia="Arial" w:cs="Tahoma"/>
+                <w:sz w:val="18"/>
+              </w:rPr>
+            </w:r>
+            <w:r>
+              <w:rPr>
+                <w:rFonts w:ascii="Arial" w:hAnsi="Arial" w:eastAsia="Arial" w:cs="Tahoma"/>
                 <w:sz w:val="18"/>
               </w:rPr>
               <w:t>rollback แล้วไม่เหลือ compensation_documents/workflow_transaction/audit partial</w:t>
@@ -3303,13 +3420,13 @@
             </w:pPr>
             <w:r>
               <w:rPr>
-                <w:rFonts w:ascii="Arial" w:hAnsi="Arial" w:eastAsia="Arial"/>
-                <w:sz w:val="18"/>
-              </w:rPr>
-            </w:r>
-            <w:r>
-              <w:rPr>
-                <w:rFonts w:ascii="Arial" w:hAnsi="Arial" w:eastAsia="Arial"/>
+                <w:rFonts w:ascii="Arial" w:hAnsi="Arial" w:eastAsia="Arial" w:cs="Tahoma"/>
+                <w:sz w:val="18"/>
+              </w:rPr>
+            </w:r>
+            <w:r>
+              <w:rPr>
+                <w:rFonts w:ascii="Arial" w:hAnsi="Arial" w:eastAsia="Arial" w:cs="Tahoma"/>
                 <w:sz w:val="18"/>
               </w:rPr>
               <w:t>เปลี่ยนปี ค.ศ.</w:t>
@@ -3328,13 +3445,13 @@
             </w:pPr>
             <w:r>
               <w:rPr>
-                <w:rFonts w:ascii="Arial" w:hAnsi="Arial" w:eastAsia="Arial"/>
-                <w:sz w:val="18"/>
-              </w:rPr>
-            </w:r>
-            <w:r>
-              <w:rPr>
-                <w:rFonts w:ascii="Arial" w:hAnsi="Arial" w:eastAsia="Arial"/>
+                <w:rFonts w:ascii="Arial" w:hAnsi="Arial" w:eastAsia="Arial" w:cs="Tahoma"/>
+                <w:sz w:val="18"/>
+              </w:rPr>
+            </w:r>
+            <w:r>
+              <w:rPr>
+                <w:rFonts w:ascii="Arial" w:hAnsi="Arial" w:eastAsia="Arial" w:cs="Tahoma"/>
                 <w:sz w:val="18"/>
               </w:rPr>
               <w:t>running เริ่มที่ 00001 ของปีใหม่</w:t>
@@ -3362,70 +3479,72 @@
       </w:pPr>
       <w:r>
         <w:rPr>
-          <w:rFonts w:ascii="Courier New" w:hAnsi="Courier New"/>
+          <w:rFonts w:ascii="Courier New" w:hAnsi="Courier New" w:eastAsia="Courier New" w:cs="Tahoma"/>
           <w:sz w:val="16"/>
         </w:rPr>
-        <w:t>-- Lock sequence row for the Buddhist year before generating docNo.</w:t>
-        <w:br/>
-        <w:t>SELECT year, next_running_no</w:t>
-        <w:br/>
-        <w:t>FROM document_number_sequences</w:t>
+        <w:t>-- ออกเลขเอกสาร YYYY/xxxxx แบบ atomic ต่อ "ปี ค.ศ." (ห้ามใช้ พ.ศ. — ดู API design มติ 2026-08-06)</w:t>
+        <w:br/>
+        <w:t>-- ตารางจริงคือ document_running_numbers (year · last_running_no · updated_at) ไม่มีคอลัมน์ created_at</w:t>
+        <w:br/>
+        <w:br/>
+        <w:t>-- 1) สร้างแถวของปีนี้ถ้ายังไม่มี (idempotent)</w:t>
+        <w:br/>
+        <w:t>INSERT INTO document_running_numbers (year, last_running_no)</w:t>
+        <w:br/>
+        <w:t>VALUES (:year, 0)</w:t>
+        <w:br/>
+        <w:t>ON CONFLICT (year) DO NOTHING;</w:t>
+        <w:br/>
+        <w:br/>
+        <w:t>-- 2) กินเลขถัดไปในทรานแซกชันเดียวกับการสร้างเอกสาร — UPDATE ... RETURNING ล็อกแถวให้เอง</w:t>
+        <w:br/>
+        <w:t>--    กัน batch (Job 8) กับผู้ใช้สร้างพร้อมกันแล้วได้เลขชนกัน</w:t>
+        <w:br/>
+        <w:t>UPDATE document_running_numbers</w:t>
+        <w:br/>
+        <w:t>SET last_running_no = last_running_no + 1,</w:t>
+        <w:br/>
+        <w:t xml:space="preserve">    updated_at = CURRENT_TIMESTAMP</w:t>
         <w:br/>
         <w:t>WHERE year = :year</w:t>
         <w:br/>
-        <w:t>FOR UPDATE;</w:t>
-        <w:br/>
-        <w:br/>
-        <w:t>-- Create sequence row when the year is first used.</w:t>
-        <w:br/>
-        <w:t>INSERT INTO document_number_sequences (year, next_running_no, created_at, updated_at)</w:t>
-        <w:br/>
-        <w:t>SELECT :year, 0, CURRENT_TIMESTAMP, CURRENT_TIMESTAMP</w:t>
-        <w:br/>
-        <w:t>WHERE NOT EXISTS (</w:t>
-        <w:br/>
-        <w:t xml:space="preserve">    SELECT 1 FROM document_number_sequences WHERE year = :year</w:t>
+        <w:t>RETURNING last_running_no;          -- → :runningNo</w:t>
+        <w:br/>
+        <w:br/>
+        <w:t>-- 3) docNo = :year || '/' || lpad(:runningNo::text, 5, '0')   เช่น 2026/00123</w:t>
+        <w:br/>
+        <w:t>--    ⚠️ ต้องใส่ impact_process_id ทุกครั้ง — เป็น NOT NULL UNIQUE (หนึ่ง impact process = หนึ่งเอกสาร)</w:t>
+        <w:br/>
+        <w:t>INSERT INTO compensation_documents (</w:t>
+        <w:br/>
+        <w:t xml:space="preserve">    doc_no, year, running_no,</w:t>
+        <w:br/>
+        <w:t xml:space="preserve">    impact_process_id, impacted_store_code, impact_month, new_store_code,</w:t>
+        <w:br/>
+        <w:t xml:space="preserve">    round_no, source, status_code, current_section_code, created_by</w:t>
+        <w:br/>
+        <w:t>) VALUES (</w:t>
+        <w:br/>
+        <w:t xml:space="preserve">    :docNo, :year, :runningNo,</w:t>
+        <w:br/>
+        <w:t xml:space="preserve">    :impactProcessId, :impactedStoreCode, :impactMonth, :newStoreCode,</w:t>
+        <w:br/>
+        <w:t xml:space="preserve">    :roundNo, :source, :statusInit, '06', :userId</w:t>
         <w:br/>
         <w:t>);</w:t>
         <w:br/>
-        <w:br/>
-        <w:t>-- Consume the next number inside the same transaction as document creation.</w:t>
-        <w:br/>
-        <w:t>UPDATE document_number_sequences</w:t>
-        <w:br/>
-        <w:t>SET next_running_no = next_running_no + 1,</w:t>
-        <w:br/>
-        <w:t xml:space="preserve">    updated_at = CURRENT_TIMESTAMP</w:t>
-        <w:br/>
-        <w:t>WHERE year = :year</w:t>
-        <w:br/>
-        <w:t>RETURNING year, next_running_no;</w:t>
-        <w:br/>
-        <w:br/>
-        <w:t>INSERT INTO compensation_documents (</w:t>
-        <w:br/>
-        <w:t xml:space="preserve">    doc_no, year, running_no, impacted_store_code, impact_month,</w:t>
-        <w:br/>
-        <w:t xml:space="preserve">    new_store_code, round_no, source, status_code, created_by, created_at</w:t>
-        <w:br/>
-        <w:t>) VALUES (</w:t>
-        <w:br/>
-        <w:t xml:space="preserve">    :docNo, :year, :runningNo, :impactedStoreCode, :impactMonth,</w:t>
-        <w:br/>
-        <w:t xml:space="preserve">    :newStoreCode, :roundNo, :source, '06', :userId, CURRENT_TIMESTAMP</w:t>
-        <w:br/>
-        <w:t>);</w:t>
+        <w:t>-- created_at / total_compensation_amount / version_no มี DEFAULT อยู่แล้ว ไม่ต้องส่ง</w:t>
       </w:r>
     </w:p>
     <w:p>
       <w:pPr>
-        <w:pStyle w:val="Heading1"/>
+        <w:pStyle w:val="Heading2"/>
         <w:keepNext/>
         <w:keepLines/>
         <w:pageBreakBefore w:val="0"/>
       </w:pPr>
       <w:r>
-        <w:t>5.1 Input / Progress / Output Contract</w:t>
+        <w:t>5.9 Input / Progress / Output Contract</w:t>
       </w:r>
     </w:p>
     <w:tbl>
@@ -3457,7 +3576,7 @@
             <w:r/>
             <w:r>
               <w:rPr>
-                <w:rFonts w:ascii="Arial" w:hAnsi="Arial" w:eastAsia="Arial"/>
+                <w:rFonts w:ascii="Arial" w:hAnsi="Arial" w:eastAsia="Arial" w:cs="Tahoma"/>
                 <w:b/>
                 <w:sz w:val="18"/>
               </w:rPr>
@@ -3479,7 +3598,7 @@
             <w:r/>
             <w:r>
               <w:rPr>
-                <w:rFonts w:ascii="Arial" w:hAnsi="Arial" w:eastAsia="Arial"/>
+                <w:rFonts w:ascii="Arial" w:hAnsi="Arial" w:eastAsia="Arial" w:cs="Tahoma"/>
                 <w:b/>
                 <w:sz w:val="18"/>
               </w:rPr>
@@ -3504,13 +3623,13 @@
             </w:pPr>
             <w:r>
               <w:rPr>
-                <w:rFonts w:ascii="Arial" w:hAnsi="Arial" w:eastAsia="Arial"/>
-                <w:sz w:val="18"/>
-              </w:rPr>
-            </w:r>
-            <w:r>
-              <w:rPr>
-                <w:rFonts w:ascii="Arial" w:hAnsi="Arial" w:eastAsia="Arial"/>
+                <w:rFonts w:ascii="Arial" w:hAnsi="Arial" w:eastAsia="Arial" w:cs="Tahoma"/>
+                <w:sz w:val="18"/>
+              </w:rPr>
+            </w:r>
+            <w:r>
+              <w:rPr>
+                <w:rFonts w:ascii="Arial" w:hAnsi="Arial" w:eastAsia="Arial" w:cs="Tahoma"/>
                 <w:sz w:val="18"/>
               </w:rPr>
               <w:t>Input</w:t>
@@ -3529,13 +3648,13 @@
             </w:pPr>
             <w:r>
               <w:rPr>
-                <w:rFonts w:ascii="Arial" w:hAnsi="Arial" w:eastAsia="Arial"/>
-                <w:sz w:val="18"/>
-              </w:rPr>
-            </w:r>
-            <w:r>
-              <w:rPr>
-                <w:rFonts w:ascii="Arial" w:hAnsi="Arial" w:eastAsia="Arial"/>
+                <w:rFonts w:ascii="Arial" w:hAnsi="Arial" w:eastAsia="Arial" w:cs="Tahoma"/>
+                <w:sz w:val="18"/>
+              </w:rPr>
+            </w:r>
+            <w:r>
+              <w:rPr>
+                <w:rFonts w:ascii="Arial" w:hAnsi="Arial" w:eastAsia="Arial" w:cs="Tahoma"/>
                 <w:sz w:val="18"/>
               </w:rPr>
               <w:t>POST /api/v1/documents; PUT /api/v1/documents/{docNo}</w:t>
@@ -3559,13 +3678,13 @@
             </w:pPr>
             <w:r>
               <w:rPr>
-                <w:rFonts w:ascii="Arial" w:hAnsi="Arial" w:eastAsia="Arial"/>
-                <w:sz w:val="18"/>
-              </w:rPr>
-            </w:r>
-            <w:r>
-              <w:rPr>
-                <w:rFonts w:ascii="Arial" w:hAnsi="Arial" w:eastAsia="Arial"/>
+                <w:rFonts w:ascii="Arial" w:hAnsi="Arial" w:eastAsia="Arial" w:cs="Tahoma"/>
+                <w:sz w:val="18"/>
+              </w:rPr>
+            </w:r>
+            <w:r>
+              <w:rPr>
+                <w:rFonts w:ascii="Arial" w:hAnsi="Arial" w:eastAsia="Arial" w:cs="Tahoma"/>
                 <w:sz w:val="18"/>
               </w:rPr>
               <w:t>Progress</w:t>
@@ -3584,13 +3703,13 @@
             </w:pPr>
             <w:r>
               <w:rPr>
-                <w:rFonts w:ascii="Arial" w:hAnsi="Arial" w:eastAsia="Arial"/>
-                <w:sz w:val="18"/>
-              </w:rPr>
-            </w:r>
-            <w:r>
-              <w:rPr>
-                <w:rFonts w:ascii="Arial" w:hAnsi="Arial" w:eastAsia="Arial"/>
+                <w:rFonts w:ascii="Arial" w:hAnsi="Arial" w:eastAsia="Arial" w:cs="Tahoma"/>
+                <w:sz w:val="18"/>
+              </w:rPr>
+            </w:r>
+            <w:r>
+              <w:rPr>
+                <w:rFonts w:ascii="Arial" w:hAnsi="Arial" w:eastAsia="Arial" w:cs="Tahoma"/>
                 <w:sz w:val="18"/>
               </w:rPr>
               <w:t>Validate required fields; Check duplicate store/month; Generate docNo; Insert compensation_documents</w:t>
@@ -3614,13 +3733,13 @@
             </w:pPr>
             <w:r>
               <w:rPr>
-                <w:rFonts w:ascii="Arial" w:hAnsi="Arial" w:eastAsia="Arial"/>
-                <w:sz w:val="18"/>
-              </w:rPr>
-            </w:r>
-            <w:r>
-              <w:rPr>
-                <w:rFonts w:ascii="Arial" w:hAnsi="Arial" w:eastAsia="Arial"/>
+                <w:rFonts w:ascii="Arial" w:hAnsi="Arial" w:eastAsia="Arial" w:cs="Tahoma"/>
+                <w:sz w:val="18"/>
+              </w:rPr>
+            </w:r>
+            <w:r>
+              <w:rPr>
+                <w:rFonts w:ascii="Arial" w:hAnsi="Arial" w:eastAsia="Arial" w:cs="Tahoma"/>
                 <w:sz w:val="18"/>
               </w:rPr>
               <w:t>Output</w:t>
@@ -3639,13 +3758,13 @@
             </w:pPr>
             <w:r>
               <w:rPr>
-                <w:rFonts w:ascii="Arial" w:hAnsi="Arial" w:eastAsia="Arial"/>
-                <w:sz w:val="18"/>
-              </w:rPr>
-            </w:r>
-            <w:r>
-              <w:rPr>
-                <w:rFonts w:ascii="Arial" w:hAnsi="Arial" w:eastAsia="Arial"/>
+                <w:rFonts w:ascii="Arial" w:hAnsi="Arial" w:eastAsia="Arial" w:cs="Tahoma"/>
+                <w:sz w:val="18"/>
+              </w:rPr>
+            </w:r>
+            <w:r>
+              <w:rPr>
+                <w:rFonts w:ascii="Arial" w:hAnsi="Arial" w:eastAsia="Arial" w:cs="Tahoma"/>
                 <w:sz w:val="18"/>
               </w:rPr>
               <w:t>compensation_documents; workflow_transaction / workflow_approver (@srm/glb-workflow); document_new_stores</w:t>
@@ -3697,7 +3816,7 @@
             <w:r/>
             <w:r>
               <w:rPr>
-                <w:rFonts w:ascii="Arial" w:hAnsi="Arial" w:eastAsia="Arial"/>
+                <w:rFonts w:ascii="Arial" w:hAnsi="Arial" w:eastAsia="Arial" w:cs="Tahoma"/>
                 <w:b/>
                 <w:sz w:val="18"/>
               </w:rPr>
@@ -3719,7 +3838,7 @@
             <w:r/>
             <w:r>
               <w:rPr>
-                <w:rFonts w:ascii="Arial" w:hAnsi="Arial" w:eastAsia="Arial"/>
+                <w:rFonts w:ascii="Arial" w:hAnsi="Arial" w:eastAsia="Arial" w:cs="Tahoma"/>
                 <w:b/>
                 <w:sz w:val="18"/>
               </w:rPr>
@@ -3741,7 +3860,7 @@
             <w:r/>
             <w:r>
               <w:rPr>
-                <w:rFonts w:ascii="Arial" w:hAnsi="Arial" w:eastAsia="Arial"/>
+                <w:rFonts w:ascii="Arial" w:hAnsi="Arial" w:eastAsia="Arial" w:cs="Tahoma"/>
                 <w:b/>
                 <w:sz w:val="18"/>
               </w:rPr>
@@ -3763,7 +3882,7 @@
             <w:r/>
             <w:r>
               <w:rPr>
-                <w:rFonts w:ascii="Arial" w:hAnsi="Arial" w:eastAsia="Arial"/>
+                <w:rFonts w:ascii="Arial" w:hAnsi="Arial" w:eastAsia="Arial" w:cs="Tahoma"/>
                 <w:b/>
                 <w:sz w:val="18"/>
               </w:rPr>
@@ -3788,13 +3907,13 @@
             </w:pPr>
             <w:r>
               <w:rPr>
-                <w:rFonts w:ascii="Arial" w:hAnsi="Arial" w:eastAsia="Arial"/>
-                <w:sz w:val="18"/>
-              </w:rPr>
-            </w:r>
-            <w:r>
-              <w:rPr>
-                <w:rFonts w:ascii="Arial" w:hAnsi="Arial" w:eastAsia="Arial"/>
+                <w:rFonts w:ascii="Arial" w:hAnsi="Arial" w:eastAsia="Arial" w:cs="Tahoma"/>
+                <w:sz w:val="18"/>
+              </w:rPr>
+            </w:r>
+            <w:r>
+              <w:rPr>
+                <w:rFonts w:ascii="Arial" w:hAnsi="Arial" w:eastAsia="Arial" w:cs="Tahoma"/>
                 <w:sz w:val="18"/>
               </w:rPr>
               <w:t>POST /api/v1/documents</w:t>
@@ -3813,13 +3932,13 @@
             </w:pPr>
             <w:r>
               <w:rPr>
-                <w:rFonts w:ascii="Arial" w:hAnsi="Arial" w:eastAsia="Arial"/>
-                <w:sz w:val="18"/>
-              </w:rPr>
-            </w:r>
-            <w:r>
-              <w:rPr>
-                <w:rFonts w:ascii="Arial" w:hAnsi="Arial" w:eastAsia="Arial"/>
+                <w:rFonts w:ascii="Arial" w:hAnsi="Arial" w:eastAsia="Arial" w:cs="Tahoma"/>
+                <w:sz w:val="18"/>
+              </w:rPr>
+            </w:r>
+            <w:r>
+              <w:rPr>
+                <w:rFonts w:ascii="Arial" w:hAnsi="Arial" w:eastAsia="Arial" w:cs="Tahoma"/>
                 <w:sz w:val="18"/>
               </w:rPr>
               <w:t>Create document API</w:t>
@@ -3838,13 +3957,13 @@
             </w:pPr>
             <w:r>
               <w:rPr>
-                <w:rFonts w:ascii="Arial" w:hAnsi="Arial" w:eastAsia="Arial"/>
-                <w:sz w:val="18"/>
-              </w:rPr>
-            </w:r>
-            <w:r>
-              <w:rPr>
-                <w:rFonts w:ascii="Arial" w:hAnsi="Arial" w:eastAsia="Arial"/>
+                <w:rFonts w:ascii="Arial" w:hAnsi="Arial" w:eastAsia="Arial" w:cs="Tahoma"/>
+                <w:sz w:val="18"/>
+              </w:rPr>
+            </w:r>
+            <w:r>
+              <w:rPr>
+                <w:rFonts w:ascii="Arial" w:hAnsi="Arial" w:eastAsia="Arial" w:cs="Tahoma"/>
                 <w:sz w:val="18"/>
               </w:rPr>
               <w:t>Validate required fields</w:t>
@@ -3863,13 +3982,13 @@
             </w:pPr>
             <w:r>
               <w:rPr>
-                <w:rFonts w:ascii="Arial" w:hAnsi="Arial" w:eastAsia="Arial"/>
-                <w:sz w:val="18"/>
-              </w:rPr>
-            </w:r>
-            <w:r>
-              <w:rPr>
-                <w:rFonts w:ascii="Arial" w:hAnsi="Arial" w:eastAsia="Arial"/>
+                <w:rFonts w:ascii="Arial" w:hAnsi="Arial" w:eastAsia="Arial" w:cs="Tahoma"/>
+                <w:sz w:val="18"/>
+              </w:rPr>
+            </w:r>
+            <w:r>
+              <w:rPr>
+                <w:rFonts w:ascii="Arial" w:hAnsi="Arial" w:eastAsia="Arial" w:cs="Tahoma"/>
                 <w:sz w:val="18"/>
               </w:rPr>
               <w:t>duplicate business key returns 409</w:t>
@@ -3893,13 +4012,13 @@
             </w:pPr>
             <w:r>
               <w:rPr>
-                <w:rFonts w:ascii="Arial" w:hAnsi="Arial" w:eastAsia="Arial"/>
-                <w:sz w:val="18"/>
-              </w:rPr>
-            </w:r>
-            <w:r>
-              <w:rPr>
-                <w:rFonts w:ascii="Arial" w:hAnsi="Arial" w:eastAsia="Arial"/>
+                <w:rFonts w:ascii="Arial" w:hAnsi="Arial" w:eastAsia="Arial" w:cs="Tahoma"/>
+                <w:sz w:val="18"/>
+              </w:rPr>
+            </w:r>
+            <w:r>
+              <w:rPr>
+                <w:rFonts w:ascii="Arial" w:hAnsi="Arial" w:eastAsia="Arial" w:cs="Tahoma"/>
                 <w:sz w:val="18"/>
               </w:rPr>
               <w:t>PUT /api/v1/documents/{docNo}</w:t>
@@ -3918,13 +4037,13 @@
             </w:pPr>
             <w:r>
               <w:rPr>
-                <w:rFonts w:ascii="Arial" w:hAnsi="Arial" w:eastAsia="Arial"/>
-                <w:sz w:val="18"/>
-              </w:rPr>
-            </w:r>
-            <w:r>
-              <w:rPr>
-                <w:rFonts w:ascii="Arial" w:hAnsi="Arial" w:eastAsia="Arial"/>
+                <w:rFonts w:ascii="Arial" w:hAnsi="Arial" w:eastAsia="Arial" w:cs="Tahoma"/>
+                <w:sz w:val="18"/>
+              </w:rPr>
+            </w:r>
+            <w:r>
+              <w:rPr>
+                <w:rFonts w:ascii="Arial" w:hAnsi="Arial" w:eastAsia="Arial" w:cs="Tahoma"/>
                 <w:sz w:val="18"/>
               </w:rPr>
               <w:t>Update document partial sections</w:t>
@@ -3943,13 +4062,13 @@
             </w:pPr>
             <w:r>
               <w:rPr>
-                <w:rFonts w:ascii="Arial" w:hAnsi="Arial" w:eastAsia="Arial"/>
-                <w:sz w:val="18"/>
-              </w:rPr>
-            </w:r>
-            <w:r>
-              <w:rPr>
-                <w:rFonts w:ascii="Arial" w:hAnsi="Arial" w:eastAsia="Arial"/>
+                <w:rFonts w:ascii="Arial" w:hAnsi="Arial" w:eastAsia="Arial" w:cs="Tahoma"/>
+                <w:sz w:val="18"/>
+              </w:rPr>
+            </w:r>
+            <w:r>
+              <w:rPr>
+                <w:rFonts w:ascii="Arial" w:hAnsi="Arial" w:eastAsia="Arial" w:cs="Tahoma"/>
                 <w:sz w:val="18"/>
               </w:rPr>
               <w:t>Check duplicate store/month</w:t>
@@ -3968,13 +4087,13 @@
             </w:pPr>
             <w:r>
               <w:rPr>
-                <w:rFonts w:ascii="Arial" w:hAnsi="Arial" w:eastAsia="Arial"/>
-                <w:sz w:val="18"/>
-              </w:rPr>
-            </w:r>
-            <w:r>
-              <w:rPr>
-                <w:rFonts w:ascii="Arial" w:hAnsi="Arial" w:eastAsia="Arial"/>
+                <w:rFonts w:ascii="Arial" w:hAnsi="Arial" w:eastAsia="Arial" w:cs="Tahoma"/>
+                <w:sz w:val="18"/>
+              </w:rPr>
+            </w:r>
+            <w:r>
+              <w:rPr>
+                <w:rFonts w:ascii="Arial" w:hAnsi="Arial" w:eastAsia="Arial" w:cs="Tahoma"/>
                 <w:sz w:val="18"/>
               </w:rPr>
               <w:t>docNo format YYYY/xxxxx</w:t>
@@ -4025,7 +4144,7 @@
             <w:r/>
             <w:r>
               <w:rPr>
-                <w:rFonts w:ascii="Arial" w:hAnsi="Arial" w:eastAsia="Arial"/>
+                <w:rFonts w:ascii="Arial" w:hAnsi="Arial" w:eastAsia="Arial" w:cs="Tahoma"/>
                 <w:b/>
                 <w:sz w:val="18"/>
               </w:rPr>
@@ -4047,7 +4166,7 @@
             <w:r/>
             <w:r>
               <w:rPr>
-                <w:rFonts w:ascii="Arial" w:hAnsi="Arial" w:eastAsia="Arial"/>
+                <w:rFonts w:ascii="Arial" w:hAnsi="Arial" w:eastAsia="Arial" w:cs="Tahoma"/>
                 <w:b/>
                 <w:sz w:val="18"/>
               </w:rPr>
@@ -4069,7 +4188,7 @@
             <w:r/>
             <w:r>
               <w:rPr>
-                <w:rFonts w:ascii="Arial" w:hAnsi="Arial" w:eastAsia="Arial"/>
+                <w:rFonts w:ascii="Arial" w:hAnsi="Arial" w:eastAsia="Arial" w:cs="Tahoma"/>
                 <w:b/>
                 <w:sz w:val="18"/>
               </w:rPr>
@@ -4094,13 +4213,13 @@
             </w:pPr>
             <w:r>
               <w:rPr>
-                <w:rFonts w:ascii="Arial" w:hAnsi="Arial" w:eastAsia="Arial"/>
-                <w:sz w:val="18"/>
-              </w:rPr>
-            </w:r>
-            <w:r>
-              <w:rPr>
-                <w:rFonts w:ascii="Arial" w:hAnsi="Arial" w:eastAsia="Arial"/>
+                <w:rFonts w:ascii="Arial" w:hAnsi="Arial" w:eastAsia="Arial" w:cs="Tahoma"/>
+                <w:sz w:val="18"/>
+              </w:rPr>
+            </w:r>
+            <w:r>
+              <w:rPr>
+                <w:rFonts w:ascii="Arial" w:hAnsi="Arial" w:eastAsia="Arial" w:cs="Tahoma"/>
                 <w:sz w:val="18"/>
               </w:rPr>
               <w:t>1</w:t>
@@ -4119,13 +4238,13 @@
             </w:pPr>
             <w:r>
               <w:rPr>
-                <w:rFonts w:ascii="Arial" w:hAnsi="Arial" w:eastAsia="Arial"/>
-                <w:sz w:val="18"/>
-              </w:rPr>
-            </w:r>
-            <w:r>
-              <w:rPr>
-                <w:rFonts w:ascii="Arial" w:hAnsi="Arial" w:eastAsia="Arial"/>
+                <w:rFonts w:ascii="Arial" w:hAnsi="Arial" w:eastAsia="Arial" w:cs="Tahoma"/>
+                <w:sz w:val="18"/>
+              </w:rPr>
+            </w:r>
+            <w:r>
+              <w:rPr>
+                <w:rFonts w:ascii="Arial" w:hAnsi="Arial" w:eastAsia="Arial" w:cs="Tahoma"/>
                 <w:sz w:val="18"/>
               </w:rPr>
               <w:t>Validate required fields</w:t>
@@ -4144,13 +4263,13 @@
             </w:pPr>
             <w:r>
               <w:rPr>
-                <w:rFonts w:ascii="Arial" w:hAnsi="Arial" w:eastAsia="Arial"/>
-                <w:sz w:val="18"/>
-              </w:rPr>
-            </w:r>
-            <w:r>
-              <w:rPr>
-                <w:rFonts w:ascii="Arial" w:hAnsi="Arial" w:eastAsia="Arial"/>
+                <w:rFonts w:ascii="Arial" w:hAnsi="Arial" w:eastAsia="Arial" w:cs="Tahoma"/>
+                <w:sz w:val="18"/>
+              </w:rPr>
+            </w:r>
+            <w:r>
+              <w:rPr>
+                <w:rFonts w:ascii="Arial" w:hAnsi="Arial" w:eastAsia="Arial" w:cs="Tahoma"/>
                 <w:sz w:val="18"/>
               </w:rPr>
               <w:t>create success</w:t>
@@ -4174,13 +4293,13 @@
             </w:pPr>
             <w:r>
               <w:rPr>
-                <w:rFonts w:ascii="Arial" w:hAnsi="Arial" w:eastAsia="Arial"/>
-                <w:sz w:val="18"/>
-              </w:rPr>
-            </w:r>
-            <w:r>
-              <w:rPr>
-                <w:rFonts w:ascii="Arial" w:hAnsi="Arial" w:eastAsia="Arial"/>
+                <w:rFonts w:ascii="Arial" w:hAnsi="Arial" w:eastAsia="Arial" w:cs="Tahoma"/>
+                <w:sz w:val="18"/>
+              </w:rPr>
+            </w:r>
+            <w:r>
+              <w:rPr>
+                <w:rFonts w:ascii="Arial" w:hAnsi="Arial" w:eastAsia="Arial" w:cs="Tahoma"/>
                 <w:sz w:val="18"/>
               </w:rPr>
               <w:t>2</w:t>
@@ -4199,13 +4318,13 @@
             </w:pPr>
             <w:r>
               <w:rPr>
-                <w:rFonts w:ascii="Arial" w:hAnsi="Arial" w:eastAsia="Arial"/>
-                <w:sz w:val="18"/>
-              </w:rPr>
-            </w:r>
-            <w:r>
-              <w:rPr>
-                <w:rFonts w:ascii="Arial" w:hAnsi="Arial" w:eastAsia="Arial"/>
+                <w:rFonts w:ascii="Arial" w:hAnsi="Arial" w:eastAsia="Arial" w:cs="Tahoma"/>
+                <w:sz w:val="18"/>
+              </w:rPr>
+            </w:r>
+            <w:r>
+              <w:rPr>
+                <w:rFonts w:ascii="Arial" w:hAnsi="Arial" w:eastAsia="Arial" w:cs="Tahoma"/>
                 <w:sz w:val="18"/>
               </w:rPr>
               <w:t>Check duplicate store/month</w:t>
@@ -4224,13 +4343,13 @@
             </w:pPr>
             <w:r>
               <w:rPr>
-                <w:rFonts w:ascii="Arial" w:hAnsi="Arial" w:eastAsia="Arial"/>
-                <w:sz w:val="18"/>
-              </w:rPr>
-            </w:r>
-            <w:r>
-              <w:rPr>
-                <w:rFonts w:ascii="Arial" w:hAnsi="Arial" w:eastAsia="Arial"/>
+                <w:rFonts w:ascii="Arial" w:hAnsi="Arial" w:eastAsia="Arial" w:cs="Tahoma"/>
+                <w:sz w:val="18"/>
+              </w:rPr>
+            </w:r>
+            <w:r>
+              <w:rPr>
+                <w:rFonts w:ascii="Arial" w:hAnsi="Arial" w:eastAsia="Arial" w:cs="Tahoma"/>
                 <w:sz w:val="18"/>
               </w:rPr>
               <w:t>create duplicate</w:t>
@@ -4254,13 +4373,13 @@
             </w:pPr>
             <w:r>
               <w:rPr>
-                <w:rFonts w:ascii="Arial" w:hAnsi="Arial" w:eastAsia="Arial"/>
-                <w:sz w:val="18"/>
-              </w:rPr>
-            </w:r>
-            <w:r>
-              <w:rPr>
-                <w:rFonts w:ascii="Arial" w:hAnsi="Arial" w:eastAsia="Arial"/>
+                <w:rFonts w:ascii="Arial" w:hAnsi="Arial" w:eastAsia="Arial" w:cs="Tahoma"/>
+                <w:sz w:val="18"/>
+              </w:rPr>
+            </w:r>
+            <w:r>
+              <w:rPr>
+                <w:rFonts w:ascii="Arial" w:hAnsi="Arial" w:eastAsia="Arial" w:cs="Tahoma"/>
                 <w:sz w:val="18"/>
               </w:rPr>
               <w:t>3</w:t>
@@ -4279,13 +4398,13 @@
             </w:pPr>
             <w:r>
               <w:rPr>
-                <w:rFonts w:ascii="Arial" w:hAnsi="Arial" w:eastAsia="Arial"/>
-                <w:sz w:val="18"/>
-              </w:rPr>
-            </w:r>
-            <w:r>
-              <w:rPr>
-                <w:rFonts w:ascii="Arial" w:hAnsi="Arial" w:eastAsia="Arial"/>
+                <w:rFonts w:ascii="Arial" w:hAnsi="Arial" w:eastAsia="Arial" w:cs="Tahoma"/>
+                <w:sz w:val="18"/>
+              </w:rPr>
+            </w:r>
+            <w:r>
+              <w:rPr>
+                <w:rFonts w:ascii="Arial" w:hAnsi="Arial" w:eastAsia="Arial" w:cs="Tahoma"/>
                 <w:sz w:val="18"/>
               </w:rPr>
               <w:t>Generate docNo</w:t>
@@ -4304,13 +4423,13 @@
             </w:pPr>
             <w:r>
               <w:rPr>
-                <w:rFonts w:ascii="Arial" w:hAnsi="Arial" w:eastAsia="Arial"/>
-                <w:sz w:val="18"/>
-              </w:rPr>
-            </w:r>
-            <w:r>
-              <w:rPr>
-                <w:rFonts w:ascii="Arial" w:hAnsi="Arial" w:eastAsia="Arial"/>
+                <w:rFonts w:ascii="Arial" w:hAnsi="Arial" w:eastAsia="Arial" w:cs="Tahoma"/>
+                <w:sz w:val="18"/>
+              </w:rPr>
+            </w:r>
+            <w:r>
+              <w:rPr>
+                <w:rFonts w:ascii="Arial" w:hAnsi="Arial" w:eastAsia="Arial" w:cs="Tahoma"/>
                 <w:sz w:val="18"/>
               </w:rPr>
               <w:t>update allocation invalid</w:t>
@@ -4334,13 +4453,13 @@
             </w:pPr>
             <w:r>
               <w:rPr>
-                <w:rFonts w:ascii="Arial" w:hAnsi="Arial" w:eastAsia="Arial"/>
-                <w:sz w:val="18"/>
-              </w:rPr>
-            </w:r>
-            <w:r>
-              <w:rPr>
-                <w:rFonts w:ascii="Arial" w:hAnsi="Arial" w:eastAsia="Arial"/>
+                <w:rFonts w:ascii="Arial" w:hAnsi="Arial" w:eastAsia="Arial" w:cs="Tahoma"/>
+                <w:sz w:val="18"/>
+              </w:rPr>
+            </w:r>
+            <w:r>
+              <w:rPr>
+                <w:rFonts w:ascii="Arial" w:hAnsi="Arial" w:eastAsia="Arial" w:cs="Tahoma"/>
                 <w:sz w:val="18"/>
               </w:rPr>
               <w:t>4</w:t>
@@ -4359,13 +4478,13 @@
             </w:pPr>
             <w:r>
               <w:rPr>
-                <w:rFonts w:ascii="Arial" w:hAnsi="Arial" w:eastAsia="Arial"/>
-                <w:sz w:val="18"/>
-              </w:rPr>
-            </w:r>
-            <w:r>
-              <w:rPr>
-                <w:rFonts w:ascii="Arial" w:hAnsi="Arial" w:eastAsia="Arial"/>
+                <w:rFonts w:ascii="Arial" w:hAnsi="Arial" w:eastAsia="Arial" w:cs="Tahoma"/>
+                <w:sz w:val="18"/>
+              </w:rPr>
+            </w:r>
+            <w:r>
+              <w:rPr>
+                <w:rFonts w:ascii="Arial" w:hAnsi="Arial" w:eastAsia="Arial" w:cs="Tahoma"/>
                 <w:sz w:val="18"/>
               </w:rPr>
               <w:t>Insert compensation_documents</w:t>
@@ -4384,13 +4503,13 @@
             </w:pPr>
             <w:r>
               <w:rPr>
-                <w:rFonts w:ascii="Arial" w:hAnsi="Arial" w:eastAsia="Arial"/>
-                <w:sz w:val="18"/>
-              </w:rPr>
-            </w:r>
-            <w:r>
-              <w:rPr>
-                <w:rFonts w:ascii="Arial" w:hAnsi="Arial" w:eastAsia="Arial"/>
+                <w:rFonts w:ascii="Arial" w:hAnsi="Arial" w:eastAsia="Arial" w:cs="Tahoma"/>
+                <w:sz w:val="18"/>
+              </w:rPr>
+            </w:r>
+            <w:r>
+              <w:rPr>
+                <w:rFonts w:ascii="Arial" w:hAnsi="Arial" w:eastAsia="Arial" w:cs="Tahoma"/>
                 <w:sz w:val="18"/>
               </w:rPr>
               <w:t>permission denied section</w:t>
@@ -4414,13 +4533,13 @@
             </w:pPr>
             <w:r>
               <w:rPr>
-                <w:rFonts w:ascii="Arial" w:hAnsi="Arial" w:eastAsia="Arial"/>
-                <w:sz w:val="18"/>
-              </w:rPr>
-            </w:r>
-            <w:r>
-              <w:rPr>
-                <w:rFonts w:ascii="Arial" w:hAnsi="Arial" w:eastAsia="Arial"/>
+                <w:rFonts w:ascii="Arial" w:hAnsi="Arial" w:eastAsia="Arial" w:cs="Tahoma"/>
+                <w:sz w:val="18"/>
+              </w:rPr>
+            </w:r>
+            <w:r>
+              <w:rPr>
+                <w:rFonts w:ascii="Arial" w:hAnsi="Arial" w:eastAsia="Arial" w:cs="Tahoma"/>
                 <w:sz w:val="18"/>
               </w:rPr>
               <w:t>5</w:t>
@@ -4439,13 +4558,13 @@
             </w:pPr>
             <w:r>
               <w:rPr>
-                <w:rFonts w:ascii="Arial" w:hAnsi="Arial" w:eastAsia="Arial"/>
-                <w:sz w:val="18"/>
-              </w:rPr>
-            </w:r>
-            <w:r>
-              <w:rPr>
-                <w:rFonts w:ascii="Arial" w:hAnsi="Arial" w:eastAsia="Arial"/>
+                <w:rFonts w:ascii="Arial" w:hAnsi="Arial" w:eastAsia="Arial" w:cs="Tahoma"/>
+                <w:sz w:val="18"/>
+              </w:rPr>
+            </w:r>
+            <w:r>
+              <w:rPr>
+                <w:rFonts w:ascii="Arial" w:hAnsi="Arial" w:eastAsia="Arial" w:cs="Tahoma"/>
                 <w:sz w:val="18"/>
               </w:rPr>
               <w:t>Open workflow task</w:t>
@@ -4464,13 +4583,13 @@
             </w:pPr>
             <w:r>
               <w:rPr>
-                <w:rFonts w:ascii="Arial" w:hAnsi="Arial" w:eastAsia="Arial"/>
-                <w:sz w:val="18"/>
-              </w:rPr>
-            </w:r>
-            <w:r>
-              <w:rPr>
-                <w:rFonts w:ascii="Arial" w:hAnsi="Arial" w:eastAsia="Arial"/>
+                <w:rFonts w:ascii="Arial" w:hAnsi="Arial" w:eastAsia="Arial" w:cs="Tahoma"/>
+                <w:sz w:val="18"/>
+              </w:rPr>
+            </w:r>
+            <w:r>
+              <w:rPr>
+                <w:rFonts w:ascii="Arial" w:hAnsi="Arial" w:eastAsia="Arial" w:cs="Tahoma"/>
                 <w:sz w:val="18"/>
               </w:rPr>
               <w:t>create success</w:t>
@@ -4494,13 +4613,13 @@
             </w:pPr>
             <w:r>
               <w:rPr>
-                <w:rFonts w:ascii="Arial" w:hAnsi="Arial" w:eastAsia="Arial"/>
-                <w:sz w:val="18"/>
-              </w:rPr>
-            </w:r>
-            <w:r>
-              <w:rPr>
-                <w:rFonts w:ascii="Arial" w:hAnsi="Arial" w:eastAsia="Arial"/>
+                <w:rFonts w:ascii="Arial" w:hAnsi="Arial" w:eastAsia="Arial" w:cs="Tahoma"/>
+                <w:sz w:val="18"/>
+              </w:rPr>
+            </w:r>
+            <w:r>
+              <w:rPr>
+                <w:rFonts w:ascii="Arial" w:hAnsi="Arial" w:eastAsia="Arial" w:cs="Tahoma"/>
                 <w:sz w:val="18"/>
               </w:rPr>
               <w:t>6</w:t>
@@ -4519,13 +4638,13 @@
             </w:pPr>
             <w:r>
               <w:rPr>
-                <w:rFonts w:ascii="Arial" w:hAnsi="Arial" w:eastAsia="Arial"/>
-                <w:sz w:val="18"/>
-              </w:rPr>
-            </w:r>
-            <w:r>
-              <w:rPr>
-                <w:rFonts w:ascii="Arial" w:hAnsi="Arial" w:eastAsia="Arial"/>
+                <w:rFonts w:ascii="Arial" w:hAnsi="Arial" w:eastAsia="Arial" w:cs="Tahoma"/>
+                <w:sz w:val="18"/>
+              </w:rPr>
+            </w:r>
+            <w:r>
+              <w:rPr>
+                <w:rFonts w:ascii="Arial" w:hAnsi="Arial" w:eastAsia="Arial" w:cs="Tahoma"/>
                 <w:sz w:val="18"/>
               </w:rPr>
               <w:t>Save section updates in transaction</w:t>
@@ -4544,13 +4663,13 @@
             </w:pPr>
             <w:r>
               <w:rPr>
-                <w:rFonts w:ascii="Arial" w:hAnsi="Arial" w:eastAsia="Arial"/>
-                <w:sz w:val="18"/>
-              </w:rPr>
-            </w:r>
-            <w:r>
-              <w:rPr>
-                <w:rFonts w:ascii="Arial" w:hAnsi="Arial" w:eastAsia="Arial"/>
+                <w:rFonts w:ascii="Arial" w:hAnsi="Arial" w:eastAsia="Arial" w:cs="Tahoma"/>
+                <w:sz w:val="18"/>
+              </w:rPr>
+            </w:r>
+            <w:r>
+              <w:rPr>
+                <w:rFonts w:ascii="Arial" w:hAnsi="Arial" w:eastAsia="Arial" w:cs="Tahoma"/>
                 <w:sz w:val="18"/>
               </w:rPr>
               <w:t>create duplicate</w:t>
@@ -4602,7 +4721,7 @@
             <w:r/>
             <w:r>
               <w:rPr>
-                <w:rFonts w:ascii="Arial" w:hAnsi="Arial" w:eastAsia="Arial"/>
+                <w:rFonts w:ascii="Arial" w:hAnsi="Arial" w:eastAsia="Arial" w:cs="Tahoma"/>
                 <w:b/>
                 <w:sz w:val="18"/>
               </w:rPr>
@@ -4624,7 +4743,7 @@
             <w:r/>
             <w:r>
               <w:rPr>
-                <w:rFonts w:ascii="Arial" w:hAnsi="Arial" w:eastAsia="Arial"/>
+                <w:rFonts w:ascii="Arial" w:hAnsi="Arial" w:eastAsia="Arial" w:cs="Tahoma"/>
                 <w:b/>
                 <w:sz w:val="18"/>
               </w:rPr>
@@ -4646,7 +4765,7 @@
             <w:r/>
             <w:r>
               <w:rPr>
-                <w:rFonts w:ascii="Arial" w:hAnsi="Arial" w:eastAsia="Arial"/>
+                <w:rFonts w:ascii="Arial" w:hAnsi="Arial" w:eastAsia="Arial" w:cs="Tahoma"/>
                 <w:b/>
                 <w:sz w:val="18"/>
               </w:rPr>
@@ -4668,7 +4787,7 @@
             <w:r/>
             <w:r>
               <w:rPr>
-                <w:rFonts w:ascii="Arial" w:hAnsi="Arial" w:eastAsia="Arial"/>
+                <w:rFonts w:ascii="Arial" w:hAnsi="Arial" w:eastAsia="Arial" w:cs="Tahoma"/>
                 <w:b/>
                 <w:sz w:val="18"/>
               </w:rPr>
@@ -4693,13 +4812,13 @@
             </w:pPr>
             <w:r>
               <w:rPr>
-                <w:rFonts w:ascii="Arial" w:hAnsi="Arial" w:eastAsia="Arial"/>
-                <w:sz w:val="18"/>
-              </w:rPr>
-            </w:r>
-            <w:r>
-              <w:rPr>
-                <w:rFonts w:ascii="Arial" w:hAnsi="Arial" w:eastAsia="Arial"/>
+                <w:rFonts w:ascii="Arial" w:hAnsi="Arial" w:eastAsia="Arial" w:cs="Tahoma"/>
+                <w:sz w:val="18"/>
+              </w:rPr>
+            </w:r>
+            <w:r>
+              <w:rPr>
+                <w:rFonts w:ascii="Arial" w:hAnsi="Arial" w:eastAsia="Arial" w:cs="Tahoma"/>
                 <w:sz w:val="18"/>
               </w:rPr>
               <w:t>Create document</w:t>
@@ -4718,13 +4837,13 @@
             </w:pPr>
             <w:r>
               <w:rPr>
-                <w:rFonts w:ascii="Arial" w:hAnsi="Arial" w:eastAsia="Arial"/>
-                <w:sz w:val="18"/>
-              </w:rPr>
-            </w:r>
-            <w:r>
-              <w:rPr>
-                <w:rFonts w:ascii="Arial" w:hAnsi="Arial" w:eastAsia="Arial"/>
+                <w:rFonts w:ascii="Arial" w:hAnsi="Arial" w:eastAsia="Arial" w:cs="Tahoma"/>
+                <w:sz w:val="18"/>
+              </w:rPr>
+            </w:r>
+            <w:r>
+              <w:rPr>
+                <w:rFonts w:ascii="Arial" w:hAnsi="Arial" w:eastAsia="Arial" w:cs="Tahoma"/>
                 <w:sz w:val="18"/>
               </w:rPr>
               <w:t>POST</w:t>
@@ -4743,13 +4862,13 @@
             </w:pPr>
             <w:r>
               <w:rPr>
-                <w:rFonts w:ascii="Arial" w:hAnsi="Arial" w:eastAsia="Arial"/>
-                <w:sz w:val="18"/>
-              </w:rPr>
-            </w:r>
-            <w:r>
-              <w:rPr>
-                <w:rFonts w:ascii="Arial" w:hAnsi="Arial" w:eastAsia="Arial"/>
+                <w:rFonts w:ascii="Arial" w:hAnsi="Arial" w:eastAsia="Arial" w:cs="Tahoma"/>
+                <w:sz w:val="18"/>
+              </w:rPr>
+            </w:r>
+            <w:r>
+              <w:rPr>
+                <w:rFonts w:ascii="Arial" w:hAnsi="Arial" w:eastAsia="Arial" w:cs="Tahoma"/>
                 <w:sz w:val="18"/>
               </w:rPr>
               <w:t>document.service.create</w:t>
@@ -4768,13 +4887,13 @@
             </w:pPr>
             <w:r>
               <w:rPr>
-                <w:rFonts w:ascii="Arial" w:hAnsi="Arial" w:eastAsia="Arial"/>
-                <w:sz w:val="18"/>
-              </w:rPr>
-            </w:r>
-            <w:r>
-              <w:rPr>
-                <w:rFonts w:ascii="Arial" w:hAnsi="Arial" w:eastAsia="Arial"/>
+                <w:rFonts w:ascii="Arial" w:hAnsi="Arial" w:eastAsia="Arial" w:cs="Tahoma"/>
+                <w:sz w:val="18"/>
+              </w:rPr>
+            </w:r>
+            <w:r>
+              <w:rPr>
+                <w:rFonts w:ascii="Arial" w:hAnsi="Arial" w:eastAsia="Arial" w:cs="Tahoma"/>
                 <w:sz w:val="18"/>
               </w:rPr>
               <w:t>create doc + first workflow task</w:t>
@@ -4798,13 +4917,13 @@
             </w:pPr>
             <w:r>
               <w:rPr>
-                <w:rFonts w:ascii="Arial" w:hAnsi="Arial" w:eastAsia="Arial"/>
-                <w:sz w:val="18"/>
-              </w:rPr>
-            </w:r>
-            <w:r>
-              <w:rPr>
-                <w:rFonts w:ascii="Arial" w:hAnsi="Arial" w:eastAsia="Arial"/>
+                <w:rFonts w:ascii="Arial" w:hAnsi="Arial" w:eastAsia="Arial" w:cs="Tahoma"/>
+                <w:sz w:val="18"/>
+              </w:rPr>
+            </w:r>
+            <w:r>
+              <w:rPr>
+                <w:rFonts w:ascii="Arial" w:hAnsi="Arial" w:eastAsia="Arial" w:cs="Tahoma"/>
                 <w:sz w:val="18"/>
               </w:rPr>
               <w:t>Update document section</w:t>
@@ -4823,13 +4942,13 @@
             </w:pPr>
             <w:r>
               <w:rPr>
-                <w:rFonts w:ascii="Arial" w:hAnsi="Arial" w:eastAsia="Arial"/>
-                <w:sz w:val="18"/>
-              </w:rPr>
-            </w:r>
-            <w:r>
-              <w:rPr>
-                <w:rFonts w:ascii="Arial" w:hAnsi="Arial" w:eastAsia="Arial"/>
+                <w:rFonts w:ascii="Arial" w:hAnsi="Arial" w:eastAsia="Arial" w:cs="Tahoma"/>
+                <w:sz w:val="18"/>
+              </w:rPr>
+            </w:r>
+            <w:r>
+              <w:rPr>
+                <w:rFonts w:ascii="Arial" w:hAnsi="Arial" w:eastAsia="Arial" w:cs="Tahoma"/>
                 <w:sz w:val="18"/>
               </w:rPr>
               <w:t>PUT</w:t>
@@ -4848,13 +4967,13 @@
             </w:pPr>
             <w:r>
               <w:rPr>
-                <w:rFonts w:ascii="Arial" w:hAnsi="Arial" w:eastAsia="Arial"/>
-                <w:sz w:val="18"/>
-              </w:rPr>
-            </w:r>
-            <w:r>
-              <w:rPr>
-                <w:rFonts w:ascii="Arial" w:hAnsi="Arial" w:eastAsia="Arial"/>
+                <w:rFonts w:ascii="Arial" w:hAnsi="Arial" w:eastAsia="Arial" w:cs="Tahoma"/>
+                <w:sz w:val="18"/>
+              </w:rPr>
+            </w:r>
+            <w:r>
+              <w:rPr>
+                <w:rFonts w:ascii="Arial" w:hAnsi="Arial" w:eastAsia="Arial" w:cs="Tahoma"/>
                 <w:sz w:val="18"/>
               </w:rPr>
               <w:t>document.service.updateSections</w:t>
@@ -4873,13 +4992,13 @@
             </w:pPr>
             <w:r>
               <w:rPr>
-                <w:rFonts w:ascii="Arial" w:hAnsi="Arial" w:eastAsia="Arial"/>
-                <w:sz w:val="18"/>
-              </w:rPr>
-            </w:r>
-            <w:r>
-              <w:rPr>
-                <w:rFonts w:ascii="Arial" w:hAnsi="Arial" w:eastAsia="Arial"/>
+                <w:rFonts w:ascii="Arial" w:hAnsi="Arial" w:eastAsia="Arial" w:cs="Tahoma"/>
+                <w:sz w:val="18"/>
+              </w:rPr>
+            </w:r>
+            <w:r>
+              <w:rPr>
+                <w:rFonts w:ascii="Arial" w:hAnsi="Arial" w:eastAsia="Arial" w:cs="Tahoma"/>
                 <w:sz w:val="18"/>
               </w:rPr>
               <w:t>save editable sections</w:t>
@@ -4947,7 +5066,7 @@
             <w:r/>
             <w:r>
               <w:rPr>
-                <w:rFonts w:ascii="Arial" w:hAnsi="Arial" w:eastAsia="Arial"/>
+                <w:rFonts w:ascii="Arial" w:hAnsi="Arial" w:eastAsia="Arial" w:cs="Tahoma"/>
                 <w:b/>
                 <w:sz w:val="18"/>
               </w:rPr>
@@ -4973,7 +5092,7 @@
             <w:r/>
             <w:r>
               <w:rPr>
-                <w:rFonts w:ascii="Courier New" w:hAnsi="Courier New" w:eastAsia="Courier New"/>
+                <w:rFonts w:ascii="Courier New" w:hAnsi="Courier New" w:eastAsia="Courier New" w:cs="Tahoma"/>
                 <w:sz w:val="16"/>
               </w:rPr>
               <w:t>{</w:t>
@@ -5041,7 +5160,7 @@
             <w:r/>
             <w:r>
               <w:rPr>
-                <w:rFonts w:ascii="Arial" w:hAnsi="Arial" w:eastAsia="Arial"/>
+                <w:rFonts w:ascii="Arial" w:hAnsi="Arial" w:eastAsia="Arial" w:cs="Tahoma"/>
                 <w:b/>
                 <w:sz w:val="18"/>
               </w:rPr>
@@ -5063,7 +5182,7 @@
             <w:r/>
             <w:r>
               <w:rPr>
-                <w:rFonts w:ascii="Arial" w:hAnsi="Arial" w:eastAsia="Arial"/>
+                <w:rFonts w:ascii="Arial" w:hAnsi="Arial" w:eastAsia="Arial" w:cs="Tahoma"/>
                 <w:b/>
                 <w:sz w:val="18"/>
               </w:rPr>
@@ -5085,7 +5204,7 @@
             <w:r/>
             <w:r>
               <w:rPr>
-                <w:rFonts w:ascii="Arial" w:hAnsi="Arial" w:eastAsia="Arial"/>
+                <w:rFonts w:ascii="Arial" w:hAnsi="Arial" w:eastAsia="Arial" w:cs="Tahoma"/>
                 <w:b/>
                 <w:sz w:val="18"/>
               </w:rPr>
@@ -5107,7 +5226,7 @@
             <w:r/>
             <w:r>
               <w:rPr>
-                <w:rFonts w:ascii="Arial" w:hAnsi="Arial" w:eastAsia="Arial"/>
+                <w:rFonts w:ascii="Arial" w:hAnsi="Arial" w:eastAsia="Arial" w:cs="Tahoma"/>
                 <w:b/>
                 <w:sz w:val="18"/>
               </w:rPr>
@@ -5132,13 +5251,13 @@
             </w:pPr>
             <w:r>
               <w:rPr>
-                <w:rFonts w:ascii="Arial" w:hAnsi="Arial" w:eastAsia="Arial"/>
-                <w:sz w:val="18"/>
-              </w:rPr>
-            </w:r>
-            <w:r>
-              <w:rPr>
-                <w:rFonts w:ascii="Arial" w:hAnsi="Arial" w:eastAsia="Arial"/>
+                <w:rFonts w:ascii="Arial" w:hAnsi="Arial" w:eastAsia="Arial" w:cs="Tahoma"/>
+                <w:sz w:val="18"/>
+              </w:rPr>
+            </w:r>
+            <w:r>
+              <w:rPr>
+                <w:rFonts w:ascii="Arial" w:hAnsi="Arial" w:eastAsia="Arial" w:cs="Tahoma"/>
                 <w:sz w:val="18"/>
               </w:rPr>
               <w:t>impactedStoreCode</w:t>
@@ -5157,13 +5276,13 @@
             </w:pPr>
             <w:r>
               <w:rPr>
-                <w:rFonts w:ascii="Arial" w:hAnsi="Arial" w:eastAsia="Arial"/>
-                <w:sz w:val="18"/>
-              </w:rPr>
-            </w:r>
-            <w:r>
-              <w:rPr>
-                <w:rFonts w:ascii="Arial" w:hAnsi="Arial" w:eastAsia="Arial"/>
+                <w:rFonts w:ascii="Arial" w:hAnsi="Arial" w:eastAsia="Arial" w:cs="Tahoma"/>
+                <w:sz w:val="18"/>
+              </w:rPr>
+            </w:r>
+            <w:r>
+              <w:rPr>
+                <w:rFonts w:ascii="Arial" w:hAnsi="Arial" w:eastAsia="Arial" w:cs="Tahoma"/>
                 <w:sz w:val="18"/>
               </w:rPr>
               <w:t>string</w:t>
@@ -5182,13 +5301,13 @@
             </w:pPr>
             <w:r>
               <w:rPr>
-                <w:rFonts w:ascii="Arial" w:hAnsi="Arial" w:eastAsia="Arial"/>
-                <w:sz w:val="18"/>
-              </w:rPr>
-            </w:r>
-            <w:r>
-              <w:rPr>
-                <w:rFonts w:ascii="Arial" w:hAnsi="Arial" w:eastAsia="Arial"/>
+                <w:rFonts w:ascii="Arial" w:hAnsi="Arial" w:eastAsia="Arial" w:cs="Tahoma"/>
+                <w:sz w:val="18"/>
+              </w:rPr>
+            </w:r>
+            <w:r>
+              <w:rPr>
+                <w:rFonts w:ascii="Arial" w:hAnsi="Arial" w:eastAsia="Arial" w:cs="Tahoma"/>
                 <w:sz w:val="18"/>
               </w:rPr>
               <w:t>Yes</w:t>
@@ -5207,13 +5326,13 @@
             </w:pPr>
             <w:r>
               <w:rPr>
-                <w:rFonts w:ascii="Arial" w:hAnsi="Arial" w:eastAsia="Arial"/>
-                <w:sz w:val="18"/>
-              </w:rPr>
-            </w:r>
-            <w:r>
-              <w:rPr>
-                <w:rFonts w:ascii="Arial" w:hAnsi="Arial" w:eastAsia="Arial"/>
+                <w:rFonts w:ascii="Arial" w:hAnsi="Arial" w:eastAsia="Arial" w:cs="Tahoma"/>
+                <w:sz w:val="18"/>
+              </w:rPr>
+            </w:r>
+            <w:r>
+              <w:rPr>
+                <w:rFonts w:ascii="Arial" w:hAnsi="Arial" w:eastAsia="Arial" w:cs="Tahoma"/>
                 <w:sz w:val="18"/>
               </w:rPr>
               <w:t>exactly 5 digits; preserve leading zero</w:t>
@@ -5237,13 +5356,13 @@
             </w:pPr>
             <w:r>
               <w:rPr>
-                <w:rFonts w:ascii="Arial" w:hAnsi="Arial" w:eastAsia="Arial"/>
-                <w:sz w:val="18"/>
-              </w:rPr>
-            </w:r>
-            <w:r>
-              <w:rPr>
-                <w:rFonts w:ascii="Arial" w:hAnsi="Arial" w:eastAsia="Arial"/>
+                <w:rFonts w:ascii="Arial" w:hAnsi="Arial" w:eastAsia="Arial" w:cs="Tahoma"/>
+                <w:sz w:val="18"/>
+              </w:rPr>
+            </w:r>
+            <w:r>
+              <w:rPr>
+                <w:rFonts w:ascii="Arial" w:hAnsi="Arial" w:eastAsia="Arial" w:cs="Tahoma"/>
                 <w:sz w:val="18"/>
               </w:rPr>
               <w:t>impactMonth</w:t>
@@ -5262,13 +5381,13 @@
             </w:pPr>
             <w:r>
               <w:rPr>
-                <w:rFonts w:ascii="Arial" w:hAnsi="Arial" w:eastAsia="Arial"/>
-                <w:sz w:val="18"/>
-              </w:rPr>
-            </w:r>
-            <w:r>
-              <w:rPr>
-                <w:rFonts w:ascii="Arial" w:hAnsi="Arial" w:eastAsia="Arial"/>
+                <w:rFonts w:ascii="Arial" w:hAnsi="Arial" w:eastAsia="Arial" w:cs="Tahoma"/>
+                <w:sz w:val="18"/>
+              </w:rPr>
+            </w:r>
+            <w:r>
+              <w:rPr>
+                <w:rFonts w:ascii="Arial" w:hAnsi="Arial" w:eastAsia="Arial" w:cs="Tahoma"/>
                 <w:sz w:val="18"/>
               </w:rPr>
               <w:t>string</w:t>
@@ -5287,13 +5406,13 @@
             </w:pPr>
             <w:r>
               <w:rPr>
-                <w:rFonts w:ascii="Arial" w:hAnsi="Arial" w:eastAsia="Arial"/>
-                <w:sz w:val="18"/>
-              </w:rPr>
-            </w:r>
-            <w:r>
-              <w:rPr>
-                <w:rFonts w:ascii="Arial" w:hAnsi="Arial" w:eastAsia="Arial"/>
+                <w:rFonts w:ascii="Arial" w:hAnsi="Arial" w:eastAsia="Arial" w:cs="Tahoma"/>
+                <w:sz w:val="18"/>
+              </w:rPr>
+            </w:r>
+            <w:r>
+              <w:rPr>
+                <w:rFonts w:ascii="Arial" w:hAnsi="Arial" w:eastAsia="Arial" w:cs="Tahoma"/>
                 <w:sz w:val="18"/>
               </w:rPr>
               <w:t>Yes</w:t>
@@ -5312,13 +5431,13 @@
             </w:pPr>
             <w:r>
               <w:rPr>
-                <w:rFonts w:ascii="Arial" w:hAnsi="Arial" w:eastAsia="Arial"/>
-                <w:sz w:val="18"/>
-              </w:rPr>
-            </w:r>
-            <w:r>
-              <w:rPr>
-                <w:rFonts w:ascii="Arial" w:hAnsi="Arial" w:eastAsia="Arial"/>
+                <w:rFonts w:ascii="Arial" w:hAnsi="Arial" w:eastAsia="Arial" w:cs="Tahoma"/>
+                <w:sz w:val="18"/>
+              </w:rPr>
+            </w:r>
+            <w:r>
+              <w:rPr>
+                <w:rFonts w:ascii="Arial" w:hAnsi="Arial" w:eastAsia="Arial" w:cs="Tahoma"/>
                 <w:sz w:val="18"/>
               </w:rPr>
               <w:t>ISO-8601 ค.ศ.; nullable only when type includes null</w:t>
@@ -5342,13 +5461,13 @@
             </w:pPr>
             <w:r>
               <w:rPr>
-                <w:rFonts w:ascii="Arial" w:hAnsi="Arial" w:eastAsia="Arial"/>
-                <w:sz w:val="18"/>
-              </w:rPr>
-            </w:r>
-            <w:r>
-              <w:rPr>
-                <w:rFonts w:ascii="Arial" w:hAnsi="Arial" w:eastAsia="Arial"/>
+                <w:rFonts w:ascii="Arial" w:hAnsi="Arial" w:eastAsia="Arial" w:cs="Tahoma"/>
+                <w:sz w:val="18"/>
+              </w:rPr>
+            </w:r>
+            <w:r>
+              <w:rPr>
+                <w:rFonts w:ascii="Arial" w:hAnsi="Arial" w:eastAsia="Arial" w:cs="Tahoma"/>
                 <w:sz w:val="18"/>
               </w:rPr>
               <w:t>source</w:t>
@@ -5367,13 +5486,13 @@
             </w:pPr>
             <w:r>
               <w:rPr>
-                <w:rFonts w:ascii="Arial" w:hAnsi="Arial" w:eastAsia="Arial"/>
-                <w:sz w:val="18"/>
-              </w:rPr>
-            </w:r>
-            <w:r>
-              <w:rPr>
-                <w:rFonts w:ascii="Arial" w:hAnsi="Arial" w:eastAsia="Arial"/>
+                <w:rFonts w:ascii="Arial" w:hAnsi="Arial" w:eastAsia="Arial" w:cs="Tahoma"/>
+                <w:sz w:val="18"/>
+              </w:rPr>
+            </w:r>
+            <w:r>
+              <w:rPr>
+                <w:rFonts w:ascii="Arial" w:hAnsi="Arial" w:eastAsia="Arial" w:cs="Tahoma"/>
                 <w:sz w:val="18"/>
               </w:rPr>
               <w:t>string</w:t>
@@ -5392,13 +5511,13 @@
             </w:pPr>
             <w:r>
               <w:rPr>
-                <w:rFonts w:ascii="Arial" w:hAnsi="Arial" w:eastAsia="Arial"/>
-                <w:sz w:val="18"/>
-              </w:rPr>
-            </w:r>
-            <w:r>
-              <w:rPr>
-                <w:rFonts w:ascii="Arial" w:hAnsi="Arial" w:eastAsia="Arial"/>
+                <w:rFonts w:ascii="Arial" w:hAnsi="Arial" w:eastAsia="Arial" w:cs="Tahoma"/>
+                <w:sz w:val="18"/>
+              </w:rPr>
+            </w:r>
+            <w:r>
+              <w:rPr>
+                <w:rFonts w:ascii="Arial" w:hAnsi="Arial" w:eastAsia="Arial" w:cs="Tahoma"/>
                 <w:sz w:val="18"/>
               </w:rPr>
               <w:t>Yes</w:t>
@@ -5417,13 +5536,13 @@
             </w:pPr>
             <w:r>
               <w:rPr>
-                <w:rFonts w:ascii="Arial" w:hAnsi="Arial" w:eastAsia="Arial"/>
-                <w:sz w:val="18"/>
-              </w:rPr>
-            </w:r>
-            <w:r>
-              <w:rPr>
-                <w:rFonts w:ascii="Arial" w:hAnsi="Arial" w:eastAsia="Arial"/>
+                <w:rFonts w:ascii="Arial" w:hAnsi="Arial" w:eastAsia="Arial" w:cs="Tahoma"/>
+                <w:sz w:val="18"/>
+              </w:rPr>
+            </w:r>
+            <w:r>
+              <w:rPr>
+                <w:rFonts w:ascii="Arial" w:hAnsi="Arial" w:eastAsia="Arial" w:cs="Tahoma"/>
                 <w:sz w:val="18"/>
               </w:rPr>
               <w:t>UTF-8; use value domain described by endpoint purpose</w:t>
@@ -5447,13 +5566,13 @@
             </w:pPr>
             <w:r>
               <w:rPr>
-                <w:rFonts w:ascii="Arial" w:hAnsi="Arial" w:eastAsia="Arial"/>
-                <w:sz w:val="18"/>
-              </w:rPr>
-            </w:r>
-            <w:r>
-              <w:rPr>
-                <w:rFonts w:ascii="Arial" w:hAnsi="Arial" w:eastAsia="Arial"/>
+                <w:rFonts w:ascii="Arial" w:hAnsi="Arial" w:eastAsia="Arial" w:cs="Tahoma"/>
+                <w:sz w:val="18"/>
+              </w:rPr>
+            </w:r>
+            <w:r>
+              <w:rPr>
+                <w:rFonts w:ascii="Arial" w:hAnsi="Arial" w:eastAsia="Arial" w:cs="Tahoma"/>
                 <w:sz w:val="18"/>
               </w:rPr>
               <w:t>newStoreCode</w:t>
@@ -5472,13 +5591,13 @@
             </w:pPr>
             <w:r>
               <w:rPr>
-                <w:rFonts w:ascii="Arial" w:hAnsi="Arial" w:eastAsia="Arial"/>
-                <w:sz w:val="18"/>
-              </w:rPr>
-            </w:r>
-            <w:r>
-              <w:rPr>
-                <w:rFonts w:ascii="Arial" w:hAnsi="Arial" w:eastAsia="Arial"/>
+                <w:rFonts w:ascii="Arial" w:hAnsi="Arial" w:eastAsia="Arial" w:cs="Tahoma"/>
+                <w:sz w:val="18"/>
+              </w:rPr>
+            </w:r>
+            <w:r>
+              <w:rPr>
+                <w:rFonts w:ascii="Arial" w:hAnsi="Arial" w:eastAsia="Arial" w:cs="Tahoma"/>
                 <w:sz w:val="18"/>
               </w:rPr>
               <w:t>string</w:t>
@@ -5497,13 +5616,13 @@
             </w:pPr>
             <w:r>
               <w:rPr>
-                <w:rFonts w:ascii="Arial" w:hAnsi="Arial" w:eastAsia="Arial"/>
-                <w:sz w:val="18"/>
-              </w:rPr>
-            </w:r>
-            <w:r>
-              <w:rPr>
-                <w:rFonts w:ascii="Arial" w:hAnsi="Arial" w:eastAsia="Arial"/>
+                <w:rFonts w:ascii="Arial" w:hAnsi="Arial" w:eastAsia="Arial" w:cs="Tahoma"/>
+                <w:sz w:val="18"/>
+              </w:rPr>
+            </w:r>
+            <w:r>
+              <w:rPr>
+                <w:rFonts w:ascii="Arial" w:hAnsi="Arial" w:eastAsia="Arial" w:cs="Tahoma"/>
                 <w:sz w:val="18"/>
               </w:rPr>
               <w:t>Yes</w:t>
@@ -5522,13 +5641,13 @@
             </w:pPr>
             <w:r>
               <w:rPr>
-                <w:rFonts w:ascii="Arial" w:hAnsi="Arial" w:eastAsia="Arial"/>
-                <w:sz w:val="18"/>
-              </w:rPr>
-            </w:r>
-            <w:r>
-              <w:rPr>
-                <w:rFonts w:ascii="Arial" w:hAnsi="Arial" w:eastAsia="Arial"/>
+                <w:rFonts w:ascii="Arial" w:hAnsi="Arial" w:eastAsia="Arial" w:cs="Tahoma"/>
+                <w:sz w:val="18"/>
+              </w:rPr>
+            </w:r>
+            <w:r>
+              <w:rPr>
+                <w:rFonts w:ascii="Arial" w:hAnsi="Arial" w:eastAsia="Arial" w:cs="Tahoma"/>
                 <w:sz w:val="18"/>
               </w:rPr>
               <w:t>exactly 5 digits; preserve leading zero</w:t>
@@ -5552,13 +5671,13 @@
             </w:pPr>
             <w:r>
               <w:rPr>
-                <w:rFonts w:ascii="Arial" w:hAnsi="Arial" w:eastAsia="Arial"/>
-                <w:sz w:val="18"/>
-              </w:rPr>
-            </w:r>
-            <w:r>
-              <w:rPr>
-                <w:rFonts w:ascii="Arial" w:hAnsi="Arial" w:eastAsia="Arial"/>
+                <w:rFonts w:ascii="Arial" w:hAnsi="Arial" w:eastAsia="Arial" w:cs="Tahoma"/>
+                <w:sz w:val="18"/>
+              </w:rPr>
+            </w:r>
+            <w:r>
+              <w:rPr>
+                <w:rFonts w:ascii="Arial" w:hAnsi="Arial" w:eastAsia="Arial" w:cs="Tahoma"/>
                 <w:sz w:val="18"/>
               </w:rPr>
               <w:t>roundNo</w:t>
@@ -5577,13 +5696,13 @@
             </w:pPr>
             <w:r>
               <w:rPr>
-                <w:rFonts w:ascii="Arial" w:hAnsi="Arial" w:eastAsia="Arial"/>
-                <w:sz w:val="18"/>
-              </w:rPr>
-            </w:r>
-            <w:r>
-              <w:rPr>
-                <w:rFonts w:ascii="Arial" w:hAnsi="Arial" w:eastAsia="Arial"/>
+                <w:rFonts w:ascii="Arial" w:hAnsi="Arial" w:eastAsia="Arial" w:cs="Tahoma"/>
+                <w:sz w:val="18"/>
+              </w:rPr>
+            </w:r>
+            <w:r>
+              <w:rPr>
+                <w:rFonts w:ascii="Arial" w:hAnsi="Arial" w:eastAsia="Arial" w:cs="Tahoma"/>
                 <w:sz w:val="18"/>
               </w:rPr>
               <w:t>integer</w:t>
@@ -5602,13 +5721,13 @@
             </w:pPr>
             <w:r>
               <w:rPr>
-                <w:rFonts w:ascii="Arial" w:hAnsi="Arial" w:eastAsia="Arial"/>
-                <w:sz w:val="18"/>
-              </w:rPr>
-            </w:r>
-            <w:r>
-              <w:rPr>
-                <w:rFonts w:ascii="Arial" w:hAnsi="Arial" w:eastAsia="Arial"/>
+                <w:rFonts w:ascii="Arial" w:hAnsi="Arial" w:eastAsia="Arial" w:cs="Tahoma"/>
+                <w:sz w:val="18"/>
+              </w:rPr>
+            </w:r>
+            <w:r>
+              <w:rPr>
+                <w:rFonts w:ascii="Arial" w:hAnsi="Arial" w:eastAsia="Arial" w:cs="Tahoma"/>
                 <w:sz w:val="18"/>
               </w:rPr>
               <w:t>Yes</w:t>
@@ -5627,13 +5746,13 @@
             </w:pPr>
             <w:r>
               <w:rPr>
-                <w:rFonts w:ascii="Arial" w:hAnsi="Arial" w:eastAsia="Arial"/>
-                <w:sz w:val="18"/>
-              </w:rPr>
-            </w:r>
-            <w:r>
-              <w:rPr>
-                <w:rFonts w:ascii="Arial" w:hAnsi="Arial" w:eastAsia="Arial"/>
+                <w:rFonts w:ascii="Arial" w:hAnsi="Arial" w:eastAsia="Arial" w:cs="Tahoma"/>
+                <w:sz w:val="18"/>
+              </w:rPr>
+            </w:r>
+            <w:r>
+              <w:rPr>
+                <w:rFonts w:ascii="Arial" w:hAnsi="Arial" w:eastAsia="Arial" w:cs="Tahoma"/>
                 <w:sz w:val="18"/>
               </w:rPr>
               <w:t>UTF-8; use value domain described by endpoint purpose</w:t>
@@ -5657,13 +5776,13 @@
             </w:pPr>
             <w:r>
               <w:rPr>
-                <w:rFonts w:ascii="Arial" w:hAnsi="Arial" w:eastAsia="Arial"/>
-                <w:sz w:val="18"/>
-              </w:rPr>
-            </w:r>
-            <w:r>
-              <w:rPr>
-                <w:rFonts w:ascii="Arial" w:hAnsi="Arial" w:eastAsia="Arial"/>
+                <w:rFonts w:ascii="Arial" w:hAnsi="Arial" w:eastAsia="Arial" w:cs="Tahoma"/>
+                <w:sz w:val="18"/>
+              </w:rPr>
+            </w:r>
+            <w:r>
+              <w:rPr>
+                <w:rFonts w:ascii="Arial" w:hAnsi="Arial" w:eastAsia="Arial" w:cs="Tahoma"/>
                 <w:sz w:val="18"/>
               </w:rPr>
               <w:t>reason</w:t>
@@ -5682,13 +5801,13 @@
             </w:pPr>
             <w:r>
               <w:rPr>
-                <w:rFonts w:ascii="Arial" w:hAnsi="Arial" w:eastAsia="Arial"/>
-                <w:sz w:val="18"/>
-              </w:rPr>
-            </w:r>
-            <w:r>
-              <w:rPr>
-                <w:rFonts w:ascii="Arial" w:hAnsi="Arial" w:eastAsia="Arial"/>
+                <w:rFonts w:ascii="Arial" w:hAnsi="Arial" w:eastAsia="Arial" w:cs="Tahoma"/>
+                <w:sz w:val="18"/>
+              </w:rPr>
+            </w:r>
+            <w:r>
+              <w:rPr>
+                <w:rFonts w:ascii="Arial" w:hAnsi="Arial" w:eastAsia="Arial" w:cs="Tahoma"/>
                 <w:sz w:val="18"/>
               </w:rPr>
               <w:t>string</w:t>
@@ -5707,13 +5826,13 @@
             </w:pPr>
             <w:r>
               <w:rPr>
-                <w:rFonts w:ascii="Arial" w:hAnsi="Arial" w:eastAsia="Arial"/>
-                <w:sz w:val="18"/>
-              </w:rPr>
-            </w:r>
-            <w:r>
-              <w:rPr>
-                <w:rFonts w:ascii="Arial" w:hAnsi="Arial" w:eastAsia="Arial"/>
+                <w:rFonts w:ascii="Arial" w:hAnsi="Arial" w:eastAsia="Arial" w:cs="Tahoma"/>
+                <w:sz w:val="18"/>
+              </w:rPr>
+            </w:r>
+            <w:r>
+              <w:rPr>
+                <w:rFonts w:ascii="Arial" w:hAnsi="Arial" w:eastAsia="Arial" w:cs="Tahoma"/>
                 <w:sz w:val="18"/>
               </w:rPr>
               <w:t>Yes</w:t>
@@ -5732,13 +5851,13 @@
             </w:pPr>
             <w:r>
               <w:rPr>
-                <w:rFonts w:ascii="Arial" w:hAnsi="Arial" w:eastAsia="Arial"/>
-                <w:sz w:val="18"/>
-              </w:rPr>
-            </w:r>
-            <w:r>
-              <w:rPr>
-                <w:rFonts w:ascii="Arial" w:hAnsi="Arial" w:eastAsia="Arial"/>
+                <w:rFonts w:ascii="Arial" w:hAnsi="Arial" w:eastAsia="Arial" w:cs="Tahoma"/>
+                <w:sz w:val="18"/>
+              </w:rPr>
+            </w:r>
+            <w:r>
+              <w:rPr>
+                <w:rFonts w:ascii="Arial" w:hAnsi="Arial" w:eastAsia="Arial" w:cs="Tahoma"/>
                 <w:sz w:val="18"/>
               </w:rPr>
               <w:t>trimmed UTF-8 Thai text; required by operation/business rule</w:t>
@@ -5762,13 +5881,13 @@
             </w:pPr>
             <w:r>
               <w:rPr>
-                <w:rFonts w:ascii="Arial" w:hAnsi="Arial" w:eastAsia="Arial"/>
-                <w:sz w:val="18"/>
-              </w:rPr>
-            </w:r>
-            <w:r>
-              <w:rPr>
-                <w:rFonts w:ascii="Arial" w:hAnsi="Arial" w:eastAsia="Arial"/>
+                <w:rFonts w:ascii="Arial" w:hAnsi="Arial" w:eastAsia="Arial" w:cs="Tahoma"/>
+                <w:sz w:val="18"/>
+              </w:rPr>
+            </w:r>
+            <w:r>
+              <w:rPr>
+                <w:rFonts w:ascii="Arial" w:hAnsi="Arial" w:eastAsia="Arial" w:cs="Tahoma"/>
                 <w:sz w:val="18"/>
               </w:rPr>
               <w:t>requestId</w:t>
@@ -5787,13 +5906,13 @@
             </w:pPr>
             <w:r>
               <w:rPr>
-                <w:rFonts w:ascii="Arial" w:hAnsi="Arial" w:eastAsia="Arial"/>
-                <w:sz w:val="18"/>
-              </w:rPr>
-            </w:r>
-            <w:r>
-              <w:rPr>
-                <w:rFonts w:ascii="Arial" w:hAnsi="Arial" w:eastAsia="Arial"/>
+                <w:rFonts w:ascii="Arial" w:hAnsi="Arial" w:eastAsia="Arial" w:cs="Tahoma"/>
+                <w:sz w:val="18"/>
+              </w:rPr>
+            </w:r>
+            <w:r>
+              <w:rPr>
+                <w:rFonts w:ascii="Arial" w:hAnsi="Arial" w:eastAsia="Arial" w:cs="Tahoma"/>
                 <w:sz w:val="18"/>
               </w:rPr>
               <w:t>string</w:t>
@@ -5812,13 +5931,13 @@
             </w:pPr>
             <w:r>
               <w:rPr>
-                <w:rFonts w:ascii="Arial" w:hAnsi="Arial" w:eastAsia="Arial"/>
-                <w:sz w:val="18"/>
-              </w:rPr>
-            </w:r>
-            <w:r>
-              <w:rPr>
-                <w:rFonts w:ascii="Arial" w:hAnsi="Arial" w:eastAsia="Arial"/>
+                <w:rFonts w:ascii="Arial" w:hAnsi="Arial" w:eastAsia="Arial" w:cs="Tahoma"/>
+                <w:sz w:val="18"/>
+              </w:rPr>
+            </w:r>
+            <w:r>
+              <w:rPr>
+                <w:rFonts w:ascii="Arial" w:hAnsi="Arial" w:eastAsia="Arial" w:cs="Tahoma"/>
                 <w:sz w:val="18"/>
               </w:rPr>
               <w:t>Yes</w:t>
@@ -5837,13 +5956,13 @@
             </w:pPr>
             <w:r>
               <w:rPr>
-                <w:rFonts w:ascii="Arial" w:hAnsi="Arial" w:eastAsia="Arial"/>
-                <w:sz w:val="18"/>
-              </w:rPr>
-            </w:r>
-            <w:r>
-              <w:rPr>
-                <w:rFonts w:ascii="Arial" w:hAnsi="Arial" w:eastAsia="Arial"/>
+                <w:rFonts w:ascii="Arial" w:hAnsi="Arial" w:eastAsia="Arial" w:cs="Tahoma"/>
+                <w:sz w:val="18"/>
+              </w:rPr>
+            </w:r>
+            <w:r>
+              <w:rPr>
+                <w:rFonts w:ascii="Arial" w:hAnsi="Arial" w:eastAsia="Arial" w:cs="Tahoma"/>
                 <w:sz w:val="18"/>
               </w:rPr>
               <w:t>UTF-8; use value domain described by endpoint purpose</w:t>
@@ -5881,7 +6000,7 @@
             <w:r/>
             <w:r>
               <w:rPr>
-                <w:rFonts w:ascii="Arial" w:hAnsi="Arial" w:eastAsia="Arial"/>
+                <w:rFonts w:ascii="Arial" w:hAnsi="Arial" w:eastAsia="Arial" w:cs="Tahoma"/>
                 <w:b/>
                 <w:sz w:val="18"/>
               </w:rPr>
@@ -5907,7 +6026,7 @@
             <w:r/>
             <w:r>
               <w:rPr>
-                <w:rFonts w:ascii="Courier New" w:hAnsi="Courier New" w:eastAsia="Courier New"/>
+                <w:rFonts w:ascii="Courier New" w:hAnsi="Courier New" w:eastAsia="Courier New" w:cs="Tahoma"/>
                 <w:sz w:val="16"/>
               </w:rPr>
               <w:t>{</w:t>
@@ -5965,7 +6084,7 @@
             <w:r/>
             <w:r>
               <w:rPr>
-                <w:rFonts w:ascii="Arial" w:hAnsi="Arial" w:eastAsia="Arial"/>
+                <w:rFonts w:ascii="Arial" w:hAnsi="Arial" w:eastAsia="Arial" w:cs="Tahoma"/>
                 <w:b/>
                 <w:sz w:val="18"/>
               </w:rPr>
@@ -5987,7 +6106,7 @@
             <w:r/>
             <w:r>
               <w:rPr>
-                <w:rFonts w:ascii="Arial" w:hAnsi="Arial" w:eastAsia="Arial"/>
+                <w:rFonts w:ascii="Arial" w:hAnsi="Arial" w:eastAsia="Arial" w:cs="Tahoma"/>
                 <w:b/>
                 <w:sz w:val="18"/>
               </w:rPr>
@@ -6009,7 +6128,7 @@
             <w:r/>
             <w:r>
               <w:rPr>
-                <w:rFonts w:ascii="Arial" w:hAnsi="Arial" w:eastAsia="Arial"/>
+                <w:rFonts w:ascii="Arial" w:hAnsi="Arial" w:eastAsia="Arial" w:cs="Tahoma"/>
                 <w:b/>
                 <w:sz w:val="18"/>
               </w:rPr>
@@ -6031,7 +6150,7 @@
             <w:r/>
             <w:r>
               <w:rPr>
-                <w:rFonts w:ascii="Arial" w:hAnsi="Arial" w:eastAsia="Arial"/>
+                <w:rFonts w:ascii="Arial" w:hAnsi="Arial" w:eastAsia="Arial" w:cs="Tahoma"/>
                 <w:b/>
                 <w:sz w:val="18"/>
               </w:rPr>
@@ -6056,13 +6175,13 @@
             </w:pPr>
             <w:r>
               <w:rPr>
-                <w:rFonts w:ascii="Arial" w:hAnsi="Arial" w:eastAsia="Arial"/>
-                <w:sz w:val="18"/>
-              </w:rPr>
-            </w:r>
-            <w:r>
-              <w:rPr>
-                <w:rFonts w:ascii="Arial" w:hAnsi="Arial" w:eastAsia="Arial"/>
+                <w:rFonts w:ascii="Arial" w:hAnsi="Arial" w:eastAsia="Arial" w:cs="Tahoma"/>
+                <w:sz w:val="18"/>
+              </w:rPr>
+            </w:r>
+            <w:r>
+              <w:rPr>
+                <w:rFonts w:ascii="Arial" w:hAnsi="Arial" w:eastAsia="Arial" w:cs="Tahoma"/>
                 <w:sz w:val="18"/>
               </w:rPr>
               <w:t>docNo</w:t>
@@ -6081,13 +6200,13 @@
             </w:pPr>
             <w:r>
               <w:rPr>
-                <w:rFonts w:ascii="Arial" w:hAnsi="Arial" w:eastAsia="Arial"/>
-                <w:sz w:val="18"/>
-              </w:rPr>
-            </w:r>
-            <w:r>
-              <w:rPr>
-                <w:rFonts w:ascii="Arial" w:hAnsi="Arial" w:eastAsia="Arial"/>
+                <w:rFonts w:ascii="Arial" w:hAnsi="Arial" w:eastAsia="Arial" w:cs="Tahoma"/>
+                <w:sz w:val="18"/>
+              </w:rPr>
+            </w:r>
+            <w:r>
+              <w:rPr>
+                <w:rFonts w:ascii="Arial" w:hAnsi="Arial" w:eastAsia="Arial" w:cs="Tahoma"/>
                 <w:sz w:val="18"/>
               </w:rPr>
               <w:t>string</w:t>
@@ -6106,13 +6225,13 @@
             </w:pPr>
             <w:r>
               <w:rPr>
-                <w:rFonts w:ascii="Arial" w:hAnsi="Arial" w:eastAsia="Arial"/>
-                <w:sz w:val="18"/>
-              </w:rPr>
-            </w:r>
-            <w:r>
-              <w:rPr>
-                <w:rFonts w:ascii="Arial" w:hAnsi="Arial" w:eastAsia="Arial"/>
+                <w:rFonts w:ascii="Arial" w:hAnsi="Arial" w:eastAsia="Arial" w:cs="Tahoma"/>
+                <w:sz w:val="18"/>
+              </w:rPr>
+            </w:r>
+            <w:r>
+              <w:rPr>
+                <w:rFonts w:ascii="Arial" w:hAnsi="Arial" w:eastAsia="Arial" w:cs="Tahoma"/>
                 <w:sz w:val="18"/>
               </w:rPr>
               <w:t>Yes</w:t>
@@ -6131,13 +6250,13 @@
             </w:pPr>
             <w:r>
               <w:rPr>
-                <w:rFonts w:ascii="Arial" w:hAnsi="Arial" w:eastAsia="Arial"/>
-                <w:sz w:val="18"/>
-              </w:rPr>
-            </w:r>
-            <w:r>
-              <w:rPr>
-                <w:rFonts w:ascii="Arial" w:hAnsi="Arial" w:eastAsia="Arial"/>
+                <w:rFonts w:ascii="Arial" w:hAnsi="Arial" w:eastAsia="Arial" w:cs="Tahoma"/>
+                <w:sz w:val="18"/>
+              </w:rPr>
+            </w:r>
+            <w:r>
+              <w:rPr>
+                <w:rFonts w:ascii="Arial" w:hAnsi="Arial" w:eastAsia="Arial" w:cs="Tahoma"/>
                 <w:sz w:val="18"/>
               </w:rPr>
               <w:t>ค.ศ. YYYY/xxxxx</w:t>
@@ -6161,13 +6280,13 @@
             </w:pPr>
             <w:r>
               <w:rPr>
-                <w:rFonts w:ascii="Arial" w:hAnsi="Arial" w:eastAsia="Arial"/>
-                <w:sz w:val="18"/>
-              </w:rPr>
-            </w:r>
-            <w:r>
-              <w:rPr>
-                <w:rFonts w:ascii="Arial" w:hAnsi="Arial" w:eastAsia="Arial"/>
+                <w:rFonts w:ascii="Arial" w:hAnsi="Arial" w:eastAsia="Arial" w:cs="Tahoma"/>
+                <w:sz w:val="18"/>
+              </w:rPr>
+            </w:r>
+            <w:r>
+              <w:rPr>
+                <w:rFonts w:ascii="Arial" w:hAnsi="Arial" w:eastAsia="Arial" w:cs="Tahoma"/>
                 <w:sz w:val="18"/>
               </w:rPr>
               <w:t>statusCode</w:t>
@@ -6186,13 +6305,13 @@
             </w:pPr>
             <w:r>
               <w:rPr>
-                <w:rFonts w:ascii="Arial" w:hAnsi="Arial" w:eastAsia="Arial"/>
-                <w:sz w:val="18"/>
-              </w:rPr>
-            </w:r>
-            <w:r>
-              <w:rPr>
-                <w:rFonts w:ascii="Arial" w:hAnsi="Arial" w:eastAsia="Arial"/>
+                <w:rFonts w:ascii="Arial" w:hAnsi="Arial" w:eastAsia="Arial" w:cs="Tahoma"/>
+                <w:sz w:val="18"/>
+              </w:rPr>
+            </w:r>
+            <w:r>
+              <w:rPr>
+                <w:rFonts w:ascii="Arial" w:hAnsi="Arial" w:eastAsia="Arial" w:cs="Tahoma"/>
                 <w:sz w:val="18"/>
               </w:rPr>
               <w:t>string</w:t>
@@ -6211,13 +6330,13 @@
             </w:pPr>
             <w:r>
               <w:rPr>
-                <w:rFonts w:ascii="Arial" w:hAnsi="Arial" w:eastAsia="Arial"/>
-                <w:sz w:val="18"/>
-              </w:rPr>
-            </w:r>
-            <w:r>
-              <w:rPr>
-                <w:rFonts w:ascii="Arial" w:hAnsi="Arial" w:eastAsia="Arial"/>
+                <w:rFonts w:ascii="Arial" w:hAnsi="Arial" w:eastAsia="Arial" w:cs="Tahoma"/>
+                <w:sz w:val="18"/>
+              </w:rPr>
+            </w:r>
+            <w:r>
+              <w:rPr>
+                <w:rFonts w:ascii="Arial" w:hAnsi="Arial" w:eastAsia="Arial" w:cs="Tahoma"/>
                 <w:sz w:val="18"/>
               </w:rPr>
               <w:t>Yes</w:t>
@@ -6236,13 +6355,13 @@
             </w:pPr>
             <w:r>
               <w:rPr>
-                <w:rFonts w:ascii="Arial" w:hAnsi="Arial" w:eastAsia="Arial"/>
-                <w:sz w:val="18"/>
-              </w:rPr>
-            </w:r>
-            <w:r>
-              <w:rPr>
-                <w:rFonts w:ascii="Arial" w:hAnsi="Arial" w:eastAsia="Arial"/>
+                <w:rFonts w:ascii="Arial" w:hAnsi="Arial" w:eastAsia="Arial" w:cs="Tahoma"/>
+                <w:sz w:val="18"/>
+              </w:rPr>
+            </w:r>
+            <w:r>
+              <w:rPr>
+                <w:rFonts w:ascii="Arial" w:hAnsi="Arial" w:eastAsia="Arial" w:cs="Tahoma"/>
                 <w:sz w:val="18"/>
               </w:rPr>
               <w:t>canonical code; do not replace with display label</w:t>
@@ -6299,7 +6418,7 @@
             <w:r/>
             <w:r>
               <w:rPr>
-                <w:rFonts w:ascii="Arial" w:hAnsi="Arial" w:eastAsia="Arial"/>
+                <w:rFonts w:ascii="Arial" w:hAnsi="Arial" w:eastAsia="Arial" w:cs="Tahoma"/>
                 <w:b/>
                 <w:sz w:val="18"/>
               </w:rPr>
@@ -6325,7 +6444,7 @@
             <w:r/>
             <w:r>
               <w:rPr>
-                <w:rFonts w:ascii="Courier New" w:hAnsi="Courier New" w:eastAsia="Courier New"/>
+                <w:rFonts w:ascii="Courier New" w:hAnsi="Courier New" w:eastAsia="Courier New" w:cs="Tahoma"/>
                 <w:sz w:val="16"/>
               </w:rPr>
               <w:t>{</w:t>
@@ -6391,7 +6510,7 @@
             <w:r/>
             <w:r>
               <w:rPr>
-                <w:rFonts w:ascii="Arial" w:hAnsi="Arial" w:eastAsia="Arial"/>
+                <w:rFonts w:ascii="Arial" w:hAnsi="Arial" w:eastAsia="Arial" w:cs="Tahoma"/>
                 <w:b/>
                 <w:sz w:val="18"/>
               </w:rPr>
@@ -6413,7 +6532,7 @@
             <w:r/>
             <w:r>
               <w:rPr>
-                <w:rFonts w:ascii="Arial" w:hAnsi="Arial" w:eastAsia="Arial"/>
+                <w:rFonts w:ascii="Arial" w:hAnsi="Arial" w:eastAsia="Arial" w:cs="Tahoma"/>
                 <w:b/>
                 <w:sz w:val="18"/>
               </w:rPr>
@@ -6435,7 +6554,7 @@
             <w:r/>
             <w:r>
               <w:rPr>
-                <w:rFonts w:ascii="Arial" w:hAnsi="Arial" w:eastAsia="Arial"/>
+                <w:rFonts w:ascii="Arial" w:hAnsi="Arial" w:eastAsia="Arial" w:cs="Tahoma"/>
                 <w:b/>
                 <w:sz w:val="18"/>
               </w:rPr>
@@ -6457,7 +6576,7 @@
             <w:r/>
             <w:r>
               <w:rPr>
-                <w:rFonts w:ascii="Arial" w:hAnsi="Arial" w:eastAsia="Arial"/>
+                <w:rFonts w:ascii="Arial" w:hAnsi="Arial" w:eastAsia="Arial" w:cs="Tahoma"/>
                 <w:b/>
                 <w:sz w:val="18"/>
               </w:rPr>
@@ -6482,13 +6601,13 @@
             </w:pPr>
             <w:r>
               <w:rPr>
-                <w:rFonts w:ascii="Arial" w:hAnsi="Arial" w:eastAsia="Arial"/>
-                <w:sz w:val="18"/>
-              </w:rPr>
-            </w:r>
-            <w:r>
-              <w:rPr>
-                <w:rFonts w:ascii="Arial" w:hAnsi="Arial" w:eastAsia="Arial"/>
+                <w:rFonts w:ascii="Arial" w:hAnsi="Arial" w:eastAsia="Arial" w:cs="Tahoma"/>
+                <w:sz w:val="18"/>
+              </w:rPr>
+            </w:r>
+            <w:r>
+              <w:rPr>
+                <w:rFonts w:ascii="Arial" w:hAnsi="Arial" w:eastAsia="Arial" w:cs="Tahoma"/>
                 <w:sz w:val="18"/>
               </w:rPr>
               <w:t>newStores</w:t>
@@ -6507,13 +6626,13 @@
             </w:pPr>
             <w:r>
               <w:rPr>
-                <w:rFonts w:ascii="Arial" w:hAnsi="Arial" w:eastAsia="Arial"/>
-                <w:sz w:val="18"/>
-              </w:rPr>
-            </w:r>
-            <w:r>
-              <w:rPr>
-                <w:rFonts w:ascii="Arial" w:hAnsi="Arial" w:eastAsia="Arial"/>
+                <w:rFonts w:ascii="Arial" w:hAnsi="Arial" w:eastAsia="Arial" w:cs="Tahoma"/>
+                <w:sz w:val="18"/>
+              </w:rPr>
+            </w:r>
+            <w:r>
+              <w:rPr>
+                <w:rFonts w:ascii="Arial" w:hAnsi="Arial" w:eastAsia="Arial" w:cs="Tahoma"/>
                 <w:sz w:val="18"/>
               </w:rPr>
               <w:t>array&lt;object&gt;</w:t>
@@ -6532,13 +6651,13 @@
             </w:pPr>
             <w:r>
               <w:rPr>
-                <w:rFonts w:ascii="Arial" w:hAnsi="Arial" w:eastAsia="Arial"/>
-                <w:sz w:val="18"/>
-              </w:rPr>
-            </w:r>
-            <w:r>
-              <w:rPr>
-                <w:rFonts w:ascii="Arial" w:hAnsi="Arial" w:eastAsia="Arial"/>
+                <w:rFonts w:ascii="Arial" w:hAnsi="Arial" w:eastAsia="Arial" w:cs="Tahoma"/>
+                <w:sz w:val="18"/>
+              </w:rPr>
+            </w:r>
+            <w:r>
+              <w:rPr>
+                <w:rFonts w:ascii="Arial" w:hAnsi="Arial" w:eastAsia="Arial" w:cs="Tahoma"/>
                 <w:sz w:val="18"/>
               </w:rPr>
               <w:t>Yes</w:t>
@@ -6557,13 +6676,13 @@
             </w:pPr>
             <w:r>
               <w:rPr>
-                <w:rFonts w:ascii="Arial" w:hAnsi="Arial" w:eastAsia="Arial"/>
-                <w:sz w:val="18"/>
-              </w:rPr>
-            </w:r>
-            <w:r>
-              <w:rPr>
-                <w:rFonts w:ascii="Arial" w:hAnsi="Arial" w:eastAsia="Arial"/>
+                <w:rFonts w:ascii="Arial" w:hAnsi="Arial" w:eastAsia="Arial" w:cs="Tahoma"/>
+                <w:sz w:val="18"/>
+              </w:rPr>
+            </w:r>
+            <w:r>
+              <w:rPr>
+                <w:rFonts w:ascii="Arial" w:hAnsi="Arial" w:eastAsia="Arial" w:cs="Tahoma"/>
                 <w:sz w:val="18"/>
               </w:rPr>
               <w:t>JSON array; element type shown in Type column</w:t>
@@ -6587,13 +6706,13 @@
             </w:pPr>
             <w:r>
               <w:rPr>
-                <w:rFonts w:ascii="Arial" w:hAnsi="Arial" w:eastAsia="Arial"/>
-                <w:sz w:val="18"/>
-              </w:rPr>
-            </w:r>
-            <w:r>
-              <w:rPr>
-                <w:rFonts w:ascii="Arial" w:hAnsi="Arial" w:eastAsia="Arial"/>
+                <w:rFonts w:ascii="Arial" w:hAnsi="Arial" w:eastAsia="Arial" w:cs="Tahoma"/>
+                <w:sz w:val="18"/>
+              </w:rPr>
+            </w:r>
+            <w:r>
+              <w:rPr>
+                <w:rFonts w:ascii="Arial" w:hAnsi="Arial" w:eastAsia="Arial" w:cs="Tahoma"/>
                 <w:sz w:val="18"/>
               </w:rPr>
               <w:t>newStores[].newStoreCode</w:t>
@@ -6612,13 +6731,13 @@
             </w:pPr>
             <w:r>
               <w:rPr>
-                <w:rFonts w:ascii="Arial" w:hAnsi="Arial" w:eastAsia="Arial"/>
-                <w:sz w:val="18"/>
-              </w:rPr>
-            </w:r>
-            <w:r>
-              <w:rPr>
-                <w:rFonts w:ascii="Arial" w:hAnsi="Arial" w:eastAsia="Arial"/>
+                <w:rFonts w:ascii="Arial" w:hAnsi="Arial" w:eastAsia="Arial" w:cs="Tahoma"/>
+                <w:sz w:val="18"/>
+              </w:rPr>
+            </w:r>
+            <w:r>
+              <w:rPr>
+                <w:rFonts w:ascii="Arial" w:hAnsi="Arial" w:eastAsia="Arial" w:cs="Tahoma"/>
                 <w:sz w:val="18"/>
               </w:rPr>
               <w:t>string</w:t>
@@ -6637,13 +6756,13 @@
             </w:pPr>
             <w:r>
               <w:rPr>
-                <w:rFonts w:ascii="Arial" w:hAnsi="Arial" w:eastAsia="Arial"/>
-                <w:sz w:val="18"/>
-              </w:rPr>
-            </w:r>
-            <w:r>
-              <w:rPr>
-                <w:rFonts w:ascii="Arial" w:hAnsi="Arial" w:eastAsia="Arial"/>
+                <w:rFonts w:ascii="Arial" w:hAnsi="Arial" w:eastAsia="Arial" w:cs="Tahoma"/>
+                <w:sz w:val="18"/>
+              </w:rPr>
+            </w:r>
+            <w:r>
+              <w:rPr>
+                <w:rFonts w:ascii="Arial" w:hAnsi="Arial" w:eastAsia="Arial" w:cs="Tahoma"/>
                 <w:sz w:val="18"/>
               </w:rPr>
               <w:t>Yes</w:t>
@@ -6662,13 +6781,13 @@
             </w:pPr>
             <w:r>
               <w:rPr>
-                <w:rFonts w:ascii="Arial" w:hAnsi="Arial" w:eastAsia="Arial"/>
-                <w:sz w:val="18"/>
-              </w:rPr>
-            </w:r>
-            <w:r>
-              <w:rPr>
-                <w:rFonts w:ascii="Arial" w:hAnsi="Arial" w:eastAsia="Arial"/>
+                <w:rFonts w:ascii="Arial" w:hAnsi="Arial" w:eastAsia="Arial" w:cs="Tahoma"/>
+                <w:sz w:val="18"/>
+              </w:rPr>
+            </w:r>
+            <w:r>
+              <w:rPr>
+                <w:rFonts w:ascii="Arial" w:hAnsi="Arial" w:eastAsia="Arial" w:cs="Tahoma"/>
                 <w:sz w:val="18"/>
               </w:rPr>
               <w:t>exactly 5 digits; preserve leading zero</w:t>
@@ -6692,13 +6811,13 @@
             </w:pPr>
             <w:r>
               <w:rPr>
-                <w:rFonts w:ascii="Arial" w:hAnsi="Arial" w:eastAsia="Arial"/>
-                <w:sz w:val="18"/>
-              </w:rPr>
-            </w:r>
-            <w:r>
-              <w:rPr>
-                <w:rFonts w:ascii="Arial" w:hAnsi="Arial" w:eastAsia="Arial"/>
+                <w:rFonts w:ascii="Arial" w:hAnsi="Arial" w:eastAsia="Arial" w:cs="Tahoma"/>
+                <w:sz w:val="18"/>
+              </w:rPr>
+            </w:r>
+            <w:r>
+              <w:rPr>
+                <w:rFonts w:ascii="Arial" w:hAnsi="Arial" w:eastAsia="Arial" w:cs="Tahoma"/>
                 <w:sz w:val="18"/>
               </w:rPr>
               <w:t>newStores[].compensatePercent</w:t>
@@ -6717,13 +6836,13 @@
             </w:pPr>
             <w:r>
               <w:rPr>
-                <w:rFonts w:ascii="Arial" w:hAnsi="Arial" w:eastAsia="Arial"/>
-                <w:sz w:val="18"/>
-              </w:rPr>
-            </w:r>
-            <w:r>
-              <w:rPr>
-                <w:rFonts w:ascii="Arial" w:hAnsi="Arial" w:eastAsia="Arial"/>
+                <w:rFonts w:ascii="Arial" w:hAnsi="Arial" w:eastAsia="Arial" w:cs="Tahoma"/>
+                <w:sz w:val="18"/>
+              </w:rPr>
+            </w:r>
+            <w:r>
+              <w:rPr>
+                <w:rFonts w:ascii="Arial" w:hAnsi="Arial" w:eastAsia="Arial" w:cs="Tahoma"/>
                 <w:sz w:val="18"/>
               </w:rPr>
               <w:t>integer</w:t>
@@ -6742,13 +6861,13 @@
             </w:pPr>
             <w:r>
               <w:rPr>
-                <w:rFonts w:ascii="Arial" w:hAnsi="Arial" w:eastAsia="Arial"/>
-                <w:sz w:val="18"/>
-              </w:rPr>
-            </w:r>
-            <w:r>
-              <w:rPr>
-                <w:rFonts w:ascii="Arial" w:hAnsi="Arial" w:eastAsia="Arial"/>
+                <w:rFonts w:ascii="Arial" w:hAnsi="Arial" w:eastAsia="Arial" w:cs="Tahoma"/>
+                <w:sz w:val="18"/>
+              </w:rPr>
+            </w:r>
+            <w:r>
+              <w:rPr>
+                <w:rFonts w:ascii="Arial" w:hAnsi="Arial" w:eastAsia="Arial" w:cs="Tahoma"/>
                 <w:sz w:val="18"/>
               </w:rPr>
               <w:t>Yes</w:t>
@@ -6767,13 +6886,13 @@
             </w:pPr>
             <w:r>
               <w:rPr>
-                <w:rFonts w:ascii="Arial" w:hAnsi="Arial" w:eastAsia="Arial"/>
-                <w:sz w:val="18"/>
-              </w:rPr>
-            </w:r>
-            <w:r>
-              <w:rPr>
-                <w:rFonts w:ascii="Arial" w:hAnsi="Arial" w:eastAsia="Arial"/>
+                <w:rFonts w:ascii="Arial" w:hAnsi="Arial" w:eastAsia="Arial" w:cs="Tahoma"/>
+                <w:sz w:val="18"/>
+              </w:rPr>
+            </w:r>
+            <w:r>
+              <w:rPr>
+                <w:rFonts w:ascii="Arial" w:hAnsi="Arial" w:eastAsia="Arial" w:cs="Tahoma"/>
                 <w:sz w:val="18"/>
               </w:rPr>
               <w:t>number 0..100 with 2 decimals</w:t>
@@ -6811,7 +6930,7 @@
             <w:r/>
             <w:r>
               <w:rPr>
-                <w:rFonts w:ascii="Arial" w:hAnsi="Arial" w:eastAsia="Arial"/>
+                <w:rFonts w:ascii="Arial" w:hAnsi="Arial" w:eastAsia="Arial" w:cs="Tahoma"/>
                 <w:b/>
                 <w:sz w:val="18"/>
               </w:rPr>
@@ -6837,7 +6956,7 @@
             <w:r/>
             <w:r>
               <w:rPr>
-                <w:rFonts w:ascii="Courier New" w:hAnsi="Courier New" w:eastAsia="Courier New"/>
+                <w:rFonts w:ascii="Courier New" w:hAnsi="Courier New" w:eastAsia="Courier New" w:cs="Tahoma"/>
                 <w:sz w:val="16"/>
               </w:rPr>
               <w:t>{</w:t>
@@ -6893,7 +7012,7 @@
             <w:r/>
             <w:r>
               <w:rPr>
-                <w:rFonts w:ascii="Arial" w:hAnsi="Arial" w:eastAsia="Arial"/>
+                <w:rFonts w:ascii="Arial" w:hAnsi="Arial" w:eastAsia="Arial" w:cs="Tahoma"/>
                 <w:b/>
                 <w:sz w:val="18"/>
               </w:rPr>
@@ -6915,7 +7034,7 @@
             <w:r/>
             <w:r>
               <w:rPr>
-                <w:rFonts w:ascii="Arial" w:hAnsi="Arial" w:eastAsia="Arial"/>
+                <w:rFonts w:ascii="Arial" w:hAnsi="Arial" w:eastAsia="Arial" w:cs="Tahoma"/>
                 <w:b/>
                 <w:sz w:val="18"/>
               </w:rPr>
@@ -6937,7 +7056,7 @@
             <w:r/>
             <w:r>
               <w:rPr>
-                <w:rFonts w:ascii="Arial" w:hAnsi="Arial" w:eastAsia="Arial"/>
+                <w:rFonts w:ascii="Arial" w:hAnsi="Arial" w:eastAsia="Arial" w:cs="Tahoma"/>
                 <w:b/>
                 <w:sz w:val="18"/>
               </w:rPr>
@@ -6959,7 +7078,7 @@
             <w:r/>
             <w:r>
               <w:rPr>
-                <w:rFonts w:ascii="Arial" w:hAnsi="Arial" w:eastAsia="Arial"/>
+                <w:rFonts w:ascii="Arial" w:hAnsi="Arial" w:eastAsia="Arial" w:cs="Tahoma"/>
                 <w:b/>
                 <w:sz w:val="18"/>
               </w:rPr>
@@ -6984,13 +7103,13 @@
             </w:pPr>
             <w:r>
               <w:rPr>
-                <w:rFonts w:ascii="Arial" w:hAnsi="Arial" w:eastAsia="Arial"/>
-                <w:sz w:val="18"/>
-              </w:rPr>
-            </w:r>
-            <w:r>
-              <w:rPr>
-                <w:rFonts w:ascii="Arial" w:hAnsi="Arial" w:eastAsia="Arial"/>
+                <w:rFonts w:ascii="Arial" w:hAnsi="Arial" w:eastAsia="Arial" w:cs="Tahoma"/>
+                <w:sz w:val="18"/>
+              </w:rPr>
+            </w:r>
+            <w:r>
+              <w:rPr>
+                <w:rFonts w:ascii="Arial" w:hAnsi="Arial" w:eastAsia="Arial" w:cs="Tahoma"/>
                 <w:sz w:val="18"/>
               </w:rPr>
               <w:t>message</w:t>
@@ -7009,13 +7128,13 @@
             </w:pPr>
             <w:r>
               <w:rPr>
-                <w:rFonts w:ascii="Arial" w:hAnsi="Arial" w:eastAsia="Arial"/>
-                <w:sz w:val="18"/>
-              </w:rPr>
-            </w:r>
-            <w:r>
-              <w:rPr>
-                <w:rFonts w:ascii="Arial" w:hAnsi="Arial" w:eastAsia="Arial"/>
+                <w:rFonts w:ascii="Arial" w:hAnsi="Arial" w:eastAsia="Arial" w:cs="Tahoma"/>
+                <w:sz w:val="18"/>
+              </w:rPr>
+            </w:r>
+            <w:r>
+              <w:rPr>
+                <w:rFonts w:ascii="Arial" w:hAnsi="Arial" w:eastAsia="Arial" w:cs="Tahoma"/>
                 <w:sz w:val="18"/>
               </w:rPr>
               <w:t>string</w:t>
@@ -7034,13 +7153,13 @@
             </w:pPr>
             <w:r>
               <w:rPr>
-                <w:rFonts w:ascii="Arial" w:hAnsi="Arial" w:eastAsia="Arial"/>
-                <w:sz w:val="18"/>
-              </w:rPr>
-            </w:r>
-            <w:r>
-              <w:rPr>
-                <w:rFonts w:ascii="Arial" w:hAnsi="Arial" w:eastAsia="Arial"/>
+                <w:rFonts w:ascii="Arial" w:hAnsi="Arial" w:eastAsia="Arial" w:cs="Tahoma"/>
+                <w:sz w:val="18"/>
+              </w:rPr>
+            </w:r>
+            <w:r>
+              <w:rPr>
+                <w:rFonts w:ascii="Arial" w:hAnsi="Arial" w:eastAsia="Arial" w:cs="Tahoma"/>
                 <w:sz w:val="18"/>
               </w:rPr>
               <w:t>Yes</w:t>
@@ -7059,13 +7178,13 @@
             </w:pPr>
             <w:r>
               <w:rPr>
-                <w:rFonts w:ascii="Arial" w:hAnsi="Arial" w:eastAsia="Arial"/>
-                <w:sz w:val="18"/>
-              </w:rPr>
-            </w:r>
-            <w:r>
-              <w:rPr>
-                <w:rFonts w:ascii="Arial" w:hAnsi="Arial" w:eastAsia="Arial"/>
+                <w:rFonts w:ascii="Arial" w:hAnsi="Arial" w:eastAsia="Arial" w:cs="Tahoma"/>
+                <w:sz w:val="18"/>
+              </w:rPr>
+            </w:r>
+            <w:r>
+              <w:rPr>
+                <w:rFonts w:ascii="Arial" w:hAnsi="Arial" w:eastAsia="Arial" w:cs="Tahoma"/>
                 <w:sz w:val="18"/>
               </w:rPr>
               <w:t>UTF-8; use value domain described by endpoint purpose</w:t>
@@ -7124,7 +7243,7 @@
             <w:r/>
             <w:r>
               <w:rPr>
-                <w:rFonts w:ascii="Arial" w:hAnsi="Arial" w:eastAsia="Arial"/>
+                <w:rFonts w:ascii="Arial" w:hAnsi="Arial" w:eastAsia="Arial" w:cs="Tahoma"/>
                 <w:b/>
                 <w:sz w:val="18"/>
               </w:rPr>
@@ -7146,7 +7265,7 @@
             <w:r/>
             <w:r>
               <w:rPr>
-                <w:rFonts w:ascii="Arial" w:hAnsi="Arial" w:eastAsia="Arial"/>
+                <w:rFonts w:ascii="Arial" w:hAnsi="Arial" w:eastAsia="Arial" w:cs="Tahoma"/>
                 <w:b/>
                 <w:sz w:val="18"/>
               </w:rPr>
@@ -7168,7 +7287,7 @@
             <w:r/>
             <w:r>
               <w:rPr>
-                <w:rFonts w:ascii="Arial" w:hAnsi="Arial" w:eastAsia="Arial"/>
+                <w:rFonts w:ascii="Arial" w:hAnsi="Arial" w:eastAsia="Arial" w:cs="Tahoma"/>
                 <w:b/>
                 <w:sz w:val="18"/>
               </w:rPr>
@@ -7193,13 +7312,13 @@
             </w:pPr>
             <w:r>
               <w:rPr>
-                <w:rFonts w:ascii="Arial" w:hAnsi="Arial" w:eastAsia="Arial"/>
-                <w:sz w:val="18"/>
-              </w:rPr>
-            </w:r>
-            <w:r>
-              <w:rPr>
-                <w:rFonts w:ascii="Arial" w:hAnsi="Arial" w:eastAsia="Arial"/>
+                <w:rFonts w:ascii="Arial" w:hAnsi="Arial" w:eastAsia="Arial" w:cs="Tahoma"/>
+                <w:sz w:val="18"/>
+              </w:rPr>
+            </w:r>
+            <w:r>
+              <w:rPr>
+                <w:rFonts w:ascii="Arial" w:hAnsi="Arial" w:eastAsia="Arial" w:cs="Tahoma"/>
                 <w:sz w:val="18"/>
               </w:rPr>
               <w:t>compensation_documents</w:t>
@@ -7218,13 +7337,13 @@
             </w:pPr>
             <w:r>
               <w:rPr>
-                <w:rFonts w:ascii="Arial" w:hAnsi="Arial" w:eastAsia="Arial"/>
-                <w:sz w:val="18"/>
-              </w:rPr>
-            </w:r>
-            <w:r>
-              <w:rPr>
-                <w:rFonts w:ascii="Arial" w:hAnsi="Arial" w:eastAsia="Arial"/>
+                <w:rFonts w:ascii="Arial" w:hAnsi="Arial" w:eastAsia="Arial" w:cs="Tahoma"/>
+                <w:sz w:val="18"/>
+              </w:rPr>
+            </w:r>
+            <w:r>
+              <w:rPr>
+                <w:rFonts w:ascii="Arial" w:hAnsi="Arial" w:eastAsia="Arial" w:cs="Tahoma"/>
                 <w:sz w:val="18"/>
               </w:rPr>
               <w:t>R/W</w:t>
@@ -7243,13 +7362,13 @@
             </w:pPr>
             <w:r>
               <w:rPr>
-                <w:rFonts w:ascii="Arial" w:hAnsi="Arial" w:eastAsia="Arial"/>
-                <w:sz w:val="18"/>
-              </w:rPr>
-            </w:r>
-            <w:r>
-              <w:rPr>
-                <w:rFonts w:ascii="Arial" w:hAnsi="Arial" w:eastAsia="Arial"/>
+                <w:rFonts w:ascii="Arial" w:hAnsi="Arial" w:eastAsia="Arial" w:cs="Tahoma"/>
+                <w:sz w:val="18"/>
+              </w:rPr>
+            </w:r>
+            <w:r>
+              <w:rPr>
+                <w:rFonts w:ascii="Arial" w:hAnsi="Arial" w:eastAsia="Arial" w:cs="Tahoma"/>
                 <w:sz w:val="18"/>
               </w:rPr>
               <w:t>สร้างหัวเอกสารและแก้ไข section หลัก</w:t>
@@ -7273,13 +7392,13 @@
             </w:pPr>
             <w:r>
               <w:rPr>
-                <w:rFonts w:ascii="Arial" w:hAnsi="Arial" w:eastAsia="Arial"/>
-                <w:sz w:val="18"/>
-              </w:rPr>
-            </w:r>
-            <w:r>
-              <w:rPr>
-                <w:rFonts w:ascii="Arial" w:hAnsi="Arial" w:eastAsia="Arial"/>
+                <w:rFonts w:ascii="Arial" w:hAnsi="Arial" w:eastAsia="Arial" w:cs="Tahoma"/>
+                <w:sz w:val="18"/>
+              </w:rPr>
+            </w:r>
+            <w:r>
+              <w:rPr>
+                <w:rFonts w:ascii="Arial" w:hAnsi="Arial" w:eastAsia="Arial" w:cs="Tahoma"/>
                 <w:sz w:val="18"/>
               </w:rPr>
               <w:t>workflow_transaction / workflow_approver (@srm/glb-workflow)</w:t>
@@ -7298,13 +7417,13 @@
             </w:pPr>
             <w:r>
               <w:rPr>
-                <w:rFonts w:ascii="Arial" w:hAnsi="Arial" w:eastAsia="Arial"/>
-                <w:sz w:val="18"/>
-              </w:rPr>
-            </w:r>
-            <w:r>
-              <w:rPr>
-                <w:rFonts w:ascii="Arial" w:hAnsi="Arial" w:eastAsia="Arial"/>
+                <w:rFonts w:ascii="Arial" w:hAnsi="Arial" w:eastAsia="Arial" w:cs="Tahoma"/>
+                <w:sz w:val="18"/>
+              </w:rPr>
+            </w:r>
+            <w:r>
+              <w:rPr>
+                <w:rFonts w:ascii="Arial" w:hAnsi="Arial" w:eastAsia="Arial" w:cs="Tahoma"/>
                 <w:sz w:val="18"/>
               </w:rPr>
               <w:t>W</w:t>
@@ -7323,13 +7442,13 @@
             </w:pPr>
             <w:r>
               <w:rPr>
-                <w:rFonts w:ascii="Arial" w:hAnsi="Arial" w:eastAsia="Arial"/>
-                <w:sz w:val="18"/>
-              </w:rPr>
-            </w:r>
-            <w:r>
-              <w:rPr>
-                <w:rFonts w:ascii="Arial" w:hAnsi="Arial" w:eastAsia="Arial"/>
+                <w:rFonts w:ascii="Arial" w:hAnsi="Arial" w:eastAsia="Arial" w:cs="Tahoma"/>
+                <w:sz w:val="18"/>
+              </w:rPr>
+            </w:r>
+            <w:r>
+              <w:rPr>
+                <w:rFonts w:ascii="Arial" w:hAnsi="Arial" w:eastAsia="Arial" w:cs="Tahoma"/>
                 <w:sz w:val="18"/>
               </w:rPr>
               <w:t>เปิด workflow งานแรกตอนสร้างเอกสาร</w:t>
@@ -7353,13 +7472,13 @@
             </w:pPr>
             <w:r>
               <w:rPr>
-                <w:rFonts w:ascii="Arial" w:hAnsi="Arial" w:eastAsia="Arial"/>
-                <w:sz w:val="18"/>
-              </w:rPr>
-            </w:r>
-            <w:r>
-              <w:rPr>
-                <w:rFonts w:ascii="Arial" w:hAnsi="Arial" w:eastAsia="Arial"/>
+                <w:rFonts w:ascii="Arial" w:hAnsi="Arial" w:eastAsia="Arial" w:cs="Tahoma"/>
+                <w:sz w:val="18"/>
+              </w:rPr>
+            </w:r>
+            <w:r>
+              <w:rPr>
+                <w:rFonts w:ascii="Arial" w:hAnsi="Arial" w:eastAsia="Arial" w:cs="Tahoma"/>
                 <w:sz w:val="18"/>
               </w:rPr>
               <w:t>document_new_stores</w:t>
@@ -7378,13 +7497,13 @@
             </w:pPr>
             <w:r>
               <w:rPr>
-                <w:rFonts w:ascii="Arial" w:hAnsi="Arial" w:eastAsia="Arial"/>
-                <w:sz w:val="18"/>
-              </w:rPr>
-            </w:r>
-            <w:r>
-              <w:rPr>
-                <w:rFonts w:ascii="Arial" w:hAnsi="Arial" w:eastAsia="Arial"/>
+                <w:rFonts w:ascii="Arial" w:hAnsi="Arial" w:eastAsia="Arial" w:cs="Tahoma"/>
+                <w:sz w:val="18"/>
+              </w:rPr>
+            </w:r>
+            <w:r>
+              <w:rPr>
+                <w:rFonts w:ascii="Arial" w:hAnsi="Arial" w:eastAsia="Arial" w:cs="Tahoma"/>
                 <w:sz w:val="18"/>
               </w:rPr>
               <w:t>R/W</w:t>
@@ -7403,13 +7522,13 @@
             </w:pPr>
             <w:r>
               <w:rPr>
-                <w:rFonts w:ascii="Arial" w:hAnsi="Arial" w:eastAsia="Arial"/>
-                <w:sz w:val="18"/>
-              </w:rPr>
-            </w:r>
-            <w:r>
-              <w:rPr>
-                <w:rFonts w:ascii="Arial" w:hAnsi="Arial" w:eastAsia="Arial"/>
+                <w:rFonts w:ascii="Arial" w:hAnsi="Arial" w:eastAsia="Arial" w:cs="Tahoma"/>
+                <w:sz w:val="18"/>
+              </w:rPr>
+            </w:r>
+            <w:r>
+              <w:rPr>
+                <w:rFonts w:ascii="Arial" w:hAnsi="Arial" w:eastAsia="Arial" w:cs="Tahoma"/>
                 <w:sz w:val="18"/>
               </w:rPr>
               <w:t>ร้านเปิดใหม่และ % ชดเชย</w:t>
@@ -7433,13 +7552,13 @@
             </w:pPr>
             <w:r>
               <w:rPr>
-                <w:rFonts w:ascii="Arial" w:hAnsi="Arial" w:eastAsia="Arial"/>
-                <w:sz w:val="18"/>
-              </w:rPr>
-            </w:r>
-            <w:r>
-              <w:rPr>
-                <w:rFonts w:ascii="Arial" w:hAnsi="Arial" w:eastAsia="Arial"/>
+                <w:rFonts w:ascii="Arial" w:hAnsi="Arial" w:eastAsia="Arial" w:cs="Tahoma"/>
+                <w:sz w:val="18"/>
+              </w:rPr>
+            </w:r>
+            <w:r>
+              <w:rPr>
+                <w:rFonts w:ascii="Arial" w:hAnsi="Arial" w:eastAsia="Arial" w:cs="Tahoma"/>
                 <w:sz w:val="18"/>
               </w:rPr>
               <w:t>document_competitors</w:t>
@@ -7458,13 +7577,13 @@
             </w:pPr>
             <w:r>
               <w:rPr>
-                <w:rFonts w:ascii="Arial" w:hAnsi="Arial" w:eastAsia="Arial"/>
-                <w:sz w:val="18"/>
-              </w:rPr>
-            </w:r>
-            <w:r>
-              <w:rPr>
-                <w:rFonts w:ascii="Arial" w:hAnsi="Arial" w:eastAsia="Arial"/>
+                <w:rFonts w:ascii="Arial" w:hAnsi="Arial" w:eastAsia="Arial" w:cs="Tahoma"/>
+                <w:sz w:val="18"/>
+              </w:rPr>
+            </w:r>
+            <w:r>
+              <w:rPr>
+                <w:rFonts w:ascii="Arial" w:hAnsi="Arial" w:eastAsia="Arial" w:cs="Tahoma"/>
                 <w:sz w:val="18"/>
               </w:rPr>
               <w:t>R/W</w:t>
@@ -7483,13 +7602,13 @@
             </w:pPr>
             <w:r>
               <w:rPr>
-                <w:rFonts w:ascii="Arial" w:hAnsi="Arial" w:eastAsia="Arial"/>
-                <w:sz w:val="18"/>
-              </w:rPr>
-            </w:r>
-            <w:r>
-              <w:rPr>
-                <w:rFonts w:ascii="Arial" w:hAnsi="Arial" w:eastAsia="Arial"/>
+                <w:rFonts w:ascii="Arial" w:hAnsi="Arial" w:eastAsia="Arial" w:cs="Tahoma"/>
+                <w:sz w:val="18"/>
+              </w:rPr>
+            </w:r>
+            <w:r>
+              <w:rPr>
+                <w:rFonts w:ascii="Arial" w:hAnsi="Arial" w:eastAsia="Arial" w:cs="Tahoma"/>
                 <w:sz w:val="18"/>
               </w:rPr>
               <w:t>ร้านคู่แข่งในเอกสาร</w:t>
@@ -7513,13 +7632,13 @@
             </w:pPr>
             <w:r>
               <w:rPr>
-                <w:rFonts w:ascii="Arial" w:hAnsi="Arial" w:eastAsia="Arial"/>
-                <w:sz w:val="18"/>
-              </w:rPr>
-            </w:r>
-            <w:r>
-              <w:rPr>
-                <w:rFonts w:ascii="Arial" w:hAnsi="Arial" w:eastAsia="Arial"/>
+                <w:rFonts w:ascii="Arial" w:hAnsi="Arial" w:eastAsia="Arial" w:cs="Tahoma"/>
+                <w:sz w:val="18"/>
+              </w:rPr>
+            </w:r>
+            <w:r>
+              <w:rPr>
+                <w:rFonts w:ascii="Arial" w:hAnsi="Arial" w:eastAsia="Arial" w:cs="Tahoma"/>
                 <w:sz w:val="18"/>
               </w:rPr>
               <w:t>document_running_numbers</w:t>
@@ -7538,13 +7657,13 @@
             </w:pPr>
             <w:r>
               <w:rPr>
-                <w:rFonts w:ascii="Arial" w:hAnsi="Arial" w:eastAsia="Arial"/>
-                <w:sz w:val="18"/>
-              </w:rPr>
-            </w:r>
-            <w:r>
-              <w:rPr>
-                <w:rFonts w:ascii="Arial" w:hAnsi="Arial" w:eastAsia="Arial"/>
+                <w:rFonts w:ascii="Arial" w:hAnsi="Arial" w:eastAsia="Arial" w:cs="Tahoma"/>
+                <w:sz w:val="18"/>
+              </w:rPr>
+            </w:r>
+            <w:r>
+              <w:rPr>
+                <w:rFonts w:ascii="Arial" w:hAnsi="Arial" w:eastAsia="Arial" w:cs="Tahoma"/>
                 <w:sz w:val="18"/>
               </w:rPr>
               <w:t>R/W</w:t>
@@ -7563,13 +7682,13 @@
             </w:pPr>
             <w:r>
               <w:rPr>
-                <w:rFonts w:ascii="Arial" w:hAnsi="Arial" w:eastAsia="Arial"/>
-                <w:sz w:val="18"/>
-              </w:rPr>
-            </w:r>
-            <w:r>
-              <w:rPr>
-                <w:rFonts w:ascii="Arial" w:hAnsi="Arial" w:eastAsia="Arial"/>
+                <w:rFonts w:ascii="Arial" w:hAnsi="Arial" w:eastAsia="Arial" w:cs="Tahoma"/>
+                <w:sz w:val="18"/>
+              </w:rPr>
+            </w:r>
+            <w:r>
+              <w:rPr>
+                <w:rFonts w:ascii="Arial" w:hAnsi="Arial" w:eastAsia="Arial" w:cs="Tahoma"/>
                 <w:sz w:val="18"/>
               </w:rPr>
               <w:t>ตัวนับเลขเอกสารต่อปี ค.ศ. — ออกเลข YYYY/xxxxx แบบ atomic (INSERT … ON CONFLICT DO UPDATE … RETURNING)</w:t>
@@ -7593,13 +7712,13 @@
             </w:pPr>
             <w:r>
               <w:rPr>
-                <w:rFonts w:ascii="Arial" w:hAnsi="Arial" w:eastAsia="Arial"/>
-                <w:sz w:val="18"/>
-              </w:rPr>
-            </w:r>
-            <w:r>
-              <w:rPr>
-                <w:rFonts w:ascii="Arial" w:hAnsi="Arial" w:eastAsia="Arial"/>
+                <w:rFonts w:ascii="Arial" w:hAnsi="Arial" w:eastAsia="Arial" w:cs="Tahoma"/>
+                <w:sz w:val="18"/>
+              </w:rPr>
+            </w:r>
+            <w:r>
+              <w:rPr>
+                <w:rFonts w:ascii="Arial" w:hAnsi="Arial" w:eastAsia="Arial" w:cs="Tahoma"/>
                 <w:sz w:val="18"/>
               </w:rPr>
               <w:t>document_cost_details</w:t>
@@ -7618,13 +7737,13 @@
             </w:pPr>
             <w:r>
               <w:rPr>
-                <w:rFonts w:ascii="Arial" w:hAnsi="Arial" w:eastAsia="Arial"/>
-                <w:sz w:val="18"/>
-              </w:rPr>
-            </w:r>
-            <w:r>
-              <w:rPr>
-                <w:rFonts w:ascii="Arial" w:hAnsi="Arial" w:eastAsia="Arial"/>
+                <w:rFonts w:ascii="Arial" w:hAnsi="Arial" w:eastAsia="Arial" w:cs="Tahoma"/>
+                <w:sz w:val="18"/>
+              </w:rPr>
+            </w:r>
+            <w:r>
+              <w:rPr>
+                <w:rFonts w:ascii="Arial" w:hAnsi="Arial" w:eastAsia="Arial" w:cs="Tahoma"/>
                 <w:sz w:val="18"/>
               </w:rPr>
               <w:t>R/W</w:t>
@@ -7643,13 +7762,13 @@
             </w:pPr>
             <w:r>
               <w:rPr>
-                <w:rFonts w:ascii="Arial" w:hAnsi="Arial" w:eastAsia="Arial"/>
-                <w:sz w:val="18"/>
-              </w:rPr>
-            </w:r>
-            <w:r>
-              <w:rPr>
-                <w:rFonts w:ascii="Arial" w:hAnsi="Arial" w:eastAsia="Arial"/>
+                <w:rFonts w:ascii="Arial" w:hAnsi="Arial" w:eastAsia="Arial" w:cs="Tahoma"/>
+                <w:sz w:val="18"/>
+              </w:rPr>
+            </w:r>
+            <w:r>
+              <w:rPr>
+                <w:rFonts w:ascii="Arial" w:hAnsi="Arial" w:eastAsia="Arial" w:cs="Tahoma"/>
                 <w:sz w:val="18"/>
               </w:rPr>
               <w:t>ยอดชดเชยแยกรายเดือน/รายร้านเปิดใหม่ (cost_year/cost_month · cost_target · cost_amount · _n / _nc)</w:t>
@@ -7673,13 +7792,13 @@
             </w:pPr>
             <w:r>
               <w:rPr>
-                <w:rFonts w:ascii="Arial" w:hAnsi="Arial" w:eastAsia="Arial"/>
-                <w:sz w:val="18"/>
-              </w:rPr>
-            </w:r>
-            <w:r>
-              <w:rPr>
-                <w:rFonts w:ascii="Arial" w:hAnsi="Arial" w:eastAsia="Arial"/>
+                <w:rFonts w:ascii="Arial" w:hAnsi="Arial" w:eastAsia="Arial" w:cs="Tahoma"/>
+                <w:sz w:val="18"/>
+              </w:rPr>
+            </w:r>
+            <w:r>
+              <w:rPr>
+                <w:rFonts w:ascii="Arial" w:hAnsi="Arial" w:eastAsia="Arial" w:cs="Tahoma"/>
                 <w:sz w:val="18"/>
               </w:rPr>
               <w:t>document_external_factors</w:t>
@@ -7698,13 +7817,13 @@
             </w:pPr>
             <w:r>
               <w:rPr>
-                <w:rFonts w:ascii="Arial" w:hAnsi="Arial" w:eastAsia="Arial"/>
-                <w:sz w:val="18"/>
-              </w:rPr>
-            </w:r>
-            <w:r>
-              <w:rPr>
-                <w:rFonts w:ascii="Arial" w:hAnsi="Arial" w:eastAsia="Arial"/>
+                <w:rFonts w:ascii="Arial" w:hAnsi="Arial" w:eastAsia="Arial" w:cs="Tahoma"/>
+                <w:sz w:val="18"/>
+              </w:rPr>
+            </w:r>
+            <w:r>
+              <w:rPr>
+                <w:rFonts w:ascii="Arial" w:hAnsi="Arial" w:eastAsia="Arial" w:cs="Tahoma"/>
                 <w:sz w:val="18"/>
               </w:rPr>
               <w:t>R/W</w:t>
@@ -7723,13 +7842,13 @@
             </w:pPr>
             <w:r>
               <w:rPr>
-                <w:rFonts w:ascii="Arial" w:hAnsi="Arial" w:eastAsia="Arial"/>
-                <w:sz w:val="18"/>
-              </w:rPr>
-            </w:r>
-            <w:r>
-              <w:rPr>
-                <w:rFonts w:ascii="Arial" w:hAnsi="Arial" w:eastAsia="Arial"/>
+                <w:rFonts w:ascii="Arial" w:hAnsi="Arial" w:eastAsia="Arial" w:cs="Tahoma"/>
+                <w:sz w:val="18"/>
+              </w:rPr>
+            </w:r>
+            <w:r>
+              <w:rPr>
+                <w:rFonts w:ascii="Arial" w:hAnsi="Arial" w:eastAsia="Arial" w:cs="Tahoma"/>
                 <w:sz w:val="18"/>
               </w:rPr>
               <w:t>ปัจจัยภายนอกในเอกสาร</w:t>
@@ -7753,13 +7872,13 @@
             </w:pPr>
             <w:r>
               <w:rPr>
-                <w:rFonts w:ascii="Arial" w:hAnsi="Arial" w:eastAsia="Arial"/>
-                <w:sz w:val="18"/>
-              </w:rPr>
-            </w:r>
-            <w:r>
-              <w:rPr>
-                <w:rFonts w:ascii="Arial" w:hAnsi="Arial" w:eastAsia="Arial"/>
+                <w:rFonts w:ascii="Arial" w:hAnsi="Arial" w:eastAsia="Arial" w:cs="Tahoma"/>
+                <w:sz w:val="18"/>
+              </w:rPr>
+            </w:r>
+            <w:r>
+              <w:rPr>
+                <w:rFonts w:ascii="Arial" w:hAnsi="Arial" w:eastAsia="Arial" w:cs="Tahoma"/>
                 <w:sz w:val="18"/>
               </w:rPr>
               <w:t>compensation_documents unique guard</w:t>
@@ -7778,13 +7897,13 @@
             </w:pPr>
             <w:r>
               <w:rPr>
-                <w:rFonts w:ascii="Arial" w:hAnsi="Arial" w:eastAsia="Arial"/>
-                <w:sz w:val="18"/>
-              </w:rPr>
-            </w:r>
-            <w:r>
-              <w:rPr>
-                <w:rFonts w:ascii="Arial" w:hAnsi="Arial" w:eastAsia="Arial"/>
+                <w:rFonts w:ascii="Arial" w:hAnsi="Arial" w:eastAsia="Arial" w:cs="Tahoma"/>
+                <w:sz w:val="18"/>
+              </w:rPr>
+            </w:r>
+            <w:r>
+              <w:rPr>
+                <w:rFonts w:ascii="Arial" w:hAnsi="Arial" w:eastAsia="Arial" w:cs="Tahoma"/>
                 <w:sz w:val="18"/>
               </w:rPr>
               <w:t>R</w:t>
@@ -7803,13 +7922,13 @@
             </w:pPr>
             <w:r>
               <w:rPr>
-                <w:rFonts w:ascii="Arial" w:hAnsi="Arial" w:eastAsia="Arial"/>
-                <w:sz w:val="18"/>
-              </w:rPr>
-            </w:r>
-            <w:r>
-              <w:rPr>
-                <w:rFonts w:ascii="Arial" w:hAnsi="Arial" w:eastAsia="Arial"/>
+                <w:rFonts w:ascii="Arial" w:hAnsi="Arial" w:eastAsia="Arial" w:cs="Tahoma"/>
+                <w:sz w:val="18"/>
+              </w:rPr>
+            </w:r>
+            <w:r>
+              <w:rPr>
+                <w:rFonts w:ascii="Arial" w:hAnsi="Arial" w:eastAsia="Arial" w:cs="Tahoma"/>
                 <w:sz w:val="18"/>
               </w:rPr>
               <w:t>กัน duplicate ด้วย business key: impact_process_id หรือ source + impacted_store_code + impact_month + new_store_code + round_no</w:t>
@@ -7839,7 +7958,7 @@
       </w:r>
       <w:r>
         <w:rPr>
-          <w:rFonts w:ascii="Courier New" w:hAnsi="Courier New"/>
+          <w:rFonts w:ascii="Courier New" w:hAnsi="Courier New" w:eastAsia="Courier New" w:cs="Tahoma"/>
         </w:rPr>
         <w:t>srm-sps-spsap-store-backend</w:t>
       </w:r>
@@ -7848,7 +7967,7 @@
       </w:r>
       <w:r>
         <w:rPr>
-          <w:rFonts w:ascii="Courier New" w:hAnsi="Courier New"/>
+          <w:rFonts w:ascii="Courier New" w:hAnsi="Courier New" w:eastAsia="Courier New" w:cs="Tahoma"/>
         </w:rPr>
         <w:t>sps_store</w:t>
       </w:r>
@@ -7857,7 +7976,7 @@
       </w:r>
       <w:r>
         <w:rPr>
-          <w:rFonts w:ascii="Courier New" w:hAnsi="Courier New"/>
+          <w:rFonts w:ascii="Courier New" w:hAnsi="Courier New" w:eastAsia="Courier New" w:cs="Tahoma"/>
         </w:rPr>
         <w:t>DATA_SOURCE</w:t>
       </w:r>
@@ -7866,7 +7985,7 @@
       </w:r>
       <w:r>
         <w:rPr>
-          <w:rFonts w:ascii="Courier New" w:hAnsi="Courier New"/>
+          <w:rFonts w:ascii="Courier New" w:hAnsi="Courier New" w:eastAsia="Courier New" w:cs="Tahoma"/>
         </w:rPr>
         <w:t>srm-sps-spsap-sbp-bff</w:t>
       </w:r>
@@ -7875,7 +7994,7 @@
       </w:r>
       <w:r>
         <w:rPr>
-          <w:rFonts w:ascii="Courier New" w:hAnsi="Courier New"/>
+          <w:rFonts w:ascii="Courier New" w:hAnsi="Courier New" w:eastAsia="Courier New" w:cs="Tahoma"/>
         </w:rPr>
         <w:t>// TODO:</w:t>
       </w:r>
@@ -7884,7 +8003,7 @@
       </w:r>
       <w:r>
         <w:rPr>
-          <w:rFonts w:ascii="Courier New" w:hAnsi="Courier New"/>
+          <w:rFonts w:ascii="Courier New" w:hAnsi="Courier New" w:eastAsia="Courier New" w:cs="Tahoma"/>
         </w:rPr>
         <w:t>{success, data}</w:t>
       </w:r>
@@ -7932,7 +8051,7 @@
             <w:r/>
             <w:r>
               <w:rPr>
-                <w:rFonts w:ascii="Arial" w:hAnsi="Arial" w:eastAsia="Arial"/>
+                <w:rFonts w:ascii="Arial" w:hAnsi="Arial" w:eastAsia="Arial" w:cs="Tahoma"/>
                 <w:b/>
                 <w:sz w:val="18"/>
               </w:rPr>
@@ -7954,7 +8073,7 @@
             <w:r/>
             <w:r>
               <w:rPr>
-                <w:rFonts w:ascii="Arial" w:hAnsi="Arial" w:eastAsia="Arial"/>
+                <w:rFonts w:ascii="Arial" w:hAnsi="Arial" w:eastAsia="Arial" w:cs="Tahoma"/>
                 <w:b/>
                 <w:sz w:val="18"/>
               </w:rPr>
@@ -7979,13 +8098,13 @@
             </w:pPr>
             <w:r>
               <w:rPr>
-                <w:rFonts w:ascii="Arial" w:hAnsi="Arial" w:eastAsia="Arial"/>
-                <w:sz w:val="18"/>
-              </w:rPr>
-            </w:r>
-            <w:r>
-              <w:rPr>
-                <w:rFonts w:ascii="Arial" w:hAnsi="Arial" w:eastAsia="Arial"/>
+                <w:rFonts w:ascii="Arial" w:hAnsi="Arial" w:eastAsia="Arial" w:cs="Tahoma"/>
+                <w:sz w:val="18"/>
+              </w:rPr>
+            </w:r>
+            <w:r>
+              <w:rPr>
+                <w:rFonts w:ascii="Arial" w:hAnsi="Arial" w:eastAsia="Arial" w:cs="Tahoma"/>
                 <w:sz w:val="18"/>
               </w:rPr>
               <w:t>store-backend · src/modules/sbpgi-document-create-update/sbpgi-document-create-update.controller.ts</w:t>
@@ -8004,34 +8123,34 @@
             </w:pPr>
             <w:r>
               <w:rPr>
-                <w:rFonts w:ascii="Arial" w:hAnsi="Arial" w:eastAsia="Arial"/>
-                <w:sz w:val="18"/>
-              </w:rPr>
-            </w:r>
-            <w:r>
-              <w:rPr>
-                <w:rFonts w:ascii="Arial" w:hAnsi="Arial" w:eastAsia="Arial"/>
+                <w:rFonts w:ascii="Arial" w:hAnsi="Arial" w:eastAsia="Arial" w:cs="Tahoma"/>
+                <w:sz w:val="18"/>
+              </w:rPr>
+            </w:r>
+            <w:r>
+              <w:rPr>
+                <w:rFonts w:ascii="Arial" w:hAnsi="Arial" w:eastAsia="Arial" w:cs="Tahoma"/>
                 <w:sz w:val="18"/>
               </w:rPr>
               <w:t xml:space="preserve">route ทั้งหมดของเอกสารนี้ (2 เส้น) + </w:t>
             </w:r>
             <w:r>
               <w:rPr>
-                <w:rFonts w:ascii="Courier New" w:hAnsi="Courier New" w:eastAsia="Arial"/>
+                <w:rFonts w:ascii="Courier New" w:hAnsi="Courier New" w:eastAsia="Courier New" w:cs="Tahoma"/>
                 <w:sz w:val="18"/>
               </w:rPr>
               <w:t>@UseGuards(HttpHeaderGuard)</w:t>
             </w:r>
             <w:r>
               <w:rPr>
-                <w:rFonts w:ascii="Arial" w:hAnsi="Arial" w:eastAsia="Arial"/>
+                <w:rFonts w:ascii="Arial" w:hAnsi="Arial" w:eastAsia="Arial" w:cs="Tahoma"/>
                 <w:sz w:val="18"/>
               </w:rPr>
               <w:t xml:space="preserve"> + </w:t>
             </w:r>
             <w:r>
               <w:rPr>
-                <w:rFonts w:ascii="Courier New" w:hAnsi="Courier New" w:eastAsia="Arial"/>
+                <w:rFonts w:ascii="Courier New" w:hAnsi="Courier New" w:eastAsia="Courier New" w:cs="Tahoma"/>
                 <w:sz w:val="18"/>
               </w:rPr>
               <w:t>@UserId()</w:t>
@@ -8055,13 +8174,13 @@
             </w:pPr>
             <w:r>
               <w:rPr>
-                <w:rFonts w:ascii="Arial" w:hAnsi="Arial" w:eastAsia="Arial"/>
-                <w:sz w:val="18"/>
-              </w:rPr>
-            </w:r>
-            <w:r>
-              <w:rPr>
-                <w:rFonts w:ascii="Arial" w:hAnsi="Arial" w:eastAsia="Arial"/>
+                <w:rFonts w:ascii="Arial" w:hAnsi="Arial" w:eastAsia="Arial" w:cs="Tahoma"/>
+                <w:sz w:val="18"/>
+              </w:rPr>
+            </w:r>
+            <w:r>
+              <w:rPr>
+                <w:rFonts w:ascii="Arial" w:hAnsi="Arial" w:eastAsia="Arial" w:cs="Tahoma"/>
                 <w:sz w:val="18"/>
               </w:rPr>
               <w:t>store-backend · src/modules/sbpgi-document-create-update/sbpgi-document-create-update.service.ts</w:t>
@@ -8080,27 +8199,27 @@
             </w:pPr>
             <w:r>
               <w:rPr>
-                <w:rFonts w:ascii="Arial" w:hAnsi="Arial" w:eastAsia="Arial"/>
-                <w:sz w:val="18"/>
-              </w:rPr>
-            </w:r>
-            <w:r>
-              <w:rPr>
-                <w:rFonts w:ascii="Arial" w:hAnsi="Arial" w:eastAsia="Arial"/>
+                <w:rFonts w:ascii="Arial" w:hAnsi="Arial" w:eastAsia="Arial" w:cs="Tahoma"/>
+                <w:sz w:val="18"/>
+              </w:rPr>
+            </w:r>
+            <w:r>
+              <w:rPr>
+                <w:rFonts w:ascii="Arial" w:hAnsi="Arial" w:eastAsia="Arial" w:cs="Tahoma"/>
                 <w:sz w:val="18"/>
               </w:rPr>
               <w:t xml:space="preserve">business logic — inject </w:t>
             </w:r>
             <w:r>
               <w:rPr>
-                <w:rFonts w:ascii="Courier New" w:hAnsi="Courier New" w:eastAsia="Arial"/>
+                <w:rFonts w:ascii="Courier New" w:hAnsi="Courier New" w:eastAsia="Courier New" w:cs="Tahoma"/>
                 <w:sz w:val="18"/>
               </w:rPr>
               <w:t>'DATA_SOURCE'</w:t>
             </w:r>
             <w:r>
               <w:rPr>
-                <w:rFonts w:ascii="Arial" w:hAnsi="Arial" w:eastAsia="Arial"/>
+                <w:rFonts w:ascii="Arial" w:hAnsi="Arial" w:eastAsia="Arial" w:cs="Tahoma"/>
                 <w:sz w:val="18"/>
               </w:rPr>
               <w:t xml:space="preserve"> แล้วยิง raw SQL, mutation ใช้ QueryRunner transaction</w:t>
@@ -8124,13 +8243,13 @@
             </w:pPr>
             <w:r>
               <w:rPr>
-                <w:rFonts w:ascii="Arial" w:hAnsi="Arial" w:eastAsia="Arial"/>
-                <w:sz w:val="18"/>
-              </w:rPr>
-            </w:r>
-            <w:r>
-              <w:rPr>
-                <w:rFonts w:ascii="Arial" w:hAnsi="Arial" w:eastAsia="Arial"/>
+                <w:rFonts w:ascii="Arial" w:hAnsi="Arial" w:eastAsia="Arial" w:cs="Tahoma"/>
+                <w:sz w:val="18"/>
+              </w:rPr>
+            </w:r>
+            <w:r>
+              <w:rPr>
+                <w:rFonts w:ascii="Arial" w:hAnsi="Arial" w:eastAsia="Arial" w:cs="Tahoma"/>
                 <w:sz w:val="18"/>
               </w:rPr>
               <w:t>store-backend · src/modules/sbpgi-document-create-update/sbpgi-document-create-update.sql.ts</w:t>
@@ -8149,13 +8268,13 @@
             </w:pPr>
             <w:r>
               <w:rPr>
-                <w:rFonts w:ascii="Arial" w:hAnsi="Arial" w:eastAsia="Arial"/>
-                <w:sz w:val="18"/>
-              </w:rPr>
-            </w:r>
-            <w:r>
-              <w:rPr>
-                <w:rFonts w:ascii="Arial" w:hAnsi="Arial" w:eastAsia="Arial"/>
+                <w:rFonts w:ascii="Arial" w:hAnsi="Arial" w:eastAsia="Arial" w:cs="Tahoma"/>
+                <w:sz w:val="18"/>
+              </w:rPr>
+            </w:r>
+            <w:r>
+              <w:rPr>
+                <w:rFonts w:ascii="Arial" w:hAnsi="Arial" w:eastAsia="Arial" w:cs="Tahoma"/>
                 <w:sz w:val="18"/>
               </w:rPr>
               <w:t>เก็บ SQL ต่อ endpoint (คัดจากหัวข้อ 10) แยกออกจาก service ให้ทดสอบ/รีวิวง่าย</w:t>
@@ -8179,13 +8298,13 @@
             </w:pPr>
             <w:r>
               <w:rPr>
-                <w:rFonts w:ascii="Arial" w:hAnsi="Arial" w:eastAsia="Arial"/>
-                <w:sz w:val="18"/>
-              </w:rPr>
-            </w:r>
-            <w:r>
-              <w:rPr>
-                <w:rFonts w:ascii="Arial" w:hAnsi="Arial" w:eastAsia="Arial"/>
+                <w:rFonts w:ascii="Arial" w:hAnsi="Arial" w:eastAsia="Arial" w:cs="Tahoma"/>
+                <w:sz w:val="18"/>
+              </w:rPr>
+            </w:r>
+            <w:r>
+              <w:rPr>
+                <w:rFonts w:ascii="Arial" w:hAnsi="Arial" w:eastAsia="Arial" w:cs="Tahoma"/>
                 <w:sz w:val="18"/>
               </w:rPr>
               <w:t>store-backend · src/modules/sbpgi-document-create-update/dto/sbpgi-document-create-update.dto.ts</w:t>
@@ -8204,13 +8323,13 @@
             </w:pPr>
             <w:r>
               <w:rPr>
-                <w:rFonts w:ascii="Arial" w:hAnsi="Arial" w:eastAsia="Arial"/>
-                <w:sz w:val="18"/>
-              </w:rPr>
-            </w:r>
-            <w:r>
-              <w:rPr>
-                <w:rFonts w:ascii="Arial" w:hAnsi="Arial" w:eastAsia="Arial"/>
+                <w:rFonts w:ascii="Arial" w:hAnsi="Arial" w:eastAsia="Arial" w:cs="Tahoma"/>
+                <w:sz w:val="18"/>
+              </w:rPr>
+            </w:r>
+            <w:r>
+              <w:rPr>
+                <w:rFonts w:ascii="Arial" w:hAnsi="Arial" w:eastAsia="Arial" w:cs="Tahoma"/>
                 <w:sz w:val="18"/>
               </w:rPr>
               <w:t>DTO + class-validator ตาม validation ในหัวข้อฟิลด์ของเอกสารนี้</w:t>
@@ -8234,13 +8353,13 @@
             </w:pPr>
             <w:r>
               <w:rPr>
-                <w:rFonts w:ascii="Arial" w:hAnsi="Arial" w:eastAsia="Arial"/>
-                <w:sz w:val="18"/>
-              </w:rPr>
-            </w:r>
-            <w:r>
-              <w:rPr>
-                <w:rFonts w:ascii="Arial" w:hAnsi="Arial" w:eastAsia="Arial"/>
+                <w:rFonts w:ascii="Arial" w:hAnsi="Arial" w:eastAsia="Arial" w:cs="Tahoma"/>
+                <w:sz w:val="18"/>
+              </w:rPr>
+            </w:r>
+            <w:r>
+              <w:rPr>
+                <w:rFonts w:ascii="Arial" w:hAnsi="Arial" w:eastAsia="Arial" w:cs="Tahoma"/>
                 <w:sz w:val="18"/>
               </w:rPr>
               <w:t>store-backend · src/modules/sbpgi-document-create-update/sbpgi-document-create-update.module.ts</w:t>
@@ -8259,20 +8378,20 @@
             </w:pPr>
             <w:r>
               <w:rPr>
-                <w:rFonts w:ascii="Arial" w:hAnsi="Arial" w:eastAsia="Arial"/>
-                <w:sz w:val="18"/>
-              </w:rPr>
-            </w:r>
-            <w:r>
-              <w:rPr>
-                <w:rFonts w:ascii="Arial" w:hAnsi="Arial" w:eastAsia="Arial"/>
+                <w:rFonts w:ascii="Arial" w:hAnsi="Arial" w:eastAsia="Arial" w:cs="Tahoma"/>
+                <w:sz w:val="18"/>
+              </w:rPr>
+            </w:r>
+            <w:r>
+              <w:rPr>
+                <w:rFonts w:ascii="Arial" w:hAnsi="Arial" w:eastAsia="Arial" w:cs="Tahoma"/>
                 <w:sz w:val="18"/>
               </w:rPr>
               <w:t xml:space="preserve">ประกอบ controller/service/providers แล้ว register ที่ </w:t>
             </w:r>
             <w:r>
               <w:rPr>
-                <w:rFonts w:ascii="Courier New" w:hAnsi="Courier New" w:eastAsia="Arial"/>
+                <w:rFonts w:ascii="Courier New" w:hAnsi="Courier New" w:eastAsia="Courier New" w:cs="Tahoma"/>
                 <w:sz w:val="18"/>
               </w:rPr>
               <w:t>app.module.ts</w:t>
@@ -8296,13 +8415,13 @@
             </w:pPr>
             <w:r>
               <w:rPr>
-                <w:rFonts w:ascii="Arial" w:hAnsi="Arial" w:eastAsia="Arial"/>
-                <w:sz w:val="18"/>
-              </w:rPr>
-            </w:r>
-            <w:r>
-              <w:rPr>
-                <w:rFonts w:ascii="Arial" w:hAnsi="Arial" w:eastAsia="Arial"/>
+                <w:rFonts w:ascii="Arial" w:hAnsi="Arial" w:eastAsia="Arial" w:cs="Tahoma"/>
+                <w:sz w:val="18"/>
+              </w:rPr>
+            </w:r>
+            <w:r>
+              <w:rPr>
+                <w:rFonts w:ascii="Arial" w:hAnsi="Arial" w:eastAsia="Arial" w:cs="Tahoma"/>
                 <w:sz w:val="18"/>
               </w:rPr>
               <w:t>store-backend · src/entitys/compensation-documents.entity.ts</w:t>
@@ -8321,48 +8440,48 @@
             </w:pPr>
             <w:r>
               <w:rPr>
-                <w:rFonts w:ascii="Arial" w:hAnsi="Arial" w:eastAsia="Arial"/>
-                <w:sz w:val="18"/>
-              </w:rPr>
-            </w:r>
-            <w:r>
-              <w:rPr>
-                <w:rFonts w:ascii="Arial" w:hAnsi="Arial" w:eastAsia="Arial"/>
+                <w:rFonts w:ascii="Arial" w:hAnsi="Arial" w:eastAsia="Arial" w:cs="Tahoma"/>
+                <w:sz w:val="18"/>
+              </w:rPr>
+            </w:r>
+            <w:r>
+              <w:rPr>
+                <w:rFonts w:ascii="Arial" w:hAnsi="Arial" w:eastAsia="Arial" w:cs="Tahoma"/>
                 <w:sz w:val="18"/>
               </w:rPr>
               <w:t xml:space="preserve">entity ของ </w:t>
             </w:r>
             <w:r>
               <w:rPr>
-                <w:rFonts w:ascii="Courier New" w:hAnsi="Courier New" w:eastAsia="Arial"/>
+                <w:rFonts w:ascii="Courier New" w:hAnsi="Courier New" w:eastAsia="Courier New" w:cs="Tahoma"/>
                 <w:sz w:val="18"/>
               </w:rPr>
               <w:t>compensation_documents</w:t>
             </w:r>
             <w:r>
               <w:rPr>
-                <w:rFonts w:ascii="Arial" w:hAnsi="Arial" w:eastAsia="Arial"/>
+                <w:rFonts w:ascii="Arial" w:hAnsi="Arial" w:eastAsia="Arial" w:cs="Tahoma"/>
                 <w:sz w:val="18"/>
               </w:rPr>
               <w:t xml:space="preserve"> (</w:t>
             </w:r>
             <w:r>
               <w:rPr>
-                <w:rFonts w:ascii="Courier New" w:hAnsi="Courier New" w:eastAsia="Arial"/>
+                <w:rFonts w:ascii="Courier New" w:hAnsi="Courier New" w:eastAsia="Courier New" w:cs="Tahoma"/>
                 <w:sz w:val="18"/>
               </w:rPr>
               <w:t>@Entity({schema: process.env.DB_SCHEMA})</w:t>
             </w:r>
             <w:r>
               <w:rPr>
-                <w:rFonts w:ascii="Arial" w:hAnsi="Arial" w:eastAsia="Arial"/>
+                <w:rFonts w:ascii="Arial" w:hAnsi="Arial" w:eastAsia="Arial" w:cs="Tahoma"/>
                 <w:sz w:val="18"/>
               </w:rPr>
               <w:t xml:space="preserve">, ไม่ประกาศ relation) — </w:t>
             </w:r>
             <w:r>
               <w:rPr>
-                <w:rFonts w:ascii="Arial" w:hAnsi="Arial" w:eastAsia="Arial"/>
+                <w:rFonts w:ascii="Arial" w:hAnsi="Arial" w:eastAsia="Arial" w:cs="Tahoma"/>
                 <w:b/>
                 <w:sz w:val="18"/>
               </w:rPr>
@@ -8387,13 +8506,13 @@
             </w:pPr>
             <w:r>
               <w:rPr>
-                <w:rFonts w:ascii="Arial" w:hAnsi="Arial" w:eastAsia="Arial"/>
-                <w:sz w:val="18"/>
-              </w:rPr>
-            </w:r>
-            <w:r>
-              <w:rPr>
-                <w:rFonts w:ascii="Arial" w:hAnsi="Arial" w:eastAsia="Arial"/>
+                <w:rFonts w:ascii="Arial" w:hAnsi="Arial" w:eastAsia="Arial" w:cs="Tahoma"/>
+                <w:sz w:val="18"/>
+              </w:rPr>
+            </w:r>
+            <w:r>
+              <w:rPr>
+                <w:rFonts w:ascii="Arial" w:hAnsi="Arial" w:eastAsia="Arial" w:cs="Tahoma"/>
                 <w:sz w:val="18"/>
               </w:rPr>
               <w:t>store-backend · src/entitys/document-new-stores.entity.ts</w:t>
@@ -8412,41 +8531,41 @@
             </w:pPr>
             <w:r>
               <w:rPr>
-                <w:rFonts w:ascii="Arial" w:hAnsi="Arial" w:eastAsia="Arial"/>
-                <w:sz w:val="18"/>
-              </w:rPr>
-            </w:r>
-            <w:r>
-              <w:rPr>
-                <w:rFonts w:ascii="Arial" w:hAnsi="Arial" w:eastAsia="Arial"/>
+                <w:rFonts w:ascii="Arial" w:hAnsi="Arial" w:eastAsia="Arial" w:cs="Tahoma"/>
+                <w:sz w:val="18"/>
+              </w:rPr>
+            </w:r>
+            <w:r>
+              <w:rPr>
+                <w:rFonts w:ascii="Arial" w:hAnsi="Arial" w:eastAsia="Arial" w:cs="Tahoma"/>
                 <w:sz w:val="18"/>
               </w:rPr>
               <w:t xml:space="preserve">entity ของ </w:t>
             </w:r>
             <w:r>
               <w:rPr>
-                <w:rFonts w:ascii="Courier New" w:hAnsi="Courier New" w:eastAsia="Arial"/>
+                <w:rFonts w:ascii="Courier New" w:hAnsi="Courier New" w:eastAsia="Courier New" w:cs="Tahoma"/>
                 <w:sz w:val="18"/>
               </w:rPr>
               <w:t>document_new_stores</w:t>
             </w:r>
             <w:r>
               <w:rPr>
-                <w:rFonts w:ascii="Arial" w:hAnsi="Arial" w:eastAsia="Arial"/>
+                <w:rFonts w:ascii="Arial" w:hAnsi="Arial" w:eastAsia="Arial" w:cs="Tahoma"/>
                 <w:sz w:val="18"/>
               </w:rPr>
               <w:t xml:space="preserve"> (</w:t>
             </w:r>
             <w:r>
               <w:rPr>
-                <w:rFonts w:ascii="Courier New" w:hAnsi="Courier New" w:eastAsia="Arial"/>
+                <w:rFonts w:ascii="Courier New" w:hAnsi="Courier New" w:eastAsia="Courier New" w:cs="Tahoma"/>
                 <w:sz w:val="18"/>
               </w:rPr>
               <w:t>@Entity({schema: process.env.DB_SCHEMA})</w:t>
             </w:r>
             <w:r>
               <w:rPr>
-                <w:rFonts w:ascii="Arial" w:hAnsi="Arial" w:eastAsia="Arial"/>
+                <w:rFonts w:ascii="Arial" w:hAnsi="Arial" w:eastAsia="Arial" w:cs="Tahoma"/>
                 <w:sz w:val="18"/>
               </w:rPr>
               <w:t>, ไม่ประกาศ relation)</w:t>
@@ -8470,13 +8589,13 @@
             </w:pPr>
             <w:r>
               <w:rPr>
-                <w:rFonts w:ascii="Arial" w:hAnsi="Arial" w:eastAsia="Arial"/>
-                <w:sz w:val="18"/>
-              </w:rPr>
-            </w:r>
-            <w:r>
-              <w:rPr>
-                <w:rFonts w:ascii="Arial" w:hAnsi="Arial" w:eastAsia="Arial"/>
+                <w:rFonts w:ascii="Arial" w:hAnsi="Arial" w:eastAsia="Arial" w:cs="Tahoma"/>
+                <w:sz w:val="18"/>
+              </w:rPr>
+            </w:r>
+            <w:r>
+              <w:rPr>
+                <w:rFonts w:ascii="Arial" w:hAnsi="Arial" w:eastAsia="Arial" w:cs="Tahoma"/>
                 <w:sz w:val="18"/>
               </w:rPr>
               <w:t>store-backend · src/entitys/document-competitors.entity.ts</w:t>
@@ -8495,41 +8614,41 @@
             </w:pPr>
             <w:r>
               <w:rPr>
-                <w:rFonts w:ascii="Arial" w:hAnsi="Arial" w:eastAsia="Arial"/>
-                <w:sz w:val="18"/>
-              </w:rPr>
-            </w:r>
-            <w:r>
-              <w:rPr>
-                <w:rFonts w:ascii="Arial" w:hAnsi="Arial" w:eastAsia="Arial"/>
+                <w:rFonts w:ascii="Arial" w:hAnsi="Arial" w:eastAsia="Arial" w:cs="Tahoma"/>
+                <w:sz w:val="18"/>
+              </w:rPr>
+            </w:r>
+            <w:r>
+              <w:rPr>
+                <w:rFonts w:ascii="Arial" w:hAnsi="Arial" w:eastAsia="Arial" w:cs="Tahoma"/>
                 <w:sz w:val="18"/>
               </w:rPr>
               <w:t xml:space="preserve">entity ของ </w:t>
             </w:r>
             <w:r>
               <w:rPr>
-                <w:rFonts w:ascii="Courier New" w:hAnsi="Courier New" w:eastAsia="Arial"/>
+                <w:rFonts w:ascii="Courier New" w:hAnsi="Courier New" w:eastAsia="Courier New" w:cs="Tahoma"/>
                 <w:sz w:val="18"/>
               </w:rPr>
               <w:t>document_competitors</w:t>
             </w:r>
             <w:r>
               <w:rPr>
-                <w:rFonts w:ascii="Arial" w:hAnsi="Arial" w:eastAsia="Arial"/>
+                <w:rFonts w:ascii="Arial" w:hAnsi="Arial" w:eastAsia="Arial" w:cs="Tahoma"/>
                 <w:sz w:val="18"/>
               </w:rPr>
               <w:t xml:space="preserve"> (</w:t>
             </w:r>
             <w:r>
               <w:rPr>
-                <w:rFonts w:ascii="Courier New" w:hAnsi="Courier New" w:eastAsia="Arial"/>
+                <w:rFonts w:ascii="Courier New" w:hAnsi="Courier New" w:eastAsia="Courier New" w:cs="Tahoma"/>
                 <w:sz w:val="18"/>
               </w:rPr>
               <w:t>@Entity({schema: process.env.DB_SCHEMA})</w:t>
             </w:r>
             <w:r>
               <w:rPr>
-                <w:rFonts w:ascii="Arial" w:hAnsi="Arial" w:eastAsia="Arial"/>
+                <w:rFonts w:ascii="Arial" w:hAnsi="Arial" w:eastAsia="Arial" w:cs="Tahoma"/>
                 <w:sz w:val="18"/>
               </w:rPr>
               <w:t>, ไม่ประกาศ relation)</w:t>
@@ -8553,13 +8672,13 @@
             </w:pPr>
             <w:r>
               <w:rPr>
-                <w:rFonts w:ascii="Arial" w:hAnsi="Arial" w:eastAsia="Arial"/>
-                <w:sz w:val="18"/>
-              </w:rPr>
-            </w:r>
-            <w:r>
-              <w:rPr>
-                <w:rFonts w:ascii="Arial" w:hAnsi="Arial" w:eastAsia="Arial"/>
+                <w:rFonts w:ascii="Arial" w:hAnsi="Arial" w:eastAsia="Arial" w:cs="Tahoma"/>
+                <w:sz w:val="18"/>
+              </w:rPr>
+            </w:r>
+            <w:r>
+              <w:rPr>
+                <w:rFonts w:ascii="Arial" w:hAnsi="Arial" w:eastAsia="Arial" w:cs="Tahoma"/>
                 <w:sz w:val="18"/>
               </w:rPr>
               <w:t>store-backend · src/providers/sbpgi/sbpgi.ts</w:t>
@@ -8578,34 +8697,34 @@
             </w:pPr>
             <w:r>
               <w:rPr>
-                <w:rFonts w:ascii="Arial" w:hAnsi="Arial" w:eastAsia="Arial"/>
-                <w:sz w:val="18"/>
-              </w:rPr>
-            </w:r>
-            <w:r>
-              <w:rPr>
-                <w:rFonts w:ascii="Arial" w:hAnsi="Arial" w:eastAsia="Arial"/>
+                <w:rFonts w:ascii="Arial" w:hAnsi="Arial" w:eastAsia="Arial" w:cs="Tahoma"/>
+                <w:sz w:val="18"/>
+              </w:rPr>
+            </w:r>
+            <w:r>
+              <w:rPr>
+                <w:rFonts w:ascii="Arial" w:hAnsi="Arial" w:eastAsia="Arial" w:cs="Tahoma"/>
                 <w:sz w:val="18"/>
               </w:rPr>
               <w:t xml:space="preserve">repository provider แบบ factory ผูก token string กับ </w:t>
             </w:r>
             <w:r>
               <w:rPr>
-                <w:rFonts w:ascii="Courier New" w:hAnsi="Courier New" w:eastAsia="Arial"/>
+                <w:rFonts w:ascii="Courier New" w:hAnsi="Courier New" w:eastAsia="Courier New" w:cs="Tahoma"/>
                 <w:sz w:val="18"/>
               </w:rPr>
               <w:t>DATA_SOURCE</w:t>
             </w:r>
             <w:r>
               <w:rPr>
-                <w:rFonts w:ascii="Arial" w:hAnsi="Arial" w:eastAsia="Arial"/>
+                <w:rFonts w:ascii="Arial" w:hAnsi="Arial" w:eastAsia="Arial" w:cs="Tahoma"/>
                 <w:sz w:val="18"/>
               </w:rPr>
               <w:t xml:space="preserve"> — </w:t>
             </w:r>
             <w:r>
               <w:rPr>
-                <w:rFonts w:ascii="Arial" w:hAnsi="Arial" w:eastAsia="Arial"/>
+                <w:rFonts w:ascii="Arial" w:hAnsi="Arial" w:eastAsia="Arial" w:cs="Tahoma"/>
                 <w:b/>
                 <w:sz w:val="18"/>
               </w:rPr>
@@ -8630,13 +8749,13 @@
             </w:pPr>
             <w:r>
               <w:rPr>
-                <w:rFonts w:ascii="Arial" w:hAnsi="Arial" w:eastAsia="Arial"/>
-                <w:sz w:val="18"/>
-              </w:rPr>
-            </w:r>
-            <w:r>
-              <w:rPr>
-                <w:rFonts w:ascii="Arial" w:hAnsi="Arial" w:eastAsia="Arial"/>
+                <w:rFonts w:ascii="Arial" w:hAnsi="Arial" w:eastAsia="Arial" w:cs="Tahoma"/>
+                <w:sz w:val="18"/>
+              </w:rPr>
+            </w:r>
+            <w:r>
+              <w:rPr>
+                <w:rFonts w:ascii="Arial" w:hAnsi="Arial" w:eastAsia="Arial" w:cs="Tahoma"/>
                 <w:sz w:val="18"/>
               </w:rPr>
               <w:t>store-backend · sql/deploy-sbpgi-document-create-update.sql</w:t>
@@ -8655,13 +8774,13 @@
             </w:pPr>
             <w:r>
               <w:rPr>
-                <w:rFonts w:ascii="Arial" w:hAnsi="Arial" w:eastAsia="Arial"/>
-                <w:sz w:val="18"/>
-              </w:rPr>
-            </w:r>
-            <w:r>
-              <w:rPr>
-                <w:rFonts w:ascii="Arial" w:hAnsi="Arial" w:eastAsia="Arial"/>
+                <w:rFonts w:ascii="Arial" w:hAnsi="Arial" w:eastAsia="Arial" w:cs="Tahoma"/>
+                <w:sz w:val="18"/>
+              </w:rPr>
+            </w:r>
+            <w:r>
+              <w:rPr>
+                <w:rFonts w:ascii="Arial" w:hAnsi="Arial" w:eastAsia="Arial" w:cs="Tahoma"/>
                 <w:sz w:val="18"/>
               </w:rPr>
               <w:t>DDL production แบบ idempotent (ทีมนี้ไม่ใช้ migration เป็นหลัก)</w:t>
@@ -8685,13 +8804,13 @@
             </w:pPr>
             <w:r>
               <w:rPr>
-                <w:rFonts w:ascii="Arial" w:hAnsi="Arial" w:eastAsia="Arial"/>
-                <w:sz w:val="18"/>
-              </w:rPr>
-            </w:r>
-            <w:r>
-              <w:rPr>
-                <w:rFonts w:ascii="Arial" w:hAnsi="Arial" w:eastAsia="Arial"/>
+                <w:rFonts w:ascii="Arial" w:hAnsi="Arial" w:eastAsia="Arial" w:cs="Tahoma"/>
+                <w:sz w:val="18"/>
+              </w:rPr>
+            </w:r>
+            <w:r>
+              <w:rPr>
+                <w:rFonts w:ascii="Arial" w:hAnsi="Arial" w:eastAsia="Arial" w:cs="Tahoma"/>
                 <w:sz w:val="18"/>
               </w:rPr>
               <w:t>BFF · src/common/client-services/sbpgi-client.service.ts</w:t>
@@ -8710,48 +8829,48 @@
             </w:pPr>
             <w:r>
               <w:rPr>
-                <w:rFonts w:ascii="Arial" w:hAnsi="Arial" w:eastAsia="Arial"/>
-                <w:sz w:val="18"/>
-              </w:rPr>
-            </w:r>
-            <w:r>
-              <w:rPr>
-                <w:rFonts w:ascii="Arial" w:hAnsi="Arial" w:eastAsia="Arial"/>
+                <w:rFonts w:ascii="Arial" w:hAnsi="Arial" w:eastAsia="Arial" w:cs="Tahoma"/>
+                <w:sz w:val="18"/>
+              </w:rPr>
+            </w:r>
+            <w:r>
+              <w:rPr>
+                <w:rFonts w:ascii="Arial" w:hAnsi="Arial" w:eastAsia="Arial" w:cs="Tahoma"/>
                 <w:sz w:val="18"/>
               </w:rPr>
               <w:t xml:space="preserve">client ต่อจาก </w:t>
             </w:r>
             <w:r>
               <w:rPr>
-                <w:rFonts w:ascii="Courier New" w:hAnsi="Courier New" w:eastAsia="Arial"/>
+                <w:rFonts w:ascii="Courier New" w:hAnsi="Courier New" w:eastAsia="Courier New" w:cs="Tahoma"/>
                 <w:sz w:val="18"/>
               </w:rPr>
               <w:t>BaseClientService</w:t>
             </w:r>
             <w:r>
               <w:rPr>
-                <w:rFonts w:ascii="Arial" w:hAnsi="Arial" w:eastAsia="Arial"/>
+                <w:rFonts w:ascii="Arial" w:hAnsi="Arial" w:eastAsia="Arial" w:cs="Tahoma"/>
                 <w:sz w:val="18"/>
               </w:rPr>
               <w:t xml:space="preserve"> ตั้ง baseUrl + </w:t>
             </w:r>
             <w:r>
               <w:rPr>
-                <w:rFonts w:ascii="Courier New" w:hAnsi="Courier New" w:eastAsia="Arial"/>
+                <w:rFonts w:ascii="Courier New" w:hAnsi="Courier New" w:eastAsia="Courier New" w:cs="Tahoma"/>
                 <w:sz w:val="18"/>
               </w:rPr>
               <w:t>x-api-key</w:t>
             </w:r>
             <w:r>
               <w:rPr>
-                <w:rFonts w:ascii="Arial" w:hAnsi="Arial" w:eastAsia="Arial"/>
+                <w:rFonts w:ascii="Arial" w:hAnsi="Arial" w:eastAsia="Arial" w:cs="Tahoma"/>
                 <w:sz w:val="18"/>
               </w:rPr>
               <w:t xml:space="preserve"> ตอน </w:t>
             </w:r>
             <w:r>
               <w:rPr>
-                <w:rFonts w:ascii="Courier New" w:hAnsi="Courier New" w:eastAsia="Arial"/>
+                <w:rFonts w:ascii="Courier New" w:hAnsi="Courier New" w:eastAsia="Courier New" w:cs="Tahoma"/>
                 <w:sz w:val="18"/>
               </w:rPr>
               <w:t>onModuleInit</w:t>
@@ -8775,13 +8894,13 @@
             </w:pPr>
             <w:r>
               <w:rPr>
-                <w:rFonts w:ascii="Arial" w:hAnsi="Arial" w:eastAsia="Arial"/>
-                <w:sz w:val="18"/>
-              </w:rPr>
-            </w:r>
-            <w:r>
-              <w:rPr>
-                <w:rFonts w:ascii="Arial" w:hAnsi="Arial" w:eastAsia="Arial"/>
+                <w:rFonts w:ascii="Arial" w:hAnsi="Arial" w:eastAsia="Arial" w:cs="Tahoma"/>
+                <w:sz w:val="18"/>
+              </w:rPr>
+            </w:r>
+            <w:r>
+              <w:rPr>
+                <w:rFonts w:ascii="Arial" w:hAnsi="Arial" w:eastAsia="Arial" w:cs="Tahoma"/>
                 <w:sz w:val="18"/>
               </w:rPr>
               <w:t>BFF · src/modules/sbpgi-document-create-update/sbpgi-document-create-update.controller.ts</w:t>
@@ -8800,34 +8919,35 @@
             </w:pPr>
             <w:r>
               <w:rPr>
-                <w:rFonts w:ascii="Arial" w:hAnsi="Arial" w:eastAsia="Arial"/>
-                <w:sz w:val="18"/>
-              </w:rPr>
-            </w:r>
-            <w:r>
-              <w:rPr>
-                <w:rFonts w:ascii="Arial" w:hAnsi="Arial" w:eastAsia="Arial"/>
+                <w:rFonts w:ascii="Arial" w:hAnsi="Arial" w:eastAsia="Arial" w:cs="Tahoma"/>
+                <w:sz w:val="18"/>
+              </w:rPr>
+            </w:r>
+            <w:r>
+              <w:rPr>
+                <w:rFonts w:ascii="Arial" w:hAnsi="Arial" w:eastAsia="Arial" w:cs="Tahoma"/>
                 <w:sz w:val="18"/>
               </w:rPr>
               <w:t xml:space="preserve">route ฝั่ง BFF prefix </w:t>
             </w:r>
             <w:r>
               <w:rPr>
-                <w:rFonts w:ascii="Courier New" w:hAnsi="Courier New" w:eastAsia="Arial"/>
+                <w:rFonts w:ascii="Arial" w:hAnsi="Arial" w:eastAsia="Arial" w:cs="Tahoma"/>
+                <w:color w:val="8A3324"/>
                 <w:sz w:val="18"/>
               </w:rPr>
               <w:t>/bff/sbpgi/…</w:t>
             </w:r>
             <w:r>
               <w:rPr>
-                <w:rFonts w:ascii="Arial" w:hAnsi="Arial" w:eastAsia="Arial"/>
+                <w:rFonts w:ascii="Arial" w:hAnsi="Arial" w:eastAsia="Arial" w:cs="Tahoma"/>
                 <w:sz w:val="18"/>
               </w:rPr>
               <w:t xml:space="preserve"> + </w:t>
             </w:r>
             <w:r>
               <w:rPr>
-                <w:rFonts w:ascii="Courier New" w:hAnsi="Courier New" w:eastAsia="Arial"/>
+                <w:rFonts w:ascii="Courier New" w:hAnsi="Courier New" w:eastAsia="Courier New" w:cs="Tahoma"/>
                 <w:sz w:val="18"/>
               </w:rPr>
               <w:t>@UseGuards(AuthGuard('jwt'))</w:t>
@@ -8851,13 +8971,13 @@
             </w:pPr>
             <w:r>
               <w:rPr>
-                <w:rFonts w:ascii="Arial" w:hAnsi="Arial" w:eastAsia="Arial"/>
-                <w:sz w:val="18"/>
-              </w:rPr>
-            </w:r>
-            <w:r>
-              <w:rPr>
-                <w:rFonts w:ascii="Arial" w:hAnsi="Arial" w:eastAsia="Arial"/>
+                <w:rFonts w:ascii="Arial" w:hAnsi="Arial" w:eastAsia="Arial" w:cs="Tahoma"/>
+                <w:sz w:val="18"/>
+              </w:rPr>
+            </w:r>
+            <w:r>
+              <w:rPr>
+                <w:rFonts w:ascii="Arial" w:hAnsi="Arial" w:eastAsia="Arial" w:cs="Tahoma"/>
                 <w:sz w:val="18"/>
               </w:rPr>
               <w:t>BFF · src/modules/sbpgi-document-create-update/sbpgi-document-create-update.service.ts</w:t>
@@ -8876,55 +8996,55 @@
             </w:pPr>
             <w:r>
               <w:rPr>
-                <w:rFonts w:ascii="Arial" w:hAnsi="Arial" w:eastAsia="Arial"/>
-                <w:sz w:val="18"/>
-              </w:rPr>
-            </w:r>
-            <w:r>
-              <w:rPr>
-                <w:rFonts w:ascii="Arial" w:hAnsi="Arial" w:eastAsia="Arial"/>
+                <w:rFonts w:ascii="Arial" w:hAnsi="Arial" w:eastAsia="Arial" w:cs="Tahoma"/>
+                <w:sz w:val="18"/>
+              </w:rPr>
+            </w:r>
+            <w:r>
+              <w:rPr>
+                <w:rFonts w:ascii="Arial" w:hAnsi="Arial" w:eastAsia="Arial" w:cs="Tahoma"/>
                 <w:sz w:val="18"/>
               </w:rPr>
               <w:t xml:space="preserve">แนบ </w:t>
             </w:r>
             <w:r>
               <w:rPr>
-                <w:rFonts w:ascii="Courier New" w:hAnsi="Courier New" w:eastAsia="Arial"/>
+                <w:rFonts w:ascii="Courier New" w:hAnsi="Courier New" w:eastAsia="Courier New" w:cs="Tahoma"/>
                 <w:sz w:val="18"/>
               </w:rPr>
               <w:t>x-user-id</w:t>
             </w:r>
             <w:r>
               <w:rPr>
-                <w:rFonts w:ascii="Arial" w:hAnsi="Arial" w:eastAsia="Arial"/>
+                <w:rFonts w:ascii="Arial" w:hAnsi="Arial" w:eastAsia="Arial" w:cs="Tahoma"/>
                 <w:sz w:val="18"/>
               </w:rPr>
               <w:t xml:space="preserve"> / </w:t>
             </w:r>
             <w:r>
               <w:rPr>
-                <w:rFonts w:ascii="Courier New" w:hAnsi="Courier New" w:eastAsia="Arial"/>
+                <w:rFonts w:ascii="Courier New" w:hAnsi="Courier New" w:eastAsia="Courier New" w:cs="Tahoma"/>
                 <w:sz w:val="18"/>
               </w:rPr>
               <w:t>x-user-group-id</w:t>
             </w:r>
             <w:r>
               <w:rPr>
-                <w:rFonts w:ascii="Arial" w:hAnsi="Arial" w:eastAsia="Arial"/>
+                <w:rFonts w:ascii="Arial" w:hAnsi="Arial" w:eastAsia="Arial" w:cs="Tahoma"/>
                 <w:sz w:val="18"/>
               </w:rPr>
               <w:t xml:space="preserve"> / </w:t>
             </w:r>
             <w:r>
               <w:rPr>
-                <w:rFonts w:ascii="Courier New" w:hAnsi="Courier New" w:eastAsia="Arial"/>
+                <w:rFonts w:ascii="Courier New" w:hAnsi="Courier New" w:eastAsia="Courier New" w:cs="Tahoma"/>
                 <w:sz w:val="18"/>
               </w:rPr>
               <w:t>x-user-permissions</w:t>
             </w:r>
             <w:r>
               <w:rPr>
-                <w:rFonts w:ascii="Arial" w:hAnsi="Arial" w:eastAsia="Arial"/>
+                <w:rFonts w:ascii="Arial" w:hAnsi="Arial" w:eastAsia="Arial" w:cs="Tahoma"/>
                 <w:sz w:val="18"/>
               </w:rPr>
               <w:t xml:space="preserve"> แล้ว forward ไป backend</w:t>
@@ -8952,7 +9072,7 @@
       </w:pPr>
       <w:r>
         <w:rPr>
-          <w:rFonts w:ascii="Courier New" w:hAnsi="Courier New"/>
+          <w:rFonts w:ascii="Courier New" w:hAnsi="Courier New" w:eastAsia="Courier New" w:cs="Tahoma"/>
           <w:sz w:val="16"/>
         </w:rPr>
         <w:t>// src/modules/sbpgi-document-create-update/sbpgi-document-create-update.controller.ts</w:t>
@@ -9035,7 +9155,7 @@
       </w:pPr>
       <w:r>
         <w:rPr>
-          <w:rFonts w:ascii="Courier New" w:hAnsi="Courier New"/>
+          <w:rFonts w:ascii="Courier New" w:hAnsi="Courier New" w:eastAsia="Courier New" w:cs="Tahoma"/>
           <w:sz w:val="16"/>
         </w:rPr>
         <w:t>// src/modules/sbpgi-document-create-update/dto/sbpgi-document-create-update.dto.ts</w:t>
@@ -9122,7 +9242,7 @@
       </w:pPr>
       <w:r>
         <w:rPr>
-          <w:rFonts w:ascii="Courier New" w:hAnsi="Courier New"/>
+          <w:rFonts w:ascii="Courier New" w:hAnsi="Courier New" w:eastAsia="Courier New" w:cs="Tahoma"/>
           <w:sz w:val="16"/>
         </w:rPr>
         <w:t>// body ของ PUT /api/v1/documents/{docNo}</w:t>
@@ -9169,7 +9289,7 @@
       </w:r>
       <w:r>
         <w:rPr>
-          <w:rFonts w:ascii="Courier New" w:hAnsi="Courier New"/>
+          <w:rFonts w:ascii="Courier New" w:hAnsi="Courier New" w:eastAsia="Courier New" w:cs="Tahoma"/>
         </w:rPr>
         <w:t>throw new NotImplementedException(...)</w:t>
       </w:r>
@@ -9184,7 +9304,7 @@
       </w:pPr>
       <w:r>
         <w:rPr>
-          <w:rFonts w:ascii="Courier New" w:hAnsi="Courier New"/>
+          <w:rFonts w:ascii="Courier New" w:hAnsi="Courier New" w:eastAsia="Courier New" w:cs="Tahoma"/>
           <w:sz w:val="16"/>
         </w:rPr>
         <w:t>// src/modules/sbpgi-document-create-update/sbpgi-document-create-update.service.ts</w:t>
@@ -9252,11 +9372,11 @@
         <w:br/>
         <w:t xml:space="preserve">      //    จึง **atomic ร่วมกับ transaction ข้างบนไม่ได้** — ต้อง commit ฝั่ง SBPGI ให้เสร็จก่อน</w:t>
         <w:br/>
-        <w:t xml:space="preserve">      //    แล้วค่อย triggerEvent (idempotency key = referenceId = docNo)</w:t>
+        <w:t xml:space="preserve">      //    แล้วค่อย eventWorkflow (idempotency key = referenceId = docNo)</w:t>
         <w:br/>
         <w:t xml:space="preserve">      // TODO: เรียก workflow use case ตามตารางหัวข้อ Workflow ด้านล่าง + retry</w:t>
         <w:br/>
-        <w:t xml:space="preserve">      // TODO: ถ้า triggerEvent ล้มเหลว ต้องมี compensating action และบันทึกผลลง</w:t>
+        <w:t xml:space="preserve">      // TODO: ถ้า eventWorkflow ล้มเหลว ต้องมี compensating action และบันทึกผลลง</w:t>
         <w:br/>
         <w:t xml:space="preserve">      //       consideration_logs เพื่อให้ job reconcile ตามเก็บได้</w:t>
         <w:br/>
@@ -9310,29 +9430,47 @@
         <w:keepNext w:val="0"/>
       </w:pPr>
       <w:r>
-        <w:t xml:space="preserve">⚠️ </w:t>
+        <w:t xml:space="preserve">✅ </w:t>
       </w:r>
       <w:r>
         <w:rPr>
           <w:b/>
         </w:rPr>
-        <w:t>ชื่อ function ของ engine ยังไม่ยืนยัน (บันทึก 2026-08-07)</w:t>
+        <w:t>ชื่อ function ของ engine — ยึด LLDD ของ lib (ปิดข้อค้าง 2026-08-14)</w:t>
       </w:r>
       <w:r>
-        <w:t xml:space="preserve"> — แหล่งอ้างอิง 3 แหล่งให้ชื่อไม่ตรงกัน ชุด A </w:t>
+        <w:t xml:space="preserve"> · API จริงคือ 8 ตัวตามชีต </w:t>
       </w:r>
       <w:r>
         <w:rPr>
-          <w:rFonts w:ascii="Courier New" w:hAnsi="Courier New"/>
+          <w:rFonts w:ascii="Courier New" w:hAnsi="Courier New" w:eastAsia="Courier New" w:cs="Tahoma"/>
         </w:rPr>
-        <w:t>TSM SRM LLDD SBP workflow ไฟล์1.2</w:t>
+        <w:t>Detail</w:t>
       </w:r>
       <w:r>
-        <w:t xml:space="preserve"> ชีต Detail = </w:t>
+        <w:t xml:space="preserve"> ของ </w:t>
       </w:r>
       <w:r>
         <w:rPr>
-          <w:rFonts w:ascii="Courier New" w:hAnsi="Courier New"/>
+          <w:rFonts w:ascii="Courier New" w:hAnsi="Courier New" w:eastAsia="Courier New" w:cs="Tahoma"/>
+        </w:rPr>
+        <w:t>SBP/TSM-SRM-LLDD SBP workflow 1.2.xlsx</w:t>
+      </w:r>
+      <w:r>
+        <w:t xml:space="preserve"> (เอกสารของ lib เอง): </w:t>
+      </w:r>
+      <w:r>
+        <w:rPr>
+          <w:rFonts w:ascii="Courier New" w:hAnsi="Courier New" w:eastAsia="Courier New" w:cs="Tahoma"/>
+        </w:rPr>
+        <w:t>initializeWorkflow</w:t>
+      </w:r>
+      <w:r>
+        <w:t xml:space="preserve"> · </w:t>
+      </w:r>
+      <w:r>
+        <w:rPr>
+          <w:rFonts w:ascii="Courier New" w:hAnsi="Courier New" w:eastAsia="Courier New" w:cs="Tahoma"/>
         </w:rPr>
         <w:t>eventWorkflow</w:t>
       </w:r>
@@ -9341,120 +9479,84 @@
       </w:r>
       <w:r>
         <w:rPr>
-          <w:rFonts w:ascii="Courier New" w:hAnsi="Courier New"/>
+          <w:rFonts w:ascii="Courier New" w:hAnsi="Courier New" w:eastAsia="Courier New" w:cs="Tahoma"/>
         </w:rPr>
-        <w:t>addPreApprover</w:t>
+        <w:t>getPermissionEvents</w:t>
       </w:r>
       <w:r>
         <w:t xml:space="preserve"> · </w:t>
       </w:r>
       <w:r>
         <w:rPr>
-          <w:rFonts w:ascii="Courier New" w:hAnsi="Courier New"/>
+          <w:rFonts w:ascii="Courier New" w:hAnsi="Courier New" w:eastAsia="Courier New" w:cs="Tahoma"/>
         </w:rPr>
-        <w:t>getPendingFlowByUser</w:t>
-      </w:r>
-      <w:r>
-        <w:t xml:space="preserve"> · ชุด B ชีต </w:t>
-      </w:r>
-      <w:r>
-        <w:rPr>
-          <w:rFonts w:ascii="Courier New" w:hAnsi="Courier New"/>
-        </w:rPr>
-        <w:t>Mermaid seq</w:t>
-      </w:r>
-      <w:r>
-        <w:t xml:space="preserve"> ของไฟล์เดียวกัน = </w:t>
-      </w:r>
-      <w:r>
-        <w:rPr>
-          <w:rFonts w:ascii="Courier New" w:hAnsi="Courier New"/>
-        </w:rPr>
-        <w:t>triggerEvent</w:t>
-      </w:r>
-      <w:r>
-        <w:t xml:space="preserve"> · ชุด C </w:t>
-      </w:r>
-      <w:r>
-        <w:rPr>
-          <w:rFonts w:ascii="Courier New" w:hAnsi="Courier New"/>
-        </w:rPr>
-        <w:t>srm sps spsap store backend</w:t>
-      </w:r>
-      <w:r>
-        <w:t xml:space="preserve"> §1.5 = </w:t>
-      </w:r>
-      <w:r>
-        <w:rPr>
-          <w:rFonts w:ascii="Courier New" w:hAnsi="Courier New"/>
-        </w:rPr>
-        <w:t>TriggerEventUseCase</w:t>
+        <w:t>getHistory</w:t>
       </w:r>
       <w:r>
         <w:t xml:space="preserve"> · </w:t>
       </w:r>
       <w:r>
         <w:rPr>
-          <w:rFonts w:ascii="Courier New" w:hAnsi="Courier New"/>
+          <w:rFonts w:ascii="Courier New" w:hAnsi="Courier New" w:eastAsia="Courier New" w:cs="Tahoma"/>
         </w:rPr>
-        <w:t>AddPreparedApproverUseCase</w:t>
+        <w:t>getTransaction</w:t>
       </w:r>
       <w:r>
         <w:t xml:space="preserve"> · </w:t>
       </w:r>
       <w:r>
         <w:rPr>
-          <w:rFonts w:ascii="Courier New" w:hAnsi="Courier New"/>
+          <w:rFonts w:ascii="Courier New" w:hAnsi="Courier New" w:eastAsia="Courier New" w:cs="Tahoma"/>
         </w:rPr>
-        <w:t>GetPendingFlowUseCase</w:t>
+        <w:t>getPendingFlowByUser</w:t>
       </w:r>
       <w:r>
-        <w:t xml:space="preserve"> · ชื่อที่ใช้ใน skeleton ด้านล่างเป็น </w:t>
+        <w:t xml:space="preserve"> · </w:t>
       </w:r>
       <w:r>
         <w:rPr>
-          <w:b/>
+          <w:rFonts w:ascii="Courier New" w:hAnsi="Courier New" w:eastAsia="Courier New" w:cs="Tahoma"/>
         </w:rPr>
-        <w:t>ชื่อชั่วคราว</w:t>
+        <w:t>getWorkflowsByUser</w:t>
       </w:r>
       <w:r>
-        <w:t xml:space="preserve"> ต้องยืนยันกับทีมเจ้าของ library ก่อนเขียนโค้ดจริง (ดู </w:t>
+        <w:t xml:space="preserve"> · </w:t>
       </w:r>
       <w:r>
         <w:rPr>
-          <w:rFonts w:ascii="Courier New" w:hAnsi="Courier New"/>
+          <w:rFonts w:ascii="Courier New" w:hAnsi="Courier New" w:eastAsia="Courier New" w:cs="Tahoma"/>
+        </w:rPr>
+        <w:t>addPreApprover</w:t>
+      </w:r>
+      <w:r>
+        <w:t xml:space="preserve"> · ชื่อที่เคยขัดกันไม่ใช่ชื่อ API — *Trigger Event* เป็นชื่อหัวข้อขั้นตอนภายใน </w:t>
+      </w:r>
+      <w:r>
+        <w:rPr>
+          <w:rFonts w:ascii="Courier New" w:hAnsi="Courier New" w:eastAsia="Courier New" w:cs="Tahoma"/>
+        </w:rPr>
+        <w:t>eventWorkflow</w:t>
+      </w:r>
+      <w:r>
+        <w:t xml:space="preserve"> และ </w:t>
+      </w:r>
+      <w:r>
+        <w:rPr>
+          <w:rFonts w:ascii="Courier New" w:hAnsi="Courier New" w:eastAsia="Courier New" w:cs="Tahoma"/>
+        </w:rPr>
+        <w:t>*UseCase</w:t>
+      </w:r>
+      <w:r>
+        <w:t xml:space="preserve"> เป็น class ที่ store-backend ห่อไว้ใช้เอง (ดู </w:t>
+      </w:r>
+      <w:r>
+        <w:rPr>
+          <w:rFonts w:ascii="Courier New" w:hAnsi="Courier New" w:eastAsia="Courier New" w:cs="Tahoma"/>
         </w:rPr>
         <w:t>LLDD-BE-Workflow-Engine-Definition.pdf</w:t>
       </w:r>
       <w:r>
-        <w:t xml:space="preserve"> หัวข้อ 5.3) · engine มี </w:t>
-      </w:r>
-      <w:r>
-        <w:rPr>
-          <w:b/>
-        </w:rPr>
-        <w:t>13 ตาราง</w:t>
-      </w:r>
-      <w:r>
-        <w:t xml:space="preserve"> อยู่ใน schema </w:t>
-      </w:r>
-      <w:r>
-        <w:rPr>
-          <w:b/>
-        </w:rPr>
-        <w:t>`sps_store`</w:t>
-      </w:r>
-      <w:r>
-        <w:t xml:space="preserve"> (ไม่ใช่ 10 ตาราง และไม่ใช่ </w:t>
-      </w:r>
-      <w:r>
-        <w:rPr>
-          <w:rFonts w:ascii="Courier New" w:hAnsi="Courier New"/>
-        </w:rPr>
-        <w:t>sps_auth</w:t>
-      </w:r>
-      <w:r>
-        <w:t>)</w:t>
+        <w:t xml:space="preserve"> หัวข้อ 5.3)</w:t>
       </w:r>
     </w:p>
     <w:tbl>
@@ -9487,7 +9589,7 @@
             <w:r/>
             <w:r>
               <w:rPr>
-                <w:rFonts w:ascii="Arial" w:hAnsi="Arial" w:eastAsia="Arial"/>
+                <w:rFonts w:ascii="Arial" w:hAnsi="Arial" w:eastAsia="Arial" w:cs="Tahoma"/>
                 <w:b/>
                 <w:sz w:val="18"/>
               </w:rPr>
@@ -9509,7 +9611,7 @@
             <w:r/>
             <w:r>
               <w:rPr>
-                <w:rFonts w:ascii="Arial" w:hAnsi="Arial" w:eastAsia="Arial"/>
+                <w:rFonts w:ascii="Arial" w:hAnsi="Arial" w:eastAsia="Arial" w:cs="Tahoma"/>
                 <w:b/>
                 <w:sz w:val="18"/>
               </w:rPr>
@@ -9531,7 +9633,7 @@
             <w:r/>
             <w:r>
               <w:rPr>
-                <w:rFonts w:ascii="Arial" w:hAnsi="Arial" w:eastAsia="Arial"/>
+                <w:rFonts w:ascii="Arial" w:hAnsi="Arial" w:eastAsia="Arial" w:cs="Tahoma"/>
                 <w:b/>
                 <w:sz w:val="18"/>
               </w:rPr>
@@ -9556,13 +9658,13 @@
             </w:pPr>
             <w:r>
               <w:rPr>
-                <w:rFonts w:ascii="Arial" w:hAnsi="Arial" w:eastAsia="Arial"/>
-                <w:sz w:val="18"/>
-              </w:rPr>
-            </w:r>
-            <w:r>
-              <w:rPr>
-                <w:rFonts w:ascii="Arial" w:hAnsi="Arial" w:eastAsia="Arial"/>
+                <w:rFonts w:ascii="Arial" w:hAnsi="Arial" w:eastAsia="Arial" w:cs="Tahoma"/>
+                <w:sz w:val="18"/>
+              </w:rPr>
+            </w:r>
+            <w:r>
+              <w:rPr>
+                <w:rFonts w:ascii="Arial" w:hAnsi="Arial" w:eastAsia="Arial" w:cs="Tahoma"/>
                 <w:sz w:val="18"/>
               </w:rPr>
               <w:t>(อ่านสถานะประกอบ)</w:t>
@@ -9581,13 +9683,13 @@
             </w:pPr>
             <w:r>
               <w:rPr>
-                <w:rFonts w:ascii="Arial" w:hAnsi="Arial" w:eastAsia="Arial"/>
-                <w:sz w:val="18"/>
-              </w:rPr>
-            </w:r>
-            <w:r>
-              <w:rPr>
-                <w:rFonts w:ascii="Arial" w:hAnsi="Arial" w:eastAsia="Arial"/>
+                <w:rFonts w:ascii="Arial" w:hAnsi="Arial" w:eastAsia="Arial" w:cs="Tahoma"/>
+                <w:sz w:val="18"/>
+              </w:rPr>
+            </w:r>
+            <w:r>
+              <w:rPr>
+                <w:rFonts w:ascii="Arial" w:hAnsi="Arial" w:eastAsia="Arial" w:cs="Tahoma"/>
                 <w:sz w:val="18"/>
               </w:rPr>
               <w:t>getTransaction()</w:t>
@@ -9606,13 +9708,13 @@
             </w:pPr>
             <w:r>
               <w:rPr>
-                <w:rFonts w:ascii="Arial" w:hAnsi="Arial" w:eastAsia="Arial"/>
-                <w:sz w:val="18"/>
-              </w:rPr>
-            </w:r>
-            <w:r>
-              <w:rPr>
-                <w:rFonts w:ascii="Arial" w:hAnsi="Arial" w:eastAsia="Arial"/>
+                <w:rFonts w:ascii="Arial" w:hAnsi="Arial" w:eastAsia="Arial" w:cs="Tahoma"/>
+                <w:sz w:val="18"/>
+              </w:rPr>
+            </w:r>
+            <w:r>
+              <w:rPr>
+                <w:rFonts w:ascii="Arial" w:hAnsi="Arial" w:eastAsia="Arial" w:cs="Tahoma"/>
                 <w:sz w:val="18"/>
               </w:rPr>
               <w:t>อ่านสถานะปัจจุบันของเอกสารเพื่อประกอบ response</w:t>
@@ -9629,7 +9731,7 @@
       </w:pPr>
       <w:r>
         <w:rPr>
-          <w:rFonts w:ascii="Courier New" w:hAnsi="Courier New"/>
+          <w:rFonts w:ascii="Courier New" w:hAnsi="Courier New" w:eastAsia="Courier New" w:cs="Tahoma"/>
           <w:sz w:val="16"/>
         </w:rPr>
         <w:t>// src/modules/sbpgi-document-create-update/sbpgi-document-create-update.workflow.ts (หรือรวมไว้ใน service เดียวกัน)</w:t>
@@ -9664,7 +9766,7 @@
       </w:pPr>
       <w:r>
         <w:rPr>
-          <w:rFonts w:ascii="Courier New" w:hAnsi="Courier New"/>
+          <w:rFonts w:ascii="Courier New" w:hAnsi="Courier New" w:eastAsia="Courier New" w:cs="Tahoma"/>
           <w:sz w:val="16"/>
         </w:rPr>
         <w:t>// src/entitys/compensation-documents.entity.ts</w:t>
@@ -9770,7 +9872,7 @@
       </w:pPr>
       <w:r>
         <w:rPr>
-          <w:rFonts w:ascii="Courier New" w:hAnsi="Courier New"/>
+          <w:rFonts w:ascii="Courier New" w:hAnsi="Courier New" w:eastAsia="Courier New" w:cs="Tahoma"/>
           <w:sz w:val="16"/>
         </w:rPr>
         <w:t>// src/entitys/document-new-stores.entity.ts</w:t>
@@ -9830,7 +9932,7 @@
       </w:r>
       <w:r>
         <w:rPr>
-          <w:rFonts w:ascii="Courier New" w:hAnsi="Courier New"/>
+          <w:rFonts w:ascii="Courier New" w:hAnsi="Courier New" w:eastAsia="Courier New" w:cs="Tahoma"/>
         </w:rPr>
         <w:t>document_competitors</w:t>
       </w:r>
@@ -9839,7 +9941,7 @@
       </w:r>
       <w:r>
         <w:rPr>
-          <w:rFonts w:ascii="Courier New" w:hAnsi="Courier New"/>
+          <w:rFonts w:ascii="Courier New" w:hAnsi="Courier New" w:eastAsia="Courier New" w:cs="Tahoma"/>
         </w:rPr>
         <w:t>document_running_numbers</w:t>
       </w:r>
@@ -9848,7 +9950,7 @@
       </w:r>
       <w:r>
         <w:rPr>
-          <w:rFonts w:ascii="Courier New" w:hAnsi="Courier New"/>
+          <w:rFonts w:ascii="Courier New" w:hAnsi="Courier New" w:eastAsia="Courier New" w:cs="Tahoma"/>
         </w:rPr>
         <w:t>document_cost_details</w:t>
       </w:r>
@@ -9857,7 +9959,7 @@
       </w:r>
       <w:r>
         <w:rPr>
-          <w:rFonts w:ascii="Courier New" w:hAnsi="Courier New"/>
+          <w:rFonts w:ascii="Courier New" w:hAnsi="Courier New" w:eastAsia="Courier New" w:cs="Tahoma"/>
         </w:rPr>
         <w:t>document_external_factors</w:t>
       </w:r>
@@ -9866,7 +9968,7 @@
       </w:r>
       <w:r>
         <w:rPr>
-          <w:rFonts w:ascii="Courier New" w:hAnsi="Courier New"/>
+          <w:rFonts w:ascii="Courier New" w:hAnsi="Courier New" w:eastAsia="Courier New" w:cs="Tahoma"/>
         </w:rPr>
         <w:t>Database design</w:t>
       </w:r>
@@ -9915,7 +10017,7 @@
             <w:r/>
             <w:r>
               <w:rPr>
-                <w:rFonts w:ascii="Arial" w:hAnsi="Arial" w:eastAsia="Arial"/>
+                <w:rFonts w:ascii="Arial" w:hAnsi="Arial" w:eastAsia="Arial" w:cs="Tahoma"/>
                 <w:b/>
                 <w:sz w:val="18"/>
               </w:rPr>
@@ -9937,7 +10039,7 @@
             <w:r/>
             <w:r>
               <w:rPr>
-                <w:rFonts w:ascii="Arial" w:hAnsi="Arial" w:eastAsia="Arial"/>
+                <w:rFonts w:ascii="Arial" w:hAnsi="Arial" w:eastAsia="Arial" w:cs="Tahoma"/>
                 <w:b/>
                 <w:sz w:val="18"/>
               </w:rPr>
@@ -9959,7 +10061,7 @@
             <w:r/>
             <w:r>
               <w:rPr>
-                <w:rFonts w:ascii="Arial" w:hAnsi="Arial" w:eastAsia="Arial"/>
+                <w:rFonts w:ascii="Arial" w:hAnsi="Arial" w:eastAsia="Arial" w:cs="Tahoma"/>
                 <w:b/>
                 <w:sz w:val="18"/>
               </w:rPr>
@@ -9984,13 +10086,13 @@
             </w:pPr>
             <w:r>
               <w:rPr>
-                <w:rFonts w:ascii="Arial" w:hAnsi="Arial" w:eastAsia="Arial"/>
-                <w:sz w:val="18"/>
-              </w:rPr>
-            </w:r>
-            <w:r>
-              <w:rPr>
-                <w:rFonts w:ascii="Arial" w:hAnsi="Arial" w:eastAsia="Arial"/>
+                <w:rFonts w:ascii="Arial" w:hAnsi="Arial" w:eastAsia="Arial" w:cs="Tahoma"/>
+                <w:sz w:val="18"/>
+              </w:rPr>
+            </w:r>
+            <w:r>
+              <w:rPr>
+                <w:rFonts w:ascii="Arial" w:hAnsi="Arial" w:eastAsia="Arial" w:cs="Tahoma"/>
                 <w:sz w:val="18"/>
               </w:rPr>
               <w:t>workflow_transaction</w:t>
@@ -10009,13 +10111,13 @@
             </w:pPr>
             <w:r>
               <w:rPr>
-                <w:rFonts w:ascii="Arial" w:hAnsi="Arial" w:eastAsia="Arial"/>
-                <w:sz w:val="18"/>
-              </w:rPr>
-            </w:r>
-            <w:r>
-              <w:rPr>
-                <w:rFonts w:ascii="Arial" w:hAnsi="Arial" w:eastAsia="Arial"/>
+                <w:rFonts w:ascii="Arial" w:hAnsi="Arial" w:eastAsia="Arial" w:cs="Tahoma"/>
+                <w:sz w:val="18"/>
+              </w:rPr>
+            </w:r>
+            <w:r>
+              <w:rPr>
+                <w:rFonts w:ascii="Arial" w:hAnsi="Arial" w:eastAsia="Arial" w:cs="Tahoma"/>
                 <w:sz w:val="18"/>
               </w:rPr>
               <w:t>W</w:t>
@@ -10034,13 +10136,13 @@
             </w:pPr>
             <w:r>
               <w:rPr>
-                <w:rFonts w:ascii="Arial" w:hAnsi="Arial" w:eastAsia="Arial"/>
-                <w:sz w:val="18"/>
-              </w:rPr>
-            </w:r>
-            <w:r>
-              <w:rPr>
-                <w:rFonts w:ascii="Arial" w:hAnsi="Arial" w:eastAsia="Arial"/>
+                <w:rFonts w:ascii="Arial" w:hAnsi="Arial" w:eastAsia="Arial" w:cs="Tahoma"/>
+                <w:sz w:val="18"/>
+              </w:rPr>
+            </w:r>
+            <w:r>
+              <w:rPr>
+                <w:rFonts w:ascii="Arial" w:hAnsi="Arial" w:eastAsia="Arial" w:cs="Tahoma"/>
                 <w:sz w:val="18"/>
               </w:rPr>
               <w:t>workflow engine @srm/glb-workflow</w:t>
@@ -10064,13 +10166,13 @@
             </w:pPr>
             <w:r>
               <w:rPr>
-                <w:rFonts w:ascii="Arial" w:hAnsi="Arial" w:eastAsia="Arial"/>
-                <w:sz w:val="18"/>
-              </w:rPr>
-            </w:r>
-            <w:r>
-              <w:rPr>
-                <w:rFonts w:ascii="Arial" w:hAnsi="Arial" w:eastAsia="Arial"/>
+                <w:rFonts w:ascii="Arial" w:hAnsi="Arial" w:eastAsia="Arial" w:cs="Tahoma"/>
+                <w:sz w:val="18"/>
+              </w:rPr>
+            </w:r>
+            <w:r>
+              <w:rPr>
+                <w:rFonts w:ascii="Arial" w:hAnsi="Arial" w:eastAsia="Arial" w:cs="Tahoma"/>
                 <w:sz w:val="18"/>
               </w:rPr>
               <w:t>workflow_approver</w:t>
@@ -10089,13 +10191,13 @@
             </w:pPr>
             <w:r>
               <w:rPr>
-                <w:rFonts w:ascii="Arial" w:hAnsi="Arial" w:eastAsia="Arial"/>
-                <w:sz w:val="18"/>
-              </w:rPr>
-            </w:r>
-            <w:r>
-              <w:rPr>
-                <w:rFonts w:ascii="Arial" w:hAnsi="Arial" w:eastAsia="Arial"/>
+                <w:rFonts w:ascii="Arial" w:hAnsi="Arial" w:eastAsia="Arial" w:cs="Tahoma"/>
+                <w:sz w:val="18"/>
+              </w:rPr>
+            </w:r>
+            <w:r>
+              <w:rPr>
+                <w:rFonts w:ascii="Arial" w:hAnsi="Arial" w:eastAsia="Arial" w:cs="Tahoma"/>
                 <w:sz w:val="18"/>
               </w:rPr>
               <w:t>W</w:t>
@@ -10114,13 +10216,13 @@
             </w:pPr>
             <w:r>
               <w:rPr>
-                <w:rFonts w:ascii="Arial" w:hAnsi="Arial" w:eastAsia="Arial"/>
-                <w:sz w:val="18"/>
-              </w:rPr>
-            </w:r>
-            <w:r>
-              <w:rPr>
-                <w:rFonts w:ascii="Arial" w:hAnsi="Arial" w:eastAsia="Arial"/>
+                <w:rFonts w:ascii="Arial" w:hAnsi="Arial" w:eastAsia="Arial" w:cs="Tahoma"/>
+                <w:sz w:val="18"/>
+              </w:rPr>
+            </w:r>
+            <w:r>
+              <w:rPr>
+                <w:rFonts w:ascii="Arial" w:hAnsi="Arial" w:eastAsia="Arial" w:cs="Tahoma"/>
                 <w:sz w:val="18"/>
               </w:rPr>
               <w:t>workflow engine @srm/glb-workflow</w:t>
@@ -10148,7 +10250,7 @@
       </w:pPr>
       <w:r>
         <w:rPr>
-          <w:rFonts w:ascii="Courier New" w:hAnsi="Courier New"/>
+          <w:rFonts w:ascii="Courier New" w:hAnsi="Courier New" w:eastAsia="Courier New" w:cs="Tahoma"/>
           <w:sz w:val="16"/>
         </w:rPr>
         <w:t>// src/providers/sbpgi/sbpgi.ts — repository provider แบบ factory (ไม่ใช้ TypeOrmModule.forFeature)</w:t>
@@ -10277,7 +10379,7 @@
       </w:r>
       <w:r>
         <w:rPr>
-          <w:rFonts w:ascii="Courier New" w:hAnsi="Courier New"/>
+          <w:color w:val="8A3324"/>
         </w:rPr>
         <w:t>/bff/sbpgi/…</w:t>
       </w:r>
@@ -10286,7 +10388,7 @@
       </w:r>
       <w:r>
         <w:rPr>
-          <w:rFonts w:ascii="Courier New" w:hAnsi="Courier New"/>
+          <w:rFonts w:ascii="Courier New" w:hAnsi="Courier New" w:eastAsia="Courier New" w:cs="Tahoma"/>
         </w:rPr>
         <w:t>/bff</w:t>
       </w:r>
@@ -10301,7 +10403,7 @@
       </w:pPr>
       <w:r>
         <w:rPr>
-          <w:rFonts w:ascii="Courier New" w:hAnsi="Courier New"/>
+          <w:rFonts w:ascii="Courier New" w:hAnsi="Courier New" w:eastAsia="Courier New" w:cs="Tahoma"/>
           <w:sz w:val="16"/>
         </w:rPr>
         <w:t>// src/common/client-services/sbpgi-client.service.ts</w:t>
@@ -10344,7 +10446,7 @@
       </w:pPr>
       <w:r>
         <w:rPr>
-          <w:rFonts w:ascii="Courier New" w:hAnsi="Courier New"/>
+          <w:rFonts w:ascii="Courier New" w:hAnsi="Courier New" w:eastAsia="Courier New" w:cs="Tahoma"/>
           <w:sz w:val="16"/>
         </w:rPr>
         <w:t>// src/modules/sbpgi-document-create-update/sbpgi-document-create-update.service.ts (BFF)</w:t>
@@ -10490,7 +10592,7 @@
             <w:r/>
             <w:r>
               <w:rPr>
-                <w:rFonts w:ascii="Arial" w:hAnsi="Arial" w:eastAsia="Arial"/>
+                <w:rFonts w:ascii="Arial" w:hAnsi="Arial" w:eastAsia="Arial" w:cs="Tahoma"/>
                 <w:b/>
                 <w:sz w:val="18"/>
               </w:rPr>
@@ -10512,7 +10614,7 @@
             <w:r/>
             <w:r>
               <w:rPr>
-                <w:rFonts w:ascii="Arial" w:hAnsi="Arial" w:eastAsia="Arial"/>
+                <w:rFonts w:ascii="Arial" w:hAnsi="Arial" w:eastAsia="Arial" w:cs="Tahoma"/>
                 <w:b/>
                 <w:sz w:val="18"/>
               </w:rPr>
@@ -10534,7 +10636,7 @@
             <w:r/>
             <w:r>
               <w:rPr>
-                <w:rFonts w:ascii="Arial" w:hAnsi="Arial" w:eastAsia="Arial"/>
+                <w:rFonts w:ascii="Arial" w:hAnsi="Arial" w:eastAsia="Arial" w:cs="Tahoma"/>
                 <w:b/>
                 <w:sz w:val="18"/>
               </w:rPr>
@@ -10559,13 +10661,13 @@
             </w:pPr>
             <w:r>
               <w:rPr>
-                <w:rFonts w:ascii="Arial" w:hAnsi="Arial" w:eastAsia="Arial"/>
-                <w:sz w:val="18"/>
-              </w:rPr>
-            </w:r>
-            <w:r>
-              <w:rPr>
-                <w:rFonts w:ascii="Arial" w:hAnsi="Arial" w:eastAsia="Arial"/>
+                <w:rFonts w:ascii="Arial" w:hAnsi="Arial" w:eastAsia="Arial" w:cs="Tahoma"/>
+                <w:sz w:val="18"/>
+              </w:rPr>
+            </w:r>
+            <w:r>
+              <w:rPr>
+                <w:rFonts w:ascii="Arial" w:hAnsi="Arial" w:eastAsia="Arial" w:cs="Tahoma"/>
                 <w:sz w:val="18"/>
               </w:rPr>
               <w:t>compensation_documents</w:t>
@@ -10584,13 +10686,13 @@
             </w:pPr>
             <w:r>
               <w:rPr>
-                <w:rFonts w:ascii="Arial" w:hAnsi="Arial" w:eastAsia="Arial"/>
-                <w:sz w:val="18"/>
-              </w:rPr>
-            </w:r>
-            <w:r>
-              <w:rPr>
-                <w:rFonts w:ascii="Arial" w:hAnsi="Arial" w:eastAsia="Arial"/>
+                <w:rFonts w:ascii="Arial" w:hAnsi="Arial" w:eastAsia="Arial" w:cs="Tahoma"/>
+                <w:sz w:val="18"/>
+              </w:rPr>
+            </w:r>
+            <w:r>
+              <w:rPr>
+                <w:rFonts w:ascii="Arial" w:hAnsi="Arial" w:eastAsia="Arial" w:cs="Tahoma"/>
                 <w:sz w:val="18"/>
               </w:rPr>
               <w:t>R/W</w:t>
@@ -10609,13 +10711,13 @@
             </w:pPr>
             <w:r>
               <w:rPr>
-                <w:rFonts w:ascii="Arial" w:hAnsi="Arial" w:eastAsia="Arial"/>
-                <w:sz w:val="18"/>
-              </w:rPr>
-            </w:r>
-            <w:r>
-              <w:rPr>
-                <w:rFonts w:ascii="Arial" w:hAnsi="Arial" w:eastAsia="Arial"/>
+                <w:rFonts w:ascii="Arial" w:hAnsi="Arial" w:eastAsia="Arial" w:cs="Tahoma"/>
+                <w:sz w:val="18"/>
+              </w:rPr>
+            </w:r>
+            <w:r>
+              <w:rPr>
+                <w:rFonts w:ascii="Arial" w:hAnsi="Arial" w:eastAsia="Arial" w:cs="Tahoma"/>
                 <w:sz w:val="18"/>
               </w:rPr>
               <w:t>สร้างหัวเอกสารและแก้ไข section หลัก</w:t>
@@ -10639,13 +10741,13 @@
             </w:pPr>
             <w:r>
               <w:rPr>
-                <w:rFonts w:ascii="Arial" w:hAnsi="Arial" w:eastAsia="Arial"/>
-                <w:sz w:val="18"/>
-              </w:rPr>
-            </w:r>
-            <w:r>
-              <w:rPr>
-                <w:rFonts w:ascii="Arial" w:hAnsi="Arial" w:eastAsia="Arial"/>
+                <w:rFonts w:ascii="Arial" w:hAnsi="Arial" w:eastAsia="Arial" w:cs="Tahoma"/>
+                <w:sz w:val="18"/>
+              </w:rPr>
+            </w:r>
+            <w:r>
+              <w:rPr>
+                <w:rFonts w:ascii="Arial" w:hAnsi="Arial" w:eastAsia="Arial" w:cs="Tahoma"/>
                 <w:sz w:val="18"/>
               </w:rPr>
               <w:t>document_new_stores</w:t>
@@ -10664,13 +10766,13 @@
             </w:pPr>
             <w:r>
               <w:rPr>
-                <w:rFonts w:ascii="Arial" w:hAnsi="Arial" w:eastAsia="Arial"/>
-                <w:sz w:val="18"/>
-              </w:rPr>
-            </w:r>
-            <w:r>
-              <w:rPr>
-                <w:rFonts w:ascii="Arial" w:hAnsi="Arial" w:eastAsia="Arial"/>
+                <w:rFonts w:ascii="Arial" w:hAnsi="Arial" w:eastAsia="Arial" w:cs="Tahoma"/>
+                <w:sz w:val="18"/>
+              </w:rPr>
+            </w:r>
+            <w:r>
+              <w:rPr>
+                <w:rFonts w:ascii="Arial" w:hAnsi="Arial" w:eastAsia="Arial" w:cs="Tahoma"/>
                 <w:sz w:val="18"/>
               </w:rPr>
               <w:t>R/W</w:t>
@@ -10689,13 +10791,13 @@
             </w:pPr>
             <w:r>
               <w:rPr>
-                <w:rFonts w:ascii="Arial" w:hAnsi="Arial" w:eastAsia="Arial"/>
-                <w:sz w:val="18"/>
-              </w:rPr>
-            </w:r>
-            <w:r>
-              <w:rPr>
-                <w:rFonts w:ascii="Arial" w:hAnsi="Arial" w:eastAsia="Arial"/>
+                <w:rFonts w:ascii="Arial" w:hAnsi="Arial" w:eastAsia="Arial" w:cs="Tahoma"/>
+                <w:sz w:val="18"/>
+              </w:rPr>
+            </w:r>
+            <w:r>
+              <w:rPr>
+                <w:rFonts w:ascii="Arial" w:hAnsi="Arial" w:eastAsia="Arial" w:cs="Tahoma"/>
                 <w:sz w:val="18"/>
               </w:rPr>
               <w:t>ร้านเปิดใหม่และ % ชดเชย</w:t>
@@ -10719,13 +10821,13 @@
             </w:pPr>
             <w:r>
               <w:rPr>
-                <w:rFonts w:ascii="Arial" w:hAnsi="Arial" w:eastAsia="Arial"/>
-                <w:sz w:val="18"/>
-              </w:rPr>
-            </w:r>
-            <w:r>
-              <w:rPr>
-                <w:rFonts w:ascii="Arial" w:hAnsi="Arial" w:eastAsia="Arial"/>
+                <w:rFonts w:ascii="Arial" w:hAnsi="Arial" w:eastAsia="Arial" w:cs="Tahoma"/>
+                <w:sz w:val="18"/>
+              </w:rPr>
+            </w:r>
+            <w:r>
+              <w:rPr>
+                <w:rFonts w:ascii="Arial" w:hAnsi="Arial" w:eastAsia="Arial" w:cs="Tahoma"/>
                 <w:sz w:val="18"/>
               </w:rPr>
               <w:t>document_competitors</w:t>
@@ -10744,13 +10846,13 @@
             </w:pPr>
             <w:r>
               <w:rPr>
-                <w:rFonts w:ascii="Arial" w:hAnsi="Arial" w:eastAsia="Arial"/>
-                <w:sz w:val="18"/>
-              </w:rPr>
-            </w:r>
-            <w:r>
-              <w:rPr>
-                <w:rFonts w:ascii="Arial" w:hAnsi="Arial" w:eastAsia="Arial"/>
+                <w:rFonts w:ascii="Arial" w:hAnsi="Arial" w:eastAsia="Arial" w:cs="Tahoma"/>
+                <w:sz w:val="18"/>
+              </w:rPr>
+            </w:r>
+            <w:r>
+              <w:rPr>
+                <w:rFonts w:ascii="Arial" w:hAnsi="Arial" w:eastAsia="Arial" w:cs="Tahoma"/>
                 <w:sz w:val="18"/>
               </w:rPr>
               <w:t>R/W</w:t>
@@ -10769,13 +10871,13 @@
             </w:pPr>
             <w:r>
               <w:rPr>
-                <w:rFonts w:ascii="Arial" w:hAnsi="Arial" w:eastAsia="Arial"/>
-                <w:sz w:val="18"/>
-              </w:rPr>
-            </w:r>
-            <w:r>
-              <w:rPr>
-                <w:rFonts w:ascii="Arial" w:hAnsi="Arial" w:eastAsia="Arial"/>
+                <w:rFonts w:ascii="Arial" w:hAnsi="Arial" w:eastAsia="Arial" w:cs="Tahoma"/>
+                <w:sz w:val="18"/>
+              </w:rPr>
+            </w:r>
+            <w:r>
+              <w:rPr>
+                <w:rFonts w:ascii="Arial" w:hAnsi="Arial" w:eastAsia="Arial" w:cs="Tahoma"/>
                 <w:sz w:val="18"/>
               </w:rPr>
               <w:t>ร้านคู่แข่งในเอกสาร</w:t>
@@ -10799,13 +10901,13 @@
             </w:pPr>
             <w:r>
               <w:rPr>
-                <w:rFonts w:ascii="Arial" w:hAnsi="Arial" w:eastAsia="Arial"/>
-                <w:sz w:val="18"/>
-              </w:rPr>
-            </w:r>
-            <w:r>
-              <w:rPr>
-                <w:rFonts w:ascii="Arial" w:hAnsi="Arial" w:eastAsia="Arial"/>
+                <w:rFonts w:ascii="Arial" w:hAnsi="Arial" w:eastAsia="Arial" w:cs="Tahoma"/>
+                <w:sz w:val="18"/>
+              </w:rPr>
+            </w:r>
+            <w:r>
+              <w:rPr>
+                <w:rFonts w:ascii="Arial" w:hAnsi="Arial" w:eastAsia="Arial" w:cs="Tahoma"/>
                 <w:sz w:val="18"/>
               </w:rPr>
               <w:t>document_running_numbers</w:t>
@@ -10824,13 +10926,13 @@
             </w:pPr>
             <w:r>
               <w:rPr>
-                <w:rFonts w:ascii="Arial" w:hAnsi="Arial" w:eastAsia="Arial"/>
-                <w:sz w:val="18"/>
-              </w:rPr>
-            </w:r>
-            <w:r>
-              <w:rPr>
-                <w:rFonts w:ascii="Arial" w:hAnsi="Arial" w:eastAsia="Arial"/>
+                <w:rFonts w:ascii="Arial" w:hAnsi="Arial" w:eastAsia="Arial" w:cs="Tahoma"/>
+                <w:sz w:val="18"/>
+              </w:rPr>
+            </w:r>
+            <w:r>
+              <w:rPr>
+                <w:rFonts w:ascii="Arial" w:hAnsi="Arial" w:eastAsia="Arial" w:cs="Tahoma"/>
                 <w:sz w:val="18"/>
               </w:rPr>
               <w:t>R/W</w:t>
@@ -10849,13 +10951,13 @@
             </w:pPr>
             <w:r>
               <w:rPr>
-                <w:rFonts w:ascii="Arial" w:hAnsi="Arial" w:eastAsia="Arial"/>
-                <w:sz w:val="18"/>
-              </w:rPr>
-            </w:r>
-            <w:r>
-              <w:rPr>
-                <w:rFonts w:ascii="Arial" w:hAnsi="Arial" w:eastAsia="Arial"/>
+                <w:rFonts w:ascii="Arial" w:hAnsi="Arial" w:eastAsia="Arial" w:cs="Tahoma"/>
+                <w:sz w:val="18"/>
+              </w:rPr>
+            </w:r>
+            <w:r>
+              <w:rPr>
+                <w:rFonts w:ascii="Arial" w:hAnsi="Arial" w:eastAsia="Arial" w:cs="Tahoma"/>
                 <w:sz w:val="18"/>
               </w:rPr>
               <w:t>ตัวนับเลขเอกสารต่อปี ค.ศ. — ออกเลข YYYY/xxxxx แบบ atomic (INSERT … ON CONFLICT DO UPDATE … RETURNING)</w:t>
@@ -10879,13 +10981,13 @@
             </w:pPr>
             <w:r>
               <w:rPr>
-                <w:rFonts w:ascii="Arial" w:hAnsi="Arial" w:eastAsia="Arial"/>
-                <w:sz w:val="18"/>
-              </w:rPr>
-            </w:r>
-            <w:r>
-              <w:rPr>
-                <w:rFonts w:ascii="Arial" w:hAnsi="Arial" w:eastAsia="Arial"/>
+                <w:rFonts w:ascii="Arial" w:hAnsi="Arial" w:eastAsia="Arial" w:cs="Tahoma"/>
+                <w:sz w:val="18"/>
+              </w:rPr>
+            </w:r>
+            <w:r>
+              <w:rPr>
+                <w:rFonts w:ascii="Arial" w:hAnsi="Arial" w:eastAsia="Arial" w:cs="Tahoma"/>
                 <w:sz w:val="18"/>
               </w:rPr>
               <w:t>document_cost_details</w:t>
@@ -10904,13 +11006,13 @@
             </w:pPr>
             <w:r>
               <w:rPr>
-                <w:rFonts w:ascii="Arial" w:hAnsi="Arial" w:eastAsia="Arial"/>
-                <w:sz w:val="18"/>
-              </w:rPr>
-            </w:r>
-            <w:r>
-              <w:rPr>
-                <w:rFonts w:ascii="Arial" w:hAnsi="Arial" w:eastAsia="Arial"/>
+                <w:rFonts w:ascii="Arial" w:hAnsi="Arial" w:eastAsia="Arial" w:cs="Tahoma"/>
+                <w:sz w:val="18"/>
+              </w:rPr>
+            </w:r>
+            <w:r>
+              <w:rPr>
+                <w:rFonts w:ascii="Arial" w:hAnsi="Arial" w:eastAsia="Arial" w:cs="Tahoma"/>
                 <w:sz w:val="18"/>
               </w:rPr>
               <w:t>R/W</w:t>
@@ -10929,13 +11031,13 @@
             </w:pPr>
             <w:r>
               <w:rPr>
-                <w:rFonts w:ascii="Arial" w:hAnsi="Arial" w:eastAsia="Arial"/>
-                <w:sz w:val="18"/>
-              </w:rPr>
-            </w:r>
-            <w:r>
-              <w:rPr>
-                <w:rFonts w:ascii="Arial" w:hAnsi="Arial" w:eastAsia="Arial"/>
+                <w:rFonts w:ascii="Arial" w:hAnsi="Arial" w:eastAsia="Arial" w:cs="Tahoma"/>
+                <w:sz w:val="18"/>
+              </w:rPr>
+            </w:r>
+            <w:r>
+              <w:rPr>
+                <w:rFonts w:ascii="Arial" w:hAnsi="Arial" w:eastAsia="Arial" w:cs="Tahoma"/>
                 <w:sz w:val="18"/>
               </w:rPr>
               <w:t>ยอดชดเชยแยกรายเดือน/รายร้านเปิดใหม่ (cost_year/cost_month · cost_target · cost_amount · _n / _nc)</w:t>
@@ -10959,13 +11061,13 @@
             </w:pPr>
             <w:r>
               <w:rPr>
-                <w:rFonts w:ascii="Arial" w:hAnsi="Arial" w:eastAsia="Arial"/>
-                <w:sz w:val="18"/>
-              </w:rPr>
-            </w:r>
-            <w:r>
-              <w:rPr>
-                <w:rFonts w:ascii="Arial" w:hAnsi="Arial" w:eastAsia="Arial"/>
+                <w:rFonts w:ascii="Arial" w:hAnsi="Arial" w:eastAsia="Arial" w:cs="Tahoma"/>
+                <w:sz w:val="18"/>
+              </w:rPr>
+            </w:r>
+            <w:r>
+              <w:rPr>
+                <w:rFonts w:ascii="Arial" w:hAnsi="Arial" w:eastAsia="Arial" w:cs="Tahoma"/>
                 <w:sz w:val="18"/>
               </w:rPr>
               <w:t>document_external_factors</w:t>
@@ -10984,13 +11086,13 @@
             </w:pPr>
             <w:r>
               <w:rPr>
-                <w:rFonts w:ascii="Arial" w:hAnsi="Arial" w:eastAsia="Arial"/>
-                <w:sz w:val="18"/>
-              </w:rPr>
-            </w:r>
-            <w:r>
-              <w:rPr>
-                <w:rFonts w:ascii="Arial" w:hAnsi="Arial" w:eastAsia="Arial"/>
+                <w:rFonts w:ascii="Arial" w:hAnsi="Arial" w:eastAsia="Arial" w:cs="Tahoma"/>
+                <w:sz w:val="18"/>
+              </w:rPr>
+            </w:r>
+            <w:r>
+              <w:rPr>
+                <w:rFonts w:ascii="Arial" w:hAnsi="Arial" w:eastAsia="Arial" w:cs="Tahoma"/>
                 <w:sz w:val="18"/>
               </w:rPr>
               <w:t>R/W</w:t>
@@ -11009,13 +11111,13 @@
             </w:pPr>
             <w:r>
               <w:rPr>
-                <w:rFonts w:ascii="Arial" w:hAnsi="Arial" w:eastAsia="Arial"/>
-                <w:sz w:val="18"/>
-              </w:rPr>
-            </w:r>
-            <w:r>
-              <w:rPr>
-                <w:rFonts w:ascii="Arial" w:hAnsi="Arial" w:eastAsia="Arial"/>
+                <w:rFonts w:ascii="Arial" w:hAnsi="Arial" w:eastAsia="Arial" w:cs="Tahoma"/>
+                <w:sz w:val="18"/>
+              </w:rPr>
+            </w:r>
+            <w:r>
+              <w:rPr>
+                <w:rFonts w:ascii="Arial" w:hAnsi="Arial" w:eastAsia="Arial" w:cs="Tahoma"/>
                 <w:sz w:val="18"/>
               </w:rPr>
               <w:t>ปัจจัยภายนอกในเอกสาร</w:t>
@@ -11039,13 +11141,13 @@
             </w:pPr>
             <w:r>
               <w:rPr>
-                <w:rFonts w:ascii="Arial" w:hAnsi="Arial" w:eastAsia="Arial"/>
-                <w:sz w:val="18"/>
-              </w:rPr>
-            </w:r>
-            <w:r>
-              <w:rPr>
-                <w:rFonts w:ascii="Arial" w:hAnsi="Arial" w:eastAsia="Arial"/>
+                <w:rFonts w:ascii="Arial" w:hAnsi="Arial" w:eastAsia="Arial" w:cs="Tahoma"/>
+                <w:sz w:val="18"/>
+              </w:rPr>
+            </w:r>
+            <w:r>
+              <w:rPr>
+                <w:rFonts w:ascii="Arial" w:hAnsi="Arial" w:eastAsia="Arial" w:cs="Tahoma"/>
                 <w:sz w:val="18"/>
               </w:rPr>
               <w:t>workflow_transaction</w:t>
@@ -11064,13 +11166,13 @@
             </w:pPr>
             <w:r>
               <w:rPr>
-                <w:rFonts w:ascii="Arial" w:hAnsi="Arial" w:eastAsia="Arial"/>
-                <w:sz w:val="18"/>
-              </w:rPr>
-            </w:r>
-            <w:r>
-              <w:rPr>
-                <w:rFonts w:ascii="Arial" w:hAnsi="Arial" w:eastAsia="Arial"/>
+                <w:rFonts w:ascii="Arial" w:hAnsi="Arial" w:eastAsia="Arial" w:cs="Tahoma"/>
+                <w:sz w:val="18"/>
+              </w:rPr>
+            </w:r>
+            <w:r>
+              <w:rPr>
+                <w:rFonts w:ascii="Arial" w:hAnsi="Arial" w:eastAsia="Arial" w:cs="Tahoma"/>
                 <w:sz w:val="18"/>
               </w:rPr>
               <w:t>W</w:t>
@@ -11089,13 +11191,13 @@
             </w:pPr>
             <w:r>
               <w:rPr>
-                <w:rFonts w:ascii="Arial" w:hAnsi="Arial" w:eastAsia="Arial"/>
-                <w:sz w:val="18"/>
-              </w:rPr>
-            </w:r>
-            <w:r>
-              <w:rPr>
-                <w:rFonts w:ascii="Arial" w:hAnsi="Arial" w:eastAsia="Arial"/>
+                <w:rFonts w:ascii="Arial" w:hAnsi="Arial" w:eastAsia="Arial" w:cs="Tahoma"/>
+                <w:sz w:val="18"/>
+              </w:rPr>
+            </w:r>
+            <w:r>
+              <w:rPr>
+                <w:rFonts w:ascii="Arial" w:hAnsi="Arial" w:eastAsia="Arial" w:cs="Tahoma"/>
                 <w:sz w:val="18"/>
               </w:rPr>
               <w:t>ใช้ของระบบเดิม: workflow engine @srm/glb-workflow</w:t>
@@ -11119,13 +11221,13 @@
             </w:pPr>
             <w:r>
               <w:rPr>
-                <w:rFonts w:ascii="Arial" w:hAnsi="Arial" w:eastAsia="Arial"/>
-                <w:sz w:val="18"/>
-              </w:rPr>
-            </w:r>
-            <w:r>
-              <w:rPr>
-                <w:rFonts w:ascii="Arial" w:hAnsi="Arial" w:eastAsia="Arial"/>
+                <w:rFonts w:ascii="Arial" w:hAnsi="Arial" w:eastAsia="Arial" w:cs="Tahoma"/>
+                <w:sz w:val="18"/>
+              </w:rPr>
+            </w:r>
+            <w:r>
+              <w:rPr>
+                <w:rFonts w:ascii="Arial" w:hAnsi="Arial" w:eastAsia="Arial" w:cs="Tahoma"/>
                 <w:sz w:val="18"/>
               </w:rPr>
               <w:t>workflow_approver</w:t>
@@ -11144,13 +11246,13 @@
             </w:pPr>
             <w:r>
               <w:rPr>
-                <w:rFonts w:ascii="Arial" w:hAnsi="Arial" w:eastAsia="Arial"/>
-                <w:sz w:val="18"/>
-              </w:rPr>
-            </w:r>
-            <w:r>
-              <w:rPr>
-                <w:rFonts w:ascii="Arial" w:hAnsi="Arial" w:eastAsia="Arial"/>
+                <w:rFonts w:ascii="Arial" w:hAnsi="Arial" w:eastAsia="Arial" w:cs="Tahoma"/>
+                <w:sz w:val="18"/>
+              </w:rPr>
+            </w:r>
+            <w:r>
+              <w:rPr>
+                <w:rFonts w:ascii="Arial" w:hAnsi="Arial" w:eastAsia="Arial" w:cs="Tahoma"/>
                 <w:sz w:val="18"/>
               </w:rPr>
               <w:t>W</w:t>
@@ -11169,13 +11271,13 @@
             </w:pPr>
             <w:r>
               <w:rPr>
-                <w:rFonts w:ascii="Arial" w:hAnsi="Arial" w:eastAsia="Arial"/>
-                <w:sz w:val="18"/>
-              </w:rPr>
-            </w:r>
-            <w:r>
-              <w:rPr>
-                <w:rFonts w:ascii="Arial" w:hAnsi="Arial" w:eastAsia="Arial"/>
+                <w:rFonts w:ascii="Arial" w:hAnsi="Arial" w:eastAsia="Arial" w:cs="Tahoma"/>
+                <w:sz w:val="18"/>
+              </w:rPr>
+            </w:r>
+            <w:r>
+              <w:rPr>
+                <w:rFonts w:ascii="Arial" w:hAnsi="Arial" w:eastAsia="Arial" w:cs="Tahoma"/>
                 <w:sz w:val="18"/>
               </w:rPr>
               <w:t>ใช้ของระบบเดิม: workflow engine @srm/glb-workflow</w:t>
@@ -11217,7 +11319,7 @@
       </w:pPr>
       <w:r>
         <w:rPr>
-          <w:rFonts w:ascii="Courier New" w:hAnsi="Courier New"/>
+          <w:rFonts w:ascii="Courier New" w:hAnsi="Courier New" w:eastAsia="Courier New" w:cs="Tahoma"/>
           <w:sz w:val="16"/>
         </w:rPr>
         <w:t>-- ⚠️ SQL นี้ใช้ named parameter (:name) แต่ `dataSource.query()` ของ store-backend</w:t>
@@ -11241,11 +11343,11 @@
         <w:br/>
         <w:t>--    initialize(versionId=:sbpgiVersionId, referenceId=:referenceId, userId=:empId)</w:t>
         <w:br/>
-        <w:t>--    addPreparedApprover(versionId, referenceId, stateId=:section06, approver, seq=1)</w:t>
+        <w:t>--    addPreApprover(versionId, referenceId, stateId=:section06, approver, seq=1)</w:t>
         <w:br/>
         <w:t>--    library เขียน sps_store.workflow_transaction / workflow_approver / workflow_history ให้เอง</w:t>
         <w:br/>
-        <w:t>-- ⚠️ ชื่อ function ยังไม่ยืนยัน (3 ชุดขัดกัน) · referenceId = doc_no หรือ surrogate id ยังไม่ตัดสิน (DP-1)</w:t>
+        <w:t>-- referenceId = compensation_documents.id (surrogate · DP-1 ปิดแล้ว 2026-08-17)</w:t>
         <w:br/>
         <w:t>-- ⚠️ sps_store.workflow_transaction ไม่มี PK/index → กันซ้ำต้องทำที่ application (DP-2)</w:t>
         <w:br/>
@@ -11270,7 +11372,7 @@
       </w:pPr>
       <w:r>
         <w:rPr>
-          <w:rFonts w:ascii="Courier New" w:hAnsi="Courier New"/>
+          <w:rFonts w:ascii="Courier New" w:hAnsi="Courier New" w:eastAsia="Courier New" w:cs="Tahoma"/>
           <w:sz w:val="16"/>
         </w:rPr>
         <w:t>-- ⚠️ SQL นี้ใช้ named parameter (:name) แต่ `dataSource.query()` ของ store-backend</w:t>
@@ -11342,7 +11444,7 @@
             <w:r/>
             <w:r>
               <w:rPr>
-                <w:rFonts w:ascii="Arial" w:hAnsi="Arial" w:eastAsia="Arial"/>
+                <w:rFonts w:ascii="Arial" w:hAnsi="Arial" w:eastAsia="Arial" w:cs="Tahoma"/>
                 <w:b/>
                 <w:sz w:val="18"/>
               </w:rPr>
@@ -11364,7 +11466,7 @@
             <w:r/>
             <w:r>
               <w:rPr>
-                <w:rFonts w:ascii="Arial" w:hAnsi="Arial" w:eastAsia="Arial"/>
+                <w:rFonts w:ascii="Arial" w:hAnsi="Arial" w:eastAsia="Arial" w:cs="Tahoma"/>
                 <w:b/>
                 <w:sz w:val="18"/>
               </w:rPr>
@@ -11386,7 +11488,7 @@
             <w:r/>
             <w:r>
               <w:rPr>
-                <w:rFonts w:ascii="Arial" w:hAnsi="Arial" w:eastAsia="Arial"/>
+                <w:rFonts w:ascii="Arial" w:hAnsi="Arial" w:eastAsia="Arial" w:cs="Tahoma"/>
                 <w:b/>
                 <w:sz w:val="18"/>
               </w:rPr>
@@ -11411,13 +11513,13 @@
             </w:pPr>
             <w:r>
               <w:rPr>
-                <w:rFonts w:ascii="Arial" w:hAnsi="Arial" w:eastAsia="Arial"/>
-                <w:sz w:val="18"/>
-              </w:rPr>
-            </w:r>
-            <w:r>
-              <w:rPr>
-                <w:rFonts w:ascii="Arial" w:hAnsi="Arial" w:eastAsia="Arial"/>
+                <w:rFonts w:ascii="Arial" w:hAnsi="Arial" w:eastAsia="Arial" w:cs="Tahoma"/>
+                <w:sz w:val="18"/>
+              </w:rPr>
+            </w:r>
+            <w:r>
+              <w:rPr>
+                <w:rFonts w:ascii="Arial" w:hAnsi="Arial" w:eastAsia="Arial" w:cs="Tahoma"/>
                 <w:sz w:val="18"/>
               </w:rPr>
               <w:t>compensation_documents</w:t>
@@ -11436,13 +11538,13 @@
             </w:pPr>
             <w:r>
               <w:rPr>
-                <w:rFonts w:ascii="Arial" w:hAnsi="Arial" w:eastAsia="Arial"/>
-                <w:sz w:val="18"/>
-              </w:rPr>
-            </w:r>
-            <w:r>
-              <w:rPr>
-                <w:rFonts w:ascii="Arial" w:hAnsi="Arial" w:eastAsia="Arial"/>
+                <w:rFonts w:ascii="Arial" w:hAnsi="Arial" w:eastAsia="Arial" w:cs="Tahoma"/>
+                <w:sz w:val="18"/>
+              </w:rPr>
+            </w:r>
+            <w:r>
+              <w:rPr>
+                <w:rFonts w:ascii="Arial" w:hAnsi="Arial" w:eastAsia="Arial" w:cs="Tahoma"/>
                 <w:sz w:val="18"/>
               </w:rPr>
               <w:t>CREATE UNIQUE INDEX uk_compensation_documents_business ON compensation_documents (impacted_store_code, account_year, account_month, round_no);</w:t>
@@ -11461,13 +11563,13 @@
             </w:pPr>
             <w:r>
               <w:rPr>
-                <w:rFonts w:ascii="Arial" w:hAnsi="Arial" w:eastAsia="Arial"/>
-                <w:sz w:val="18"/>
-              </w:rPr>
-            </w:r>
-            <w:r>
-              <w:rPr>
-                <w:rFonts w:ascii="Arial" w:hAnsi="Arial" w:eastAsia="Arial"/>
+                <w:rFonts w:ascii="Arial" w:hAnsi="Arial" w:eastAsia="Arial" w:cs="Tahoma"/>
+                <w:sz w:val="18"/>
+              </w:rPr>
+            </w:r>
+            <w:r>
+              <w:rPr>
+                <w:rFonts w:ascii="Arial" w:hAnsi="Arial" w:eastAsia="Arial" w:cs="Tahoma"/>
                 <w:sz w:val="18"/>
               </w:rPr>
               <w:t>ข้อเสนอ — อนุมานจากเงื่อนไข query ที่เอกสารนี้ระบุ ต้องยืนยันกับ DBA ก่อนใช้จริง</w:t>
@@ -11491,13 +11593,13 @@
             </w:pPr>
             <w:r>
               <w:rPr>
-                <w:rFonts w:ascii="Arial" w:hAnsi="Arial" w:eastAsia="Arial"/>
-                <w:sz w:val="18"/>
-              </w:rPr>
-            </w:r>
-            <w:r>
-              <w:rPr>
-                <w:rFonts w:ascii="Arial" w:hAnsi="Arial" w:eastAsia="Arial"/>
+                <w:rFonts w:ascii="Arial" w:hAnsi="Arial" w:eastAsia="Arial" w:cs="Tahoma"/>
+                <w:sz w:val="18"/>
+              </w:rPr>
+            </w:r>
+            <w:r>
+              <w:rPr>
+                <w:rFonts w:ascii="Arial" w:hAnsi="Arial" w:eastAsia="Arial" w:cs="Tahoma"/>
                 <w:sz w:val="18"/>
               </w:rPr>
               <w:t>document_new_stores</w:t>
@@ -11516,13 +11618,13 @@
             </w:pPr>
             <w:r>
               <w:rPr>
-                <w:rFonts w:ascii="Arial" w:hAnsi="Arial" w:eastAsia="Arial"/>
-                <w:sz w:val="18"/>
-              </w:rPr>
-            </w:r>
-            <w:r>
-              <w:rPr>
-                <w:rFonts w:ascii="Arial" w:hAnsi="Arial" w:eastAsia="Arial"/>
+                <w:rFonts w:ascii="Arial" w:hAnsi="Arial" w:eastAsia="Arial" w:cs="Tahoma"/>
+                <w:sz w:val="18"/>
+              </w:rPr>
+            </w:r>
+            <w:r>
+              <w:rPr>
+                <w:rFonts w:ascii="Arial" w:hAnsi="Arial" w:eastAsia="Arial" w:cs="Tahoma"/>
                 <w:sz w:val="18"/>
               </w:rPr>
               <w:t>CREATE INDEX idx_document_new_stores_doc_no ON document_new_stores (doc_no);</w:t>
@@ -11541,13 +11643,13 @@
             </w:pPr>
             <w:r>
               <w:rPr>
-                <w:rFonts w:ascii="Arial" w:hAnsi="Arial" w:eastAsia="Arial"/>
-                <w:sz w:val="18"/>
-              </w:rPr>
-            </w:r>
-            <w:r>
-              <w:rPr>
-                <w:rFonts w:ascii="Arial" w:hAnsi="Arial" w:eastAsia="Arial"/>
+                <w:rFonts w:ascii="Arial" w:hAnsi="Arial" w:eastAsia="Arial" w:cs="Tahoma"/>
+                <w:sz w:val="18"/>
+              </w:rPr>
+            </w:r>
+            <w:r>
+              <w:rPr>
+                <w:rFonts w:ascii="Arial" w:hAnsi="Arial" w:eastAsia="Arial" w:cs="Tahoma"/>
                 <w:sz w:val="18"/>
               </w:rPr>
               <w:t>ข้อเสนอ — อนุมานจากเงื่อนไข query ที่เอกสารนี้ระบุ ต้องยืนยันกับ DBA ก่อนใช้จริง</w:t>
@@ -11571,13 +11673,13 @@
             </w:pPr>
             <w:r>
               <w:rPr>
-                <w:rFonts w:ascii="Arial" w:hAnsi="Arial" w:eastAsia="Arial"/>
-                <w:sz w:val="18"/>
-              </w:rPr>
-            </w:r>
-            <w:r>
-              <w:rPr>
-                <w:rFonts w:ascii="Arial" w:hAnsi="Arial" w:eastAsia="Arial"/>
+                <w:rFonts w:ascii="Arial" w:hAnsi="Arial" w:eastAsia="Arial" w:cs="Tahoma"/>
+                <w:sz w:val="18"/>
+              </w:rPr>
+            </w:r>
+            <w:r>
+              <w:rPr>
+                <w:rFonts w:ascii="Arial" w:hAnsi="Arial" w:eastAsia="Arial" w:cs="Tahoma"/>
                 <w:sz w:val="18"/>
               </w:rPr>
               <w:t>document_competitors</w:t>
@@ -11596,13 +11698,13 @@
             </w:pPr>
             <w:r>
               <w:rPr>
-                <w:rFonts w:ascii="Arial" w:hAnsi="Arial" w:eastAsia="Arial"/>
-                <w:sz w:val="18"/>
-              </w:rPr>
-            </w:r>
-            <w:r>
-              <w:rPr>
-                <w:rFonts w:ascii="Arial" w:hAnsi="Arial" w:eastAsia="Arial"/>
+                <w:rFonts w:ascii="Arial" w:hAnsi="Arial" w:eastAsia="Arial" w:cs="Tahoma"/>
+                <w:sz w:val="18"/>
+              </w:rPr>
+            </w:r>
+            <w:r>
+              <w:rPr>
+                <w:rFonts w:ascii="Arial" w:hAnsi="Arial" w:eastAsia="Arial" w:cs="Tahoma"/>
                 <w:sz w:val="18"/>
               </w:rPr>
               <w:t>CREATE INDEX idx_document_competitors_doc_no ON document_competitors (doc_no, source_system);</w:t>
@@ -11621,13 +11723,13 @@
             </w:pPr>
             <w:r>
               <w:rPr>
-                <w:rFonts w:ascii="Arial" w:hAnsi="Arial" w:eastAsia="Arial"/>
-                <w:sz w:val="18"/>
-              </w:rPr>
-            </w:r>
-            <w:r>
-              <w:rPr>
-                <w:rFonts w:ascii="Arial" w:hAnsi="Arial" w:eastAsia="Arial"/>
+                <w:rFonts w:ascii="Arial" w:hAnsi="Arial" w:eastAsia="Arial" w:cs="Tahoma"/>
+                <w:sz w:val="18"/>
+              </w:rPr>
+            </w:r>
+            <w:r>
+              <w:rPr>
+                <w:rFonts w:ascii="Arial" w:hAnsi="Arial" w:eastAsia="Arial" w:cs="Tahoma"/>
                 <w:sz w:val="18"/>
               </w:rPr>
               <w:t>ข้อเสนอ — อนุมานจากเงื่อนไข query ที่เอกสารนี้ระบุ ต้องยืนยันกับ DBA ก่อนใช้จริง</w:t>
@@ -11651,13 +11753,13 @@
             </w:pPr>
             <w:r>
               <w:rPr>
-                <w:rFonts w:ascii="Arial" w:hAnsi="Arial" w:eastAsia="Arial"/>
-                <w:sz w:val="18"/>
-              </w:rPr>
-            </w:r>
-            <w:r>
-              <w:rPr>
-                <w:rFonts w:ascii="Arial" w:hAnsi="Arial" w:eastAsia="Arial"/>
+                <w:rFonts w:ascii="Arial" w:hAnsi="Arial" w:eastAsia="Arial" w:cs="Tahoma"/>
+                <w:sz w:val="18"/>
+              </w:rPr>
+            </w:r>
+            <w:r>
+              <w:rPr>
+                <w:rFonts w:ascii="Arial" w:hAnsi="Arial" w:eastAsia="Arial" w:cs="Tahoma"/>
                 <w:sz w:val="18"/>
               </w:rPr>
               <w:t>document_external_factors</w:t>
@@ -11676,13 +11778,13 @@
             </w:pPr>
             <w:r>
               <w:rPr>
-                <w:rFonts w:ascii="Arial" w:hAnsi="Arial" w:eastAsia="Arial"/>
-                <w:sz w:val="18"/>
-              </w:rPr>
-            </w:r>
-            <w:r>
-              <w:rPr>
-                <w:rFonts w:ascii="Arial" w:hAnsi="Arial" w:eastAsia="Arial"/>
+                <w:rFonts w:ascii="Arial" w:hAnsi="Arial" w:eastAsia="Arial" w:cs="Tahoma"/>
+                <w:sz w:val="18"/>
+              </w:rPr>
+            </w:r>
+            <w:r>
+              <w:rPr>
+                <w:rFonts w:ascii="Arial" w:hAnsi="Arial" w:eastAsia="Arial" w:cs="Tahoma"/>
                 <w:sz w:val="18"/>
               </w:rPr>
               <w:t>CREATE INDEX idx_document_external_factors_doc_no ON document_external_factors (doc_no);</w:t>
@@ -11701,13 +11803,13 @@
             </w:pPr>
             <w:r>
               <w:rPr>
-                <w:rFonts w:ascii="Arial" w:hAnsi="Arial" w:eastAsia="Arial"/>
-                <w:sz w:val="18"/>
-              </w:rPr>
-            </w:r>
-            <w:r>
-              <w:rPr>
-                <w:rFonts w:ascii="Arial" w:hAnsi="Arial" w:eastAsia="Arial"/>
+                <w:rFonts w:ascii="Arial" w:hAnsi="Arial" w:eastAsia="Arial" w:cs="Tahoma"/>
+                <w:sz w:val="18"/>
+              </w:rPr>
+            </w:r>
+            <w:r>
+              <w:rPr>
+                <w:rFonts w:ascii="Arial" w:hAnsi="Arial" w:eastAsia="Arial" w:cs="Tahoma"/>
                 <w:sz w:val="18"/>
               </w:rPr>
               <w:t>ข้อเสนอ — อนุมานจากเงื่อนไข query ที่เอกสารนี้ระบุ ต้องยืนยันกับ DBA ก่อนใช้จริง</w:t>
@@ -11732,7 +11834,7 @@
       </w:r>
       <w:r>
         <w:rPr>
-          <w:rFonts w:ascii="Courier New" w:hAnsi="Courier New"/>
+          <w:rFonts w:ascii="Courier New" w:hAnsi="Courier New" w:eastAsia="Courier New" w:cs="Tahoma"/>
         </w:rPr>
         <w:t>EXPLAIN ANALYZE</w:t>
       </w:r>
@@ -11741,7 +11843,7 @@
       </w:r>
       <w:r>
         <w:rPr>
-          <w:rFonts w:ascii="Courier New" w:hAnsi="Courier New"/>
+          <w:rFonts w:ascii="Courier New" w:hAnsi="Courier New" w:eastAsia="Courier New" w:cs="Tahoma"/>
         </w:rPr>
         <w:t>sql/deploy-sbpgi-*.sql</w:t>
       </w:r>
@@ -11750,7 +11852,7 @@
       </w:r>
       <w:r>
         <w:rPr>
-          <w:rFonts w:ascii="Courier New" w:hAnsi="Courier New"/>
+          <w:rFonts w:ascii="Courier New" w:hAnsi="Courier New" w:eastAsia="Courier New" w:cs="Tahoma"/>
         </w:rPr>
         <w:t>CREATE INDEX IF NOT EXISTS</w:t>
       </w:r>
@@ -11798,7 +11900,7 @@
             <w:r/>
             <w:r>
               <w:rPr>
-                <w:rFonts w:ascii="Arial" w:hAnsi="Arial" w:eastAsia="Arial"/>
+                <w:rFonts w:ascii="Arial" w:hAnsi="Arial" w:eastAsia="Arial" w:cs="Tahoma"/>
                 <w:b/>
                 <w:sz w:val="18"/>
               </w:rPr>
@@ -11820,7 +11922,7 @@
             <w:r/>
             <w:r>
               <w:rPr>
-                <w:rFonts w:ascii="Arial" w:hAnsi="Arial" w:eastAsia="Arial"/>
+                <w:rFonts w:ascii="Arial" w:hAnsi="Arial" w:eastAsia="Arial" w:cs="Tahoma"/>
                 <w:b/>
                 <w:sz w:val="18"/>
               </w:rPr>
@@ -11845,13 +11947,13 @@
             </w:pPr>
             <w:r>
               <w:rPr>
-                <w:rFonts w:ascii="Arial" w:hAnsi="Arial" w:eastAsia="Arial"/>
-                <w:sz w:val="18"/>
-              </w:rPr>
-            </w:r>
-            <w:r>
-              <w:rPr>
-                <w:rFonts w:ascii="Arial" w:hAnsi="Arial" w:eastAsia="Arial"/>
+                <w:rFonts w:ascii="Arial" w:hAnsi="Arial" w:eastAsia="Arial" w:cs="Tahoma"/>
+                <w:sz w:val="18"/>
+              </w:rPr>
+            </w:r>
+            <w:r>
+              <w:rPr>
+                <w:rFonts w:ascii="Arial" w:hAnsi="Arial" w:eastAsia="Arial" w:cs="Tahoma"/>
                 <w:sz w:val="18"/>
               </w:rPr>
               <w:t>1</w:t>
@@ -11870,13 +11972,13 @@
             </w:pPr>
             <w:r>
               <w:rPr>
-                <w:rFonts w:ascii="Arial" w:hAnsi="Arial" w:eastAsia="Arial"/>
-                <w:sz w:val="18"/>
-              </w:rPr>
-            </w:r>
-            <w:r>
-              <w:rPr>
-                <w:rFonts w:ascii="Arial" w:hAnsi="Arial" w:eastAsia="Arial"/>
+                <w:rFonts w:ascii="Arial" w:hAnsi="Arial" w:eastAsia="Arial" w:cs="Tahoma"/>
+                <w:sz w:val="18"/>
+              </w:rPr>
+            </w:r>
+            <w:r>
+              <w:rPr>
+                <w:rFonts w:ascii="Arial" w:hAnsi="Arial" w:eastAsia="Arial" w:cs="Tahoma"/>
                 <w:sz w:val="18"/>
               </w:rPr>
               <w:t>Validate required fields</w:t>
@@ -11900,13 +12002,13 @@
             </w:pPr>
             <w:r>
               <w:rPr>
-                <w:rFonts w:ascii="Arial" w:hAnsi="Arial" w:eastAsia="Arial"/>
-                <w:sz w:val="18"/>
-              </w:rPr>
-            </w:r>
-            <w:r>
-              <w:rPr>
-                <w:rFonts w:ascii="Arial" w:hAnsi="Arial" w:eastAsia="Arial"/>
+                <w:rFonts w:ascii="Arial" w:hAnsi="Arial" w:eastAsia="Arial" w:cs="Tahoma"/>
+                <w:sz w:val="18"/>
+              </w:rPr>
+            </w:r>
+            <w:r>
+              <w:rPr>
+                <w:rFonts w:ascii="Arial" w:hAnsi="Arial" w:eastAsia="Arial" w:cs="Tahoma"/>
                 <w:sz w:val="18"/>
               </w:rPr>
               <w:t>2</w:t>
@@ -11925,13 +12027,13 @@
             </w:pPr>
             <w:r>
               <w:rPr>
-                <w:rFonts w:ascii="Arial" w:hAnsi="Arial" w:eastAsia="Arial"/>
-                <w:sz w:val="18"/>
-              </w:rPr>
-            </w:r>
-            <w:r>
-              <w:rPr>
-                <w:rFonts w:ascii="Arial" w:hAnsi="Arial" w:eastAsia="Arial"/>
+                <w:rFonts w:ascii="Arial" w:hAnsi="Arial" w:eastAsia="Arial" w:cs="Tahoma"/>
+                <w:sz w:val="18"/>
+              </w:rPr>
+            </w:r>
+            <w:r>
+              <w:rPr>
+                <w:rFonts w:ascii="Arial" w:hAnsi="Arial" w:eastAsia="Arial" w:cs="Tahoma"/>
                 <w:sz w:val="18"/>
               </w:rPr>
               <w:t>Check duplicate store/month</w:t>
@@ -11955,13 +12057,13 @@
             </w:pPr>
             <w:r>
               <w:rPr>
-                <w:rFonts w:ascii="Arial" w:hAnsi="Arial" w:eastAsia="Arial"/>
-                <w:sz w:val="18"/>
-              </w:rPr>
-            </w:r>
-            <w:r>
-              <w:rPr>
-                <w:rFonts w:ascii="Arial" w:hAnsi="Arial" w:eastAsia="Arial"/>
+                <w:rFonts w:ascii="Arial" w:hAnsi="Arial" w:eastAsia="Arial" w:cs="Tahoma"/>
+                <w:sz w:val="18"/>
+              </w:rPr>
+            </w:r>
+            <w:r>
+              <w:rPr>
+                <w:rFonts w:ascii="Arial" w:hAnsi="Arial" w:eastAsia="Arial" w:cs="Tahoma"/>
                 <w:sz w:val="18"/>
               </w:rPr>
               <w:t>3</w:t>
@@ -11980,13 +12082,13 @@
             </w:pPr>
             <w:r>
               <w:rPr>
-                <w:rFonts w:ascii="Arial" w:hAnsi="Arial" w:eastAsia="Arial"/>
-                <w:sz w:val="18"/>
-              </w:rPr>
-            </w:r>
-            <w:r>
-              <w:rPr>
-                <w:rFonts w:ascii="Arial" w:hAnsi="Arial" w:eastAsia="Arial"/>
+                <w:rFonts w:ascii="Arial" w:hAnsi="Arial" w:eastAsia="Arial" w:cs="Tahoma"/>
+                <w:sz w:val="18"/>
+              </w:rPr>
+            </w:r>
+            <w:r>
+              <w:rPr>
+                <w:rFonts w:ascii="Arial" w:hAnsi="Arial" w:eastAsia="Arial" w:cs="Tahoma"/>
                 <w:sz w:val="18"/>
               </w:rPr>
               <w:t>Generate docNo</w:t>
@@ -12010,13 +12112,13 @@
             </w:pPr>
             <w:r>
               <w:rPr>
-                <w:rFonts w:ascii="Arial" w:hAnsi="Arial" w:eastAsia="Arial"/>
-                <w:sz w:val="18"/>
-              </w:rPr>
-            </w:r>
-            <w:r>
-              <w:rPr>
-                <w:rFonts w:ascii="Arial" w:hAnsi="Arial" w:eastAsia="Arial"/>
+                <w:rFonts w:ascii="Arial" w:hAnsi="Arial" w:eastAsia="Arial" w:cs="Tahoma"/>
+                <w:sz w:val="18"/>
+              </w:rPr>
+            </w:r>
+            <w:r>
+              <w:rPr>
+                <w:rFonts w:ascii="Arial" w:hAnsi="Arial" w:eastAsia="Arial" w:cs="Tahoma"/>
                 <w:sz w:val="18"/>
               </w:rPr>
               <w:t>4</w:t>
@@ -12035,13 +12137,13 @@
             </w:pPr>
             <w:r>
               <w:rPr>
-                <w:rFonts w:ascii="Arial" w:hAnsi="Arial" w:eastAsia="Arial"/>
-                <w:sz w:val="18"/>
-              </w:rPr>
-            </w:r>
-            <w:r>
-              <w:rPr>
-                <w:rFonts w:ascii="Arial" w:hAnsi="Arial" w:eastAsia="Arial"/>
+                <w:rFonts w:ascii="Arial" w:hAnsi="Arial" w:eastAsia="Arial" w:cs="Tahoma"/>
+                <w:sz w:val="18"/>
+              </w:rPr>
+            </w:r>
+            <w:r>
+              <w:rPr>
+                <w:rFonts w:ascii="Arial" w:hAnsi="Arial" w:eastAsia="Arial" w:cs="Tahoma"/>
                 <w:sz w:val="18"/>
               </w:rPr>
               <w:t>Insert compensation_documents</w:t>
@@ -12065,13 +12167,13 @@
             </w:pPr>
             <w:r>
               <w:rPr>
-                <w:rFonts w:ascii="Arial" w:hAnsi="Arial" w:eastAsia="Arial"/>
-                <w:sz w:val="18"/>
-              </w:rPr>
-            </w:r>
-            <w:r>
-              <w:rPr>
-                <w:rFonts w:ascii="Arial" w:hAnsi="Arial" w:eastAsia="Arial"/>
+                <w:rFonts w:ascii="Arial" w:hAnsi="Arial" w:eastAsia="Arial" w:cs="Tahoma"/>
+                <w:sz w:val="18"/>
+              </w:rPr>
+            </w:r>
+            <w:r>
+              <w:rPr>
+                <w:rFonts w:ascii="Arial" w:hAnsi="Arial" w:eastAsia="Arial" w:cs="Tahoma"/>
                 <w:sz w:val="18"/>
               </w:rPr>
               <w:t>5</w:t>
@@ -12090,13 +12192,13 @@
             </w:pPr>
             <w:r>
               <w:rPr>
-                <w:rFonts w:ascii="Arial" w:hAnsi="Arial" w:eastAsia="Arial"/>
-                <w:sz w:val="18"/>
-              </w:rPr>
-            </w:r>
-            <w:r>
-              <w:rPr>
-                <w:rFonts w:ascii="Arial" w:hAnsi="Arial" w:eastAsia="Arial"/>
+                <w:rFonts w:ascii="Arial" w:hAnsi="Arial" w:eastAsia="Arial" w:cs="Tahoma"/>
+                <w:sz w:val="18"/>
+              </w:rPr>
+            </w:r>
+            <w:r>
+              <w:rPr>
+                <w:rFonts w:ascii="Arial" w:hAnsi="Arial" w:eastAsia="Arial" w:cs="Tahoma"/>
                 <w:sz w:val="18"/>
               </w:rPr>
               <w:t>Open workflow task</w:t>
@@ -12120,13 +12222,13 @@
             </w:pPr>
             <w:r>
               <w:rPr>
-                <w:rFonts w:ascii="Arial" w:hAnsi="Arial" w:eastAsia="Arial"/>
-                <w:sz w:val="18"/>
-              </w:rPr>
-            </w:r>
-            <w:r>
-              <w:rPr>
-                <w:rFonts w:ascii="Arial" w:hAnsi="Arial" w:eastAsia="Arial"/>
+                <w:rFonts w:ascii="Arial" w:hAnsi="Arial" w:eastAsia="Arial" w:cs="Tahoma"/>
+                <w:sz w:val="18"/>
+              </w:rPr>
+            </w:r>
+            <w:r>
+              <w:rPr>
+                <w:rFonts w:ascii="Arial" w:hAnsi="Arial" w:eastAsia="Arial" w:cs="Tahoma"/>
                 <w:sz w:val="18"/>
               </w:rPr>
               <w:t>6</w:t>
@@ -12145,13 +12247,13 @@
             </w:pPr>
             <w:r>
               <w:rPr>
-                <w:rFonts w:ascii="Arial" w:hAnsi="Arial" w:eastAsia="Arial"/>
-                <w:sz w:val="18"/>
-              </w:rPr>
-            </w:r>
-            <w:r>
-              <w:rPr>
-                <w:rFonts w:ascii="Arial" w:hAnsi="Arial" w:eastAsia="Arial"/>
+                <w:rFonts w:ascii="Arial" w:hAnsi="Arial" w:eastAsia="Arial" w:cs="Tahoma"/>
+                <w:sz w:val="18"/>
+              </w:rPr>
+            </w:r>
+            <w:r>
+              <w:rPr>
+                <w:rFonts w:ascii="Arial" w:hAnsi="Arial" w:eastAsia="Arial" w:cs="Tahoma"/>
                 <w:sz w:val="18"/>
               </w:rPr>
               <w:t>Save section updates in transaction</w:t>
@@ -12248,7 +12350,7 @@
             <w:r/>
             <w:r>
               <w:rPr>
-                <w:rFonts w:ascii="Arial" w:hAnsi="Arial" w:eastAsia="Arial"/>
+                <w:rFonts w:ascii="Arial" w:hAnsi="Arial" w:eastAsia="Arial" w:cs="Tahoma"/>
                 <w:b/>
                 <w:sz w:val="18"/>
               </w:rPr>
@@ -12270,7 +12372,7 @@
             <w:r/>
             <w:r>
               <w:rPr>
-                <w:rFonts w:ascii="Arial" w:hAnsi="Arial" w:eastAsia="Arial"/>
+                <w:rFonts w:ascii="Arial" w:hAnsi="Arial" w:eastAsia="Arial" w:cs="Tahoma"/>
                 <w:b/>
                 <w:sz w:val="18"/>
               </w:rPr>
@@ -12295,13 +12397,13 @@
             </w:pPr>
             <w:r>
               <w:rPr>
-                <w:rFonts w:ascii="Arial" w:hAnsi="Arial" w:eastAsia="Arial"/>
-                <w:sz w:val="18"/>
-              </w:rPr>
-            </w:r>
-            <w:r>
-              <w:rPr>
-                <w:rFonts w:ascii="Arial" w:hAnsi="Arial" w:eastAsia="Arial"/>
+                <w:rFonts w:ascii="Arial" w:hAnsi="Arial" w:eastAsia="Arial" w:cs="Tahoma"/>
+                <w:sz w:val="18"/>
+              </w:rPr>
+            </w:r>
+            <w:r>
+              <w:rPr>
+                <w:rFonts w:ascii="Arial" w:hAnsi="Arial" w:eastAsia="Arial" w:cs="Tahoma"/>
                 <w:sz w:val="18"/>
               </w:rPr>
               <w:t>1</w:t>
@@ -12320,13 +12422,13 @@
             </w:pPr>
             <w:r>
               <w:rPr>
-                <w:rFonts w:ascii="Arial" w:hAnsi="Arial" w:eastAsia="Arial"/>
-                <w:sz w:val="18"/>
-              </w:rPr>
-            </w:r>
-            <w:r>
-              <w:rPr>
-                <w:rFonts w:ascii="Arial" w:hAnsi="Arial" w:eastAsia="Arial"/>
+                <w:rFonts w:ascii="Arial" w:hAnsi="Arial" w:eastAsia="Arial" w:cs="Tahoma"/>
+                <w:sz w:val="18"/>
+              </w:rPr>
+            </w:r>
+            <w:r>
+              <w:rPr>
+                <w:rFonts w:ascii="Arial" w:hAnsi="Arial" w:eastAsia="Arial" w:cs="Tahoma"/>
                 <w:sz w:val="18"/>
               </w:rPr>
               <w:t>create success</w:t>
@@ -12350,13 +12452,13 @@
             </w:pPr>
             <w:r>
               <w:rPr>
-                <w:rFonts w:ascii="Arial" w:hAnsi="Arial" w:eastAsia="Arial"/>
-                <w:sz w:val="18"/>
-              </w:rPr>
-            </w:r>
-            <w:r>
-              <w:rPr>
-                <w:rFonts w:ascii="Arial" w:hAnsi="Arial" w:eastAsia="Arial"/>
+                <w:rFonts w:ascii="Arial" w:hAnsi="Arial" w:eastAsia="Arial" w:cs="Tahoma"/>
+                <w:sz w:val="18"/>
+              </w:rPr>
+            </w:r>
+            <w:r>
+              <w:rPr>
+                <w:rFonts w:ascii="Arial" w:hAnsi="Arial" w:eastAsia="Arial" w:cs="Tahoma"/>
                 <w:sz w:val="18"/>
               </w:rPr>
               <w:t>2</w:t>
@@ -12375,13 +12477,13 @@
             </w:pPr>
             <w:r>
               <w:rPr>
-                <w:rFonts w:ascii="Arial" w:hAnsi="Arial" w:eastAsia="Arial"/>
-                <w:sz w:val="18"/>
-              </w:rPr>
-            </w:r>
-            <w:r>
-              <w:rPr>
-                <w:rFonts w:ascii="Arial" w:hAnsi="Arial" w:eastAsia="Arial"/>
+                <w:rFonts w:ascii="Arial" w:hAnsi="Arial" w:eastAsia="Arial" w:cs="Tahoma"/>
+                <w:sz w:val="18"/>
+              </w:rPr>
+            </w:r>
+            <w:r>
+              <w:rPr>
+                <w:rFonts w:ascii="Arial" w:hAnsi="Arial" w:eastAsia="Arial" w:cs="Tahoma"/>
                 <w:sz w:val="18"/>
               </w:rPr>
               <w:t>create duplicate</w:t>
@@ -12405,13 +12507,13 @@
             </w:pPr>
             <w:r>
               <w:rPr>
-                <w:rFonts w:ascii="Arial" w:hAnsi="Arial" w:eastAsia="Arial"/>
-                <w:sz w:val="18"/>
-              </w:rPr>
-            </w:r>
-            <w:r>
-              <w:rPr>
-                <w:rFonts w:ascii="Arial" w:hAnsi="Arial" w:eastAsia="Arial"/>
+                <w:rFonts w:ascii="Arial" w:hAnsi="Arial" w:eastAsia="Arial" w:cs="Tahoma"/>
+                <w:sz w:val="18"/>
+              </w:rPr>
+            </w:r>
+            <w:r>
+              <w:rPr>
+                <w:rFonts w:ascii="Arial" w:hAnsi="Arial" w:eastAsia="Arial" w:cs="Tahoma"/>
                 <w:sz w:val="18"/>
               </w:rPr>
               <w:t>3</w:t>
@@ -12430,13 +12532,13 @@
             </w:pPr>
             <w:r>
               <w:rPr>
-                <w:rFonts w:ascii="Arial" w:hAnsi="Arial" w:eastAsia="Arial"/>
-                <w:sz w:val="18"/>
-              </w:rPr>
-            </w:r>
-            <w:r>
-              <w:rPr>
-                <w:rFonts w:ascii="Arial" w:hAnsi="Arial" w:eastAsia="Arial"/>
+                <w:rFonts w:ascii="Arial" w:hAnsi="Arial" w:eastAsia="Arial" w:cs="Tahoma"/>
+                <w:sz w:val="18"/>
+              </w:rPr>
+            </w:r>
+            <w:r>
+              <w:rPr>
+                <w:rFonts w:ascii="Arial" w:hAnsi="Arial" w:eastAsia="Arial" w:cs="Tahoma"/>
                 <w:sz w:val="18"/>
               </w:rPr>
               <w:t>update allocation invalid</w:t>
@@ -12460,13 +12562,13 @@
             </w:pPr>
             <w:r>
               <w:rPr>
-                <w:rFonts w:ascii="Arial" w:hAnsi="Arial" w:eastAsia="Arial"/>
-                <w:sz w:val="18"/>
-              </w:rPr>
-            </w:r>
-            <w:r>
-              <w:rPr>
-                <w:rFonts w:ascii="Arial" w:hAnsi="Arial" w:eastAsia="Arial"/>
+                <w:rFonts w:ascii="Arial" w:hAnsi="Arial" w:eastAsia="Arial" w:cs="Tahoma"/>
+                <w:sz w:val="18"/>
+              </w:rPr>
+            </w:r>
+            <w:r>
+              <w:rPr>
+                <w:rFonts w:ascii="Arial" w:hAnsi="Arial" w:eastAsia="Arial" w:cs="Tahoma"/>
                 <w:sz w:val="18"/>
               </w:rPr>
               <w:t>4</w:t>
@@ -12485,13 +12587,13 @@
             </w:pPr>
             <w:r>
               <w:rPr>
-                <w:rFonts w:ascii="Arial" w:hAnsi="Arial" w:eastAsia="Arial"/>
-                <w:sz w:val="18"/>
-              </w:rPr>
-            </w:r>
-            <w:r>
-              <w:rPr>
-                <w:rFonts w:ascii="Arial" w:hAnsi="Arial" w:eastAsia="Arial"/>
+                <w:rFonts w:ascii="Arial" w:hAnsi="Arial" w:eastAsia="Arial" w:cs="Tahoma"/>
+                <w:sz w:val="18"/>
+              </w:rPr>
+            </w:r>
+            <w:r>
+              <w:rPr>
+                <w:rFonts w:ascii="Arial" w:hAnsi="Arial" w:eastAsia="Arial" w:cs="Tahoma"/>
                 <w:sz w:val="18"/>
               </w:rPr>
               <w:t>permission denied section</w:t>
@@ -12500,6 +12602,1386 @@
         </w:tc>
       </w:tr>
     </w:tbl>
+    <w:p/>
+    <w:p>
+      <w:pPr>
+        <w:pStyle w:val="Heading1"/>
+        <w:keepNext/>
+        <w:keepLines/>
+        <w:pageBreakBefore w:val="0"/>
+      </w:pPr>
+      <w:r>
+        <w:t>14. Unit Test Scope</w:t>
+      </w:r>
+    </w:p>
+    <w:p>
+      <w:pPr>
+        <w:keepNext w:val="0"/>
+      </w:pPr>
+      <w:r>
+        <w:rPr>
+          <w:b/>
+        </w:rPr>
+        <w:t>8 ชั่วโมง</w:t>
+      </w:r>
+      <w:r>
+        <w:t xml:space="preserve"> (30% ของ implementation 24 ชั่วโมง) · เครื่องมือ: Jest + mock repository/DataSource (ไม่ต่อ DB จริง)</w:t>
+      </w:r>
+    </w:p>
+    <w:p>
+      <w:r>
+        <w:t xml:space="preserve">หัวข้อนี้คือ </w:t>
+      </w:r>
+      <w:r>
+        <w:rPr>
+          <w:b/>
+        </w:rPr>
+        <w:t>unit test</w:t>
+      </w:r>
+      <w:r>
+        <w:t xml:space="preserve"> ที่ต้องเขียนคู่กับโค้ด — ต่างจาก *Developer Test Checklist* ซึ่งเป็น scenario ระดับ end-to-end/manual ที่ใช้ตอนตรวจรับ · รายการด้านล่าง derive จาก field/validation, acceptance criteria, endpoint และตารางที่เอกสารนี้เขียน</w:t>
+      </w:r>
+    </w:p>
+    <w:tbl>
+      <w:tblPr>
+        <w:tblStyle w:val="TableGrid"/>
+        <w:tblW w:type="auto" w:w="0"/>
+        <w:jc w:val="center"/>
+        <w:tblLook w:firstColumn="1" w:firstRow="1" w:lastColumn="0" w:lastRow="0" w:noHBand="0" w:noVBand="1" w:val="04A0"/>
+      </w:tblPr>
+      <w:tblGrid>
+        <w:gridCol w:w="3360"/>
+        <w:gridCol w:w="3360"/>
+        <w:gridCol w:w="3360"/>
+      </w:tblGrid>
+      <w:tr>
+        <w:trPr>
+          <w:cantSplit/>
+        </w:trPr>
+        <w:tc>
+          <w:tcPr>
+            <w:tcW w:type="dxa" w:w="3360"/>
+            <w:vAlign w:val="center"/>
+            <w:shd w:fill="E8EEF5"/>
+          </w:tcPr>
+          <w:p>
+            <w:pPr>
+              <w:keepLines/>
+              <w:spacing w:after="0"/>
+            </w:pPr>
+            <w:r/>
+            <w:r>
+              <w:rPr>
+                <w:rFonts w:ascii="Arial" w:hAnsi="Arial" w:eastAsia="Arial" w:cs="Tahoma"/>
+                <w:b/>
+                <w:sz w:val="18"/>
+              </w:rPr>
+              <w:t>สิ่งที่ทดสอบ</w:t>
+            </w:r>
+          </w:p>
+        </w:tc>
+        <w:tc>
+          <w:tcPr>
+            <w:tcW w:type="dxa" w:w="3360"/>
+            <w:vAlign w:val="center"/>
+            <w:shd w:fill="E8EEF5"/>
+          </w:tcPr>
+          <w:p>
+            <w:pPr>
+              <w:keepLines/>
+              <w:spacing w:after="0"/>
+            </w:pPr>
+            <w:r/>
+            <w:r>
+              <w:rPr>
+                <w:rFonts w:ascii="Arial" w:hAnsi="Arial" w:eastAsia="Arial" w:cs="Tahoma"/>
+                <w:b/>
+                <w:sz w:val="18"/>
+              </w:rPr>
+              <w:t>ประเภท</w:t>
+            </w:r>
+          </w:p>
+        </w:tc>
+        <w:tc>
+          <w:tcPr>
+            <w:tcW w:type="dxa" w:w="3360"/>
+            <w:vAlign w:val="center"/>
+            <w:shd w:fill="E8EEF5"/>
+          </w:tcPr>
+          <w:p>
+            <w:pPr>
+              <w:keepLines/>
+              <w:spacing w:after="0"/>
+            </w:pPr>
+            <w:r/>
+            <w:r>
+              <w:rPr>
+                <w:rFonts w:ascii="Arial" w:hAnsi="Arial" w:eastAsia="Arial" w:cs="Tahoma"/>
+                <w:b/>
+                <w:sz w:val="18"/>
+              </w:rPr>
+              <w:t>เกณฑ์ผ่าน</w:t>
+            </w:r>
+          </w:p>
+        </w:tc>
+      </w:tr>
+      <w:tr>
+        <w:trPr>
+          <w:cantSplit/>
+        </w:trPr>
+        <w:tc>
+          <w:tcPr>
+            <w:tcW w:type="dxa" w:w="3360"/>
+            <w:vAlign w:val="center"/>
+          </w:tcPr>
+          <w:p>
+            <w:pPr>
+              <w:keepLines/>
+              <w:spacing w:after="0"/>
+            </w:pPr>
+            <w:r>
+              <w:rPr>
+                <w:rFonts w:ascii="Arial" w:hAnsi="Arial" w:eastAsia="Arial" w:cs="Tahoma"/>
+                <w:sz w:val="18"/>
+              </w:rPr>
+            </w:r>
+            <w:r>
+              <w:rPr>
+                <w:rFonts w:ascii="Courier New" w:hAnsi="Courier New" w:eastAsia="Courier New" w:cs="Tahoma"/>
+                <w:sz w:val="18"/>
+              </w:rPr>
+              <w:t>docNo</w:t>
+            </w:r>
+          </w:p>
+        </w:tc>
+        <w:tc>
+          <w:tcPr>
+            <w:tcW w:type="dxa" w:w="3360"/>
+            <w:vAlign w:val="center"/>
+          </w:tcPr>
+          <w:p>
+            <w:pPr>
+              <w:keepLines/>
+              <w:spacing w:after="0"/>
+            </w:pPr>
+            <w:r>
+              <w:rPr>
+                <w:rFonts w:ascii="Arial" w:hAnsi="Arial" w:eastAsia="Arial" w:cs="Tahoma"/>
+                <w:sz w:val="18"/>
+              </w:rPr>
+            </w:r>
+            <w:r>
+              <w:rPr>
+                <w:rFonts w:ascii="Arial" w:hAnsi="Arial" w:eastAsia="Arial" w:cs="Tahoma"/>
+                <w:sz w:val="18"/>
+              </w:rPr>
+              <w:t>validation</w:t>
+            </w:r>
+          </w:p>
+        </w:tc>
+        <w:tc>
+          <w:tcPr>
+            <w:tcW w:type="dxa" w:w="3360"/>
+            <w:vAlign w:val="center"/>
+          </w:tcPr>
+          <w:p>
+            <w:pPr>
+              <w:keepLines/>
+              <w:spacing w:after="0"/>
+            </w:pPr>
+            <w:r>
+              <w:rPr>
+                <w:rFonts w:ascii="Arial" w:hAnsi="Arial" w:eastAsia="Arial" w:cs="Tahoma"/>
+                <w:sz w:val="18"/>
+              </w:rPr>
+            </w:r>
+            <w:r>
+              <w:rPr>
+                <w:rFonts w:ascii="Arial" w:hAnsi="Arial" w:eastAsia="Arial" w:cs="Tahoma"/>
+                <w:sz w:val="18"/>
+              </w:rPr>
+              <w:t>ผ่านเมื่อถูกกฎ / โยน error เมื่อผิด — กฎ: required when opening existing document · รูปแบบ: YYYY/xxxxx</w:t>
+            </w:r>
+          </w:p>
+        </w:tc>
+      </w:tr>
+      <w:tr>
+        <w:trPr>
+          <w:cantSplit/>
+        </w:trPr>
+        <w:tc>
+          <w:tcPr>
+            <w:tcW w:type="dxa" w:w="3360"/>
+            <w:vAlign w:val="center"/>
+          </w:tcPr>
+          <w:p>
+            <w:pPr>
+              <w:keepLines/>
+              <w:spacing w:after="0"/>
+            </w:pPr>
+            <w:r>
+              <w:rPr>
+                <w:rFonts w:ascii="Arial" w:hAnsi="Arial" w:eastAsia="Arial" w:cs="Tahoma"/>
+                <w:sz w:val="18"/>
+              </w:rPr>
+            </w:r>
+            <w:r>
+              <w:rPr>
+                <w:rFonts w:ascii="Courier New" w:hAnsi="Courier New" w:eastAsia="Courier New" w:cs="Tahoma"/>
+                <w:sz w:val="18"/>
+              </w:rPr>
+              <w:t>storeCode</w:t>
+            </w:r>
+          </w:p>
+        </w:tc>
+        <w:tc>
+          <w:tcPr>
+            <w:tcW w:type="dxa" w:w="3360"/>
+            <w:vAlign w:val="center"/>
+          </w:tcPr>
+          <w:p>
+            <w:pPr>
+              <w:keepLines/>
+              <w:spacing w:after="0"/>
+            </w:pPr>
+            <w:r>
+              <w:rPr>
+                <w:rFonts w:ascii="Arial" w:hAnsi="Arial" w:eastAsia="Arial" w:cs="Tahoma"/>
+                <w:sz w:val="18"/>
+              </w:rPr>
+            </w:r>
+            <w:r>
+              <w:rPr>
+                <w:rFonts w:ascii="Arial" w:hAnsi="Arial" w:eastAsia="Arial" w:cs="Tahoma"/>
+                <w:sz w:val="18"/>
+              </w:rPr>
+              <w:t>validation</w:t>
+            </w:r>
+          </w:p>
+        </w:tc>
+        <w:tc>
+          <w:tcPr>
+            <w:tcW w:type="dxa" w:w="3360"/>
+            <w:vAlign w:val="center"/>
+          </w:tcPr>
+          <w:p>
+            <w:pPr>
+              <w:keepLines/>
+              <w:spacing w:after="0"/>
+            </w:pPr>
+            <w:r>
+              <w:rPr>
+                <w:rFonts w:ascii="Arial" w:hAnsi="Arial" w:eastAsia="Arial" w:cs="Tahoma"/>
+                <w:sz w:val="18"/>
+              </w:rPr>
+            </w:r>
+            <w:r>
+              <w:rPr>
+                <w:rFonts w:ascii="Arial" w:hAnsi="Arial" w:eastAsia="Arial" w:cs="Tahoma"/>
+                <w:sz w:val="18"/>
+              </w:rPr>
+              <w:t>ผ่านเมื่อถูกกฎ / โยน error เมื่อผิด — กฎ: numeric length = 5 · รูปแบบ: string 5 digits</w:t>
+            </w:r>
+          </w:p>
+        </w:tc>
+      </w:tr>
+      <w:tr>
+        <w:trPr>
+          <w:cantSplit/>
+        </w:trPr>
+        <w:tc>
+          <w:tcPr>
+            <w:tcW w:type="dxa" w:w="3360"/>
+            <w:vAlign w:val="center"/>
+          </w:tcPr>
+          <w:p>
+            <w:pPr>
+              <w:keepLines/>
+              <w:spacing w:after="0"/>
+            </w:pPr>
+            <w:r>
+              <w:rPr>
+                <w:rFonts w:ascii="Arial" w:hAnsi="Arial" w:eastAsia="Arial" w:cs="Tahoma"/>
+                <w:sz w:val="18"/>
+              </w:rPr>
+            </w:r>
+            <w:r>
+              <w:rPr>
+                <w:rFonts w:ascii="Courier New" w:hAnsi="Courier New" w:eastAsia="Courier New" w:cs="Tahoma"/>
+                <w:sz w:val="18"/>
+              </w:rPr>
+              <w:t>amount</w:t>
+            </w:r>
+          </w:p>
+        </w:tc>
+        <w:tc>
+          <w:tcPr>
+            <w:tcW w:type="dxa" w:w="3360"/>
+            <w:vAlign w:val="center"/>
+          </w:tcPr>
+          <w:p>
+            <w:pPr>
+              <w:keepLines/>
+              <w:spacing w:after="0"/>
+            </w:pPr>
+            <w:r>
+              <w:rPr>
+                <w:rFonts w:ascii="Arial" w:hAnsi="Arial" w:eastAsia="Arial" w:cs="Tahoma"/>
+                <w:sz w:val="18"/>
+              </w:rPr>
+            </w:r>
+            <w:r>
+              <w:rPr>
+                <w:rFonts w:ascii="Arial" w:hAnsi="Arial" w:eastAsia="Arial" w:cs="Tahoma"/>
+                <w:sz w:val="18"/>
+              </w:rPr>
+              <w:t>validation</w:t>
+            </w:r>
+          </w:p>
+        </w:tc>
+        <w:tc>
+          <w:tcPr>
+            <w:tcW w:type="dxa" w:w="3360"/>
+            <w:vAlign w:val="center"/>
+          </w:tcPr>
+          <w:p>
+            <w:pPr>
+              <w:keepLines/>
+              <w:spacing w:after="0"/>
+            </w:pPr>
+            <w:r>
+              <w:rPr>
+                <w:rFonts w:ascii="Arial" w:hAnsi="Arial" w:eastAsia="Arial" w:cs="Tahoma"/>
+                <w:sz w:val="18"/>
+              </w:rPr>
+            </w:r>
+            <w:r>
+              <w:rPr>
+                <w:rFonts w:ascii="Arial" w:hAnsi="Arial" w:eastAsia="Arial" w:cs="Tahoma"/>
+                <w:sz w:val="18"/>
+              </w:rPr>
+              <w:t>ผ่านเมื่อถูกกฎ / โยน error เมื่อผิด — กฎ: &gt;= 0 · รูปแบบ: number, 2 decimals</w:t>
+            </w:r>
+          </w:p>
+        </w:tc>
+      </w:tr>
+      <w:tr>
+        <w:trPr>
+          <w:cantSplit/>
+        </w:trPr>
+        <w:tc>
+          <w:tcPr>
+            <w:tcW w:type="dxa" w:w="3360"/>
+            <w:vAlign w:val="center"/>
+          </w:tcPr>
+          <w:p>
+            <w:pPr>
+              <w:keepLines/>
+              <w:spacing w:after="0"/>
+            </w:pPr>
+            <w:r>
+              <w:rPr>
+                <w:rFonts w:ascii="Arial" w:hAnsi="Arial" w:eastAsia="Arial" w:cs="Tahoma"/>
+                <w:sz w:val="18"/>
+              </w:rPr>
+            </w:r>
+            <w:r>
+              <w:rPr>
+                <w:rFonts w:ascii="Courier New" w:hAnsi="Courier New" w:eastAsia="Courier New" w:cs="Tahoma"/>
+                <w:sz w:val="18"/>
+              </w:rPr>
+              <w:t>percent</w:t>
+            </w:r>
+          </w:p>
+        </w:tc>
+        <w:tc>
+          <w:tcPr>
+            <w:tcW w:type="dxa" w:w="3360"/>
+            <w:vAlign w:val="center"/>
+          </w:tcPr>
+          <w:p>
+            <w:pPr>
+              <w:keepLines/>
+              <w:spacing w:after="0"/>
+            </w:pPr>
+            <w:r>
+              <w:rPr>
+                <w:rFonts w:ascii="Arial" w:hAnsi="Arial" w:eastAsia="Arial" w:cs="Tahoma"/>
+                <w:sz w:val="18"/>
+              </w:rPr>
+            </w:r>
+            <w:r>
+              <w:rPr>
+                <w:rFonts w:ascii="Arial" w:hAnsi="Arial" w:eastAsia="Arial" w:cs="Tahoma"/>
+                <w:sz w:val="18"/>
+              </w:rPr>
+              <w:t>validation</w:t>
+            </w:r>
+          </w:p>
+        </w:tc>
+        <w:tc>
+          <w:tcPr>
+            <w:tcW w:type="dxa" w:w="3360"/>
+            <w:vAlign w:val="center"/>
+          </w:tcPr>
+          <w:p>
+            <w:pPr>
+              <w:keepLines/>
+              <w:spacing w:after="0"/>
+            </w:pPr>
+            <w:r>
+              <w:rPr>
+                <w:rFonts w:ascii="Arial" w:hAnsi="Arial" w:eastAsia="Arial" w:cs="Tahoma"/>
+                <w:sz w:val="18"/>
+              </w:rPr>
+            </w:r>
+            <w:r>
+              <w:rPr>
+                <w:rFonts w:ascii="Arial" w:hAnsi="Arial" w:eastAsia="Arial" w:cs="Tahoma"/>
+                <w:sz w:val="18"/>
+              </w:rPr>
+              <w:t>ผ่านเมื่อถูกกฎ / โยน error เมื่อผิด — กฎ: 0-100 · รูปแบบ: number, 2 decimals</w:t>
+            </w:r>
+          </w:p>
+        </w:tc>
+      </w:tr>
+      <w:tr>
+        <w:trPr>
+          <w:cantSplit/>
+        </w:trPr>
+        <w:tc>
+          <w:tcPr>
+            <w:tcW w:type="dxa" w:w="3360"/>
+            <w:vAlign w:val="center"/>
+          </w:tcPr>
+          <w:p>
+            <w:pPr>
+              <w:keepLines/>
+              <w:spacing w:after="0"/>
+            </w:pPr>
+            <w:r>
+              <w:rPr>
+                <w:rFonts w:ascii="Arial" w:hAnsi="Arial" w:eastAsia="Arial" w:cs="Tahoma"/>
+                <w:sz w:val="18"/>
+              </w:rPr>
+            </w:r>
+            <w:r>
+              <w:rPr>
+                <w:rFonts w:ascii="Courier New" w:hAnsi="Courier New" w:eastAsia="Courier New" w:cs="Tahoma"/>
+                <w:sz w:val="18"/>
+              </w:rPr>
+              <w:t>date</w:t>
+            </w:r>
+          </w:p>
+        </w:tc>
+        <w:tc>
+          <w:tcPr>
+            <w:tcW w:type="dxa" w:w="3360"/>
+            <w:vAlign w:val="center"/>
+          </w:tcPr>
+          <w:p>
+            <w:pPr>
+              <w:keepLines/>
+              <w:spacing w:after="0"/>
+            </w:pPr>
+            <w:r>
+              <w:rPr>
+                <w:rFonts w:ascii="Arial" w:hAnsi="Arial" w:eastAsia="Arial" w:cs="Tahoma"/>
+                <w:sz w:val="18"/>
+              </w:rPr>
+            </w:r>
+            <w:r>
+              <w:rPr>
+                <w:rFonts w:ascii="Arial" w:hAnsi="Arial" w:eastAsia="Arial" w:cs="Tahoma"/>
+                <w:sz w:val="18"/>
+              </w:rPr>
+              <w:t>validation</w:t>
+            </w:r>
+          </w:p>
+        </w:tc>
+        <w:tc>
+          <w:tcPr>
+            <w:tcW w:type="dxa" w:w="3360"/>
+            <w:vAlign w:val="center"/>
+          </w:tcPr>
+          <w:p>
+            <w:pPr>
+              <w:keepLines/>
+              <w:spacing w:after="0"/>
+            </w:pPr>
+            <w:r>
+              <w:rPr>
+                <w:rFonts w:ascii="Arial" w:hAnsi="Arial" w:eastAsia="Arial" w:cs="Tahoma"/>
+                <w:sz w:val="18"/>
+              </w:rPr>
+            </w:r>
+            <w:r>
+              <w:rPr>
+                <w:rFonts w:ascii="Arial" w:hAnsi="Arial" w:eastAsia="Arial" w:cs="Tahoma"/>
+                <w:sz w:val="18"/>
+              </w:rPr>
+              <w:t>ผ่านเมื่อถูกกฎ / โยน error เมื่อผิด — กฎ: valid date · รูปแบบ: DD/MM/YYYY</w:t>
+            </w:r>
+          </w:p>
+        </w:tc>
+      </w:tr>
+      <w:tr>
+        <w:trPr>
+          <w:cantSplit/>
+        </w:trPr>
+        <w:tc>
+          <w:tcPr>
+            <w:tcW w:type="dxa" w:w="3360"/>
+            <w:vAlign w:val="center"/>
+          </w:tcPr>
+          <w:p>
+            <w:pPr>
+              <w:keepLines/>
+              <w:spacing w:after="0"/>
+            </w:pPr>
+            <w:r>
+              <w:rPr>
+                <w:rFonts w:ascii="Arial" w:hAnsi="Arial" w:eastAsia="Arial" w:cs="Tahoma"/>
+                <w:sz w:val="18"/>
+              </w:rPr>
+            </w:r>
+            <w:r>
+              <w:rPr>
+                <w:rFonts w:ascii="Courier New" w:hAnsi="Courier New" w:eastAsia="Courier New" w:cs="Tahoma"/>
+                <w:sz w:val="18"/>
+              </w:rPr>
+              <w:t>attachment</w:t>
+            </w:r>
+          </w:p>
+        </w:tc>
+        <w:tc>
+          <w:tcPr>
+            <w:tcW w:type="dxa" w:w="3360"/>
+            <w:vAlign w:val="center"/>
+          </w:tcPr>
+          <w:p>
+            <w:pPr>
+              <w:keepLines/>
+              <w:spacing w:after="0"/>
+            </w:pPr>
+            <w:r>
+              <w:rPr>
+                <w:rFonts w:ascii="Arial" w:hAnsi="Arial" w:eastAsia="Arial" w:cs="Tahoma"/>
+                <w:sz w:val="18"/>
+              </w:rPr>
+            </w:r>
+            <w:r>
+              <w:rPr>
+                <w:rFonts w:ascii="Arial" w:hAnsi="Arial" w:eastAsia="Arial" w:cs="Tahoma"/>
+                <w:sz w:val="18"/>
+              </w:rPr>
+              <w:t>validation</w:t>
+            </w:r>
+          </w:p>
+        </w:tc>
+        <w:tc>
+          <w:tcPr>
+            <w:tcW w:type="dxa" w:w="3360"/>
+            <w:vAlign w:val="center"/>
+          </w:tcPr>
+          <w:p>
+            <w:pPr>
+              <w:keepLines/>
+              <w:spacing w:after="0"/>
+            </w:pPr>
+            <w:r>
+              <w:rPr>
+                <w:rFonts w:ascii="Arial" w:hAnsi="Arial" w:eastAsia="Arial" w:cs="Tahoma"/>
+                <w:sz w:val="18"/>
+              </w:rPr>
+            </w:r>
+            <w:r>
+              <w:rPr>
+                <w:rFonts w:ascii="Arial" w:hAnsi="Arial" w:eastAsia="Arial" w:cs="Tahoma"/>
+                <w:sz w:val="18"/>
+              </w:rPr>
+              <w:t>ผ่านเมื่อถูกกฎ / โยน error เมื่อผิด — กฎ: &lt;= 5 MB · รูปแบบ: file</w:t>
+            </w:r>
+          </w:p>
+        </w:tc>
+      </w:tr>
+      <w:tr>
+        <w:trPr>
+          <w:cantSplit/>
+        </w:trPr>
+        <w:tc>
+          <w:tcPr>
+            <w:tcW w:type="dxa" w:w="3360"/>
+            <w:vAlign w:val="center"/>
+          </w:tcPr>
+          <w:p>
+            <w:pPr>
+              <w:keepLines/>
+              <w:spacing w:after="0"/>
+            </w:pPr>
+            <w:r>
+              <w:rPr>
+                <w:rFonts w:ascii="Arial" w:hAnsi="Arial" w:eastAsia="Arial" w:cs="Tahoma"/>
+                <w:sz w:val="18"/>
+              </w:rPr>
+            </w:r>
+            <w:r>
+              <w:rPr>
+                <w:rFonts w:ascii="Courier New" w:hAnsi="Courier New" w:eastAsia="Courier New" w:cs="Tahoma"/>
+                <w:sz w:val="18"/>
+              </w:rPr>
+              <w:t>source</w:t>
+            </w:r>
+          </w:p>
+        </w:tc>
+        <w:tc>
+          <w:tcPr>
+            <w:tcW w:type="dxa" w:w="3360"/>
+            <w:vAlign w:val="center"/>
+          </w:tcPr>
+          <w:p>
+            <w:pPr>
+              <w:keepLines/>
+              <w:spacing w:after="0"/>
+            </w:pPr>
+            <w:r>
+              <w:rPr>
+                <w:rFonts w:ascii="Arial" w:hAnsi="Arial" w:eastAsia="Arial" w:cs="Tahoma"/>
+                <w:sz w:val="18"/>
+              </w:rPr>
+            </w:r>
+            <w:r>
+              <w:rPr>
+                <w:rFonts w:ascii="Arial" w:hAnsi="Arial" w:eastAsia="Arial" w:cs="Tahoma"/>
+                <w:sz w:val="18"/>
+              </w:rPr>
+              <w:t>validation</w:t>
+            </w:r>
+          </w:p>
+        </w:tc>
+        <w:tc>
+          <w:tcPr>
+            <w:tcW w:type="dxa" w:w="3360"/>
+            <w:vAlign w:val="center"/>
+          </w:tcPr>
+          <w:p>
+            <w:pPr>
+              <w:keepLines/>
+              <w:spacing w:after="0"/>
+            </w:pPr>
+            <w:r>
+              <w:rPr>
+                <w:rFonts w:ascii="Arial" w:hAnsi="Arial" w:eastAsia="Arial" w:cs="Tahoma"/>
+                <w:sz w:val="18"/>
+              </w:rPr>
+            </w:r>
+            <w:r>
+              <w:rPr>
+                <w:rFonts w:ascii="Arial" w:hAnsi="Arial" w:eastAsia="Arial" w:cs="Tahoma"/>
+                <w:sz w:val="18"/>
+              </w:rPr>
+              <w:t>ผ่านเมื่อถูกกฎ / โยน error เมื่อผิด — กฎ: required · รูปแบบ: MANUAL|FS</w:t>
+            </w:r>
+          </w:p>
+        </w:tc>
+      </w:tr>
+      <w:tr>
+        <w:trPr>
+          <w:cantSplit/>
+        </w:trPr>
+        <w:tc>
+          <w:tcPr>
+            <w:tcW w:type="dxa" w:w="3360"/>
+            <w:vAlign w:val="center"/>
+          </w:tcPr>
+          <w:p>
+            <w:pPr>
+              <w:keepLines/>
+              <w:spacing w:after="0"/>
+            </w:pPr>
+            <w:r>
+              <w:rPr>
+                <w:rFonts w:ascii="Arial" w:hAnsi="Arial" w:eastAsia="Arial" w:cs="Tahoma"/>
+                <w:sz w:val="18"/>
+              </w:rPr>
+            </w:r>
+            <w:r>
+              <w:rPr>
+                <w:rFonts w:ascii="Arial" w:hAnsi="Arial" w:eastAsia="Arial" w:cs="Tahoma"/>
+                <w:sz w:val="18"/>
+              </w:rPr>
+              <w:t>business rule</w:t>
+            </w:r>
+          </w:p>
+        </w:tc>
+        <w:tc>
+          <w:tcPr>
+            <w:tcW w:type="dxa" w:w="3360"/>
+            <w:vAlign w:val="center"/>
+          </w:tcPr>
+          <w:p>
+            <w:pPr>
+              <w:keepLines/>
+              <w:spacing w:after="0"/>
+            </w:pPr>
+            <w:r>
+              <w:rPr>
+                <w:rFonts w:ascii="Arial" w:hAnsi="Arial" w:eastAsia="Arial" w:cs="Tahoma"/>
+                <w:sz w:val="18"/>
+              </w:rPr>
+            </w:r>
+            <w:r>
+              <w:rPr>
+                <w:rFonts w:ascii="Arial" w:hAnsi="Arial" w:eastAsia="Arial" w:cs="Tahoma"/>
+                <w:sz w:val="18"/>
+              </w:rPr>
+              <w:t>logic</w:t>
+            </w:r>
+          </w:p>
+        </w:tc>
+        <w:tc>
+          <w:tcPr>
+            <w:tcW w:type="dxa" w:w="3360"/>
+            <w:vAlign w:val="center"/>
+          </w:tcPr>
+          <w:p>
+            <w:pPr>
+              <w:keepLines/>
+              <w:spacing w:after="0"/>
+            </w:pPr>
+            <w:r>
+              <w:rPr>
+                <w:rFonts w:ascii="Arial" w:hAnsi="Arial" w:eastAsia="Arial" w:cs="Tahoma"/>
+                <w:sz w:val="18"/>
+              </w:rPr>
+            </w:r>
+            <w:r>
+              <w:rPr>
+                <w:rFonts w:ascii="Arial" w:hAnsi="Arial" w:eastAsia="Arial" w:cs="Tahoma"/>
+                <w:sz w:val="18"/>
+              </w:rPr>
+              <w:t>duplicate business key returns 409</w:t>
+            </w:r>
+          </w:p>
+        </w:tc>
+      </w:tr>
+      <w:tr>
+        <w:trPr>
+          <w:cantSplit/>
+        </w:trPr>
+        <w:tc>
+          <w:tcPr>
+            <w:tcW w:type="dxa" w:w="3360"/>
+            <w:vAlign w:val="center"/>
+          </w:tcPr>
+          <w:p>
+            <w:pPr>
+              <w:keepLines/>
+              <w:spacing w:after="0"/>
+            </w:pPr>
+            <w:r>
+              <w:rPr>
+                <w:rFonts w:ascii="Arial" w:hAnsi="Arial" w:eastAsia="Arial" w:cs="Tahoma"/>
+                <w:sz w:val="18"/>
+              </w:rPr>
+            </w:r>
+            <w:r>
+              <w:rPr>
+                <w:rFonts w:ascii="Arial" w:hAnsi="Arial" w:eastAsia="Arial" w:cs="Tahoma"/>
+                <w:sz w:val="18"/>
+              </w:rPr>
+              <w:t>business rule</w:t>
+            </w:r>
+          </w:p>
+        </w:tc>
+        <w:tc>
+          <w:tcPr>
+            <w:tcW w:type="dxa" w:w="3360"/>
+            <w:vAlign w:val="center"/>
+          </w:tcPr>
+          <w:p>
+            <w:pPr>
+              <w:keepLines/>
+              <w:spacing w:after="0"/>
+            </w:pPr>
+            <w:r>
+              <w:rPr>
+                <w:rFonts w:ascii="Arial" w:hAnsi="Arial" w:eastAsia="Arial" w:cs="Tahoma"/>
+                <w:sz w:val="18"/>
+              </w:rPr>
+            </w:r>
+            <w:r>
+              <w:rPr>
+                <w:rFonts w:ascii="Arial" w:hAnsi="Arial" w:eastAsia="Arial" w:cs="Tahoma"/>
+                <w:sz w:val="18"/>
+              </w:rPr>
+              <w:t>logic</w:t>
+            </w:r>
+          </w:p>
+        </w:tc>
+        <w:tc>
+          <w:tcPr>
+            <w:tcW w:type="dxa" w:w="3360"/>
+            <w:vAlign w:val="center"/>
+          </w:tcPr>
+          <w:p>
+            <w:pPr>
+              <w:keepLines/>
+              <w:spacing w:after="0"/>
+            </w:pPr>
+            <w:r>
+              <w:rPr>
+                <w:rFonts w:ascii="Arial" w:hAnsi="Arial" w:eastAsia="Arial" w:cs="Tahoma"/>
+                <w:sz w:val="18"/>
+              </w:rPr>
+            </w:r>
+            <w:r>
+              <w:rPr>
+                <w:rFonts w:ascii="Arial" w:hAnsi="Arial" w:eastAsia="Arial" w:cs="Tahoma"/>
+                <w:sz w:val="18"/>
+              </w:rPr>
+              <w:t>docNo format YYYY/xxxxx</w:t>
+            </w:r>
+          </w:p>
+        </w:tc>
+      </w:tr>
+      <w:tr>
+        <w:trPr>
+          <w:cantSplit/>
+        </w:trPr>
+        <w:tc>
+          <w:tcPr>
+            <w:tcW w:type="dxa" w:w="3360"/>
+            <w:vAlign w:val="center"/>
+          </w:tcPr>
+          <w:p>
+            <w:pPr>
+              <w:keepLines/>
+              <w:spacing w:after="0"/>
+            </w:pPr>
+            <w:r>
+              <w:rPr>
+                <w:rFonts w:ascii="Arial" w:hAnsi="Arial" w:eastAsia="Arial" w:cs="Tahoma"/>
+                <w:sz w:val="18"/>
+              </w:rPr>
+            </w:r>
+            <w:r>
+              <w:rPr>
+                <w:rFonts w:ascii="Arial" w:hAnsi="Arial" w:eastAsia="Arial" w:cs="Tahoma"/>
+                <w:sz w:val="18"/>
+              </w:rPr>
+              <w:t>business rule</w:t>
+            </w:r>
+          </w:p>
+        </w:tc>
+        <w:tc>
+          <w:tcPr>
+            <w:tcW w:type="dxa" w:w="3360"/>
+            <w:vAlign w:val="center"/>
+          </w:tcPr>
+          <w:p>
+            <w:pPr>
+              <w:keepLines/>
+              <w:spacing w:after="0"/>
+            </w:pPr>
+            <w:r>
+              <w:rPr>
+                <w:rFonts w:ascii="Arial" w:hAnsi="Arial" w:eastAsia="Arial" w:cs="Tahoma"/>
+                <w:sz w:val="18"/>
+              </w:rPr>
+            </w:r>
+            <w:r>
+              <w:rPr>
+                <w:rFonts w:ascii="Arial" w:hAnsi="Arial" w:eastAsia="Arial" w:cs="Tahoma"/>
+                <w:sz w:val="18"/>
+              </w:rPr>
+              <w:t>logic</w:t>
+            </w:r>
+          </w:p>
+        </w:tc>
+        <w:tc>
+          <w:tcPr>
+            <w:tcW w:type="dxa" w:w="3360"/>
+            <w:vAlign w:val="center"/>
+          </w:tcPr>
+          <w:p>
+            <w:pPr>
+              <w:keepLines/>
+              <w:spacing w:after="0"/>
+            </w:pPr>
+            <w:r>
+              <w:rPr>
+                <w:rFonts w:ascii="Arial" w:hAnsi="Arial" w:eastAsia="Arial" w:cs="Tahoma"/>
+                <w:sz w:val="18"/>
+              </w:rPr>
+            </w:r>
+            <w:r>
+              <w:rPr>
+                <w:rFonts w:ascii="Arial" w:hAnsi="Arial" w:eastAsia="Arial" w:cs="Tahoma"/>
+                <w:sz w:val="18"/>
+              </w:rPr>
+              <w:t>compensatePercent sum=100</w:t>
+            </w:r>
+          </w:p>
+        </w:tc>
+      </w:tr>
+      <w:tr>
+        <w:trPr>
+          <w:cantSplit/>
+        </w:trPr>
+        <w:tc>
+          <w:tcPr>
+            <w:tcW w:type="dxa" w:w="3360"/>
+            <w:vAlign w:val="center"/>
+          </w:tcPr>
+          <w:p>
+            <w:pPr>
+              <w:keepLines/>
+              <w:spacing w:after="0"/>
+            </w:pPr>
+            <w:r>
+              <w:rPr>
+                <w:rFonts w:ascii="Arial" w:hAnsi="Arial" w:eastAsia="Arial" w:cs="Tahoma"/>
+                <w:sz w:val="18"/>
+              </w:rPr>
+            </w:r>
+            <w:r>
+              <w:rPr>
+                <w:rFonts w:ascii="Arial" w:hAnsi="Arial" w:eastAsia="Arial" w:cs="Tahoma"/>
+                <w:sz w:val="18"/>
+              </w:rPr>
+              <w:t>business rule</w:t>
+            </w:r>
+          </w:p>
+        </w:tc>
+        <w:tc>
+          <w:tcPr>
+            <w:tcW w:type="dxa" w:w="3360"/>
+            <w:vAlign w:val="center"/>
+          </w:tcPr>
+          <w:p>
+            <w:pPr>
+              <w:keepLines/>
+              <w:spacing w:after="0"/>
+            </w:pPr>
+            <w:r>
+              <w:rPr>
+                <w:rFonts w:ascii="Arial" w:hAnsi="Arial" w:eastAsia="Arial" w:cs="Tahoma"/>
+                <w:sz w:val="18"/>
+              </w:rPr>
+            </w:r>
+            <w:r>
+              <w:rPr>
+                <w:rFonts w:ascii="Arial" w:hAnsi="Arial" w:eastAsia="Arial" w:cs="Tahoma"/>
+                <w:sz w:val="18"/>
+              </w:rPr>
+              <w:t>logic</w:t>
+            </w:r>
+          </w:p>
+        </w:tc>
+        <w:tc>
+          <w:tcPr>
+            <w:tcW w:type="dxa" w:w="3360"/>
+            <w:vAlign w:val="center"/>
+          </w:tcPr>
+          <w:p>
+            <w:pPr>
+              <w:keepLines/>
+              <w:spacing w:after="0"/>
+            </w:pPr>
+            <w:r>
+              <w:rPr>
+                <w:rFonts w:ascii="Arial" w:hAnsi="Arial" w:eastAsia="Arial" w:cs="Tahoma"/>
+                <w:sz w:val="18"/>
+              </w:rPr>
+            </w:r>
+            <w:r>
+              <w:rPr>
+                <w:rFonts w:ascii="Arial" w:hAnsi="Arial" w:eastAsia="Arial" w:cs="Tahoma"/>
+                <w:sz w:val="18"/>
+              </w:rPr>
+              <w:t>requestId trace does not replace business duplicate guard</w:t>
+            </w:r>
+          </w:p>
+        </w:tc>
+      </w:tr>
+      <w:tr>
+        <w:trPr>
+          <w:cantSplit/>
+        </w:trPr>
+        <w:tc>
+          <w:tcPr>
+            <w:tcW w:type="dxa" w:w="3360"/>
+            <w:vAlign w:val="center"/>
+          </w:tcPr>
+          <w:p>
+            <w:pPr>
+              <w:keepLines/>
+              <w:spacing w:after="0"/>
+            </w:pPr>
+            <w:r>
+              <w:rPr>
+                <w:rFonts w:ascii="Arial" w:hAnsi="Arial" w:eastAsia="Arial" w:cs="Tahoma"/>
+                <w:sz w:val="18"/>
+              </w:rPr>
+            </w:r>
+            <w:r>
+              <w:rPr>
+                <w:rFonts w:ascii="Courier New" w:hAnsi="Courier New" w:eastAsia="Courier New" w:cs="Tahoma"/>
+                <w:sz w:val="18"/>
+              </w:rPr>
+              <w:t>POST /api/v1/documents</w:t>
+            </w:r>
+          </w:p>
+        </w:tc>
+        <w:tc>
+          <w:tcPr>
+            <w:tcW w:type="dxa" w:w="3360"/>
+            <w:vAlign w:val="center"/>
+          </w:tcPr>
+          <w:p>
+            <w:pPr>
+              <w:keepLines/>
+              <w:spacing w:after="0"/>
+            </w:pPr>
+            <w:r>
+              <w:rPr>
+                <w:rFonts w:ascii="Arial" w:hAnsi="Arial" w:eastAsia="Arial" w:cs="Tahoma"/>
+                <w:sz w:val="18"/>
+              </w:rPr>
+            </w:r>
+            <w:r>
+              <w:rPr>
+                <w:rFonts w:ascii="Arial" w:hAnsi="Arial" w:eastAsia="Arial" w:cs="Tahoma"/>
+                <w:sz w:val="18"/>
+              </w:rPr>
+              <w:t>handler</w:t>
+            </w:r>
+          </w:p>
+        </w:tc>
+        <w:tc>
+          <w:tcPr>
+            <w:tcW w:type="dxa" w:w="3360"/>
+            <w:vAlign w:val="center"/>
+          </w:tcPr>
+          <w:p>
+            <w:pPr>
+              <w:keepLines/>
+              <w:spacing w:after="0"/>
+            </w:pPr>
+            <w:r>
+              <w:rPr>
+                <w:rFonts w:ascii="Arial" w:hAnsi="Arial" w:eastAsia="Arial" w:cs="Tahoma"/>
+                <w:sz w:val="18"/>
+              </w:rPr>
+            </w:r>
+            <w:r>
+              <w:rPr>
+                <w:rFonts w:ascii="Arial" w:hAnsi="Arial" w:eastAsia="Arial" w:cs="Tahoma"/>
+                <w:sz w:val="18"/>
+              </w:rPr>
+              <w:t>คืน {success:true,data} ตามรูปแบบที่ระบุ และคืน {success:false,error:{code,message}} เมื่อ input ผิด — mock repository/lib ไม่แตะ DB จริง</w:t>
+            </w:r>
+          </w:p>
+        </w:tc>
+      </w:tr>
+      <w:tr>
+        <w:trPr>
+          <w:cantSplit/>
+        </w:trPr>
+        <w:tc>
+          <w:tcPr>
+            <w:tcW w:type="dxa" w:w="3360"/>
+            <w:vAlign w:val="center"/>
+          </w:tcPr>
+          <w:p>
+            <w:pPr>
+              <w:keepLines/>
+              <w:spacing w:after="0"/>
+            </w:pPr>
+            <w:r>
+              <w:rPr>
+                <w:rFonts w:ascii="Arial" w:hAnsi="Arial" w:eastAsia="Arial" w:cs="Tahoma"/>
+                <w:sz w:val="18"/>
+              </w:rPr>
+            </w:r>
+            <w:r>
+              <w:rPr>
+                <w:rFonts w:ascii="Courier New" w:hAnsi="Courier New" w:eastAsia="Courier New" w:cs="Tahoma"/>
+                <w:sz w:val="18"/>
+              </w:rPr>
+              <w:t>PUT /api/v1/documents/{docNo}</w:t>
+            </w:r>
+          </w:p>
+        </w:tc>
+        <w:tc>
+          <w:tcPr>
+            <w:tcW w:type="dxa" w:w="3360"/>
+            <w:vAlign w:val="center"/>
+          </w:tcPr>
+          <w:p>
+            <w:pPr>
+              <w:keepLines/>
+              <w:spacing w:after="0"/>
+            </w:pPr>
+            <w:r>
+              <w:rPr>
+                <w:rFonts w:ascii="Arial" w:hAnsi="Arial" w:eastAsia="Arial" w:cs="Tahoma"/>
+                <w:sz w:val="18"/>
+              </w:rPr>
+            </w:r>
+            <w:r>
+              <w:rPr>
+                <w:rFonts w:ascii="Arial" w:hAnsi="Arial" w:eastAsia="Arial" w:cs="Tahoma"/>
+                <w:sz w:val="18"/>
+              </w:rPr>
+              <w:t>handler</w:t>
+            </w:r>
+          </w:p>
+        </w:tc>
+        <w:tc>
+          <w:tcPr>
+            <w:tcW w:type="dxa" w:w="3360"/>
+            <w:vAlign w:val="center"/>
+          </w:tcPr>
+          <w:p>
+            <w:pPr>
+              <w:keepLines/>
+              <w:spacing w:after="0"/>
+            </w:pPr>
+            <w:r>
+              <w:rPr>
+                <w:rFonts w:ascii="Arial" w:hAnsi="Arial" w:eastAsia="Arial" w:cs="Tahoma"/>
+                <w:sz w:val="18"/>
+              </w:rPr>
+            </w:r>
+            <w:r>
+              <w:rPr>
+                <w:rFonts w:ascii="Arial" w:hAnsi="Arial" w:eastAsia="Arial" w:cs="Tahoma"/>
+                <w:sz w:val="18"/>
+              </w:rPr>
+              <w:t>คืน {success:true,data} ตามรูปแบบที่ระบุ และคืน {success:false,error:{code,message}} เมื่อ input ผิด — mock repository/lib ไม่แตะ DB จริง</w:t>
+            </w:r>
+          </w:p>
+        </w:tc>
+      </w:tr>
+      <w:tr>
+        <w:trPr>
+          <w:cantSplit/>
+        </w:trPr>
+        <w:tc>
+          <w:tcPr>
+            <w:tcW w:type="dxa" w:w="3360"/>
+            <w:vAlign w:val="center"/>
+          </w:tcPr>
+          <w:p>
+            <w:pPr>
+              <w:keepLines/>
+              <w:spacing w:after="0"/>
+            </w:pPr>
+            <w:r>
+              <w:rPr>
+                <w:rFonts w:ascii="Arial" w:hAnsi="Arial" w:eastAsia="Arial" w:cs="Tahoma"/>
+                <w:sz w:val="18"/>
+              </w:rPr>
+            </w:r>
+            <w:r>
+              <w:rPr>
+                <w:rFonts w:ascii="Courier New" w:hAnsi="Courier New" w:eastAsia="Courier New" w:cs="Tahoma"/>
+                <w:sz w:val="18"/>
+              </w:rPr>
+              <w:t>compensation_documents</w:t>
+            </w:r>
+            <w:r>
+              <w:rPr>
+                <w:rFonts w:ascii="Arial" w:hAnsi="Arial" w:eastAsia="Arial" w:cs="Tahoma"/>
+                <w:sz w:val="18"/>
+              </w:rPr>
+              <w:t xml:space="preserve">, </w:t>
+            </w:r>
+            <w:r>
+              <w:rPr>
+                <w:rFonts w:ascii="Courier New" w:hAnsi="Courier New" w:eastAsia="Courier New" w:cs="Tahoma"/>
+                <w:sz w:val="18"/>
+              </w:rPr>
+              <w:t>workflow_transaction / workflow_approver (@srm/glb-workflow)</w:t>
+            </w:r>
+            <w:r>
+              <w:rPr>
+                <w:rFonts w:ascii="Arial" w:hAnsi="Arial" w:eastAsia="Arial" w:cs="Tahoma"/>
+                <w:sz w:val="18"/>
+              </w:rPr>
+              <w:t xml:space="preserve">, </w:t>
+            </w:r>
+            <w:r>
+              <w:rPr>
+                <w:rFonts w:ascii="Courier New" w:hAnsi="Courier New" w:eastAsia="Courier New" w:cs="Tahoma"/>
+                <w:sz w:val="18"/>
+              </w:rPr>
+              <w:t>document_new_stores</w:t>
+            </w:r>
+          </w:p>
+        </w:tc>
+        <w:tc>
+          <w:tcPr>
+            <w:tcW w:type="dxa" w:w="3360"/>
+            <w:vAlign w:val="center"/>
+          </w:tcPr>
+          <w:p>
+            <w:pPr>
+              <w:keepLines/>
+              <w:spacing w:after="0"/>
+            </w:pPr>
+            <w:r>
+              <w:rPr>
+                <w:rFonts w:ascii="Arial" w:hAnsi="Arial" w:eastAsia="Arial" w:cs="Tahoma"/>
+                <w:sz w:val="18"/>
+              </w:rPr>
+            </w:r>
+            <w:r>
+              <w:rPr>
+                <w:rFonts w:ascii="Arial" w:hAnsi="Arial" w:eastAsia="Arial" w:cs="Tahoma"/>
+                <w:sz w:val="18"/>
+              </w:rPr>
+              <w:t>transaction</w:t>
+            </w:r>
+          </w:p>
+        </w:tc>
+        <w:tc>
+          <w:tcPr>
+            <w:tcW w:type="dxa" w:w="3360"/>
+            <w:vAlign w:val="center"/>
+          </w:tcPr>
+          <w:p>
+            <w:pPr>
+              <w:keepLines/>
+              <w:spacing w:after="0"/>
+            </w:pPr>
+            <w:r>
+              <w:rPr>
+                <w:rFonts w:ascii="Arial" w:hAnsi="Arial" w:eastAsia="Arial" w:cs="Tahoma"/>
+                <w:sz w:val="18"/>
+              </w:rPr>
+            </w:r>
+            <w:r>
+              <w:rPr>
+                <w:rFonts w:ascii="Arial" w:hAnsi="Arial" w:eastAsia="Arial" w:cs="Tahoma"/>
+                <w:sz w:val="18"/>
+              </w:rPr>
+              <w:t>จำลอง error กลางทาง แล้วยืนยันว่า rollback ครบ ไม่เหลือแถวค้าง (mock DataSource/QueryRunner)</w:t>
+            </w:r>
+          </w:p>
+        </w:tc>
+      </w:tr>
+      <w:tr>
+        <w:trPr>
+          <w:cantSplit/>
+        </w:trPr>
+        <w:tc>
+          <w:tcPr>
+            <w:tcW w:type="dxa" w:w="3360"/>
+            <w:vAlign w:val="center"/>
+          </w:tcPr>
+          <w:p>
+            <w:pPr>
+              <w:keepLines/>
+              <w:spacing w:after="0"/>
+            </w:pPr>
+            <w:r>
+              <w:rPr>
+                <w:rFonts w:ascii="Arial" w:hAnsi="Arial" w:eastAsia="Arial" w:cs="Tahoma"/>
+                <w:sz w:val="18"/>
+              </w:rPr>
+            </w:r>
+            <w:r>
+              <w:rPr>
+                <w:rFonts w:ascii="Arial" w:hAnsi="Arial" w:eastAsia="Arial" w:cs="Tahoma"/>
+                <w:sz w:val="18"/>
+              </w:rPr>
+              <w:t>service</w:t>
+            </w:r>
+          </w:p>
+        </w:tc>
+        <w:tc>
+          <w:tcPr>
+            <w:tcW w:type="dxa" w:w="3360"/>
+            <w:vAlign w:val="center"/>
+          </w:tcPr>
+          <w:p>
+            <w:pPr>
+              <w:keepLines/>
+              <w:spacing w:after="0"/>
+            </w:pPr>
+            <w:r>
+              <w:rPr>
+                <w:rFonts w:ascii="Arial" w:hAnsi="Arial" w:eastAsia="Arial" w:cs="Tahoma"/>
+                <w:sz w:val="18"/>
+              </w:rPr>
+            </w:r>
+            <w:r>
+              <w:rPr>
+                <w:rFonts w:ascii="Arial" w:hAnsi="Arial" w:eastAsia="Arial" w:cs="Tahoma"/>
+                <w:sz w:val="18"/>
+              </w:rPr>
+              <w:t>error mapping</w:t>
+            </w:r>
+          </w:p>
+        </w:tc>
+        <w:tc>
+          <w:tcPr>
+            <w:tcW w:type="dxa" w:w="3360"/>
+            <w:vAlign w:val="center"/>
+          </w:tcPr>
+          <w:p>
+            <w:pPr>
+              <w:keepLines/>
+              <w:spacing w:after="0"/>
+            </w:pPr>
+            <w:r>
+              <w:rPr>
+                <w:rFonts w:ascii="Arial" w:hAnsi="Arial" w:eastAsia="Arial" w:cs="Tahoma"/>
+                <w:sz w:val="18"/>
+              </w:rPr>
+            </w:r>
+            <w:r>
+              <w:rPr>
+                <w:rFonts w:ascii="Arial" w:hAnsi="Arial" w:eastAsia="Arial" w:cs="Tahoma"/>
+                <w:sz w:val="18"/>
+              </w:rPr>
+              <w:t>แปลง error ของ repository/lib เป็น error code ตามสัญญากลาง (LLDD-BE-API-Common-Contracts.pdf)</w:t>
+            </w:r>
+          </w:p>
+        </w:tc>
+      </w:tr>
+    </w:tbl>
+    <w:p/>
+    <w:p>
+      <w:pPr>
+        <w:pStyle w:val="ListBullet"/>
+        <w:keepLines/>
+      </w:pPr>
+      <w:r>
+        <w:t>ทุกเคสต้องรันได้โดยไม่ต่อ DB/บริการภายนอกจริง — mock ที่ขอบ repository/client เสมอ</w:t>
+      </w:r>
+    </w:p>
+    <w:p>
+      <w:pPr>
+        <w:pStyle w:val="ListBullet"/>
+        <w:keepLines/>
+      </w:pPr>
+      <w:r>
+        <w:t>ข้อความไทยที่ยืนยันในเทสต้องเป็น verbatim ตาม ข้อกำหนดทางธุรกิจ ห้ามพิมพ์ใหม่</w:t>
+      </w:r>
+    </w:p>
+    <w:p>
+      <w:pPr>
+        <w:pStyle w:val="ListBullet"/>
+        <w:keepLines/>
+      </w:pPr>
+      <w:r>
+        <w:t>เกณฑ์ผ่านของ CI: ทุกเคสในตารางนี้มี test จริงและผ่านทั้งหมด</w:t>
+      </w:r>
+    </w:p>
     <w:sectPr>
       <w:headerReference w:type="default" r:id="rId9"/>
       <w:footerReference w:type="default" r:id="rId10"/>
@@ -12521,7 +14003,7 @@
     </w:pPr>
     <w:r>
       <w:rPr>
-        <w:rFonts w:ascii="Arial" w:hAnsi="Arial"/>
+        <w:rFonts w:ascii="Arial" w:hAnsi="Arial" w:eastAsia="Arial" w:cs="Tahoma"/>
         <w:sz w:val="16"/>
       </w:rPr>
       <w:t xml:space="preserve">หน้า </w:t>
@@ -12540,7 +14022,7 @@
     </w:pPr>
     <w:r>
       <w:rPr>
-        <w:rFonts w:ascii="Arial" w:hAnsi="Arial" w:eastAsia="Arial"/>
+        <w:rFonts w:ascii="Arial" w:hAnsi="Arial" w:eastAsia="Arial" w:cs="Tahoma"/>
         <w:color w:val="66717F"/>
         <w:sz w:val="16"/>
       </w:rPr>
@@ -12914,7 +14396,7 @@
     <w:qFormat/>
     <w:rsid w:val="00FC693F"/>
     <w:rPr>
-      <w:rFonts w:ascii="Arial" w:hAnsi="Arial" w:eastAsia="Arial"/>
+      <w:rFonts w:ascii="Arial" w:hAnsi="Arial" w:eastAsia="Arial" w:cs="Tahoma"/>
       <w:sz w:val="20"/>
     </w:rPr>
   </w:style>
@@ -12977,7 +14459,7 @@
       <w:outlineLvl w:val="0"/>
     </w:pPr>
     <w:rPr>
-      <w:rFonts w:asciiTheme="majorHAnsi" w:eastAsiaTheme="majorEastAsia" w:hAnsiTheme="majorHAnsi" w:cstheme="majorBidi" w:ascii="Arial" w:hAnsi="Arial" w:eastAsia="Arial"/>
+      <w:rFonts w:asciiTheme="majorHAnsi" w:eastAsiaTheme="majorEastAsia" w:hAnsiTheme="majorHAnsi" w:cstheme="majorBidi" w:ascii="Arial" w:hAnsi="Arial" w:eastAsia="Arial" w:cs="Tahoma"/>
       <w:b/>
       <w:bCs/>
       <w:color w:val="1F4D78"/>
@@ -13001,7 +14483,7 @@
       <w:outlineLvl w:val="1"/>
     </w:pPr>
     <w:rPr>
-      <w:rFonts w:asciiTheme="majorHAnsi" w:eastAsiaTheme="majorEastAsia" w:hAnsiTheme="majorHAnsi" w:cstheme="majorBidi" w:ascii="Arial" w:hAnsi="Arial" w:eastAsia="Arial"/>
+      <w:rFonts w:asciiTheme="majorHAnsi" w:eastAsiaTheme="majorEastAsia" w:hAnsiTheme="majorHAnsi" w:cstheme="majorBidi" w:ascii="Arial" w:hAnsi="Arial" w:eastAsia="Arial" w:cs="Tahoma"/>
       <w:b/>
       <w:bCs/>
       <w:color w:val="2E74B5"/>
@@ -13025,7 +14507,7 @@
       <w:outlineLvl w:val="2"/>
     </w:pPr>
     <w:rPr>
-      <w:rFonts w:asciiTheme="majorHAnsi" w:eastAsiaTheme="majorEastAsia" w:hAnsiTheme="majorHAnsi" w:cstheme="majorBidi" w:ascii="Arial" w:hAnsi="Arial" w:eastAsia="Arial"/>
+      <w:rFonts w:asciiTheme="majorHAnsi" w:eastAsiaTheme="majorEastAsia" w:hAnsiTheme="majorHAnsi" w:cstheme="majorBidi" w:ascii="Arial" w:hAnsi="Arial" w:eastAsia="Arial" w:cs="Tahoma"/>
       <w:b/>
       <w:bCs/>
       <w:color w:val="1F4D78"/>
@@ -13049,7 +14531,7 @@
       <w:outlineLvl w:val="3"/>
     </w:pPr>
     <w:rPr>
-      <w:rFonts w:asciiTheme="majorHAnsi" w:eastAsiaTheme="majorEastAsia" w:hAnsiTheme="majorHAnsi" w:cstheme="majorBidi" w:ascii="Arial" w:hAnsi="Arial" w:eastAsia="Arial"/>
+      <w:rFonts w:asciiTheme="majorHAnsi" w:eastAsiaTheme="majorEastAsia" w:hAnsiTheme="majorHAnsi" w:cstheme="majorBidi" w:ascii="Arial" w:hAnsi="Arial" w:eastAsia="Arial" w:cs="Tahoma"/>
       <w:b/>
       <w:bCs/>
       <w:i/>

--- a/LLDD/word/BE/LLDD-BE-API-Document-Create-Update.docx
+++ b/LLDD/word/BE/LLDD-BE-API-Document-Create-Update.docx
@@ -1371,7 +1371,177 @@
                 <w:rFonts w:ascii="Arial" w:hAnsi="Arial" w:eastAsia="Arial" w:cs="Tahoma"/>
                 <w:sz w:val="18"/>
               </w:rPr>
-              <w:t xml:space="preserve"> และรวม allocation ต้องเท่ากับ 100</w:t>
+              <w:t xml:space="preserve"> และรวม allocation ต้องเท่ากับ 100 — </w:t>
+            </w:r>
+            <w:r>
+              <w:rPr>
+                <w:rFonts w:ascii="Arial" w:hAnsi="Arial" w:eastAsia="Arial" w:cs="Tahoma"/>
+                <w:b/>
+                <w:sz w:val="18"/>
+              </w:rPr>
+              <w:t>B5: เพิ่ม/ลบร้านที่กระทบเพิ่มเมื่อไร ต้องเกลี่ยใหม่ทั้งชุดแล้วคำนวณ `compensateAmount` ของทุกแถวใหม่ ไม่ใช่เฉพาะแถวที่เพิ่ม</w:t>
+            </w:r>
+          </w:p>
+        </w:tc>
+      </w:tr>
+      <w:tr>
+        <w:trPr>
+          <w:cantSplit/>
+        </w:trPr>
+        <w:tc>
+          <w:tcPr>
+            <w:tcW w:type="dxa" w:w="2520"/>
+            <w:vAlign w:val="center"/>
+          </w:tcPr>
+          <w:p>
+            <w:pPr>
+              <w:keepLines/>
+              <w:spacing w:after="0"/>
+            </w:pPr>
+            <w:r>
+              <w:rPr>
+                <w:rFonts w:ascii="Arial" w:hAnsi="Arial" w:eastAsia="Arial" w:cs="Tahoma"/>
+                <w:sz w:val="18"/>
+              </w:rPr>
+            </w:r>
+            <w:r>
+              <w:rPr>
+                <w:rFonts w:ascii="Arial" w:hAnsi="Arial" w:eastAsia="Arial" w:cs="Tahoma"/>
+                <w:sz w:val="18"/>
+              </w:rPr>
+              <w:t>sourceSystem</w:t>
+            </w:r>
+          </w:p>
+        </w:tc>
+        <w:tc>
+          <w:tcPr>
+            <w:tcW w:type="dxa" w:w="2520"/>
+            <w:vAlign w:val="center"/>
+          </w:tcPr>
+          <w:p>
+            <w:pPr>
+              <w:keepLines/>
+              <w:spacing w:after="0"/>
+            </w:pPr>
+            <w:r>
+              <w:rPr>
+                <w:rFonts w:ascii="Arial" w:hAnsi="Arial" w:eastAsia="Arial" w:cs="Tahoma"/>
+                <w:sz w:val="18"/>
+              </w:rPr>
+            </w:r>
+            <w:r>
+              <w:rPr>
+                <w:rFonts w:ascii="Arial" w:hAnsi="Arial" w:eastAsia="Arial" w:cs="Tahoma"/>
+                <w:sz w:val="18"/>
+              </w:rPr>
+              <w:t>enum</w:t>
+            </w:r>
+          </w:p>
+        </w:tc>
+        <w:tc>
+          <w:tcPr>
+            <w:tcW w:type="dxa" w:w="2520"/>
+            <w:vAlign w:val="center"/>
+          </w:tcPr>
+          <w:p>
+            <w:pPr>
+              <w:keepLines/>
+              <w:spacing w:after="0"/>
+            </w:pPr>
+            <w:r>
+              <w:rPr>
+                <w:rFonts w:ascii="Arial" w:hAnsi="Arial" w:eastAsia="Arial" w:cs="Tahoma"/>
+                <w:sz w:val="18"/>
+              </w:rPr>
+            </w:r>
+            <w:r>
+              <w:rPr>
+                <w:rFonts w:ascii="Arial" w:hAnsi="Arial" w:eastAsia="Arial" w:cs="Tahoma"/>
+                <w:sz w:val="18"/>
+              </w:rPr>
+              <w:t>ALLMAP / USER</w:t>
+            </w:r>
+          </w:p>
+        </w:tc>
+        <w:tc>
+          <w:tcPr>
+            <w:tcW w:type="dxa" w:w="2520"/>
+            <w:vAlign w:val="center"/>
+          </w:tcPr>
+          <w:p>
+            <w:pPr>
+              <w:keepLines/>
+              <w:spacing w:after="0"/>
+            </w:pPr>
+            <w:r>
+              <w:rPr>
+                <w:rFonts w:ascii="Arial" w:hAnsi="Arial" w:eastAsia="Arial" w:cs="Tahoma"/>
+                <w:sz w:val="18"/>
+              </w:rPr>
+            </w:r>
+            <w:r>
+              <w:rPr>
+                <w:rFonts w:ascii="Arial" w:hAnsi="Arial" w:eastAsia="Arial" w:cs="Tahoma"/>
+                <w:b/>
+                <w:sz w:val="18"/>
+              </w:rPr>
+              <w:t>B5</w:t>
+            </w:r>
+            <w:r>
+              <w:rPr>
+                <w:rFonts w:ascii="Arial" w:hAnsi="Arial" w:eastAsia="Arial" w:cs="Tahoma"/>
+                <w:sz w:val="18"/>
+              </w:rPr>
+              <w:t xml:space="preserve"> ที่มาของแถวร้านเปิดใหม่ — </w:t>
+            </w:r>
+            <w:r>
+              <w:rPr>
+                <w:rFonts w:ascii="Courier New" w:hAnsi="Courier New" w:eastAsia="Courier New" w:cs="Tahoma"/>
+                <w:sz w:val="18"/>
+              </w:rPr>
+              <w:t>ALLMAP</w:t>
+            </w:r>
+            <w:r>
+              <w:rPr>
+                <w:rFonts w:ascii="Arial" w:hAnsi="Arial" w:eastAsia="Arial" w:cs="Tahoma"/>
+                <w:sz w:val="18"/>
+              </w:rPr>
+              <w:t xml:space="preserve"> ระบบ default ให้อัตโนมัติ (Job 9) · </w:t>
+            </w:r>
+            <w:r>
+              <w:rPr>
+                <w:rFonts w:ascii="Courier New" w:hAnsi="Courier New" w:eastAsia="Courier New" w:cs="Tahoma"/>
+                <w:sz w:val="18"/>
+              </w:rPr>
+              <w:t>USER</w:t>
+            </w:r>
+            <w:r>
+              <w:rPr>
+                <w:rFonts w:ascii="Arial" w:hAnsi="Arial" w:eastAsia="Arial" w:cs="Tahoma"/>
+                <w:sz w:val="18"/>
+              </w:rPr>
+              <w:t xml:space="preserve"> เจ้าหน้าที่ SBP DSA คีย์เองจากเอกสารแจ้งของหน่วยงานส่งเสริม (ผัง To-Be · SDD สไลด์ 7) · ซ้ำ </w:t>
+            </w:r>
+            <w:r>
+              <w:rPr>
+                <w:rFonts w:ascii="Courier New" w:hAnsi="Courier New" w:eastAsia="Courier New" w:cs="Tahoma"/>
+                <w:sz w:val="18"/>
+              </w:rPr>
+              <w:t>(doc_no, new_store_code)</w:t>
+            </w:r>
+            <w:r>
+              <w:rPr>
+                <w:rFonts w:ascii="Arial" w:hAnsi="Arial" w:eastAsia="Arial" w:cs="Tahoma"/>
+                <w:sz w:val="18"/>
+              </w:rPr>
+              <w:t xml:space="preserve"> ให้คืน </w:t>
+            </w:r>
+            <w:r>
+              <w:rPr>
+                <w:rFonts w:ascii="Courier New" w:hAnsi="Courier New" w:eastAsia="Courier New" w:cs="Tahoma"/>
+                <w:sz w:val="18"/>
+              </w:rPr>
+              <w:t>409</w:t>
             </w:r>
           </w:p>
         </w:tc>
@@ -6455,7 +6625,19 @@
               <w:br/>
               <w:t xml:space="preserve">      "newStoreCode": "00990",</w:t>
               <w:br/>
-              <w:t xml:space="preserve">      "compensatePercent": 100</w:t>
+              <w:t xml:space="preserve">      "compensatePercent": 60,</w:t>
+              <w:br/>
+              <w:t xml:space="preserve">      "sourceSystem": "ALLMAP"</w:t>
+              <w:br/>
+              <w:t xml:space="preserve">    },</w:t>
+              <w:br/>
+              <w:t xml:space="preserve">    {</w:t>
+              <w:br/>
+              <w:t xml:space="preserve">      "newStoreCode": "01180",</w:t>
+              <w:br/>
+              <w:t xml:space="preserve">      "compensatePercent": 40,</w:t>
+              <w:br/>
+              <w:t xml:space="preserve">      "sourceSystem": "USER"</w:t>
               <w:br/>
               <w:t xml:space="preserve">    }</w:t>
               <w:br/>
@@ -6896,6 +7078,111 @@
                 <w:sz w:val="18"/>
               </w:rPr>
               <w:t>number 0..100 with 2 decimals</w:t>
+            </w:r>
+          </w:p>
+        </w:tc>
+      </w:tr>
+      <w:tr>
+        <w:trPr>
+          <w:cantSplit/>
+        </w:trPr>
+        <w:tc>
+          <w:tcPr>
+            <w:tcW w:type="dxa" w:w="2520"/>
+            <w:vAlign w:val="center"/>
+          </w:tcPr>
+          <w:p>
+            <w:pPr>
+              <w:keepLines/>
+              <w:spacing w:after="0"/>
+            </w:pPr>
+            <w:r>
+              <w:rPr>
+                <w:rFonts w:ascii="Arial" w:hAnsi="Arial" w:eastAsia="Arial" w:cs="Tahoma"/>
+                <w:sz w:val="18"/>
+              </w:rPr>
+            </w:r>
+            <w:r>
+              <w:rPr>
+                <w:rFonts w:ascii="Arial" w:hAnsi="Arial" w:eastAsia="Arial" w:cs="Tahoma"/>
+                <w:sz w:val="18"/>
+              </w:rPr>
+              <w:t>newStores[].sourceSystem</w:t>
+            </w:r>
+          </w:p>
+        </w:tc>
+        <w:tc>
+          <w:tcPr>
+            <w:tcW w:type="dxa" w:w="2520"/>
+            <w:vAlign w:val="center"/>
+          </w:tcPr>
+          <w:p>
+            <w:pPr>
+              <w:keepLines/>
+              <w:spacing w:after="0"/>
+            </w:pPr>
+            <w:r>
+              <w:rPr>
+                <w:rFonts w:ascii="Arial" w:hAnsi="Arial" w:eastAsia="Arial" w:cs="Tahoma"/>
+                <w:sz w:val="18"/>
+              </w:rPr>
+            </w:r>
+            <w:r>
+              <w:rPr>
+                <w:rFonts w:ascii="Arial" w:hAnsi="Arial" w:eastAsia="Arial" w:cs="Tahoma"/>
+                <w:sz w:val="18"/>
+              </w:rPr>
+              <w:t>string</w:t>
+            </w:r>
+          </w:p>
+        </w:tc>
+        <w:tc>
+          <w:tcPr>
+            <w:tcW w:type="dxa" w:w="2520"/>
+            <w:vAlign w:val="center"/>
+          </w:tcPr>
+          <w:p>
+            <w:pPr>
+              <w:keepLines/>
+              <w:spacing w:after="0"/>
+            </w:pPr>
+            <w:r>
+              <w:rPr>
+                <w:rFonts w:ascii="Arial" w:hAnsi="Arial" w:eastAsia="Arial" w:cs="Tahoma"/>
+                <w:sz w:val="18"/>
+              </w:rPr>
+            </w:r>
+            <w:r>
+              <w:rPr>
+                <w:rFonts w:ascii="Arial" w:hAnsi="Arial" w:eastAsia="Arial" w:cs="Tahoma"/>
+                <w:sz w:val="18"/>
+              </w:rPr>
+              <w:t>Yes</w:t>
+            </w:r>
+          </w:p>
+        </w:tc>
+        <w:tc>
+          <w:tcPr>
+            <w:tcW w:type="dxa" w:w="2520"/>
+            <w:vAlign w:val="center"/>
+          </w:tcPr>
+          <w:p>
+            <w:pPr>
+              <w:keepLines/>
+              <w:spacing w:after="0"/>
+            </w:pPr>
+            <w:r>
+              <w:rPr>
+                <w:rFonts w:ascii="Arial" w:hAnsi="Arial" w:eastAsia="Arial" w:cs="Tahoma"/>
+                <w:sz w:val="18"/>
+              </w:rPr>
+            </w:r>
+            <w:r>
+              <w:rPr>
+                <w:rFonts w:ascii="Arial" w:hAnsi="Arial" w:eastAsia="Arial" w:cs="Tahoma"/>
+                <w:sz w:val="18"/>
+              </w:rPr>
+              <w:t>UTF-8; use value domain described by endpoint purpose</w:t>
             </w:r>
           </w:p>
         </w:tc>
@@ -13041,6 +13328,86 @@
                 <w:sz w:val="18"/>
               </w:rPr>
               <w:t>ผ่านเมื่อถูกกฎ / โยน error เมื่อผิด — กฎ: 0-100 · รูปแบบ: number, 2 decimals</w:t>
+            </w:r>
+          </w:p>
+        </w:tc>
+      </w:tr>
+      <w:tr>
+        <w:trPr>
+          <w:cantSplit/>
+        </w:trPr>
+        <w:tc>
+          <w:tcPr>
+            <w:tcW w:type="dxa" w:w="3360"/>
+            <w:vAlign w:val="center"/>
+          </w:tcPr>
+          <w:p>
+            <w:pPr>
+              <w:keepLines/>
+              <w:spacing w:after="0"/>
+            </w:pPr>
+            <w:r>
+              <w:rPr>
+                <w:rFonts w:ascii="Arial" w:hAnsi="Arial" w:eastAsia="Arial" w:cs="Tahoma"/>
+                <w:sz w:val="18"/>
+              </w:rPr>
+            </w:r>
+            <w:r>
+              <w:rPr>
+                <w:rFonts w:ascii="Courier New" w:hAnsi="Courier New" w:eastAsia="Courier New" w:cs="Tahoma"/>
+                <w:sz w:val="18"/>
+              </w:rPr>
+              <w:t>sourceSystem</w:t>
+            </w:r>
+          </w:p>
+        </w:tc>
+        <w:tc>
+          <w:tcPr>
+            <w:tcW w:type="dxa" w:w="3360"/>
+            <w:vAlign w:val="center"/>
+          </w:tcPr>
+          <w:p>
+            <w:pPr>
+              <w:keepLines/>
+              <w:spacing w:after="0"/>
+            </w:pPr>
+            <w:r>
+              <w:rPr>
+                <w:rFonts w:ascii="Arial" w:hAnsi="Arial" w:eastAsia="Arial" w:cs="Tahoma"/>
+                <w:sz w:val="18"/>
+              </w:rPr>
+            </w:r>
+            <w:r>
+              <w:rPr>
+                <w:rFonts w:ascii="Arial" w:hAnsi="Arial" w:eastAsia="Arial" w:cs="Tahoma"/>
+                <w:sz w:val="18"/>
+              </w:rPr>
+              <w:t>validation</w:t>
+            </w:r>
+          </w:p>
+        </w:tc>
+        <w:tc>
+          <w:tcPr>
+            <w:tcW w:type="dxa" w:w="3360"/>
+            <w:vAlign w:val="center"/>
+          </w:tcPr>
+          <w:p>
+            <w:pPr>
+              <w:keepLines/>
+              <w:spacing w:after="0"/>
+            </w:pPr>
+            <w:r>
+              <w:rPr>
+                <w:rFonts w:ascii="Arial" w:hAnsi="Arial" w:eastAsia="Arial" w:cs="Tahoma"/>
+                <w:sz w:val="18"/>
+              </w:rPr>
+            </w:r>
+            <w:r>
+              <w:rPr>
+                <w:rFonts w:ascii="Arial" w:hAnsi="Arial" w:eastAsia="Arial" w:cs="Tahoma"/>
+                <w:sz w:val="18"/>
+              </w:rPr>
+              <w:t>ผ่านเมื่อถูกกฎ / โยน error เมื่อผิด — กฎ: ALLMAP / USER · รูปแบบ: enum</w:t>
             </w:r>
           </w:p>
         </w:tc>

--- a/LLDD/word/BE/LLDD-BE-API-Document-Create-Update.docx
+++ b/LLDD/word/BE/LLDD-BE-API-Document-Create-Update.docx
@@ -3434,7 +3434,7 @@
                 <w:rFonts w:ascii="Arial" w:hAnsi="Arial" w:eastAsia="Arial" w:cs="Tahoma"/>
                 <w:sz w:val="18"/>
               </w:rPr>
-              <w:t>ยิง POST /documents พร้อมกัน 20 request ในปีเดียวกัน</w:t>
+              <w:t>ยิง POST /sbpgi/document พร้อมกัน 20 request ในปีเดียวกัน</w:t>
             </w:r>
           </w:p>
         </w:tc>
@@ -3827,7 +3827,7 @@
                 <w:rFonts w:ascii="Arial" w:hAnsi="Arial" w:eastAsia="Arial" w:cs="Tahoma"/>
                 <w:sz w:val="18"/>
               </w:rPr>
-              <w:t>POST /api/v1/documents; PUT /api/v1/documents/{docNo}</w:t>
+              <w:t>POST /api/v1/sbpgi/document; PUT /api/v1/sbpgi/document/{docNo}</w:t>
             </w:r>
           </w:p>
         </w:tc>
@@ -4086,7 +4086,7 @@
                 <w:rFonts w:ascii="Arial" w:hAnsi="Arial" w:eastAsia="Arial" w:cs="Tahoma"/>
                 <w:sz w:val="18"/>
               </w:rPr>
-              <w:t>POST /api/v1/documents</w:t>
+              <w:t>POST /api/v1/sbpgi/document</w:t>
             </w:r>
           </w:p>
         </w:tc>
@@ -4191,7 +4191,7 @@
                 <w:rFonts w:ascii="Arial" w:hAnsi="Arial" w:eastAsia="Arial" w:cs="Tahoma"/>
                 <w:sz w:val="18"/>
               </w:rPr>
-              <w:t>PUT /api/v1/documents/{docNo}</w:t>
+              <w:t>PUT /api/v1/sbpgi/document/{docNo}</w:t>
             </w:r>
           </w:p>
         </w:tc>
@@ -4762,7 +4762,7 @@
                 <w:rFonts w:ascii="Arial" w:hAnsi="Arial" w:eastAsia="Arial" w:cs="Tahoma"/>
                 <w:sz w:val="18"/>
               </w:rPr>
-              <w:t>create success</w:t>
+              <w:t>— (ยังไม่มี test เฉพาะขั้นนี้ · ครอบด้วย test รวมของเอกสารในหัวข้อ 11)</w:t>
             </w:r>
           </w:p>
         </w:tc>
@@ -4842,13 +4842,374 @@
                 <w:rFonts w:ascii="Arial" w:hAnsi="Arial" w:eastAsia="Arial" w:cs="Tahoma"/>
                 <w:sz w:val="18"/>
               </w:rPr>
-              <w:t>create duplicate</w:t>
+              <w:t>— (ยังไม่มี test เฉพาะขั้นนี้ · ครอบด้วย test รวมของเอกสารในหัวข้อ 11)</w:t>
             </w:r>
           </w:p>
         </w:tc>
       </w:tr>
     </w:tbl>
     <w:p/>
+    <w:p>
+      <w:pPr>
+        <w:pStyle w:val="Heading2"/>
+        <w:keepNext/>
+        <w:keepLines/>
+        <w:pageBreakBefore w:val="0"/>
+      </w:pPr>
+      <w:r>
+        <w:t>5.92 Workflow Trigger Event Contract</w:t>
+      </w:r>
+    </w:p>
+    <w:p>
+      <w:pPr>
+        <w:keepNext w:val="0"/>
+      </w:pPr>
+      <w:r>
+        <w:t xml:space="preserve">งานชิ้นนี้ </w:t>
+      </w:r>
+      <w:r>
+        <w:rPr>
+          <w:b/>
+        </w:rPr>
+        <w:t>ต้องเรียก workflow engine</w:t>
+      </w:r>
+      <w:r>
+        <w:t xml:space="preserve"> ตามตารางด้านล่าง · ชื่อ function ยึด API 8 ตัวของ </w:t>
+      </w:r>
+      <w:r>
+        <w:rPr>
+          <w:rFonts w:ascii="Courier New" w:hAnsi="Courier New" w:eastAsia="Courier New" w:cs="Tahoma"/>
+        </w:rPr>
+        <w:t>@srm/glb-workflow</w:t>
+      </w:r>
+      <w:r>
+        <w:t xml:space="preserve"> ตามชีต </w:t>
+      </w:r>
+      <w:r>
+        <w:rPr>
+          <w:rFonts w:ascii="Courier New" w:hAnsi="Courier New" w:eastAsia="Courier New" w:cs="Tahoma"/>
+        </w:rPr>
+        <w:t>Detail</w:t>
+      </w:r>
+      <w:r>
+        <w:t xml:space="preserve"> ของ </w:t>
+      </w:r>
+      <w:r>
+        <w:rPr>
+          <w:color w:val="8A3324"/>
+        </w:rPr>
+        <w:t>TSM SRM LLDD SBP workflow ไฟล์1.2</w:t>
+      </w:r>
+      <w:r>
+        <w:t xml:space="preserve"> — รายละเอียด signature และตารางที่ engine เขียน ดู </w:t>
+      </w:r>
+      <w:r>
+        <w:rPr>
+          <w:b/>
+        </w:rPr>
+        <w:t>LLDD-BE-Workflow-Engine-Definition.pdf</w:t>
+      </w:r>
+      <w:r>
+        <w:t xml:space="preserve"> หัวข้อ 5.3</w:t>
+      </w:r>
+    </w:p>
+    <w:tbl>
+      <w:tblPr>
+        <w:tblStyle w:val="TableGrid"/>
+        <w:tblW w:type="auto" w:w="0"/>
+        <w:jc w:val="center"/>
+        <w:tblLook w:firstColumn="1" w:firstRow="1" w:lastColumn="0" w:lastRow="0" w:noHBand="0" w:noVBand="1" w:val="04A0"/>
+      </w:tblPr>
+      <w:tblGrid>
+        <w:gridCol w:w="2520"/>
+        <w:gridCol w:w="2520"/>
+        <w:gridCol w:w="2520"/>
+        <w:gridCol w:w="2520"/>
+      </w:tblGrid>
+      <w:tr>
+        <w:trPr>
+          <w:cantSplit/>
+        </w:trPr>
+        <w:tc>
+          <w:tcPr>
+            <w:tcW w:type="dxa" w:w="2520"/>
+            <w:vAlign w:val="center"/>
+            <w:shd w:fill="E8EEF5"/>
+          </w:tcPr>
+          <w:p>
+            <w:pPr>
+              <w:keepLines/>
+              <w:spacing w:after="0"/>
+            </w:pPr>
+            <w:r/>
+            <w:r>
+              <w:rPr>
+                <w:rFonts w:ascii="Arial" w:hAnsi="Arial" w:eastAsia="Arial" w:cs="Tahoma"/>
+                <w:b/>
+                <w:sz w:val="18"/>
+              </w:rPr>
+              <w:t>จุดที่เรียก (call site)</w:t>
+            </w:r>
+          </w:p>
+        </w:tc>
+        <w:tc>
+          <w:tcPr>
+            <w:tcW w:type="dxa" w:w="2520"/>
+            <w:vAlign w:val="center"/>
+            <w:shd w:fill="E8EEF5"/>
+          </w:tcPr>
+          <w:p>
+            <w:pPr>
+              <w:keepLines/>
+              <w:spacing w:after="0"/>
+            </w:pPr>
+            <w:r/>
+            <w:r>
+              <w:rPr>
+                <w:rFonts w:ascii="Arial" w:hAnsi="Arial" w:eastAsia="Arial" w:cs="Tahoma"/>
+                <w:b/>
+                <w:sz w:val="18"/>
+              </w:rPr>
+              <w:t>Engine function</w:t>
+            </w:r>
+          </w:p>
+        </w:tc>
+        <w:tc>
+          <w:tcPr>
+            <w:tcW w:type="dxa" w:w="2520"/>
+            <w:vAlign w:val="center"/>
+            <w:shd w:fill="E8EEF5"/>
+          </w:tcPr>
+          <w:p>
+            <w:pPr>
+              <w:keepLines/>
+              <w:spacing w:after="0"/>
+            </w:pPr>
+            <w:r/>
+            <w:r>
+              <w:rPr>
+                <w:rFonts w:ascii="Arial" w:hAnsi="Arial" w:eastAsia="Arial" w:cs="Tahoma"/>
+                <w:b/>
+                <w:sz w:val="18"/>
+              </w:rPr>
+              <w:t>พารามิเตอร์หลัก</w:t>
+            </w:r>
+          </w:p>
+        </w:tc>
+        <w:tc>
+          <w:tcPr>
+            <w:tcW w:type="dxa" w:w="2520"/>
+            <w:vAlign w:val="center"/>
+            <w:shd w:fill="E8EEF5"/>
+          </w:tcPr>
+          <w:p>
+            <w:pPr>
+              <w:keepLines/>
+              <w:spacing w:after="0"/>
+            </w:pPr>
+            <w:r/>
+            <w:r>
+              <w:rPr>
+                <w:rFonts w:ascii="Arial" w:hAnsi="Arial" w:eastAsia="Arial" w:cs="Tahoma"/>
+                <w:b/>
+                <w:sz w:val="18"/>
+              </w:rPr>
+              <w:t>กติกา / transaction boundary</w:t>
+            </w:r>
+          </w:p>
+        </w:tc>
+      </w:tr>
+      <w:tr>
+        <w:trPr>
+          <w:cantSplit/>
+        </w:trPr>
+        <w:tc>
+          <w:tcPr>
+            <w:tcW w:type="dxa" w:w="2520"/>
+            <w:vAlign w:val="center"/>
+          </w:tcPr>
+          <w:p>
+            <w:pPr>
+              <w:keepLines/>
+              <w:spacing w:after="0"/>
+            </w:pPr>
+            <w:r>
+              <w:rPr>
+                <w:rFonts w:ascii="Arial" w:hAnsi="Arial" w:eastAsia="Arial" w:cs="Tahoma"/>
+                <w:sz w:val="18"/>
+              </w:rPr>
+            </w:r>
+            <w:r>
+              <w:rPr>
+                <w:rFonts w:ascii="Arial" w:hAnsi="Arial" w:eastAsia="Arial" w:cs="Tahoma"/>
+                <w:sz w:val="18"/>
+              </w:rPr>
+              <w:t>หลัง insert เอกสารสำเร็จ (Open first task)</w:t>
+            </w:r>
+          </w:p>
+        </w:tc>
+        <w:tc>
+          <w:tcPr>
+            <w:tcW w:type="dxa" w:w="2520"/>
+            <w:vAlign w:val="center"/>
+          </w:tcPr>
+          <w:p>
+            <w:pPr>
+              <w:keepLines/>
+              <w:spacing w:after="0"/>
+            </w:pPr>
+            <w:r>
+              <w:rPr>
+                <w:rFonts w:ascii="Arial" w:hAnsi="Arial" w:eastAsia="Arial" w:cs="Tahoma"/>
+                <w:sz w:val="18"/>
+              </w:rPr>
+            </w:r>
+            <w:r>
+              <w:rPr>
+                <w:rFonts w:ascii="Courier New" w:hAnsi="Courier New" w:eastAsia="Courier New" w:cs="Tahoma"/>
+                <w:sz w:val="18"/>
+              </w:rPr>
+              <w:t>initializeWorkflow</w:t>
+            </w:r>
+            <w:r>
+              <w:rPr>
+                <w:rFonts w:ascii="Arial" w:hAnsi="Arial" w:eastAsia="Arial" w:cs="Tahoma"/>
+                <w:sz w:val="18"/>
+              </w:rPr>
+              <w:t xml:space="preserve"> แล้วต่อด้วย </w:t>
+            </w:r>
+            <w:r>
+              <w:rPr>
+                <w:rFonts w:ascii="Courier New" w:hAnsi="Courier New" w:eastAsia="Courier New" w:cs="Tahoma"/>
+                <w:sz w:val="18"/>
+              </w:rPr>
+              <w:t>addPreApprover</w:t>
+            </w:r>
+          </w:p>
+        </w:tc>
+        <w:tc>
+          <w:tcPr>
+            <w:tcW w:type="dxa" w:w="2520"/>
+            <w:vAlign w:val="center"/>
+          </w:tcPr>
+          <w:p>
+            <w:pPr>
+              <w:keepLines/>
+              <w:spacing w:after="0"/>
+            </w:pPr>
+            <w:r>
+              <w:rPr>
+                <w:rFonts w:ascii="Arial" w:hAnsi="Arial" w:eastAsia="Arial" w:cs="Tahoma"/>
+                <w:sz w:val="18"/>
+              </w:rPr>
+            </w:r>
+            <w:r>
+              <w:rPr>
+                <w:rFonts w:ascii="Arial" w:hAnsi="Arial" w:eastAsia="Arial" w:cs="Tahoma"/>
+                <w:sz w:val="18"/>
+              </w:rPr>
+              <w:t xml:space="preserve">versionId, userId, referenceId, stateId = </w:t>
+            </w:r>
+            <w:r>
+              <w:rPr>
+                <w:rFonts w:ascii="Courier New" w:hAnsi="Courier New" w:eastAsia="Courier New" w:cs="Tahoma"/>
+                <w:sz w:val="18"/>
+              </w:rPr>
+              <w:t>06</w:t>
+            </w:r>
+          </w:p>
+        </w:tc>
+        <w:tc>
+          <w:tcPr>
+            <w:tcW w:type="dxa" w:w="2520"/>
+            <w:vAlign w:val="center"/>
+          </w:tcPr>
+          <w:p>
+            <w:pPr>
+              <w:keepLines/>
+              <w:spacing w:after="0"/>
+            </w:pPr>
+            <w:r>
+              <w:rPr>
+                <w:rFonts w:ascii="Arial" w:hAnsi="Arial" w:eastAsia="Arial" w:cs="Tahoma"/>
+                <w:sz w:val="18"/>
+              </w:rPr>
+            </w:r>
+            <w:r>
+              <w:rPr>
+                <w:rFonts w:ascii="Arial" w:hAnsi="Arial" w:eastAsia="Arial" w:cs="Tahoma"/>
+                <w:sz w:val="18"/>
+              </w:rPr>
+              <w:t>อยู่ใน transaction boundary เดียวกับการสร้างเอกสาร — engine fail ต้อง rollback เอกสาร</w:t>
+            </w:r>
+          </w:p>
+        </w:tc>
+      </w:tr>
+    </w:tbl>
+    <w:p/>
+    <w:p>
+      <w:pPr>
+        <w:pStyle w:val="ListBullet"/>
+        <w:keepLines/>
+      </w:pPr>
+      <w:r>
+        <w:t xml:space="preserve">🔴 กติกาเหล็ก: ตาราง </w:t>
+      </w:r>
+      <w:r>
+        <w:rPr>
+          <w:rFonts w:ascii="Courier New" w:hAnsi="Courier New" w:eastAsia="Courier New" w:cs="Tahoma"/>
+        </w:rPr>
+        <w:t>sps_store.workflow_*</w:t>
+      </w:r>
+      <w:r>
+        <w:t xml:space="preserve"> (13 ตาราง) เป็นของ lib — SBPGI </w:t>
+      </w:r>
+      <w:r>
+        <w:rPr>
+          <w:b/>
+        </w:rPr>
+        <w:t>R เท่านั้น</w:t>
+      </w:r>
+      <w:r>
+        <w:t xml:space="preserve"> ห้าม INSERT/UPDATE/DELETE ตรงในทุกกรณี</w:t>
+      </w:r>
+    </w:p>
+    <w:p>
+      <w:pPr>
+        <w:pStyle w:val="ListBullet"/>
+        <w:keepLines/>
+      </w:pPr>
+      <w:r>
+        <w:t xml:space="preserve">ทุกการเรียก engine ต้องผ่านตัวห่อกลาง </w:t>
+      </w:r>
+      <w:r>
+        <w:rPr>
+          <w:rFonts w:ascii="Courier New" w:hAnsi="Courier New" w:eastAsia="Courier New" w:cs="Tahoma"/>
+        </w:rPr>
+        <w:t>WorkflowGateway</w:t>
+      </w:r>
+      <w:r>
+        <w:t xml:space="preserve"> ที่นิยามใน </w:t>
+      </w:r>
+      <w:r>
+        <w:rPr>
+          <w:b/>
+        </w:rPr>
+        <w:t>LLDD-BE-API-Common-Contracts.pdf</w:t>
+      </w:r>
+      <w:r>
+        <w:t xml:space="preserve"> (timeout · retry · map error เข้า envelope) ห้าม import lib ตรงจาก service</w:t>
+      </w:r>
+    </w:p>
+    <w:p>
+      <w:pPr>
+        <w:pStyle w:val="ListBullet"/>
+        <w:keepLines/>
+      </w:pPr>
+      <w:r>
+        <w:t>unit test ต้อง mock engine และครอบอย่างน้อย: เรียกสำเร็จ · engine โยน error แล้ว rollback ฝั่ง SBPGI ครบ · เรียกซ้ำด้วย referenceId เดิมไม่เกิดผลซ้ำ</w:t>
+      </w:r>
+    </w:p>
     <w:p>
       <w:pPr>
         <w:pStyle w:val="Heading1"/>
@@ -5197,7 +5558,7 @@
         <w:pageBreakBefore w:val="0"/>
       </w:pPr>
       <w:r>
-        <w:t>POST /api/v1/documents</w:t>
+        <w:t>POST /api/v1/sbpgi/document</w:t>
       </w:r>
     </w:p>
     <w:p>
@@ -6549,7 +6910,7 @@
         <w:pageBreakBefore w:val="0"/>
       </w:pPr>
       <w:r>
-        <w:t>PUT /api/v1/documents/{docNo}</w:t>
+        <w:t>PUT /api/v1/sbpgi/document/{docNo}</w:t>
       </w:r>
     </w:p>
     <w:p>
@@ -9372,14 +9733,14 @@
         <w:br/>
         <w:t>import { SbpgiDocumentCreateUpdateService } from './sbpgi-document-create-update.service';</w:t>
         <w:br/>
-        <w:t>import { CreateDocumentsBodyDto, UpdateDocumentsByDocNoBodyDto } from './dto/sbpgi-document-create-update.dto';</w:t>
+        <w:t>import { CreateSbpgiDocumentBodyDto, UpdateSbpgiDocumentByDocNoBodyDto } from './dto/sbpgi-document-create-update.dto';</w:t>
         <w:br/>
         <w:br/>
         <w:t>// LLDD BE - API Document Create and Update</w:t>
         <w:br/>
         <w:t>// BFF เรียกด้วย x-api-key และแนบ x-user-id / x-user-group-id / x-user-permissions มาให้</w:t>
         <w:br/>
-        <w:t>@Controller('sbpgi/documents')</w:t>
+        <w:t>@Controller('sbpgi/sbpgi/document')</w:t>
         <w:br/>
         <w:t>@UseGuards(HttpHeaderGuard)</w:t>
         <w:br/>
@@ -9388,28 +9749,28 @@
         <w:t xml:space="preserve">  constructor(private readonly service: SbpgiDocumentCreateUpdateService) {}</w:t>
         <w:br/>
         <w:br/>
-        <w:t xml:space="preserve">  // POST /api/v1/documents — Create document API</w:t>
-        <w:br/>
-        <w:t xml:space="preserve">  @Post()</w:t>
-        <w:br/>
-        <w:t xml:space="preserve">  createDocuments(@Body() body: CreateDocumentsBodyDto, @UserId() userId: string) {</w:t>
+        <w:t xml:space="preserve">  // POST /api/v1/sbpgi/document — Create document API</w:t>
+        <w:br/>
+        <w:t xml:space="preserve">  @Post('document')</w:t>
+        <w:br/>
+        <w:t xml:space="preserve">  createSbpgiDocument(@Body() body: CreateSbpgiDocumentBodyDto, @UserId() userId: string) {</w:t>
         <w:br/>
         <w:t xml:space="preserve">    // TODO: ตรวจ x-user-permissions ก่อนเรียก service ถ้า endpoint นี้จำกัดสิทธิ์เมนู</w:t>
         <w:br/>
-        <w:t xml:space="preserve">    return this.service.createDocuments(body, userId);</w:t>
+        <w:t xml:space="preserve">    return this.service.createSbpgiDocument(body, userId);</w:t>
         <w:br/>
         <w:t xml:space="preserve">  }</w:t>
         <w:br/>
         <w:br/>
-        <w:t xml:space="preserve">  // PUT /api/v1/documents/{docNo} — Update document partial sections</w:t>
-        <w:br/>
-        <w:t xml:space="preserve">  @Put(':docNo')</w:t>
-        <w:br/>
-        <w:t xml:space="preserve">  updateDocumentsByDocNo(</w:t>
+        <w:t xml:space="preserve">  // PUT /api/v1/sbpgi/document/{docNo} — Update document partial sections</w:t>
+        <w:br/>
+        <w:t xml:space="preserve">  @Put('document/:docNo')</w:t>
+        <w:br/>
+        <w:t xml:space="preserve">  updateSbpgiDocumentByDocNo(</w:t>
         <w:br/>
         <w:t xml:space="preserve">    @Param('docNo') docNo: string,</w:t>
         <w:br/>
-        <w:t xml:space="preserve">    @Body() body: UpdateDocumentsByDocNoBodyDto,</w:t>
+        <w:t xml:space="preserve">    @Body() body: UpdateSbpgiDocumentByDocNoBodyDto,</w:t>
         <w:br/>
         <w:t xml:space="preserve">    @UserId() userId: string,</w:t>
         <w:br/>
@@ -9417,7 +9778,7 @@
         <w:br/>
         <w:t xml:space="preserve">    // TODO: ตรวจ x-user-permissions ก่อนเรียก service ถ้า endpoint นี้จำกัดสิทธิ์เมนู</w:t>
         <w:br/>
-        <w:t xml:space="preserve">    return this.service.updateDocumentsByDocNo(docNo, body, userId);</w:t>
+        <w:t xml:space="preserve">    return this.service.updateSbpgiDocumentByDocNo(docNo, body, userId);</w:t>
         <w:br/>
         <w:t xml:space="preserve">  }</w:t>
         <w:br/>
@@ -9463,9 +9824,9 @@
         <w:t>// property ที่ไม่ประกาศที่นี่จะถูก reject เป็น 400 อัตโนมัติ</w:t>
         <w:br/>
         <w:br/>
-        <w:t>// body ของ POST /api/v1/documents</w:t>
-        <w:br/>
-        <w:t>export class CreateDocumentsBodyDto {</w:t>
+        <w:t>// body ของ POST /api/v1/sbpgi/document</w:t>
+        <w:br/>
+        <w:t>export class CreateSbpgiDocumentBodyDto {</w:t>
         <w:br/>
         <w:t xml:space="preserve">  @IsNotEmpty()</w:t>
         <w:br/>
@@ -9532,9 +9893,9 @@
           <w:rFonts w:ascii="Courier New" w:hAnsi="Courier New" w:eastAsia="Courier New" w:cs="Tahoma"/>
           <w:sz w:val="16"/>
         </w:rPr>
-        <w:t>// body ของ PUT /api/v1/documents/{docNo}</w:t>
-        <w:br/>
-        <w:t>export class UpdateDocumentsByDocNoBodyDto {</w:t>
+        <w:t>// body ของ PUT /api/v1/sbpgi/document/{docNo}</w:t>
+        <w:br/>
+        <w:t>export class UpdateSbpgiDocumentByDocNoBodyDto {</w:t>
         <w:br/>
         <w:t xml:space="preserve">  @IsNotEmpty()</w:t>
         <w:br/>
@@ -9627,11 +9988,11 @@
         <w:t xml:space="preserve">  ) {}</w:t>
         <w:br/>
         <w:br/>
-        <w:t xml:space="preserve">  // POST /api/v1/documents — Create document API</w:t>
+        <w:t xml:space="preserve">  // POST /api/v1/sbpgi/document — Create document API</w:t>
         <w:br/>
         <w:t xml:space="preserve">  // mutation ต้องอยู่ใน transaction เดียว (ไม่มี audit ของ master แล้ว · 2026-08-07)</w:t>
         <w:br/>
-        <w:t xml:space="preserve">  async createDocuments(body: CreateDocumentsBodyDto, userId: string) {</w:t>
+        <w:t xml:space="preserve">  async createSbpgiDocument(body: CreateSbpgiDocumentBodyDto, userId: string) {</w:t>
         <w:br/>
         <w:t xml:space="preserve">    const runner = this.dataSource.createQueryRunner();</w:t>
         <w:br/>
@@ -9643,7 +10004,7 @@
         <w:br/>
         <w:t xml:space="preserve">      // TODO: lock แถวเป้าหมายของ compensation_documents ด้วย SELECT ... FOR UPDATE ก่อนเขียน</w:t>
         <w:br/>
-        <w:t xml:space="preserve">      const [current] = await runner.query(SBPGI_SQL.createDocumentsLock, [body.docNo]);</w:t>
+        <w:t xml:space="preserve">      const [current] = await runner.query(SBPGI_SQL.createSbpgiDocumentLock, [body.docNo]);</w:t>
         <w:br/>
         <w:t xml:space="preserve">      if (!current) {</w:t>
         <w:br/>
@@ -9651,7 +10012,7 @@
         <w:br/>
         <w:t xml:space="preserve">      }</w:t>
         <w:br/>
-        <w:t xml:space="preserve">      await runner.query(SBPGI_SQL.createDocuments, [/* TODO: ผูกค่าจาก body */]);</w:t>
+        <w:t xml:space="preserve">      await runner.query(SBPGI_SQL.createSbpgiDocument, [/* TODO: ผูกค่าจาก body */]);</w:t>
         <w:br/>
         <w:t xml:space="preserve">      await runner.commitTransaction();</w:t>
         <w:br/>
@@ -9686,15 +10047,15 @@
         <w:t xml:space="preserve">  }</w:t>
         <w:br/>
         <w:br/>
-        <w:t xml:space="preserve">  // PUT /api/v1/documents/{docNo} — Update document partial sections</w:t>
-        <w:br/>
-        <w:t xml:space="preserve">  async updateDocumentsByDocNo(docNo: string, body: UpdateDocumentsByDocNoBodyDto, userId: string) {</w:t>
-        <w:br/>
-        <w:t xml:space="preserve">    // TODO: implement ตาม business rule ของ PUT /api/v1/documents/{docNo}</w:t>
-        <w:br/>
-        <w:t xml:space="preserve">    //       (SQL อยู่ในหัวข้อ Database SQL คีย์ 'PUT /api/v1/documents/{docNo}')</w:t>
-        <w:br/>
-        <w:t xml:space="preserve">    throw new NotImplementedException('updateDocumentsByDocNo ยังไม่ implement');</w:t>
+        <w:t xml:space="preserve">  // PUT /api/v1/sbpgi/document/{docNo} — Update document partial sections</w:t>
+        <w:br/>
+        <w:t xml:space="preserve">  async updateSbpgiDocumentByDocNo(docNo: string, body: UpdateSbpgiDocumentByDocNoBodyDto, userId: string) {</w:t>
+        <w:br/>
+        <w:t xml:space="preserve">    // TODO: implement ตาม business rule ของ PUT /api/v1/sbpgi/document/{docNo}</w:t>
+        <w:br/>
+        <w:t xml:space="preserve">    //       (SQL อยู่ในหัวข้อ Database SQL คีย์ 'PUT /api/v1/sbpgi/document/{docNo}')</w:t>
+        <w:br/>
+        <w:t xml:space="preserve">    throw new NotImplementedException('updateSbpgiDocumentByDocNo ยังไม่ implement');</w:t>
         <w:br/>
         <w:t xml:space="preserve">  }</w:t>
         <w:br/>
@@ -10767,16 +11128,16 @@
         <w:t xml:space="preserve">  }</w:t>
         <w:br/>
         <w:br/>
-        <w:t xml:space="preserve">  createDocuments(body: any, user: any) {</w:t>
-        <w:br/>
-        <w:t xml:space="preserve">    return this.client.post('/api/v1/documents', body, { headers: this.userHeaders(user) });</w:t>
+        <w:t xml:space="preserve">  createSbpgiDocument(body: any, user: any) {</w:t>
+        <w:br/>
+        <w:t xml:space="preserve">    return this.client.post('/api/v1/sbpgi/document', body, { headers: this.userHeaders(user) });</w:t>
         <w:br/>
         <w:t xml:space="preserve">  }</w:t>
         <w:br/>
         <w:br/>
-        <w:t xml:space="preserve">  updateDocumentsByDocNo(docNo: string, body: any, user: any) {</w:t>
-        <w:br/>
-        <w:t xml:space="preserve">    return this.client.put(`/api/v1/documents/${docNo}`, body, { headers: this.userHeaders(user) });</w:t>
+        <w:t xml:space="preserve">  updateSbpgiDocumentByDocNo(docNo: string, body: any, user: any) {</w:t>
+        <w:br/>
+        <w:t xml:space="preserve">    return this.client.put(`/api/v1/sbpgi/document/${docNo}`, body, { headers: this.userHeaders(user) });</w:t>
         <w:br/>
         <w:t xml:space="preserve">  }</w:t>
         <w:br/>
@@ -10801,24 +11162,24 @@
         <w:t xml:space="preserve">  constructor(private readonly service: SbpgiDocumentCreateUpdateBffService) {}</w:t>
         <w:br/>
         <w:br/>
-        <w:t xml:space="preserve">  // proxy ของ POST /api/v1/documents</w:t>
-        <w:br/>
-        <w:t xml:space="preserve">  @Post('documents')</w:t>
-        <w:br/>
-        <w:t xml:space="preserve">  createDocuments(@Body() body: any, @Req() req: any) {</w:t>
-        <w:br/>
-        <w:t xml:space="preserve">    return this.service.createDocuments(body, req.user);</w:t>
+        <w:t xml:space="preserve">  // proxy ของ POST /api/v1/sbpgi/document</w:t>
+        <w:br/>
+        <w:t xml:space="preserve">  @Post('sbpgi/document')</w:t>
+        <w:br/>
+        <w:t xml:space="preserve">  createSbpgiDocument(@Body() body: any, @Req() req: any) {</w:t>
+        <w:br/>
+        <w:t xml:space="preserve">    return this.service.createSbpgiDocument(body, req.user);</w:t>
         <w:br/>
         <w:t xml:space="preserve">  }</w:t>
         <w:br/>
         <w:br/>
-        <w:t xml:space="preserve">  // proxy ของ PUT /api/v1/documents/{docNo}</w:t>
-        <w:br/>
-        <w:t xml:space="preserve">  @Put('documents/:docNo')</w:t>
-        <w:br/>
-        <w:t xml:space="preserve">  updateDocumentsByDocNo(@Param('docNo') docNo: string, @Body() body: any, @Req() req: any) {</w:t>
-        <w:br/>
-        <w:t xml:space="preserve">    return this.service.updateDocumentsByDocNo(docNo, body, req.user);</w:t>
+        <w:t xml:space="preserve">  // proxy ของ PUT /api/v1/sbpgi/document/{docNo}</w:t>
+        <w:br/>
+        <w:t xml:space="preserve">  @Put('sbpgi/document/:docNo')</w:t>
+        <w:br/>
+        <w:t xml:space="preserve">  updateSbpgiDocumentByDocNo(@Param('docNo') docNo: string, @Body() body: any, @Req() req: any) {</w:t>
+        <w:br/>
+        <w:t xml:space="preserve">    return this.service.updateSbpgiDocumentByDocNo(docNo, body, req.user);</w:t>
         <w:br/>
         <w:t xml:space="preserve">  }</w:t>
         <w:br/>
@@ -11593,7 +11954,7 @@
         <w:rPr>
           <w:b/>
         </w:rPr>
-        <w:t>POST /api/v1/documents</w:t>
+        <w:t>POST /api/v1/sbpgi/document</w:t>
       </w:r>
       <w:r>
         <w:t xml:space="preserve"> — Create document API</w:t>
@@ -11646,7 +12007,7 @@
         <w:rPr>
           <w:b/>
         </w:rPr>
-        <w:t>PUT /api/v1/documents/{docNo}</w:t>
+        <w:t>PUT /api/v1/sbpgi/document/{docNo}</w:t>
       </w:r>
       <w:r>
         <w:t xml:space="preserve"> — Update document partial sections</w:t>
@@ -13997,7 +14358,7 @@
                 <w:rFonts w:ascii="Courier New" w:hAnsi="Courier New" w:eastAsia="Courier New" w:cs="Tahoma"/>
                 <w:sz w:val="18"/>
               </w:rPr>
-              <w:t>POST /api/v1/documents</w:t>
+              <w:t>POST /api/v1/sbpgi/document</w:t>
             </w:r>
           </w:p>
         </w:tc>
@@ -14077,7 +14438,7 @@
                 <w:rFonts w:ascii="Courier New" w:hAnsi="Courier New" w:eastAsia="Courier New" w:cs="Tahoma"/>
                 <w:sz w:val="18"/>
               </w:rPr>
-              <w:t>PUT /api/v1/documents/{docNo}</w:t>
+              <w:t>PUT /api/v1/sbpgi/document/{docNo}</w:t>
             </w:r>
           </w:p>
         </w:tc>

--- a/LLDD/word/BE/LLDD-BE-API-Document-Create-Update.docx
+++ b/LLDD/word/BE/LLDD-BE-API-Document-Create-Update.docx
@@ -657,6 +657,800 @@
         <w:t>Common contract reference: ทุกหัวข้อ API/FE ต้องยึด LLDD-BE-API-Common-Contracts.pdf และ LLDD-FE-Integration-Contracts.pdf สำหรับ error/auth/format/pagination/action/RBAC ก่อนลงรายละเอียดเฉพาะหน้าหรือเฉพาะ endpoint</w:t>
       </w:r>
     </w:p>
+    <w:p>
+      <w:pPr>
+        <w:pStyle w:val="Heading2"/>
+        <w:keepNext/>
+        <w:keepLines/>
+        <w:pageBreakBefore w:val="0"/>
+      </w:pPr>
+      <w:r>
+        <w:t>1.1 เอกสาร LLDD ที่เกี่ยวข้อง</w:t>
+      </w:r>
+    </w:p>
+    <w:p>
+      <w:pPr>
+        <w:keepNext w:val="0"/>
+      </w:pPr>
+      <w:r>
+        <w:t>ตารางนี้สร้างจาก endpoint และตารางที่เอกสารฉบับนี้ประกาศไว้จริง — อ่านฉบับที่อยู่ในตารางก่อนลงมือ เพื่อไม่ให้สัญญา request/response หรือชื่อคอลัมน์หลุดจากกัน</w:t>
+      </w:r>
+    </w:p>
+    <w:tbl>
+      <w:tblPr>
+        <w:tblStyle w:val="TableGrid"/>
+        <w:tblW w:type="auto" w:w="0"/>
+        <w:jc w:val="center"/>
+        <w:tblLook w:firstColumn="1" w:firstRow="1" w:lastColumn="0" w:lastRow="0" w:noHBand="0" w:noVBand="1" w:val="04A0"/>
+      </w:tblPr>
+      <w:tblGrid>
+        <w:gridCol w:w="3360"/>
+        <w:gridCol w:w="3360"/>
+        <w:gridCol w:w="3360"/>
+      </w:tblGrid>
+      <w:tr>
+        <w:trPr>
+          <w:cantSplit/>
+        </w:trPr>
+        <w:tc>
+          <w:tcPr>
+            <w:tcW w:type="dxa" w:w="3360"/>
+            <w:vAlign w:val="center"/>
+            <w:shd w:fill="E8EEF5"/>
+          </w:tcPr>
+          <w:p>
+            <w:pPr>
+              <w:keepLines/>
+              <w:spacing w:after="0"/>
+            </w:pPr>
+            <w:r/>
+            <w:r>
+              <w:rPr>
+                <w:rFonts w:ascii="Arial" w:hAnsi="Arial" w:eastAsia="Arial" w:cs="Tahoma"/>
+                <w:b/>
+                <w:sz w:val="18"/>
+              </w:rPr>
+              <w:t>ความสัมพันธ์</w:t>
+            </w:r>
+          </w:p>
+        </w:tc>
+        <w:tc>
+          <w:tcPr>
+            <w:tcW w:type="dxa" w:w="3360"/>
+            <w:vAlign w:val="center"/>
+            <w:shd w:fill="E8EEF5"/>
+          </w:tcPr>
+          <w:p>
+            <w:pPr>
+              <w:keepLines/>
+              <w:spacing w:after="0"/>
+            </w:pPr>
+            <w:r/>
+            <w:r>
+              <w:rPr>
+                <w:rFonts w:ascii="Arial" w:hAnsi="Arial" w:eastAsia="Arial" w:cs="Tahoma"/>
+                <w:b/>
+                <w:sz w:val="18"/>
+              </w:rPr>
+              <w:t>เอกสาร LLDD</w:t>
+            </w:r>
+          </w:p>
+        </w:tc>
+        <w:tc>
+          <w:tcPr>
+            <w:tcW w:type="dxa" w:w="3360"/>
+            <w:vAlign w:val="center"/>
+            <w:shd w:fill="E8EEF5"/>
+          </w:tcPr>
+          <w:p>
+            <w:pPr>
+              <w:keepLines/>
+              <w:spacing w:after="0"/>
+            </w:pPr>
+            <w:r/>
+            <w:r>
+              <w:rPr>
+                <w:rFonts w:ascii="Arial" w:hAnsi="Arial" w:eastAsia="Arial" w:cs="Tahoma"/>
+                <w:b/>
+                <w:sz w:val="18"/>
+              </w:rPr>
+              <w:t>เกี่ยวข้องตรงไหน</w:t>
+            </w:r>
+          </w:p>
+        </w:tc>
+      </w:tr>
+      <w:tr>
+        <w:trPr>
+          <w:cantSplit/>
+        </w:trPr>
+        <w:tc>
+          <w:tcPr>
+            <w:tcW w:type="dxa" w:w="3360"/>
+            <w:vAlign w:val="center"/>
+          </w:tcPr>
+          <w:p>
+            <w:pPr>
+              <w:keepLines/>
+              <w:spacing w:after="0"/>
+            </w:pPr>
+            <w:r>
+              <w:rPr>
+                <w:rFonts w:ascii="Arial" w:hAnsi="Arial" w:eastAsia="Arial" w:cs="Tahoma"/>
+                <w:sz w:val="18"/>
+              </w:rPr>
+            </w:r>
+            <w:r>
+              <w:rPr>
+                <w:rFonts w:ascii="Arial" w:hAnsi="Arial" w:eastAsia="Arial" w:cs="Tahoma"/>
+                <w:sz w:val="18"/>
+              </w:rPr>
+              <w:t>ถูกเรียกจาก</w:t>
+            </w:r>
+          </w:p>
+        </w:tc>
+        <w:tc>
+          <w:tcPr>
+            <w:tcW w:type="dxa" w:w="3360"/>
+            <w:vAlign w:val="center"/>
+          </w:tcPr>
+          <w:p>
+            <w:pPr>
+              <w:keepLines/>
+              <w:spacing w:after="0"/>
+            </w:pPr>
+            <w:r>
+              <w:rPr>
+                <w:rFonts w:ascii="Arial" w:hAnsi="Arial" w:eastAsia="Arial" w:cs="Tahoma"/>
+                <w:sz w:val="18"/>
+              </w:rPr>
+            </w:r>
+            <w:r>
+              <w:rPr>
+                <w:rFonts w:ascii="Arial" w:hAnsi="Arial" w:eastAsia="Arial" w:cs="Tahoma"/>
+                <w:b/>
+                <w:sz w:val="18"/>
+              </w:rPr>
+              <w:t>LLDD-FE-Create-Document.pdf</w:t>
+            </w:r>
+          </w:p>
+        </w:tc>
+        <w:tc>
+          <w:tcPr>
+            <w:tcW w:type="dxa" w:w="3360"/>
+            <w:vAlign w:val="center"/>
+          </w:tcPr>
+          <w:p>
+            <w:pPr>
+              <w:keepLines/>
+              <w:spacing w:after="0"/>
+            </w:pPr>
+            <w:r>
+              <w:rPr>
+                <w:rFonts w:ascii="Arial" w:hAnsi="Arial" w:eastAsia="Arial" w:cs="Tahoma"/>
+                <w:sz w:val="18"/>
+              </w:rPr>
+            </w:r>
+            <w:r>
+              <w:rPr>
+                <w:rFonts w:ascii="Courier New" w:hAnsi="Courier New" w:eastAsia="Courier New" w:cs="Tahoma"/>
+                <w:sz w:val="18"/>
+              </w:rPr>
+              <w:t>POST /api/v1/sgi/document</w:t>
+            </w:r>
+          </w:p>
+        </w:tc>
+      </w:tr>
+      <w:tr>
+        <w:trPr>
+          <w:cantSplit/>
+        </w:trPr>
+        <w:tc>
+          <w:tcPr>
+            <w:tcW w:type="dxa" w:w="3360"/>
+            <w:vAlign w:val="center"/>
+          </w:tcPr>
+          <w:p>
+            <w:pPr>
+              <w:keepLines/>
+              <w:spacing w:after="0"/>
+            </w:pPr>
+            <w:r>
+              <w:rPr>
+                <w:rFonts w:ascii="Arial" w:hAnsi="Arial" w:eastAsia="Arial" w:cs="Tahoma"/>
+                <w:sz w:val="18"/>
+              </w:rPr>
+            </w:r>
+            <w:r>
+              <w:rPr>
+                <w:rFonts w:ascii="Arial" w:hAnsi="Arial" w:eastAsia="Arial" w:cs="Tahoma"/>
+                <w:sz w:val="18"/>
+              </w:rPr>
+              <w:t>ถูกเรียกจาก</w:t>
+            </w:r>
+          </w:p>
+        </w:tc>
+        <w:tc>
+          <w:tcPr>
+            <w:tcW w:type="dxa" w:w="3360"/>
+            <w:vAlign w:val="center"/>
+          </w:tcPr>
+          <w:p>
+            <w:pPr>
+              <w:keepLines/>
+              <w:spacing w:after="0"/>
+            </w:pPr>
+            <w:r>
+              <w:rPr>
+                <w:rFonts w:ascii="Arial" w:hAnsi="Arial" w:eastAsia="Arial" w:cs="Tahoma"/>
+                <w:sz w:val="18"/>
+              </w:rPr>
+            </w:r>
+            <w:r>
+              <w:rPr>
+                <w:rFonts w:ascii="Arial" w:hAnsi="Arial" w:eastAsia="Arial" w:cs="Tahoma"/>
+                <w:b/>
+                <w:sz w:val="18"/>
+              </w:rPr>
+              <w:t>LLDD-FE-Document-Detail.pdf</w:t>
+            </w:r>
+          </w:p>
+        </w:tc>
+        <w:tc>
+          <w:tcPr>
+            <w:tcW w:type="dxa" w:w="3360"/>
+            <w:vAlign w:val="center"/>
+          </w:tcPr>
+          <w:p>
+            <w:pPr>
+              <w:keepLines/>
+              <w:spacing w:after="0"/>
+            </w:pPr>
+            <w:r>
+              <w:rPr>
+                <w:rFonts w:ascii="Arial" w:hAnsi="Arial" w:eastAsia="Arial" w:cs="Tahoma"/>
+                <w:sz w:val="18"/>
+              </w:rPr>
+            </w:r>
+            <w:r>
+              <w:rPr>
+                <w:rFonts w:ascii="Courier New" w:hAnsi="Courier New" w:eastAsia="Courier New" w:cs="Tahoma"/>
+                <w:sz w:val="18"/>
+              </w:rPr>
+              <w:t>PUT /api/v1/sgi/document/{docNo}</w:t>
+            </w:r>
+          </w:p>
+        </w:tc>
+      </w:tr>
+      <w:tr>
+        <w:trPr>
+          <w:cantSplit/>
+        </w:trPr>
+        <w:tc>
+          <w:tcPr>
+            <w:tcW w:type="dxa" w:w="3360"/>
+            <w:vAlign w:val="center"/>
+          </w:tcPr>
+          <w:p>
+            <w:pPr>
+              <w:keepLines/>
+              <w:spacing w:after="0"/>
+            </w:pPr>
+            <w:r>
+              <w:rPr>
+                <w:rFonts w:ascii="Arial" w:hAnsi="Arial" w:eastAsia="Arial" w:cs="Tahoma"/>
+                <w:sz w:val="18"/>
+              </w:rPr>
+            </w:r>
+            <w:r>
+              <w:rPr>
+                <w:rFonts w:ascii="Arial" w:hAnsi="Arial" w:eastAsia="Arial" w:cs="Tahoma"/>
+                <w:sz w:val="18"/>
+              </w:rPr>
+              <w:t>สัญญากลาง</w:t>
+            </w:r>
+          </w:p>
+        </w:tc>
+        <w:tc>
+          <w:tcPr>
+            <w:tcW w:type="dxa" w:w="3360"/>
+            <w:vAlign w:val="center"/>
+          </w:tcPr>
+          <w:p>
+            <w:pPr>
+              <w:keepLines/>
+              <w:spacing w:after="0"/>
+            </w:pPr>
+            <w:r>
+              <w:rPr>
+                <w:rFonts w:ascii="Arial" w:hAnsi="Arial" w:eastAsia="Arial" w:cs="Tahoma"/>
+                <w:sz w:val="18"/>
+              </w:rPr>
+            </w:r>
+            <w:r>
+              <w:rPr>
+                <w:rFonts w:ascii="Arial" w:hAnsi="Arial" w:eastAsia="Arial" w:cs="Tahoma"/>
+                <w:b/>
+                <w:sz w:val="18"/>
+              </w:rPr>
+              <w:t>LLDD-BE-API-Common-Contracts.pdf</w:t>
+            </w:r>
+          </w:p>
+        </w:tc>
+        <w:tc>
+          <w:tcPr>
+            <w:tcW w:type="dxa" w:w="3360"/>
+            <w:vAlign w:val="center"/>
+          </w:tcPr>
+          <w:p>
+            <w:pPr>
+              <w:keepLines/>
+              <w:spacing w:after="0"/>
+            </w:pPr>
+            <w:r>
+              <w:rPr>
+                <w:rFonts w:ascii="Arial" w:hAnsi="Arial" w:eastAsia="Arial" w:cs="Tahoma"/>
+                <w:sz w:val="18"/>
+              </w:rPr>
+            </w:r>
+            <w:r>
+              <w:rPr>
+                <w:rFonts w:ascii="Arial" w:hAnsi="Arial" w:eastAsia="Arial" w:cs="Tahoma"/>
+                <w:sz w:val="18"/>
+              </w:rPr>
+              <w:t xml:space="preserve">envelope </w:t>
+            </w:r>
+            <w:r>
+              <w:rPr>
+                <w:rFonts w:ascii="Courier New" w:hAnsi="Courier New" w:eastAsia="Courier New" w:cs="Tahoma"/>
+                <w:sz w:val="18"/>
+              </w:rPr>
+              <w:t>{success,data}</w:t>
+            </w:r>
+            <w:r>
+              <w:rPr>
+                <w:rFonts w:ascii="Arial" w:hAnsi="Arial" w:eastAsia="Arial" w:cs="Tahoma"/>
+                <w:sz w:val="18"/>
+              </w:rPr>
+              <w:t xml:space="preserve"> · error code · pagination · รูปแบบวันที่/เลขเอกสาร</w:t>
+            </w:r>
+          </w:p>
+        </w:tc>
+      </w:tr>
+      <w:tr>
+        <w:trPr>
+          <w:cantSplit/>
+        </w:trPr>
+        <w:tc>
+          <w:tcPr>
+            <w:tcW w:type="dxa" w:w="3360"/>
+            <w:vAlign w:val="center"/>
+          </w:tcPr>
+          <w:p>
+            <w:pPr>
+              <w:keepLines/>
+              <w:spacing w:after="0"/>
+            </w:pPr>
+            <w:r>
+              <w:rPr>
+                <w:rFonts w:ascii="Arial" w:hAnsi="Arial" w:eastAsia="Arial" w:cs="Tahoma"/>
+                <w:sz w:val="18"/>
+              </w:rPr>
+            </w:r>
+            <w:r>
+              <w:rPr>
+                <w:rFonts w:ascii="Arial" w:hAnsi="Arial" w:eastAsia="Arial" w:cs="Tahoma"/>
+                <w:sz w:val="18"/>
+              </w:rPr>
+              <w:t>โครงสร้างข้อมูล</w:t>
+            </w:r>
+          </w:p>
+        </w:tc>
+        <w:tc>
+          <w:tcPr>
+            <w:tcW w:type="dxa" w:w="3360"/>
+            <w:vAlign w:val="center"/>
+          </w:tcPr>
+          <w:p>
+            <w:pPr>
+              <w:keepLines/>
+              <w:spacing w:after="0"/>
+            </w:pPr>
+            <w:r>
+              <w:rPr>
+                <w:rFonts w:ascii="Arial" w:hAnsi="Arial" w:eastAsia="Arial" w:cs="Tahoma"/>
+                <w:sz w:val="18"/>
+              </w:rPr>
+            </w:r>
+            <w:r>
+              <w:rPr>
+                <w:rFonts w:ascii="Arial" w:hAnsi="Arial" w:eastAsia="Arial" w:cs="Tahoma"/>
+                <w:b/>
+                <w:sz w:val="18"/>
+              </w:rPr>
+              <w:t>LLDD-BE-Database-Structure.pdf</w:t>
+            </w:r>
+          </w:p>
+        </w:tc>
+        <w:tc>
+          <w:tcPr>
+            <w:tcW w:type="dxa" w:w="3360"/>
+            <w:vAlign w:val="center"/>
+          </w:tcPr>
+          <w:p>
+            <w:pPr>
+              <w:keepLines/>
+              <w:spacing w:after="0"/>
+            </w:pPr>
+            <w:r>
+              <w:rPr>
+                <w:rFonts w:ascii="Arial" w:hAnsi="Arial" w:eastAsia="Arial" w:cs="Tahoma"/>
+                <w:sz w:val="18"/>
+              </w:rPr>
+            </w:r>
+            <w:r>
+              <w:rPr>
+                <w:rFonts w:ascii="Arial" w:hAnsi="Arial" w:eastAsia="Arial" w:cs="Tahoma"/>
+                <w:sz w:val="18"/>
+              </w:rPr>
+              <w:t>DDL ของตารางที่หัวข้อ Reference DB Mapping อ้างถึง</w:t>
+            </w:r>
+          </w:p>
+        </w:tc>
+      </w:tr>
+      <w:tr>
+        <w:trPr>
+          <w:cantSplit/>
+        </w:trPr>
+        <w:tc>
+          <w:tcPr>
+            <w:tcW w:type="dxa" w:w="3360"/>
+            <w:vAlign w:val="center"/>
+          </w:tcPr>
+          <w:p>
+            <w:pPr>
+              <w:keepLines/>
+              <w:spacing w:after="0"/>
+            </w:pPr>
+            <w:r>
+              <w:rPr>
+                <w:rFonts w:ascii="Arial" w:hAnsi="Arial" w:eastAsia="Arial" w:cs="Tahoma"/>
+                <w:sz w:val="18"/>
+              </w:rPr>
+            </w:r>
+            <w:r>
+              <w:rPr>
+                <w:rFonts w:ascii="Arial" w:hAnsi="Arial" w:eastAsia="Arial" w:cs="Tahoma"/>
+                <w:sz w:val="18"/>
+              </w:rPr>
+              <w:t>workflow engine</w:t>
+            </w:r>
+          </w:p>
+        </w:tc>
+        <w:tc>
+          <w:tcPr>
+            <w:tcW w:type="dxa" w:w="3360"/>
+            <w:vAlign w:val="center"/>
+          </w:tcPr>
+          <w:p>
+            <w:pPr>
+              <w:keepLines/>
+              <w:spacing w:after="0"/>
+            </w:pPr>
+            <w:r>
+              <w:rPr>
+                <w:rFonts w:ascii="Arial" w:hAnsi="Arial" w:eastAsia="Arial" w:cs="Tahoma"/>
+                <w:sz w:val="18"/>
+              </w:rPr>
+            </w:r>
+            <w:r>
+              <w:rPr>
+                <w:rFonts w:ascii="Arial" w:hAnsi="Arial" w:eastAsia="Arial" w:cs="Tahoma"/>
+                <w:b/>
+                <w:sz w:val="18"/>
+              </w:rPr>
+              <w:t>LLDD-BE-Workflow-Engine-Definition.pdf</w:t>
+            </w:r>
+          </w:p>
+        </w:tc>
+        <w:tc>
+          <w:tcPr>
+            <w:tcW w:type="dxa" w:w="3360"/>
+            <w:vAlign w:val="center"/>
+          </w:tcPr>
+          <w:p>
+            <w:pPr>
+              <w:keepLines/>
+              <w:spacing w:after="0"/>
+            </w:pPr>
+            <w:r>
+              <w:rPr>
+                <w:rFonts w:ascii="Arial" w:hAnsi="Arial" w:eastAsia="Arial" w:cs="Tahoma"/>
+                <w:sz w:val="18"/>
+              </w:rPr>
+            </w:r>
+            <w:r>
+              <w:rPr>
+                <w:rFonts w:ascii="Arial" w:hAnsi="Arial" w:eastAsia="Arial" w:cs="Tahoma"/>
+                <w:sz w:val="18"/>
+              </w:rPr>
+              <w:t>นิยาม state/route/event ที่หัวข้อ Workflow Trigger Event Contract เรียกใช้</w:t>
+            </w:r>
+          </w:p>
+        </w:tc>
+      </w:tr>
+      <w:tr>
+        <w:trPr>
+          <w:cantSplit/>
+        </w:trPr>
+        <w:tc>
+          <w:tcPr>
+            <w:tcW w:type="dxa" w:w="3360"/>
+            <w:vAlign w:val="center"/>
+          </w:tcPr>
+          <w:p>
+            <w:pPr>
+              <w:keepLines/>
+              <w:spacing w:after="0"/>
+            </w:pPr>
+            <w:r>
+              <w:rPr>
+                <w:rFonts w:ascii="Arial" w:hAnsi="Arial" w:eastAsia="Arial" w:cs="Tahoma"/>
+                <w:sz w:val="18"/>
+              </w:rPr>
+            </w:r>
+            <w:r>
+              <w:rPr>
+                <w:rFonts w:ascii="Arial" w:hAnsi="Arial" w:eastAsia="Arial" w:cs="Tahoma"/>
+                <w:sz w:val="18"/>
+              </w:rPr>
+              <w:t>แพลตฟอร์มระบบเดิม</w:t>
+            </w:r>
+          </w:p>
+        </w:tc>
+        <w:tc>
+          <w:tcPr>
+            <w:tcW w:type="dxa" w:w="3360"/>
+            <w:vAlign w:val="center"/>
+          </w:tcPr>
+          <w:p>
+            <w:pPr>
+              <w:keepLines/>
+              <w:spacing w:after="0"/>
+            </w:pPr>
+            <w:r>
+              <w:rPr>
+                <w:rFonts w:ascii="Arial" w:hAnsi="Arial" w:eastAsia="Arial" w:cs="Tahoma"/>
+                <w:sz w:val="18"/>
+              </w:rPr>
+            </w:r>
+            <w:r>
+              <w:rPr>
+                <w:rFonts w:ascii="Arial" w:hAnsi="Arial" w:eastAsia="Arial" w:cs="Tahoma"/>
+                <w:b/>
+                <w:sz w:val="18"/>
+              </w:rPr>
+              <w:t>LLDD-BE-Integration-SBP-Platform.pdf</w:t>
+            </w:r>
+          </w:p>
+        </w:tc>
+        <w:tc>
+          <w:tcPr>
+            <w:tcW w:type="dxa" w:w="3360"/>
+            <w:vAlign w:val="center"/>
+          </w:tcPr>
+          <w:p>
+            <w:pPr>
+              <w:keepLines/>
+              <w:spacing w:after="0"/>
+            </w:pPr>
+            <w:r>
+              <w:rPr>
+                <w:rFonts w:ascii="Arial" w:hAnsi="Arial" w:eastAsia="Arial" w:cs="Tahoma"/>
+                <w:sz w:val="18"/>
+              </w:rPr>
+            </w:r>
+            <w:r>
+              <w:rPr>
+                <w:rFonts w:ascii="Arial" w:hAnsi="Arial" w:eastAsia="Arial" w:cs="Tahoma"/>
+                <w:sz w:val="18"/>
+              </w:rPr>
+              <w:t>header จาก BFF (</w:t>
+            </w:r>
+            <w:r>
+              <w:rPr>
+                <w:rFonts w:ascii="Courier New" w:hAnsi="Courier New" w:eastAsia="Courier New" w:cs="Tahoma"/>
+                <w:sz w:val="18"/>
+              </w:rPr>
+              <w:t>x-api-key</w:t>
+            </w:r>
+            <w:r>
+              <w:rPr>
+                <w:rFonts w:ascii="Arial" w:hAnsi="Arial" w:eastAsia="Arial" w:cs="Tahoma"/>
+                <w:sz w:val="18"/>
+              </w:rPr>
+              <w:t xml:space="preserve"> / </w:t>
+            </w:r>
+            <w:r>
+              <w:rPr>
+                <w:rFonts w:ascii="Courier New" w:hAnsi="Courier New" w:eastAsia="Courier New" w:cs="Tahoma"/>
+                <w:sz w:val="18"/>
+              </w:rPr>
+              <w:t>x-user-*</w:t>
+            </w:r>
+            <w:r>
+              <w:rPr>
+                <w:rFonts w:ascii="Arial" w:hAnsi="Arial" w:eastAsia="Arial" w:cs="Tahoma"/>
+                <w:sz w:val="18"/>
+              </w:rPr>
+              <w:t>) · การ reuse ตารางและ service ของระบบ SBP เดิม</w:t>
+            </w:r>
+          </w:p>
+        </w:tc>
+      </w:tr>
+      <w:tr>
+        <w:trPr>
+          <w:cantSplit/>
+        </w:trPr>
+        <w:tc>
+          <w:tcPr>
+            <w:tcW w:type="dxa" w:w="3360"/>
+            <w:vAlign w:val="center"/>
+          </w:tcPr>
+          <w:p>
+            <w:pPr>
+              <w:keepLines/>
+              <w:spacing w:after="0"/>
+            </w:pPr>
+            <w:r>
+              <w:rPr>
+                <w:rFonts w:ascii="Arial" w:hAnsi="Arial" w:eastAsia="Arial" w:cs="Tahoma"/>
+                <w:sz w:val="18"/>
+              </w:rPr>
+            </w:r>
+            <w:r>
+              <w:rPr>
+                <w:rFonts w:ascii="Arial" w:hAnsi="Arial" w:eastAsia="Arial" w:cs="Tahoma"/>
+                <w:sz w:val="18"/>
+              </w:rPr>
+              <w:t>ต้องจบก่อน (ลำดับงาน)</w:t>
+            </w:r>
+          </w:p>
+        </w:tc>
+        <w:tc>
+          <w:tcPr>
+            <w:tcW w:type="dxa" w:w="3360"/>
+            <w:vAlign w:val="center"/>
+          </w:tcPr>
+          <w:p>
+            <w:pPr>
+              <w:keepLines/>
+              <w:spacing w:after="0"/>
+            </w:pPr>
+            <w:r>
+              <w:rPr>
+                <w:rFonts w:ascii="Arial" w:hAnsi="Arial" w:eastAsia="Arial" w:cs="Tahoma"/>
+                <w:sz w:val="18"/>
+              </w:rPr>
+            </w:r>
+            <w:r>
+              <w:rPr>
+                <w:rFonts w:ascii="Arial" w:hAnsi="Arial" w:eastAsia="Arial" w:cs="Tahoma"/>
+                <w:b/>
+                <w:sz w:val="18"/>
+              </w:rPr>
+              <w:t>LLDD-BE-API-Common-Contracts.pdf</w:t>
+            </w:r>
+          </w:p>
+        </w:tc>
+        <w:tc>
+          <w:tcPr>
+            <w:tcW w:type="dxa" w:w="3360"/>
+            <w:vAlign w:val="center"/>
+          </w:tcPr>
+          <w:p>
+            <w:pPr>
+              <w:keepLines/>
+              <w:spacing w:after="0"/>
+            </w:pPr>
+            <w:r>
+              <w:rPr>
+                <w:rFonts w:ascii="Arial" w:hAnsi="Arial" w:eastAsia="Arial" w:cs="Tahoma"/>
+                <w:sz w:val="18"/>
+              </w:rPr>
+            </w:r>
+            <w:r>
+              <w:rPr>
+                <w:rFonts w:ascii="Arial" w:hAnsi="Arial" w:eastAsia="Arial" w:cs="Tahoma"/>
+                <w:sz w:val="18"/>
+              </w:rPr>
+              <w:t>เป็นฉบับต้นทางของสัญญา/โครงที่ฉบับนี้อ้าง</w:t>
+            </w:r>
+          </w:p>
+        </w:tc>
+      </w:tr>
+      <w:tr>
+        <w:trPr>
+          <w:cantSplit/>
+        </w:trPr>
+        <w:tc>
+          <w:tcPr>
+            <w:tcW w:type="dxa" w:w="3360"/>
+            <w:vAlign w:val="center"/>
+          </w:tcPr>
+          <w:p>
+            <w:pPr>
+              <w:keepLines/>
+              <w:spacing w:after="0"/>
+            </w:pPr>
+            <w:r>
+              <w:rPr>
+                <w:rFonts w:ascii="Arial" w:hAnsi="Arial" w:eastAsia="Arial" w:cs="Tahoma"/>
+                <w:sz w:val="18"/>
+              </w:rPr>
+            </w:r>
+            <w:r>
+              <w:rPr>
+                <w:rFonts w:ascii="Arial" w:hAnsi="Arial" w:eastAsia="Arial" w:cs="Tahoma"/>
+                <w:sz w:val="18"/>
+              </w:rPr>
+              <w:t>ต้องจบก่อน (ลำดับงาน)</w:t>
+            </w:r>
+          </w:p>
+        </w:tc>
+        <w:tc>
+          <w:tcPr>
+            <w:tcW w:type="dxa" w:w="3360"/>
+            <w:vAlign w:val="center"/>
+          </w:tcPr>
+          <w:p>
+            <w:pPr>
+              <w:keepLines/>
+              <w:spacing w:after="0"/>
+            </w:pPr>
+            <w:r>
+              <w:rPr>
+                <w:rFonts w:ascii="Arial" w:hAnsi="Arial" w:eastAsia="Arial" w:cs="Tahoma"/>
+                <w:sz w:val="18"/>
+              </w:rPr>
+            </w:r>
+            <w:r>
+              <w:rPr>
+                <w:rFonts w:ascii="Arial" w:hAnsi="Arial" w:eastAsia="Arial" w:cs="Tahoma"/>
+                <w:b/>
+                <w:sz w:val="18"/>
+              </w:rPr>
+              <w:t>LLDD-BE-Database-Structure.pdf</w:t>
+            </w:r>
+          </w:p>
+        </w:tc>
+        <w:tc>
+          <w:tcPr>
+            <w:tcW w:type="dxa" w:w="3360"/>
+            <w:vAlign w:val="center"/>
+          </w:tcPr>
+          <w:p>
+            <w:pPr>
+              <w:keepLines/>
+              <w:spacing w:after="0"/>
+            </w:pPr>
+            <w:r>
+              <w:rPr>
+                <w:rFonts w:ascii="Arial" w:hAnsi="Arial" w:eastAsia="Arial" w:cs="Tahoma"/>
+                <w:sz w:val="18"/>
+              </w:rPr>
+            </w:r>
+            <w:r>
+              <w:rPr>
+                <w:rFonts w:ascii="Arial" w:hAnsi="Arial" w:eastAsia="Arial" w:cs="Tahoma"/>
+                <w:sz w:val="18"/>
+              </w:rPr>
+              <w:t>เป็นฉบับต้นทางของสัญญา/โครงที่ฉบับนี้อ้าง</w:t>
+            </w:r>
+          </w:p>
+        </w:tc>
+      </w:tr>
+    </w:tbl>
+    <w:p/>
     <w:p>
       <w:pPr>
         <w:pStyle w:val="Heading1"/>
@@ -740,7 +1534,18 @@
         <w:pageBreakBefore w:val="0"/>
       </w:pPr>
       <w:r>
-        <w:t>4. Implementation Flow Diagram (Reference)</w:t>
+        <w:t>4. Implementation Flow &amp; Sequence Diagram (Reference)</w:t>
+      </w:r>
+    </w:p>
+    <w:p>
+      <w:pPr>
+        <w:pStyle w:val="Heading2"/>
+        <w:keepNext/>
+        <w:keepLines/>
+        <w:pageBreakBefore w:val="0"/>
+      </w:pPr>
+      <w:r>
+        <w:t>4.1 Implementation Flow (ลำดับขั้นการทำงาน)</w:t>
       </w:r>
     </w:p>
     <w:p>
@@ -798,6 +1603,78 @@
     </w:p>
     <w:p>
       <w:pPr>
+        <w:pStyle w:val="Heading2"/>
+        <w:keepNext/>
+        <w:keepLines/>
+        <w:pageBreakBefore w:val="0"/>
+      </w:pPr>
+      <w:r>
+        <w:t>4.2 Sequence Diagram (ใครคุยกับใคร ลำดับไหน)</w:t>
+      </w:r>
+    </w:p>
+    <w:p>
+      <w:pPr>
+        <w:keepNext w:val="0"/>
+      </w:pPr>
+      <w:r>
+        <w:t>ผู้แสดงและลำดับข้อความในภาพนี้สร้างจาก endpoint ในหัวข้อ 7 และตารางในหัวข้อ Reference DB Mapping ของเอกสารฉบับนี้เอง จึงตรงกับสัญญาเสมอ</w:t>
+      </w:r>
+    </w:p>
+    <w:p>
+      <w:pPr>
+        <w:keepNext/>
+        <w:jc w:val="center"/>
+      </w:pPr>
+      <w:r>
+        <w:drawing>
+          <wp:inline xmlns:a="http://schemas.openxmlformats.org/drawingml/2006/main" xmlns:pic="http://schemas.openxmlformats.org/drawingml/2006/picture">
+            <wp:extent cx="5669280" cy="3135602"/>
+            <wp:docPr id="2" name="Picture 2"/>
+            <wp:cNvGraphicFramePr>
+              <a:graphicFrameLocks noChangeAspect="1"/>
+            </wp:cNvGraphicFramePr>
+            <a:graphic>
+              <a:graphicData uri="http://schemas.openxmlformats.org/drawingml/2006/picture">
+                <pic:pic>
+                  <pic:nvPicPr>
+                    <pic:cNvPr id="0" name="BE-LLDD-BE-API-Document-Create-Update-sequence.png"/>
+                    <pic:cNvPicPr/>
+                  </pic:nvPicPr>
+                  <pic:blipFill>
+                    <a:blip r:embed="rId12"/>
+                    <a:stretch>
+                      <a:fillRect/>
+                    </a:stretch>
+                  </pic:blipFill>
+                  <pic:spPr>
+                    <a:xfrm>
+                      <a:off x="0" y="0"/>
+                      <a:ext cx="5669280" cy="3135602"/>
+                    </a:xfrm>
+                    <a:prstGeom prst="rect"/>
+                  </pic:spPr>
+                </pic:pic>
+              </a:graphicData>
+            </a:graphic>
+          </wp:inline>
+        </w:drawing>
+      </w:r>
+    </w:p>
+    <w:p>
+      <w:pPr>
+        <w:keepLines/>
+        <w:jc w:val="center"/>
+      </w:pPr>
+      <w:r>
+        <w:rPr>
+          <w:i/>
+          <w:sz w:val="18"/>
+        </w:rPr>
+        <w:t>รูปที่ 2: Sequence diagram: LLDD BE - API Document Create and Update</w:t>
+      </w:r>
+    </w:p>
+    <w:p>
+      <w:pPr>
         <w:pStyle w:val="Heading1"/>
         <w:keepNext/>
         <w:keepLines/>
@@ -2410,7 +3287,7 @@
                 <w:rFonts w:ascii="Arial" w:hAnsi="Arial" w:eastAsia="Arial" w:cs="Tahoma"/>
                 <w:sz w:val="18"/>
               </w:rPr>
-              <w:t>generate docNo, insert compensation_documents, insert first workflow task และ audit ใน transaction เดียว</w:t>
+              <w:t>generate docNo, insert sgi_compensation_documents, insert first workflow task และ audit ใน transaction เดียว</w:t>
             </w:r>
           </w:p>
         </w:tc>
@@ -2906,7 +3783,7 @@
                 <w:rFonts w:ascii="Arial" w:hAnsi="Arial" w:eastAsia="Arial" w:cs="Tahoma"/>
                 <w:sz w:val="18"/>
               </w:rPr>
-              <w:t>query business key บน compensation_documents</w:t>
+              <w:t>query business key บน sgi_compensation_documents</w:t>
             </w:r>
           </w:p>
         </w:tc>
@@ -3146,7 +4023,7 @@
                 <w:rFonts w:ascii="Arial" w:hAnsi="Arial" w:eastAsia="Arial" w:cs="Tahoma"/>
                 <w:sz w:val="18"/>
               </w:rPr>
-              <w:t>insert compensation_documents และ child rows เริ่มต้น</w:t>
+              <w:t>insert sgi_compensation_documents และ child rows เริ่มต้น</w:t>
             </w:r>
           </w:p>
         </w:tc>
@@ -3434,7 +4311,7 @@
                 <w:rFonts w:ascii="Arial" w:hAnsi="Arial" w:eastAsia="Arial" w:cs="Tahoma"/>
                 <w:sz w:val="18"/>
               </w:rPr>
-              <w:t>ยิง POST /sbpgi/document พร้อมกัน 20 request ในปีเดียวกัน</w:t>
+              <w:t>ยิง POST /sgi/document พร้อมกัน 20 request ในปีเดียวกัน</w:t>
             </w:r>
           </w:p>
         </w:tc>
@@ -3569,7 +4446,7 @@
                 <w:rFonts w:ascii="Arial" w:hAnsi="Arial" w:eastAsia="Arial" w:cs="Tahoma"/>
                 <w:sz w:val="18"/>
               </w:rPr>
-              <w:t>rollback แล้วไม่เหลือ compensation_documents/workflow_transaction/audit partial</w:t>
+              <w:t>rollback แล้วไม่เหลือ sgi_compensation_documents/workflow_transaction/audit partial</w:t>
             </w:r>
           </w:p>
         </w:tc>
@@ -3654,12 +4531,12 @@
         </w:rPr>
         <w:t>-- ออกเลขเอกสาร YYYY/xxxxx แบบ atomic ต่อ "ปี ค.ศ." (ห้ามใช้ พ.ศ. — ดู API design มติ 2026-08-06)</w:t>
         <w:br/>
-        <w:t>-- ตารางจริงคือ document_running_numbers (year · last_running_no · updated_at) ไม่มีคอลัมน์ created_at</w:t>
+        <w:t>-- ตารางจริงคือ sgi_document_running_numbers (year · last_running_no · updated_at) ไม่มีคอลัมน์ created_at</w:t>
         <w:br/>
         <w:br/>
         <w:t>-- 1) สร้างแถวของปีนี้ถ้ายังไม่มี (idempotent)</w:t>
         <w:br/>
-        <w:t>INSERT INTO document_running_numbers (year, last_running_no)</w:t>
+        <w:t>INSERT INTO sgi_document_running_numbers (year, last_running_no)</w:t>
         <w:br/>
         <w:t>VALUES (:year, 0)</w:t>
         <w:br/>
@@ -3670,7 +4547,7 @@
         <w:br/>
         <w:t>--    กัน batch (Job 8) กับผู้ใช้สร้างพร้อมกันแล้วได้เลขชนกัน</w:t>
         <w:br/>
-        <w:t>UPDATE document_running_numbers</w:t>
+        <w:t>UPDATE sgi_document_running_numbers</w:t>
         <w:br/>
         <w:t>SET last_running_no = last_running_no + 1,</w:t>
         <w:br/>
@@ -3685,7 +4562,7 @@
         <w:br/>
         <w:t>--    ⚠️ ต้องใส่ impact_process_id ทุกครั้ง — เป็น NOT NULL UNIQUE (หนึ่ง impact process = หนึ่งเอกสาร)</w:t>
         <w:br/>
-        <w:t>INSERT INTO compensation_documents (</w:t>
+        <w:t>INSERT INTO sgi_compensation_documents (</w:t>
         <w:br/>
         <w:t xml:space="preserve">    doc_no, year, running_no,</w:t>
         <w:br/>
@@ -3827,7 +4704,7 @@
                 <w:rFonts w:ascii="Arial" w:hAnsi="Arial" w:eastAsia="Arial" w:cs="Tahoma"/>
                 <w:sz w:val="18"/>
               </w:rPr>
-              <w:t>POST /api/v1/sbpgi/document; PUT /api/v1/sbpgi/document/{docNo}</w:t>
+              <w:t>POST /api/v1/sgi/document; PUT /api/v1/sgi/document/{docNo}</w:t>
             </w:r>
           </w:p>
         </w:tc>
@@ -3882,7 +4759,7 @@
                 <w:rFonts w:ascii="Arial" w:hAnsi="Arial" w:eastAsia="Arial" w:cs="Tahoma"/>
                 <w:sz w:val="18"/>
               </w:rPr>
-              <w:t>Validate required fields; Check duplicate store/month; Generate docNo; Insert compensation_documents</w:t>
+              <w:t>Validate required fields; Check duplicate store/month; Generate docNo; Insert sgi_compensation_documents</w:t>
             </w:r>
           </w:p>
         </w:tc>
@@ -3937,7 +4814,7 @@
                 <w:rFonts w:ascii="Arial" w:hAnsi="Arial" w:eastAsia="Arial" w:cs="Tahoma"/>
                 <w:sz w:val="18"/>
               </w:rPr>
-              <w:t>compensation_documents; workflow_transaction / workflow_approver (@srm/glb-workflow); document_new_stores</w:t>
+              <w:t>sgi_compensation_documents; sgi_document_new_stores; sgi_document_competitors</w:t>
             </w:r>
           </w:p>
         </w:tc>
@@ -4086,7 +4963,7 @@
                 <w:rFonts w:ascii="Arial" w:hAnsi="Arial" w:eastAsia="Arial" w:cs="Tahoma"/>
                 <w:sz w:val="18"/>
               </w:rPr>
-              <w:t>POST /api/v1/sbpgi/document</w:t>
+              <w:t>POST /api/v1/sgi/document</w:t>
             </w:r>
           </w:p>
         </w:tc>
@@ -4191,7 +5068,7 @@
                 <w:rFonts w:ascii="Arial" w:hAnsi="Arial" w:eastAsia="Arial" w:cs="Tahoma"/>
                 <w:sz w:val="18"/>
               </w:rPr>
-              <w:t>PUT /api/v1/sbpgi/document/{docNo}</w:t>
+              <w:t>PUT /api/v1/sgi/document/{docNo}</w:t>
             </w:r>
           </w:p>
         </w:tc>
@@ -4657,7 +5534,7 @@
                 <w:rFonts w:ascii="Arial" w:hAnsi="Arial" w:eastAsia="Arial" w:cs="Tahoma"/>
                 <w:sz w:val="18"/>
               </w:rPr>
-              <w:t>Insert compensation_documents</w:t>
+              <w:t>Insert sgi_compensation_documents</w:t>
             </w:r>
           </w:p>
         </w:tc>
@@ -5162,7 +6039,7 @@
         <w:t>sps_store.workflow_*</w:t>
       </w:r>
       <w:r>
-        <w:t xml:space="preserve"> (13 ตาราง) เป็นของ lib — SBPGI </w:t>
+        <w:t xml:space="preserve"> (13 ตาราง) เป็นของ lib — SGI </w:t>
       </w:r>
       <w:r>
         <w:rPr>
@@ -5207,7 +6084,7 @@
         <w:keepLines/>
       </w:pPr>
       <w:r>
-        <w:t>unit test ต้อง mock engine และครอบอย่างน้อย: เรียกสำเร็จ · engine โยน error แล้ว rollback ฝั่ง SBPGI ครบ · เรียกซ้ำด้วย referenceId เดิมไม่เกิดผลซ้ำ</w:t>
+        <w:t>unit test ต้อง mock engine และครอบอย่างน้อย: เรียกสำเร็จ · engine โยน error แล้ว rollback ฝั่ง SGI ครบ · เรียกซ้ำด้วย referenceId เดิมไม่เกิดผลซ้ำ</w:t>
       </w:r>
     </w:p>
     <w:p>
@@ -5558,7 +6435,7 @@
         <w:pageBreakBefore w:val="0"/>
       </w:pPr>
       <w:r>
-        <w:t>POST /api/v1/sbpgi/document</w:t>
+        <w:t>POST /api/v1/sgi/document</w:t>
       </w:r>
     </w:p>
     <w:p>
@@ -6910,7 +7787,7 @@
         <w:pageBreakBefore w:val="0"/>
       </w:pPr>
       <w:r>
-        <w:t>PUT /api/v1/sbpgi/document/{docNo}</w:t>
+        <w:t>PUT /api/v1/sgi/document/{docNo}</w:t>
       </w:r>
     </w:p>
     <w:p>
@@ -7969,7 +8846,7 @@
                 <w:rFonts w:ascii="Arial" w:hAnsi="Arial" w:eastAsia="Arial" w:cs="Tahoma"/>
                 <w:sz w:val="18"/>
               </w:rPr>
-              <w:t>compensation_documents</w:t>
+              <w:t>sgi_compensation_documents</w:t>
             </w:r>
           </w:p>
         </w:tc>
@@ -8074,7 +8951,7 @@
                 <w:rFonts w:ascii="Arial" w:hAnsi="Arial" w:eastAsia="Arial" w:cs="Tahoma"/>
                 <w:sz w:val="18"/>
               </w:rPr>
-              <w:t>W</w:t>
+              <w:t>W (ผ่าน lib)</w:t>
             </w:r>
           </w:p>
         </w:tc>
@@ -8099,7 +8976,15 @@
                 <w:rFonts w:ascii="Arial" w:hAnsi="Arial" w:eastAsia="Arial" w:cs="Tahoma"/>
                 <w:sz w:val="18"/>
               </w:rPr>
-              <w:t>เปิด workflow งานแรกตอนสร้างเอกสาร</w:t>
+              <w:t xml:space="preserve">เปิด workflow งานแรกตอนสร้างเอกสารด้วย initializeWorkflow() + addPreApprover() — </w:t>
+            </w:r>
+            <w:r>
+              <w:rPr>
+                <w:rFonts w:ascii="Arial" w:hAnsi="Arial" w:eastAsia="Arial" w:cs="Tahoma"/>
+                <w:b/>
+                <w:sz w:val="18"/>
+              </w:rPr>
+              <w:t>ห้าม INSERT ตรง</w:t>
             </w:r>
           </w:p>
         </w:tc>
@@ -8129,7 +9014,7 @@
                 <w:rFonts w:ascii="Arial" w:hAnsi="Arial" w:eastAsia="Arial" w:cs="Tahoma"/>
                 <w:sz w:val="18"/>
               </w:rPr>
-              <w:t>document_new_stores</w:t>
+              <w:t>sgi_document_new_stores</w:t>
             </w:r>
           </w:p>
         </w:tc>
@@ -8209,7 +9094,7 @@
                 <w:rFonts w:ascii="Arial" w:hAnsi="Arial" w:eastAsia="Arial" w:cs="Tahoma"/>
                 <w:sz w:val="18"/>
               </w:rPr>
-              <w:t>document_competitors</w:t>
+              <w:t>sgi_document_competitors</w:t>
             </w:r>
           </w:p>
         </w:tc>
@@ -8289,7 +9174,7 @@
                 <w:rFonts w:ascii="Arial" w:hAnsi="Arial" w:eastAsia="Arial" w:cs="Tahoma"/>
                 <w:sz w:val="18"/>
               </w:rPr>
-              <w:t>document_running_numbers</w:t>
+              <w:t>sgi_document_running_numbers</w:t>
             </w:r>
           </w:p>
         </w:tc>
@@ -8369,7 +9254,7 @@
                 <w:rFonts w:ascii="Arial" w:hAnsi="Arial" w:eastAsia="Arial" w:cs="Tahoma"/>
                 <w:sz w:val="18"/>
               </w:rPr>
-              <w:t>document_cost_details</w:t>
+              <w:t>sgi_document_cost_details</w:t>
             </w:r>
           </w:p>
         </w:tc>
@@ -8449,7 +9334,7 @@
                 <w:rFonts w:ascii="Arial" w:hAnsi="Arial" w:eastAsia="Arial" w:cs="Tahoma"/>
                 <w:sz w:val="18"/>
               </w:rPr>
-              <w:t>document_external_factors</w:t>
+              <w:t>sgi_document_external_factors</w:t>
             </w:r>
           </w:p>
         </w:tc>
@@ -8529,7 +9414,7 @@
                 <w:rFonts w:ascii="Arial" w:hAnsi="Arial" w:eastAsia="Arial" w:cs="Tahoma"/>
                 <w:sz w:val="18"/>
               </w:rPr>
-              <w:t>compensation_documents unique guard</w:t>
+              <w:t>sgi_compensation_documents unique guard</w:t>
             </w:r>
           </w:p>
         </w:tc>
@@ -8755,7 +9640,7 @@
                 <w:rFonts w:ascii="Arial" w:hAnsi="Arial" w:eastAsia="Arial" w:cs="Tahoma"/>
                 <w:sz w:val="18"/>
               </w:rPr>
-              <w:t>store-backend · src/modules/sbpgi-document-create-update/sbpgi-document-create-update.controller.ts</w:t>
+              <w:t>store-backend · src/modules/sgi-document-create-update/sgi-document-create-update.controller.ts</w:t>
             </w:r>
           </w:p>
         </w:tc>
@@ -8831,7 +9716,7 @@
                 <w:rFonts w:ascii="Arial" w:hAnsi="Arial" w:eastAsia="Arial" w:cs="Tahoma"/>
                 <w:sz w:val="18"/>
               </w:rPr>
-              <w:t>store-backend · src/modules/sbpgi-document-create-update/sbpgi-document-create-update.service.ts</w:t>
+              <w:t>store-backend · src/modules/sgi-document-create-update/sgi-document-create-update.service.ts</w:t>
             </w:r>
           </w:p>
         </w:tc>
@@ -8900,7 +9785,7 @@
                 <w:rFonts w:ascii="Arial" w:hAnsi="Arial" w:eastAsia="Arial" w:cs="Tahoma"/>
                 <w:sz w:val="18"/>
               </w:rPr>
-              <w:t>store-backend · src/modules/sbpgi-document-create-update/sbpgi-document-create-update.sql.ts</w:t>
+              <w:t>store-backend · src/modules/sgi-document-create-update/sgi-document-create-update.sql.ts</w:t>
             </w:r>
           </w:p>
         </w:tc>
@@ -8955,7 +9840,7 @@
                 <w:rFonts w:ascii="Arial" w:hAnsi="Arial" w:eastAsia="Arial" w:cs="Tahoma"/>
                 <w:sz w:val="18"/>
               </w:rPr>
-              <w:t>store-backend · src/modules/sbpgi-document-create-update/dto/sbpgi-document-create-update.dto.ts</w:t>
+              <w:t>store-backend · src/modules/sgi-document-create-update/dto/sgi-document-create-update.dto.ts</w:t>
             </w:r>
           </w:p>
         </w:tc>
@@ -9010,7 +9895,7 @@
                 <w:rFonts w:ascii="Arial" w:hAnsi="Arial" w:eastAsia="Arial" w:cs="Tahoma"/>
                 <w:sz w:val="18"/>
               </w:rPr>
-              <w:t>store-backend · src/modules/sbpgi-document-create-update/sbpgi-document-create-update.module.ts</w:t>
+              <w:t>store-backend · src/modules/sgi-document-create-update/sgi-document-create-update.module.ts</w:t>
             </w:r>
           </w:p>
         </w:tc>
@@ -9072,7 +9957,7 @@
                 <w:rFonts w:ascii="Arial" w:hAnsi="Arial" w:eastAsia="Arial" w:cs="Tahoma"/>
                 <w:sz w:val="18"/>
               </w:rPr>
-              <w:t>store-backend · src/entitys/compensation-documents.entity.ts</w:t>
+              <w:t>store-backend · src/entitys/sgi-compensation-documents.entity.ts</w:t>
             </w:r>
           </w:p>
         </w:tc>
@@ -9104,7 +9989,7 @@
                 <w:rFonts w:ascii="Courier New" w:hAnsi="Courier New" w:eastAsia="Courier New" w:cs="Tahoma"/>
                 <w:sz w:val="18"/>
               </w:rPr>
-              <w:t>compensation_documents</w:t>
+              <w:t>sgi_compensation_documents</w:t>
             </w:r>
             <w:r>
               <w:rPr>
@@ -9163,7 +10048,7 @@
                 <w:rFonts w:ascii="Arial" w:hAnsi="Arial" w:eastAsia="Arial" w:cs="Tahoma"/>
                 <w:sz w:val="18"/>
               </w:rPr>
-              <w:t>store-backend · src/entitys/document-new-stores.entity.ts</w:t>
+              <w:t>store-backend · src/entitys/sgi-document-new-stores.entity.ts</w:t>
             </w:r>
           </w:p>
         </w:tc>
@@ -9195,7 +10080,7 @@
                 <w:rFonts w:ascii="Courier New" w:hAnsi="Courier New" w:eastAsia="Courier New" w:cs="Tahoma"/>
                 <w:sz w:val="18"/>
               </w:rPr>
-              <w:t>document_new_stores</w:t>
+              <w:t>sgi_document_new_stores</w:t>
             </w:r>
             <w:r>
               <w:rPr>
@@ -9246,7 +10131,7 @@
                 <w:rFonts w:ascii="Arial" w:hAnsi="Arial" w:eastAsia="Arial" w:cs="Tahoma"/>
                 <w:sz w:val="18"/>
               </w:rPr>
-              <w:t>store-backend · src/entitys/document-competitors.entity.ts</w:t>
+              <w:t>store-backend · src/entitys/sgi-document-competitors.entity.ts</w:t>
             </w:r>
           </w:p>
         </w:tc>
@@ -9278,7 +10163,7 @@
                 <w:rFonts w:ascii="Courier New" w:hAnsi="Courier New" w:eastAsia="Courier New" w:cs="Tahoma"/>
                 <w:sz w:val="18"/>
               </w:rPr>
-              <w:t>document_competitors</w:t>
+              <w:t>sgi_document_competitors</w:t>
             </w:r>
             <w:r>
               <w:rPr>
@@ -9329,7 +10214,7 @@
                 <w:rFonts w:ascii="Arial" w:hAnsi="Arial" w:eastAsia="Arial" w:cs="Tahoma"/>
                 <w:sz w:val="18"/>
               </w:rPr>
-              <w:t>store-backend · src/providers/sbpgi/sbpgi.ts</w:t>
+              <w:t>store-backend · src/providers/sgi/sgi.ts</w:t>
             </w:r>
           </w:p>
         </w:tc>
@@ -9406,7 +10291,7 @@
                 <w:rFonts w:ascii="Arial" w:hAnsi="Arial" w:eastAsia="Arial" w:cs="Tahoma"/>
                 <w:sz w:val="18"/>
               </w:rPr>
-              <w:t>store-backend · sql/deploy-sbpgi-document-create-update.sql</w:t>
+              <w:t>store-backend · sql/deploy-sgi-document-create-update.sql</w:t>
             </w:r>
           </w:p>
         </w:tc>
@@ -9461,7 +10346,7 @@
                 <w:rFonts w:ascii="Arial" w:hAnsi="Arial" w:eastAsia="Arial" w:cs="Tahoma"/>
                 <w:sz w:val="18"/>
               </w:rPr>
-              <w:t>BFF · src/common/client-services/sbpgi-client.service.ts</w:t>
+              <w:t>BFF · src/common/client-services/sgi-client.service.ts</w:t>
             </w:r>
           </w:p>
         </w:tc>
@@ -9551,7 +10436,7 @@
                 <w:rFonts w:ascii="Arial" w:hAnsi="Arial" w:eastAsia="Arial" w:cs="Tahoma"/>
                 <w:sz w:val="18"/>
               </w:rPr>
-              <w:t>BFF · src/modules/sbpgi-document-create-update/sbpgi-document-create-update.controller.ts</w:t>
+              <w:t>BFF · src/modules/sgi-document-create-update/sgi-document-create-update.controller.ts</w:t>
             </w:r>
           </w:p>
         </w:tc>
@@ -9584,7 +10469,7 @@
                 <w:color w:val="8A3324"/>
                 <w:sz w:val="18"/>
               </w:rPr>
-              <w:t>/bff/sbpgi/…</w:t>
+              <w:t>/bff/sgi/…</w:t>
             </w:r>
             <w:r>
               <w:rPr>
@@ -9628,7 +10513,7 @@
                 <w:rFonts w:ascii="Arial" w:hAnsi="Arial" w:eastAsia="Arial" w:cs="Tahoma"/>
                 <w:sz w:val="18"/>
               </w:rPr>
-              <w:t>BFF · src/modules/sbpgi-document-create-update/sbpgi-document-create-update.service.ts</w:t>
+              <w:t>BFF · src/modules/sgi-document-create-update/sgi-document-create-update.service.ts</w:t>
             </w:r>
           </w:p>
         </w:tc>
@@ -9723,7 +10608,7 @@
           <w:rFonts w:ascii="Courier New" w:hAnsi="Courier New" w:eastAsia="Courier New" w:cs="Tahoma"/>
           <w:sz w:val="16"/>
         </w:rPr>
-        <w:t>// src/modules/sbpgi-document-create-update/sbpgi-document-create-update.controller.ts</w:t>
+        <w:t>// src/modules/sgi-document-create-update/sgi-document-create-update.controller.ts</w:t>
         <w:br/>
         <w:t>import { Body, Controller, Param, Post, Put, UseGuards } from '@nestjs/common';</w:t>
         <w:br/>
@@ -9731,46 +10616,46 @@
         <w:br/>
         <w:t>import { UserId } from '../../common/decorators/user-id.decorator';</w:t>
         <w:br/>
-        <w:t>import { SbpgiDocumentCreateUpdateService } from './sbpgi-document-create-update.service';</w:t>
+        <w:t>import { SgiDocumentCreateUpdateService } from './sgi-document-create-update.service';</w:t>
         <w:br/>
-        <w:t>import { CreateSbpgiDocumentBodyDto, UpdateSbpgiDocumentByDocNoBodyDto } from './dto/sbpgi-document-create-update.dto';</w:t>
+        <w:t>import { CreateSgiDocumentBodyDto, UpdateSgiDocumentByDocNoBodyDto } from './dto/sgi-document-create-update.dto';</w:t>
         <w:br/>
         <w:br/>
         <w:t>// LLDD BE - API Document Create and Update</w:t>
         <w:br/>
         <w:t>// BFF เรียกด้วย x-api-key และแนบ x-user-id / x-user-group-id / x-user-permissions มาให้</w:t>
         <w:br/>
-        <w:t>@Controller('sbpgi/sbpgi/document')</w:t>
+        <w:t>@Controller('sgi/sgi/document')</w:t>
         <w:br/>
         <w:t>@UseGuards(HttpHeaderGuard)</w:t>
         <w:br/>
-        <w:t>export class SbpgiDocumentCreateUpdateController {</w:t>
+        <w:t>export class SgiDocumentCreateUpdateController {</w:t>
         <w:br/>
-        <w:t xml:space="preserve">  constructor(private readonly service: SbpgiDocumentCreateUpdateService) {}</w:t>
+        <w:t xml:space="preserve">  constructor(private readonly service: SgiDocumentCreateUpdateService) {}</w:t>
         <w:br/>
         <w:br/>
-        <w:t xml:space="preserve">  // POST /api/v1/sbpgi/document — Create document API</w:t>
+        <w:t xml:space="preserve">  // POST /api/v1/sgi/document — Create document API</w:t>
         <w:br/>
         <w:t xml:space="preserve">  @Post('document')</w:t>
         <w:br/>
-        <w:t xml:space="preserve">  createSbpgiDocument(@Body() body: CreateSbpgiDocumentBodyDto, @UserId() userId: string) {</w:t>
+        <w:t xml:space="preserve">  createSgiDocument(@Body() body: CreateSgiDocumentBodyDto, @UserId() userId: string) {</w:t>
         <w:br/>
         <w:t xml:space="preserve">    // TODO: ตรวจ x-user-permissions ก่อนเรียก service ถ้า endpoint นี้จำกัดสิทธิ์เมนู</w:t>
         <w:br/>
-        <w:t xml:space="preserve">    return this.service.createSbpgiDocument(body, userId);</w:t>
+        <w:t xml:space="preserve">    return this.service.createSgiDocument(body, userId);</w:t>
         <w:br/>
         <w:t xml:space="preserve">  }</w:t>
         <w:br/>
         <w:br/>
-        <w:t xml:space="preserve">  // PUT /api/v1/sbpgi/document/{docNo} — Update document partial sections</w:t>
+        <w:t xml:space="preserve">  // PUT /api/v1/sgi/document/{docNo} — Update document partial sections</w:t>
         <w:br/>
         <w:t xml:space="preserve">  @Put('document/:docNo')</w:t>
         <w:br/>
-        <w:t xml:space="preserve">  updateSbpgiDocumentByDocNo(</w:t>
+        <w:t xml:space="preserve">  updateSgiDocumentByDocNo(</w:t>
         <w:br/>
         <w:t xml:space="preserve">    @Param('docNo') docNo: string,</w:t>
         <w:br/>
-        <w:t xml:space="preserve">    @Body() body: UpdateSbpgiDocumentByDocNoBodyDto,</w:t>
+        <w:t xml:space="preserve">    @Body() body: UpdateSgiDocumentByDocNoBodyDto,</w:t>
         <w:br/>
         <w:t xml:space="preserve">    @UserId() userId: string,</w:t>
         <w:br/>
@@ -9778,7 +10663,7 @@
         <w:br/>
         <w:t xml:space="preserve">    // TODO: ตรวจ x-user-permissions ก่อนเรียก service ถ้า endpoint นี้จำกัดสิทธิ์เมนู</w:t>
         <w:br/>
-        <w:t xml:space="preserve">    return this.service.updateSbpgiDocumentByDocNo(docNo, body, userId);</w:t>
+        <w:t xml:space="preserve">    return this.service.updateSgiDocumentByDocNo(docNo, body, userId);</w:t>
         <w:br/>
         <w:t xml:space="preserve">  }</w:t>
         <w:br/>
@@ -9806,7 +10691,7 @@
           <w:rFonts w:ascii="Courier New" w:hAnsi="Courier New" w:eastAsia="Courier New" w:cs="Tahoma"/>
           <w:sz w:val="16"/>
         </w:rPr>
-        <w:t>// src/modules/sbpgi-document-create-update/dto/sbpgi-document-create-update.dto.ts</w:t>
+        <w:t>// src/modules/sgi-document-create-update/dto/sgi-document-create-update.dto.ts</w:t>
         <w:br/>
         <w:t>import { Type } from 'class-transformer';</w:t>
         <w:br/>
@@ -9824,9 +10709,9 @@
         <w:t>// property ที่ไม่ประกาศที่นี่จะถูก reject เป็น 400 อัตโนมัติ</w:t>
         <w:br/>
         <w:br/>
-        <w:t>// body ของ POST /api/v1/sbpgi/document</w:t>
+        <w:t>// body ของ POST /api/v1/sgi/document</w:t>
         <w:br/>
-        <w:t>export class CreateSbpgiDocumentBodyDto {</w:t>
+        <w:t>export class CreateSgiDocumentBodyDto {</w:t>
         <w:br/>
         <w:t xml:space="preserve">  @IsNotEmpty()</w:t>
         <w:br/>
@@ -9893,9 +10778,9 @@
           <w:rFonts w:ascii="Courier New" w:hAnsi="Courier New" w:eastAsia="Courier New" w:cs="Tahoma"/>
           <w:sz w:val="16"/>
         </w:rPr>
-        <w:t>// body ของ PUT /api/v1/sbpgi/document/{docNo}</w:t>
+        <w:t>// body ของ PUT /api/v1/sgi/document/{docNo}</w:t>
         <w:br/>
-        <w:t>export class UpdateSbpgiDocumentByDocNoBodyDto {</w:t>
+        <w:t>export class UpdateSgiDocumentByDocNoBodyDto {</w:t>
         <w:br/>
         <w:t xml:space="preserve">  @IsNotEmpty()</w:t>
         <w:br/>
@@ -9955,7 +10840,7 @@
           <w:rFonts w:ascii="Courier New" w:hAnsi="Courier New" w:eastAsia="Courier New" w:cs="Tahoma"/>
           <w:sz w:val="16"/>
         </w:rPr>
-        <w:t>// src/modules/sbpgi-document-create-update/sbpgi-document-create-update.service.ts</w:t>
+        <w:t>// src/modules/sgi-document-create-update/sgi-document-create-update.service.ts</w:t>
         <w:br/>
         <w:t>import { Inject, Injectable, Logger, NotFoundException, NotImplementedException } from '@nestjs/common';</w:t>
         <w:br/>
@@ -9963,18 +10848,18 @@
         <w:br/>
         <w:t>import { WorkflowService } from '../workflow/workflow.service';</w:t>
         <w:br/>
-        <w:t>import { SBPGI_SQL } from './sbpgi-document-create-update.sql';</w:t>
+        <w:t>import { SGI_SQL } from './sgi-document-create-update.sql';</w:t>
         <w:br/>
         <w:br/>
         <w:t>@Injectable()</w:t>
         <w:br/>
-        <w:t>export class SbpgiDocumentCreateUpdateService {</w:t>
+        <w:t>export class SgiDocumentCreateUpdateService {</w:t>
         <w:br/>
-        <w:t xml:space="preserve">  private readonly logger = new Logger(SbpgiDocumentCreateUpdateService.name);</w:t>
+        <w:t xml:space="preserve">  private readonly logger = new Logger(SgiDocumentCreateUpdateService.name);</w:t>
         <w:br/>
         <w:t xml:space="preserve">  // versionId ของ workflow ประกันรายได้ (ตั้งใน env เหมือน COOPERATION_WORKFLOW_VERSION_ID)</w:t>
         <w:br/>
-        <w:t xml:space="preserve">  private readonly versionId = Number(process.env.SBPGI_WORKFLOW_VERSION_ID);</w:t>
+        <w:t xml:space="preserve">  private readonly versionId = Number(process.env.SGI_WORKFLOW_VERSION_ID);</w:t>
         <w:br/>
         <w:br/>
         <w:t xml:space="preserve">  constructor(</w:t>
@@ -9988,11 +10873,11 @@
         <w:t xml:space="preserve">  ) {}</w:t>
         <w:br/>
         <w:br/>
-        <w:t xml:space="preserve">  // POST /api/v1/sbpgi/document — Create document API</w:t>
+        <w:t xml:space="preserve">  // POST /api/v1/sgi/document — Create document API</w:t>
         <w:br/>
         <w:t xml:space="preserve">  // mutation ต้องอยู่ใน transaction เดียว (ไม่มี audit ของ master แล้ว · 2026-08-07)</w:t>
         <w:br/>
-        <w:t xml:space="preserve">  async createSbpgiDocument(body: CreateSbpgiDocumentBodyDto, userId: string) {</w:t>
+        <w:t xml:space="preserve">  async createSgiDocument(body: CreateSgiDocumentBodyDto, userId: string) {</w:t>
         <w:br/>
         <w:t xml:space="preserve">    const runner = this.dataSource.createQueryRunner();</w:t>
         <w:br/>
@@ -10002,9 +10887,9 @@
         <w:br/>
         <w:t xml:space="preserve">    try {</w:t>
         <w:br/>
-        <w:t xml:space="preserve">      // TODO: lock แถวเป้าหมายของ compensation_documents ด้วย SELECT ... FOR UPDATE ก่อนเขียน</w:t>
+        <w:t xml:space="preserve">      // TODO: lock แถวเป้าหมายของ sgi_compensation_documents ด้วย SELECT ... FOR UPDATE ก่อนเขียน</w:t>
         <w:br/>
-        <w:t xml:space="preserve">      const [current] = await runner.query(SBPGI_SQL.createSbpgiDocumentLock, [body.docNo]);</w:t>
+        <w:t xml:space="preserve">      const [current] = await runner.query(SGI_SQL.createSgiDocumentLock, [body.docNo]);</w:t>
         <w:br/>
         <w:t xml:space="preserve">      if (!current) {</w:t>
         <w:br/>
@@ -10012,13 +10897,13 @@
         <w:br/>
         <w:t xml:space="preserve">      }</w:t>
         <w:br/>
-        <w:t xml:space="preserve">      await runner.query(SBPGI_SQL.createSbpgiDocument, [/* TODO: ผูกค่าจาก body */]);</w:t>
+        <w:t xml:space="preserve">      await runner.query(SGI_SQL.createSgiDocument, [/* TODO: ผูกค่าจาก body */]);</w:t>
         <w:br/>
         <w:t xml:space="preserve">      await runner.commitTransaction();</w:t>
         <w:br/>
         <w:t xml:space="preserve">      // ⚠️ workflow engine อยู่คนละ DataSource ('workflow-connection' ของ @srm/glb-workflow)</w:t>
         <w:br/>
-        <w:t xml:space="preserve">      //    จึง **atomic ร่วมกับ transaction ข้างบนไม่ได้** — ต้อง commit ฝั่ง SBPGI ให้เสร็จก่อน</w:t>
+        <w:t xml:space="preserve">      //    จึง **atomic ร่วมกับ transaction ข้างบนไม่ได้** — ต้อง commit ฝั่ง SGI ให้เสร็จก่อน</w:t>
         <w:br/>
         <w:t xml:space="preserve">      //    แล้วค่อย eventWorkflow (idempotency key = referenceId = docNo)</w:t>
         <w:br/>
@@ -10026,7 +10911,7 @@
         <w:br/>
         <w:t xml:space="preserve">      // TODO: ถ้า eventWorkflow ล้มเหลว ต้องมี compensating action และบันทึกผลลง</w:t>
         <w:br/>
-        <w:t xml:space="preserve">      //       consideration_logs เพื่อให้ job reconcile ตามเก็บได้</w:t>
+        <w:t xml:space="preserve">      //       sgi_consideration_logs เพื่อให้ job reconcile ตามเก็บได้</w:t>
         <w:br/>
         <w:t xml:space="preserve">      return { message: 'saved' };</w:t>
         <w:br/>
@@ -10047,15 +10932,15 @@
         <w:t xml:space="preserve">  }</w:t>
         <w:br/>
         <w:br/>
-        <w:t xml:space="preserve">  // PUT /api/v1/sbpgi/document/{docNo} — Update document partial sections</w:t>
+        <w:t xml:space="preserve">  // PUT /api/v1/sgi/document/{docNo} — Update document partial sections</w:t>
         <w:br/>
-        <w:t xml:space="preserve">  async updateSbpgiDocumentByDocNo(docNo: string, body: UpdateSbpgiDocumentByDocNoBodyDto, userId: string) {</w:t>
+        <w:t xml:space="preserve">  async updateSgiDocumentByDocNo(docNo: string, body: UpdateSgiDocumentByDocNoBodyDto, userId: string) {</w:t>
         <w:br/>
-        <w:t xml:space="preserve">    // TODO: implement ตาม business rule ของ PUT /api/v1/sbpgi/document/{docNo}</w:t>
+        <w:t xml:space="preserve">    // TODO: implement ตาม business rule ของ PUT /api/v1/sgi/document/{docNo}</w:t>
         <w:br/>
-        <w:t xml:space="preserve">    //       (SQL อยู่ในหัวข้อ Database SQL คีย์ 'PUT /api/v1/sbpgi/document/{docNo}')</w:t>
+        <w:t xml:space="preserve">    //       (SQL อยู่ในหัวข้อ Database SQL คีย์ 'PUT /api/v1/sgi/document/{docNo}')</w:t>
         <w:br/>
-        <w:t xml:space="preserve">    throw new NotImplementedException('updateSbpgiDocumentByDocNo ยังไม่ implement');</w:t>
+        <w:t xml:space="preserve">    throw new NotImplementedException('updateSgiDocumentByDocNo ยังไม่ implement');</w:t>
         <w:br/>
         <w:t xml:space="preserve">  }</w:t>
         <w:br/>
@@ -10084,7 +10969,7 @@
         <w:rPr>
           <w:b/>
         </w:rPr>
-        <w:t>ชื่อ function ของ engine — ยึด LLDD ของ lib (ปิดข้อค้าง 2026-08-14)</w:t>
+        <w:t>ชื่อ function ของ engine — ยึด LLDD ของ lib (ยืนยันแล้ว 2026-08-14)</w:t>
       </w:r>
       <w:r>
         <w:t xml:space="preserve"> · API จริงคือ 8 ตัวตามชีต </w:t>
@@ -10382,7 +11267,7 @@
           <w:rFonts w:ascii="Courier New" w:hAnsi="Courier New" w:eastAsia="Courier New" w:cs="Tahoma"/>
           <w:sz w:val="16"/>
         </w:rPr>
-        <w:t>// src/modules/sbpgi-document-create-update/sbpgi-document-create-update.workflow.ts (หรือรวมไว้ใน service เดียวกัน)</w:t>
+        <w:t>// src/modules/sgi-document-create-update/sgi-document-create-update.workflow.ts (หรือรวมไว้ใน service เดียวกัน)</w:t>
         <w:br/>
         <w:t>// WorkflowService = wrapper ของ @srm/glb-workflow ที่ store-backend มีอยู่แล้ว</w:t>
         <w:br/>
@@ -10417,12 +11302,12 @@
           <w:rFonts w:ascii="Courier New" w:hAnsi="Courier New" w:eastAsia="Courier New" w:cs="Tahoma"/>
           <w:sz w:val="16"/>
         </w:rPr>
-        <w:t>// src/entitys/compensation-documents.entity.ts</w:t>
+        <w:t>// src/entitys/sgi-compensation-documents.entity.ts</w:t>
         <w:br/>
         <w:t>import { Column, Entity, PrimaryColumn } from 'typeorm';</w:t>
         <w:br/>
         <w:br/>
-        <w:t>@Entity({ name: 'compensation_documents', schema: process.env.DB_SCHEMA })</w:t>
+        <w:t>@Entity({ name: 'sgi_compensation_documents', schema: process.env.DB_SCHEMA })</w:t>
         <w:br/>
         <w:t>export class CompensationDocument {</w:t>
         <w:br/>
@@ -10506,7 +11391,7 @@
         <w:t xml:space="preserve">  updatedAt?: Date;</w:t>
         <w:br/>
         <w:br/>
-        <w:t xml:space="preserve">  // TODO: ตรวจความยาว/precision กับ DDL จริงใน sql/deploy-sbpgi-*.sql ก่อน merge</w:t>
+        <w:t xml:space="preserve">  // TODO: ตรวจความยาว/precision กับ DDL จริงใน sql/deploy-sgi-*.sql ก่อน merge</w:t>
         <w:br/>
         <w:t xml:space="preserve">  //       entity ชุดนี้ไม่ประกาศ relation ตาม convention (join ด้วย raw SQL)</w:t>
         <w:br/>
@@ -10523,12 +11408,12 @@
           <w:rFonts w:ascii="Courier New" w:hAnsi="Courier New" w:eastAsia="Courier New" w:cs="Tahoma"/>
           <w:sz w:val="16"/>
         </w:rPr>
-        <w:t>// src/entitys/document-new-stores.entity.ts</w:t>
+        <w:t>// src/entitys/sgi-document-new-stores.entity.ts</w:t>
         <w:br/>
         <w:t>import { Column, Entity, PrimaryColumn } from 'typeorm';</w:t>
         <w:br/>
         <w:br/>
-        <w:t>@Entity({ name: 'document_new_stores', schema: process.env.DB_SCHEMA })</w:t>
+        <w:t>@Entity({ name: 'sgi_document_new_stores', schema: process.env.DB_SCHEMA })</w:t>
         <w:br/>
         <w:t>export class DocumentNewStore {</w:t>
         <w:br/>
@@ -10567,7 +11452,7 @@
         <w:t xml:space="preserve">  openDate?: Date;</w:t>
         <w:br/>
         <w:br/>
-        <w:t xml:space="preserve">  // TODO: ตรวจความยาว/precision กับ DDL จริงใน sql/deploy-sbpgi-*.sql ก่อน merge</w:t>
+        <w:t xml:space="preserve">  // TODO: ตรวจความยาว/precision กับ DDL จริงใน sql/deploy-sgi-*.sql ก่อน merge</w:t>
         <w:br/>
         <w:t xml:space="preserve">  //       entity ชุดนี้ไม่ประกาศ relation ตาม convention (join ด้วย raw SQL)</w:t>
         <w:br/>
@@ -10582,7 +11467,7 @@
         <w:rPr>
           <w:rFonts w:ascii="Courier New" w:hAnsi="Courier New" w:eastAsia="Courier New" w:cs="Tahoma"/>
         </w:rPr>
-        <w:t>document_competitors</w:t>
+        <w:t>sgi_document_competitors</w:t>
       </w:r>
       <w:r>
         <w:t xml:space="preserve">, </w:t>
@@ -10591,7 +11476,7 @@
         <w:rPr>
           <w:rFonts w:ascii="Courier New" w:hAnsi="Courier New" w:eastAsia="Courier New" w:cs="Tahoma"/>
         </w:rPr>
-        <w:t>document_running_numbers</w:t>
+        <w:t>sgi_document_running_numbers</w:t>
       </w:r>
       <w:r>
         <w:t xml:space="preserve">, </w:t>
@@ -10600,7 +11485,7 @@
         <w:rPr>
           <w:rFonts w:ascii="Courier New" w:hAnsi="Courier New" w:eastAsia="Courier New" w:cs="Tahoma"/>
         </w:rPr>
-        <w:t>document_cost_details</w:t>
+        <w:t>sgi_document_cost_details</w:t>
       </w:r>
       <w:r>
         <w:t xml:space="preserve">, </w:t>
@@ -10609,7 +11494,7 @@
         <w:rPr>
           <w:rFonts w:ascii="Courier New" w:hAnsi="Courier New" w:eastAsia="Courier New" w:cs="Tahoma"/>
         </w:rPr>
-        <w:t>document_external_factors</w:t>
+        <w:t>sgi_document_external_factors</w:t>
       </w:r>
       <w:r>
         <w:t xml:space="preserve">) ใช้รูปแบบ entity เดียวกัน — คอลัมน์อ้างจาก </w:t>
@@ -10768,7 +11653,7 @@
                 <w:rFonts w:ascii="Arial" w:hAnsi="Arial" w:eastAsia="Arial" w:cs="Tahoma"/>
                 <w:sz w:val="18"/>
               </w:rPr>
-              <w:t>W</w:t>
+              <w:t>W (ผ่าน lib)</w:t>
             </w:r>
           </w:p>
         </w:tc>
@@ -10848,7 +11733,7 @@
                 <w:rFonts w:ascii="Arial" w:hAnsi="Arial" w:eastAsia="Arial" w:cs="Tahoma"/>
                 <w:sz w:val="18"/>
               </w:rPr>
-              <w:t>W</w:t>
+              <w:t>W (ผ่าน lib)</w:t>
             </w:r>
           </w:p>
         </w:tc>
@@ -10901,7 +11786,7 @@
           <w:rFonts w:ascii="Courier New" w:hAnsi="Courier New" w:eastAsia="Courier New" w:cs="Tahoma"/>
           <w:sz w:val="16"/>
         </w:rPr>
-        <w:t>// src/providers/sbpgi/sbpgi.ts — repository provider แบบ factory (ไม่ใช้ TypeOrmModule.forFeature)</w:t>
+        <w:t>// src/providers/sgi/sgi.ts — repository provider แบบ factory (ไม่ใช้ TypeOrmModule.forFeature)</w:t>
         <w:br/>
         <w:t>// convention ของโฟลเดอร์ providers คือ 1 ไฟล์ต่อโดเมน ตั้งชื่อตามโดเมน (business_user/business_user.ts,</w:t>
         <w:br/>
@@ -10909,24 +11794,24 @@
         <w:br/>
         <w:t>//</w:t>
         <w:br/>
-        <w:t>// ⚠️ ไฟล์นี้ใช้ร่วมกันทุกเอกสาร BE ของ SBPGI — ให้ **merge array เพิ่ม** เข้าไฟล์เดิม ห้ามเขียนทับ</w:t>
+        <w:t>// ⚠️ ไฟล์นี้ใช้ร่วมกันทุกเอกสาร BE ของ SGI — ให้ **merge array เพิ่ม** เข้าไฟล์เดิม ห้ามเขียนทับ</w:t>
         <w:br/>
         <w:t>//    (ชื่อ const แยกต่อเอกสารไว้แล้วเพื่อไม่ให้ชนกัน)</w:t>
         <w:br/>
         <w:t>import { DataSource } from 'typeorm';</w:t>
         <w:br/>
-        <w:t>import { CompensationDocument } from '../../entitys/compensation-documents.entity';</w:t>
+        <w:t>import { CompensationDocument } from '../../entitys/sgi-compensation-documents.entity';</w:t>
         <w:br/>
-        <w:t>import { DocumentNewStore } from '../../entitys/document-new-stores.entity';</w:t>
+        <w:t>import { DocumentNewStore } from '../../entitys/sgi-document-new-stores.entity';</w:t>
         <w:br/>
-        <w:t>import { DocumentCompetitor } from '../../entitys/document-competitors.entity';</w:t>
+        <w:t>import { DocumentCompetitor } from '../../entitys/sgi-document-competitors.entity';</w:t>
         <w:br/>
         <w:br/>
-        <w:t>export const sbpgiDocumentCreateUpdateProviders = [</w:t>
+        <w:t>export const sgiDocumentCreateUpdateProviders = [</w:t>
         <w:br/>
         <w:t xml:space="preserve">  {</w:t>
         <w:br/>
-        <w:t xml:space="preserve">    provide: 'COMPENSATION_DOCUMENT_REPOSITORY',</w:t>
+        <w:t xml:space="preserve">    provide: 'SGI_COMPENSATION_DOCUMENT_REPOSITORY',</w:t>
         <w:br/>
         <w:t xml:space="preserve">    useFactory: (dataSource: DataSource) =&gt; dataSource.getRepository(CompensationDocument),</w:t>
         <w:br/>
@@ -10936,7 +11821,7 @@
         <w:br/>
         <w:t xml:space="preserve">  {</w:t>
         <w:br/>
-        <w:t xml:space="preserve">    provide: 'DOCUMENT_NEW_STORE_REPOSITORY',</w:t>
+        <w:t xml:space="preserve">    provide: 'SGI_DOCUMENT_NEW_STORE_REPOSITORY',</w:t>
         <w:br/>
         <w:t xml:space="preserve">    useFactory: (dataSource: DataSource) =&gt; dataSource.getRepository(DocumentNewStore),</w:t>
         <w:br/>
@@ -10946,7 +11831,7 @@
         <w:br/>
         <w:t xml:space="preserve">  {</w:t>
         <w:br/>
-        <w:t xml:space="preserve">    provide: 'DOCUMENT_COMPETITOR_REPOSITORY',</w:t>
+        <w:t xml:space="preserve">    provide: 'SGI_DOCUMENT_COMPETITOR_REPOSITORY',</w:t>
         <w:br/>
         <w:t xml:space="preserve">    useFactory: (dataSource: DataSource) =&gt; dataSource.getRepository(DocumentCompetitor),</w:t>
         <w:br/>
@@ -10957,7 +11842,7 @@
         <w:t>];</w:t>
         <w:br/>
         <w:br/>
-        <w:t>// src/modules/sbpgi-document-create-update/sbpgi-document-create-update.module.ts</w:t>
+        <w:t>// src/modules/sgi-document-create-update/sgi-document-create-update.module.ts</w:t>
         <w:br/>
         <w:t>import { MiddlewareConsumer, Module, NestModule } from '@nestjs/common';</w:t>
         <w:br/>
@@ -10973,38 +11858,38 @@
         <w:br/>
         <w:t>import { WorkflowModule } from '../workflow/workflow.module';</w:t>
         <w:br/>
-        <w:t>import { sbpgiDocumentCreateUpdateProviders } from '../../providers/sbpgi/sbpgi';</w:t>
+        <w:t>import { sgiDocumentCreateUpdateProviders } from '../../providers/sgi/sgi';</w:t>
         <w:br/>
-        <w:t>import { SbpgiDocumentCreateUpdateController } from './sbpgi-document-create-update.controller';</w:t>
+        <w:t>import { SgiDocumentCreateUpdateController } from './sgi-document-create-update.controller';</w:t>
         <w:br/>
-        <w:t>import { SbpgiDocumentCreateUpdateService } from './sbpgi-document-create-update.service';</w:t>
+        <w:t>import { SgiDocumentCreateUpdateService } from './sgi-document-create-update.service';</w:t>
         <w:br/>
         <w:br/>
         <w:t>@Module({</w:t>
         <w:br/>
         <w:t xml:space="preserve">  imports: [DatabaseModule, WorkflowModule],</w:t>
         <w:br/>
-        <w:t xml:space="preserve">  controllers: [SbpgiDocumentCreateUpdateController],</w:t>
+        <w:t xml:space="preserve">  controllers: [SgiDocumentCreateUpdateController],</w:t>
         <w:br/>
-        <w:t xml:space="preserve">  providers: [SbpgiDocumentCreateUpdateService, ...sbpgiDocumentCreateUpdateProviders],</w:t>
+        <w:t xml:space="preserve">  providers: [SgiDocumentCreateUpdateService, ...sgiDocumentCreateUpdateProviders],</w:t>
         <w:br/>
-        <w:t xml:space="preserve">  exports: [SbpgiDocumentCreateUpdateService],</w:t>
+        <w:t xml:space="preserve">  exports: [SgiDocumentCreateUpdateService],</w:t>
         <w:br/>
         <w:t>})</w:t>
         <w:br/>
-        <w:t>export class SbpgiDocumentCreateUpdateModule implements NestModule {</w:t>
+        <w:t>export class SgiDocumentCreateUpdateModule implements NestModule {</w:t>
         <w:br/>
         <w:t xml:space="preserve">  configure(consumer: MiddlewareConsumer) {</w:t>
         <w:br/>
         <w:t xml:space="preserve">    // ถ้าไม่ apply ตรงนี้ userId จะเป็น undefined เงียบ ๆ ทุก endpoint</w:t>
         <w:br/>
-        <w:t xml:space="preserve">    consumer.apply(UserContextMiddleware).forRoutes(SbpgiDocumentCreateUpdateController);</w:t>
+        <w:t xml:space="preserve">    consumer.apply(UserContextMiddleware).forRoutes(SgiDocumentCreateUpdateController);</w:t>
         <w:br/>
         <w:t xml:space="preserve">  }</w:t>
         <w:br/>
         <w:t>}</w:t>
         <w:br/>
-        <w:t>// TODO: register module นี้ใน app.module.ts (imports) พร้อมกับโมดูล SBPGI ตัวอื่น</w:t>
+        <w:t>// TODO: register module นี้ใน app.module.ts (imports) พร้อมกับโมดูล SGI ตัวอื่น</w:t>
       </w:r>
     </w:p>
     <w:p>
@@ -11029,7 +11914,7 @@
         <w:rPr>
           <w:color w:val="8A3324"/>
         </w:rPr>
-        <w:t>/bff/sbpgi/…</w:t>
+        <w:t>/bff/sgi/…</w:t>
       </w:r>
       <w:r>
         <w:t xml:space="preserve">) เพื่อไม่ให้ปนแบบที่มี/ไม่มี </w:t>
@@ -11054,7 +11939,7 @@
           <w:rFonts w:ascii="Courier New" w:hAnsi="Courier New" w:eastAsia="Courier New" w:cs="Tahoma"/>
           <w:sz w:val="16"/>
         </w:rPr>
-        <w:t>// src/common/client-services/sbpgi-client.service.ts</w:t>
+        <w:t>// src/common/client-services/sgi-client.service.ts</w:t>
         <w:br/>
         <w:t>import { Injectable, Logger, OnModuleInit } from '@nestjs/common';</w:t>
         <w:br/>
@@ -11063,14 +11948,14 @@
         <w:br/>
         <w:t>@Injectable()</w:t>
         <w:br/>
-        <w:t>export class SbpgiClientService extends BaseClientService implements OnModuleInit {</w:t>
+        <w:t>export class SgiClientService extends BaseClientService implements OnModuleInit {</w:t>
         <w:br/>
-        <w:t xml:space="preserve">  protected logger: Logger = new Logger(SbpgiClientService.name);</w:t>
+        <w:t xml:space="preserve">  protected logger: Logger = new Logger(SgiClientService.name);</w:t>
         <w:br/>
         <w:br/>
         <w:t xml:space="preserve">  onModuleInit() {</w:t>
         <w:br/>
-        <w:t xml:space="preserve">    // TODO: ถ้า deploy SBPGI แยก service ให้เพิ่ม API_SBPGI_BACKEND_* ใน AppConfigService</w:t>
+        <w:t xml:space="preserve">    // TODO: ถ้า deploy SGI แยก service ให้เพิ่ม API_SGI_BACKEND_* ใน AppConfigService</w:t>
         <w:br/>
         <w:t xml:space="preserve">    //       ตอนนี้ชี้ store backend ตัวเดียวกับ StoreClientService</w:t>
         <w:br/>
@@ -11084,7 +11969,7 @@
         <w:br/>
         <w:t>// BaseClientService แกะ { success, data } ให้แล้ว — service ฝั่ง BFF จึงได้ data ตรง ๆ</w:t>
         <w:br/>
-        <w:t>// TODO: เพิ่ม SbpgiClientService ใน providers/exports ของ ClientServiceModule (@Global)</w:t>
+        <w:t>// TODO: เพิ่ม SgiClientService ใน providers/exports ของ ClientServiceModule (@Global)</w:t>
       </w:r>
     </w:p>
     <w:p>
@@ -11097,18 +11982,18 @@
           <w:rFonts w:ascii="Courier New" w:hAnsi="Courier New" w:eastAsia="Courier New" w:cs="Tahoma"/>
           <w:sz w:val="16"/>
         </w:rPr>
-        <w:t>// src/modules/sbpgi-document-create-update/sbpgi-document-create-update.service.ts (BFF)</w:t>
+        <w:t>// src/modules/sgi-document-create-update/sgi-document-create-update.service.ts (BFF)</w:t>
         <w:br/>
         <w:t>import { Injectable } from '@nestjs/common';</w:t>
         <w:br/>
-        <w:t>import { SbpgiClientService } from '@common/client-services/sbpgi-client.service';</w:t>
+        <w:t>import { SgiClientService } from '@common/client-services/sgi-client.service';</w:t>
         <w:br/>
         <w:br/>
         <w:t>@Injectable()</w:t>
         <w:br/>
-        <w:t>export class SbpgiDocumentCreateUpdateBffService {</w:t>
+        <w:t>export class SgiDocumentCreateUpdateBffService {</w:t>
         <w:br/>
-        <w:t xml:space="preserve">  constructor(private readonly client: SbpgiClientService) {}</w:t>
+        <w:t xml:space="preserve">  constructor(private readonly client: SgiClientService) {}</w:t>
         <w:br/>
         <w:br/>
         <w:t xml:space="preserve">  // BFF ไม่มี DB — หน้าที่เดียวคือแนบ user context แล้ว forward</w:t>
@@ -11128,64 +12013,64 @@
         <w:t xml:space="preserve">  }</w:t>
         <w:br/>
         <w:br/>
-        <w:t xml:space="preserve">  createSbpgiDocument(body: any, user: any) {</w:t>
+        <w:t xml:space="preserve">  createSgiDocument(body: any, user: any) {</w:t>
         <w:br/>
-        <w:t xml:space="preserve">    return this.client.post('/api/v1/sbpgi/document', body, { headers: this.userHeaders(user) });</w:t>
+        <w:t xml:space="preserve">    return this.client.post('/api/v1/sgi/document', body, { headers: this.userHeaders(user) });</w:t>
         <w:br/>
         <w:t xml:space="preserve">  }</w:t>
         <w:br/>
         <w:br/>
-        <w:t xml:space="preserve">  updateSbpgiDocumentByDocNo(docNo: string, body: any, user: any) {</w:t>
+        <w:t xml:space="preserve">  updateSgiDocumentByDocNo(docNo: string, body: any, user: any) {</w:t>
         <w:br/>
-        <w:t xml:space="preserve">    return this.client.put(`/api/v1/sbpgi/document/${docNo}`, body, { headers: this.userHeaders(user) });</w:t>
+        <w:t xml:space="preserve">    return this.client.put(`/api/v1/sgi/document/${docNo}`, body, { headers: this.userHeaders(user) });</w:t>
         <w:br/>
         <w:t xml:space="preserve">  }</w:t>
         <w:br/>
         <w:t>}</w:t>
         <w:br/>
         <w:br/>
-        <w:t>// ---------- src/modules/sbpgi-document-create-update/sbpgi-document-create-update.controller.ts (BFF) ----------</w:t>
+        <w:t>// ---------- src/modules/sgi-document-create-update/sgi-document-create-update.controller.ts (BFF) ----------</w:t>
         <w:br/>
         <w:t>import { Body, Controller, Delete, Get, Param, Post, Put, Query, Req, UseGuards } from '@nestjs/common';</w:t>
         <w:br/>
         <w:t>import { AuthGuard } from '@nestjs/passport';</w:t>
         <w:br/>
         <w:br/>
-        <w:t>// เลือก prefix แบบเดียวทั้งโมดูล: ใช้ '/bff/sbpgi/...' (ห้ามปนกับแบบไม่มี /bff)</w:t>
+        <w:t>// เลือก prefix แบบเดียวทั้งโมดูล: ใช้ '/bff/sgi/...' (ห้ามปนกับแบบไม่มี /bff)</w:t>
         <w:br/>
-        <w:t>@Controller('bff/sbpgi/document-create-update')</w:t>
+        <w:t>@Controller('bff/sgi/document-create-update')</w:t>
         <w:br/>
         <w:t>@UseGuards(AuthGuard('jwt'))</w:t>
         <w:br/>
-        <w:t>export class SbpgiDocumentCreateUpdateBffController {</w:t>
+        <w:t>export class SgiDocumentCreateUpdateBffController {</w:t>
         <w:br/>
-        <w:t xml:space="preserve">  constructor(private readonly service: SbpgiDocumentCreateUpdateBffService) {}</w:t>
+        <w:t xml:space="preserve">  constructor(private readonly service: SgiDocumentCreateUpdateBffService) {}</w:t>
         <w:br/>
         <w:br/>
-        <w:t xml:space="preserve">  // proxy ของ POST /api/v1/sbpgi/document</w:t>
+        <w:t xml:space="preserve">  // proxy ของ POST /api/v1/sgi/document</w:t>
         <w:br/>
-        <w:t xml:space="preserve">  @Post('sbpgi/document')</w:t>
+        <w:t xml:space="preserve">  @Post('sgi/document')</w:t>
         <w:br/>
-        <w:t xml:space="preserve">  createSbpgiDocument(@Body() body: any, @Req() req: any) {</w:t>
+        <w:t xml:space="preserve">  createSgiDocument(@Body() body: any, @Req() req: any) {</w:t>
         <w:br/>
-        <w:t xml:space="preserve">    return this.service.createSbpgiDocument(body, req.user);</w:t>
+        <w:t xml:space="preserve">    return this.service.createSgiDocument(body, req.user);</w:t>
         <w:br/>
         <w:t xml:space="preserve">  }</w:t>
         <w:br/>
         <w:br/>
-        <w:t xml:space="preserve">  // proxy ของ PUT /api/v1/sbpgi/document/{docNo}</w:t>
+        <w:t xml:space="preserve">  // proxy ของ PUT /api/v1/sgi/document/{docNo}</w:t>
         <w:br/>
-        <w:t xml:space="preserve">  @Put('sbpgi/document/:docNo')</w:t>
+        <w:t xml:space="preserve">  @Put('sgi/document/:docNo')</w:t>
         <w:br/>
-        <w:t xml:space="preserve">  updateSbpgiDocumentByDocNo(@Param('docNo') docNo: string, @Body() body: any, @Req() req: any) {</w:t>
+        <w:t xml:space="preserve">  updateSgiDocumentByDocNo(@Param('docNo') docNo: string, @Body() body: any, @Req() req: any) {</w:t>
         <w:br/>
-        <w:t xml:space="preserve">    return this.service.updateSbpgiDocumentByDocNo(docNo, body, req.user);</w:t>
+        <w:t xml:space="preserve">    return this.service.updateSgiDocumentByDocNo(docNo, body, req.user);</w:t>
         <w:br/>
         <w:t xml:space="preserve">  }</w:t>
         <w:br/>
         <w:t>}</w:t>
         <w:br/>
-        <w:t>// TODO: register module ใน app.module.ts ของ BFF และเพิ่ม SbpgiClientService ใน ClientServiceModule (@Global)</w:t>
+        <w:t>// TODO: register module ใน app.module.ts ของ BFF และเพิ่ม SgiClientService ใน ClientServiceModule (@Global)</w:t>
       </w:r>
     </w:p>
     <w:p>
@@ -11318,7 +12203,7 @@
                 <w:rFonts w:ascii="Arial" w:hAnsi="Arial" w:eastAsia="Arial" w:cs="Tahoma"/>
                 <w:sz w:val="18"/>
               </w:rPr>
-              <w:t>compensation_documents</w:t>
+              <w:t>sgi_compensation_documents</w:t>
             </w:r>
           </w:p>
         </w:tc>
@@ -11398,7 +12283,7 @@
                 <w:rFonts w:ascii="Arial" w:hAnsi="Arial" w:eastAsia="Arial" w:cs="Tahoma"/>
                 <w:sz w:val="18"/>
               </w:rPr>
-              <w:t>document_new_stores</w:t>
+              <w:t>sgi_document_new_stores</w:t>
             </w:r>
           </w:p>
         </w:tc>
@@ -11478,7 +12363,7 @@
                 <w:rFonts w:ascii="Arial" w:hAnsi="Arial" w:eastAsia="Arial" w:cs="Tahoma"/>
                 <w:sz w:val="18"/>
               </w:rPr>
-              <w:t>document_competitors</w:t>
+              <w:t>sgi_document_competitors</w:t>
             </w:r>
           </w:p>
         </w:tc>
@@ -11558,7 +12443,7 @@
                 <w:rFonts w:ascii="Arial" w:hAnsi="Arial" w:eastAsia="Arial" w:cs="Tahoma"/>
                 <w:sz w:val="18"/>
               </w:rPr>
-              <w:t>document_running_numbers</w:t>
+              <w:t>sgi_document_running_numbers</w:t>
             </w:r>
           </w:p>
         </w:tc>
@@ -11638,7 +12523,7 @@
                 <w:rFonts w:ascii="Arial" w:hAnsi="Arial" w:eastAsia="Arial" w:cs="Tahoma"/>
                 <w:sz w:val="18"/>
               </w:rPr>
-              <w:t>document_cost_details</w:t>
+              <w:t>sgi_document_cost_details</w:t>
             </w:r>
           </w:p>
         </w:tc>
@@ -11718,7 +12603,7 @@
                 <w:rFonts w:ascii="Arial" w:hAnsi="Arial" w:eastAsia="Arial" w:cs="Tahoma"/>
                 <w:sz w:val="18"/>
               </w:rPr>
-              <w:t>document_external_factors</w:t>
+              <w:t>sgi_document_external_factors</w:t>
             </w:r>
           </w:p>
         </w:tc>
@@ -11823,7 +12708,7 @@
                 <w:rFonts w:ascii="Arial" w:hAnsi="Arial" w:eastAsia="Arial" w:cs="Tahoma"/>
                 <w:sz w:val="18"/>
               </w:rPr>
-              <w:t>W</w:t>
+              <w:t>W (ผ่าน lib)</w:t>
             </w:r>
           </w:p>
         </w:tc>
@@ -11903,7 +12788,7 @@
                 <w:rFonts w:ascii="Arial" w:hAnsi="Arial" w:eastAsia="Arial" w:cs="Tahoma"/>
                 <w:sz w:val="18"/>
               </w:rPr>
-              <w:t>W</w:t>
+              <w:t>W (ผ่าน lib)</w:t>
             </w:r>
           </w:p>
         </w:tc>
@@ -11954,7 +12839,7 @@
         <w:rPr>
           <w:b/>
         </w:rPr>
-        <w:t>POST /api/v1/sbpgi/document</w:t>
+        <w:t>POST /api/v1/sgi/document</w:t>
       </w:r>
       <w:r>
         <w:t xml:space="preserve"> — Create document API</w:t>
@@ -11976,26 +12861,26 @@
         <w:br/>
         <w:t>-- กันซ้ำเฉพาะเอกสาร active (SDD GI): เอกสารเดิมที่จบด้วยหยุดชดเชย/เห็นควรไม่ชดเชย เปิดเรื่องใหม่ได้</w:t>
         <w:br/>
-        <w:t>SELECT 1 FROM compensation_documents</w:t>
+        <w:t>SELECT 1 FROM sgi_compensation_documents</w:t>
         <w:br/>
         <w:t>WHERE impact_process_id = :impactProcessId AND status_code &lt;&gt; :statusDone;</w:t>
         <w:br/>
         <w:br/>
         <w:t>-- ออกเลขที่ YYYY/xxxxx (running ต่อปี) แล้วสร้างเอกสาร + เปิด workflow งานแรก (Section 06)</w:t>
         <w:br/>
-        <w:t>INSERT INTO compensation_documents (doc_no, year, running_no, impact_process_id, impacted_store_code, impact_month, status_code, current_section_code, created_by)</w:t>
+        <w:t>INSERT INTO sgi_compensation_documents (doc_no, year, running_no, impact_process_id, impacted_store_code, impact_month, status_code, current_section_code, created_by)</w:t>
         <w:br/>
         <w:t>VALUES (:docNo, :year, :runningNo, :impactProcessId, :storeCode, :month, :statusInit, :section06, :empId);</w:t>
         <w:br/>
         <w:t>-- ⚠️ ไม่ INSERT ตาราง workflow เอง — เรียก @srm/glb-workflow (schema sps_store) ให้ library เขียนให้</w:t>
         <w:br/>
-        <w:t>--    initialize(versionId=:sbpgiVersionId, referenceId=:referenceId, userId=:empId)</w:t>
+        <w:t>--    initialize(versionId=:sgiVersionId, referenceId=:referenceId, userId=:empId)</w:t>
         <w:br/>
         <w:t>--    addPreApprover(versionId, referenceId, stateId=:section06, approver, seq=1)</w:t>
         <w:br/>
         <w:t>--    library เขียน sps_store.workflow_transaction / workflow_approver / workflow_history ให้เอง</w:t>
         <w:br/>
-        <w:t>-- referenceId = compensation_documents.id (surrogate · DP-1 ปิดแล้ว 2026-08-17)</w:t>
+        <w:t>-- referenceId = sgi_compensation_documents.id (surrogate · DP-1 ปิดแล้ว 2026-08-17)</w:t>
         <w:br/>
         <w:t>-- ⚠️ sps_store.workflow_transaction ไม่มี PK/index → กันซ้ำต้องทำที่ application (DP-2)</w:t>
         <w:br/>
@@ -12007,7 +12892,7 @@
         <w:rPr>
           <w:b/>
         </w:rPr>
-        <w:t>PUT /api/v1/sbpgi/document/{docNo}</w:t>
+        <w:t>PUT /api/v1/sgi/document/{docNo}</w:t>
       </w:r>
       <w:r>
         <w:t xml:space="preserve"> — Update document partial sections</w:t>
@@ -12031,24 +12916,24 @@
         <w:br/>
         <w:t>-- optimistic concurrency: mutation ทุกชุดต้องส่ง versionNo ล่าสุด; ไม่ตรงคืน 409 STALE_VERSION</w:t>
         <w:br/>
-        <w:t>UPDATE compensation_documents SET version_no = version_no + 1, updated_at = :now, updated_by = :empId</w:t>
+        <w:t>UPDATE sgi_compensation_documents SET version_no = version_no + 1, updated_at = :now, updated_by = :empId</w:t>
         <w:br/>
         <w:t>WHERE doc_no = :docNo AND version_no = :versionNo;</w:t>
         <w:br/>
-        <w:t>UPDATE document_new_stores       SET compensate_percent = :pct, compensate_amount = :amount</w:t>
+        <w:t>UPDATE sgi_document_new_stores       SET compensate_percent = :pct, compensate_amount = :amount</w:t>
         <w:br/>
         <w:t>WHERE new_store_code = :newStoreCode AND doc_no = :docNo;</w:t>
         <w:br/>
-        <w:t>UPDATE document_competitors      SET impact_date = :date         WHERE id = :competitorId AND doc_no = :docNo;</w:t>
+        <w:t>UPDATE sgi_document_competitors      SET impact_date = :date         WHERE id = :competitorId AND doc_no = :docNo;</w:t>
         <w:br/>
-        <w:t>UPDATE document_external_factors SET date_from = :from, date_to = :to WHERE id = :factorId AND doc_no = :docNo;</w:t>
+        <w:t>UPDATE sgi_document_external_factors SET date_from = :from, date_to = :to WHERE id = :factorId AND doc_no = :docNo;</w:t>
         <w:br/>
         <w:br/>
         <w:t>-- ลบรายการที่ผู้ใช้เอาออก (ปุ่ม "ลบที่เลือก" ส่งอาร์เรย์ชุดใหม่มาแทนทั้งชุด)</w:t>
         <w:br/>
-        <w:t>DELETE FROM document_competitors      WHERE doc_no = :docNo AND id NOT IN (:keepCompetitorIds);</w:t>
+        <w:t>DELETE FROM sgi_document_competitors      WHERE doc_no = :docNo AND id NOT IN (:keepCompetitorIds);</w:t>
         <w:br/>
-        <w:t>DELETE FROM document_external_factors WHERE doc_no = :docNo AND id NOT IN (:keepFactorIds);</w:t>
+        <w:t>DELETE FROM sgi_document_external_factors WHERE doc_no = :docNo AND id NOT IN (:keepFactorIds);</w:t>
       </w:r>
     </w:p>
     <w:p>
@@ -12170,7 +13055,7 @@
                 <w:rFonts w:ascii="Arial" w:hAnsi="Arial" w:eastAsia="Arial" w:cs="Tahoma"/>
                 <w:sz w:val="18"/>
               </w:rPr>
-              <w:t>compensation_documents</w:t>
+              <w:t>sgi_compensation_documents</w:t>
             </w:r>
           </w:p>
         </w:tc>
@@ -12195,7 +13080,7 @@
                 <w:rFonts w:ascii="Arial" w:hAnsi="Arial" w:eastAsia="Arial" w:cs="Tahoma"/>
                 <w:sz w:val="18"/>
               </w:rPr>
-              <w:t>CREATE UNIQUE INDEX uk_compensation_documents_business ON compensation_documents (impacted_store_code, account_year, account_month, round_no);</w:t>
+              <w:t>CREATE UNIQUE INDEX uk_compensation_documents_business ON sgi_compensation_documents (impacted_store_code, account_year, account_month, round_no);</w:t>
             </w:r>
           </w:p>
         </w:tc>
@@ -12220,7 +13105,7 @@
                 <w:rFonts w:ascii="Arial" w:hAnsi="Arial" w:eastAsia="Arial" w:cs="Tahoma"/>
                 <w:sz w:val="18"/>
               </w:rPr>
-              <w:t>ข้อเสนอ — อนุมานจากเงื่อนไข query ที่เอกสารนี้ระบุ ต้องยืนยันกับ DBA ก่อนใช้จริง</w:t>
+              <w:t>อนุมานจากเงื่อนไข query ที่เอกสารนี้ระบุ — สร้างพร้อมสคริปต์ deploy ของ SGI</w:t>
             </w:r>
           </w:p>
         </w:tc>
@@ -12250,7 +13135,7 @@
                 <w:rFonts w:ascii="Arial" w:hAnsi="Arial" w:eastAsia="Arial" w:cs="Tahoma"/>
                 <w:sz w:val="18"/>
               </w:rPr>
-              <w:t>document_new_stores</w:t>
+              <w:t>sgi_document_new_stores</w:t>
             </w:r>
           </w:p>
         </w:tc>
@@ -12275,7 +13160,7 @@
                 <w:rFonts w:ascii="Arial" w:hAnsi="Arial" w:eastAsia="Arial" w:cs="Tahoma"/>
                 <w:sz w:val="18"/>
               </w:rPr>
-              <w:t>CREATE INDEX idx_document_new_stores_doc_no ON document_new_stores (doc_no);</w:t>
+              <w:t>CREATE INDEX idx_document_new_stores_doc_no ON sgi_document_new_stores (doc_no);</w:t>
             </w:r>
           </w:p>
         </w:tc>
@@ -12300,7 +13185,7 @@
                 <w:rFonts w:ascii="Arial" w:hAnsi="Arial" w:eastAsia="Arial" w:cs="Tahoma"/>
                 <w:sz w:val="18"/>
               </w:rPr>
-              <w:t>ข้อเสนอ — อนุมานจากเงื่อนไข query ที่เอกสารนี้ระบุ ต้องยืนยันกับ DBA ก่อนใช้จริง</w:t>
+              <w:t>อนุมานจากเงื่อนไข query ที่เอกสารนี้ระบุ — สร้างพร้อมสคริปต์ deploy ของ SGI</w:t>
             </w:r>
           </w:p>
         </w:tc>
@@ -12330,7 +13215,7 @@
                 <w:rFonts w:ascii="Arial" w:hAnsi="Arial" w:eastAsia="Arial" w:cs="Tahoma"/>
                 <w:sz w:val="18"/>
               </w:rPr>
-              <w:t>document_competitors</w:t>
+              <w:t>sgi_document_competitors</w:t>
             </w:r>
           </w:p>
         </w:tc>
@@ -12355,7 +13240,7 @@
                 <w:rFonts w:ascii="Arial" w:hAnsi="Arial" w:eastAsia="Arial" w:cs="Tahoma"/>
                 <w:sz w:val="18"/>
               </w:rPr>
-              <w:t>CREATE INDEX idx_document_competitors_doc_no ON document_competitors (doc_no, source_system);</w:t>
+              <w:t>CREATE INDEX idx_document_competitors_doc_no ON sgi_document_competitors (doc_no, source_system);</w:t>
             </w:r>
           </w:p>
         </w:tc>
@@ -12380,7 +13265,7 @@
                 <w:rFonts w:ascii="Arial" w:hAnsi="Arial" w:eastAsia="Arial" w:cs="Tahoma"/>
                 <w:sz w:val="18"/>
               </w:rPr>
-              <w:t>ข้อเสนอ — อนุมานจากเงื่อนไข query ที่เอกสารนี้ระบุ ต้องยืนยันกับ DBA ก่อนใช้จริง</w:t>
+              <w:t>อนุมานจากเงื่อนไข query ที่เอกสารนี้ระบุ — สร้างพร้อมสคริปต์ deploy ของ SGI</w:t>
             </w:r>
           </w:p>
         </w:tc>
@@ -12410,7 +13295,7 @@
                 <w:rFonts w:ascii="Arial" w:hAnsi="Arial" w:eastAsia="Arial" w:cs="Tahoma"/>
                 <w:sz w:val="18"/>
               </w:rPr>
-              <w:t>document_external_factors</w:t>
+              <w:t>sgi_document_external_factors</w:t>
             </w:r>
           </w:p>
         </w:tc>
@@ -12435,7 +13320,7 @@
                 <w:rFonts w:ascii="Arial" w:hAnsi="Arial" w:eastAsia="Arial" w:cs="Tahoma"/>
                 <w:sz w:val="18"/>
               </w:rPr>
-              <w:t>CREATE INDEX idx_document_external_factors_doc_no ON document_external_factors (doc_no);</w:t>
+              <w:t>CREATE INDEX idx_document_external_factors_doc_no ON sgi_document_external_factors (doc_no);</w:t>
             </w:r>
           </w:p>
         </w:tc>
@@ -12460,7 +13345,7 @@
                 <w:rFonts w:ascii="Arial" w:hAnsi="Arial" w:eastAsia="Arial" w:cs="Tahoma"/>
                 <w:sz w:val="18"/>
               </w:rPr>
-              <w:t>ข้อเสนอ — อนุมานจากเงื่อนไข query ที่เอกสารนี้ระบุ ต้องยืนยันกับ DBA ก่อนใช้จริง</w:t>
+              <w:t>อนุมานจากเงื่อนไข query ที่เอกสารนี้ระบุ — สร้างพร้อมสคริปต์ deploy ของ SGI</w:t>
             </w:r>
           </w:p>
         </w:tc>
@@ -12493,7 +13378,7 @@
         <w:rPr>
           <w:rFonts w:ascii="Courier New" w:hAnsi="Courier New" w:eastAsia="Courier New" w:cs="Tahoma"/>
         </w:rPr>
-        <w:t>sql/deploy-sbpgi-*.sql</w:t>
+        <w:t>sql/deploy-sgi-*.sql</w:t>
       </w:r>
       <w:r>
         <w:t xml:space="preserve"> แบบ idempotent (</w:t>
@@ -12794,7 +13679,7 @@
                 <w:rFonts w:ascii="Arial" w:hAnsi="Arial" w:eastAsia="Arial" w:cs="Tahoma"/>
                 <w:sz w:val="18"/>
               </w:rPr>
-              <w:t>Insert compensation_documents</w:t>
+              <w:t>Insert sgi_compensation_documents</w:t>
             </w:r>
           </w:p>
         </w:tc>
@@ -14358,7 +15243,7 @@
                 <w:rFonts w:ascii="Courier New" w:hAnsi="Courier New" w:eastAsia="Courier New" w:cs="Tahoma"/>
                 <w:sz w:val="18"/>
               </w:rPr>
-              <w:t>POST /api/v1/sbpgi/document</w:t>
+              <w:t>POST /api/v1/sgi/document</w:t>
             </w:r>
           </w:p>
         </w:tc>
@@ -14438,7 +15323,7 @@
                 <w:rFonts w:ascii="Courier New" w:hAnsi="Courier New" w:eastAsia="Courier New" w:cs="Tahoma"/>
                 <w:sz w:val="18"/>
               </w:rPr>
-              <w:t>PUT /api/v1/sbpgi/document/{docNo}</w:t>
+              <w:t>PUT /api/v1/sgi/document/{docNo}</w:t>
             </w:r>
           </w:p>
         </w:tc>
@@ -14518,7 +15403,7 @@
                 <w:rFonts w:ascii="Courier New" w:hAnsi="Courier New" w:eastAsia="Courier New" w:cs="Tahoma"/>
                 <w:sz w:val="18"/>
               </w:rPr>
-              <w:t>compensation_documents</w:t>
+              <w:t>sgi_compensation_documents</w:t>
             </w:r>
             <w:r>
               <w:rPr>
@@ -14546,7 +15431,7 @@
                 <w:rFonts w:ascii="Courier New" w:hAnsi="Courier New" w:eastAsia="Courier New" w:cs="Tahoma"/>
                 <w:sz w:val="18"/>
               </w:rPr>
-              <w:t>document_new_stores</w:t>
+              <w:t>sgi_document_new_stores</w:t>
             </w:r>
           </w:p>
         </w:tc>
